--- a/Chudopalov_B_A_RAZRABOTKA_PLATFORMI_UPRAVLENIA_PROGRAMMNIMI_PROEKTAMI.docx
+++ b/Chudopalov_B_A_RAZRABOTKA_PLATFORMI_UPRAVLENIA_PROGRAMMNIMI_PROEKTAMI.docx
@@ -407,16 +407,16 @@
                 <w:szCs w:val="28"/>
               </w:rPr>
             </w:pPr>
-            <w:bookmarkStart w:id="1" w:name="_Toc195522934"/>
-            <w:bookmarkStart w:id="2" w:name="_Toc196051117"/>
-            <w:bookmarkStart w:id="3" w:name="_Toc195140816"/>
-            <w:bookmarkStart w:id="4" w:name="_Toc195139999"/>
-            <w:bookmarkStart w:id="5" w:name="_Toc197412251"/>
-            <w:bookmarkStart w:id="6" w:name="_Toc197217238"/>
+            <w:bookmarkStart w:id="1" w:name="_Toc197410299"/>
+            <w:bookmarkStart w:id="2" w:name="_Toc195522934"/>
+            <w:bookmarkStart w:id="3" w:name="_Toc196051117"/>
+            <w:bookmarkStart w:id="4" w:name="_Toc195140816"/>
+            <w:bookmarkStart w:id="5" w:name="_Toc195139999"/>
+            <w:bookmarkStart w:id="6" w:name="_Toc197412251"/>
             <w:bookmarkStart w:id="7" w:name="_Toc195195707"/>
-            <w:bookmarkStart w:id="8" w:name="_Toc195525835"/>
+            <w:bookmarkStart w:id="8" w:name="_Toc197217238"/>
             <w:bookmarkStart w:id="9" w:name="_Toc195140758"/>
-            <w:bookmarkStart w:id="10" w:name="_Toc197410299"/>
+            <w:bookmarkStart w:id="10" w:name="_Toc195525835"/>
             <w:r>
               <w:rPr>
                 <w:rFonts w:eastAsia="Times New Roman" w:cs="Times New Roman" w:ascii="Times New Roman" w:hAnsi="Times New Roman"/>
@@ -501,16 +501,16 @@
                 <w:szCs w:val="28"/>
               </w:rPr>
             </w:pPr>
-            <w:bookmarkStart w:id="11" w:name="_Toc195140000"/>
-            <w:bookmarkStart w:id="12" w:name="_Toc197412252"/>
-            <w:bookmarkStart w:id="13" w:name="_Toc196051118"/>
-            <w:bookmarkStart w:id="14" w:name="_Toc197410300"/>
-            <w:bookmarkStart w:id="15" w:name="_Toc195525836"/>
-            <w:bookmarkStart w:id="16" w:name="_Toc195140817"/>
-            <w:bookmarkStart w:id="17" w:name="_Toc195195708"/>
-            <w:bookmarkStart w:id="18" w:name="_Toc197217239"/>
-            <w:bookmarkStart w:id="19" w:name="_Toc195522935"/>
-            <w:bookmarkStart w:id="20" w:name="_Toc195140759"/>
+            <w:bookmarkStart w:id="11" w:name="_Toc195195708"/>
+            <w:bookmarkStart w:id="12" w:name="_Toc195140759"/>
+            <w:bookmarkStart w:id="13" w:name="_Toc195522935"/>
+            <w:bookmarkStart w:id="14" w:name="_Toc197217239"/>
+            <w:bookmarkStart w:id="15" w:name="_Toc195140817"/>
+            <w:bookmarkStart w:id="16" w:name="_Toc197410300"/>
+            <w:bookmarkStart w:id="17" w:name="_Toc196051118"/>
+            <w:bookmarkStart w:id="18" w:name="_Toc197412252"/>
+            <w:bookmarkStart w:id="19" w:name="_Toc195140000"/>
+            <w:bookmarkStart w:id="20" w:name="_Toc195525836"/>
             <w:r>
               <w:rPr>
                 <w:rFonts w:eastAsia="Calibri" w:cs="Times New Roman" w:ascii="Times New Roman" w:hAnsi="Times New Roman"/>
@@ -569,16 +569,16 @@
                 <w:szCs w:val="28"/>
               </w:rPr>
             </w:pPr>
-            <w:bookmarkStart w:id="21" w:name="_Toc197410301"/>
-            <w:bookmarkStart w:id="22" w:name="_Toc195140001"/>
-            <w:bookmarkStart w:id="23" w:name="_Toc195525837"/>
-            <w:bookmarkStart w:id="24" w:name="_Toc197217240"/>
-            <w:bookmarkStart w:id="25" w:name="_Toc196051119"/>
+            <w:bookmarkStart w:id="21" w:name="_Toc195525837"/>
+            <w:bookmarkStart w:id="22" w:name="_Toc195140818"/>
+            <w:bookmarkStart w:id="23" w:name="_Toc197412253"/>
+            <w:bookmarkStart w:id="24" w:name="_Toc195140760"/>
+            <w:bookmarkStart w:id="25" w:name="_Toc195195709"/>
             <w:bookmarkStart w:id="26" w:name="_Toc195522936"/>
-            <w:bookmarkStart w:id="27" w:name="_Toc195195709"/>
-            <w:bookmarkStart w:id="28" w:name="_Toc195140760"/>
-            <w:bookmarkStart w:id="29" w:name="_Toc197412253"/>
-            <w:bookmarkStart w:id="30" w:name="_Toc195140818"/>
+            <w:bookmarkStart w:id="27" w:name="_Toc196051119"/>
+            <w:bookmarkStart w:id="28" w:name="_Toc197217240"/>
+            <w:bookmarkStart w:id="29" w:name="_Toc195140001"/>
+            <w:bookmarkStart w:id="30" w:name="_Toc197410301"/>
             <w:r>
               <w:rPr>
                 <w:rFonts w:eastAsia="Times New Roman" w:cs="Times New Roman" w:ascii="Times New Roman" w:hAnsi="Times New Roman"/>
@@ -713,16 +713,16 @@
                 <w:szCs w:val="28"/>
               </w:rPr>
             </w:pPr>
-            <w:bookmarkStart w:id="31" w:name="_Toc197217241"/>
-            <w:bookmarkStart w:id="32" w:name="_Toc195195710"/>
-            <w:bookmarkStart w:id="33" w:name="_Toc197410302"/>
+            <w:bookmarkStart w:id="31" w:name="_Toc197410302"/>
+            <w:bookmarkStart w:id="32" w:name="_Toc197217241"/>
+            <w:bookmarkStart w:id="33" w:name="_Toc195195710"/>
             <w:bookmarkStart w:id="34" w:name="_Toc197412254"/>
             <w:bookmarkStart w:id="35" w:name="_Toc196051120"/>
             <w:bookmarkStart w:id="36" w:name="_Toc195525838"/>
             <w:bookmarkStart w:id="37" w:name="_Toc195522937"/>
-            <w:bookmarkStart w:id="38" w:name="_Toc195140819"/>
-            <w:bookmarkStart w:id="39" w:name="_Toc195140761"/>
-            <w:bookmarkStart w:id="40" w:name="_Toc195140002"/>
+            <w:bookmarkStart w:id="38" w:name="_Toc195140761"/>
+            <w:bookmarkStart w:id="39" w:name="_Toc195140002"/>
+            <w:bookmarkStart w:id="40" w:name="_Toc195140819"/>
             <w:r>
               <w:rPr>
                 <w:rFonts w:eastAsia="Times New Roman" w:cs="Times New Roman" w:ascii="Times New Roman" w:hAnsi="Times New Roman"/>
@@ -807,16 +807,16 @@
                 <w:szCs w:val="28"/>
               </w:rPr>
             </w:pPr>
-            <w:bookmarkStart w:id="41" w:name="_Toc195522938"/>
-            <w:bookmarkStart w:id="42" w:name="_Toc195525839"/>
-            <w:bookmarkStart w:id="43" w:name="_Toc197217242"/>
-            <w:bookmarkStart w:id="44" w:name="_Toc196051121"/>
-            <w:bookmarkStart w:id="45" w:name="_Toc197412255"/>
-            <w:bookmarkStart w:id="46" w:name="_Toc195140003"/>
-            <w:bookmarkStart w:id="47" w:name="_Toc195140820"/>
-            <w:bookmarkStart w:id="48" w:name="_Toc195140762"/>
-            <w:bookmarkStart w:id="49" w:name="_Toc195195711"/>
-            <w:bookmarkStart w:id="50" w:name="_Toc197410303"/>
+            <w:bookmarkStart w:id="41" w:name="_Toc195140003"/>
+            <w:bookmarkStart w:id="42" w:name="_Toc195522938"/>
+            <w:bookmarkStart w:id="43" w:name="_Toc195525839"/>
+            <w:bookmarkStart w:id="44" w:name="_Toc197412255"/>
+            <w:bookmarkStart w:id="45" w:name="_Toc196051121"/>
+            <w:bookmarkStart w:id="46" w:name="_Toc195140762"/>
+            <w:bookmarkStart w:id="47" w:name="_Toc195195711"/>
+            <w:bookmarkStart w:id="48" w:name="_Toc197410303"/>
+            <w:bookmarkStart w:id="49" w:name="_Toc197217242"/>
+            <w:bookmarkStart w:id="50" w:name="_Toc195140820"/>
             <w:r>
               <w:rPr>
                 <w:rFonts w:eastAsia="Calibri" w:cs="Times New Roman" w:ascii="Times New Roman" w:hAnsi="Times New Roman"/>
@@ -875,14 +875,14 @@
                 <w:szCs w:val="28"/>
               </w:rPr>
             </w:pPr>
-            <w:bookmarkStart w:id="51" w:name="_Toc195140821"/>
-            <w:bookmarkStart w:id="52" w:name="_Toc195195712"/>
-            <w:bookmarkStart w:id="53" w:name="_Toc195522939"/>
-            <w:bookmarkStart w:id="54" w:name="_Toc195525840"/>
-            <w:bookmarkStart w:id="55" w:name="_Toc196051122"/>
-            <w:bookmarkStart w:id="56" w:name="_Toc197217243"/>
-            <w:bookmarkStart w:id="57" w:name="_Toc195140004"/>
-            <w:bookmarkStart w:id="58" w:name="_Toc195140763"/>
+            <w:bookmarkStart w:id="51" w:name="_Toc195140763"/>
+            <w:bookmarkStart w:id="52" w:name="_Toc195140821"/>
+            <w:bookmarkStart w:id="53" w:name="_Toc195195712"/>
+            <w:bookmarkStart w:id="54" w:name="_Toc195522939"/>
+            <w:bookmarkStart w:id="55" w:name="_Toc195525840"/>
+            <w:bookmarkStart w:id="56" w:name="_Toc196051122"/>
+            <w:bookmarkStart w:id="57" w:name="_Toc197217243"/>
+            <w:bookmarkStart w:id="58" w:name="_Toc195140004"/>
             <w:bookmarkStart w:id="59" w:name="_Toc197410304"/>
             <w:bookmarkStart w:id="60" w:name="_Toc197412256"/>
             <w:r>
@@ -994,16 +994,7 @@
           <w:sz w:val="28"/>
           <w:szCs w:val="28"/>
         </w:rPr>
-        <w:t>Чудопалов, Б.А. Разработка платформы управления программными проектами</w:t>
-      </w:r>
-      <w:r>
-        <w:rPr>
-          <w:rFonts w:cs="Times New Roman" w:ascii="Liberation Serif" w:hAnsi="Liberation Serif"/>
-          <w:color w:val="FFFFFF"/>
-          <w:sz w:val="28"/>
-          <w:szCs w:val="28"/>
-        </w:rPr>
-        <w:t>: выпускн. квалиф. работа: 09.03.04. – Симферополь: КФУ им. В.И. Вернадского, 2026. – 45 с., 35 ил., 7 ист., 2 табл.</w:t>
+        <w:t>Чудопалов, Б.А. Разработка платформы управления программными проектами: выпускн. квалиф. работа: 09.03.04. – Симферополь: КФУ им. В.И. Вернадского, 2026. – 45 с., 35 ил., 7 ист., 2 табл.</w:t>
       </w:r>
     </w:p>
     <w:p>
@@ -1806,11 +1797,11 @@
       <w:r>
         <w:br w:type="page"/>
       </w:r>
-      <w:bookmarkStart w:id="61" w:name="_Toc197410306"/>
-      <w:bookmarkStart w:id="62" w:name="_Toc197412258"/>
+      <w:bookmarkStart w:id="61" w:name="_Toc102500951"/>
+      <w:bookmarkStart w:id="62" w:name="_Toc195525842"/>
       <w:bookmarkStart w:id="63" w:name="_Toc195522941"/>
-      <w:bookmarkStart w:id="64" w:name="_Toc195525842"/>
-      <w:bookmarkStart w:id="65" w:name="_Toc102500951"/>
+      <w:bookmarkStart w:id="64" w:name="_Toc197412258"/>
+      <w:bookmarkStart w:id="65" w:name="_Toc197410306"/>
       <w:r>
         <w:rPr>
           <w:rFonts w:cs="Times New Roman" w:ascii="Liberation Serif" w:hAnsi="Liberation Serif"/>
@@ -2087,7 +2078,7 @@
       </w:r>
       <w:r>
         <w:rPr>
-          <w:rStyle w:val="user4"/>
+          <w:rStyle w:val="Style19"/>
           <w:rFonts w:eastAsia="" w:ascii="Liberation Serif" w:hAnsi="Liberation Serif" w:eastAsiaTheme="majorEastAsia"/>
           <w:b w:val="false"/>
           <w:bCs w:val="false"/>
@@ -3056,7 +3047,7 @@
           <w:rFonts w:ascii="Liberation Serif" w:hAnsi="Liberation Serif"/>
           <w:b/>
           <w:bCs/>
-          <w:color w:val="FFFFFF"/>
+          <w:color w:themeColor="accent1" w:themeShade="bf" w:val="FFFFFF"/>
         </w:rPr>
       </w:r>
     </w:p>
@@ -3253,14 +3244,6 @@
           <w:szCs w:val="28"/>
         </w:rPr>
         <w:tab/>
-      </w:r>
-      <w:r>
-        <w:rPr>
-          <w:rFonts w:cs="Times New Roman" w:ascii="Liberation Serif" w:hAnsi="Liberation Serif"/>
-          <w:color w:val="FFFFFF"/>
-          <w:sz w:val="28"/>
-          <w:szCs w:val="28"/>
-        </w:rPr>
         <w:t>Jenkins — это одна из старейших и наиболее распространенных систем автоматизации с открытым исходным кодом, написанная на Java. Основное преимущество Jenkins заключается в его расширяемости: функциональность обеспечивается тысячами плагинов, поддерживаемых сообществом[3].</w:t>
       </w:r>
     </w:p>
@@ -3471,7 +3454,7 @@
       <w:r>
         <w:rPr>
           <w:rFonts w:cs="Times New Roman" w:ascii="Liberation Serif" w:hAnsi="Liberation Serif"/>
-          <w:color w:val="FFFFFF"/>
+          <w:color w:themeColor="accent1" w:themeShade="bf" w:val="FFFFFF"/>
           <w:sz w:val="28"/>
           <w:szCs w:val="28"/>
         </w:rPr>
@@ -3810,7 +3793,7 @@
       </w:r>
       <w:r>
         <w:rPr>
-          <w:rStyle w:val="user4"/>
+          <w:rStyle w:val="Style19"/>
           <w:rFonts w:ascii="Liberation Serif" w:hAnsi="Liberation Serif"/>
           <w:color w:val="FFFFFF"/>
           <w:sz w:val="28"/>
@@ -4028,8 +4011,8 @@
           <w:color w:val="FFFFFF"/>
         </w:rPr>
       </w:pPr>
-      <w:bookmarkStart w:id="74" w:name="_Hlk194590313"/>
-      <w:bookmarkStart w:id="75" w:name="_Hlk194590271"/>
+      <w:bookmarkStart w:id="74" w:name="_Hlk194590271"/>
+      <w:bookmarkStart w:id="75" w:name="_Hlk194590313"/>
       <w:bookmarkEnd w:id="74"/>
       <w:bookmarkEnd w:id="75"/>
       <w:r>
@@ -4060,8 +4043,8 @@
       <w:tblGrid>
         <w:gridCol w:w="2840"/>
         <w:gridCol w:w="1128"/>
-        <w:gridCol w:w="1922"/>
-        <w:gridCol w:w="1594"/>
+        <w:gridCol w:w="1921"/>
+        <w:gridCol w:w="1595"/>
         <w:gridCol w:w="1871"/>
       </w:tblGrid>
       <w:tr>
@@ -4082,7 +4065,7 @@
           </w:tcPr>
           <w:p>
             <w:pPr>
-              <w:pStyle w:val="Style21"/>
+              <w:pStyle w:val="user6"/>
               <w:spacing w:before="0" w:after="160"/>
               <w:jc w:val="center"/>
               <w:rPr>
@@ -4134,7 +4117,7 @@
           </w:tcPr>
           <w:p>
             <w:pPr>
-              <w:pStyle w:val="Style21"/>
+              <w:pStyle w:val="user6"/>
               <w:spacing w:before="0" w:after="160"/>
               <w:jc w:val="center"/>
               <w:rPr>
@@ -4155,7 +4138,7 @@
         </w:tc>
         <w:tc>
           <w:tcPr>
-            <w:tcW w:w="1922" w:type="dxa"/>
+            <w:tcW w:w="1921" w:type="dxa"/>
             <w:tcBorders>
               <w:top w:val="single" w:sz="4" w:space="0" w:color="000000"/>
               <w:left w:val="single" w:sz="4" w:space="0" w:color="000000"/>
@@ -4167,7 +4150,7 @@
           </w:tcPr>
           <w:p>
             <w:pPr>
-              <w:pStyle w:val="Style21"/>
+              <w:pStyle w:val="user6"/>
               <w:spacing w:before="0" w:after="160"/>
               <w:jc w:val="center"/>
               <w:rPr>
@@ -4188,7 +4171,7 @@
         </w:tc>
         <w:tc>
           <w:tcPr>
-            <w:tcW w:w="1594" w:type="dxa"/>
+            <w:tcW w:w="1595" w:type="dxa"/>
             <w:tcBorders>
               <w:top w:val="single" w:sz="4" w:space="0" w:color="000000"/>
               <w:left w:val="single" w:sz="4" w:space="0" w:color="000000"/>
@@ -4200,7 +4183,7 @@
           </w:tcPr>
           <w:p>
             <w:pPr>
-              <w:pStyle w:val="Style21"/>
+              <w:pStyle w:val="user6"/>
               <w:spacing w:before="0" w:after="160"/>
               <w:jc w:val="center"/>
               <w:rPr>
@@ -4233,7 +4216,7 @@
           </w:tcPr>
           <w:p>
             <w:pPr>
-              <w:pStyle w:val="Style21"/>
+              <w:pStyle w:val="user6"/>
               <w:spacing w:before="0" w:after="160"/>
               <w:jc w:val="center"/>
               <w:rPr>
@@ -4270,7 +4253,7 @@
           </w:tcPr>
           <w:p>
             <w:pPr>
-              <w:pStyle w:val="Style21"/>
+              <w:pStyle w:val="user6"/>
               <w:spacing w:before="0" w:after="160"/>
               <w:jc w:val="both"/>
               <w:rPr>
@@ -4302,7 +4285,7 @@
           </w:tcPr>
           <w:p>
             <w:pPr>
-              <w:pStyle w:val="Style21"/>
+              <w:pStyle w:val="user6"/>
               <w:spacing w:before="0" w:after="160"/>
               <w:jc w:val="center"/>
               <w:rPr>
@@ -4323,7 +4306,7 @@
         </w:tc>
         <w:tc>
           <w:tcPr>
-            <w:tcW w:w="1922" w:type="dxa"/>
+            <w:tcW w:w="1921" w:type="dxa"/>
             <w:tcBorders>
               <w:top w:val="single" w:sz="4" w:space="0" w:color="000000"/>
               <w:left w:val="single" w:sz="4" w:space="0" w:color="000000"/>
@@ -4334,7 +4317,7 @@
           </w:tcPr>
           <w:p>
             <w:pPr>
-              <w:pStyle w:val="Style21"/>
+              <w:pStyle w:val="user6"/>
               <w:spacing w:before="0" w:after="160"/>
               <w:jc w:val="center"/>
               <w:rPr>
@@ -4355,7 +4338,7 @@
         </w:tc>
         <w:tc>
           <w:tcPr>
-            <w:tcW w:w="1594" w:type="dxa"/>
+            <w:tcW w:w="1595" w:type="dxa"/>
             <w:tcBorders>
               <w:top w:val="single" w:sz="4" w:space="0" w:color="000000"/>
               <w:left w:val="single" w:sz="4" w:space="0" w:color="000000"/>
@@ -4366,7 +4349,7 @@
           </w:tcPr>
           <w:p>
             <w:pPr>
-              <w:pStyle w:val="Style21"/>
+              <w:pStyle w:val="user6"/>
               <w:spacing w:before="0" w:after="160"/>
               <w:jc w:val="center"/>
               <w:rPr>
@@ -4398,7 +4381,7 @@
           </w:tcPr>
           <w:p>
             <w:pPr>
-              <w:pStyle w:val="Style21"/>
+              <w:pStyle w:val="user6"/>
               <w:spacing w:before="0" w:after="160"/>
               <w:jc w:val="center"/>
               <w:rPr>
@@ -4433,7 +4416,7 @@
           </w:tcPr>
           <w:p>
             <w:pPr>
-              <w:pStyle w:val="Style21"/>
+              <w:pStyle w:val="user6"/>
               <w:spacing w:before="0" w:after="160"/>
               <w:jc w:val="both"/>
               <w:rPr>
@@ -4465,7 +4448,7 @@
           </w:tcPr>
           <w:p>
             <w:pPr>
-              <w:pStyle w:val="Style21"/>
+              <w:pStyle w:val="user6"/>
               <w:spacing w:before="0" w:after="160"/>
               <w:jc w:val="center"/>
               <w:rPr>
@@ -4486,7 +4469,7 @@
         </w:tc>
         <w:tc>
           <w:tcPr>
-            <w:tcW w:w="1922" w:type="dxa"/>
+            <w:tcW w:w="1921" w:type="dxa"/>
             <w:tcBorders>
               <w:top w:val="single" w:sz="4" w:space="0" w:color="000000"/>
               <w:left w:val="single" w:sz="4" w:space="0" w:color="000000"/>
@@ -4497,7 +4480,7 @@
           </w:tcPr>
           <w:p>
             <w:pPr>
-              <w:pStyle w:val="Style21"/>
+              <w:pStyle w:val="user6"/>
               <w:spacing w:before="0" w:after="160"/>
               <w:jc w:val="center"/>
               <w:rPr>
@@ -4518,7 +4501,7 @@
         </w:tc>
         <w:tc>
           <w:tcPr>
-            <w:tcW w:w="1594" w:type="dxa"/>
+            <w:tcW w:w="1595" w:type="dxa"/>
             <w:tcBorders>
               <w:top w:val="single" w:sz="4" w:space="0" w:color="000000"/>
               <w:left w:val="single" w:sz="4" w:space="0" w:color="000000"/>
@@ -4529,7 +4512,7 @@
           </w:tcPr>
           <w:p>
             <w:pPr>
-              <w:pStyle w:val="Style21"/>
+              <w:pStyle w:val="user6"/>
               <w:spacing w:before="0" w:after="160"/>
               <w:jc w:val="center"/>
               <w:rPr>
@@ -4561,7 +4544,7 @@
           </w:tcPr>
           <w:p>
             <w:pPr>
-              <w:pStyle w:val="Style21"/>
+              <w:pStyle w:val="user6"/>
               <w:spacing w:before="0" w:after="160"/>
               <w:jc w:val="center"/>
               <w:rPr>
@@ -4596,7 +4579,7 @@
           </w:tcPr>
           <w:p>
             <w:pPr>
-              <w:pStyle w:val="Style21"/>
+              <w:pStyle w:val="user6"/>
               <w:spacing w:before="0" w:after="160"/>
               <w:jc w:val="both"/>
               <w:rPr>
@@ -4628,7 +4611,7 @@
           </w:tcPr>
           <w:p>
             <w:pPr>
-              <w:pStyle w:val="Style21"/>
+              <w:pStyle w:val="user6"/>
               <w:spacing w:before="0" w:after="160"/>
               <w:jc w:val="center"/>
               <w:rPr>
@@ -4649,7 +4632,7 @@
         </w:tc>
         <w:tc>
           <w:tcPr>
-            <w:tcW w:w="1922" w:type="dxa"/>
+            <w:tcW w:w="1921" w:type="dxa"/>
             <w:tcBorders>
               <w:top w:val="single" w:sz="4" w:space="0" w:color="000000"/>
               <w:left w:val="single" w:sz="4" w:space="0" w:color="000000"/>
@@ -4660,7 +4643,7 @@
           </w:tcPr>
           <w:p>
             <w:pPr>
-              <w:pStyle w:val="Style21"/>
+              <w:pStyle w:val="user6"/>
               <w:spacing w:before="0" w:after="160"/>
               <w:jc w:val="center"/>
               <w:rPr>
@@ -4681,7 +4664,7 @@
         </w:tc>
         <w:tc>
           <w:tcPr>
-            <w:tcW w:w="1594" w:type="dxa"/>
+            <w:tcW w:w="1595" w:type="dxa"/>
             <w:tcBorders>
               <w:top w:val="single" w:sz="4" w:space="0" w:color="000000"/>
               <w:left w:val="single" w:sz="4" w:space="0" w:color="000000"/>
@@ -4692,7 +4675,7 @@
           </w:tcPr>
           <w:p>
             <w:pPr>
-              <w:pStyle w:val="Style21"/>
+              <w:pStyle w:val="user6"/>
               <w:spacing w:before="0" w:after="160"/>
               <w:jc w:val="center"/>
               <w:rPr>
@@ -4724,7 +4707,7 @@
           </w:tcPr>
           <w:p>
             <w:pPr>
-              <w:pStyle w:val="Style21"/>
+              <w:pStyle w:val="user6"/>
               <w:spacing w:before="0" w:after="160"/>
               <w:jc w:val="center"/>
               <w:rPr>
@@ -4759,7 +4742,7 @@
           </w:tcPr>
           <w:p>
             <w:pPr>
-              <w:pStyle w:val="Style21"/>
+              <w:pStyle w:val="user6"/>
               <w:spacing w:before="0" w:after="160"/>
               <w:jc w:val="both"/>
               <w:rPr>
@@ -4791,7 +4774,7 @@
           </w:tcPr>
           <w:p>
             <w:pPr>
-              <w:pStyle w:val="Style21"/>
+              <w:pStyle w:val="user6"/>
               <w:spacing w:before="0" w:after="160"/>
               <w:jc w:val="center"/>
               <w:rPr>
@@ -4812,7 +4795,7 @@
         </w:tc>
         <w:tc>
           <w:tcPr>
-            <w:tcW w:w="1922" w:type="dxa"/>
+            <w:tcW w:w="1921" w:type="dxa"/>
             <w:tcBorders>
               <w:top w:val="single" w:sz="4" w:space="0" w:color="000000"/>
               <w:left w:val="single" w:sz="4" w:space="0" w:color="000000"/>
@@ -4823,7 +4806,7 @@
           </w:tcPr>
           <w:p>
             <w:pPr>
-              <w:pStyle w:val="Style21"/>
+              <w:pStyle w:val="user6"/>
               <w:spacing w:before="0" w:after="160"/>
               <w:jc w:val="center"/>
               <w:rPr>
@@ -4844,7 +4827,7 @@
         </w:tc>
         <w:tc>
           <w:tcPr>
-            <w:tcW w:w="1594" w:type="dxa"/>
+            <w:tcW w:w="1595" w:type="dxa"/>
             <w:tcBorders>
               <w:top w:val="single" w:sz="4" w:space="0" w:color="000000"/>
               <w:left w:val="single" w:sz="4" w:space="0" w:color="000000"/>
@@ -4855,7 +4838,7 @@
           </w:tcPr>
           <w:p>
             <w:pPr>
-              <w:pStyle w:val="Style21"/>
+              <w:pStyle w:val="user6"/>
               <w:spacing w:before="0" w:after="160"/>
               <w:jc w:val="center"/>
               <w:rPr>
@@ -4887,7 +4870,7 @@
           </w:tcPr>
           <w:p>
             <w:pPr>
-              <w:pStyle w:val="Style21"/>
+              <w:pStyle w:val="user6"/>
               <w:spacing w:before="0" w:after="160"/>
               <w:jc w:val="center"/>
               <w:rPr>
@@ -4922,7 +4905,7 @@
           </w:tcPr>
           <w:p>
             <w:pPr>
-              <w:pStyle w:val="Style21"/>
+              <w:pStyle w:val="user6"/>
               <w:spacing w:before="0" w:after="160"/>
               <w:jc w:val="both"/>
               <w:rPr>
@@ -4954,7 +4937,7 @@
           </w:tcPr>
           <w:p>
             <w:pPr>
-              <w:pStyle w:val="Style21"/>
+              <w:pStyle w:val="user6"/>
               <w:spacing w:before="0" w:after="160"/>
               <w:jc w:val="center"/>
               <w:rPr>
@@ -4975,7 +4958,7 @@
         </w:tc>
         <w:tc>
           <w:tcPr>
-            <w:tcW w:w="1922" w:type="dxa"/>
+            <w:tcW w:w="1921" w:type="dxa"/>
             <w:tcBorders>
               <w:top w:val="single" w:sz="4" w:space="0" w:color="000000"/>
               <w:left w:val="single" w:sz="4" w:space="0" w:color="000000"/>
@@ -4986,7 +4969,7 @@
           </w:tcPr>
           <w:p>
             <w:pPr>
-              <w:pStyle w:val="Style21"/>
+              <w:pStyle w:val="user6"/>
               <w:spacing w:before="0" w:after="160"/>
               <w:jc w:val="center"/>
               <w:rPr>
@@ -5007,7 +4990,7 @@
         </w:tc>
         <w:tc>
           <w:tcPr>
-            <w:tcW w:w="1594" w:type="dxa"/>
+            <w:tcW w:w="1595" w:type="dxa"/>
             <w:tcBorders>
               <w:top w:val="single" w:sz="4" w:space="0" w:color="000000"/>
               <w:left w:val="single" w:sz="4" w:space="0" w:color="000000"/>
@@ -5018,7 +5001,7 @@
           </w:tcPr>
           <w:p>
             <w:pPr>
-              <w:pStyle w:val="Style21"/>
+              <w:pStyle w:val="user6"/>
               <w:spacing w:before="0" w:after="160"/>
               <w:jc w:val="center"/>
               <w:rPr>
@@ -5050,7 +5033,7 @@
           </w:tcPr>
           <w:p>
             <w:pPr>
-              <w:pStyle w:val="Style21"/>
+              <w:pStyle w:val="user6"/>
               <w:spacing w:before="0" w:after="160"/>
               <w:jc w:val="center"/>
               <w:rPr>
@@ -5785,7 +5768,7 @@
           </w:tcPr>
           <w:p>
             <w:pPr>
-              <w:pStyle w:val="Style21"/>
+              <w:pStyle w:val="user6"/>
               <w:spacing w:before="0" w:after="160"/>
               <w:jc w:val="center"/>
               <w:rPr>
@@ -5819,7 +5802,7 @@
           </w:tcPr>
           <w:p>
             <w:pPr>
-              <w:pStyle w:val="Style21"/>
+              <w:pStyle w:val="user6"/>
               <w:spacing w:before="0" w:after="160"/>
               <w:jc w:val="center"/>
               <w:rPr>
@@ -5853,7 +5836,7 @@
           </w:tcPr>
           <w:p>
             <w:pPr>
-              <w:pStyle w:val="Style21"/>
+              <w:pStyle w:val="user6"/>
               <w:spacing w:before="0" w:after="160"/>
               <w:jc w:val="center"/>
               <w:rPr>
@@ -5886,7 +5869,7 @@
           </w:tcPr>
           <w:p>
             <w:pPr>
-              <w:pStyle w:val="Style21"/>
+              <w:pStyle w:val="user6"/>
               <w:spacing w:before="0" w:after="160"/>
               <w:jc w:val="center"/>
               <w:rPr>
@@ -5924,7 +5907,7 @@
           </w:tcPr>
           <w:p>
             <w:pPr>
-              <w:pStyle w:val="Style21"/>
+              <w:pStyle w:val="user6"/>
               <w:spacing w:before="0" w:after="160"/>
               <w:jc w:val="center"/>
               <w:rPr>
@@ -5955,7 +5938,7 @@
           </w:tcPr>
           <w:p>
             <w:pPr>
-              <w:pStyle w:val="Style21"/>
+              <w:pStyle w:val="user6"/>
               <w:spacing w:before="0" w:after="160"/>
               <w:jc w:val="center"/>
               <w:rPr>
@@ -5988,7 +5971,7 @@
           </w:tcPr>
           <w:p>
             <w:pPr>
-              <w:pStyle w:val="Style21"/>
+              <w:pStyle w:val="user6"/>
               <w:spacing w:before="0" w:after="160"/>
               <w:jc w:val="center"/>
               <w:rPr>
@@ -6020,7 +6003,7 @@
           </w:tcPr>
           <w:p>
             <w:pPr>
-              <w:pStyle w:val="Style21"/>
+              <w:pStyle w:val="user6"/>
               <w:spacing w:before="0" w:after="160"/>
               <w:jc w:val="center"/>
               <w:rPr>
@@ -6056,7 +6039,7 @@
           </w:tcPr>
           <w:p>
             <w:pPr>
-              <w:pStyle w:val="Style21"/>
+              <w:pStyle w:val="user6"/>
               <w:spacing w:before="0" w:after="160"/>
               <w:jc w:val="center"/>
               <w:rPr>
@@ -6089,7 +6072,7 @@
           </w:tcPr>
           <w:p>
             <w:pPr>
-              <w:pStyle w:val="Style21"/>
+              <w:pStyle w:val="user6"/>
               <w:spacing w:before="0" w:after="160"/>
               <w:jc w:val="center"/>
               <w:rPr>
@@ -6122,7 +6105,7 @@
           </w:tcPr>
           <w:p>
             <w:pPr>
-              <w:pStyle w:val="Style21"/>
+              <w:pStyle w:val="user6"/>
               <w:spacing w:before="0" w:after="160"/>
               <w:jc w:val="center"/>
               <w:rPr>
@@ -6154,7 +6137,7 @@
           </w:tcPr>
           <w:p>
             <w:pPr>
-              <w:pStyle w:val="Style21"/>
+              <w:pStyle w:val="user6"/>
               <w:spacing w:before="0" w:after="160"/>
               <w:jc w:val="center"/>
               <w:rPr>
@@ -6190,7 +6173,7 @@
           </w:tcPr>
           <w:p>
             <w:pPr>
-              <w:pStyle w:val="Style21"/>
+              <w:pStyle w:val="user6"/>
               <w:spacing w:before="0" w:after="160"/>
               <w:jc w:val="center"/>
               <w:rPr>
@@ -6223,7 +6206,7 @@
           </w:tcPr>
           <w:p>
             <w:pPr>
-              <w:pStyle w:val="Style21"/>
+              <w:pStyle w:val="user6"/>
               <w:spacing w:before="0" w:after="160"/>
               <w:jc w:val="center"/>
               <w:rPr>
@@ -6256,7 +6239,7 @@
           </w:tcPr>
           <w:p>
             <w:pPr>
-              <w:pStyle w:val="Style21"/>
+              <w:pStyle w:val="user6"/>
               <w:spacing w:before="0" w:after="160"/>
               <w:jc w:val="center"/>
               <w:rPr>
@@ -6288,7 +6271,7 @@
           </w:tcPr>
           <w:p>
             <w:pPr>
-              <w:pStyle w:val="Style21"/>
+              <w:pStyle w:val="user6"/>
               <w:spacing w:before="0" w:after="160"/>
               <w:jc w:val="center"/>
               <w:rPr>
@@ -6324,7 +6307,7 @@
           </w:tcPr>
           <w:p>
             <w:pPr>
-              <w:pStyle w:val="Style21"/>
+              <w:pStyle w:val="user6"/>
               <w:spacing w:before="0" w:after="160"/>
               <w:jc w:val="center"/>
               <w:rPr>
@@ -6357,7 +6340,7 @@
           </w:tcPr>
           <w:p>
             <w:pPr>
-              <w:pStyle w:val="Style21"/>
+              <w:pStyle w:val="user6"/>
               <w:spacing w:before="0" w:after="160"/>
               <w:jc w:val="center"/>
               <w:rPr>
@@ -6390,7 +6373,7 @@
           </w:tcPr>
           <w:p>
             <w:pPr>
-              <w:pStyle w:val="Style21"/>
+              <w:pStyle w:val="user6"/>
               <w:spacing w:before="0" w:after="160"/>
               <w:jc w:val="center"/>
               <w:rPr>
@@ -6422,7 +6405,7 @@
           </w:tcPr>
           <w:p>
             <w:pPr>
-              <w:pStyle w:val="Style21"/>
+              <w:pStyle w:val="user6"/>
               <w:spacing w:before="0" w:after="160"/>
               <w:jc w:val="center"/>
               <w:rPr>
@@ -6460,7 +6443,7 @@
           </w:tcPr>
           <w:p>
             <w:pPr>
-              <w:pStyle w:val="Style21"/>
+              <w:pStyle w:val="user6"/>
               <w:spacing w:before="0" w:after="160"/>
               <w:jc w:val="center"/>
               <w:rPr>
@@ -6491,7 +6474,7 @@
           </w:tcPr>
           <w:p>
             <w:pPr>
-              <w:pStyle w:val="Style21"/>
+              <w:pStyle w:val="user6"/>
               <w:spacing w:before="0" w:after="160"/>
               <w:jc w:val="center"/>
               <w:rPr>
@@ -6524,7 +6507,7 @@
           </w:tcPr>
           <w:p>
             <w:pPr>
-              <w:pStyle w:val="Style21"/>
+              <w:pStyle w:val="user6"/>
               <w:spacing w:before="0" w:after="160"/>
               <w:jc w:val="center"/>
               <w:rPr>
@@ -6556,7 +6539,7 @@
           </w:tcPr>
           <w:p>
             <w:pPr>
-              <w:pStyle w:val="Style21"/>
+              <w:pStyle w:val="user6"/>
               <w:spacing w:before="0" w:after="160"/>
               <w:jc w:val="center"/>
               <w:rPr>
@@ -6593,7 +6576,7 @@
           </w:tcPr>
           <w:p>
             <w:pPr>
-              <w:pStyle w:val="Style21"/>
+              <w:pStyle w:val="user6"/>
               <w:spacing w:before="0" w:after="160"/>
               <w:jc w:val="center"/>
               <w:rPr>
@@ -6623,7 +6606,7 @@
           </w:tcPr>
           <w:p>
             <w:pPr>
-              <w:pStyle w:val="Style21"/>
+              <w:pStyle w:val="user6"/>
               <w:spacing w:before="0" w:after="160"/>
               <w:jc w:val="center"/>
               <w:rPr>
@@ -6655,7 +6638,7 @@
           </w:tcPr>
           <w:p>
             <w:pPr>
-              <w:pStyle w:val="Style21"/>
+              <w:pStyle w:val="user6"/>
               <w:spacing w:before="0" w:after="160"/>
               <w:jc w:val="center"/>
               <w:rPr>
@@ -6686,7 +6669,7 @@
           </w:tcPr>
           <w:p>
             <w:pPr>
-              <w:pStyle w:val="Style21"/>
+              <w:pStyle w:val="user6"/>
               <w:spacing w:before="0" w:after="160"/>
               <w:jc w:val="center"/>
               <w:rPr>
@@ -6723,7 +6706,7 @@
           </w:tcPr>
           <w:p>
             <w:pPr>
-              <w:pStyle w:val="Style21"/>
+              <w:pStyle w:val="user6"/>
               <w:spacing w:before="0" w:after="160"/>
               <w:jc w:val="center"/>
               <w:rPr>
@@ -6754,7 +6737,7 @@
           </w:tcPr>
           <w:p>
             <w:pPr>
-              <w:pStyle w:val="Style21"/>
+              <w:pStyle w:val="user6"/>
               <w:spacing w:before="0" w:after="160"/>
               <w:jc w:val="center"/>
               <w:rPr>
@@ -6787,7 +6770,7 @@
           </w:tcPr>
           <w:p>
             <w:pPr>
-              <w:pStyle w:val="Style21"/>
+              <w:pStyle w:val="user6"/>
               <w:spacing w:before="0" w:after="160"/>
               <w:jc w:val="center"/>
               <w:rPr>
@@ -6820,7 +6803,7 @@
           </w:tcPr>
           <w:p>
             <w:pPr>
-              <w:pStyle w:val="Style21"/>
+              <w:pStyle w:val="user6"/>
               <w:spacing w:before="0" w:after="160"/>
               <w:jc w:val="center"/>
               <w:rPr>
@@ -6857,7 +6840,7 @@
           </w:tcPr>
           <w:p>
             <w:pPr>
-              <w:pStyle w:val="Style21"/>
+              <w:pStyle w:val="user6"/>
               <w:spacing w:before="0" w:after="160"/>
               <w:jc w:val="center"/>
               <w:rPr>
@@ -6888,7 +6871,7 @@
           </w:tcPr>
           <w:p>
             <w:pPr>
-              <w:pStyle w:val="Style21"/>
+              <w:pStyle w:val="user6"/>
               <w:spacing w:before="0" w:after="160"/>
               <w:jc w:val="center"/>
               <w:rPr>
@@ -6921,7 +6904,7 @@
           </w:tcPr>
           <w:p>
             <w:pPr>
-              <w:pStyle w:val="Style21"/>
+              <w:pStyle w:val="user6"/>
               <w:spacing w:before="0" w:after="160"/>
               <w:jc w:val="center"/>
               <w:rPr>
@@ -6954,7 +6937,7 @@
           </w:tcPr>
           <w:p>
             <w:pPr>
-              <w:pStyle w:val="Style21"/>
+              <w:pStyle w:val="user6"/>
               <w:spacing w:before="0" w:after="160"/>
               <w:jc w:val="center"/>
               <w:rPr>
@@ -6991,7 +6974,7 @@
           </w:tcPr>
           <w:p>
             <w:pPr>
-              <w:pStyle w:val="Style21"/>
+              <w:pStyle w:val="user6"/>
               <w:spacing w:before="0" w:after="160"/>
               <w:jc w:val="center"/>
               <w:rPr>
@@ -7022,7 +7005,7 @@
           </w:tcPr>
           <w:p>
             <w:pPr>
-              <w:pStyle w:val="Style21"/>
+              <w:pStyle w:val="user6"/>
               <w:spacing w:before="0" w:after="160"/>
               <w:jc w:val="center"/>
               <w:rPr>
@@ -7055,7 +7038,7 @@
           </w:tcPr>
           <w:p>
             <w:pPr>
-              <w:pStyle w:val="Style21"/>
+              <w:pStyle w:val="user6"/>
               <w:spacing w:before="0" w:after="160"/>
               <w:jc w:val="center"/>
               <w:rPr>
@@ -7088,7 +7071,7 @@
           </w:tcPr>
           <w:p>
             <w:pPr>
-              <w:pStyle w:val="Style21"/>
+              <w:pStyle w:val="user6"/>
               <w:spacing w:before="0" w:after="160"/>
               <w:jc w:val="center"/>
               <w:rPr>
@@ -7125,7 +7108,7 @@
           </w:tcPr>
           <w:p>
             <w:pPr>
-              <w:pStyle w:val="Style21"/>
+              <w:pStyle w:val="user6"/>
               <w:spacing w:before="0" w:after="160"/>
               <w:jc w:val="center"/>
               <w:rPr>
@@ -7156,7 +7139,7 @@
           </w:tcPr>
           <w:p>
             <w:pPr>
-              <w:pStyle w:val="Style21"/>
+              <w:pStyle w:val="user6"/>
               <w:spacing w:before="0" w:after="160"/>
               <w:jc w:val="center"/>
               <w:rPr>
@@ -7189,7 +7172,7 @@
           </w:tcPr>
           <w:p>
             <w:pPr>
-              <w:pStyle w:val="Style21"/>
+              <w:pStyle w:val="user6"/>
               <w:spacing w:before="0" w:after="160"/>
               <w:jc w:val="center"/>
               <w:rPr>
@@ -7222,7 +7205,7 @@
           </w:tcPr>
           <w:p>
             <w:pPr>
-              <w:pStyle w:val="Style21"/>
+              <w:pStyle w:val="user6"/>
               <w:spacing w:before="0" w:after="160"/>
               <w:jc w:val="center"/>
               <w:rPr>
@@ -7259,7 +7242,7 @@
           </w:tcPr>
           <w:p>
             <w:pPr>
-              <w:pStyle w:val="Style21"/>
+              <w:pStyle w:val="user6"/>
               <w:spacing w:before="0" w:after="160"/>
               <w:jc w:val="center"/>
               <w:rPr>
@@ -7290,7 +7273,7 @@
           </w:tcPr>
           <w:p>
             <w:pPr>
-              <w:pStyle w:val="Style21"/>
+              <w:pStyle w:val="user6"/>
               <w:spacing w:before="0" w:after="160"/>
               <w:jc w:val="center"/>
               <w:rPr>
@@ -7323,7 +7306,7 @@
           </w:tcPr>
           <w:p>
             <w:pPr>
-              <w:pStyle w:val="Style21"/>
+              <w:pStyle w:val="user6"/>
               <w:spacing w:before="0" w:after="160"/>
               <w:jc w:val="center"/>
               <w:rPr>
@@ -7549,7 +7532,7 @@
       </w:r>
       <w:r>
         <w:rPr>
-          <w:rStyle w:val="user4"/>
+          <w:rStyle w:val="Style19"/>
           <w:rFonts w:ascii="Liberation Serif" w:hAnsi="Liberation Serif"/>
           <w:b w:val="false"/>
           <w:bCs w:val="false"/>
@@ -7578,7 +7561,7 @@
       </w:r>
       <w:r>
         <w:rPr>
-          <w:rStyle w:val="user4"/>
+          <w:rStyle w:val="Style19"/>
           <w:rFonts w:ascii="Liberation Serif" w:hAnsi="Liberation Serif"/>
           <w:b w:val="false"/>
           <w:bCs w:val="false"/>
@@ -7645,7 +7628,7 @@
       </w:r>
       <w:r>
         <w:rPr>
-          <w:rStyle w:val="user4"/>
+          <w:rStyle w:val="Style19"/>
           <w:rFonts w:ascii="Liberation Serif" w:hAnsi="Liberation Serif"/>
           <w:b w:val="false"/>
           <w:bCs w:val="false"/>
@@ -7674,7 +7657,7 @@
       </w:r>
       <w:r>
         <w:rPr>
-          <w:rStyle w:val="user4"/>
+          <w:rStyle w:val="Style19"/>
           <w:rFonts w:ascii="Liberation Serif" w:hAnsi="Liberation Serif"/>
           <w:b w:val="false"/>
           <w:bCs w:val="false"/>
@@ -7869,7 +7852,7 @@
           </w:tcPr>
           <w:p>
             <w:pPr>
-              <w:pStyle w:val="user8"/>
+              <w:pStyle w:val="Style23"/>
               <w:spacing w:before="0" w:after="160"/>
               <w:jc w:val="center"/>
               <w:rPr>
@@ -7906,7 +7889,7 @@
           </w:tcPr>
           <w:p>
             <w:pPr>
-              <w:pStyle w:val="user8"/>
+              <w:pStyle w:val="Style23"/>
               <w:spacing w:before="0" w:after="160"/>
               <w:jc w:val="center"/>
               <w:rPr>
@@ -7944,7 +7927,7 @@
           </w:tcPr>
           <w:p>
             <w:pPr>
-              <w:pStyle w:val="user8"/>
+              <w:pStyle w:val="Style23"/>
               <w:spacing w:before="0" w:after="160"/>
               <w:jc w:val="center"/>
               <w:rPr>
@@ -7984,7 +7967,7 @@
           </w:tcPr>
           <w:p>
             <w:pPr>
-              <w:pStyle w:val="user8"/>
+              <w:pStyle w:val="Style23"/>
               <w:spacing w:before="0" w:after="160"/>
               <w:jc w:val="center"/>
               <w:rPr>
@@ -8018,7 +8001,7 @@
           </w:tcPr>
           <w:p>
             <w:pPr>
-              <w:pStyle w:val="user8"/>
+              <w:pStyle w:val="Style23"/>
               <w:spacing w:before="0" w:after="160"/>
               <w:jc w:val="center"/>
               <w:rPr>
@@ -8053,7 +8036,7 @@
           </w:tcPr>
           <w:p>
             <w:pPr>
-              <w:pStyle w:val="user8"/>
+              <w:pStyle w:val="Style23"/>
               <w:spacing w:before="0" w:after="160"/>
               <w:jc w:val="center"/>
               <w:rPr>
@@ -8092,14 +8075,14 @@
           </w:tcPr>
           <w:p>
             <w:pPr>
-              <w:pStyle w:val="user8"/>
+              <w:pStyle w:val="Style23"/>
               <w:spacing w:before="0" w:after="160"/>
               <w:jc w:val="center"/>
               <w:rPr/>
             </w:pPr>
             <w:r>
               <w:rPr>
-                <w:rStyle w:val="user4"/>
+                <w:rStyle w:val="Style19"/>
                 <w:rFonts w:ascii="Liberation Serif" w:hAnsi="Liberation Serif"/>
                 <w:b w:val="false"/>
                 <w:bCs w:val="false"/>
@@ -8124,7 +8107,7 @@
           </w:tcPr>
           <w:p>
             <w:pPr>
-              <w:pStyle w:val="user8"/>
+              <w:pStyle w:val="Style23"/>
               <w:spacing w:before="0" w:after="160"/>
               <w:jc w:val="center"/>
               <w:rPr>
@@ -8159,7 +8142,7 @@
           </w:tcPr>
           <w:p>
             <w:pPr>
-              <w:pStyle w:val="user8"/>
+              <w:pStyle w:val="Style23"/>
               <w:spacing w:before="0" w:after="160"/>
               <w:jc w:val="center"/>
               <w:rPr>
@@ -8198,14 +8181,14 @@
           </w:tcPr>
           <w:p>
             <w:pPr>
-              <w:pStyle w:val="user8"/>
+              <w:pStyle w:val="Style23"/>
               <w:spacing w:before="0" w:after="160"/>
               <w:jc w:val="center"/>
               <w:rPr/>
             </w:pPr>
             <w:r>
               <w:rPr>
-                <w:rStyle w:val="user4"/>
+                <w:rStyle w:val="Style19"/>
                 <w:rFonts w:ascii="Liberation Serif" w:hAnsi="Liberation Serif"/>
                 <w:b w:val="false"/>
                 <w:bCs w:val="false"/>
@@ -8230,7 +8213,7 @@
           </w:tcPr>
           <w:p>
             <w:pPr>
-              <w:pStyle w:val="user8"/>
+              <w:pStyle w:val="Style23"/>
               <w:spacing w:before="0" w:after="160"/>
               <w:jc w:val="center"/>
               <w:rPr>
@@ -8265,7 +8248,7 @@
           </w:tcPr>
           <w:p>
             <w:pPr>
-              <w:pStyle w:val="user8"/>
+              <w:pStyle w:val="Style23"/>
               <w:spacing w:before="0" w:after="160"/>
               <w:jc w:val="center"/>
               <w:rPr>
@@ -8304,14 +8287,14 @@
           </w:tcPr>
           <w:p>
             <w:pPr>
-              <w:pStyle w:val="user8"/>
+              <w:pStyle w:val="Style23"/>
               <w:spacing w:before="0" w:after="160"/>
               <w:jc w:val="center"/>
               <w:rPr/>
             </w:pPr>
             <w:r>
               <w:rPr>
-                <w:rStyle w:val="user4"/>
+                <w:rStyle w:val="Style19"/>
                 <w:rFonts w:ascii="Liberation Serif" w:hAnsi="Liberation Serif"/>
                 <w:b w:val="false"/>
                 <w:bCs w:val="false"/>
@@ -8336,7 +8319,7 @@
           </w:tcPr>
           <w:p>
             <w:pPr>
-              <w:pStyle w:val="user8"/>
+              <w:pStyle w:val="Style23"/>
               <w:spacing w:before="0" w:after="160"/>
               <w:jc w:val="center"/>
               <w:rPr>
@@ -8371,7 +8354,7 @@
           </w:tcPr>
           <w:p>
             <w:pPr>
-              <w:pStyle w:val="user8"/>
+              <w:pStyle w:val="Style23"/>
               <w:spacing w:before="0" w:after="160"/>
               <w:jc w:val="center"/>
               <w:rPr>
@@ -8410,14 +8393,14 @@
           </w:tcPr>
           <w:p>
             <w:pPr>
-              <w:pStyle w:val="user8"/>
+              <w:pStyle w:val="Style23"/>
               <w:spacing w:before="0" w:after="160"/>
               <w:jc w:val="center"/>
               <w:rPr/>
             </w:pPr>
             <w:r>
               <w:rPr>
-                <w:rStyle w:val="user4"/>
+                <w:rStyle w:val="Style19"/>
                 <w:rFonts w:ascii="Liberation Serif" w:hAnsi="Liberation Serif"/>
                 <w:b w:val="false"/>
                 <w:bCs w:val="false"/>
@@ -8442,7 +8425,7 @@
           </w:tcPr>
           <w:p>
             <w:pPr>
-              <w:pStyle w:val="user8"/>
+              <w:pStyle w:val="Style23"/>
               <w:spacing w:before="0" w:after="160"/>
               <w:jc w:val="center"/>
               <w:rPr>
@@ -8477,7 +8460,7 @@
           </w:tcPr>
           <w:p>
             <w:pPr>
-              <w:pStyle w:val="user8"/>
+              <w:pStyle w:val="Style23"/>
               <w:spacing w:before="0" w:after="160"/>
               <w:jc w:val="center"/>
               <w:rPr>
@@ -8516,14 +8499,14 @@
           </w:tcPr>
           <w:p>
             <w:pPr>
-              <w:pStyle w:val="user8"/>
+              <w:pStyle w:val="Style23"/>
               <w:spacing w:before="0" w:after="160"/>
               <w:jc w:val="center"/>
               <w:rPr/>
             </w:pPr>
             <w:r>
               <w:rPr>
-                <w:rStyle w:val="user4"/>
+                <w:rStyle w:val="Style19"/>
                 <w:rFonts w:ascii="Liberation Serif" w:hAnsi="Liberation Serif"/>
                 <w:b w:val="false"/>
                 <w:bCs w:val="false"/>
@@ -8548,7 +8531,7 @@
           </w:tcPr>
           <w:p>
             <w:pPr>
-              <w:pStyle w:val="user8"/>
+              <w:pStyle w:val="Style23"/>
               <w:spacing w:before="0" w:after="160"/>
               <w:jc w:val="center"/>
               <w:rPr>
@@ -8583,7 +8566,7 @@
           </w:tcPr>
           <w:p>
             <w:pPr>
-              <w:pStyle w:val="user8"/>
+              <w:pStyle w:val="Style23"/>
               <w:spacing w:before="0" w:after="160"/>
               <w:jc w:val="center"/>
               <w:rPr>
@@ -8664,7 +8647,7 @@
           </w:tcPr>
           <w:p>
             <w:pPr>
-              <w:pStyle w:val="user8"/>
+              <w:pStyle w:val="Style23"/>
               <w:spacing w:before="0" w:after="160"/>
               <w:jc w:val="center"/>
               <w:rPr>
@@ -8701,7 +8684,7 @@
           </w:tcPr>
           <w:p>
             <w:pPr>
-              <w:pStyle w:val="user8"/>
+              <w:pStyle w:val="Style23"/>
               <w:spacing w:before="0" w:after="160"/>
               <w:jc w:val="center"/>
               <w:rPr>
@@ -8739,7 +8722,7 @@
           </w:tcPr>
           <w:p>
             <w:pPr>
-              <w:pStyle w:val="user8"/>
+              <w:pStyle w:val="Style23"/>
               <w:spacing w:before="0" w:after="160"/>
               <w:jc w:val="center"/>
               <w:rPr>
@@ -8779,14 +8762,14 @@
           </w:tcPr>
           <w:p>
             <w:pPr>
-              <w:pStyle w:val="user8"/>
+              <w:pStyle w:val="Style23"/>
               <w:spacing w:before="0" w:after="160"/>
               <w:jc w:val="center"/>
               <w:rPr/>
             </w:pPr>
             <w:r>
               <w:rPr>
-                <w:rStyle w:val="user4"/>
+                <w:rStyle w:val="Style19"/>
                 <w:rFonts w:ascii="Liberation Serif" w:hAnsi="Liberation Serif"/>
                 <w:b w:val="false"/>
                 <w:bCs w:val="false"/>
@@ -8811,7 +8794,7 @@
           </w:tcPr>
           <w:p>
             <w:pPr>
-              <w:pStyle w:val="user8"/>
+              <w:pStyle w:val="Style23"/>
               <w:spacing w:before="0" w:after="160"/>
               <w:jc w:val="center"/>
               <w:rPr>
@@ -8846,7 +8829,7 @@
           </w:tcPr>
           <w:p>
             <w:pPr>
-              <w:pStyle w:val="user8"/>
+              <w:pStyle w:val="Style23"/>
               <w:spacing w:before="0" w:after="160"/>
               <w:jc w:val="center"/>
               <w:rPr>
@@ -8885,14 +8868,14 @@
           </w:tcPr>
           <w:p>
             <w:pPr>
-              <w:pStyle w:val="user8"/>
+              <w:pStyle w:val="Style23"/>
               <w:spacing w:before="0" w:after="160"/>
               <w:jc w:val="center"/>
               <w:rPr/>
             </w:pPr>
             <w:r>
               <w:rPr>
-                <w:rStyle w:val="user4"/>
+                <w:rStyle w:val="Style19"/>
                 <w:rFonts w:ascii="Liberation Serif" w:hAnsi="Liberation Serif"/>
                 <w:b w:val="false"/>
                 <w:bCs w:val="false"/>
@@ -8917,7 +8900,7 @@
           </w:tcPr>
           <w:p>
             <w:pPr>
-              <w:pStyle w:val="user8"/>
+              <w:pStyle w:val="Style23"/>
               <w:spacing w:before="0" w:after="160"/>
               <w:jc w:val="center"/>
               <w:rPr>
@@ -8952,7 +8935,7 @@
           </w:tcPr>
           <w:p>
             <w:pPr>
-              <w:pStyle w:val="user8"/>
+              <w:pStyle w:val="Style23"/>
               <w:spacing w:before="0" w:after="160"/>
               <w:jc w:val="center"/>
               <w:rPr>
@@ -8991,14 +8974,14 @@
           </w:tcPr>
           <w:p>
             <w:pPr>
-              <w:pStyle w:val="user8"/>
+              <w:pStyle w:val="Style23"/>
               <w:spacing w:before="0" w:after="160"/>
               <w:jc w:val="center"/>
               <w:rPr/>
             </w:pPr>
             <w:r>
               <w:rPr>
-                <w:rStyle w:val="user4"/>
+                <w:rStyle w:val="Style19"/>
                 <w:rFonts w:ascii="Liberation Serif" w:hAnsi="Liberation Serif"/>
                 <w:b w:val="false"/>
                 <w:bCs w:val="false"/>
@@ -9023,7 +9006,7 @@
           </w:tcPr>
           <w:p>
             <w:pPr>
-              <w:pStyle w:val="user8"/>
+              <w:pStyle w:val="Style23"/>
               <w:spacing w:before="0" w:after="160"/>
               <w:jc w:val="center"/>
               <w:rPr>
@@ -9058,7 +9041,7 @@
           </w:tcPr>
           <w:p>
             <w:pPr>
-              <w:pStyle w:val="user8"/>
+              <w:pStyle w:val="Style23"/>
               <w:spacing w:before="0" w:after="160"/>
               <w:jc w:val="center"/>
               <w:rPr>
@@ -9097,14 +9080,14 @@
           </w:tcPr>
           <w:p>
             <w:pPr>
-              <w:pStyle w:val="user8"/>
+              <w:pStyle w:val="Style23"/>
               <w:spacing w:before="0" w:after="160"/>
               <w:jc w:val="center"/>
               <w:rPr/>
             </w:pPr>
             <w:r>
               <w:rPr>
-                <w:rStyle w:val="user4"/>
+                <w:rStyle w:val="Style19"/>
                 <w:rFonts w:ascii="Liberation Serif" w:hAnsi="Liberation Serif"/>
                 <w:b w:val="false"/>
                 <w:bCs w:val="false"/>
@@ -9129,7 +9112,7 @@
           </w:tcPr>
           <w:p>
             <w:pPr>
-              <w:pStyle w:val="user8"/>
+              <w:pStyle w:val="Style23"/>
               <w:spacing w:before="0" w:after="160"/>
               <w:jc w:val="center"/>
               <w:rPr>
@@ -9164,7 +9147,7 @@
           </w:tcPr>
           <w:p>
             <w:pPr>
-              <w:pStyle w:val="user8"/>
+              <w:pStyle w:val="Style23"/>
               <w:spacing w:before="0" w:after="160"/>
               <w:jc w:val="center"/>
               <w:rPr>
@@ -9203,14 +9186,14 @@
           </w:tcPr>
           <w:p>
             <w:pPr>
-              <w:pStyle w:val="user8"/>
+              <w:pStyle w:val="Style23"/>
               <w:spacing w:before="0" w:after="160"/>
               <w:jc w:val="center"/>
               <w:rPr/>
             </w:pPr>
             <w:r>
               <w:rPr>
-                <w:rStyle w:val="user4"/>
+                <w:rStyle w:val="Style19"/>
                 <w:rFonts w:ascii="Liberation Serif" w:hAnsi="Liberation Serif"/>
                 <w:b w:val="false"/>
                 <w:bCs w:val="false"/>
@@ -9235,7 +9218,7 @@
           </w:tcPr>
           <w:p>
             <w:pPr>
-              <w:pStyle w:val="user8"/>
+              <w:pStyle w:val="Style23"/>
               <w:spacing w:before="0" w:after="160"/>
               <w:jc w:val="center"/>
               <w:rPr>
@@ -9270,7 +9253,7 @@
           </w:tcPr>
           <w:p>
             <w:pPr>
-              <w:pStyle w:val="user8"/>
+              <w:pStyle w:val="Style23"/>
               <w:spacing w:before="0" w:after="160"/>
               <w:jc w:val="center"/>
               <w:rPr>
@@ -9368,7 +9351,7 @@
       </w:r>
       <w:r>
         <w:rPr>
-          <w:rStyle w:val="user4"/>
+          <w:rStyle w:val="Style19"/>
           <w:rFonts w:ascii="Liberation Serif" w:hAnsi="Liberation Serif"/>
           <w:b w:val="false"/>
           <w:bCs w:val="false"/>
@@ -9451,7 +9434,7 @@
       </w:r>
       <w:r>
         <w:rPr>
-          <w:rStyle w:val="user4"/>
+          <w:rStyle w:val="Style19"/>
           <w:rFonts w:ascii="Liberation Serif" w:hAnsi="Liberation Serif"/>
           <w:b w:val="false"/>
           <w:bCs w:val="false"/>
@@ -9502,7 +9485,7 @@
       </w:r>
       <w:r>
         <w:rPr>
-          <w:rStyle w:val="user4"/>
+          <w:rStyle w:val="Style19"/>
           <w:rFonts w:ascii="Liberation Serif" w:hAnsi="Liberation Serif"/>
           <w:b w:val="false"/>
           <w:bCs w:val="false"/>
@@ -9614,57 +9597,19 @@
       <w:pPr>
         <w:pStyle w:val="Normal"/>
         <w:spacing w:lineRule="auto" w:line="360" w:before="0" w:after="0"/>
-        <w:jc w:val="both"/>
-        <w:rPr>
-          <w:rFonts w:ascii="Liberation Serif" w:hAnsi="Liberation Serif"/>
-          <w:color w:val="FFFFFF"/>
-          <w:sz w:val="28"/>
-          <w:szCs w:val="28"/>
-        </w:rPr>
-      </w:pPr>
-      <w:r>
-        <w:rPr>
-          <w:rFonts w:ascii="Liberation Serif" w:hAnsi="Liberation Serif"/>
-          <w:b/>
-          <w:bCs/>
-          <w:color w:val="FFFFFF"/>
-          <w:sz w:val="28"/>
-          <w:szCs w:val="28"/>
-        </w:rPr>
-        <w:t>2.</w:t>
-      </w:r>
-      <w:r>
-        <w:rPr>
-          <w:rFonts w:ascii="Liberation Serif" w:hAnsi="Liberation Serif"/>
-          <w:b/>
-          <w:bCs/>
-          <w:color w:val="FFFFFF"/>
-          <w:sz w:val="28"/>
-          <w:szCs w:val="28"/>
-        </w:rPr>
-        <w:t>2</w:t>
-      </w:r>
-      <w:r>
-        <w:rPr>
-          <w:rFonts w:ascii="Liberation Serif" w:hAnsi="Liberation Serif"/>
-          <w:b/>
-          <w:bCs/>
-          <w:color w:val="FFFFFF"/>
-          <w:sz w:val="28"/>
-          <w:szCs w:val="28"/>
-        </w:rPr>
-        <w:t xml:space="preserve"> </w:t>
-      </w:r>
-      <w:r>
-        <w:rPr>
-          <w:rFonts w:ascii="Liberation Serif" w:hAnsi="Liberation Serif"/>
-          <w:b/>
-          <w:bCs/>
-          <w:color w:val="FFFFFF"/>
-          <w:sz w:val="28"/>
-          <w:szCs w:val="28"/>
-        </w:rPr>
-        <w:t>Ядро платформы</w:t>
+        <w:jc w:val="center"/>
+        <w:rPr/>
+      </w:pPr>
+      <w:r>
+        <w:rPr>
+          <w:rFonts w:ascii="Liberation Serif" w:hAnsi="Liberation Serif"/>
+          <w:b/>
+          <w:bCs/>
+          <w:color w:val="FFFFFF"/>
+          <w:sz w:val="28"/>
+          <w:szCs w:val="28"/>
+        </w:rPr>
+        <w:t>2.2 Ядро платформы</w:t>
       </w:r>
     </w:p>
     <w:p>
@@ -9684,78 +9629,25 @@
       <w:r>
         <w:rPr>
           <w:rFonts w:ascii="Liberation Serif" w:hAnsi="Liberation Serif"/>
-          <w:b w:val="false"/>
-          <w:bCs w:val="false"/>
-          <w:color w:val="FFFFFF"/>
-          <w:sz w:val="28"/>
-          <w:szCs w:val="28"/>
-        </w:rPr>
-        <w:tab/>
-        <w:t>Ядро платформы включает три компонента, непосредственно реализующих бизнес-логику и пользовательское взаимодействие: клиентское приложение (фронтенд), серверное приложение (бэкенд) и реляционная база данных. Эти компоненты образуют классическую трёхзвенную архитектуру, в которой каждый уровень отвечает за свою область ответственности.</w:t>
-      </w:r>
-    </w:p>
-    <w:p>
-      <w:pPr>
-        <w:pStyle w:val="BodyText"/>
-        <w:spacing w:lineRule="auto" w:line="360"/>
-        <w:jc w:val="both"/>
-        <w:rPr>
-          <w:rFonts w:ascii="Liberation Serif" w:hAnsi="Liberation Serif"/>
-          <w:color w:val="FFFFFF"/>
-          <w:sz w:val="28"/>
-          <w:szCs w:val="28"/>
-        </w:rPr>
-      </w:pPr>
-      <w:r>
-        <w:rPr>
-          <w:rFonts w:ascii="Liberation Serif" w:hAnsi="Liberation Serif"/>
-          <w:color w:val="FFFFFF"/>
-          <w:sz w:val="28"/>
-          <w:szCs w:val="28"/>
-        </w:rPr>
-        <w:tab/>
-        <w:t>Серверное приложение реализовано на языке Java с использованием фреймворка Spring Boot и является центральным компонентом платформы, координирующим работу всех остальных сервисов. Бэкенд предоставляет REST API для клиентского приложения, управляет данными в базе данных, интегрируется с GitLab, SonarQube, Nexus и HashiCorp Vault.</w:t>
-      </w:r>
-    </w:p>
-    <w:p>
-      <w:pPr>
-        <w:pStyle w:val="BodyText"/>
-        <w:spacing w:lineRule="auto" w:line="360"/>
-        <w:jc w:val="both"/>
-        <w:rPr>
-          <w:rFonts w:ascii="Liberation Serif" w:hAnsi="Liberation Serif"/>
-          <w:color w:val="FFFFFF"/>
-          <w:sz w:val="28"/>
-          <w:szCs w:val="28"/>
-        </w:rPr>
-      </w:pPr>
-      <w:r>
-        <w:rPr>
-          <w:rFonts w:ascii="Liberation Serif" w:hAnsi="Liberation Serif"/>
-          <w:color w:val="FFFFFF"/>
-          <w:sz w:val="28"/>
-          <w:szCs w:val="28"/>
-        </w:rPr>
-        <w:tab/>
-        <w:t>Приложение спроектировано по принципу многослойной архитектуры (layered architecture). Зависимости между слоями направлены строго сверху вниз: верхний слой может обращаться к нижнему, но не наоборот. Такой подход обеспечивает разделение ответственности, тестируемость каждого слоя в изоляции и возможность замены реализации на любом уровне без влияния на остальные.</w:t>
-      </w:r>
-    </w:p>
-    <w:p>
-      <w:pPr>
-        <w:pStyle w:val="BodyText"/>
-        <w:spacing w:lineRule="auto" w:line="360"/>
-        <w:jc w:val="both"/>
-        <w:rPr>
-          <w:rFonts w:ascii="Liberation Serif" w:hAnsi="Liberation Serif"/>
-          <w:color w:val="FFFFFF"/>
-          <w:sz w:val="28"/>
-          <w:szCs w:val="28"/>
-        </w:rPr>
-      </w:pPr>
-      <w:r>
-        <w:rPr>
-          <w:rFonts w:ascii="Liberation Serif" w:hAnsi="Liberation Serif"/>
-          <w:color w:val="FFFFFF"/>
+          <w:sz w:val="28"/>
+          <w:szCs w:val="28"/>
+        </w:rPr>
+      </w:r>
+    </w:p>
+    <w:p>
+      <w:pPr>
+        <w:pStyle w:val="Normal"/>
+        <w:spacing w:lineRule="auto" w:line="360" w:before="0" w:after="0"/>
+        <w:jc w:val="center"/>
+        <w:rPr>
+          <w:rFonts w:ascii="Liberation Serif" w:hAnsi="Liberation Serif"/>
+          <w:sz w:val="28"/>
+          <w:szCs w:val="28"/>
+        </w:rPr>
+      </w:pPr>
+      <w:r>
+        <w:rPr>
+          <w:rFonts w:ascii="Liberation Serif" w:hAnsi="Liberation Serif"/>
           <w:sz w:val="28"/>
           <w:szCs w:val="28"/>
         </w:rPr>
@@ -9768,19 +9660,13 @@
         <w:jc w:val="both"/>
         <w:rPr>
           <w:rFonts w:ascii="Liberation Serif" w:hAnsi="Liberation Serif"/>
-          <w:b w:val="false"/>
-          <w:bCs w:val="false"/>
-          <w:color w:val="FFFFFF"/>
-          <w:sz w:val="28"/>
-          <w:szCs w:val="28"/>
-        </w:rPr>
-      </w:pPr>
-      <w:r>
-        <w:rPr>
-          <w:rFonts w:ascii="Liberation Serif" w:hAnsi="Liberation Serif"/>
-          <w:b w:val="false"/>
-          <w:bCs w:val="false"/>
-          <w:color w:val="FFFFFF"/>
+          <w:sz w:val="28"/>
+          <w:szCs w:val="28"/>
+        </w:rPr>
+      </w:pPr>
+      <w:r>
+        <w:rPr>
+          <w:rFonts w:ascii="Liberation Serif" w:hAnsi="Liberation Serif"/>
           <w:sz w:val="28"/>
           <w:szCs w:val="28"/>
         </w:rPr>
@@ -9793,68 +9679,22 @@
         <w:jc w:val="center"/>
         <w:rPr>
           <w:rFonts w:ascii="Liberation Serif" w:hAnsi="Liberation Serif"/>
-          <w:b/>
-          <w:bCs/>
-          <w:color w:val="FFFFFF"/>
-          <w:sz w:val="28"/>
-          <w:szCs w:val="28"/>
-        </w:rPr>
-      </w:pPr>
-      <w:r>
-        <w:rPr>
-          <w:rFonts w:ascii="Liberation Serif" w:hAnsi="Liberation Serif"/>
-          <w:b/>
-          <w:bCs/>
-          <w:color w:val="FFFFFF"/>
-          <w:sz w:val="28"/>
-          <w:szCs w:val="28"/>
-        </w:rPr>
-        <w:drawing>
-          <wp:anchor behindDoc="0" distT="0" distB="0" distL="0" distR="0" simplePos="0" locked="0" layoutInCell="0" allowOverlap="1" relativeHeight="8">
-            <wp:simplePos x="0" y="0"/>
-            <wp:positionH relativeFrom="column">
-              <wp:posOffset>659130</wp:posOffset>
-            </wp:positionH>
-            <wp:positionV relativeFrom="paragraph">
-              <wp:posOffset>163195</wp:posOffset>
-            </wp:positionV>
-            <wp:extent cx="4651375" cy="2438400"/>
-            <wp:effectExtent l="0" t="0" r="0" b="0"/>
-            <wp:wrapSquare wrapText="largest"/>
-            <wp:docPr id="6" name="Изображение6" descr=""/>
-            <wp:cNvGraphicFramePr>
-              <a:graphicFrameLocks xmlns:a="http://schemas.openxmlformats.org/drawingml/2006/main" noChangeAspect="1"/>
-            </wp:cNvGraphicFramePr>
-            <a:graphic xmlns:a="http://schemas.openxmlformats.org/drawingml/2006/main">
-              <a:graphicData uri="http://schemas.openxmlformats.org/drawingml/2006/picture">
-                <pic:pic xmlns:pic="http://schemas.openxmlformats.org/drawingml/2006/picture">
-                  <pic:nvPicPr>
-                    <pic:cNvPr id="6" name="Изображение6" descr=""/>
-                    <pic:cNvPicPr>
-                      <a:picLocks noChangeAspect="1" noChangeArrowheads="1"/>
-                    </pic:cNvPicPr>
-                  </pic:nvPicPr>
-                  <pic:blipFill>
-                    <a:blip r:embed="rId7"/>
-                    <a:stretch>
-                      <a:fillRect/>
-                    </a:stretch>
-                  </pic:blipFill>
-                  <pic:spPr bwMode="auto">
-                    <a:xfrm>
-                      <a:off x="0" y="0"/>
-                      <a:ext cx="4651375" cy="2438400"/>
-                    </a:xfrm>
-                    <a:prstGeom prst="rect">
-                      <a:avLst/>
-                    </a:prstGeom>
-                    <a:noFill/>
-                  </pic:spPr>
-                </pic:pic>
-              </a:graphicData>
-            </a:graphic>
-          </wp:anchor>
-        </w:drawing>
+          <w:b w:val="false"/>
+          <w:bCs w:val="false"/>
+          <w:color w:val="FFFFFF"/>
+          <w:sz w:val="28"/>
+          <w:szCs w:val="28"/>
+        </w:rPr>
+      </w:pPr>
+      <w:r>
+        <w:rPr>
+          <w:rFonts w:ascii="Liberation Serif" w:hAnsi="Liberation Serif"/>
+          <w:b w:val="false"/>
+          <w:bCs w:val="false"/>
+          <w:color w:themeColor="accent1" w:themeShade="bf" w:val="FFFFFF"/>
+          <w:sz w:val="28"/>
+          <w:szCs w:val="28"/>
+        </w:rPr>
       </w:r>
     </w:p>
     <w:p>
@@ -9876,7 +9716,7 @@
           <w:rFonts w:ascii="Liberation Serif" w:hAnsi="Liberation Serif"/>
           <w:b/>
           <w:bCs/>
-          <w:color w:val="FFFFFF"/>
+          <w:color w:themeColor="accent1" w:themeShade="bf" w:val="FFFFFF"/>
           <w:sz w:val="28"/>
           <w:szCs w:val="28"/>
         </w:rPr>
@@ -9901,7 +9741,7 @@
           <w:rFonts w:ascii="Liberation Serif" w:hAnsi="Liberation Serif"/>
           <w:b/>
           <w:bCs/>
-          <w:color w:val="FFFFFF"/>
+          <w:color w:themeColor="accent1" w:themeShade="bf" w:val="FFFFFF"/>
           <w:sz w:val="28"/>
           <w:szCs w:val="28"/>
         </w:rPr>
@@ -9926,7 +9766,7 @@
           <w:rFonts w:ascii="Liberation Serif" w:hAnsi="Liberation Serif"/>
           <w:b/>
           <w:bCs/>
-          <w:color w:val="FFFFFF"/>
+          <w:color w:themeColor="accent1" w:themeShade="bf" w:val="FFFFFF"/>
           <w:sz w:val="28"/>
           <w:szCs w:val="28"/>
         </w:rPr>
@@ -9951,7 +9791,7 @@
           <w:rFonts w:ascii="Liberation Serif" w:hAnsi="Liberation Serif"/>
           <w:b/>
           <w:bCs/>
-          <w:color w:val="FFFFFF"/>
+          <w:color w:themeColor="accent1" w:themeShade="bf" w:val="FFFFFF"/>
           <w:sz w:val="28"/>
           <w:szCs w:val="28"/>
         </w:rPr>
@@ -9976,7 +9816,7 @@
           <w:rFonts w:ascii="Liberation Serif" w:hAnsi="Liberation Serif"/>
           <w:b/>
           <w:bCs/>
-          <w:color w:val="FFFFFF"/>
+          <w:color w:themeColor="accent1" w:themeShade="bf" w:val="FFFFFF"/>
           <w:sz w:val="28"/>
           <w:szCs w:val="28"/>
         </w:rPr>
@@ -10001,7 +9841,7 @@
           <w:rFonts w:ascii="Liberation Serif" w:hAnsi="Liberation Serif"/>
           <w:b/>
           <w:bCs/>
-          <w:color w:val="FFFFFF"/>
+          <w:color w:themeColor="accent1" w:themeShade="bf" w:val="FFFFFF"/>
           <w:sz w:val="28"/>
           <w:szCs w:val="28"/>
         </w:rPr>
@@ -10026,7 +9866,7 @@
           <w:rFonts w:ascii="Liberation Serif" w:hAnsi="Liberation Serif"/>
           <w:b/>
           <w:bCs/>
-          <w:color w:val="FFFFFF"/>
+          <w:color w:themeColor="accent1" w:themeShade="bf" w:val="FFFFFF"/>
           <w:sz w:val="28"/>
           <w:szCs w:val="28"/>
         </w:rPr>
@@ -10051,7 +9891,7 @@
           <w:rFonts w:ascii="Liberation Serif" w:hAnsi="Liberation Serif"/>
           <w:b/>
           <w:bCs/>
-          <w:color w:val="FFFFFF"/>
+          <w:color w:themeColor="accent1" w:themeShade="bf" w:val="FFFFFF"/>
           <w:sz w:val="28"/>
           <w:szCs w:val="28"/>
         </w:rPr>
@@ -10076,7 +9916,7 @@
           <w:rFonts w:ascii="Liberation Serif" w:hAnsi="Liberation Serif"/>
           <w:b/>
           <w:bCs/>
-          <w:color w:val="FFFFFF"/>
+          <w:color w:themeColor="accent1" w:themeShade="bf" w:val="FFFFFF"/>
           <w:sz w:val="28"/>
           <w:szCs w:val="28"/>
         </w:rPr>
@@ -10101,7 +9941,7 @@
           <w:rFonts w:ascii="Liberation Serif" w:hAnsi="Liberation Serif"/>
           <w:b/>
           <w:bCs/>
-          <w:color w:val="FFFFFF"/>
+          <w:color w:themeColor="accent1" w:themeShade="bf" w:val="FFFFFF"/>
           <w:sz w:val="28"/>
           <w:szCs w:val="28"/>
         </w:rPr>
@@ -10126,7 +9966,7 @@
           <w:rFonts w:ascii="Liberation Serif" w:hAnsi="Liberation Serif"/>
           <w:b/>
           <w:bCs/>
-          <w:color w:val="FFFFFF"/>
+          <w:color w:themeColor="accent1" w:themeShade="bf" w:val="FFFFFF"/>
           <w:sz w:val="28"/>
           <w:szCs w:val="28"/>
         </w:rPr>
@@ -10139,544 +9979,22 @@
         <w:jc w:val="center"/>
         <w:rPr>
           <w:rFonts w:ascii="Liberation Serif" w:hAnsi="Liberation Serif"/>
-          <w:b w:val="false"/>
-          <w:bCs w:val="false"/>
-          <w:color w:val="FFFFFF"/>
-          <w:sz w:val="28"/>
-          <w:szCs w:val="28"/>
-        </w:rPr>
-      </w:pPr>
-      <w:r>
-        <w:rPr>
-          <w:rFonts w:ascii="Liberation Serif" w:hAnsi="Liberation Serif"/>
-          <w:b w:val="false"/>
-          <w:bCs w:val="false"/>
-          <w:color w:val="FFFFFF"/>
-          <w:sz w:val="28"/>
-          <w:szCs w:val="28"/>
-        </w:rPr>
-        <w:t>Рисунок 6 — Многослойная архитектура бекенд-приложения</w:t>
-      </w:r>
-    </w:p>
-    <w:p>
-      <w:pPr>
-        <w:pStyle w:val="Normal"/>
-        <w:spacing w:lineRule="auto" w:line="360" w:before="0" w:after="0"/>
-        <w:jc w:val="center"/>
-        <w:rPr>
-          <w:rFonts w:ascii="Liberation Serif" w:hAnsi="Liberation Serif"/>
-          <w:b w:val="false"/>
-          <w:bCs w:val="false"/>
-          <w:color w:val="FFFFFF"/>
-          <w:sz w:val="28"/>
-          <w:szCs w:val="28"/>
-        </w:rPr>
-      </w:pPr>
-      <w:r>
-        <w:rPr>
-          <w:rFonts w:ascii="Liberation Serif" w:hAnsi="Liberation Serif"/>
-          <w:b w:val="false"/>
-          <w:bCs w:val="false"/>
-          <w:color w:val="FFFFFF"/>
-          <w:sz w:val="28"/>
-          <w:szCs w:val="28"/>
-        </w:rPr>
-      </w:r>
-    </w:p>
-    <w:p>
-      <w:pPr>
-        <w:pStyle w:val="Normal"/>
-        <w:spacing w:lineRule="auto" w:line="360" w:before="0" w:after="0"/>
-        <w:jc w:val="both"/>
-        <w:rPr>
-          <w:rFonts w:ascii="Liberation Serif" w:hAnsi="Liberation Serif"/>
-          <w:b w:val="false"/>
-          <w:bCs w:val="false"/>
-          <w:color w:val="FFFFFF"/>
-          <w:sz w:val="28"/>
-          <w:szCs w:val="28"/>
-        </w:rPr>
-      </w:pPr>
-      <w:r>
-        <w:rPr>
-          <w:rStyle w:val="Strong"/>
-          <w:rFonts w:ascii="Liberation Serif" w:hAnsi="Liberation Serif"/>
-          <w:b w:val="false"/>
-          <w:bCs w:val="false"/>
-          <w:color w:val="FFFFFF"/>
-          <w:sz w:val="28"/>
-          <w:szCs w:val="28"/>
-        </w:rPr>
-        <w:tab/>
-        <w:t>Слой представления (Presentation Layer).</w:t>
-      </w:r>
-      <w:r>
-        <w:rPr>
-          <w:rFonts w:ascii="Liberation Serif" w:hAnsi="Liberation Serif"/>
-          <w:b w:val="false"/>
-          <w:bCs w:val="false"/>
-          <w:color w:val="FFFFFF"/>
-          <w:sz w:val="28"/>
-          <w:szCs w:val="28"/>
-        </w:rPr>
-        <w:t xml:space="preserve"> Пакет </w:t>
-      </w:r>
-      <w:r>
-        <w:rPr>
-          <w:rStyle w:val="Style17"/>
-          <w:rFonts w:ascii="Liberation Serif" w:hAnsi="Liberation Serif"/>
-          <w:b w:val="false"/>
-          <w:bCs w:val="false"/>
-          <w:color w:val="FFFFFF"/>
-          <w:sz w:val="28"/>
-          <w:szCs w:val="28"/>
-        </w:rPr>
-        <w:t>controller</w:t>
-      </w:r>
-      <w:r>
-        <w:rPr>
-          <w:rFonts w:ascii="Liberation Serif" w:hAnsi="Liberation Serif"/>
-          <w:b w:val="false"/>
-          <w:bCs w:val="false"/>
-          <w:color w:val="FFFFFF"/>
-          <w:sz w:val="28"/>
-          <w:szCs w:val="28"/>
-        </w:rPr>
-        <w:t xml:space="preserve"> содержит REST-контроллеры, принимающие HTTP-запросы и возвращающие HTTP-ответы. Контроллеры не содержат бизнес-логики — они лишь валидируют входные данные, делегируют обработку сервисному слою и формируют ответ. </w:t>
-      </w:r>
-    </w:p>
-    <w:p>
-      <w:pPr>
-        <w:pStyle w:val="Normal"/>
-        <w:spacing w:lineRule="auto" w:line="360" w:before="0" w:after="0"/>
-        <w:jc w:val="both"/>
-        <w:rPr/>
-      </w:pPr>
-      <w:r>
-        <w:rPr>
-          <w:rFonts w:ascii="Liberation Serif" w:hAnsi="Liberation Serif"/>
-          <w:b w:val="false"/>
-          <w:bCs w:val="false"/>
-          <w:color w:val="FFFFFF"/>
-          <w:sz w:val="28"/>
-          <w:szCs w:val="28"/>
-        </w:rPr>
-        <w:tab/>
-      </w:r>
-      <w:r>
-        <w:rPr>
-          <w:rStyle w:val="Strong"/>
-          <w:rFonts w:ascii="Liberation Serif" w:hAnsi="Liberation Serif"/>
-          <w:b w:val="false"/>
-          <w:bCs w:val="false"/>
-          <w:sz w:val="28"/>
-          <w:szCs w:val="28"/>
-        </w:rPr>
-        <w:t>Слой объектов передачи данных (DTO Layer).</w:t>
-      </w:r>
-      <w:r>
-        <w:rPr>
-          <w:rFonts w:ascii="Liberation Serif" w:hAnsi="Liberation Serif"/>
-          <w:b w:val="false"/>
-          <w:bCs w:val="false"/>
-          <w:sz w:val="28"/>
-          <w:szCs w:val="28"/>
-        </w:rPr>
-        <w:t xml:space="preserve"> Пакеты </w:t>
-      </w:r>
-      <w:r>
-        <w:rPr>
-          <w:rStyle w:val="Style17"/>
-          <w:rFonts w:ascii="Liberation Serif" w:hAnsi="Liberation Serif"/>
-          <w:b w:val="false"/>
-          <w:bCs w:val="false"/>
-          <w:sz w:val="28"/>
-          <w:szCs w:val="28"/>
-        </w:rPr>
-        <w:t>dto.request</w:t>
-      </w:r>
-      <w:r>
-        <w:rPr>
-          <w:rFonts w:ascii="Liberation Serif" w:hAnsi="Liberation Serif"/>
-          <w:b w:val="false"/>
-          <w:bCs w:val="false"/>
-          <w:sz w:val="28"/>
-          <w:szCs w:val="28"/>
-        </w:rPr>
-        <w:t xml:space="preserve"> и </w:t>
-      </w:r>
-      <w:r>
-        <w:rPr>
-          <w:rStyle w:val="Style17"/>
-          <w:rFonts w:ascii="Liberation Serif" w:hAnsi="Liberation Serif"/>
-          <w:b w:val="false"/>
-          <w:bCs w:val="false"/>
-          <w:sz w:val="28"/>
-          <w:szCs w:val="28"/>
-        </w:rPr>
-        <w:t>dto.response</w:t>
-      </w:r>
-      <w:r>
-        <w:rPr>
-          <w:rFonts w:ascii="Liberation Serif" w:hAnsi="Liberation Serif"/>
-          <w:b w:val="false"/>
-          <w:bCs w:val="false"/>
-          <w:sz w:val="28"/>
-          <w:szCs w:val="28"/>
-        </w:rPr>
-        <w:t xml:space="preserve"> содержат объекты, используемые для типизации входных и выходных данных API. Разделение на два подпакета обеспечивает явное различие между данными, поступающими от клиента, и данными, возвращаемыми ему. Использование DTO изолирует внутреннюю доменную модель от внешнего API-контракта, что позволяет изменять структуру сущностей базы данных без нарушения совместимости с клиентским приложением.</w:t>
-      </w:r>
-    </w:p>
-    <w:p>
-      <w:pPr>
-        <w:pStyle w:val="Normal"/>
-        <w:spacing w:lineRule="auto" w:line="360" w:before="0" w:after="0"/>
-        <w:jc w:val="both"/>
-        <w:rPr/>
-      </w:pPr>
-      <w:r>
-        <w:rPr>
-          <w:rFonts w:ascii="Liberation Serif" w:hAnsi="Liberation Serif"/>
-          <w:b w:val="false"/>
-          <w:bCs w:val="false"/>
-          <w:sz w:val="28"/>
-          <w:szCs w:val="28"/>
-        </w:rPr>
-        <w:tab/>
-      </w:r>
-      <w:r>
-        <w:rPr>
-          <w:rStyle w:val="Strong"/>
-          <w:rFonts w:ascii="Liberation Serif" w:hAnsi="Liberation Serif"/>
-          <w:b w:val="false"/>
-          <w:bCs w:val="false"/>
-          <w:sz w:val="28"/>
-          <w:szCs w:val="28"/>
-        </w:rPr>
-        <w:t>Слой бизнес-логики (Service Layer).</w:t>
-      </w:r>
-      <w:r>
-        <w:rPr>
-          <w:rFonts w:ascii="Liberation Serif" w:hAnsi="Liberation Serif"/>
-          <w:b w:val="false"/>
-          <w:bCs w:val="false"/>
-          <w:sz w:val="28"/>
-          <w:szCs w:val="28"/>
-        </w:rPr>
-        <w:t xml:space="preserve"> Пакет </w:t>
-      </w:r>
-      <w:r>
-        <w:rPr>
-          <w:rStyle w:val="Style17"/>
-          <w:rFonts w:ascii="Liberation Serif" w:hAnsi="Liberation Serif"/>
-          <w:b w:val="false"/>
-          <w:bCs w:val="false"/>
-          <w:sz w:val="28"/>
-          <w:szCs w:val="28"/>
-        </w:rPr>
-        <w:t>service</w:t>
-      </w:r>
-      <w:r>
-        <w:rPr>
-          <w:rFonts w:ascii="Liberation Serif" w:hAnsi="Liberation Serif"/>
-          <w:b w:val="false"/>
-          <w:bCs w:val="false"/>
-          <w:sz w:val="28"/>
-          <w:szCs w:val="28"/>
-        </w:rPr>
-        <w:t xml:space="preserve"> содержит сервисы, реализующие основную бизнес-логику приложения. Каждый сервис инкапсулирует логику работы с определённой доменной областью и является единственным местом, где принимаются бизнес-решения.</w:t>
-      </w:r>
-    </w:p>
-    <w:p>
-      <w:pPr>
-        <w:pStyle w:val="Normal"/>
-        <w:spacing w:lineRule="auto" w:line="360" w:before="0" w:after="0"/>
-        <w:jc w:val="both"/>
-        <w:rPr/>
-      </w:pPr>
-      <w:r>
-        <w:rPr>
-          <w:rStyle w:val="Strong"/>
-          <w:rFonts w:ascii="Liberation Serif" w:hAnsi="Liberation Serif"/>
-          <w:b w:val="false"/>
-          <w:bCs w:val="false"/>
-          <w:sz w:val="28"/>
-          <w:szCs w:val="28"/>
-        </w:rPr>
-        <w:tab/>
-        <w:t>Слой доступа к данным (Repository Layer).</w:t>
-      </w:r>
-      <w:r>
-        <w:rPr>
-          <w:rFonts w:ascii="Liberation Serif" w:hAnsi="Liberation Serif"/>
-          <w:b w:val="false"/>
-          <w:bCs w:val="false"/>
-          <w:sz w:val="28"/>
-          <w:szCs w:val="28"/>
-        </w:rPr>
-        <w:t xml:space="preserve"> Пакет </w:t>
-      </w:r>
-      <w:r>
-        <w:rPr>
-          <w:rStyle w:val="Style17"/>
-          <w:rFonts w:ascii="Liberation Serif" w:hAnsi="Liberation Serif"/>
-          <w:b w:val="false"/>
-          <w:bCs w:val="false"/>
-          <w:sz w:val="28"/>
-          <w:szCs w:val="28"/>
-        </w:rPr>
-        <w:t>repository</w:t>
-      </w:r>
-      <w:r>
-        <w:rPr>
-          <w:rFonts w:ascii="Liberation Serif" w:hAnsi="Liberation Serif"/>
-          <w:b w:val="false"/>
-          <w:bCs w:val="false"/>
-          <w:sz w:val="28"/>
-          <w:szCs w:val="28"/>
-        </w:rPr>
-        <w:t xml:space="preserve"> содержит интерфейсы, расширяющие </w:t>
-      </w:r>
-      <w:r>
-        <w:rPr>
-          <w:rStyle w:val="Style17"/>
-          <w:rFonts w:ascii="Liberation Serif" w:hAnsi="Liberation Serif"/>
-          <w:b w:val="false"/>
-          <w:bCs w:val="false"/>
-          <w:sz w:val="28"/>
-          <w:szCs w:val="28"/>
-        </w:rPr>
-        <w:t>JpaRepository</w:t>
-      </w:r>
-      <w:r>
-        <w:rPr>
-          <w:rFonts w:ascii="Liberation Serif" w:hAnsi="Liberation Serif"/>
-          <w:b w:val="false"/>
-          <w:bCs w:val="false"/>
-          <w:sz w:val="28"/>
-          <w:szCs w:val="28"/>
-        </w:rPr>
-        <w:t xml:space="preserve"> из Spring Data JPA. Репозитории абстрагируют операции с базой данных, предоставляя декларативные методы для стандартных CRUD-операций и пользовательских запросов.</w:t>
-      </w:r>
-    </w:p>
-    <w:p>
-      <w:pPr>
-        <w:pStyle w:val="Normal"/>
-        <w:spacing w:lineRule="auto" w:line="360" w:before="0" w:after="0"/>
-        <w:jc w:val="both"/>
-        <w:rPr/>
-      </w:pPr>
-      <w:r>
-        <w:rPr>
-          <w:rStyle w:val="Strong"/>
-          <w:rFonts w:ascii="Liberation Serif" w:hAnsi="Liberation Serif"/>
-          <w:b w:val="false"/>
-          <w:bCs w:val="false"/>
-          <w:sz w:val="28"/>
-          <w:szCs w:val="28"/>
-        </w:rPr>
-        <w:tab/>
-        <w:t>Слой доменной модели (Entity Layer).</w:t>
-      </w:r>
-      <w:r>
-        <w:rPr>
-          <w:rFonts w:ascii="Liberation Serif" w:hAnsi="Liberation Serif"/>
-          <w:b w:val="false"/>
-          <w:bCs w:val="false"/>
-          <w:sz w:val="28"/>
-          <w:szCs w:val="28"/>
-        </w:rPr>
-        <w:t xml:space="preserve"> Пакет </w:t>
-      </w:r>
-      <w:r>
-        <w:rPr>
-          <w:rStyle w:val="Style17"/>
-          <w:rFonts w:ascii="Liberation Serif" w:hAnsi="Liberation Serif"/>
-          <w:b w:val="false"/>
-          <w:bCs w:val="false"/>
-          <w:sz w:val="28"/>
-          <w:szCs w:val="28"/>
-        </w:rPr>
-        <w:t>entity</w:t>
-      </w:r>
-      <w:r>
-        <w:rPr>
-          <w:rFonts w:ascii="Liberation Serif" w:hAnsi="Liberation Serif"/>
-          <w:b w:val="false"/>
-          <w:bCs w:val="false"/>
-          <w:sz w:val="28"/>
-          <w:szCs w:val="28"/>
-        </w:rPr>
-        <w:t xml:space="preserve"> содержит JPA-сущности, представляющие таблицы базы данных. Каждая сущность аннотирована </w:t>
-      </w:r>
-      <w:r>
-        <w:rPr>
-          <w:rStyle w:val="Style17"/>
-          <w:rFonts w:ascii="Liberation Serif" w:hAnsi="Liberation Serif"/>
-          <w:b w:val="false"/>
-          <w:bCs w:val="false"/>
-          <w:sz w:val="28"/>
-          <w:szCs w:val="28"/>
-        </w:rPr>
-        <w:t>@Entity</w:t>
-      </w:r>
-      <w:r>
-        <w:rPr>
-          <w:rFonts w:ascii="Liberation Serif" w:hAnsi="Liberation Serif"/>
-          <w:b w:val="false"/>
-          <w:bCs w:val="false"/>
-          <w:sz w:val="28"/>
-          <w:szCs w:val="28"/>
-        </w:rPr>
-        <w:t xml:space="preserve"> и </w:t>
-      </w:r>
-      <w:r>
-        <w:rPr>
-          <w:rStyle w:val="Style17"/>
-          <w:rFonts w:ascii="Liberation Serif" w:hAnsi="Liberation Serif"/>
-          <w:b w:val="false"/>
-          <w:bCs w:val="false"/>
-          <w:sz w:val="28"/>
-          <w:szCs w:val="28"/>
-        </w:rPr>
-        <w:t>@Table</w:t>
-      </w:r>
-      <w:r>
-        <w:rPr>
-          <w:rFonts w:ascii="Liberation Serif" w:hAnsi="Liberation Serif"/>
-          <w:b w:val="false"/>
-          <w:bCs w:val="false"/>
-          <w:sz w:val="28"/>
-          <w:szCs w:val="28"/>
-        </w:rPr>
-        <w:t>, а поля — аннотациями JPA для определения типов столбцов, ограничений и связей.</w:t>
-      </w:r>
-    </w:p>
-    <w:p>
-      <w:pPr>
-        <w:pStyle w:val="Normal"/>
-        <w:spacing w:lineRule="auto" w:line="360" w:before="0" w:after="0"/>
-        <w:jc w:val="both"/>
-        <w:rPr/>
-      </w:pPr>
-      <w:r>
-        <w:rPr>
-          <w:rStyle w:val="Strong"/>
-          <w:rFonts w:ascii="Liberation Serif" w:hAnsi="Liberation Serif"/>
-          <w:b w:val="false"/>
-          <w:bCs w:val="false"/>
-          <w:sz w:val="28"/>
-          <w:szCs w:val="28"/>
-        </w:rPr>
-        <w:tab/>
-        <w:t>Слой конфигурации (Configuration Layer).</w:t>
-      </w:r>
-      <w:r>
-        <w:rPr>
-          <w:rFonts w:ascii="Liberation Serif" w:hAnsi="Liberation Serif"/>
-          <w:b w:val="false"/>
-          <w:bCs w:val="false"/>
-          <w:sz w:val="28"/>
-          <w:szCs w:val="28"/>
-        </w:rPr>
-        <w:t xml:space="preserve"> Пакет </w:t>
-      </w:r>
-      <w:r>
-        <w:rPr>
-          <w:rStyle w:val="Style17"/>
-          <w:rFonts w:ascii="Liberation Serif" w:hAnsi="Liberation Serif"/>
-          <w:b w:val="false"/>
-          <w:bCs w:val="false"/>
-          <w:sz w:val="28"/>
-          <w:szCs w:val="28"/>
-        </w:rPr>
-        <w:t>config</w:t>
-      </w:r>
-      <w:r>
-        <w:rPr>
-          <w:rFonts w:ascii="Liberation Serif" w:hAnsi="Liberation Serif"/>
-          <w:b w:val="false"/>
-          <w:bCs w:val="false"/>
-          <w:sz w:val="28"/>
-          <w:szCs w:val="28"/>
-        </w:rPr>
-        <w:t xml:space="preserve"> содержит конфигурационные классы Spring, определяющие поведение приложения.</w:t>
-      </w:r>
-    </w:p>
-    <w:p>
-      <w:pPr>
-        <w:pStyle w:val="BodyText"/>
-        <w:spacing w:lineRule="auto" w:line="360" w:before="0" w:after="0"/>
-        <w:jc w:val="both"/>
-        <w:rPr/>
-      </w:pPr>
-      <w:r>
-        <w:rPr>
-          <w:rStyle w:val="Strong"/>
-          <w:rFonts w:ascii="Liberation Serif" w:hAnsi="Liberation Serif"/>
-          <w:b w:val="false"/>
-          <w:bCs w:val="false"/>
-          <w:sz w:val="28"/>
-          <w:szCs w:val="28"/>
-        </w:rPr>
-        <w:tab/>
-        <w:t>Слой обработки исключений (Exception Layer).</w:t>
-      </w:r>
-      <w:r>
-        <w:rPr>
-          <w:rFonts w:ascii="Liberation Serif" w:hAnsi="Liberation Serif"/>
-          <w:b w:val="false"/>
-          <w:bCs w:val="false"/>
-          <w:sz w:val="28"/>
-          <w:szCs w:val="28"/>
-        </w:rPr>
-        <w:t xml:space="preserve"> Пакет </w:t>
-      </w:r>
-      <w:r>
-        <w:rPr>
-          <w:rStyle w:val="Style17"/>
-          <w:rFonts w:ascii="Liberation Serif" w:hAnsi="Liberation Serif"/>
-          <w:b w:val="false"/>
-          <w:bCs w:val="false"/>
-          <w:sz w:val="28"/>
-          <w:szCs w:val="28"/>
-        </w:rPr>
-        <w:t>exception</w:t>
-      </w:r>
-      <w:r>
-        <w:rPr>
-          <w:rFonts w:ascii="Liberation Serif" w:hAnsi="Liberation Serif"/>
-          <w:b w:val="false"/>
-          <w:bCs w:val="false"/>
-          <w:sz w:val="28"/>
-          <w:szCs w:val="28"/>
-        </w:rPr>
-        <w:t xml:space="preserve"> обеспечивает централизованную и единообразную обработку ошибок во всём приложении.</w:t>
-      </w:r>
-    </w:p>
-    <w:p>
-      <w:pPr>
-        <w:pStyle w:val="Normal"/>
-        <w:spacing w:lineRule="auto" w:line="360" w:before="0" w:after="0"/>
-        <w:jc w:val="both"/>
-        <w:rPr>
-          <w:rFonts w:ascii="Liberation Serif" w:hAnsi="Liberation Serif"/>
-          <w:b w:val="false"/>
-          <w:bCs w:val="false"/>
-          <w:sz w:val="28"/>
-          <w:szCs w:val="28"/>
-        </w:rPr>
-      </w:pPr>
-      <w:r>
-        <w:rPr>
-          <w:rFonts w:ascii="Liberation Serif" w:hAnsi="Liberation Serif"/>
-          <w:b w:val="false"/>
-          <w:bCs w:val="false"/>
-          <w:sz w:val="28"/>
-          <w:szCs w:val="28"/>
-        </w:rPr>
-        <w:tab/>
-        <w:t>Создание проекта является центральным сценарием использования платформы и инициирует цепочку автоматизированных действий, охватывающих как внутренние операции бэкенда, так и взаимодействие с GitLab API.</w:t>
+          <w:b/>
+          <w:bCs/>
+          <w:color w:val="FFFFFF"/>
+          <w:sz w:val="28"/>
+          <w:szCs w:val="28"/>
+        </w:rPr>
+      </w:pPr>
+      <w:r>
+        <w:rPr>
+          <w:rFonts w:ascii="Liberation Serif" w:hAnsi="Liberation Serif"/>
+          <w:b/>
+          <w:bCs/>
+          <w:color w:themeColor="accent1" w:themeShade="bf" w:val="FFFFFF"/>
+          <w:sz w:val="28"/>
+          <w:szCs w:val="28"/>
+        </w:rPr>
       </w:r>
     </w:p>
     <w:p>
@@ -10686,115 +10004,19 @@
         <w:jc w:val="center"/>
         <w:rPr>
           <w:rFonts w:ascii="Liberation Serif" w:hAnsi="Liberation Serif"/>
-          <w:b w:val="false"/>
-          <w:bCs w:val="false"/>
-          <w:color w:val="FFFFFF"/>
-          <w:sz w:val="28"/>
-          <w:szCs w:val="28"/>
-        </w:rPr>
-      </w:pPr>
-      <w:r>
-        <w:rPr>
-          <w:rFonts w:ascii="Liberation Serif" w:hAnsi="Liberation Serif"/>
-          <w:b w:val="false"/>
-          <w:bCs w:val="false"/>
-          <w:color w:val="FFFFFF"/>
-          <w:sz w:val="28"/>
-          <w:szCs w:val="28"/>
-        </w:rPr>
-        <w:drawing>
-          <wp:anchor behindDoc="0" distT="0" distB="0" distL="0" distR="0" simplePos="0" locked="0" layoutInCell="0" allowOverlap="1" relativeHeight="9">
-            <wp:simplePos x="0" y="0"/>
-            <wp:positionH relativeFrom="column">
-              <wp:posOffset>780415</wp:posOffset>
-            </wp:positionH>
-            <wp:positionV relativeFrom="paragraph">
-              <wp:posOffset>-13970</wp:posOffset>
-            </wp:positionV>
-            <wp:extent cx="4504055" cy="3425190"/>
-            <wp:effectExtent l="0" t="0" r="0" b="0"/>
-            <wp:wrapSquare wrapText="largest"/>
-            <wp:docPr id="7" name="Изображение7" descr=""/>
-            <wp:cNvGraphicFramePr>
-              <a:graphicFrameLocks xmlns:a="http://schemas.openxmlformats.org/drawingml/2006/main" noChangeAspect="1"/>
-            </wp:cNvGraphicFramePr>
-            <a:graphic xmlns:a="http://schemas.openxmlformats.org/drawingml/2006/main">
-              <a:graphicData uri="http://schemas.openxmlformats.org/drawingml/2006/picture">
-                <pic:pic xmlns:pic="http://schemas.openxmlformats.org/drawingml/2006/picture">
-                  <pic:nvPicPr>
-                    <pic:cNvPr id="7" name="Изображение7" descr=""/>
-                    <pic:cNvPicPr>
-                      <a:picLocks noChangeAspect="1" noChangeArrowheads="1"/>
-                    </pic:cNvPicPr>
-                  </pic:nvPicPr>
-                  <pic:blipFill>
-                    <a:blip r:embed="rId8"/>
-                    <a:stretch>
-                      <a:fillRect/>
-                    </a:stretch>
-                  </pic:blipFill>
-                  <pic:spPr bwMode="auto">
-                    <a:xfrm>
-                      <a:off x="0" y="0"/>
-                      <a:ext cx="4504055" cy="3425190"/>
-                    </a:xfrm>
-                    <a:prstGeom prst="rect">
-                      <a:avLst/>
-                    </a:prstGeom>
-                    <a:noFill/>
-                  </pic:spPr>
-                </pic:pic>
-              </a:graphicData>
-            </a:graphic>
-          </wp:anchor>
-        </w:drawing>
-      </w:r>
-    </w:p>
-    <w:p>
-      <w:pPr>
-        <w:pStyle w:val="Normal"/>
-        <w:spacing w:before="0" w:after="0"/>
-        <w:jc w:val="center"/>
-        <w:rPr>
-          <w:rFonts w:ascii="Liberation Serif" w:hAnsi="Liberation Serif"/>
-          <w:b w:val="false"/>
-          <w:bCs w:val="false"/>
-          <w:color w:val="FFFFFF"/>
-          <w:sz w:val="28"/>
-          <w:szCs w:val="28"/>
-        </w:rPr>
-      </w:pPr>
-      <w:r>
-        <w:rPr>
-          <w:rFonts w:ascii="Liberation Serif" w:hAnsi="Liberation Serif"/>
-          <w:b w:val="false"/>
-          <w:bCs w:val="false"/>
-          <w:color w:val="FFFFFF"/>
-          <w:sz w:val="28"/>
-          <w:szCs w:val="28"/>
-        </w:rPr>
-      </w:r>
-    </w:p>
-    <w:p>
-      <w:pPr>
-        <w:pStyle w:val="Normal"/>
-        <w:spacing w:before="0" w:after="0"/>
-        <w:jc w:val="both"/>
-        <w:rPr>
-          <w:rFonts w:ascii="Liberation Serif" w:hAnsi="Liberation Serif"/>
-          <w:b w:val="false"/>
-          <w:bCs w:val="false"/>
-          <w:color w:val="FFFFFF"/>
-          <w:sz w:val="28"/>
-          <w:szCs w:val="28"/>
-        </w:rPr>
-      </w:pPr>
-      <w:r>
-        <w:rPr>
-          <w:rFonts w:ascii="Liberation Serif" w:hAnsi="Liberation Serif"/>
-          <w:b w:val="false"/>
-          <w:bCs w:val="false"/>
-          <w:color w:val="FFFFFF"/>
+          <w:b/>
+          <w:bCs/>
+          <w:color w:val="FFFFFF"/>
+          <w:sz w:val="28"/>
+          <w:szCs w:val="28"/>
+        </w:rPr>
+      </w:pPr>
+      <w:r>
+        <w:rPr>
+          <w:rFonts w:ascii="Liberation Serif" w:hAnsi="Liberation Serif"/>
+          <w:b/>
+          <w:bCs/>
+          <w:color w:themeColor="accent1" w:themeShade="bf" w:val="FFFFFF"/>
           <w:sz w:val="28"/>
           <w:szCs w:val="28"/>
         </w:rPr>
@@ -10807,218 +10029,19 @@
         <w:jc w:val="center"/>
         <w:rPr>
           <w:rFonts w:ascii="Liberation Serif" w:hAnsi="Liberation Serif"/>
-          <w:b w:val="false"/>
-          <w:bCs w:val="false"/>
-          <w:color w:val="FFFFFF"/>
-          <w:sz w:val="28"/>
-          <w:szCs w:val="28"/>
-        </w:rPr>
-      </w:pPr>
-      <w:r>
-        <w:rPr>
-          <w:rFonts w:ascii="Liberation Serif" w:hAnsi="Liberation Serif"/>
-          <w:b w:val="false"/>
-          <w:bCs w:val="false"/>
-          <w:color w:val="FFFFFF"/>
-          <w:sz w:val="28"/>
-          <w:szCs w:val="28"/>
-        </w:rPr>
-        <w:t xml:space="preserve"> </w:t>
-      </w:r>
-    </w:p>
-    <w:p>
-      <w:pPr>
-        <w:pStyle w:val="Normal"/>
-        <w:spacing w:lineRule="auto" w:line="360" w:before="0" w:after="0"/>
-        <w:jc w:val="both"/>
-        <w:rPr/>
-      </w:pPr>
-      <w:r>
-        <w:rPr/>
-      </w:r>
-    </w:p>
-    <w:p>
-      <w:pPr>
-        <w:pStyle w:val="Normal"/>
-        <w:spacing w:lineRule="auto" w:line="360" w:before="0" w:after="0"/>
-        <w:jc w:val="both"/>
-        <w:rPr/>
-      </w:pPr>
-      <w:r>
-        <w:rPr/>
-      </w:r>
-    </w:p>
-    <w:p>
-      <w:pPr>
-        <w:pStyle w:val="Normal"/>
-        <w:spacing w:lineRule="auto" w:line="360" w:before="0" w:after="0"/>
-        <w:jc w:val="both"/>
-        <w:rPr/>
-      </w:pPr>
-      <w:r>
-        <w:rPr/>
-      </w:r>
-    </w:p>
-    <w:p>
-      <w:pPr>
-        <w:pStyle w:val="Normal"/>
-        <w:spacing w:lineRule="auto" w:line="360" w:before="0" w:after="0"/>
-        <w:jc w:val="both"/>
-        <w:rPr/>
-      </w:pPr>
-      <w:r>
-        <w:rPr/>
-      </w:r>
-    </w:p>
-    <w:p>
-      <w:pPr>
-        <w:pStyle w:val="Normal"/>
-        <w:spacing w:lineRule="auto" w:line="360" w:before="0" w:after="0"/>
-        <w:jc w:val="both"/>
-        <w:rPr/>
-      </w:pPr>
-      <w:r>
-        <w:rPr/>
-      </w:r>
-    </w:p>
-    <w:p>
-      <w:pPr>
-        <w:pStyle w:val="Normal"/>
-        <w:spacing w:lineRule="auto" w:line="360" w:before="0" w:after="0"/>
-        <w:jc w:val="both"/>
-        <w:rPr/>
-      </w:pPr>
-      <w:r>
-        <w:rPr/>
-      </w:r>
-    </w:p>
-    <w:p>
-      <w:pPr>
-        <w:pStyle w:val="Normal"/>
-        <w:spacing w:lineRule="auto" w:line="360" w:before="0" w:after="0"/>
-        <w:jc w:val="both"/>
-        <w:rPr/>
-      </w:pPr>
-      <w:r>
-        <w:rPr/>
-      </w:r>
-    </w:p>
-    <w:p>
-      <w:pPr>
-        <w:pStyle w:val="Normal"/>
-        <w:spacing w:lineRule="auto" w:line="360" w:before="0" w:after="0"/>
-        <w:jc w:val="both"/>
-        <w:rPr/>
-      </w:pPr>
-      <w:r>
-        <w:rPr/>
-      </w:r>
-    </w:p>
-    <w:p>
-      <w:pPr>
-        <w:pStyle w:val="Normal"/>
-        <w:spacing w:lineRule="auto" w:line="360" w:before="0" w:after="0"/>
-        <w:jc w:val="both"/>
-        <w:rPr/>
-      </w:pPr>
-      <w:r>
-        <w:rPr/>
-      </w:r>
-    </w:p>
-    <w:p>
-      <w:pPr>
-        <w:pStyle w:val="Normal"/>
-        <w:spacing w:lineRule="auto" w:line="360" w:before="0" w:after="0"/>
-        <w:jc w:val="both"/>
-        <w:rPr/>
-      </w:pPr>
-      <w:r>
-        <w:rPr/>
-      </w:r>
-    </w:p>
-    <w:p>
-      <w:pPr>
-        <w:pStyle w:val="Normal"/>
-        <w:spacing w:lineRule="auto" w:line="360" w:before="0" w:after="0"/>
-        <w:jc w:val="both"/>
-        <w:rPr/>
-      </w:pPr>
-      <w:r>
-        <w:rPr/>
-      </w:r>
-    </w:p>
-    <w:p>
-      <w:pPr>
-        <w:pStyle w:val="Normal"/>
-        <w:spacing w:lineRule="auto" w:line="360" w:before="0" w:after="0"/>
-        <w:jc w:val="center"/>
-        <w:rPr>
-          <w:rFonts w:ascii="Liberation Serif" w:hAnsi="Liberation Serif"/>
-          <w:sz w:val="28"/>
-          <w:szCs w:val="28"/>
-        </w:rPr>
-      </w:pPr>
-      <w:r>
-        <w:rPr>
-          <w:rFonts w:ascii="Liberation Serif" w:hAnsi="Liberation Serif"/>
-          <w:sz w:val="28"/>
-          <w:szCs w:val="28"/>
-        </w:rPr>
-        <w:t>Рисунок 7 — Диаграмма последовательности создания проекта</w:t>
-      </w:r>
-    </w:p>
-    <w:p>
-      <w:pPr>
-        <w:pStyle w:val="Normal"/>
-        <w:spacing w:lineRule="auto" w:line="360" w:before="0" w:after="0"/>
-        <w:jc w:val="center"/>
-        <w:rPr>
-          <w:rFonts w:ascii="Liberation Serif" w:hAnsi="Liberation Serif"/>
-          <w:sz w:val="28"/>
-          <w:szCs w:val="28"/>
-        </w:rPr>
-      </w:pPr>
-      <w:r>
-        <w:rPr>
-          <w:rFonts w:ascii="Liberation Serif" w:hAnsi="Liberation Serif"/>
-          <w:sz w:val="28"/>
-          <w:szCs w:val="28"/>
-        </w:rPr>
-      </w:r>
-    </w:p>
-    <w:p>
-      <w:pPr>
-        <w:pStyle w:val="Normal"/>
-        <w:spacing w:lineRule="auto" w:line="360" w:before="0" w:after="0"/>
-        <w:jc w:val="center"/>
-        <w:rPr>
-          <w:rFonts w:ascii="Liberation Serif" w:hAnsi="Liberation Serif"/>
-          <w:sz w:val="28"/>
-          <w:szCs w:val="28"/>
-        </w:rPr>
-      </w:pPr>
-      <w:r>
-        <w:rPr>
-          <w:rFonts w:ascii="Liberation Serif" w:hAnsi="Liberation Serif"/>
-          <w:sz w:val="28"/>
-          <w:szCs w:val="28"/>
-        </w:rPr>
-      </w:r>
-    </w:p>
-    <w:p>
-      <w:pPr>
-        <w:pStyle w:val="Normal"/>
-        <w:spacing w:lineRule="auto" w:line="360" w:before="0" w:after="0"/>
-        <w:jc w:val="both"/>
-        <w:rPr>
-          <w:rFonts w:ascii="Liberation Serif" w:hAnsi="Liberation Serif"/>
-          <w:sz w:val="28"/>
-          <w:szCs w:val="28"/>
-        </w:rPr>
-      </w:pPr>
-      <w:r>
-        <w:rPr>
-          <w:rFonts w:ascii="Liberation Serif" w:hAnsi="Liberation Serif"/>
+          <w:b/>
+          <w:bCs/>
+          <w:color w:val="FFFFFF"/>
+          <w:sz w:val="28"/>
+          <w:szCs w:val="28"/>
+        </w:rPr>
+      </w:pPr>
+      <w:r>
+        <w:rPr>
+          <w:rFonts w:ascii="Liberation Serif" w:hAnsi="Liberation Serif"/>
+          <w:b/>
+          <w:bCs/>
+          <w:color w:themeColor="accent1" w:themeShade="bf" w:val="FFFFFF"/>
           <w:sz w:val="28"/>
           <w:szCs w:val="28"/>
         </w:rPr>
@@ -11031,19 +10054,19 @@
         <w:jc w:val="center"/>
         <w:rPr>
           <w:rFonts w:ascii="Liberation Serif" w:hAnsi="Liberation Serif"/>
-          <w:b w:val="false"/>
-          <w:bCs w:val="false"/>
-          <w:color w:val="FFFFFF"/>
-          <w:sz w:val="28"/>
-          <w:szCs w:val="28"/>
-        </w:rPr>
-      </w:pPr>
-      <w:r>
-        <w:rPr>
-          <w:rFonts w:ascii="Liberation Serif" w:hAnsi="Liberation Serif"/>
-          <w:b w:val="false"/>
-          <w:bCs w:val="false"/>
-          <w:color w:val="FFFFFF"/>
+          <w:b/>
+          <w:bCs/>
+          <w:color w:val="FFFFFF"/>
+          <w:sz w:val="28"/>
+          <w:szCs w:val="28"/>
+        </w:rPr>
+      </w:pPr>
+      <w:r>
+        <w:rPr>
+          <w:rFonts w:ascii="Liberation Serif" w:hAnsi="Liberation Serif"/>
+          <w:b/>
+          <w:bCs/>
+          <w:color w:themeColor="accent1" w:themeShade="bf" w:val="FFFFFF"/>
           <w:sz w:val="28"/>
           <w:szCs w:val="28"/>
         </w:rPr>
@@ -11068,7 +10091,7 @@
           <w:rFonts w:ascii="Liberation Serif" w:hAnsi="Liberation Serif"/>
           <w:b/>
           <w:bCs/>
-          <w:color w:val="FFFFFF"/>
+          <w:color w:themeColor="accent1" w:themeShade="bf" w:val="FFFFFF"/>
           <w:sz w:val="28"/>
           <w:szCs w:val="28"/>
         </w:rPr>
@@ -11093,7 +10116,7 @@
           <w:rFonts w:ascii="Liberation Serif" w:hAnsi="Liberation Serif"/>
           <w:b/>
           <w:bCs/>
-          <w:color w:val="FFFFFF"/>
+          <w:color w:themeColor="accent1" w:themeShade="bf" w:val="FFFFFF"/>
           <w:sz w:val="28"/>
           <w:szCs w:val="28"/>
         </w:rPr>
@@ -11118,7 +10141,7 @@
           <w:rFonts w:ascii="Liberation Serif" w:hAnsi="Liberation Serif"/>
           <w:b/>
           <w:bCs/>
-          <w:color w:val="FFFFFF"/>
+          <w:color w:themeColor="accent1" w:themeShade="bf" w:val="FFFFFF"/>
           <w:sz w:val="28"/>
           <w:szCs w:val="28"/>
         </w:rPr>
@@ -11143,7 +10166,7 @@
           <w:rFonts w:ascii="Liberation Serif" w:hAnsi="Liberation Serif"/>
           <w:b/>
           <w:bCs/>
-          <w:color w:val="FFFFFF"/>
+          <w:color w:themeColor="accent1" w:themeShade="bf" w:val="FFFFFF"/>
           <w:sz w:val="28"/>
           <w:szCs w:val="28"/>
         </w:rPr>
@@ -11168,7 +10191,7 @@
           <w:rFonts w:ascii="Liberation Serif" w:hAnsi="Liberation Serif"/>
           <w:b/>
           <w:bCs/>
-          <w:color w:val="FFFFFF"/>
+          <w:color w:themeColor="accent1" w:themeShade="bf" w:val="FFFFFF"/>
           <w:sz w:val="28"/>
           <w:szCs w:val="28"/>
         </w:rPr>
@@ -11193,7 +10216,7 @@
           <w:rFonts w:ascii="Liberation Serif" w:hAnsi="Liberation Serif"/>
           <w:b/>
           <w:bCs/>
-          <w:color w:val="FFFFFF"/>
+          <w:color w:themeColor="accent1" w:themeShade="bf" w:val="FFFFFF"/>
           <w:sz w:val="28"/>
           <w:szCs w:val="28"/>
         </w:rPr>
@@ -11218,7 +10241,7 @@
           <w:rFonts w:ascii="Liberation Serif" w:hAnsi="Liberation Serif"/>
           <w:b/>
           <w:bCs/>
-          <w:color w:val="FFFFFF"/>
+          <w:color w:themeColor="accent1" w:themeShade="bf" w:val="FFFFFF"/>
           <w:sz w:val="28"/>
           <w:szCs w:val="28"/>
         </w:rPr>
@@ -11243,7 +10266,7 @@
           <w:rFonts w:ascii="Liberation Serif" w:hAnsi="Liberation Serif"/>
           <w:b/>
           <w:bCs/>
-          <w:color w:val="FFFFFF"/>
+          <w:color w:themeColor="accent1" w:themeShade="bf" w:val="FFFFFF"/>
           <w:sz w:val="28"/>
           <w:szCs w:val="28"/>
         </w:rPr>
@@ -11268,7 +10291,7 @@
           <w:rFonts w:ascii="Liberation Serif" w:hAnsi="Liberation Serif"/>
           <w:b/>
           <w:bCs/>
-          <w:color w:val="FFFFFF"/>
+          <w:color w:themeColor="accent1" w:themeShade="bf" w:val="FFFFFF"/>
           <w:sz w:val="28"/>
           <w:szCs w:val="28"/>
         </w:rPr>
@@ -11293,7 +10316,7 @@
           <w:rFonts w:ascii="Liberation Serif" w:hAnsi="Liberation Serif"/>
           <w:b/>
           <w:bCs/>
-          <w:color w:val="FFFFFF"/>
+          <w:color w:themeColor="accent1" w:themeShade="bf" w:val="FFFFFF"/>
           <w:sz w:val="28"/>
           <w:szCs w:val="28"/>
         </w:rPr>
@@ -11318,7 +10341,7 @@
           <w:rFonts w:ascii="Liberation Serif" w:hAnsi="Liberation Serif"/>
           <w:b/>
           <w:bCs/>
-          <w:color w:val="FFFFFF"/>
+          <w:color w:themeColor="accent1" w:themeShade="bf" w:val="FFFFFF"/>
           <w:sz w:val="28"/>
           <w:szCs w:val="28"/>
         </w:rPr>
@@ -11343,7 +10366,7 @@
           <w:rFonts w:ascii="Liberation Serif" w:hAnsi="Liberation Serif"/>
           <w:b/>
           <w:bCs/>
-          <w:color w:val="FFFFFF"/>
+          <w:color w:themeColor="accent1" w:themeShade="bf" w:val="FFFFFF"/>
           <w:sz w:val="28"/>
           <w:szCs w:val="28"/>
         </w:rPr>
@@ -11368,7 +10391,7 @@
           <w:rFonts w:ascii="Liberation Serif" w:hAnsi="Liberation Serif"/>
           <w:b/>
           <w:bCs/>
-          <w:color w:val="FFFFFF"/>
+          <w:color w:themeColor="accent1" w:themeShade="bf" w:val="FFFFFF"/>
           <w:sz w:val="28"/>
           <w:szCs w:val="28"/>
         </w:rPr>
@@ -11393,7 +10416,7 @@
           <w:rFonts w:ascii="Liberation Serif" w:hAnsi="Liberation Serif"/>
           <w:b/>
           <w:bCs/>
-          <w:color w:val="FFFFFF"/>
+          <w:color w:themeColor="accent1" w:themeShade="bf" w:val="FFFFFF"/>
           <w:sz w:val="28"/>
           <w:szCs w:val="28"/>
         </w:rPr>
@@ -11418,7 +10441,7 @@
           <w:rFonts w:ascii="Liberation Serif" w:hAnsi="Liberation Serif"/>
           <w:b/>
           <w:bCs/>
-          <w:color w:val="FFFFFF"/>
+          <w:color w:themeColor="accent1" w:themeShade="bf" w:val="FFFFFF"/>
           <w:sz w:val="28"/>
           <w:szCs w:val="28"/>
         </w:rPr>
@@ -11443,7 +10466,7 @@
           <w:rFonts w:ascii="Liberation Serif" w:hAnsi="Liberation Serif"/>
           <w:b/>
           <w:bCs/>
-          <w:color w:val="FFFFFF"/>
+          <w:color w:themeColor="accent1" w:themeShade="bf" w:val="FFFFFF"/>
           <w:sz w:val="28"/>
           <w:szCs w:val="28"/>
         </w:rPr>
@@ -11468,7 +10491,7 @@
           <w:rFonts w:ascii="Liberation Serif" w:hAnsi="Liberation Serif"/>
           <w:b/>
           <w:bCs/>
-          <w:color w:val="FFFFFF"/>
+          <w:color w:themeColor="accent1" w:themeShade="bf" w:val="FFFFFF"/>
           <w:sz w:val="28"/>
           <w:szCs w:val="28"/>
         </w:rPr>
@@ -11493,7 +10516,7 @@
           <w:rFonts w:ascii="Liberation Serif" w:hAnsi="Liberation Serif"/>
           <w:b/>
           <w:bCs/>
-          <w:color w:val="FFFFFF"/>
+          <w:color w:themeColor="accent1" w:themeShade="bf" w:val="FFFFFF"/>
           <w:sz w:val="28"/>
           <w:szCs w:val="28"/>
         </w:rPr>
@@ -11518,7 +10541,7 @@
           <w:rFonts w:ascii="Liberation Serif" w:hAnsi="Liberation Serif"/>
           <w:b/>
           <w:bCs/>
-          <w:color w:val="FFFFFF"/>
+          <w:color w:themeColor="accent1" w:themeShade="bf" w:val="FFFFFF"/>
           <w:sz w:val="28"/>
           <w:szCs w:val="28"/>
         </w:rPr>
@@ -11543,7 +10566,7 @@
           <w:rFonts w:ascii="Liberation Serif" w:hAnsi="Liberation Serif"/>
           <w:b/>
           <w:bCs/>
-          <w:color w:val="FFFFFF"/>
+          <w:color w:themeColor="accent1" w:themeShade="bf" w:val="FFFFFF"/>
           <w:sz w:val="28"/>
           <w:szCs w:val="28"/>
         </w:rPr>
@@ -11568,7 +10591,7 @@
           <w:rFonts w:ascii="Liberation Serif" w:hAnsi="Liberation Serif"/>
           <w:b/>
           <w:bCs/>
-          <w:color w:val="FFFFFF"/>
+          <w:color w:themeColor="accent1" w:themeShade="bf" w:val="FFFFFF"/>
           <w:sz w:val="28"/>
           <w:szCs w:val="28"/>
         </w:rPr>
@@ -11593,7 +10616,7 @@
           <w:rFonts w:ascii="Liberation Serif" w:hAnsi="Liberation Serif"/>
           <w:b/>
           <w:bCs/>
-          <w:color w:val="FFFFFF"/>
+          <w:color w:themeColor="accent1" w:themeShade="bf" w:val="FFFFFF"/>
           <w:sz w:val="28"/>
           <w:szCs w:val="28"/>
         </w:rPr>
@@ -11618,7 +10641,7 @@
           <w:rFonts w:ascii="Liberation Serif" w:hAnsi="Liberation Serif"/>
           <w:b/>
           <w:bCs/>
-          <w:color w:val="FFFFFF"/>
+          <w:color w:themeColor="accent1" w:themeShade="bf" w:val="FFFFFF"/>
           <w:sz w:val="28"/>
           <w:szCs w:val="28"/>
         </w:rPr>
@@ -11643,7 +10666,7 @@
           <w:rFonts w:ascii="Liberation Serif" w:hAnsi="Liberation Serif"/>
           <w:b/>
           <w:bCs/>
-          <w:color w:val="FFFFFF"/>
+          <w:color w:themeColor="accent1" w:themeShade="bf" w:val="FFFFFF"/>
           <w:sz w:val="28"/>
           <w:szCs w:val="28"/>
         </w:rPr>
@@ -11668,7 +10691,7 @@
           <w:rFonts w:ascii="Liberation Serif" w:hAnsi="Liberation Serif"/>
           <w:b/>
           <w:bCs/>
-          <w:color w:val="FFFFFF"/>
+          <w:color w:themeColor="accent1" w:themeShade="bf" w:val="FFFFFF"/>
           <w:sz w:val="28"/>
           <w:szCs w:val="28"/>
         </w:rPr>
@@ -11693,7 +10716,7 @@
           <w:rFonts w:ascii="Liberation Serif" w:hAnsi="Liberation Serif"/>
           <w:b/>
           <w:bCs/>
-          <w:color w:val="FFFFFF"/>
+          <w:color w:themeColor="accent1" w:themeShade="bf" w:val="FFFFFF"/>
           <w:sz w:val="28"/>
           <w:szCs w:val="28"/>
         </w:rPr>
@@ -11718,7 +10741,7 @@
           <w:rFonts w:ascii="Liberation Serif" w:hAnsi="Liberation Serif"/>
           <w:b/>
           <w:bCs/>
-          <w:color w:val="FFFFFF"/>
+          <w:color w:themeColor="accent1" w:themeShade="bf" w:val="FFFFFF"/>
           <w:sz w:val="28"/>
           <w:szCs w:val="28"/>
         </w:rPr>
@@ -11743,7 +10766,7 @@
           <w:rFonts w:ascii="Liberation Serif" w:hAnsi="Liberation Serif"/>
           <w:b/>
           <w:bCs/>
-          <w:color w:val="FFFFFF"/>
+          <w:color w:themeColor="accent1" w:themeShade="bf" w:val="FFFFFF"/>
           <w:sz w:val="28"/>
           <w:szCs w:val="28"/>
         </w:rPr>
@@ -11768,7 +10791,7 @@
           <w:rFonts w:ascii="Liberation Serif" w:hAnsi="Liberation Serif"/>
           <w:b/>
           <w:bCs/>
-          <w:color w:val="FFFFFF"/>
+          <w:color w:themeColor="accent1" w:themeShade="bf" w:val="FFFFFF"/>
           <w:sz w:val="28"/>
           <w:szCs w:val="28"/>
         </w:rPr>
@@ -11793,7 +10816,7 @@
           <w:rFonts w:ascii="Liberation Serif" w:hAnsi="Liberation Serif"/>
           <w:b/>
           <w:bCs/>
-          <w:color w:val="FFFFFF"/>
+          <w:color w:themeColor="accent1" w:themeShade="bf" w:val="FFFFFF"/>
           <w:sz w:val="28"/>
           <w:szCs w:val="28"/>
         </w:rPr>
@@ -11818,7 +10841,7 @@
           <w:rFonts w:ascii="Liberation Serif" w:hAnsi="Liberation Serif"/>
           <w:b/>
           <w:bCs/>
-          <w:color w:val="FFFFFF"/>
+          <w:color w:themeColor="accent1" w:themeShade="bf" w:val="FFFFFF"/>
           <w:sz w:val="28"/>
           <w:szCs w:val="28"/>
         </w:rPr>
@@ -11843,7 +10866,7 @@
           <w:rFonts w:ascii="Liberation Serif" w:hAnsi="Liberation Serif"/>
           <w:b/>
           <w:bCs/>
-          <w:color w:val="FFFFFF"/>
+          <w:color w:themeColor="accent1" w:themeShade="bf" w:val="FFFFFF"/>
           <w:sz w:val="28"/>
           <w:szCs w:val="28"/>
         </w:rPr>
@@ -11868,7 +10891,7 @@
           <w:rFonts w:ascii="Liberation Serif" w:hAnsi="Liberation Serif"/>
           <w:b/>
           <w:bCs/>
-          <w:color w:val="FFFFFF"/>
+          <w:color w:themeColor="accent1" w:themeShade="bf" w:val="FFFFFF"/>
           <w:sz w:val="28"/>
           <w:szCs w:val="28"/>
         </w:rPr>
@@ -11893,7 +10916,7 @@
           <w:rFonts w:ascii="Liberation Serif" w:hAnsi="Liberation Serif"/>
           <w:b/>
           <w:bCs/>
-          <w:color w:val="FFFFFF"/>
+          <w:color w:themeColor="accent1" w:themeShade="bf" w:val="FFFFFF"/>
           <w:sz w:val="28"/>
           <w:szCs w:val="28"/>
         </w:rPr>
@@ -11918,7 +10941,7 @@
           <w:rFonts w:ascii="Liberation Serif" w:hAnsi="Liberation Serif"/>
           <w:b/>
           <w:bCs/>
-          <w:color w:val="FFFFFF"/>
+          <w:color w:themeColor="accent1" w:themeShade="bf" w:val="FFFFFF"/>
           <w:sz w:val="28"/>
           <w:szCs w:val="28"/>
         </w:rPr>
@@ -11943,7 +10966,7 @@
           <w:rFonts w:ascii="Liberation Serif" w:hAnsi="Liberation Serif"/>
           <w:b/>
           <w:bCs/>
-          <w:color w:val="FFFFFF"/>
+          <w:color w:themeColor="accent1" w:themeShade="bf" w:val="FFFFFF"/>
           <w:sz w:val="28"/>
           <w:szCs w:val="28"/>
         </w:rPr>
@@ -11968,7 +10991,7 @@
           <w:rFonts w:ascii="Liberation Serif" w:hAnsi="Liberation Serif"/>
           <w:b/>
           <w:bCs/>
-          <w:color w:val="FFFFFF"/>
+          <w:color w:themeColor="accent1" w:themeShade="bf" w:val="FFFFFF"/>
           <w:sz w:val="28"/>
           <w:szCs w:val="28"/>
         </w:rPr>
@@ -11993,7 +11016,7 @@
           <w:rFonts w:ascii="Liberation Serif" w:hAnsi="Liberation Serif"/>
           <w:b/>
           <w:bCs/>
-          <w:color w:val="FFFFFF"/>
+          <w:color w:themeColor="accent1" w:themeShade="bf" w:val="FFFFFF"/>
           <w:sz w:val="28"/>
           <w:szCs w:val="28"/>
         </w:rPr>
@@ -12018,7 +11041,7 @@
           <w:rFonts w:ascii="Liberation Serif" w:hAnsi="Liberation Serif"/>
           <w:b/>
           <w:bCs/>
-          <w:color w:val="FFFFFF"/>
+          <w:color w:themeColor="accent1" w:themeShade="bf" w:val="FFFFFF"/>
           <w:sz w:val="28"/>
           <w:szCs w:val="28"/>
         </w:rPr>
@@ -12043,7 +11066,7 @@
           <w:rFonts w:ascii="Liberation Serif" w:hAnsi="Liberation Serif"/>
           <w:b/>
           <w:bCs/>
-          <w:color w:val="FFFFFF"/>
+          <w:color w:themeColor="accent1" w:themeShade="bf" w:val="FFFFFF"/>
           <w:sz w:val="28"/>
           <w:szCs w:val="28"/>
         </w:rPr>
@@ -12068,7 +11091,7 @@
           <w:rFonts w:ascii="Liberation Serif" w:hAnsi="Liberation Serif"/>
           <w:b/>
           <w:bCs/>
-          <w:color w:val="FFFFFF"/>
+          <w:color w:themeColor="accent1" w:themeShade="bf" w:val="FFFFFF"/>
           <w:sz w:val="28"/>
           <w:szCs w:val="28"/>
         </w:rPr>
@@ -12093,7 +11116,7 @@
           <w:rFonts w:ascii="Liberation Serif" w:hAnsi="Liberation Serif"/>
           <w:b/>
           <w:bCs/>
-          <w:color w:val="FFFFFF"/>
+          <w:color w:themeColor="accent1" w:themeShade="bf" w:val="FFFFFF"/>
           <w:sz w:val="28"/>
           <w:szCs w:val="28"/>
         </w:rPr>
@@ -12118,7 +11141,7 @@
           <w:rFonts w:ascii="Liberation Serif" w:hAnsi="Liberation Serif"/>
           <w:b/>
           <w:bCs/>
-          <w:color w:val="FFFFFF"/>
+          <w:color w:themeColor="accent1" w:themeShade="bf" w:val="FFFFFF"/>
           <w:sz w:val="28"/>
           <w:szCs w:val="28"/>
         </w:rPr>
@@ -12143,7 +11166,7 @@
           <w:rFonts w:ascii="Liberation Serif" w:hAnsi="Liberation Serif"/>
           <w:b/>
           <w:bCs/>
-          <w:color w:val="FFFFFF"/>
+          <w:color w:themeColor="accent1" w:themeShade="bf" w:val="FFFFFF"/>
           <w:sz w:val="28"/>
           <w:szCs w:val="28"/>
         </w:rPr>
@@ -12168,7 +11191,7 @@
           <w:rFonts w:ascii="Liberation Serif" w:hAnsi="Liberation Serif"/>
           <w:b/>
           <w:bCs/>
-          <w:color w:val="FFFFFF"/>
+          <w:color w:themeColor="accent1" w:themeShade="bf" w:val="FFFFFF"/>
           <w:sz w:val="28"/>
           <w:szCs w:val="28"/>
         </w:rPr>
@@ -12193,7 +11216,7 @@
           <w:rFonts w:ascii="Liberation Serif" w:hAnsi="Liberation Serif"/>
           <w:b/>
           <w:bCs/>
-          <w:color w:val="FFFFFF"/>
+          <w:color w:themeColor="accent1" w:themeShade="bf" w:val="FFFFFF"/>
           <w:sz w:val="28"/>
           <w:szCs w:val="28"/>
         </w:rPr>
@@ -12218,7 +11241,7 @@
           <w:rFonts w:ascii="Liberation Serif" w:hAnsi="Liberation Serif"/>
           <w:b/>
           <w:bCs/>
-          <w:color w:val="FFFFFF"/>
+          <w:color w:themeColor="accent1" w:themeShade="bf" w:val="FFFFFF"/>
           <w:sz w:val="28"/>
           <w:szCs w:val="28"/>
         </w:rPr>
@@ -12243,7 +11266,7 @@
           <w:rFonts w:ascii="Liberation Serif" w:hAnsi="Liberation Serif"/>
           <w:b/>
           <w:bCs/>
-          <w:color w:val="FFFFFF"/>
+          <w:color w:themeColor="accent1" w:themeShade="bf" w:val="FFFFFF"/>
           <w:sz w:val="28"/>
           <w:szCs w:val="28"/>
         </w:rPr>
@@ -12268,7 +11291,7 @@
           <w:rFonts w:ascii="Liberation Serif" w:hAnsi="Liberation Serif"/>
           <w:b/>
           <w:bCs/>
-          <w:color w:val="FFFFFF"/>
+          <w:color w:themeColor="accent1" w:themeShade="bf" w:val="FFFFFF"/>
           <w:sz w:val="28"/>
           <w:szCs w:val="28"/>
         </w:rPr>
@@ -12293,7 +11316,7 @@
           <w:rFonts w:ascii="Liberation Serif" w:hAnsi="Liberation Serif"/>
           <w:b/>
           <w:bCs/>
-          <w:color w:val="FFFFFF"/>
+          <w:color w:themeColor="accent1" w:themeShade="bf" w:val="FFFFFF"/>
           <w:sz w:val="28"/>
           <w:szCs w:val="28"/>
         </w:rPr>
@@ -12318,7 +11341,7 @@
           <w:rFonts w:ascii="Liberation Serif" w:hAnsi="Liberation Serif"/>
           <w:b/>
           <w:bCs/>
-          <w:color w:val="FFFFFF"/>
+          <w:color w:themeColor="accent1" w:themeShade="bf" w:val="FFFFFF"/>
           <w:sz w:val="28"/>
           <w:szCs w:val="28"/>
         </w:rPr>
@@ -12343,7 +11366,7 @@
           <w:rFonts w:ascii="Liberation Serif" w:hAnsi="Liberation Serif"/>
           <w:b/>
           <w:bCs/>
-          <w:color w:val="FFFFFF"/>
+          <w:color w:themeColor="accent1" w:themeShade="bf" w:val="FFFFFF"/>
           <w:sz w:val="28"/>
           <w:szCs w:val="28"/>
         </w:rPr>
@@ -12368,7 +11391,7 @@
           <w:rFonts w:ascii="Liberation Serif" w:hAnsi="Liberation Serif"/>
           <w:b/>
           <w:bCs/>
-          <w:color w:val="FFFFFF"/>
+          <w:color w:themeColor="accent1" w:themeShade="bf" w:val="FFFFFF"/>
           <w:sz w:val="28"/>
           <w:szCs w:val="28"/>
         </w:rPr>
@@ -12393,7 +11416,7 @@
           <w:rFonts w:ascii="Liberation Serif" w:hAnsi="Liberation Serif"/>
           <w:b/>
           <w:bCs/>
-          <w:color w:val="FFFFFF"/>
+          <w:color w:themeColor="accent1" w:themeShade="bf" w:val="FFFFFF"/>
           <w:sz w:val="28"/>
           <w:szCs w:val="28"/>
         </w:rPr>
@@ -12418,382 +11441,7 @@
           <w:rFonts w:ascii="Liberation Serif" w:hAnsi="Liberation Serif"/>
           <w:b/>
           <w:bCs/>
-          <w:color w:val="FFFFFF"/>
-          <w:sz w:val="28"/>
-          <w:szCs w:val="28"/>
-        </w:rPr>
-      </w:r>
-    </w:p>
-    <w:p>
-      <w:pPr>
-        <w:pStyle w:val="Heading1"/>
-        <w:spacing w:before="0" w:after="0"/>
-        <w:jc w:val="center"/>
-        <w:rPr>
-          <w:rFonts w:ascii="Liberation Serif" w:hAnsi="Liberation Serif"/>
-          <w:b/>
-          <w:bCs/>
-          <w:color w:val="FFFFFF"/>
-          <w:sz w:val="28"/>
-          <w:szCs w:val="28"/>
-        </w:rPr>
-      </w:pPr>
-      <w:r>
-        <w:rPr>
-          <w:rFonts w:ascii="Liberation Serif" w:hAnsi="Liberation Serif"/>
-          <w:b/>
-          <w:bCs/>
-          <w:color w:val="FFFFFF"/>
-          <w:sz w:val="28"/>
-          <w:szCs w:val="28"/>
-        </w:rPr>
-      </w:r>
-    </w:p>
-    <w:p>
-      <w:pPr>
-        <w:pStyle w:val="Heading1"/>
-        <w:spacing w:before="0" w:after="0"/>
-        <w:jc w:val="center"/>
-        <w:rPr>
-          <w:rFonts w:ascii="Liberation Serif" w:hAnsi="Liberation Serif"/>
-          <w:b/>
-          <w:bCs/>
-          <w:color w:val="FFFFFF"/>
-          <w:sz w:val="28"/>
-          <w:szCs w:val="28"/>
-        </w:rPr>
-      </w:pPr>
-      <w:r>
-        <w:rPr>
-          <w:rFonts w:ascii="Liberation Serif" w:hAnsi="Liberation Serif"/>
-          <w:b/>
-          <w:bCs/>
-          <w:color w:val="FFFFFF"/>
-          <w:sz w:val="28"/>
-          <w:szCs w:val="28"/>
-        </w:rPr>
-      </w:r>
-    </w:p>
-    <w:p>
-      <w:pPr>
-        <w:pStyle w:val="Heading1"/>
-        <w:spacing w:before="0" w:after="0"/>
-        <w:jc w:val="center"/>
-        <w:rPr>
-          <w:rFonts w:ascii="Liberation Serif" w:hAnsi="Liberation Serif"/>
-          <w:b/>
-          <w:bCs/>
-          <w:color w:val="FFFFFF"/>
-          <w:sz w:val="28"/>
-          <w:szCs w:val="28"/>
-        </w:rPr>
-      </w:pPr>
-      <w:r>
-        <w:rPr>
-          <w:rFonts w:ascii="Liberation Serif" w:hAnsi="Liberation Serif"/>
-          <w:b/>
-          <w:bCs/>
-          <w:color w:val="FFFFFF"/>
-          <w:sz w:val="28"/>
-          <w:szCs w:val="28"/>
-        </w:rPr>
-      </w:r>
-    </w:p>
-    <w:p>
-      <w:pPr>
-        <w:pStyle w:val="Heading1"/>
-        <w:spacing w:before="0" w:after="0"/>
-        <w:jc w:val="center"/>
-        <w:rPr>
-          <w:rFonts w:ascii="Liberation Serif" w:hAnsi="Liberation Serif"/>
-          <w:b/>
-          <w:bCs/>
-          <w:color w:val="FFFFFF"/>
-          <w:sz w:val="28"/>
-          <w:szCs w:val="28"/>
-        </w:rPr>
-      </w:pPr>
-      <w:r>
-        <w:rPr>
-          <w:rFonts w:ascii="Liberation Serif" w:hAnsi="Liberation Serif"/>
-          <w:b/>
-          <w:bCs/>
-          <w:color w:val="FFFFFF"/>
-          <w:sz w:val="28"/>
-          <w:szCs w:val="28"/>
-        </w:rPr>
-      </w:r>
-    </w:p>
-    <w:p>
-      <w:pPr>
-        <w:pStyle w:val="Heading1"/>
-        <w:spacing w:before="0" w:after="0"/>
-        <w:jc w:val="center"/>
-        <w:rPr>
-          <w:rFonts w:ascii="Liberation Serif" w:hAnsi="Liberation Serif"/>
-          <w:b/>
-          <w:bCs/>
-          <w:color w:val="FFFFFF"/>
-          <w:sz w:val="28"/>
-          <w:szCs w:val="28"/>
-        </w:rPr>
-      </w:pPr>
-      <w:r>
-        <w:rPr>
-          <w:rFonts w:ascii="Liberation Serif" w:hAnsi="Liberation Serif"/>
-          <w:b/>
-          <w:bCs/>
-          <w:color w:val="FFFFFF"/>
-          <w:sz w:val="28"/>
-          <w:szCs w:val="28"/>
-        </w:rPr>
-      </w:r>
-    </w:p>
-    <w:p>
-      <w:pPr>
-        <w:pStyle w:val="Heading1"/>
-        <w:spacing w:before="0" w:after="0"/>
-        <w:jc w:val="center"/>
-        <w:rPr>
-          <w:rFonts w:ascii="Liberation Serif" w:hAnsi="Liberation Serif"/>
-          <w:b/>
-          <w:bCs/>
-          <w:color w:val="FFFFFF"/>
-          <w:sz w:val="28"/>
-          <w:szCs w:val="28"/>
-        </w:rPr>
-      </w:pPr>
-      <w:r>
-        <w:rPr>
-          <w:rFonts w:ascii="Liberation Serif" w:hAnsi="Liberation Serif"/>
-          <w:b/>
-          <w:bCs/>
-          <w:color w:val="FFFFFF"/>
-          <w:sz w:val="28"/>
-          <w:szCs w:val="28"/>
-        </w:rPr>
-      </w:r>
-    </w:p>
-    <w:p>
-      <w:pPr>
-        <w:pStyle w:val="Heading1"/>
-        <w:spacing w:before="0" w:after="0"/>
-        <w:jc w:val="center"/>
-        <w:rPr>
-          <w:rFonts w:ascii="Liberation Serif" w:hAnsi="Liberation Serif"/>
-          <w:b/>
-          <w:bCs/>
-          <w:color w:val="FFFFFF"/>
-          <w:sz w:val="28"/>
-          <w:szCs w:val="28"/>
-        </w:rPr>
-      </w:pPr>
-      <w:r>
-        <w:rPr>
-          <w:rFonts w:ascii="Liberation Serif" w:hAnsi="Liberation Serif"/>
-          <w:b/>
-          <w:bCs/>
-          <w:color w:val="FFFFFF"/>
-          <w:sz w:val="28"/>
-          <w:szCs w:val="28"/>
-        </w:rPr>
-      </w:r>
-    </w:p>
-    <w:p>
-      <w:pPr>
-        <w:pStyle w:val="Heading1"/>
-        <w:spacing w:before="0" w:after="0"/>
-        <w:jc w:val="center"/>
-        <w:rPr>
-          <w:rFonts w:ascii="Liberation Serif" w:hAnsi="Liberation Serif"/>
-          <w:b/>
-          <w:bCs/>
-          <w:color w:val="FFFFFF"/>
-          <w:sz w:val="28"/>
-          <w:szCs w:val="28"/>
-        </w:rPr>
-      </w:pPr>
-      <w:r>
-        <w:rPr>
-          <w:rFonts w:ascii="Liberation Serif" w:hAnsi="Liberation Serif"/>
-          <w:b/>
-          <w:bCs/>
-          <w:color w:val="FFFFFF"/>
-          <w:sz w:val="28"/>
-          <w:szCs w:val="28"/>
-        </w:rPr>
-      </w:r>
-    </w:p>
-    <w:p>
-      <w:pPr>
-        <w:pStyle w:val="Heading1"/>
-        <w:spacing w:before="0" w:after="0"/>
-        <w:jc w:val="center"/>
-        <w:rPr>
-          <w:rFonts w:ascii="Liberation Serif" w:hAnsi="Liberation Serif"/>
-          <w:b/>
-          <w:bCs/>
-          <w:color w:val="FFFFFF"/>
-          <w:sz w:val="28"/>
-          <w:szCs w:val="28"/>
-        </w:rPr>
-      </w:pPr>
-      <w:r>
-        <w:rPr>
-          <w:rFonts w:ascii="Liberation Serif" w:hAnsi="Liberation Serif"/>
-          <w:b/>
-          <w:bCs/>
-          <w:color w:val="FFFFFF"/>
-          <w:sz w:val="28"/>
-          <w:szCs w:val="28"/>
-        </w:rPr>
-      </w:r>
-    </w:p>
-    <w:p>
-      <w:pPr>
-        <w:pStyle w:val="Heading1"/>
-        <w:spacing w:before="0" w:after="0"/>
-        <w:jc w:val="center"/>
-        <w:rPr>
-          <w:rFonts w:ascii="Liberation Serif" w:hAnsi="Liberation Serif"/>
-          <w:b/>
-          <w:bCs/>
-          <w:color w:val="FFFFFF"/>
-          <w:sz w:val="28"/>
-          <w:szCs w:val="28"/>
-        </w:rPr>
-      </w:pPr>
-      <w:r>
-        <w:rPr>
-          <w:rFonts w:ascii="Liberation Serif" w:hAnsi="Liberation Serif"/>
-          <w:b/>
-          <w:bCs/>
-          <w:color w:val="FFFFFF"/>
-          <w:sz w:val="28"/>
-          <w:szCs w:val="28"/>
-        </w:rPr>
-      </w:r>
-    </w:p>
-    <w:p>
-      <w:pPr>
-        <w:pStyle w:val="Heading1"/>
-        <w:spacing w:before="0" w:after="0"/>
-        <w:jc w:val="center"/>
-        <w:rPr>
-          <w:rFonts w:ascii="Liberation Serif" w:hAnsi="Liberation Serif"/>
-          <w:b/>
-          <w:bCs/>
-          <w:color w:val="FFFFFF"/>
-          <w:sz w:val="28"/>
-          <w:szCs w:val="28"/>
-        </w:rPr>
-      </w:pPr>
-      <w:r>
-        <w:rPr>
-          <w:rFonts w:ascii="Liberation Serif" w:hAnsi="Liberation Serif"/>
-          <w:b/>
-          <w:bCs/>
-          <w:color w:val="FFFFFF"/>
-          <w:sz w:val="28"/>
-          <w:szCs w:val="28"/>
-        </w:rPr>
-      </w:r>
-    </w:p>
-    <w:p>
-      <w:pPr>
-        <w:pStyle w:val="Heading1"/>
-        <w:spacing w:before="0" w:after="0"/>
-        <w:jc w:val="center"/>
-        <w:rPr>
-          <w:rFonts w:ascii="Liberation Serif" w:hAnsi="Liberation Serif"/>
-          <w:b/>
-          <w:bCs/>
-          <w:color w:val="FFFFFF"/>
-          <w:sz w:val="28"/>
-          <w:szCs w:val="28"/>
-        </w:rPr>
-      </w:pPr>
-      <w:r>
-        <w:rPr>
-          <w:rFonts w:ascii="Liberation Serif" w:hAnsi="Liberation Serif"/>
-          <w:b/>
-          <w:bCs/>
-          <w:color w:val="FFFFFF"/>
-          <w:sz w:val="28"/>
-          <w:szCs w:val="28"/>
-        </w:rPr>
-      </w:r>
-    </w:p>
-    <w:p>
-      <w:pPr>
-        <w:pStyle w:val="Heading1"/>
-        <w:spacing w:before="0" w:after="0"/>
-        <w:jc w:val="center"/>
-        <w:rPr>
-          <w:rFonts w:ascii="Liberation Serif" w:hAnsi="Liberation Serif"/>
-          <w:b/>
-          <w:bCs/>
-          <w:color w:val="FFFFFF"/>
-          <w:sz w:val="28"/>
-          <w:szCs w:val="28"/>
-        </w:rPr>
-      </w:pPr>
-      <w:r>
-        <w:rPr>
-          <w:rFonts w:ascii="Liberation Serif" w:hAnsi="Liberation Serif"/>
-          <w:b/>
-          <w:bCs/>
-          <w:color w:val="FFFFFF"/>
-          <w:sz w:val="28"/>
-          <w:szCs w:val="28"/>
-        </w:rPr>
-      </w:r>
-    </w:p>
-    <w:p>
-      <w:pPr>
-        <w:pStyle w:val="Heading1"/>
-        <w:spacing w:before="0" w:after="0"/>
-        <w:jc w:val="center"/>
-        <w:rPr>
-          <w:rFonts w:ascii="Liberation Serif" w:hAnsi="Liberation Serif"/>
-          <w:b/>
-          <w:bCs/>
-          <w:color w:val="FFFFFF"/>
-          <w:sz w:val="28"/>
-          <w:szCs w:val="28"/>
-        </w:rPr>
-      </w:pPr>
-      <w:r>
-        <w:rPr>
-          <w:rFonts w:ascii="Liberation Serif" w:hAnsi="Liberation Serif"/>
-          <w:b/>
-          <w:bCs/>
-          <w:color w:val="FFFFFF"/>
-          <w:sz w:val="28"/>
-          <w:szCs w:val="28"/>
-        </w:rPr>
-      </w:r>
-    </w:p>
-    <w:p>
-      <w:pPr>
-        <w:pStyle w:val="Heading1"/>
-        <w:spacing w:before="0" w:after="0"/>
-        <w:jc w:val="center"/>
-        <w:rPr>
-          <w:rFonts w:ascii="Liberation Serif" w:hAnsi="Liberation Serif"/>
-          <w:b/>
-          <w:bCs/>
-          <w:color w:val="FFFFFF"/>
-          <w:sz w:val="28"/>
-          <w:szCs w:val="28"/>
-        </w:rPr>
-      </w:pPr>
-      <w:r>
-        <w:rPr>
-          <w:rFonts w:ascii="Liberation Serif" w:hAnsi="Liberation Serif"/>
-          <w:b/>
-          <w:bCs/>
-          <w:color w:val="FFFFFF"/>
+          <w:color w:themeColor="accent1" w:themeShade="bf" w:val="FFFFFF"/>
           <w:sz w:val="28"/>
           <w:szCs w:val="28"/>
         </w:rPr>
@@ -12915,9 +11563,9 @@
       </w:r>
     </w:p>
     <w:sectPr>
-      <w:headerReference w:type="even" r:id="rId9"/>
-      <w:headerReference w:type="default" r:id="rId10"/>
-      <w:headerReference w:type="first" r:id="rId11"/>
+      <w:headerReference w:type="even" r:id="rId7"/>
+      <w:headerReference w:type="default" r:id="rId8"/>
+      <w:headerReference w:type="first" r:id="rId9"/>
       <w:type w:val="nextPage"/>
       <w:pgSz w:w="11906" w:h="16838"/>
       <w:pgMar w:left="1701" w:right="850" w:gutter="0" w:header="708" w:top="1134" w:footer="0" w:bottom="1134"/>
@@ -12984,7 +11632,7 @@
         </w:r>
         <w:r>
           <w:rPr/>
-          <w:t>29</w:t>
+          <w:t>26</w:t>
         </w:r>
         <w:r>
           <w:rPr/>
@@ -15121,8 +13769,8 @@
       <w:szCs w:val="20"/>
     </w:rPr>
   </w:style>
-  <w:style w:type="character" w:styleId="user" w:customStyle="1">
-    <w:name w:val="Символ концевой сноски (user)"/>
+  <w:style w:type="character" w:styleId="Style15" w:customStyle="1">
+    <w:name w:val="Символ концевой сноски"/>
     <w:uiPriority w:val="99"/>
     <w:semiHidden/>
     <w:unhideWhenUsed/>
@@ -15132,8 +13780,8 @@
       <w:vertAlign w:val="superscript"/>
     </w:rPr>
   </w:style>
-  <w:style w:type="character" w:styleId="Style15" w:customStyle="1">
-    <w:name w:val="Символ концевой сноски"/>
+  <w:style w:type="character" w:styleId="user" w:customStyle="1">
+    <w:name w:val="Символ концевой сноски (user)"/>
     <w:qFormat/>
     <w:rPr>
       <w:vertAlign w:val="superscript"/>
@@ -15187,43 +13835,43 @@
       <w:iCs/>
     </w:rPr>
   </w:style>
-  <w:style w:type="character" w:styleId="user1" w:customStyle="1">
+  <w:style w:type="character" w:styleId="Style16" w:customStyle="1">
+    <w:name w:val="Ссылка указателя"/>
+    <w:qFormat/>
+    <w:rPr/>
+  </w:style>
+  <w:style w:type="character" w:styleId="Style17">
+    <w:name w:val="Маркеры"/>
+    <w:qFormat/>
+    <w:rPr>
+      <w:rFonts w:ascii="OpenSymbol" w:hAnsi="OpenSymbol" w:eastAsia="OpenSymbol" w:cs="OpenSymbol"/>
+    </w:rPr>
+  </w:style>
+  <w:style w:type="character" w:styleId="Style18">
+    <w:name w:val="Символ нумерации"/>
+    <w:qFormat/>
+    <w:rPr/>
+  </w:style>
+  <w:style w:type="character" w:styleId="Style19">
+    <w:name w:val="Исходный текст"/>
+    <w:qFormat/>
+    <w:rPr>
+      <w:rFonts w:ascii="Liberation Mono" w:hAnsi="Liberation Mono" w:eastAsia="Liberation Mono" w:cs="Liberation Mono"/>
+    </w:rPr>
+  </w:style>
+  <w:style w:type="character" w:styleId="user1">
     <w:name w:val="Ссылка указателя (user)"/>
     <w:qFormat/>
     <w:rPr/>
   </w:style>
   <w:style w:type="character" w:styleId="user2">
-    <w:name w:val="Маркеры (user)"/>
-    <w:qFormat/>
-    <w:rPr>
-      <w:rFonts w:ascii="OpenSymbol" w:hAnsi="OpenSymbol" w:eastAsia="OpenSymbol" w:cs="OpenSymbol"/>
-    </w:rPr>
-  </w:style>
-  <w:style w:type="character" w:styleId="user3">
-    <w:name w:val="Символ нумерации (user)"/>
-    <w:qFormat/>
-    <w:rPr/>
-  </w:style>
-  <w:style w:type="character" w:styleId="user4">
     <w:name w:val="Исходный текст (user)"/>
     <w:qFormat/>
     <w:rPr>
       <w:rFonts w:ascii="Liberation Mono" w:hAnsi="Liberation Mono" w:eastAsia="Liberation Mono" w:cs="Liberation Mono"/>
     </w:rPr>
   </w:style>
-  <w:style w:type="character" w:styleId="Style16">
-    <w:name w:val="Ссылка указателя"/>
-    <w:qFormat/>
-    <w:rPr/>
-  </w:style>
-  <w:style w:type="character" w:styleId="Style17">
-    <w:name w:val="Исходный текст"/>
-    <w:qFormat/>
-    <w:rPr>
-      <w:rFonts w:ascii="Liberation Mono" w:hAnsi="Liberation Mono" w:eastAsia="Liberation Mono" w:cs="Liberation Mono"/>
-    </w:rPr>
-  </w:style>
-  <w:style w:type="paragraph" w:styleId="Style18">
+  <w:style w:type="paragraph" w:styleId="Style20" w:customStyle="1">
     <w:name w:val="Заголовок"/>
     <w:basedOn w:val="Normal"/>
     <w:next w:val="BodyText"/>
@@ -15273,7 +13921,7 @@
       <w:szCs w:val="18"/>
     </w:rPr>
   </w:style>
-  <w:style w:type="paragraph" w:styleId="Style19">
+  <w:style w:type="paragraph" w:styleId="Style21" w:customStyle="1">
     <w:name w:val="Указатель"/>
     <w:basedOn w:val="Normal"/>
     <w:qFormat/>
@@ -15284,7 +13932,7 @@
       <w:rFonts w:cs="Noto Sans Devanagari"/>
     </w:rPr>
   </w:style>
-  <w:style w:type="paragraph" w:styleId="user5" w:customStyle="1">
+  <w:style w:type="paragraph" w:styleId="user3">
     <w:name w:val="Заголовок (user)"/>
     <w:basedOn w:val="Normal"/>
     <w:next w:val="BodyText"/>
@@ -15299,7 +13947,7 @@
       <w:szCs w:val="28"/>
     </w:rPr>
   </w:style>
-  <w:style w:type="paragraph" w:styleId="user6" w:customStyle="1">
+  <w:style w:type="paragraph" w:styleId="user4">
     <w:name w:val="Указатель (user)"/>
     <w:basedOn w:val="Normal"/>
     <w:qFormat/>
@@ -15332,7 +13980,7 @@
   </w:style>
   <w:style w:type="paragraph" w:styleId="IndexHeading">
     <w:name w:val="index heading"/>
-    <w:basedOn w:val="user5"/>
+    <w:basedOn w:val="Style20"/>
     <w:pPr/>
     <w:rPr/>
   </w:style>
@@ -15563,21 +14211,31 @@
       <w:szCs w:val="20"/>
     </w:rPr>
   </w:style>
-  <w:style w:type="paragraph" w:styleId="user7" w:customStyle="1">
+  <w:style w:type="paragraph" w:styleId="Style22" w:customStyle="1">
+    <w:name w:val="Содержимое врезки"/>
+    <w:basedOn w:val="Normal"/>
+    <w:qFormat/>
+    <w:pPr/>
+    <w:rPr/>
+  </w:style>
+  <w:style w:type="paragraph" w:styleId="user5" w:customStyle="1">
     <w:name w:val="Содержимое врезки (user)"/>
     <w:basedOn w:val="Normal"/>
     <w:qFormat/>
     <w:pPr/>
     <w:rPr/>
   </w:style>
-  <w:style w:type="paragraph" w:styleId="Style20" w:customStyle="1">
-    <w:name w:val="Содержимое врезки"/>
+  <w:style w:type="paragraph" w:styleId="user6" w:customStyle="1">
+    <w:name w:val="Содержимое таблицы (user)"/>
     <w:basedOn w:val="Normal"/>
     <w:qFormat/>
-    <w:pPr/>
+    <w:pPr>
+      <w:widowControl w:val="false"/>
+      <w:suppressLineNumbers/>
+    </w:pPr>
     <w:rPr/>
   </w:style>
-  <w:style w:type="paragraph" w:styleId="Style21" w:customStyle="1">
+  <w:style w:type="paragraph" w:styleId="Style23">
     <w:name w:val="Содержимое таблицы"/>
     <w:basedOn w:val="Normal"/>
     <w:qFormat/>
@@ -15587,19 +14245,9 @@
     </w:pPr>
     <w:rPr/>
   </w:style>
-  <w:style w:type="paragraph" w:styleId="user8">
-    <w:name w:val="Содержимое таблицы (user)"/>
-    <w:basedOn w:val="Normal"/>
-    <w:qFormat/>
-    <w:pPr>
-      <w:widowControl w:val="false"/>
-      <w:suppressLineNumbers/>
-    </w:pPr>
-    <w:rPr/>
-  </w:style>
-  <w:style w:type="paragraph" w:styleId="user9">
-    <w:name w:val="Заголовок таблицы (user)"/>
-    <w:basedOn w:val="user8"/>
+  <w:style w:type="paragraph" w:styleId="Style24">
+    <w:name w:val="Заголовок таблицы"/>
+    <w:basedOn w:val="Style23"/>
     <w:qFormat/>
     <w:pPr>
       <w:suppressLineNumbers/>
@@ -15610,15 +14258,15 @@
       <w:bCs/>
     </w:rPr>
   </w:style>
-  <w:style w:type="numbering" w:styleId="user10" w:customStyle="1">
-    <w:name w:val="Без списка (user)"/>
+  <w:style w:type="numbering" w:styleId="Style25" w:customStyle="1">
+    <w:name w:val="Без списка"/>
     <w:uiPriority w:val="99"/>
     <w:semiHidden/>
     <w:unhideWhenUsed/>
     <w:qFormat/>
   </w:style>
-  <w:style w:type="numbering" w:styleId="user11">
-    <w:name w:val="Маркированный • (user)"/>
+  <w:style w:type="numbering" w:styleId="Style26">
+    <w:name w:val="Маркированный •"/>
     <w:qFormat/>
   </w:style>
   <w:style w:type="table" w:default="1" w:styleId="a1">

--- a/Chudopalov_B_A_RAZRABOTKA_PLATFORMI_UPRAVLENIA_PROGRAMMNIMI_PROEKTAMI.docx
+++ b/Chudopalov_B_A_RAZRABOTKA_PLATFORMI_UPRAVLENIA_PROGRAMMNIMI_PROEKTAMI.docx
@@ -407,16 +407,16 @@
                 <w:szCs w:val="28"/>
               </w:rPr>
             </w:pPr>
-            <w:bookmarkStart w:id="1" w:name="_Toc197412251"/>
-            <w:bookmarkStart w:id="2" w:name="_Toc197217238"/>
-            <w:bookmarkStart w:id="3" w:name="_Toc195525835"/>
-            <w:bookmarkStart w:id="4" w:name="_Toc197410299"/>
-            <w:bookmarkStart w:id="5" w:name="_Toc195522934"/>
-            <w:bookmarkStart w:id="6" w:name="_Toc196051117"/>
+            <w:bookmarkStart w:id="1" w:name="_Toc195139999"/>
+            <w:bookmarkStart w:id="2" w:name="_Toc197412251"/>
+            <w:bookmarkStart w:id="3" w:name="_Toc197217238"/>
+            <w:bookmarkStart w:id="4" w:name="_Toc195525835"/>
+            <w:bookmarkStart w:id="5" w:name="_Toc197410299"/>
+            <w:bookmarkStart w:id="6" w:name="_Toc195522934"/>
             <w:bookmarkStart w:id="7" w:name="_Toc195195707"/>
-            <w:bookmarkStart w:id="8" w:name="_Toc195140816"/>
+            <w:bookmarkStart w:id="8" w:name="_Toc196051117"/>
             <w:bookmarkStart w:id="9" w:name="_Toc195140758"/>
-            <w:bookmarkStart w:id="10" w:name="_Toc195139999"/>
+            <w:bookmarkStart w:id="10" w:name="_Toc195140816"/>
             <w:r>
               <w:rPr>
                 <w:rFonts w:eastAsia="Times New Roman" w:cs="Times New Roman" w:ascii="Times New Roman" w:hAnsi="Times New Roman"/>
@@ -501,16 +501,16 @@
                 <w:szCs w:val="28"/>
               </w:rPr>
             </w:pPr>
-            <w:bookmarkStart w:id="11" w:name="_Toc195140000"/>
-            <w:bookmarkStart w:id="12" w:name="_Toc197410300"/>
-            <w:bookmarkStart w:id="13" w:name="_Toc196051118"/>
-            <w:bookmarkStart w:id="14" w:name="_Toc195525836"/>
-            <w:bookmarkStart w:id="15" w:name="_Toc197412252"/>
-            <w:bookmarkStart w:id="16" w:name="_Toc195140759"/>
-            <w:bookmarkStart w:id="17" w:name="_Toc195195708"/>
-            <w:bookmarkStart w:id="18" w:name="_Toc195140817"/>
-            <w:bookmarkStart w:id="19" w:name="_Toc195522935"/>
-            <w:bookmarkStart w:id="20" w:name="_Toc197217239"/>
+            <w:bookmarkStart w:id="11" w:name="_Toc195195708"/>
+            <w:bookmarkStart w:id="12" w:name="_Toc197217239"/>
+            <w:bookmarkStart w:id="13" w:name="_Toc195522935"/>
+            <w:bookmarkStart w:id="14" w:name="_Toc195140817"/>
+            <w:bookmarkStart w:id="15" w:name="_Toc195140759"/>
+            <w:bookmarkStart w:id="16" w:name="_Toc195525836"/>
+            <w:bookmarkStart w:id="17" w:name="_Toc196051118"/>
+            <w:bookmarkStart w:id="18" w:name="_Toc197410300"/>
+            <w:bookmarkStart w:id="19" w:name="_Toc195140000"/>
+            <w:bookmarkStart w:id="20" w:name="_Toc197412252"/>
             <w:r>
               <w:rPr>
                 <w:rFonts w:eastAsia="Calibri" w:cs="Times New Roman" w:ascii="Times New Roman" w:hAnsi="Times New Roman"/>
@@ -569,16 +569,16 @@
                 <w:szCs w:val="28"/>
               </w:rPr>
             </w:pPr>
-            <w:bookmarkStart w:id="21" w:name="_Toc195140818"/>
-            <w:bookmarkStart w:id="22" w:name="_Toc197412253"/>
-            <w:bookmarkStart w:id="23" w:name="_Toc197410301"/>
-            <w:bookmarkStart w:id="24" w:name="_Toc197217240"/>
-            <w:bookmarkStart w:id="25" w:name="_Toc196051119"/>
+            <w:bookmarkStart w:id="21" w:name="_Toc197410301"/>
+            <w:bookmarkStart w:id="22" w:name="_Toc195140001"/>
+            <w:bookmarkStart w:id="23" w:name="_Toc195525837"/>
+            <w:bookmarkStart w:id="24" w:name="_Toc195140760"/>
+            <w:bookmarkStart w:id="25" w:name="_Toc195195709"/>
             <w:bookmarkStart w:id="26" w:name="_Toc195522936"/>
-            <w:bookmarkStart w:id="27" w:name="_Toc195195709"/>
-            <w:bookmarkStart w:id="28" w:name="_Toc195140760"/>
-            <w:bookmarkStart w:id="29" w:name="_Toc195525837"/>
-            <w:bookmarkStart w:id="30" w:name="_Toc195140001"/>
+            <w:bookmarkStart w:id="27" w:name="_Toc196051119"/>
+            <w:bookmarkStart w:id="28" w:name="_Toc197217240"/>
+            <w:bookmarkStart w:id="29" w:name="_Toc197412253"/>
+            <w:bookmarkStart w:id="30" w:name="_Toc195140818"/>
             <w:r>
               <w:rPr>
                 <w:rFonts w:eastAsia="Times New Roman" w:cs="Times New Roman" w:ascii="Times New Roman" w:hAnsi="Times New Roman"/>
@@ -713,16 +713,16 @@
                 <w:szCs w:val="28"/>
               </w:rPr>
             </w:pPr>
-            <w:bookmarkStart w:id="31" w:name="_Toc197410302"/>
-            <w:bookmarkStart w:id="32" w:name="_Toc197217241"/>
-            <w:bookmarkStart w:id="33" w:name="_Toc195195710"/>
+            <w:bookmarkStart w:id="31" w:name="_Toc195195710"/>
+            <w:bookmarkStart w:id="32" w:name="_Toc197410302"/>
+            <w:bookmarkStart w:id="33" w:name="_Toc197217241"/>
             <w:bookmarkStart w:id="34" w:name="_Toc197412254"/>
             <w:bookmarkStart w:id="35" w:name="_Toc196051120"/>
             <w:bookmarkStart w:id="36" w:name="_Toc195525838"/>
             <w:bookmarkStart w:id="37" w:name="_Toc195522937"/>
-            <w:bookmarkStart w:id="38" w:name="_Toc195140761"/>
-            <w:bookmarkStart w:id="39" w:name="_Toc195140002"/>
-            <w:bookmarkStart w:id="40" w:name="_Toc195140819"/>
+            <w:bookmarkStart w:id="38" w:name="_Toc195140002"/>
+            <w:bookmarkStart w:id="39" w:name="_Toc195140819"/>
+            <w:bookmarkStart w:id="40" w:name="_Toc195140761"/>
             <w:r>
               <w:rPr>
                 <w:rFonts w:eastAsia="Times New Roman" w:cs="Times New Roman" w:ascii="Times New Roman" w:hAnsi="Times New Roman"/>
@@ -807,16 +807,16 @@
                 <w:szCs w:val="28"/>
               </w:rPr>
             </w:pPr>
-            <w:bookmarkStart w:id="41" w:name="_Toc195140820"/>
-            <w:bookmarkStart w:id="42" w:name="_Toc197410303"/>
-            <w:bookmarkStart w:id="43" w:name="_Toc195140762"/>
-            <w:bookmarkStart w:id="44" w:name="_Toc196051121"/>
-            <w:bookmarkStart w:id="45" w:name="_Toc197412255"/>
-            <w:bookmarkStart w:id="46" w:name="_Toc195195711"/>
-            <w:bookmarkStart w:id="47" w:name="_Toc195522938"/>
-            <w:bookmarkStart w:id="48" w:name="_Toc197217242"/>
-            <w:bookmarkStart w:id="49" w:name="_Toc195140003"/>
-            <w:bookmarkStart w:id="50" w:name="_Toc195525839"/>
+            <w:bookmarkStart w:id="41" w:name="_Toc195195711"/>
+            <w:bookmarkStart w:id="42" w:name="_Toc195140820"/>
+            <w:bookmarkStart w:id="43" w:name="_Toc197410303"/>
+            <w:bookmarkStart w:id="44" w:name="_Toc197412255"/>
+            <w:bookmarkStart w:id="45" w:name="_Toc196051121"/>
+            <w:bookmarkStart w:id="46" w:name="_Toc197217242"/>
+            <w:bookmarkStart w:id="47" w:name="_Toc195140003"/>
+            <w:bookmarkStart w:id="48" w:name="_Toc195525839"/>
+            <w:bookmarkStart w:id="49" w:name="_Toc195140762"/>
+            <w:bookmarkStart w:id="50" w:name="_Toc195522938"/>
             <w:r>
               <w:rPr>
                 <w:rFonts w:eastAsia="Calibri" w:cs="Times New Roman" w:ascii="Times New Roman" w:hAnsi="Times New Roman"/>
@@ -875,14 +875,14 @@
                 <w:szCs w:val="28"/>
               </w:rPr>
             </w:pPr>
-            <w:bookmarkStart w:id="51" w:name="_Toc196051122"/>
-            <w:bookmarkStart w:id="52" w:name="_Toc197217243"/>
-            <w:bookmarkStart w:id="53" w:name="_Toc195140004"/>
-            <w:bookmarkStart w:id="54" w:name="_Toc195140763"/>
-            <w:bookmarkStart w:id="55" w:name="_Toc195140821"/>
-            <w:bookmarkStart w:id="56" w:name="_Toc195195712"/>
-            <w:bookmarkStart w:id="57" w:name="_Toc195522939"/>
-            <w:bookmarkStart w:id="58" w:name="_Toc195525840"/>
+            <w:bookmarkStart w:id="51" w:name="_Toc195525840"/>
+            <w:bookmarkStart w:id="52" w:name="_Toc196051122"/>
+            <w:bookmarkStart w:id="53" w:name="_Toc197217243"/>
+            <w:bookmarkStart w:id="54" w:name="_Toc195140004"/>
+            <w:bookmarkStart w:id="55" w:name="_Toc195140763"/>
+            <w:bookmarkStart w:id="56" w:name="_Toc195140821"/>
+            <w:bookmarkStart w:id="57" w:name="_Toc195195712"/>
+            <w:bookmarkStart w:id="58" w:name="_Toc195522939"/>
             <w:bookmarkStart w:id="59" w:name="_Toc197410304"/>
             <w:bookmarkStart w:id="60" w:name="_Toc197412256"/>
             <w:r>
@@ -1662,7 +1662,13 @@
               <w:tab w:val="clear" w:pos="708"/>
               <w:tab w:val="right" w:pos="9345" w:leader="dot"/>
             </w:tabs>
-            <w:rPr/>
+            <w:rPr>
+              <w:rFonts w:ascii="Liberation Serif" w:hAnsi="Liberation Serif" w:cs="Times New Roman"/>
+              <w:vanish w:val="false"/>
+              <w:color w:val="FFFFFF"/>
+              <w:sz w:val="28"/>
+              <w:szCs w:val="28"/>
+            </w:rPr>
           </w:pPr>
           <w:hyperlink w:anchor="_Toc215047429">
             <w:r>
@@ -1697,7 +1703,13 @@
               <w:tab w:val="clear" w:pos="708"/>
               <w:tab w:val="right" w:pos="9345" w:leader="dot"/>
             </w:tabs>
-            <w:rPr/>
+            <w:rPr>
+              <w:rFonts w:ascii="Liberation Serif" w:hAnsi="Liberation Serif" w:cs="Times New Roman"/>
+              <w:vanish w:val="false"/>
+              <w:color w:val="FFFFFF"/>
+              <w:sz w:val="28"/>
+              <w:szCs w:val="28"/>
+            </w:rPr>
           </w:pPr>
           <w:hyperlink w:anchor="_Toc215047430">
             <w:r>
@@ -1722,7 +1734,344 @@
               <w:sz w:val="28"/>
               <w:szCs w:val="28"/>
             </w:rPr>
-            <w:t>18</w:t>
+            <w:t>1</w:t>
+          </w:r>
+          <w:r>
+            <w:rPr>
+              <w:rFonts w:cs="Times New Roman" w:ascii="Liberation Serif" w:hAnsi="Liberation Serif"/>
+              <w:vanish w:val="false"/>
+              <w:color w:val="FFFFFF"/>
+              <w:sz w:val="28"/>
+              <w:szCs w:val="28"/>
+            </w:rPr>
+            <w:t>6</w:t>
+          </w:r>
+        </w:p>
+        <w:p>
+          <w:pPr>
+            <w:pStyle w:val="Normal"/>
+            <w:tabs>
+              <w:tab w:val="clear" w:pos="708"/>
+              <w:tab w:val="right" w:pos="9345" w:leader="dot"/>
+            </w:tabs>
+            <w:rPr>
+              <w:rFonts w:ascii="Liberation Serif" w:hAnsi="Liberation Serif" w:cs="Times New Roman"/>
+              <w:vanish w:val="false"/>
+              <w:color w:val="FFFFFF"/>
+              <w:sz w:val="28"/>
+              <w:szCs w:val="28"/>
+            </w:rPr>
+          </w:pPr>
+          <w:r>
+            <w:rPr>
+              <w:rFonts w:cs="Times New Roman" w:ascii="Liberation Serif" w:hAnsi="Liberation Serif"/>
+              <w:vanish w:val="false"/>
+              <w:color w:val="FFFFFF"/>
+              <w:sz w:val="28"/>
+              <w:szCs w:val="28"/>
+            </w:rPr>
+            <w:t>Глава 2 Практическая реализация платформы………………………………...18</w:t>
+          </w:r>
+        </w:p>
+        <w:p>
+          <w:pPr>
+            <w:pStyle w:val="Normal"/>
+            <w:tabs>
+              <w:tab w:val="clear" w:pos="708"/>
+              <w:tab w:val="right" w:pos="9345" w:leader="dot"/>
+            </w:tabs>
+            <w:rPr>
+              <w:rFonts w:ascii="Liberation Serif" w:hAnsi="Liberation Serif" w:cs="Times New Roman"/>
+              <w:vanish w:val="false"/>
+              <w:color w:val="FFFFFF"/>
+              <w:sz w:val="28"/>
+              <w:szCs w:val="28"/>
+            </w:rPr>
+          </w:pPr>
+          <w:r>
+            <w:rPr>
+              <w:rFonts w:cs="Times New Roman" w:ascii="Liberation Serif" w:hAnsi="Liberation Serif"/>
+              <w:vanish w:val="false"/>
+              <w:color w:val="FFFFFF"/>
+              <w:sz w:val="28"/>
+              <w:szCs w:val="28"/>
+            </w:rPr>
+            <w:t xml:space="preserve">   </w:t>
+          </w:r>
+          <w:r>
+            <w:rPr>
+              <w:rFonts w:cs="Times New Roman" w:ascii="Liberation Serif" w:hAnsi="Liberation Serif"/>
+              <w:vanish w:val="false"/>
+              <w:color w:val="FFFFFF"/>
+              <w:sz w:val="28"/>
+              <w:szCs w:val="28"/>
+            </w:rPr>
+            <w:t>2.1 Общая архитектура и компоненты платформы………………………….18</w:t>
+          </w:r>
+        </w:p>
+        <w:p>
+          <w:pPr>
+            <w:pStyle w:val="Normal"/>
+            <w:tabs>
+              <w:tab w:val="clear" w:pos="708"/>
+              <w:tab w:val="right" w:pos="9345" w:leader="dot"/>
+            </w:tabs>
+            <w:rPr>
+              <w:rFonts w:ascii="Liberation Serif" w:hAnsi="Liberation Serif" w:cs="Times New Roman"/>
+              <w:vanish w:val="false"/>
+              <w:color w:val="FFFFFF"/>
+              <w:sz w:val="28"/>
+              <w:szCs w:val="28"/>
+            </w:rPr>
+          </w:pPr>
+          <w:r>
+            <w:rPr>
+              <w:rFonts w:cs="Times New Roman" w:ascii="Liberation Serif" w:hAnsi="Liberation Serif"/>
+              <w:vanish w:val="false"/>
+              <w:color w:val="FFFFFF"/>
+              <w:sz w:val="28"/>
+              <w:szCs w:val="28"/>
+            </w:rPr>
+            <w:t xml:space="preserve">   </w:t>
+          </w:r>
+          <w:r>
+            <w:rPr>
+              <w:rFonts w:cs="Times New Roman" w:ascii="Liberation Serif" w:hAnsi="Liberation Serif"/>
+              <w:vanish w:val="false"/>
+              <w:color w:val="FFFFFF"/>
+              <w:sz w:val="28"/>
+              <w:szCs w:val="28"/>
+            </w:rPr>
+            <w:t>2.2 Серверная часть и база данных……...…………………………………....21</w:t>
+          </w:r>
+        </w:p>
+        <w:p>
+          <w:pPr>
+            <w:pStyle w:val="Normal"/>
+            <w:tabs>
+              <w:tab w:val="clear" w:pos="708"/>
+              <w:tab w:val="right" w:pos="9345" w:leader="dot"/>
+            </w:tabs>
+            <w:rPr>
+              <w:rFonts w:ascii="Liberation Serif" w:hAnsi="Liberation Serif" w:cs="Times New Roman"/>
+              <w:vanish w:val="false"/>
+              <w:color w:val="FFFFFF"/>
+              <w:sz w:val="28"/>
+              <w:szCs w:val="28"/>
+            </w:rPr>
+          </w:pPr>
+          <w:r>
+            <w:rPr>
+              <w:rFonts w:cs="Times New Roman" w:ascii="Liberation Serif" w:hAnsi="Liberation Serif"/>
+              <w:vanish w:val="false"/>
+              <w:color w:val="FFFFFF"/>
+              <w:sz w:val="28"/>
+              <w:szCs w:val="28"/>
+            </w:rPr>
+            <w:t xml:space="preserve">   </w:t>
+          </w:r>
+          <w:r>
+            <w:rPr>
+              <w:rFonts w:cs="Times New Roman" w:ascii="Liberation Serif" w:hAnsi="Liberation Serif"/>
+              <w:vanish w:val="false"/>
+              <w:color w:val="FFFFFF"/>
+              <w:sz w:val="28"/>
+              <w:szCs w:val="28"/>
+            </w:rPr>
+            <w:t>2.3 Клиентская часть…………………………………………………………..26</w:t>
+          </w:r>
+        </w:p>
+        <w:p>
+          <w:pPr>
+            <w:pStyle w:val="Normal"/>
+            <w:tabs>
+              <w:tab w:val="clear" w:pos="708"/>
+              <w:tab w:val="right" w:pos="9345" w:leader="dot"/>
+            </w:tabs>
+            <w:rPr>
+              <w:rFonts w:ascii="Liberation Serif" w:hAnsi="Liberation Serif" w:cs="Times New Roman"/>
+              <w:vanish w:val="false"/>
+              <w:color w:val="FFFFFF"/>
+              <w:sz w:val="28"/>
+              <w:szCs w:val="28"/>
+            </w:rPr>
+          </w:pPr>
+          <w:r>
+            <w:rPr>
+              <w:rFonts w:cs="Times New Roman" w:ascii="Liberation Serif" w:hAnsi="Liberation Serif"/>
+              <w:vanish w:val="false"/>
+              <w:color w:val="FFFFFF"/>
+              <w:sz w:val="28"/>
+              <w:szCs w:val="28"/>
+            </w:rPr>
+            <w:t xml:space="preserve">   </w:t>
+          </w:r>
+          <w:r>
+            <w:rPr>
+              <w:rFonts w:cs="Times New Roman" w:ascii="Liberation Serif" w:hAnsi="Liberation Serif"/>
+              <w:vanish w:val="false"/>
+              <w:color w:val="FFFFFF"/>
+              <w:sz w:val="28"/>
+              <w:szCs w:val="28"/>
+            </w:rPr>
+            <w:t>2.4 Подсистема мониторинга…………………………………………………29</w:t>
+          </w:r>
+        </w:p>
+        <w:p>
+          <w:pPr>
+            <w:pStyle w:val="Normal"/>
+            <w:tabs>
+              <w:tab w:val="clear" w:pos="708"/>
+              <w:tab w:val="right" w:pos="9345" w:leader="dot"/>
+            </w:tabs>
+            <w:rPr>
+              <w:rFonts w:ascii="Liberation Serif" w:hAnsi="Liberation Serif" w:cs="Times New Roman"/>
+              <w:b w:val="false"/>
+              <w:bCs w:val="false"/>
+              <w:vanish w:val="false"/>
+              <w:color w:val="FFFFFF"/>
+              <w:sz w:val="28"/>
+              <w:szCs w:val="28"/>
+            </w:rPr>
+          </w:pPr>
+          <w:r>
+            <w:rPr>
+              <w:rFonts w:cs="Times New Roman" w:ascii="Liberation Serif" w:hAnsi="Liberation Serif"/>
+              <w:b w:val="false"/>
+              <w:bCs w:val="false"/>
+              <w:vanish w:val="false"/>
+              <w:color w:val="FFFFFF"/>
+              <w:sz w:val="28"/>
+              <w:szCs w:val="28"/>
+            </w:rPr>
+            <w:t xml:space="preserve">   </w:t>
+          </w:r>
+          <w:r>
+            <w:rPr>
+              <w:rFonts w:cs="Times New Roman" w:ascii="Liberation Serif" w:hAnsi="Liberation Serif"/>
+              <w:b w:val="false"/>
+              <w:bCs w:val="false"/>
+              <w:vanish w:val="false"/>
+              <w:color w:val="FFFFFF"/>
+              <w:sz w:val="28"/>
+              <w:szCs w:val="28"/>
+            </w:rPr>
+            <w:t xml:space="preserve">2.5 </w:t>
+          </w:r>
+          <w:r>
+            <w:rPr>
+              <w:rFonts w:cs="Times New Roman" w:ascii="Liberation Serif" w:hAnsi="Liberation Serif"/>
+              <w:b w:val="false"/>
+              <w:bCs w:val="false"/>
+              <w:i w:val="false"/>
+              <w:iCs w:val="false"/>
+              <w:vanish w:val="false"/>
+              <w:color w:themeColor="accent1" w:themeShade="bf" w:val="FFFFFF"/>
+              <w:sz w:val="28"/>
+              <w:szCs w:val="28"/>
+              <w:u w:val="none"/>
+            </w:rPr>
+            <w:t>Компоненты обеспечения качества и хранения артефактов…………....31</w:t>
+          </w:r>
+        </w:p>
+        <w:p>
+          <w:pPr>
+            <w:pStyle w:val="Normal"/>
+            <w:tabs>
+              <w:tab w:val="clear" w:pos="708"/>
+              <w:tab w:val="right" w:pos="9345" w:leader="dot"/>
+            </w:tabs>
+            <w:rPr>
+              <w:rFonts w:ascii="Liberation Serif" w:hAnsi="Liberation Serif" w:cs="Times New Roman"/>
+              <w:vanish w:val="false"/>
+              <w:color w:val="FFFFFF"/>
+              <w:sz w:val="28"/>
+              <w:szCs w:val="28"/>
+            </w:rPr>
+          </w:pPr>
+          <w:r>
+            <w:rPr>
+              <w:rFonts w:cs="Times New Roman" w:ascii="Liberation Serif" w:hAnsi="Liberation Serif"/>
+              <w:vanish w:val="false"/>
+              <w:color w:val="FFFFFF"/>
+              <w:sz w:val="28"/>
+              <w:szCs w:val="28"/>
+            </w:rPr>
+            <w:t xml:space="preserve">   </w:t>
+          </w:r>
+          <w:r>
+            <w:rPr>
+              <w:rFonts w:cs="Times New Roman" w:ascii="Liberation Serif" w:hAnsi="Liberation Serif"/>
+              <w:vanish w:val="false"/>
+              <w:color w:val="FFFFFF"/>
+              <w:sz w:val="28"/>
+              <w:szCs w:val="28"/>
+            </w:rPr>
+            <w:t xml:space="preserve">2.6 </w:t>
+          </w:r>
+          <w:r>
+            <w:rPr>
+              <w:rFonts w:cs="Times New Roman" w:ascii="Liberation Serif" w:hAnsi="Liberation Serif"/>
+              <w:b w:val="false"/>
+              <w:bCs w:val="false"/>
+              <w:vanish w:val="false"/>
+              <w:color w:val="FFFFFF"/>
+              <w:sz w:val="28"/>
+              <w:szCs w:val="28"/>
+            </w:rPr>
+            <w:t>GitLab CE и GitLab Runner………………………………………………..34</w:t>
+          </w:r>
+        </w:p>
+        <w:p>
+          <w:pPr>
+            <w:pStyle w:val="Normal"/>
+            <w:tabs>
+              <w:tab w:val="clear" w:pos="708"/>
+              <w:tab w:val="right" w:pos="9345" w:leader="dot"/>
+            </w:tabs>
+            <w:rPr>
+              <w:rFonts w:ascii="Liberation Serif" w:hAnsi="Liberation Serif" w:cs="Times New Roman"/>
+              <w:vanish w:val="false"/>
+              <w:color w:val="FFFFFF"/>
+              <w:sz w:val="28"/>
+              <w:szCs w:val="28"/>
+            </w:rPr>
+          </w:pPr>
+          <w:r>
+            <w:rPr>
+              <w:rFonts w:cs="Times New Roman" w:ascii="Liberation Serif" w:hAnsi="Liberation Serif"/>
+              <w:vanish w:val="false"/>
+              <w:color w:val="FFFFFF"/>
+              <w:sz w:val="28"/>
+              <w:szCs w:val="28"/>
+            </w:rPr>
+            <w:t xml:space="preserve">   </w:t>
+          </w:r>
+          <w:r>
+            <w:rPr>
+              <w:rFonts w:cs="Times New Roman" w:ascii="Liberation Serif" w:hAnsi="Liberation Serif"/>
+              <w:vanish w:val="false"/>
+              <w:color w:val="FFFFFF"/>
+              <w:sz w:val="28"/>
+              <w:szCs w:val="28"/>
+            </w:rPr>
+            <w:t xml:space="preserve">2.7 </w:t>
+          </w:r>
+          <w:r>
+            <w:rPr>
+              <w:rStyle w:val="user2"/>
+              <w:rFonts w:ascii="Liberation Serif" w:hAnsi="Liberation Serif"/>
+              <w:b w:val="false"/>
+              <w:bCs w:val="false"/>
+              <w:i w:val="false"/>
+              <w:iCs w:val="false"/>
+              <w:vanish w:val="false"/>
+              <w:color w:val="FFFFFF"/>
+              <w:sz w:val="28"/>
+              <w:szCs w:val="28"/>
+              <w:u w:val="none"/>
+            </w:rPr>
+            <w:t>Демонстрация работы платформы………………………………………..36</w:t>
           </w:r>
         </w:p>
         <w:p>
@@ -1747,7 +2096,6 @@
               </w:rPr>
               <w:t>Литература:</w:t>
               <w:tab/>
-              <w:t>1</w:t>
             </w:r>
           </w:hyperlink>
           <w:r>
@@ -1758,7 +2106,7 @@
               <w:sz w:val="28"/>
               <w:szCs w:val="28"/>
             </w:rPr>
-            <w:t>8</w:t>
+            <w:t>40</w:t>
           </w:r>
         </w:p>
         <w:p>
@@ -1797,11 +2145,11 @@
       <w:r>
         <w:br w:type="page"/>
       </w:r>
-      <w:bookmarkStart w:id="61" w:name="_Toc197410306"/>
-      <w:bookmarkStart w:id="62" w:name="_Toc197412258"/>
+      <w:bookmarkStart w:id="61" w:name="_Toc102500951"/>
+      <w:bookmarkStart w:id="62" w:name="_Toc195525842"/>
       <w:bookmarkStart w:id="63" w:name="_Toc195522941"/>
-      <w:bookmarkStart w:id="64" w:name="_Toc195525842"/>
-      <w:bookmarkStart w:id="65" w:name="_Toc102500951"/>
+      <w:bookmarkStart w:id="64" w:name="_Toc197412258"/>
+      <w:bookmarkStart w:id="65" w:name="_Toc197410306"/>
       <w:r>
         <w:rPr>
           <w:rFonts w:cs="Times New Roman" w:ascii="Liberation Serif" w:hAnsi="Liberation Serif"/>
@@ -2078,7 +2426,7 @@
       </w:r>
       <w:r>
         <w:rPr>
-          <w:rStyle w:val="user4"/>
+          <w:rStyle w:val="Style19"/>
           <w:rFonts w:eastAsia="" w:ascii="Liberation Serif" w:hAnsi="Liberation Serif" w:eastAsiaTheme="majorEastAsia"/>
           <w:b w:val="false"/>
           <w:bCs w:val="false"/>
@@ -2105,64 +2453,21 @@
       <w:pPr>
         <w:pStyle w:val="Normal"/>
         <w:spacing w:lineRule="auto" w:line="360" w:before="0" w:after="0"/>
+        <w:rPr>
+          <w:rStyle w:val="Strong"/>
+          <w:rFonts w:ascii="Liberation Serif" w:hAnsi="Liberation Serif" w:eastAsia="" w:cs="Times New Roman" w:eastAsiaTheme="majorEastAsia"/>
+          <w:b w:val="false"/>
+          <w:bCs w:val="false"/>
+          <w:color w:val="FFFFFF"/>
+          <w:sz w:val="28"/>
+          <w:szCs w:val="28"/>
+        </w:rPr>
+      </w:pPr>
+      <w:r>
         <w:rPr/>
-      </w:pPr>
-      <w:r>
-        <w:rPr>
-          <w:rStyle w:val="Strong"/>
-          <w:rFonts w:eastAsia="" w:cs="Times New Roman" w:ascii="Liberation Serif" w:hAnsi="Liberation Serif" w:eastAsiaTheme="majorEastAsia"/>
-          <w:b w:val="false"/>
-          <w:bCs w:val="false"/>
-          <w:color w:val="FFFFFF"/>
-          <w:sz w:val="28"/>
-          <w:szCs w:val="28"/>
-        </w:rPr>
-        <w:t>CORS</w:t>
-      </w:r>
-    </w:p>
-    <w:p>
-      <w:pPr>
-        <w:pStyle w:val="Normal"/>
-        <w:spacing w:lineRule="auto" w:line="360" w:before="0" w:after="0"/>
-        <w:rPr/>
-      </w:pPr>
-      <w:r>
-        <w:rPr>
-          <w:rStyle w:val="Strong"/>
-          <w:rFonts w:eastAsia="" w:cs="Times New Roman" w:ascii="Liberation Serif" w:hAnsi="Liberation Serif" w:eastAsiaTheme="majorEastAsia"/>
-          <w:b w:val="false"/>
-          <w:bCs w:val="false"/>
-          <w:color w:val="FFFFFF"/>
-          <w:sz w:val="28"/>
-          <w:szCs w:val="28"/>
-        </w:rPr>
-        <w:t>REST</w:t>
-      </w:r>
-    </w:p>
-    <w:p>
-      <w:pPr>
-        <w:pStyle w:val="Normal"/>
-        <w:spacing w:lineRule="auto" w:line="360" w:before="0" w:after="0"/>
-        <w:jc w:val="left"/>
-        <w:rPr>
-          <w:rFonts w:ascii="Liberation Serif" w:hAnsi="Liberation Serif"/>
-          <w:sz w:val="28"/>
-          <w:szCs w:val="28"/>
-        </w:rPr>
-      </w:pPr>
-      <w:r>
-        <w:rPr>
-          <w:rStyle w:val="Strong"/>
-          <w:rFonts w:eastAsia="" w:cs="Times New Roman" w:ascii="Liberation Serif" w:hAnsi="Liberation Serif" w:eastAsiaTheme="majorEastAsia"/>
-          <w:b w:val="false"/>
-          <w:bCs w:val="false"/>
-          <w:color w:val="FFFFFF"/>
-          <w:sz w:val="28"/>
-          <w:szCs w:val="28"/>
-        </w:rPr>
-        <w:t>API эндпоинты</w:t>
       </w:r>
       <w:bookmarkStart w:id="66" w:name="_Toc197412259"/>
+      <w:bookmarkStart w:id="67" w:name="_Toc197412259"/>
       <w:r>
         <w:br w:type="page"/>
       </w:r>
@@ -2177,7 +2482,8 @@
           <w:color w:val="FFFFFF"/>
         </w:rPr>
       </w:pPr>
-      <w:bookmarkStart w:id="67" w:name="_Toc215047425"/>
+      <w:bookmarkStart w:id="68" w:name="_Toc197412259"/>
+      <w:bookmarkStart w:id="69" w:name="_Toc215047425"/>
       <w:r>
         <w:rPr>
           <w:rFonts w:cs="Times New Roman" w:ascii="Liberation Serif" w:hAnsi="Liberation Serif"/>
@@ -2189,8 +2495,8 @@
         </w:rPr>
         <w:t>ВВЕДЕНИЕ</w:t>
       </w:r>
-      <w:bookmarkEnd w:id="66"/>
-      <w:bookmarkEnd w:id="67"/>
+      <w:bookmarkEnd w:id="68"/>
+      <w:bookmarkEnd w:id="69"/>
     </w:p>
     <w:p>
       <w:pPr>
@@ -2416,8 +2722,8 @@
           <w:color w:val="FFFFFF"/>
         </w:rPr>
       </w:pPr>
-      <w:bookmarkStart w:id="68" w:name="_Toc215047426"/>
-      <w:bookmarkStart w:id="69" w:name="_Toc197412260"/>
+      <w:bookmarkStart w:id="70" w:name="_Toc215047426"/>
+      <w:bookmarkStart w:id="71" w:name="_Toc197412260"/>
       <w:r>
         <w:rPr>
           <w:rFonts w:cs="Times New Roman" w:ascii="Liberation Serif" w:hAnsi="Liberation Serif"/>
@@ -2429,7 +2735,7 @@
         </w:rPr>
         <w:t xml:space="preserve">ГЛАВА 1 </w:t>
       </w:r>
-      <w:bookmarkEnd w:id="69"/>
+      <w:bookmarkEnd w:id="71"/>
       <w:r>
         <w:rPr>
           <w:rFonts w:cs="Times New Roman" w:ascii="Liberation Serif" w:hAnsi="Liberation Serif"/>
@@ -2441,7 +2747,7 @@
         </w:rPr>
         <w:t>Теоретические основы DevOps-автоматизации и управления процессами разработки программного обеспечения</w:t>
       </w:r>
-      <w:bookmarkEnd w:id="68"/>
+      <w:bookmarkEnd w:id="70"/>
     </w:p>
     <w:p>
       <w:pPr>
@@ -2469,7 +2775,7 @@
         <w:jc w:val="both"/>
         <w:rPr/>
       </w:pPr>
-      <w:bookmarkStart w:id="70" w:name="_Toc215047427"/>
+      <w:bookmarkStart w:id="72" w:name="_Toc215047427"/>
       <w:r>
         <w:rPr>
           <w:rStyle w:val="1"/>
@@ -2482,7 +2788,7 @@
         </w:rPr>
         <w:t>Жизненный цикл ПО и автоматизация процессов жизненного цикла</w:t>
       </w:r>
-      <w:bookmarkEnd w:id="70"/>
+      <w:bookmarkEnd w:id="72"/>
     </w:p>
     <w:p>
       <w:pPr>
@@ -3120,8 +3426,8 @@
         <w:jc w:val="both"/>
         <w:rPr/>
       </w:pPr>
-      <w:bookmarkStart w:id="71" w:name="_Toc215047428"/>
-      <w:bookmarkStart w:id="72" w:name="_Toc197412261"/>
+      <w:bookmarkStart w:id="73" w:name="_Toc215047428"/>
+      <w:bookmarkStart w:id="74" w:name="_Toc197412261"/>
       <w:r>
         <w:rPr>
           <w:rStyle w:val="1"/>
@@ -3134,7 +3440,7 @@
         </w:rPr>
         <w:t xml:space="preserve">1.2 </w:t>
       </w:r>
-      <w:bookmarkEnd w:id="72"/>
+      <w:bookmarkEnd w:id="74"/>
       <w:r>
         <w:rPr>
           <w:rStyle w:val="1"/>
@@ -3147,7 +3453,7 @@
         </w:rPr>
         <w:t>Анализ существующих решений автоматизации жизненного цикла</w:t>
       </w:r>
-      <w:bookmarkEnd w:id="71"/>
+      <w:bookmarkEnd w:id="73"/>
       <w:r>
         <w:rPr>
           <w:rStyle w:val="1"/>
@@ -3855,7 +4161,7 @@
       </w:r>
       <w:r>
         <w:rPr>
-          <w:rStyle w:val="user4"/>
+          <w:rStyle w:val="Style19"/>
           <w:rFonts w:ascii="Liberation Serif" w:hAnsi="Liberation Serif"/>
           <w:color w:val="FFFFFF"/>
           <w:sz w:val="28"/>
@@ -3994,7 +4300,7 @@
         <w:pStyle w:val="Heading2"/>
         <w:rPr/>
       </w:pPr>
-      <w:bookmarkStart w:id="73" w:name="_Toc215047429"/>
+      <w:bookmarkStart w:id="75" w:name="_Toc215047429"/>
       <w:r>
         <w:rPr>
           <w:rStyle w:val="1"/>
@@ -4007,7 +4313,7 @@
         </w:rPr>
         <w:t>1.3 Функциональность существующих решений и их недостатки</w:t>
       </w:r>
-      <w:bookmarkEnd w:id="73"/>
+      <w:bookmarkEnd w:id="75"/>
       <w:r>
         <w:rPr>
           <w:rStyle w:val="1"/>
@@ -4073,10 +4379,10 @@
           <w:color w:val="FFFFFF"/>
         </w:rPr>
       </w:pPr>
-      <w:bookmarkStart w:id="74" w:name="_Hlk194590313"/>
-      <w:bookmarkStart w:id="75" w:name="_Hlk194590271"/>
-      <w:bookmarkEnd w:id="74"/>
-      <w:bookmarkEnd w:id="75"/>
+      <w:bookmarkStart w:id="76" w:name="_Hlk194590271"/>
+      <w:bookmarkStart w:id="77" w:name="_Hlk194590313"/>
+      <w:bookmarkEnd w:id="76"/>
+      <w:bookmarkEnd w:id="77"/>
       <w:r>
         <w:rPr>
           <w:rFonts w:ascii="Liberation Serif" w:hAnsi="Liberation Serif"/>
@@ -4127,7 +4433,7 @@
           </w:tcPr>
           <w:p>
             <w:pPr>
-              <w:pStyle w:val="Style22"/>
+              <w:pStyle w:val="user7"/>
               <w:spacing w:before="0" w:after="160"/>
               <w:jc w:val="center"/>
               <w:rPr>
@@ -4179,7 +4485,7 @@
           </w:tcPr>
           <w:p>
             <w:pPr>
-              <w:pStyle w:val="Style22"/>
+              <w:pStyle w:val="user7"/>
               <w:spacing w:before="0" w:after="160"/>
               <w:jc w:val="center"/>
               <w:rPr>
@@ -4212,7 +4518,7 @@
           </w:tcPr>
           <w:p>
             <w:pPr>
-              <w:pStyle w:val="Style22"/>
+              <w:pStyle w:val="user7"/>
               <w:spacing w:before="0" w:after="160"/>
               <w:jc w:val="center"/>
               <w:rPr>
@@ -4245,7 +4551,7 @@
           </w:tcPr>
           <w:p>
             <w:pPr>
-              <w:pStyle w:val="Style22"/>
+              <w:pStyle w:val="user7"/>
               <w:spacing w:before="0" w:after="160"/>
               <w:jc w:val="center"/>
               <w:rPr>
@@ -4278,7 +4584,7 @@
           </w:tcPr>
           <w:p>
             <w:pPr>
-              <w:pStyle w:val="Style22"/>
+              <w:pStyle w:val="user7"/>
               <w:spacing w:before="0" w:after="160"/>
               <w:jc w:val="center"/>
               <w:rPr>
@@ -4315,7 +4621,7 @@
           </w:tcPr>
           <w:p>
             <w:pPr>
-              <w:pStyle w:val="Style22"/>
+              <w:pStyle w:val="user7"/>
               <w:spacing w:before="0" w:after="160"/>
               <w:jc w:val="both"/>
               <w:rPr>
@@ -4347,7 +4653,7 @@
           </w:tcPr>
           <w:p>
             <w:pPr>
-              <w:pStyle w:val="Style22"/>
+              <w:pStyle w:val="user7"/>
               <w:spacing w:before="0" w:after="160"/>
               <w:jc w:val="center"/>
               <w:rPr>
@@ -4379,7 +4685,7 @@
           </w:tcPr>
           <w:p>
             <w:pPr>
-              <w:pStyle w:val="Style22"/>
+              <w:pStyle w:val="user7"/>
               <w:spacing w:before="0" w:after="160"/>
               <w:jc w:val="center"/>
               <w:rPr>
@@ -4411,7 +4717,7 @@
           </w:tcPr>
           <w:p>
             <w:pPr>
-              <w:pStyle w:val="Style22"/>
+              <w:pStyle w:val="user7"/>
               <w:spacing w:before="0" w:after="160"/>
               <w:jc w:val="center"/>
               <w:rPr>
@@ -4443,7 +4749,7 @@
           </w:tcPr>
           <w:p>
             <w:pPr>
-              <w:pStyle w:val="Style22"/>
+              <w:pStyle w:val="user7"/>
               <w:spacing w:before="0" w:after="160"/>
               <w:jc w:val="center"/>
               <w:rPr>
@@ -4478,7 +4784,7 @@
           </w:tcPr>
           <w:p>
             <w:pPr>
-              <w:pStyle w:val="Style22"/>
+              <w:pStyle w:val="user7"/>
               <w:spacing w:before="0" w:after="160"/>
               <w:jc w:val="both"/>
               <w:rPr>
@@ -4510,7 +4816,7 @@
           </w:tcPr>
           <w:p>
             <w:pPr>
-              <w:pStyle w:val="Style22"/>
+              <w:pStyle w:val="user7"/>
               <w:spacing w:before="0" w:after="160"/>
               <w:jc w:val="center"/>
               <w:rPr>
@@ -4542,7 +4848,7 @@
           </w:tcPr>
           <w:p>
             <w:pPr>
-              <w:pStyle w:val="Style22"/>
+              <w:pStyle w:val="user7"/>
               <w:spacing w:before="0" w:after="160"/>
               <w:jc w:val="center"/>
               <w:rPr>
@@ -4574,7 +4880,7 @@
           </w:tcPr>
           <w:p>
             <w:pPr>
-              <w:pStyle w:val="Style22"/>
+              <w:pStyle w:val="user7"/>
               <w:spacing w:before="0" w:after="160"/>
               <w:jc w:val="center"/>
               <w:rPr>
@@ -4606,7 +4912,7 @@
           </w:tcPr>
           <w:p>
             <w:pPr>
-              <w:pStyle w:val="Style22"/>
+              <w:pStyle w:val="user7"/>
               <w:spacing w:before="0" w:after="160"/>
               <w:jc w:val="center"/>
               <w:rPr>
@@ -4641,7 +4947,7 @@
           </w:tcPr>
           <w:p>
             <w:pPr>
-              <w:pStyle w:val="Style22"/>
+              <w:pStyle w:val="user7"/>
               <w:spacing w:before="0" w:after="160"/>
               <w:jc w:val="both"/>
               <w:rPr>
@@ -4673,7 +4979,7 @@
           </w:tcPr>
           <w:p>
             <w:pPr>
-              <w:pStyle w:val="Style22"/>
+              <w:pStyle w:val="user7"/>
               <w:spacing w:before="0" w:after="160"/>
               <w:jc w:val="center"/>
               <w:rPr>
@@ -4705,7 +5011,7 @@
           </w:tcPr>
           <w:p>
             <w:pPr>
-              <w:pStyle w:val="Style22"/>
+              <w:pStyle w:val="user7"/>
               <w:spacing w:before="0" w:after="160"/>
               <w:jc w:val="center"/>
               <w:rPr>
@@ -4737,7 +5043,7 @@
           </w:tcPr>
           <w:p>
             <w:pPr>
-              <w:pStyle w:val="Style22"/>
+              <w:pStyle w:val="user7"/>
               <w:spacing w:before="0" w:after="160"/>
               <w:jc w:val="center"/>
               <w:rPr>
@@ -4769,7 +5075,7 @@
           </w:tcPr>
           <w:p>
             <w:pPr>
-              <w:pStyle w:val="Style22"/>
+              <w:pStyle w:val="user7"/>
               <w:spacing w:before="0" w:after="160"/>
               <w:jc w:val="center"/>
               <w:rPr>
@@ -4804,7 +5110,7 @@
           </w:tcPr>
           <w:p>
             <w:pPr>
-              <w:pStyle w:val="Style22"/>
+              <w:pStyle w:val="user7"/>
               <w:spacing w:before="0" w:after="160"/>
               <w:jc w:val="both"/>
               <w:rPr>
@@ -4836,7 +5142,7 @@
           </w:tcPr>
           <w:p>
             <w:pPr>
-              <w:pStyle w:val="Style22"/>
+              <w:pStyle w:val="user7"/>
               <w:spacing w:before="0" w:after="160"/>
               <w:jc w:val="center"/>
               <w:rPr>
@@ -4868,7 +5174,7 @@
           </w:tcPr>
           <w:p>
             <w:pPr>
-              <w:pStyle w:val="Style22"/>
+              <w:pStyle w:val="user7"/>
               <w:spacing w:before="0" w:after="160"/>
               <w:jc w:val="center"/>
               <w:rPr>
@@ -4900,7 +5206,7 @@
           </w:tcPr>
           <w:p>
             <w:pPr>
-              <w:pStyle w:val="Style22"/>
+              <w:pStyle w:val="user7"/>
               <w:spacing w:before="0" w:after="160"/>
               <w:jc w:val="center"/>
               <w:rPr>
@@ -4932,7 +5238,7 @@
           </w:tcPr>
           <w:p>
             <w:pPr>
-              <w:pStyle w:val="Style22"/>
+              <w:pStyle w:val="user7"/>
               <w:spacing w:before="0" w:after="160"/>
               <w:jc w:val="center"/>
               <w:rPr>
@@ -4967,7 +5273,7 @@
           </w:tcPr>
           <w:p>
             <w:pPr>
-              <w:pStyle w:val="Style22"/>
+              <w:pStyle w:val="user7"/>
               <w:spacing w:before="0" w:after="160"/>
               <w:jc w:val="both"/>
               <w:rPr>
@@ -4999,7 +5305,7 @@
           </w:tcPr>
           <w:p>
             <w:pPr>
-              <w:pStyle w:val="Style22"/>
+              <w:pStyle w:val="user7"/>
               <w:spacing w:before="0" w:after="160"/>
               <w:jc w:val="center"/>
               <w:rPr>
@@ -5031,7 +5337,7 @@
           </w:tcPr>
           <w:p>
             <w:pPr>
-              <w:pStyle w:val="Style22"/>
+              <w:pStyle w:val="user7"/>
               <w:spacing w:before="0" w:after="160"/>
               <w:jc w:val="center"/>
               <w:rPr>
@@ -5063,7 +5369,7 @@
           </w:tcPr>
           <w:p>
             <w:pPr>
-              <w:pStyle w:val="Style22"/>
+              <w:pStyle w:val="user7"/>
               <w:spacing w:before="0" w:after="160"/>
               <w:jc w:val="center"/>
               <w:rPr>
@@ -5095,7 +5401,7 @@
           </w:tcPr>
           <w:p>
             <w:pPr>
-              <w:pStyle w:val="Style22"/>
+              <w:pStyle w:val="user7"/>
               <w:spacing w:before="0" w:after="160"/>
               <w:jc w:val="center"/>
               <w:rPr>
@@ -5238,7 +5544,7 @@
           <w:color w:val="FFFFFF"/>
         </w:rPr>
       </w:pPr>
-      <w:bookmarkStart w:id="76" w:name="_Toc215047430"/>
+      <w:bookmarkStart w:id="78" w:name="_Toc215047430"/>
       <w:r>
         <w:rPr>
           <w:rFonts w:ascii="Liberation Serif" w:hAnsi="Liberation Serif"/>
@@ -5250,7 +5556,7 @@
         </w:rPr>
         <w:t>1.4 Постановка задачи исследования</w:t>
       </w:r>
-      <w:bookmarkEnd w:id="76"/>
+      <w:bookmarkEnd w:id="78"/>
     </w:p>
     <w:p>
       <w:pPr>
@@ -5734,6 +6040,8 @@
       <w:r>
         <w:rPr>
           <w:rFonts w:ascii="Liberation Serif" w:hAnsi="Liberation Serif"/>
+          <w:b w:val="false"/>
+          <w:bCs w:val="false"/>
           <w:color w:val="FFFFFF"/>
           <w:sz w:val="28"/>
           <w:szCs w:val="28"/>
@@ -5892,7 +6200,7 @@
       </w:r>
       <w:r>
         <w:rPr>
-          <w:rStyle w:val="user4"/>
+          <w:rStyle w:val="Style19"/>
           <w:rFonts w:ascii="Liberation Serif" w:hAnsi="Liberation Serif"/>
           <w:b w:val="false"/>
           <w:bCs w:val="false"/>
@@ -5921,7 +6229,7 @@
       </w:r>
       <w:r>
         <w:rPr>
-          <w:rStyle w:val="user4"/>
+          <w:rStyle w:val="Style19"/>
           <w:rFonts w:ascii="Liberation Serif" w:hAnsi="Liberation Serif"/>
           <w:b w:val="false"/>
           <w:bCs w:val="false"/>
@@ -6043,7 +6351,7 @@
       </w:r>
       <w:r>
         <w:rPr>
-          <w:rStyle w:val="user4"/>
+          <w:rStyle w:val="Style19"/>
           <w:rFonts w:ascii="Liberation Serif" w:hAnsi="Liberation Serif"/>
           <w:b w:val="false"/>
           <w:bCs w:val="false"/>
@@ -6126,7 +6434,7 @@
       </w:r>
       <w:r>
         <w:rPr>
-          <w:rStyle w:val="user4"/>
+          <w:rStyle w:val="Style19"/>
           <w:rFonts w:ascii="Liberation Serif" w:hAnsi="Liberation Serif"/>
           <w:b w:val="false"/>
           <w:bCs w:val="false"/>
@@ -6177,7 +6485,7 @@
       </w:r>
       <w:r>
         <w:rPr>
-          <w:rStyle w:val="user4"/>
+          <w:rStyle w:val="Style19"/>
           <w:rFonts w:ascii="Liberation Serif" w:hAnsi="Liberation Serif"/>
           <w:b w:val="false"/>
           <w:bCs w:val="false"/>
@@ -6392,7 +6700,7 @@
       </w:r>
       <w:r>
         <w:rPr>
-          <w:rStyle w:val="Style17"/>
+          <w:rStyle w:val="user2"/>
           <w:rFonts w:ascii="Liberation Serif" w:hAnsi="Liberation Serif"/>
           <w:b w:val="false"/>
           <w:bCs w:val="false"/>
@@ -6450,35 +6758,7 @@
           <w:szCs w:val="28"/>
           <w:u w:val="none"/>
         </w:rPr>
-        <w:t xml:space="preserve">Таблица </w:t>
-      </w:r>
-      <w:r>
-        <w:rPr>
-          <w:rFonts w:ascii="Liberation Serif" w:hAnsi="Liberation Serif"/>
-          <w:b w:val="false"/>
-          <w:bCs w:val="false"/>
-          <w:i w:val="false"/>
-          <w:iCs w:val="false"/>
-          <w:color w:val="FFFFFF"/>
-          <w:sz w:val="28"/>
-          <w:szCs w:val="28"/>
-          <w:u w:val="none"/>
-        </w:rPr>
-        <w:t xml:space="preserve">2. </w:t>
-      </w:r>
-      <w:r>
-        <w:rPr>
-          <w:rFonts w:ascii="Liberation Serif" w:hAnsi="Liberation Serif"/>
-          <w:b w:val="false"/>
-          <w:bCs w:val="false"/>
-          <w:i w:val="false"/>
-          <w:iCs w:val="false"/>
-          <w:color w:val="FFFFFF"/>
-          <w:sz w:val="28"/>
-          <w:szCs w:val="28"/>
-          <w:u w:val="none"/>
-        </w:rPr>
-        <w:t>Основные зависимости Java реализации</w:t>
+        <w:t>Таблица 2. Основные зависимости Java реализации</w:t>
       </w:r>
     </w:p>
     <w:tbl>
@@ -6514,7 +6794,7 @@
           </w:tcPr>
           <w:p>
             <w:pPr>
-              <w:pStyle w:val="Style22"/>
+              <w:pStyle w:val="user7"/>
               <w:spacing w:before="0" w:after="160"/>
               <w:jc w:val="center"/>
               <w:rPr>
@@ -6551,7 +6831,7 @@
           </w:tcPr>
           <w:p>
             <w:pPr>
-              <w:pStyle w:val="Style22"/>
+              <w:pStyle w:val="user7"/>
               <w:spacing w:before="0" w:after="160"/>
               <w:jc w:val="center"/>
               <w:rPr>
@@ -6588,7 +6868,7 @@
           </w:tcPr>
           <w:p>
             <w:pPr>
-              <w:pStyle w:val="Style22"/>
+              <w:pStyle w:val="user7"/>
               <w:spacing w:before="0" w:after="160"/>
               <w:jc w:val="center"/>
               <w:rPr>
@@ -6618,7 +6898,7 @@
           </w:tcPr>
           <w:p>
             <w:pPr>
-              <w:pStyle w:val="Style22"/>
+              <w:pStyle w:val="user7"/>
               <w:spacing w:before="0" w:after="160"/>
               <w:jc w:val="center"/>
               <w:rPr>
@@ -6650,7 +6930,7 @@
           </w:tcPr>
           <w:p>
             <w:pPr>
-              <w:pStyle w:val="Style22"/>
+              <w:pStyle w:val="user7"/>
               <w:spacing w:before="0" w:after="160"/>
               <w:jc w:val="center"/>
               <w:rPr>
@@ -6680,7 +6960,7 @@
           </w:tcPr>
           <w:p>
             <w:pPr>
-              <w:pStyle w:val="Style22"/>
+              <w:pStyle w:val="user7"/>
               <w:spacing w:before="0" w:after="160"/>
               <w:jc w:val="center"/>
               <w:rPr>
@@ -6712,7 +6992,7 @@
           </w:tcPr>
           <w:p>
             <w:pPr>
-              <w:pStyle w:val="Style22"/>
+              <w:pStyle w:val="user7"/>
               <w:spacing w:before="0" w:after="160"/>
               <w:jc w:val="center"/>
               <w:rPr>
@@ -6742,7 +7022,7 @@
           </w:tcPr>
           <w:p>
             <w:pPr>
-              <w:pStyle w:val="Style22"/>
+              <w:pStyle w:val="user7"/>
               <w:spacing w:before="0" w:after="160"/>
               <w:jc w:val="center"/>
               <w:rPr>
@@ -6774,7 +7054,7 @@
           </w:tcPr>
           <w:p>
             <w:pPr>
-              <w:pStyle w:val="Style22"/>
+              <w:pStyle w:val="user7"/>
               <w:spacing w:before="0" w:after="160"/>
               <w:jc w:val="center"/>
               <w:rPr>
@@ -6804,7 +7084,7 @@
           </w:tcPr>
           <w:p>
             <w:pPr>
-              <w:pStyle w:val="Style22"/>
+              <w:pStyle w:val="user7"/>
               <w:spacing w:before="0" w:after="160"/>
               <w:jc w:val="center"/>
               <w:rPr>
@@ -6836,7 +7116,7 @@
           </w:tcPr>
           <w:p>
             <w:pPr>
-              <w:pStyle w:val="Style22"/>
+              <w:pStyle w:val="user7"/>
               <w:spacing w:before="0" w:after="160"/>
               <w:jc w:val="center"/>
               <w:rPr>
@@ -6866,7 +7146,7 @@
           </w:tcPr>
           <w:p>
             <w:pPr>
-              <w:pStyle w:val="Style22"/>
+              <w:pStyle w:val="user7"/>
               <w:spacing w:before="0" w:after="160"/>
               <w:jc w:val="center"/>
               <w:rPr>
@@ -6898,7 +7178,7 @@
           </w:tcPr>
           <w:p>
             <w:pPr>
-              <w:pStyle w:val="Style22"/>
+              <w:pStyle w:val="user7"/>
               <w:spacing w:before="0" w:after="160"/>
               <w:jc w:val="center"/>
               <w:rPr>
@@ -6928,7 +7208,7 @@
           </w:tcPr>
           <w:p>
             <w:pPr>
-              <w:pStyle w:val="Style22"/>
+              <w:pStyle w:val="user7"/>
               <w:spacing w:before="0" w:after="160"/>
               <w:jc w:val="center"/>
               <w:rPr>
@@ -6960,7 +7240,7 @@
           </w:tcPr>
           <w:p>
             <w:pPr>
-              <w:pStyle w:val="Style22"/>
+              <w:pStyle w:val="user7"/>
               <w:spacing w:before="0" w:after="160"/>
               <w:jc w:val="center"/>
               <w:rPr>
@@ -6990,7 +7270,7 @@
           </w:tcPr>
           <w:p>
             <w:pPr>
-              <w:pStyle w:val="Style22"/>
+              <w:pStyle w:val="user7"/>
               <w:spacing w:before="0" w:after="160"/>
               <w:jc w:val="center"/>
               <w:rPr>
@@ -7022,7 +7302,7 @@
           </w:tcPr>
           <w:p>
             <w:pPr>
-              <w:pStyle w:val="Style22"/>
+              <w:pStyle w:val="user7"/>
               <w:spacing w:before="0" w:after="160"/>
               <w:jc w:val="center"/>
               <w:rPr>
@@ -7052,7 +7332,7 @@
           </w:tcPr>
           <w:p>
             <w:pPr>
-              <w:pStyle w:val="Style22"/>
+              <w:pStyle w:val="user7"/>
               <w:spacing w:before="0" w:after="160"/>
               <w:jc w:val="center"/>
               <w:rPr>
@@ -7084,7 +7364,7 @@
           </w:tcPr>
           <w:p>
             <w:pPr>
-              <w:pStyle w:val="Style22"/>
+              <w:pStyle w:val="user7"/>
               <w:spacing w:before="0" w:after="160"/>
               <w:jc w:val="center"/>
               <w:rPr>
@@ -7114,7 +7394,7 @@
           </w:tcPr>
           <w:p>
             <w:pPr>
-              <w:pStyle w:val="Style22"/>
+              <w:pStyle w:val="user7"/>
               <w:spacing w:before="0" w:after="160"/>
               <w:jc w:val="center"/>
               <w:rPr>
@@ -7360,29 +7640,7 @@
           <w:sz w:val="28"/>
           <w:szCs w:val="28"/>
         </w:rPr>
-        <w:t xml:space="preserve">Таблица </w:t>
-      </w:r>
-      <w:r>
-        <w:rPr>
-          <w:rFonts w:ascii="Liberation Serif" w:hAnsi="Liberation Serif"/>
-          <w:b w:val="false"/>
-          <w:bCs w:val="false"/>
-          <w:color w:val="FFFFFF"/>
-          <w:sz w:val="28"/>
-          <w:szCs w:val="28"/>
-        </w:rPr>
-        <w:t>3.</w:t>
-      </w:r>
-      <w:r>
-        <w:rPr>
-          <w:rFonts w:ascii="Liberation Serif" w:hAnsi="Liberation Serif"/>
-          <w:b w:val="false"/>
-          <w:bCs w:val="false"/>
-          <w:color w:val="FFFFFF"/>
-          <w:sz w:val="28"/>
-          <w:szCs w:val="28"/>
-        </w:rPr>
-        <w:t xml:space="preserve"> Пакетная структура серверной части</w:t>
+        <w:t>Таблица 3. Пакетная структура серверной части</w:t>
       </w:r>
     </w:p>
     <w:tbl>
@@ -7419,7 +7677,7 @@
           </w:tcPr>
           <w:p>
             <w:pPr>
-              <w:pStyle w:val="Style22"/>
+              <w:pStyle w:val="user7"/>
               <w:spacing w:before="0" w:after="160"/>
               <w:jc w:val="center"/>
               <w:rPr>
@@ -7450,7 +7708,7 @@
           </w:tcPr>
           <w:p>
             <w:pPr>
-              <w:pStyle w:val="Style22"/>
+              <w:pStyle w:val="user7"/>
               <w:spacing w:before="0" w:after="160"/>
               <w:jc w:val="center"/>
               <w:rPr>
@@ -7482,7 +7740,7 @@
           </w:tcPr>
           <w:p>
             <w:pPr>
-              <w:pStyle w:val="Style22"/>
+              <w:pStyle w:val="user7"/>
               <w:spacing w:before="0" w:after="160"/>
               <w:jc w:val="center"/>
               <w:rPr>
@@ -7514,14 +7772,14 @@
           </w:tcPr>
           <w:p>
             <w:pPr>
-              <w:pStyle w:val="Style22"/>
+              <w:pStyle w:val="user7"/>
               <w:spacing w:before="0" w:after="160"/>
               <w:jc w:val="center"/>
               <w:rPr/>
             </w:pPr>
             <w:r>
               <w:rPr>
-                <w:rStyle w:val="Style17"/>
+                <w:rStyle w:val="user2"/>
                 <w:rFonts w:ascii="Liberation Serif" w:hAnsi="Liberation Serif"/>
                 <w:sz w:val="28"/>
                 <w:szCs w:val="28"/>
@@ -7540,7 +7798,7 @@
           </w:tcPr>
           <w:p>
             <w:pPr>
-              <w:pStyle w:val="Style22"/>
+              <w:pStyle w:val="user7"/>
               <w:spacing w:before="0" w:after="160"/>
               <w:jc w:val="center"/>
               <w:rPr>
@@ -7570,7 +7828,7 @@
           </w:tcPr>
           <w:p>
             <w:pPr>
-              <w:pStyle w:val="Style22"/>
+              <w:pStyle w:val="user7"/>
               <w:spacing w:before="0" w:after="160"/>
               <w:jc w:val="center"/>
               <w:rPr>
@@ -7602,14 +7860,14 @@
           </w:tcPr>
           <w:p>
             <w:pPr>
-              <w:pStyle w:val="Style22"/>
+              <w:pStyle w:val="user7"/>
               <w:spacing w:before="0" w:after="160"/>
               <w:jc w:val="center"/>
               <w:rPr/>
             </w:pPr>
             <w:r>
               <w:rPr>
-                <w:rStyle w:val="Style17"/>
+                <w:rStyle w:val="user2"/>
                 <w:rFonts w:ascii="Liberation Serif" w:hAnsi="Liberation Serif"/>
                 <w:sz w:val="28"/>
                 <w:szCs w:val="28"/>
@@ -7628,7 +7886,7 @@
           </w:tcPr>
           <w:p>
             <w:pPr>
-              <w:pStyle w:val="Style22"/>
+              <w:pStyle w:val="user7"/>
               <w:spacing w:before="0" w:after="160"/>
               <w:jc w:val="center"/>
               <w:rPr>
@@ -7658,7 +7916,7 @@
           </w:tcPr>
           <w:p>
             <w:pPr>
-              <w:pStyle w:val="Style22"/>
+              <w:pStyle w:val="user7"/>
               <w:spacing w:before="0" w:after="160"/>
               <w:jc w:val="center"/>
               <w:rPr>
@@ -7690,14 +7948,14 @@
           </w:tcPr>
           <w:p>
             <w:pPr>
-              <w:pStyle w:val="Style22"/>
+              <w:pStyle w:val="user7"/>
               <w:spacing w:before="0" w:after="160"/>
               <w:jc w:val="center"/>
               <w:rPr/>
             </w:pPr>
             <w:r>
               <w:rPr>
-                <w:rStyle w:val="Style17"/>
+                <w:rStyle w:val="user2"/>
                 <w:rFonts w:ascii="Liberation Serif" w:hAnsi="Liberation Serif"/>
                 <w:sz w:val="28"/>
                 <w:szCs w:val="28"/>
@@ -7716,7 +7974,7 @@
           </w:tcPr>
           <w:p>
             <w:pPr>
-              <w:pStyle w:val="Style22"/>
+              <w:pStyle w:val="user7"/>
               <w:spacing w:before="0" w:after="160"/>
               <w:jc w:val="center"/>
               <w:rPr>
@@ -7746,7 +8004,7 @@
           </w:tcPr>
           <w:p>
             <w:pPr>
-              <w:pStyle w:val="Style22"/>
+              <w:pStyle w:val="user7"/>
               <w:spacing w:before="0" w:after="160"/>
               <w:jc w:val="center"/>
               <w:rPr>
@@ -7778,14 +8036,14 @@
           </w:tcPr>
           <w:p>
             <w:pPr>
-              <w:pStyle w:val="Style22"/>
+              <w:pStyle w:val="user7"/>
               <w:spacing w:before="0" w:after="160"/>
               <w:jc w:val="center"/>
               <w:rPr/>
             </w:pPr>
             <w:r>
               <w:rPr>
-                <w:rStyle w:val="Style17"/>
+                <w:rStyle w:val="user2"/>
                 <w:rFonts w:ascii="Liberation Serif" w:hAnsi="Liberation Serif"/>
                 <w:sz w:val="28"/>
                 <w:szCs w:val="28"/>
@@ -7804,7 +8062,7 @@
           </w:tcPr>
           <w:p>
             <w:pPr>
-              <w:pStyle w:val="Style22"/>
+              <w:pStyle w:val="user7"/>
               <w:spacing w:before="0" w:after="160"/>
               <w:jc w:val="center"/>
               <w:rPr>
@@ -7834,7 +8092,7 @@
           </w:tcPr>
           <w:p>
             <w:pPr>
-              <w:pStyle w:val="Style22"/>
+              <w:pStyle w:val="user7"/>
               <w:spacing w:before="0" w:after="160"/>
               <w:jc w:val="center"/>
               <w:rPr>
@@ -7866,14 +8124,14 @@
           </w:tcPr>
           <w:p>
             <w:pPr>
-              <w:pStyle w:val="Style22"/>
+              <w:pStyle w:val="user7"/>
               <w:spacing w:before="0" w:after="160"/>
               <w:jc w:val="center"/>
               <w:rPr/>
             </w:pPr>
             <w:r>
               <w:rPr>
-                <w:rStyle w:val="Style17"/>
+                <w:rStyle w:val="user2"/>
                 <w:rFonts w:ascii="Liberation Serif" w:hAnsi="Liberation Serif"/>
                 <w:sz w:val="28"/>
                 <w:szCs w:val="28"/>
@@ -7892,7 +8150,7 @@
           </w:tcPr>
           <w:p>
             <w:pPr>
-              <w:pStyle w:val="Style22"/>
+              <w:pStyle w:val="user7"/>
               <w:spacing w:before="0" w:after="160"/>
               <w:jc w:val="center"/>
               <w:rPr>
@@ -7922,7 +8180,7 @@
           </w:tcPr>
           <w:p>
             <w:pPr>
-              <w:pStyle w:val="Style22"/>
+              <w:pStyle w:val="user7"/>
               <w:spacing w:before="0" w:after="160"/>
               <w:jc w:val="center"/>
               <w:rPr>
@@ -7954,14 +8212,14 @@
           </w:tcPr>
           <w:p>
             <w:pPr>
-              <w:pStyle w:val="Style22"/>
+              <w:pStyle w:val="user7"/>
               <w:spacing w:before="0" w:after="160"/>
               <w:jc w:val="center"/>
               <w:rPr/>
             </w:pPr>
             <w:r>
               <w:rPr>
-                <w:rStyle w:val="Style17"/>
+                <w:rStyle w:val="user2"/>
                 <w:rFonts w:ascii="Liberation Serif" w:hAnsi="Liberation Serif"/>
                 <w:sz w:val="28"/>
                 <w:szCs w:val="28"/>
@@ -7980,7 +8238,7 @@
           </w:tcPr>
           <w:p>
             <w:pPr>
-              <w:pStyle w:val="Style22"/>
+              <w:pStyle w:val="user7"/>
               <w:spacing w:before="0" w:after="160"/>
               <w:jc w:val="center"/>
               <w:rPr>
@@ -8010,7 +8268,7 @@
           </w:tcPr>
           <w:p>
             <w:pPr>
-              <w:pStyle w:val="Style22"/>
+              <w:pStyle w:val="user7"/>
               <w:spacing w:before="0" w:after="160"/>
               <w:jc w:val="center"/>
               <w:rPr>
@@ -8042,14 +8300,14 @@
           </w:tcPr>
           <w:p>
             <w:pPr>
-              <w:pStyle w:val="Style22"/>
+              <w:pStyle w:val="user7"/>
               <w:spacing w:before="0" w:after="160"/>
               <w:jc w:val="center"/>
               <w:rPr/>
             </w:pPr>
             <w:r>
               <w:rPr>
-                <w:rStyle w:val="Style17"/>
+                <w:rStyle w:val="user2"/>
                 <w:rFonts w:ascii="Liberation Serif" w:hAnsi="Liberation Serif"/>
                 <w:sz w:val="28"/>
                 <w:szCs w:val="28"/>
@@ -8068,7 +8326,7 @@
           </w:tcPr>
           <w:p>
             <w:pPr>
-              <w:pStyle w:val="Style22"/>
+              <w:pStyle w:val="user7"/>
               <w:spacing w:before="0" w:after="160"/>
               <w:jc w:val="center"/>
               <w:rPr>
@@ -8098,7 +8356,7 @@
           </w:tcPr>
           <w:p>
             <w:pPr>
-              <w:pStyle w:val="Style22"/>
+              <w:pStyle w:val="user7"/>
               <w:spacing w:before="0" w:after="160"/>
               <w:jc w:val="center"/>
               <w:rPr>
@@ -8130,14 +8388,14 @@
           </w:tcPr>
           <w:p>
             <w:pPr>
-              <w:pStyle w:val="Style22"/>
+              <w:pStyle w:val="user7"/>
               <w:spacing w:before="0" w:after="160"/>
               <w:jc w:val="center"/>
               <w:rPr/>
             </w:pPr>
             <w:r>
               <w:rPr>
-                <w:rStyle w:val="Style17"/>
+                <w:rStyle w:val="user2"/>
                 <w:rFonts w:ascii="Liberation Serif" w:hAnsi="Liberation Serif"/>
                 <w:sz w:val="28"/>
                 <w:szCs w:val="28"/>
@@ -8156,7 +8414,7 @@
           </w:tcPr>
           <w:p>
             <w:pPr>
-              <w:pStyle w:val="Style22"/>
+              <w:pStyle w:val="user7"/>
               <w:spacing w:before="0" w:after="160"/>
               <w:jc w:val="center"/>
               <w:rPr>
@@ -8186,7 +8444,7 @@
           </w:tcPr>
           <w:p>
             <w:pPr>
-              <w:pStyle w:val="Style22"/>
+              <w:pStyle w:val="user7"/>
               <w:spacing w:before="0" w:after="160"/>
               <w:jc w:val="center"/>
               <w:rPr>
@@ -8311,23 +8569,7 @@
           <w:sz w:val="28"/>
           <w:szCs w:val="28"/>
         </w:rPr>
-        <w:t xml:space="preserve">Таблица </w:t>
-      </w:r>
-      <w:r>
-        <w:rPr>
-          <w:rFonts w:ascii="Liberation Serif" w:hAnsi="Liberation Serif"/>
-          <w:sz w:val="28"/>
-          <w:szCs w:val="28"/>
-        </w:rPr>
-        <w:t xml:space="preserve">4. </w:t>
-      </w:r>
-      <w:r>
-        <w:rPr>
-          <w:rFonts w:ascii="Liberation Serif" w:hAnsi="Liberation Serif"/>
-          <w:sz w:val="28"/>
-          <w:szCs w:val="28"/>
-        </w:rPr>
-        <w:t>REST API эндпоинты платформы</w:t>
+        <w:t>Таблица 4. REST API эндпоинты платформы</w:t>
       </w:r>
     </w:p>
     <w:tbl>
@@ -8361,7 +8603,7 @@
           </w:tcPr>
           <w:p>
             <w:pPr>
-              <w:pStyle w:val="Style22"/>
+              <w:pStyle w:val="user7"/>
               <w:spacing w:before="0" w:after="160"/>
               <w:jc w:val="center"/>
               <w:rPr>
@@ -8388,7 +8630,7 @@
           </w:tcPr>
           <w:p>
             <w:pPr>
-              <w:pStyle w:val="Style22"/>
+              <w:pStyle w:val="user7"/>
               <w:spacing w:before="0" w:after="160"/>
               <w:jc w:val="center"/>
               <w:rPr>
@@ -8415,7 +8657,7 @@
           </w:tcPr>
           <w:p>
             <w:pPr>
-              <w:pStyle w:val="Style22"/>
+              <w:pStyle w:val="user7"/>
               <w:spacing w:before="0" w:after="160"/>
               <w:jc w:val="center"/>
               <w:rPr>
@@ -8442,7 +8684,7 @@
           </w:tcPr>
           <w:p>
             <w:pPr>
-              <w:pStyle w:val="Style22"/>
+              <w:pStyle w:val="user7"/>
               <w:spacing w:before="0" w:after="160"/>
               <w:jc w:val="center"/>
               <w:rPr>
@@ -8471,7 +8713,7 @@
           </w:tcPr>
           <w:p>
             <w:pPr>
-              <w:pStyle w:val="Style22"/>
+              <w:pStyle w:val="user7"/>
               <w:spacing w:before="0" w:after="160"/>
               <w:jc w:val="center"/>
               <w:rPr>
@@ -8497,14 +8739,14 @@
           </w:tcPr>
           <w:p>
             <w:pPr>
-              <w:pStyle w:val="Style22"/>
+              <w:pStyle w:val="user7"/>
               <w:spacing w:before="0" w:after="160"/>
               <w:jc w:val="center"/>
               <w:rPr/>
             </w:pPr>
             <w:r>
               <w:rPr>
-                <w:rStyle w:val="Style17"/>
+                <w:rStyle w:val="user2"/>
                 <w:rFonts w:ascii="Liberation Serif" w:hAnsi="Liberation Serif"/>
                 <w:sz w:val="28"/>
                 <w:szCs w:val="28"/>
@@ -8520,7 +8762,7 @@
           </w:tcPr>
           <w:p>
             <w:pPr>
-              <w:pStyle w:val="Style22"/>
+              <w:pStyle w:val="user7"/>
               <w:spacing w:before="0" w:after="160"/>
               <w:jc w:val="center"/>
               <w:rPr>
@@ -8546,7 +8788,7 @@
           </w:tcPr>
           <w:p>
             <w:pPr>
-              <w:pStyle w:val="Style22"/>
+              <w:pStyle w:val="user7"/>
               <w:spacing w:before="0" w:after="160"/>
               <w:jc w:val="center"/>
               <w:rPr>
@@ -8575,7 +8817,7 @@
           </w:tcPr>
           <w:p>
             <w:pPr>
-              <w:pStyle w:val="Style22"/>
+              <w:pStyle w:val="user7"/>
               <w:spacing w:before="0" w:after="160"/>
               <w:jc w:val="center"/>
               <w:rPr>
@@ -8601,14 +8843,14 @@
           </w:tcPr>
           <w:p>
             <w:pPr>
-              <w:pStyle w:val="Style22"/>
+              <w:pStyle w:val="user7"/>
               <w:spacing w:before="0" w:after="160"/>
               <w:jc w:val="center"/>
               <w:rPr/>
             </w:pPr>
             <w:r>
               <w:rPr>
-                <w:rStyle w:val="Style17"/>
+                <w:rStyle w:val="user2"/>
                 <w:rFonts w:ascii="Liberation Serif" w:hAnsi="Liberation Serif"/>
                 <w:sz w:val="28"/>
                 <w:szCs w:val="28"/>
@@ -8624,7 +8866,7 @@
           </w:tcPr>
           <w:p>
             <w:pPr>
-              <w:pStyle w:val="Style22"/>
+              <w:pStyle w:val="user7"/>
               <w:spacing w:before="0" w:after="160"/>
               <w:jc w:val="center"/>
               <w:rPr>
@@ -8650,7 +8892,7 @@
           </w:tcPr>
           <w:p>
             <w:pPr>
-              <w:pStyle w:val="Style22"/>
+              <w:pStyle w:val="user7"/>
               <w:spacing w:before="0" w:after="160"/>
               <w:jc w:val="center"/>
               <w:rPr>
@@ -8679,7 +8921,7 @@
           </w:tcPr>
           <w:p>
             <w:pPr>
-              <w:pStyle w:val="Style22"/>
+              <w:pStyle w:val="user7"/>
               <w:spacing w:before="0" w:after="160"/>
               <w:jc w:val="center"/>
               <w:rPr>
@@ -8705,14 +8947,14 @@
           </w:tcPr>
           <w:p>
             <w:pPr>
-              <w:pStyle w:val="Style22"/>
+              <w:pStyle w:val="user7"/>
               <w:spacing w:before="0" w:after="160"/>
               <w:jc w:val="center"/>
               <w:rPr/>
             </w:pPr>
             <w:r>
               <w:rPr>
-                <w:rStyle w:val="Style17"/>
+                <w:rStyle w:val="user2"/>
                 <w:rFonts w:ascii="Liberation Serif" w:hAnsi="Liberation Serif"/>
                 <w:sz w:val="28"/>
                 <w:szCs w:val="28"/>
@@ -8728,7 +8970,7 @@
           </w:tcPr>
           <w:p>
             <w:pPr>
-              <w:pStyle w:val="Style22"/>
+              <w:pStyle w:val="user7"/>
               <w:spacing w:before="0" w:after="160"/>
               <w:jc w:val="center"/>
               <w:rPr>
@@ -8754,7 +8996,7 @@
           </w:tcPr>
           <w:p>
             <w:pPr>
-              <w:pStyle w:val="Style22"/>
+              <w:pStyle w:val="user7"/>
               <w:spacing w:before="0" w:after="160"/>
               <w:jc w:val="center"/>
               <w:rPr>
@@ -8783,7 +9025,7 @@
           </w:tcPr>
           <w:p>
             <w:pPr>
-              <w:pStyle w:val="Style22"/>
+              <w:pStyle w:val="user7"/>
               <w:spacing w:before="0" w:after="160"/>
               <w:jc w:val="center"/>
               <w:rPr>
@@ -8809,14 +9051,14 @@
           </w:tcPr>
           <w:p>
             <w:pPr>
-              <w:pStyle w:val="Style22"/>
+              <w:pStyle w:val="user7"/>
               <w:spacing w:before="0" w:after="160"/>
               <w:jc w:val="center"/>
               <w:rPr/>
             </w:pPr>
             <w:r>
               <w:rPr>
-                <w:rStyle w:val="Style17"/>
+                <w:rStyle w:val="user2"/>
                 <w:rFonts w:ascii="Liberation Serif" w:hAnsi="Liberation Serif"/>
                 <w:sz w:val="28"/>
                 <w:szCs w:val="28"/>
@@ -8832,7 +9074,7 @@
           </w:tcPr>
           <w:p>
             <w:pPr>
-              <w:pStyle w:val="Style22"/>
+              <w:pStyle w:val="user7"/>
               <w:spacing w:before="0" w:after="160"/>
               <w:jc w:val="center"/>
               <w:rPr>
@@ -8858,7 +9100,7 @@
           </w:tcPr>
           <w:p>
             <w:pPr>
-              <w:pStyle w:val="Style22"/>
+              <w:pStyle w:val="user7"/>
               <w:spacing w:before="0" w:after="160"/>
               <w:jc w:val="center"/>
               <w:rPr>
@@ -8887,7 +9129,7 @@
           </w:tcPr>
           <w:p>
             <w:pPr>
-              <w:pStyle w:val="Style22"/>
+              <w:pStyle w:val="user7"/>
               <w:spacing w:before="0" w:after="160"/>
               <w:jc w:val="center"/>
               <w:rPr>
@@ -8913,14 +9155,14 @@
           </w:tcPr>
           <w:p>
             <w:pPr>
-              <w:pStyle w:val="Style22"/>
+              <w:pStyle w:val="user7"/>
               <w:spacing w:before="0" w:after="160"/>
               <w:jc w:val="center"/>
               <w:rPr/>
             </w:pPr>
             <w:r>
               <w:rPr>
-                <w:rStyle w:val="Style17"/>
+                <w:rStyle w:val="user2"/>
                 <w:rFonts w:ascii="Liberation Serif" w:hAnsi="Liberation Serif"/>
                 <w:sz w:val="28"/>
                 <w:szCs w:val="28"/>
@@ -8936,7 +9178,7 @@
           </w:tcPr>
           <w:p>
             <w:pPr>
-              <w:pStyle w:val="Style22"/>
+              <w:pStyle w:val="user7"/>
               <w:spacing w:before="0" w:after="160"/>
               <w:jc w:val="center"/>
               <w:rPr>
@@ -8962,7 +9204,7 @@
           </w:tcPr>
           <w:p>
             <w:pPr>
-              <w:pStyle w:val="Style22"/>
+              <w:pStyle w:val="user7"/>
               <w:spacing w:before="0" w:after="160"/>
               <w:jc w:val="center"/>
               <w:rPr>
@@ -8991,7 +9233,7 @@
           </w:tcPr>
           <w:p>
             <w:pPr>
-              <w:pStyle w:val="Style22"/>
+              <w:pStyle w:val="user7"/>
               <w:spacing w:before="0" w:after="160"/>
               <w:jc w:val="center"/>
               <w:rPr>
@@ -9017,14 +9259,14 @@
           </w:tcPr>
           <w:p>
             <w:pPr>
-              <w:pStyle w:val="Style22"/>
+              <w:pStyle w:val="user7"/>
               <w:spacing w:before="0" w:after="160"/>
               <w:jc w:val="center"/>
               <w:rPr/>
             </w:pPr>
             <w:r>
               <w:rPr>
-                <w:rStyle w:val="Style17"/>
+                <w:rStyle w:val="user2"/>
                 <w:rFonts w:ascii="Liberation Serif" w:hAnsi="Liberation Serif"/>
                 <w:sz w:val="28"/>
                 <w:szCs w:val="28"/>
@@ -9040,7 +9282,7 @@
           </w:tcPr>
           <w:p>
             <w:pPr>
-              <w:pStyle w:val="Style22"/>
+              <w:pStyle w:val="user7"/>
               <w:spacing w:before="0" w:after="160"/>
               <w:jc w:val="center"/>
               <w:rPr>
@@ -9066,7 +9308,7 @@
           </w:tcPr>
           <w:p>
             <w:pPr>
-              <w:pStyle w:val="Style22"/>
+              <w:pStyle w:val="user7"/>
               <w:spacing w:before="0" w:after="160"/>
               <w:jc w:val="center"/>
               <w:rPr>
@@ -9095,7 +9337,7 @@
           </w:tcPr>
           <w:p>
             <w:pPr>
-              <w:pStyle w:val="Style22"/>
+              <w:pStyle w:val="user7"/>
               <w:spacing w:before="0" w:after="160"/>
               <w:jc w:val="center"/>
               <w:rPr>
@@ -9121,14 +9363,14 @@
           </w:tcPr>
           <w:p>
             <w:pPr>
-              <w:pStyle w:val="Style22"/>
+              <w:pStyle w:val="user7"/>
               <w:spacing w:before="0" w:after="160"/>
               <w:jc w:val="center"/>
               <w:rPr/>
             </w:pPr>
             <w:r>
               <w:rPr>
-                <w:rStyle w:val="Style17"/>
+                <w:rStyle w:val="user2"/>
                 <w:rFonts w:ascii="Liberation Serif" w:hAnsi="Liberation Serif"/>
                 <w:sz w:val="28"/>
                 <w:szCs w:val="28"/>
@@ -9144,7 +9386,7 @@
           </w:tcPr>
           <w:p>
             <w:pPr>
-              <w:pStyle w:val="Style22"/>
+              <w:pStyle w:val="user7"/>
               <w:spacing w:before="0" w:after="160"/>
               <w:jc w:val="center"/>
               <w:rPr>
@@ -9170,7 +9412,7 @@
           </w:tcPr>
           <w:p>
             <w:pPr>
-              <w:pStyle w:val="Style22"/>
+              <w:pStyle w:val="user7"/>
               <w:spacing w:before="0" w:after="160"/>
               <w:jc w:val="center"/>
               <w:rPr>
@@ -9199,7 +9441,7 @@
           </w:tcPr>
           <w:p>
             <w:pPr>
-              <w:pStyle w:val="Style22"/>
+              <w:pStyle w:val="user7"/>
               <w:spacing w:before="0" w:after="160"/>
               <w:jc w:val="center"/>
               <w:rPr>
@@ -9225,14 +9467,14 @@
           </w:tcPr>
           <w:p>
             <w:pPr>
-              <w:pStyle w:val="Style22"/>
+              <w:pStyle w:val="user7"/>
               <w:spacing w:before="0" w:after="160"/>
               <w:jc w:val="center"/>
               <w:rPr/>
             </w:pPr>
             <w:r>
               <w:rPr>
-                <w:rStyle w:val="Style17"/>
+                <w:rStyle w:val="user2"/>
                 <w:rFonts w:ascii="Liberation Serif" w:hAnsi="Liberation Serif"/>
                 <w:sz w:val="28"/>
                 <w:szCs w:val="28"/>
@@ -9248,7 +9490,7 @@
           </w:tcPr>
           <w:p>
             <w:pPr>
-              <w:pStyle w:val="Style22"/>
+              <w:pStyle w:val="user7"/>
               <w:spacing w:before="0" w:after="160"/>
               <w:jc w:val="center"/>
               <w:rPr>
@@ -9274,7 +9516,7 @@
           </w:tcPr>
           <w:p>
             <w:pPr>
-              <w:pStyle w:val="Style22"/>
+              <w:pStyle w:val="user7"/>
               <w:spacing w:before="0" w:after="160"/>
               <w:jc w:val="center"/>
               <w:rPr>
@@ -9303,7 +9545,7 @@
           </w:tcPr>
           <w:p>
             <w:pPr>
-              <w:pStyle w:val="Style22"/>
+              <w:pStyle w:val="user7"/>
               <w:spacing w:before="0" w:after="160"/>
               <w:jc w:val="center"/>
               <w:rPr>
@@ -9329,14 +9571,14 @@
           </w:tcPr>
           <w:p>
             <w:pPr>
-              <w:pStyle w:val="Style22"/>
+              <w:pStyle w:val="user7"/>
               <w:spacing w:before="0" w:after="160"/>
               <w:jc w:val="center"/>
               <w:rPr/>
             </w:pPr>
             <w:r>
               <w:rPr>
-                <w:rStyle w:val="Style17"/>
+                <w:rStyle w:val="user2"/>
                 <w:rFonts w:ascii="Liberation Serif" w:hAnsi="Liberation Serif"/>
                 <w:sz w:val="28"/>
                 <w:szCs w:val="28"/>
@@ -9352,7 +9594,7 @@
           </w:tcPr>
           <w:p>
             <w:pPr>
-              <w:pStyle w:val="Style22"/>
+              <w:pStyle w:val="user7"/>
               <w:spacing w:before="0" w:after="160"/>
               <w:jc w:val="center"/>
               <w:rPr>
@@ -9378,7 +9620,7 @@
           </w:tcPr>
           <w:p>
             <w:pPr>
-              <w:pStyle w:val="Style22"/>
+              <w:pStyle w:val="user7"/>
               <w:spacing w:before="0" w:after="160"/>
               <w:jc w:val="center"/>
               <w:rPr>
@@ -9407,7 +9649,7 @@
           </w:tcPr>
           <w:p>
             <w:pPr>
-              <w:pStyle w:val="Style22"/>
+              <w:pStyle w:val="user7"/>
               <w:spacing w:before="0" w:after="160"/>
               <w:jc w:val="center"/>
               <w:rPr>
@@ -9433,14 +9675,14 @@
           </w:tcPr>
           <w:p>
             <w:pPr>
-              <w:pStyle w:val="Style22"/>
+              <w:pStyle w:val="user7"/>
               <w:spacing w:before="0" w:after="160"/>
               <w:jc w:val="center"/>
               <w:rPr/>
             </w:pPr>
             <w:r>
               <w:rPr>
-                <w:rStyle w:val="Style17"/>
+                <w:rStyle w:val="user2"/>
                 <w:rFonts w:ascii="Liberation Serif" w:hAnsi="Liberation Serif"/>
                 <w:sz w:val="28"/>
                 <w:szCs w:val="28"/>
@@ -9456,7 +9698,7 @@
           </w:tcPr>
           <w:p>
             <w:pPr>
-              <w:pStyle w:val="Style22"/>
+              <w:pStyle w:val="user7"/>
               <w:spacing w:before="0" w:after="160"/>
               <w:jc w:val="center"/>
               <w:rPr>
@@ -9482,7 +9724,7 @@
           </w:tcPr>
           <w:p>
             <w:pPr>
-              <w:pStyle w:val="Style22"/>
+              <w:pStyle w:val="user7"/>
               <w:spacing w:before="0" w:after="160"/>
               <w:jc w:val="center"/>
               <w:rPr>
@@ -9556,7 +9798,7 @@
       </w:r>
       <w:r>
         <w:rPr>
-          <w:rStyle w:val="Style17"/>
+          <w:rStyle w:val="user2"/>
           <w:rFonts w:ascii="Liberation Serif" w:hAnsi="Liberation Serif"/>
           <w:b w:val="false"/>
           <w:bCs w:val="false"/>
@@ -9583,7 +9825,7 @@
       </w:r>
       <w:r>
         <w:rPr>
-          <w:rStyle w:val="Style17"/>
+          <w:rStyle w:val="user2"/>
           <w:rFonts w:ascii="Liberation Serif" w:hAnsi="Liberation Serif"/>
           <w:b w:val="false"/>
           <w:bCs w:val="false"/>
@@ -9605,7 +9847,7 @@
       </w:pPr>
       <w:r>
         <w:rPr>
-          <w:rStyle w:val="Style17"/>
+          <w:rStyle w:val="user2"/>
           <w:rFonts w:ascii="Liberation Serif" w:hAnsi="Liberation Serif"/>
           <w:b w:val="false"/>
           <w:bCs w:val="false"/>
@@ -9633,7 +9875,7 @@
       </w:r>
       <w:r>
         <w:rPr>
-          <w:rStyle w:val="Style17"/>
+          <w:rStyle w:val="user2"/>
           <w:rFonts w:ascii="Liberation Serif" w:hAnsi="Liberation Serif"/>
           <w:b w:val="false"/>
           <w:bCs w:val="false"/>
@@ -9669,7 +9911,7 @@
       </w:r>
       <w:r>
         <w:rPr>
-          <w:rStyle w:val="Style17"/>
+          <w:rStyle w:val="user2"/>
           <w:rFonts w:ascii="Liberation Serif" w:hAnsi="Liberation Serif"/>
           <w:b w:val="false"/>
           <w:bCs w:val="false"/>
@@ -9696,7 +9938,7 @@
       </w:r>
       <w:r>
         <w:rPr>
-          <w:rStyle w:val="Style17"/>
+          <w:rStyle w:val="user2"/>
           <w:rFonts w:ascii="Liberation Serif" w:hAnsi="Liberation Serif"/>
           <w:b w:val="false"/>
           <w:bCs w:val="false"/>
@@ -9745,7 +9987,7 @@
       </w:r>
       <w:r>
         <w:rPr>
-          <w:rStyle w:val="Style17"/>
+          <w:rStyle w:val="user2"/>
           <w:rFonts w:ascii="Liberation Serif" w:hAnsi="Liberation Serif"/>
           <w:b w:val="false"/>
           <w:bCs w:val="false"/>
@@ -9772,7 +10014,7 @@
       </w:r>
       <w:r>
         <w:rPr>
-          <w:rStyle w:val="Style17"/>
+          <w:rStyle w:val="user2"/>
           <w:rFonts w:ascii="Liberation Serif" w:hAnsi="Liberation Serif"/>
           <w:b w:val="false"/>
           <w:bCs w:val="false"/>
@@ -9835,7 +10077,7 @@
       </w:r>
       <w:r>
         <w:rPr>
-          <w:rStyle w:val="Style17"/>
+          <w:rStyle w:val="user2"/>
           <w:rFonts w:ascii="Liberation Serif" w:hAnsi="Liberation Serif"/>
           <w:b w:val="false"/>
           <w:bCs w:val="false"/>
@@ -9862,7 +10104,7 @@
       </w:r>
       <w:r>
         <w:rPr>
-          <w:rStyle w:val="Style17"/>
+          <w:rStyle w:val="user2"/>
           <w:rFonts w:ascii="Liberation Serif" w:hAnsi="Liberation Serif"/>
           <w:b w:val="false"/>
           <w:bCs w:val="false"/>
@@ -9889,7 +10131,7 @@
       </w:r>
       <w:r>
         <w:rPr>
-          <w:rStyle w:val="Style17"/>
+          <w:rStyle w:val="user2"/>
           <w:rFonts w:ascii="Liberation Serif" w:hAnsi="Liberation Serif"/>
           <w:b w:val="false"/>
           <w:bCs w:val="false"/>
@@ -9916,7 +10158,7 @@
       </w:r>
       <w:r>
         <w:rPr>
-          <w:rStyle w:val="Style17"/>
+          <w:rStyle w:val="user2"/>
           <w:rFonts w:ascii="Liberation Serif" w:hAnsi="Liberation Serif"/>
           <w:b w:val="false"/>
           <w:bCs w:val="false"/>
@@ -9943,7 +10185,7 @@
       </w:r>
       <w:r>
         <w:rPr>
-          <w:rStyle w:val="Style17"/>
+          <w:rStyle w:val="user2"/>
           <w:rFonts w:ascii="Liberation Serif" w:hAnsi="Liberation Serif"/>
           <w:b w:val="false"/>
           <w:bCs w:val="false"/>
@@ -10604,7 +10846,7 @@
       </w:r>
       <w:r>
         <w:rPr>
-          <w:rStyle w:val="Style17"/>
+          <w:rStyle w:val="user2"/>
           <w:rFonts w:ascii="Liberation Serif" w:hAnsi="Liberation Serif"/>
           <w:b w:val="false"/>
           <w:bCs w:val="false"/>
@@ -10631,7 +10873,7 @@
       </w:r>
       <w:r>
         <w:rPr>
-          <w:rStyle w:val="Style17"/>
+          <w:rStyle w:val="user2"/>
           <w:rFonts w:ascii="Liberation Serif" w:hAnsi="Liberation Serif"/>
           <w:b w:val="false"/>
           <w:bCs w:val="false"/>
@@ -10684,7 +10926,7 @@
       </w:r>
       <w:r>
         <w:rPr>
-          <w:rStyle w:val="Style17"/>
+          <w:rStyle w:val="user2"/>
           <w:rFonts w:ascii="Liberation Serif" w:hAnsi="Liberation Serif"/>
           <w:b w:val="false"/>
           <w:bCs w:val="false"/>
@@ -10711,7 +10953,7 @@
       </w:r>
       <w:r>
         <w:rPr>
-          <w:rStyle w:val="Style17"/>
+          <w:rStyle w:val="user2"/>
           <w:rFonts w:ascii="Liberation Serif" w:hAnsi="Liberation Serif"/>
           <w:b w:val="false"/>
           <w:bCs w:val="false"/>
@@ -10738,7 +10980,7 @@
       </w:r>
       <w:r>
         <w:rPr>
-          <w:rStyle w:val="Style17"/>
+          <w:rStyle w:val="user2"/>
           <w:rFonts w:ascii="Liberation Serif" w:hAnsi="Liberation Serif"/>
           <w:b w:val="false"/>
           <w:bCs w:val="false"/>
@@ -10791,7 +11033,7 @@
       </w:r>
       <w:r>
         <w:rPr>
-          <w:rStyle w:val="Style17"/>
+          <w:rStyle w:val="user2"/>
           <w:rFonts w:ascii="Liberation Serif" w:hAnsi="Liberation Serif"/>
           <w:b w:val="false"/>
           <w:bCs w:val="false"/>
@@ -10818,7 +11060,7 @@
       </w:r>
       <w:r>
         <w:rPr>
-          <w:rStyle w:val="Style17"/>
+          <w:rStyle w:val="user2"/>
           <w:rFonts w:ascii="Liberation Serif" w:hAnsi="Liberation Serif"/>
           <w:b w:val="false"/>
           <w:bCs w:val="false"/>
@@ -10845,7 +11087,7 @@
       </w:r>
       <w:r>
         <w:rPr>
-          <w:rStyle w:val="Style17"/>
+          <w:rStyle w:val="user2"/>
           <w:rFonts w:ascii="Liberation Serif" w:hAnsi="Liberation Serif"/>
           <w:b w:val="false"/>
           <w:bCs w:val="false"/>
@@ -10914,7 +11156,7 @@
       </w:r>
       <w:r>
         <w:rPr>
-          <w:rStyle w:val="Style17"/>
+          <w:rStyle w:val="user2"/>
           <w:rFonts w:ascii="Liberation Serif" w:hAnsi="Liberation Serif"/>
           <w:b w:val="false"/>
           <w:bCs w:val="false"/>
@@ -10948,7 +11190,7 @@
       </w:r>
       <w:r>
         <w:rPr>
-          <w:rStyle w:val="Style17"/>
+          <w:rStyle w:val="user2"/>
           <w:rFonts w:ascii="Liberation Serif" w:hAnsi="Liberation Serif"/>
           <w:b w:val="false"/>
           <w:bCs w:val="false"/>
@@ -10975,7 +11217,7 @@
       </w:r>
       <w:r>
         <w:rPr>
-          <w:rStyle w:val="Style17"/>
+          <w:rStyle w:val="user2"/>
           <w:rFonts w:ascii="Liberation Serif" w:hAnsi="Liberation Serif"/>
           <w:b w:val="false"/>
           <w:bCs w:val="false"/>
@@ -11002,7 +11244,7 @@
       </w:r>
       <w:r>
         <w:rPr>
-          <w:rStyle w:val="Style17"/>
+          <w:rStyle w:val="user2"/>
           <w:rFonts w:ascii="Liberation Serif" w:hAnsi="Liberation Serif"/>
           <w:b w:val="false"/>
           <w:bCs w:val="false"/>
@@ -11081,7 +11323,7 @@
       </w:r>
       <w:r>
         <w:rPr>
-          <w:rStyle w:val="Style17"/>
+          <w:rStyle w:val="user2"/>
           <w:rFonts w:ascii="Liberation Serif" w:hAnsi="Liberation Serif"/>
           <w:b w:val="false"/>
           <w:bCs w:val="false"/>
@@ -11108,7 +11350,7 @@
       </w:r>
       <w:r>
         <w:rPr>
-          <w:rStyle w:val="Style17"/>
+          <w:rStyle w:val="user2"/>
           <w:rFonts w:ascii="Liberation Serif" w:hAnsi="Liberation Serif"/>
           <w:b w:val="false"/>
           <w:bCs w:val="false"/>
@@ -11135,7 +11377,7 @@
       </w:r>
       <w:r>
         <w:rPr>
-          <w:rStyle w:val="Style17"/>
+          <w:rStyle w:val="user2"/>
           <w:rFonts w:ascii="Liberation Serif" w:hAnsi="Liberation Serif"/>
           <w:b w:val="false"/>
           <w:bCs w:val="false"/>
@@ -11162,7 +11404,7 @@
       </w:r>
       <w:r>
         <w:rPr>
-          <w:rStyle w:val="Style17"/>
+          <w:rStyle w:val="user2"/>
           <w:rFonts w:ascii="Liberation Serif" w:hAnsi="Liberation Serif"/>
           <w:b w:val="false"/>
           <w:bCs w:val="false"/>
@@ -11189,7 +11431,7 @@
       </w:r>
       <w:r>
         <w:rPr>
-          <w:rStyle w:val="Style17"/>
+          <w:rStyle w:val="user2"/>
           <w:rFonts w:ascii="Liberation Serif" w:hAnsi="Liberation Serif"/>
           <w:b w:val="false"/>
           <w:bCs w:val="false"/>
@@ -11771,33 +12013,7 @@
           <w:u w:val="none"/>
         </w:rPr>
         <w:tab/>
-        <w:t xml:space="preserve">Конфигурация Nginx решает </w:t>
-      </w:r>
-      <w:r>
-        <w:rPr>
-          <w:rFonts w:ascii="Liberation Serif" w:hAnsi="Liberation Serif"/>
-          <w:b w:val="false"/>
-          <w:bCs w:val="false"/>
-          <w:i w:val="false"/>
-          <w:iCs w:val="false"/>
-          <w:sz w:val="28"/>
-          <w:szCs w:val="28"/>
-          <w:u w:val="none"/>
-        </w:rPr>
-        <w:t xml:space="preserve">несколько </w:t>
-      </w:r>
-      <w:r>
-        <w:rPr>
-          <w:rFonts w:ascii="Liberation Serif" w:hAnsi="Liberation Serif"/>
-          <w:b w:val="false"/>
-          <w:bCs w:val="false"/>
-          <w:i w:val="false"/>
-          <w:iCs w:val="false"/>
-          <w:sz w:val="28"/>
-          <w:szCs w:val="28"/>
-          <w:u w:val="none"/>
-        </w:rPr>
-        <w:t>задачи. Первая — раздача статических файлов SPA-приложения.</w:t>
+        <w:t>Конфигурация Nginx решает несколько задачи. Первая — раздача статических файлов SPA-приложения.</w:t>
       </w:r>
     </w:p>
     <w:p>
@@ -11827,7 +12043,7 @@
       </w:r>
       <w:r>
         <w:rPr>
-          <w:rStyle w:val="Style17"/>
+          <w:rStyle w:val="user2"/>
           <w:rFonts w:ascii="Liberation Serif" w:hAnsi="Liberation Serif"/>
           <w:b w:val="false"/>
           <w:bCs w:val="false"/>
@@ -11854,7 +12070,7 @@
       </w:r>
       <w:r>
         <w:rPr>
-          <w:rStyle w:val="Style17"/>
+          <w:rStyle w:val="user2"/>
           <w:rFonts w:ascii="Liberation Serif" w:hAnsi="Liberation Serif"/>
           <w:b w:val="false"/>
           <w:bCs w:val="false"/>
@@ -11881,7 +12097,7 @@
       </w:r>
       <w:r>
         <w:rPr>
-          <w:rStyle w:val="Style17"/>
+          <w:rStyle w:val="user2"/>
           <w:rFonts w:ascii="Liberation Serif" w:hAnsi="Liberation Serif"/>
           <w:b w:val="false"/>
           <w:bCs w:val="false"/>
@@ -11908,7 +12124,7 @@
       </w:r>
       <w:r>
         <w:rPr>
-          <w:rStyle w:val="Style17"/>
+          <w:rStyle w:val="user2"/>
           <w:rFonts w:ascii="Liberation Serif" w:hAnsi="Liberation Serif"/>
           <w:b w:val="false"/>
           <w:bCs w:val="false"/>
@@ -11935,7 +12151,7 @@
       </w:r>
       <w:r>
         <w:rPr>
-          <w:rStyle w:val="Style17"/>
+          <w:rStyle w:val="user2"/>
           <w:rFonts w:ascii="Liberation Serif" w:hAnsi="Liberation Serif"/>
           <w:b w:val="false"/>
           <w:bCs w:val="false"/>
@@ -11973,7 +12189,11 @@
         </w:rPr>
       </w:pPr>
       <w:r>
-        <w:rPr/>
+        <w:rPr>
+          <w:rFonts w:ascii="Liberation Serif" w:hAnsi="Liberation Serif"/>
+          <w:sz w:val="28"/>
+          <w:szCs w:val="28"/>
+        </w:rPr>
       </w:r>
     </w:p>
     <w:p>
@@ -12296,27 +12516,7 @@
           <w:sz w:val="28"/>
           <w:szCs w:val="28"/>
         </w:rPr>
-        <w:t xml:space="preserve">Таблица </w:t>
-      </w:r>
-      <w:r>
-        <w:rPr>
-          <w:rFonts w:ascii="Liberation Serif" w:hAnsi="Liberation Serif"/>
-          <w:b w:val="false"/>
-          <w:bCs w:val="false"/>
-          <w:sz w:val="28"/>
-          <w:szCs w:val="28"/>
-        </w:rPr>
-        <w:t>5.</w:t>
-      </w:r>
-      <w:r>
-        <w:rPr>
-          <w:rFonts w:ascii="Liberation Serif" w:hAnsi="Liberation Serif"/>
-          <w:b w:val="false"/>
-          <w:bCs w:val="false"/>
-          <w:sz w:val="28"/>
-          <w:szCs w:val="28"/>
-        </w:rPr>
-        <w:t xml:space="preserve"> Категории метрик, собираемые cAdvisor</w:t>
+        <w:t>Таблица 5. Категории метрик, собираемые cAdvisor</w:t>
       </w:r>
     </w:p>
     <w:tbl>
@@ -12334,8 +12534,8 @@
       </w:tblPr>
       <w:tblGrid>
         <w:gridCol w:w="1534"/>
-        <w:gridCol w:w="4746"/>
-        <w:gridCol w:w="3075"/>
+        <w:gridCol w:w="4745"/>
+        <w:gridCol w:w="3076"/>
       </w:tblGrid>
       <w:tr>
         <w:trPr>
@@ -12353,7 +12553,7 @@
           </w:tcPr>
           <w:p>
             <w:pPr>
-              <w:pStyle w:val="Style22"/>
+              <w:pStyle w:val="user7"/>
               <w:spacing w:before="0" w:after="160"/>
               <w:jc w:val="center"/>
               <w:rPr>
@@ -12374,7 +12574,7 @@
         </w:tc>
         <w:tc>
           <w:tcPr>
-            <w:tcW w:w="4746" w:type="dxa"/>
+            <w:tcW w:w="4745" w:type="dxa"/>
             <w:tcBorders>
               <w:top w:val="single" w:sz="4" w:space="0" w:color="000000"/>
               <w:left w:val="single" w:sz="4" w:space="0" w:color="000000"/>
@@ -12384,7 +12584,7 @@
           </w:tcPr>
           <w:p>
             <w:pPr>
-              <w:pStyle w:val="Style22"/>
+              <w:pStyle w:val="user7"/>
               <w:spacing w:before="0" w:after="160"/>
               <w:jc w:val="center"/>
               <w:rPr>
@@ -12405,7 +12605,7 @@
         </w:tc>
         <w:tc>
           <w:tcPr>
-            <w:tcW w:w="3075" w:type="dxa"/>
+            <w:tcW w:w="3076" w:type="dxa"/>
             <w:tcBorders>
               <w:top w:val="single" w:sz="4" w:space="0" w:color="000000"/>
               <w:left w:val="single" w:sz="4" w:space="0" w:color="000000"/>
@@ -12416,7 +12616,7 @@
           </w:tcPr>
           <w:p>
             <w:pPr>
-              <w:pStyle w:val="Style22"/>
+              <w:pStyle w:val="user7"/>
               <w:spacing w:before="0" w:after="160"/>
               <w:jc w:val="center"/>
               <w:rPr>
@@ -12448,7 +12648,7 @@
           </w:tcPr>
           <w:p>
             <w:pPr>
-              <w:pStyle w:val="Style22"/>
+              <w:pStyle w:val="user7"/>
               <w:spacing w:before="0" w:after="160"/>
               <w:jc w:val="center"/>
               <w:rPr>
@@ -12469,7 +12669,7 @@
         </w:tc>
         <w:tc>
           <w:tcPr>
-            <w:tcW w:w="4746" w:type="dxa"/>
+            <w:tcW w:w="4745" w:type="dxa"/>
             <w:tcBorders>
               <w:left w:val="single" w:sz="4" w:space="0" w:color="000000"/>
               <w:bottom w:val="single" w:sz="4" w:space="0" w:color="000000"/>
@@ -12477,7 +12677,7 @@
           </w:tcPr>
           <w:p>
             <w:pPr>
-              <w:pStyle w:val="Style22"/>
+              <w:pStyle w:val="user7"/>
               <w:spacing w:before="0" w:after="160"/>
               <w:jc w:val="center"/>
               <w:rPr>
@@ -12488,7 +12688,7 @@
             </w:pPr>
             <w:r>
               <w:rPr>
-                <w:rStyle w:val="Style17"/>
+                <w:rStyle w:val="user2"/>
                 <w:rFonts w:ascii="Liberation Serif" w:hAnsi="Liberation Serif"/>
                 <w:sz w:val="28"/>
                 <w:szCs w:val="28"/>
@@ -12499,7 +12699,7 @@
         </w:tc>
         <w:tc>
           <w:tcPr>
-            <w:tcW w:w="3075" w:type="dxa"/>
+            <w:tcW w:w="3076" w:type="dxa"/>
             <w:tcBorders>
               <w:left w:val="single" w:sz="4" w:space="0" w:color="000000"/>
               <w:bottom w:val="single" w:sz="4" w:space="0" w:color="000000"/>
@@ -12508,7 +12708,7 @@
           </w:tcPr>
           <w:p>
             <w:pPr>
-              <w:pStyle w:val="Style22"/>
+              <w:pStyle w:val="user7"/>
               <w:spacing w:before="0" w:after="160"/>
               <w:jc w:val="center"/>
               <w:rPr>
@@ -12540,7 +12740,7 @@
           </w:tcPr>
           <w:p>
             <w:pPr>
-              <w:pStyle w:val="Style22"/>
+              <w:pStyle w:val="user7"/>
               <w:spacing w:before="0" w:after="160"/>
               <w:jc w:val="center"/>
               <w:rPr>
@@ -12561,7 +12761,7 @@
         </w:tc>
         <w:tc>
           <w:tcPr>
-            <w:tcW w:w="4746" w:type="dxa"/>
+            <w:tcW w:w="4745" w:type="dxa"/>
             <w:tcBorders>
               <w:left w:val="single" w:sz="4" w:space="0" w:color="000000"/>
               <w:bottom w:val="single" w:sz="4" w:space="0" w:color="000000"/>
@@ -12569,7 +12769,7 @@
           </w:tcPr>
           <w:p>
             <w:pPr>
-              <w:pStyle w:val="Style22"/>
+              <w:pStyle w:val="user7"/>
               <w:spacing w:before="0" w:after="160"/>
               <w:jc w:val="center"/>
               <w:rPr>
@@ -12580,7 +12780,7 @@
             </w:pPr>
             <w:r>
               <w:rPr>
-                <w:rStyle w:val="Style17"/>
+                <w:rStyle w:val="user2"/>
                 <w:rFonts w:ascii="Liberation Serif" w:hAnsi="Liberation Serif"/>
                 <w:sz w:val="28"/>
                 <w:szCs w:val="28"/>
@@ -12591,7 +12791,7 @@
         </w:tc>
         <w:tc>
           <w:tcPr>
-            <w:tcW w:w="3075" w:type="dxa"/>
+            <w:tcW w:w="3076" w:type="dxa"/>
             <w:tcBorders>
               <w:left w:val="single" w:sz="4" w:space="0" w:color="000000"/>
               <w:bottom w:val="single" w:sz="4" w:space="0" w:color="000000"/>
@@ -12600,7 +12800,7 @@
           </w:tcPr>
           <w:p>
             <w:pPr>
-              <w:pStyle w:val="Style22"/>
+              <w:pStyle w:val="user7"/>
               <w:spacing w:before="0" w:after="160"/>
               <w:jc w:val="center"/>
               <w:rPr>
@@ -12632,7 +12832,7 @@
           </w:tcPr>
           <w:p>
             <w:pPr>
-              <w:pStyle w:val="Style22"/>
+              <w:pStyle w:val="user7"/>
               <w:spacing w:before="0" w:after="160"/>
               <w:jc w:val="center"/>
               <w:rPr>
@@ -12653,7 +12853,7 @@
         </w:tc>
         <w:tc>
           <w:tcPr>
-            <w:tcW w:w="4746" w:type="dxa"/>
+            <w:tcW w:w="4745" w:type="dxa"/>
             <w:tcBorders>
               <w:left w:val="single" w:sz="4" w:space="0" w:color="000000"/>
               <w:bottom w:val="single" w:sz="4" w:space="0" w:color="000000"/>
@@ -12661,7 +12861,7 @@
           </w:tcPr>
           <w:p>
             <w:pPr>
-              <w:pStyle w:val="Style22"/>
+              <w:pStyle w:val="user7"/>
               <w:spacing w:before="0" w:after="160"/>
               <w:jc w:val="center"/>
               <w:rPr>
@@ -12672,7 +12872,7 @@
             </w:pPr>
             <w:r>
               <w:rPr>
-                <w:rStyle w:val="Style17"/>
+                <w:rStyle w:val="user2"/>
                 <w:rFonts w:ascii="Liberation Serif" w:hAnsi="Liberation Serif"/>
                 <w:sz w:val="28"/>
                 <w:szCs w:val="28"/>
@@ -12689,7 +12889,7 @@
             </w:r>
             <w:r>
               <w:rPr>
-                <w:rStyle w:val="Style17"/>
+                <w:rStyle w:val="user2"/>
                 <w:rFonts w:ascii="Liberation Serif" w:hAnsi="Liberation Serif"/>
                 <w:sz w:val="28"/>
                 <w:szCs w:val="28"/>
@@ -12700,7 +12900,7 @@
         </w:tc>
         <w:tc>
           <w:tcPr>
-            <w:tcW w:w="3075" w:type="dxa"/>
+            <w:tcW w:w="3076" w:type="dxa"/>
             <w:tcBorders>
               <w:left w:val="single" w:sz="4" w:space="0" w:color="000000"/>
               <w:bottom w:val="single" w:sz="4" w:space="0" w:color="000000"/>
@@ -12709,7 +12909,7 @@
           </w:tcPr>
           <w:p>
             <w:pPr>
-              <w:pStyle w:val="Style22"/>
+              <w:pStyle w:val="user7"/>
               <w:spacing w:before="0" w:after="160"/>
               <w:jc w:val="center"/>
               <w:rPr>
@@ -12741,7 +12941,7 @@
           </w:tcPr>
           <w:p>
             <w:pPr>
-              <w:pStyle w:val="Style22"/>
+              <w:pStyle w:val="user7"/>
               <w:spacing w:before="0" w:after="160"/>
               <w:jc w:val="center"/>
               <w:rPr>
@@ -12762,7 +12962,7 @@
         </w:tc>
         <w:tc>
           <w:tcPr>
-            <w:tcW w:w="4746" w:type="dxa"/>
+            <w:tcW w:w="4745" w:type="dxa"/>
             <w:tcBorders>
               <w:left w:val="single" w:sz="4" w:space="0" w:color="000000"/>
               <w:bottom w:val="single" w:sz="4" w:space="0" w:color="000000"/>
@@ -12770,7 +12970,7 @@
           </w:tcPr>
           <w:p>
             <w:pPr>
-              <w:pStyle w:val="Style22"/>
+              <w:pStyle w:val="user7"/>
               <w:spacing w:before="0" w:after="160"/>
               <w:jc w:val="center"/>
               <w:rPr>
@@ -12781,7 +12981,7 @@
             </w:pPr>
             <w:r>
               <w:rPr>
-                <w:rStyle w:val="Style17"/>
+                <w:rStyle w:val="user2"/>
                 <w:rFonts w:ascii="Liberation Serif" w:hAnsi="Liberation Serif"/>
                 <w:sz w:val="28"/>
                 <w:szCs w:val="28"/>
@@ -12798,7 +12998,7 @@
             </w:r>
             <w:r>
               <w:rPr>
-                <w:rStyle w:val="Style17"/>
+                <w:rStyle w:val="user2"/>
                 <w:rFonts w:ascii="Liberation Serif" w:hAnsi="Liberation Serif"/>
                 <w:sz w:val="28"/>
                 <w:szCs w:val="28"/>
@@ -12809,7 +13009,7 @@
         </w:tc>
         <w:tc>
           <w:tcPr>
-            <w:tcW w:w="3075" w:type="dxa"/>
+            <w:tcW w:w="3076" w:type="dxa"/>
             <w:tcBorders>
               <w:left w:val="single" w:sz="4" w:space="0" w:color="000000"/>
               <w:bottom w:val="single" w:sz="4" w:space="0" w:color="000000"/>
@@ -12818,7 +13018,7 @@
           </w:tcPr>
           <w:p>
             <w:pPr>
-              <w:pStyle w:val="Style22"/>
+              <w:pStyle w:val="user7"/>
               <w:spacing w:before="0" w:after="160"/>
               <w:jc w:val="center"/>
               <w:rPr>
@@ -12909,7 +13109,7 @@
       </w:r>
       <w:r>
         <w:rPr>
-          <w:rStyle w:val="Style17"/>
+          <w:rStyle w:val="user2"/>
           <w:rFonts w:ascii="Liberation Serif" w:hAnsi="Liberation Serif"/>
           <w:b w:val="false"/>
           <w:bCs w:val="false"/>
@@ -12936,7 +13136,7 @@
       </w:r>
       <w:r>
         <w:rPr>
-          <w:rStyle w:val="Style17"/>
+          <w:rStyle w:val="user2"/>
           <w:rFonts w:ascii="Liberation Serif" w:hAnsi="Liberation Serif"/>
           <w:b w:val="false"/>
           <w:bCs w:val="false"/>
@@ -13247,7 +13447,7 @@
       </w:r>
       <w:r>
         <w:rPr>
-          <w:rStyle w:val="Style17"/>
+          <w:rStyle w:val="user2"/>
           <w:rFonts w:ascii="Liberation Serif" w:hAnsi="Liberation Serif"/>
           <w:b w:val="false"/>
           <w:bCs w:val="false"/>
@@ -13300,7 +13500,7 @@
       </w:r>
       <w:r>
         <w:rPr>
-          <w:rStyle w:val="Style17"/>
+          <w:rStyle w:val="user2"/>
           <w:rFonts w:ascii="Liberation Serif" w:hAnsi="Liberation Serif"/>
           <w:b w:val="false"/>
           <w:bCs w:val="false"/>
@@ -13587,7 +13787,7 @@
       </w:r>
       <w:r>
         <w:rPr>
-          <w:rStyle w:val="Style17"/>
+          <w:rStyle w:val="user2"/>
           <w:rFonts w:ascii="Liberation Serif" w:hAnsi="Liberation Serif"/>
           <w:b w:val="false"/>
           <w:bCs w:val="false"/>
@@ -14056,7 +14256,7 @@
       </w:r>
       <w:r>
         <w:rPr>
-          <w:rStyle w:val="Style17"/>
+          <w:rStyle w:val="user2"/>
           <w:rFonts w:ascii="Liberation Serif" w:hAnsi="Liberation Serif"/>
           <w:b w:val="false"/>
           <w:bCs w:val="false"/>
@@ -14109,7 +14309,7 @@
       </w:r>
       <w:r>
         <w:rPr>
-          <w:rStyle w:val="Style17"/>
+          <w:rStyle w:val="user2"/>
           <w:rFonts w:ascii="Liberation Serif" w:hAnsi="Liberation Serif"/>
           <w:b w:val="false"/>
           <w:bCs w:val="false"/>
@@ -14205,57 +14405,20 @@
           <w:szCs w:val="28"/>
         </w:rPr>
         <w:tab/>
-        <w:t>Docker Registry на порту 5000 обслуживает два hosted-репозитори</w:t>
-      </w:r>
-      <w:r>
-        <w:rPr>
-          <w:rFonts w:ascii="Liberation Serif" w:hAnsi="Liberation Serif"/>
-          <w:b w:val="false"/>
-          <w:bCs w:val="false"/>
-          <w:i w:val="false"/>
-          <w:iCs w:val="false"/>
-          <w:sz w:val="28"/>
-          <w:szCs w:val="28"/>
-        </w:rPr>
-        <w:t>й</w:t>
-      </w:r>
-      <w:r>
-        <w:rPr>
-          <w:rFonts w:ascii="Liberation Serif" w:hAnsi="Liberation Serif"/>
-          <w:b w:val="false"/>
-          <w:bCs w:val="false"/>
-          <w:i w:val="false"/>
-          <w:iCs w:val="false"/>
-          <w:sz w:val="28"/>
-          <w:szCs w:val="28"/>
-        </w:rPr>
-        <w:t xml:space="preserve"> </w:t>
-      </w:r>
-      <w:r>
-        <w:rPr>
-          <w:rStyle w:val="Style17"/>
-          <w:rFonts w:ascii="Liberation Serif" w:hAnsi="Liberation Serif"/>
-          <w:b w:val="false"/>
-          <w:bCs w:val="false"/>
-          <w:i w:val="false"/>
-          <w:iCs w:val="false"/>
-          <w:sz w:val="28"/>
-          <w:szCs w:val="28"/>
-        </w:rPr>
-        <w:t xml:space="preserve">docker-platform, </w:t>
-      </w:r>
-      <w:r>
-        <w:rPr>
-          <w:rStyle w:val="Style17"/>
-          <w:rFonts w:ascii="Liberation Serif" w:hAnsi="Liberation Serif"/>
-          <w:b w:val="false"/>
-          <w:bCs w:val="false"/>
-          <w:i w:val="false"/>
-          <w:iCs w:val="false"/>
-          <w:sz w:val="28"/>
-          <w:szCs w:val="28"/>
-        </w:rPr>
-        <w:t>который</w:t>
+        <w:t xml:space="preserve">Docker Registry на порту 5000 обслуживает два hosted-репозиторий </w:t>
+      </w:r>
+      <w:r>
+        <w:rPr>
+          <w:rStyle w:val="user2"/>
+          <w:rFonts w:ascii="Liberation Serif" w:hAnsi="Liberation Serif"/>
+          <w:b w:val="false"/>
+          <w:bCs w:val="false"/>
+          <w:i w:val="false"/>
+          <w:iCs w:val="false"/>
+          <w:sz w:val="28"/>
+          <w:szCs w:val="28"/>
+        </w:rPr>
+        <w:t>docker-platform, который</w:t>
       </w:r>
       <w:r>
         <w:rPr>
@@ -14271,29 +14434,16 @@
       </w:r>
       <w:r>
         <w:rPr>
-          <w:rStyle w:val="Style17"/>
-          <w:rFonts w:ascii="Liberation Serif" w:hAnsi="Liberation Serif"/>
-          <w:b w:val="false"/>
-          <w:bCs w:val="false"/>
-          <w:i w:val="false"/>
-          <w:iCs w:val="false"/>
-          <w:sz w:val="28"/>
-          <w:szCs w:val="28"/>
-        </w:rPr>
-        <w:t>docker-projects</w:t>
-      </w:r>
-      <w:r>
-        <w:rPr>
-          <w:rStyle w:val="Style17"/>
-          <w:rFonts w:ascii="Liberation Serif" w:hAnsi="Liberation Serif"/>
-          <w:b w:val="false"/>
-          <w:bCs w:val="false"/>
-          <w:i w:val="false"/>
-          <w:iCs w:val="false"/>
-          <w:sz w:val="28"/>
-          <w:szCs w:val="28"/>
-        </w:rPr>
-        <w:t>, который развернут на 5001 порту</w:t>
+          <w:rStyle w:val="user2"/>
+          <w:rFonts w:ascii="Liberation Serif" w:hAnsi="Liberation Serif"/>
+          <w:b w:val="false"/>
+          <w:bCs w:val="false"/>
+          <w:i w:val="false"/>
+          <w:iCs w:val="false"/>
+          <w:sz w:val="28"/>
+          <w:szCs w:val="28"/>
+        </w:rPr>
+        <w:t>docker-projects, который развернут на 5001 порту</w:t>
       </w:r>
       <w:r>
         <w:rPr>
@@ -14339,7 +14489,7 @@
       </w:r>
       <w:r>
         <w:rPr>
-          <w:rStyle w:val="Style17"/>
+          <w:rStyle w:val="user2"/>
           <w:rFonts w:ascii="Liberation Serif" w:hAnsi="Liberation Serif"/>
           <w:b w:val="false"/>
           <w:bCs w:val="false"/>
@@ -14364,7 +14514,7 @@
       </w:r>
       <w:r>
         <w:rPr>
-          <w:rStyle w:val="Style17"/>
+          <w:rStyle w:val="user2"/>
           <w:rFonts w:ascii="Liberation Serif" w:hAnsi="Liberation Serif"/>
           <w:b w:val="false"/>
           <w:bCs w:val="false"/>
@@ -14389,7 +14539,7 @@
       </w:r>
       <w:r>
         <w:rPr>
-          <w:rStyle w:val="Style17"/>
+          <w:rStyle w:val="user2"/>
           <w:rFonts w:ascii="Liberation Serif" w:hAnsi="Liberation Serif"/>
           <w:b w:val="false"/>
           <w:bCs w:val="false"/>
@@ -14414,7 +14564,7 @@
       </w:r>
       <w:r>
         <w:rPr>
-          <w:rStyle w:val="Style17"/>
+          <w:rStyle w:val="user2"/>
           <w:rFonts w:ascii="Liberation Serif" w:hAnsi="Liberation Serif"/>
           <w:b w:val="false"/>
           <w:bCs w:val="false"/>
@@ -14439,7 +14589,7 @@
       </w:r>
       <w:r>
         <w:rPr>
-          <w:rStyle w:val="Style17"/>
+          <w:rStyle w:val="user2"/>
           <w:rFonts w:ascii="Liberation Serif" w:hAnsi="Liberation Serif"/>
           <w:b w:val="false"/>
           <w:bCs w:val="false"/>
@@ -14464,7 +14614,7 @@
       </w:r>
       <w:r>
         <w:rPr>
-          <w:rStyle w:val="Style17"/>
+          <w:rStyle w:val="user2"/>
           <w:rFonts w:ascii="Liberation Serif" w:hAnsi="Liberation Serif"/>
           <w:b w:val="false"/>
           <w:bCs w:val="false"/>
@@ -14489,7 +14639,7 @@
       </w:r>
       <w:r>
         <w:rPr>
-          <w:rStyle w:val="Style17"/>
+          <w:rStyle w:val="user2"/>
           <w:rFonts w:ascii="Liberation Serif" w:hAnsi="Liberation Serif"/>
           <w:b w:val="false"/>
           <w:bCs w:val="false"/>
@@ -14514,7 +14664,7 @@
       </w:r>
       <w:r>
         <w:rPr>
-          <w:rStyle w:val="Style17"/>
+          <w:rStyle w:val="user2"/>
           <w:rFonts w:ascii="Liberation Serif" w:hAnsi="Liberation Serif"/>
           <w:b w:val="false"/>
           <w:bCs w:val="false"/>
@@ -14600,49 +14750,11 @@
           <w:u w:val="none"/>
         </w:rPr>
         <w:tab/>
-      </w:r>
-      <w:r>
-        <w:rPr>
-          <w:rFonts w:ascii="Liberation Serif" w:hAnsi="Liberation Serif"/>
-          <w:b w:val="false"/>
-          <w:bCs w:val="false"/>
-          <w:i w:val="false"/>
-          <w:iCs w:val="false"/>
-          <w:sz w:val="28"/>
-          <w:szCs w:val="28"/>
-          <w:u w:val="none"/>
-        </w:rPr>
-        <w:t xml:space="preserve">GitLab CE развёрнут в Docker-контейнере, </w:t>
-      </w:r>
-      <w:r>
-        <w:rPr>
-          <w:rFonts w:ascii="Liberation Serif" w:hAnsi="Liberation Serif"/>
-          <w:b w:val="false"/>
-          <w:bCs w:val="false"/>
-          <w:i w:val="false"/>
-          <w:iCs w:val="false"/>
-          <w:sz w:val="28"/>
-          <w:szCs w:val="28"/>
-          <w:u w:val="none"/>
-        </w:rPr>
-        <w:t>в</w:t>
-      </w:r>
-      <w:r>
-        <w:rPr>
-          <w:rFonts w:ascii="Liberation Serif" w:hAnsi="Liberation Serif"/>
-          <w:b w:val="false"/>
-          <w:bCs w:val="false"/>
-          <w:i w:val="false"/>
-          <w:iCs w:val="false"/>
-          <w:sz w:val="28"/>
-          <w:szCs w:val="28"/>
-          <w:u w:val="none"/>
-        </w:rPr>
-        <w:t xml:space="preserve">нешний URL установлен как </w:t>
-      </w:r>
-      <w:r>
-        <w:rPr>
-          <w:rStyle w:val="Style17"/>
+        <w:t xml:space="preserve">GitLab CE развёрнут в Docker-контейнере, внешний URL установлен как </w:t>
+      </w:r>
+      <w:r>
+        <w:rPr>
+          <w:rStyle w:val="user2"/>
           <w:rFonts w:ascii="Liberation Serif" w:hAnsi="Liberation Serif"/>
           <w:b w:val="false"/>
           <w:bCs w:val="false"/>
@@ -14669,7 +14781,7 @@
       </w:r>
       <w:r>
         <w:rPr>
-          <w:rStyle w:val="Style17"/>
+          <w:rStyle w:val="user2"/>
           <w:rFonts w:ascii="Liberation Serif" w:hAnsi="Liberation Serif"/>
           <w:b w:val="false"/>
           <w:bCs w:val="false"/>
@@ -14696,7 +14808,7 @@
       </w:r>
       <w:r>
         <w:rPr>
-          <w:rStyle w:val="Style17"/>
+          <w:rStyle w:val="user2"/>
           <w:rFonts w:ascii="Liberation Serif" w:hAnsi="Liberation Serif"/>
           <w:b w:val="false"/>
           <w:bCs w:val="false"/>
@@ -14723,7 +14835,7 @@
       </w:r>
       <w:r>
         <w:rPr>
-          <w:rStyle w:val="Style17"/>
+          <w:rStyle w:val="user2"/>
           <w:rFonts w:ascii="Liberation Serif" w:hAnsi="Liberation Serif"/>
           <w:b w:val="false"/>
           <w:bCs w:val="false"/>
@@ -14779,7 +14891,7 @@
       </w:r>
       <w:r>
         <w:rPr>
-          <w:rStyle w:val="Style17"/>
+          <w:rStyle w:val="user2"/>
           <w:rFonts w:ascii="Liberation Serif" w:hAnsi="Liberation Serif"/>
           <w:sz w:val="28"/>
           <w:szCs w:val="28"/>
@@ -14796,7 +14908,7 @@
       </w:r>
       <w:r>
         <w:rPr>
-          <w:rStyle w:val="Style17"/>
+          <w:rStyle w:val="user2"/>
           <w:rFonts w:ascii="Liberation Serif" w:hAnsi="Liberation Serif"/>
           <w:sz w:val="28"/>
           <w:szCs w:val="28"/>
@@ -14813,7 +14925,7 @@
       </w:r>
       <w:r>
         <w:rPr>
-          <w:rStyle w:val="Style17"/>
+          <w:rStyle w:val="user2"/>
           <w:rFonts w:ascii="Liberation Serif" w:hAnsi="Liberation Serif"/>
           <w:b w:val="false"/>
           <w:bCs w:val="false"/>
@@ -14840,7 +14952,7 @@
       </w:r>
       <w:r>
         <w:rPr>
-          <w:rStyle w:val="Style17"/>
+          <w:rStyle w:val="user2"/>
           <w:rFonts w:ascii="Liberation Serif" w:hAnsi="Liberation Serif"/>
           <w:b w:val="false"/>
           <w:bCs w:val="false"/>
@@ -14867,31 +14979,17 @@
       </w:r>
       <w:r>
         <w:rPr>
-          <w:rStyle w:val="Style17"/>
-          <w:rFonts w:ascii="Liberation Serif" w:hAnsi="Liberation Serif"/>
-          <w:b w:val="false"/>
-          <w:bCs w:val="false"/>
-          <w:i w:val="false"/>
-          <w:iCs w:val="false"/>
-          <w:sz w:val="28"/>
-          <w:szCs w:val="28"/>
-          <w:u w:val="none"/>
-        </w:rPr>
-        <w:t xml:space="preserve">SSH_PRIVATE_KEY </w:t>
-      </w:r>
-      <w:r>
-        <w:rPr>
-          <w:rStyle w:val="Style17"/>
-          <w:rFonts w:ascii="Liberation Serif" w:hAnsi="Liberation Serif"/>
-          <w:b w:val="false"/>
-          <w:bCs w:val="false"/>
-          <w:i w:val="false"/>
-          <w:iCs w:val="false"/>
-          <w:sz w:val="28"/>
-          <w:szCs w:val="28"/>
-          <w:u w:val="none"/>
-        </w:rPr>
-        <w:t>и т. д.</w:t>
+          <w:rStyle w:val="user2"/>
+          <w:rFonts w:ascii="Liberation Serif" w:hAnsi="Liberation Serif"/>
+          <w:b w:val="false"/>
+          <w:bCs w:val="false"/>
+          <w:i w:val="false"/>
+          <w:iCs w:val="false"/>
+          <w:sz w:val="28"/>
+          <w:szCs w:val="28"/>
+          <w:u w:val="none"/>
+        </w:rPr>
+        <w:t>SSH_PRIVATE_KEY и т. д.</w:t>
       </w:r>
     </w:p>
     <w:p>
@@ -14903,7 +15001,7 @@
       </w:pPr>
       <w:r>
         <w:rPr>
-          <w:rStyle w:val="Style17"/>
+          <w:rStyle w:val="user2"/>
           <w:rFonts w:ascii="Liberation Serif" w:hAnsi="Liberation Serif"/>
           <w:b w:val="false"/>
           <w:bCs w:val="false"/>
@@ -14914,104 +15012,7 @@
           <w:u w:val="none"/>
         </w:rPr>
         <w:tab/>
-      </w:r>
-      <w:r>
-        <w:rPr>
-          <w:rStyle w:val="Style17"/>
-          <w:rFonts w:ascii="Liberation Serif" w:hAnsi="Liberation Serif"/>
-          <w:b w:val="false"/>
-          <w:bCs w:val="false"/>
-          <w:i w:val="false"/>
-          <w:iCs w:val="false"/>
-          <w:sz w:val="28"/>
-          <w:szCs w:val="28"/>
-          <w:u w:val="none"/>
-        </w:rPr>
-        <w:t xml:space="preserve">GitLab Runner развёрнут в Docker-контейнере на основе образа </w:t>
-      </w:r>
-      <w:r>
-        <w:rPr>
-          <w:rStyle w:val="Style17"/>
-          <w:rFonts w:ascii="Liberation Serif" w:hAnsi="Liberation Serif"/>
-          <w:b w:val="false"/>
-          <w:bCs w:val="false"/>
-          <w:i w:val="false"/>
-          <w:iCs w:val="false"/>
-          <w:sz w:val="28"/>
-          <w:szCs w:val="28"/>
-          <w:u w:val="none"/>
-        </w:rPr>
-        <w:t>gitlab/gitlab-runner:alpine</w:t>
-      </w:r>
-      <w:r>
-        <w:rPr>
-          <w:rStyle w:val="Style17"/>
-          <w:rFonts w:ascii="Liberation Serif" w:hAnsi="Liberation Serif"/>
-          <w:b w:val="false"/>
-          <w:bCs w:val="false"/>
-          <w:i w:val="false"/>
-          <w:iCs w:val="false"/>
-          <w:sz w:val="28"/>
-          <w:szCs w:val="28"/>
-          <w:u w:val="none"/>
-        </w:rPr>
-        <w:t xml:space="preserve"> и подключён к сети </w:t>
-      </w:r>
-      <w:r>
-        <w:rPr>
-          <w:rStyle w:val="Style17"/>
-          <w:rFonts w:ascii="Liberation Serif" w:hAnsi="Liberation Serif"/>
-          <w:b w:val="false"/>
-          <w:bCs w:val="false"/>
-          <w:i w:val="false"/>
-          <w:iCs w:val="false"/>
-          <w:sz w:val="28"/>
-          <w:szCs w:val="28"/>
-          <w:u w:val="none"/>
-        </w:rPr>
-        <w:t>devops-network</w:t>
-      </w:r>
-      <w:r>
-        <w:rPr>
-          <w:rStyle w:val="Style17"/>
-          <w:rFonts w:ascii="Liberation Serif" w:hAnsi="Liberation Serif"/>
-          <w:b w:val="false"/>
-          <w:bCs w:val="false"/>
-          <w:i w:val="false"/>
-          <w:iCs w:val="false"/>
-          <w:sz w:val="28"/>
-          <w:szCs w:val="28"/>
-          <w:u w:val="none"/>
-        </w:rPr>
-        <w:t xml:space="preserve">. Все Runner используют executor типа </w:t>
-      </w:r>
-      <w:r>
-        <w:rPr>
-          <w:rStyle w:val="Style17"/>
-          <w:rFonts w:ascii="Liberation Serif" w:hAnsi="Liberation Serif"/>
-          <w:b w:val="false"/>
-          <w:bCs w:val="false"/>
-          <w:i w:val="false"/>
-          <w:iCs w:val="false"/>
-          <w:sz w:val="28"/>
-          <w:szCs w:val="28"/>
-          <w:u w:val="none"/>
-        </w:rPr>
-        <w:t>docker</w:t>
-      </w:r>
-      <w:r>
-        <w:rPr>
-          <w:rStyle w:val="Style17"/>
-          <w:rFonts w:ascii="Liberation Serif" w:hAnsi="Liberation Serif"/>
-          <w:b w:val="false"/>
-          <w:bCs w:val="false"/>
-          <w:i w:val="false"/>
-          <w:iCs w:val="false"/>
-          <w:sz w:val="28"/>
-          <w:szCs w:val="28"/>
-          <w:u w:val="none"/>
-        </w:rPr>
-        <w:t xml:space="preserve"> — каждое задание выполняется в изолированном контейнере с образом, загружаемым из локального Nexus Docker Registry.</w:t>
+        <w:t>GitLab Runner развёрнут в Docker-контейнере на основе образа gitlab/gitlab-runner:alpine и подключён к сети devops-network. Все Runner используют executor типа docker — каждое задание выполняется в изолированном контейнере с образом, загружаемым из локального Nexus Docker Registry.</w:t>
       </w:r>
     </w:p>
     <w:p>
@@ -15023,7 +15024,7 @@
       </w:pPr>
       <w:r>
         <w:rPr>
-          <w:rStyle w:val="Style17"/>
+          <w:rStyle w:val="user2"/>
           <w:rFonts w:ascii="Liberation Serif" w:hAnsi="Liberation Serif"/>
           <w:b w:val="false"/>
           <w:bCs w:val="false"/>
@@ -15050,7 +15051,7 @@
         </w:tblCellMar>
       </w:tblPr>
       <w:tblGrid>
-        <w:gridCol w:w="2210"/>
+        <w:gridCol w:w="2209"/>
         <w:gridCol w:w="909"/>
         <w:gridCol w:w="3001"/>
         <w:gridCol w:w="3235"/>
@@ -15061,7 +15062,7 @@
         </w:trPr>
         <w:tc>
           <w:tcPr>
-            <w:tcW w:w="2210" w:type="dxa"/>
+            <w:tcW w:w="2209" w:type="dxa"/>
             <w:tcBorders>
               <w:top w:val="single" w:sz="4" w:space="0" w:color="000000"/>
               <w:left w:val="single" w:sz="4" w:space="0" w:color="000000"/>
@@ -15071,7 +15072,7 @@
           </w:tcPr>
           <w:p>
             <w:pPr>
-              <w:pStyle w:val="Style22"/>
+              <w:pStyle w:val="user7"/>
               <w:spacing w:before="0" w:after="160"/>
               <w:jc w:val="center"/>
               <w:rPr>
@@ -15102,7 +15103,7 @@
           </w:tcPr>
           <w:p>
             <w:pPr>
-              <w:pStyle w:val="Style22"/>
+              <w:pStyle w:val="user7"/>
               <w:spacing w:before="0" w:after="160"/>
               <w:jc w:val="center"/>
               <w:rPr>
@@ -15133,7 +15134,7 @@
           </w:tcPr>
           <w:p>
             <w:pPr>
-              <w:pStyle w:val="Style22"/>
+              <w:pStyle w:val="user7"/>
               <w:spacing w:before="0" w:after="160"/>
               <w:jc w:val="center"/>
               <w:rPr>
@@ -15165,7 +15166,7 @@
           </w:tcPr>
           <w:p>
             <w:pPr>
-              <w:pStyle w:val="Style22"/>
+              <w:pStyle w:val="user7"/>
               <w:spacing w:before="0" w:after="160"/>
               <w:jc w:val="center"/>
               <w:rPr>
@@ -15189,7 +15190,7 @@
         <w:trPr/>
         <w:tc>
           <w:tcPr>
-            <w:tcW w:w="2210" w:type="dxa"/>
+            <w:tcW w:w="2209" w:type="dxa"/>
             <w:tcBorders>
               <w:left w:val="single" w:sz="4" w:space="0" w:color="000000"/>
               <w:bottom w:val="single" w:sz="4" w:space="0" w:color="000000"/>
@@ -15197,7 +15198,7 @@
           </w:tcPr>
           <w:p>
             <w:pPr>
-              <w:pStyle w:val="Style22"/>
+              <w:pStyle w:val="user7"/>
               <w:spacing w:before="0" w:after="160"/>
               <w:jc w:val="center"/>
               <w:rPr>
@@ -15226,7 +15227,7 @@
           </w:tcPr>
           <w:p>
             <w:pPr>
-              <w:pStyle w:val="Style22"/>
+              <w:pStyle w:val="user7"/>
               <w:spacing w:before="0" w:after="160"/>
               <w:jc w:val="center"/>
               <w:rPr>
@@ -15255,7 +15256,7 @@
           </w:tcPr>
           <w:p>
             <w:pPr>
-              <w:pStyle w:val="Style22"/>
+              <w:pStyle w:val="user7"/>
               <w:spacing w:before="0" w:after="160"/>
               <w:jc w:val="center"/>
               <w:rPr>
@@ -15266,7 +15267,7 @@
             </w:pPr>
             <w:r>
               <w:rPr>
-                <w:rStyle w:val="Style17"/>
+                <w:rStyle w:val="user2"/>
                 <w:rFonts w:ascii="Liberation Serif" w:hAnsi="Liberation Serif"/>
                 <w:sz w:val="24"/>
                 <w:szCs w:val="24"/>
@@ -15286,7 +15287,7 @@
           </w:tcPr>
           <w:p>
             <w:pPr>
-              <w:pStyle w:val="Style22"/>
+              <w:pStyle w:val="user7"/>
               <w:spacing w:before="0" w:after="160"/>
               <w:jc w:val="center"/>
               <w:rPr>
@@ -15310,7 +15311,7 @@
         <w:trPr/>
         <w:tc>
           <w:tcPr>
-            <w:tcW w:w="2210" w:type="dxa"/>
+            <w:tcW w:w="2209" w:type="dxa"/>
             <w:tcBorders>
               <w:left w:val="single" w:sz="4" w:space="0" w:color="000000"/>
               <w:bottom w:val="single" w:sz="4" w:space="0" w:color="000000"/>
@@ -15318,7 +15319,7 @@
           </w:tcPr>
           <w:p>
             <w:pPr>
-              <w:pStyle w:val="Style22"/>
+              <w:pStyle w:val="user7"/>
               <w:spacing w:before="0" w:after="160"/>
               <w:jc w:val="center"/>
               <w:rPr>
@@ -15347,7 +15348,7 @@
           </w:tcPr>
           <w:p>
             <w:pPr>
-              <w:pStyle w:val="Style22"/>
+              <w:pStyle w:val="user7"/>
               <w:spacing w:before="0" w:after="160"/>
               <w:jc w:val="center"/>
               <w:rPr>
@@ -15376,7 +15377,7 @@
           </w:tcPr>
           <w:p>
             <w:pPr>
-              <w:pStyle w:val="Style22"/>
+              <w:pStyle w:val="user7"/>
               <w:spacing w:before="0" w:after="160"/>
               <w:jc w:val="center"/>
               <w:rPr>
@@ -15387,7 +15388,7 @@
             </w:pPr>
             <w:r>
               <w:rPr>
-                <w:rStyle w:val="Style17"/>
+                <w:rStyle w:val="user2"/>
                 <w:rFonts w:ascii="Liberation Serif" w:hAnsi="Liberation Serif"/>
                 <w:sz w:val="24"/>
                 <w:szCs w:val="24"/>
@@ -15407,7 +15408,7 @@
           </w:tcPr>
           <w:p>
             <w:pPr>
-              <w:pStyle w:val="Style22"/>
+              <w:pStyle w:val="user7"/>
               <w:spacing w:before="0" w:after="160"/>
               <w:jc w:val="center"/>
               <w:rPr>
@@ -15431,7 +15432,7 @@
         <w:trPr/>
         <w:tc>
           <w:tcPr>
-            <w:tcW w:w="2210" w:type="dxa"/>
+            <w:tcW w:w="2209" w:type="dxa"/>
             <w:tcBorders>
               <w:left w:val="single" w:sz="4" w:space="0" w:color="000000"/>
               <w:bottom w:val="single" w:sz="4" w:space="0" w:color="000000"/>
@@ -15439,7 +15440,7 @@
           </w:tcPr>
           <w:p>
             <w:pPr>
-              <w:pStyle w:val="Style22"/>
+              <w:pStyle w:val="user7"/>
               <w:spacing w:before="0" w:after="160"/>
               <w:jc w:val="center"/>
               <w:rPr>
@@ -15468,7 +15469,7 @@
           </w:tcPr>
           <w:p>
             <w:pPr>
-              <w:pStyle w:val="Style22"/>
+              <w:pStyle w:val="user7"/>
               <w:spacing w:before="0" w:after="160"/>
               <w:jc w:val="center"/>
               <w:rPr>
@@ -15497,7 +15498,7 @@
           </w:tcPr>
           <w:p>
             <w:pPr>
-              <w:pStyle w:val="Style22"/>
+              <w:pStyle w:val="user7"/>
               <w:spacing w:before="0" w:after="160"/>
               <w:jc w:val="center"/>
               <w:rPr>
@@ -15508,7 +15509,7 @@
             </w:pPr>
             <w:r>
               <w:rPr>
-                <w:rStyle w:val="Style17"/>
+                <w:rStyle w:val="user2"/>
                 <w:rFonts w:ascii="Liberation Serif" w:hAnsi="Liberation Serif"/>
                 <w:sz w:val="24"/>
                 <w:szCs w:val="24"/>
@@ -15528,7 +15529,7 @@
           </w:tcPr>
           <w:p>
             <w:pPr>
-              <w:pStyle w:val="Style22"/>
+              <w:pStyle w:val="user7"/>
               <w:spacing w:before="0" w:after="160"/>
               <w:jc w:val="center"/>
               <w:rPr>
@@ -15552,7 +15553,7 @@
         <w:trPr/>
         <w:tc>
           <w:tcPr>
-            <w:tcW w:w="2210" w:type="dxa"/>
+            <w:tcW w:w="2209" w:type="dxa"/>
             <w:tcBorders>
               <w:left w:val="single" w:sz="4" w:space="0" w:color="000000"/>
               <w:bottom w:val="single" w:sz="4" w:space="0" w:color="000000"/>
@@ -15560,7 +15561,7 @@
           </w:tcPr>
           <w:p>
             <w:pPr>
-              <w:pStyle w:val="Style22"/>
+              <w:pStyle w:val="user7"/>
               <w:spacing w:before="0" w:after="160"/>
               <w:jc w:val="center"/>
               <w:rPr>
@@ -15589,7 +15590,7 @@
           </w:tcPr>
           <w:p>
             <w:pPr>
-              <w:pStyle w:val="Style22"/>
+              <w:pStyle w:val="user7"/>
               <w:spacing w:before="0" w:after="160"/>
               <w:jc w:val="center"/>
               <w:rPr>
@@ -15618,7 +15619,7 @@
           </w:tcPr>
           <w:p>
             <w:pPr>
-              <w:pStyle w:val="Style22"/>
+              <w:pStyle w:val="user7"/>
               <w:spacing w:before="0" w:after="160"/>
               <w:jc w:val="center"/>
               <w:rPr>
@@ -15629,7 +15630,7 @@
             </w:pPr>
             <w:r>
               <w:rPr>
-                <w:rStyle w:val="Style17"/>
+                <w:rStyle w:val="user2"/>
                 <w:rFonts w:ascii="Liberation Serif" w:hAnsi="Liberation Serif"/>
                 <w:sz w:val="24"/>
                 <w:szCs w:val="24"/>
@@ -15649,7 +15650,7 @@
           </w:tcPr>
           <w:p>
             <w:pPr>
-              <w:pStyle w:val="Style22"/>
+              <w:pStyle w:val="user7"/>
               <w:spacing w:before="0" w:after="160"/>
               <w:jc w:val="center"/>
               <w:rPr>
@@ -15673,7 +15674,7 @@
         <w:trPr/>
         <w:tc>
           <w:tcPr>
-            <w:tcW w:w="2210" w:type="dxa"/>
+            <w:tcW w:w="2209" w:type="dxa"/>
             <w:tcBorders>
               <w:left w:val="single" w:sz="4" w:space="0" w:color="000000"/>
               <w:bottom w:val="single" w:sz="4" w:space="0" w:color="000000"/>
@@ -15681,7 +15682,7 @@
           </w:tcPr>
           <w:p>
             <w:pPr>
-              <w:pStyle w:val="Style22"/>
+              <w:pStyle w:val="user7"/>
               <w:spacing w:before="0" w:after="160"/>
               <w:jc w:val="center"/>
               <w:rPr>
@@ -15710,7 +15711,7 @@
           </w:tcPr>
           <w:p>
             <w:pPr>
-              <w:pStyle w:val="Style22"/>
+              <w:pStyle w:val="user7"/>
               <w:spacing w:before="0" w:after="160"/>
               <w:jc w:val="center"/>
               <w:rPr>
@@ -15739,7 +15740,7 @@
           </w:tcPr>
           <w:p>
             <w:pPr>
-              <w:pStyle w:val="Style22"/>
+              <w:pStyle w:val="user7"/>
               <w:spacing w:before="0" w:after="160"/>
               <w:jc w:val="center"/>
               <w:rPr>
@@ -15750,7 +15751,7 @@
             </w:pPr>
             <w:r>
               <w:rPr>
-                <w:rStyle w:val="Style17"/>
+                <w:rStyle w:val="user2"/>
                 <w:rFonts w:ascii="Liberation Serif" w:hAnsi="Liberation Serif"/>
                 <w:sz w:val="24"/>
                 <w:szCs w:val="24"/>
@@ -15770,7 +15771,7 @@
           </w:tcPr>
           <w:p>
             <w:pPr>
-              <w:pStyle w:val="Style22"/>
+              <w:pStyle w:val="user7"/>
               <w:spacing w:before="0" w:after="160"/>
               <w:jc w:val="center"/>
               <w:rPr>
@@ -15794,7 +15795,7 @@
         <w:trPr/>
         <w:tc>
           <w:tcPr>
-            <w:tcW w:w="2210" w:type="dxa"/>
+            <w:tcW w:w="2209" w:type="dxa"/>
             <w:tcBorders>
               <w:left w:val="single" w:sz="4" w:space="0" w:color="000000"/>
               <w:bottom w:val="single" w:sz="4" w:space="0" w:color="000000"/>
@@ -15802,7 +15803,7 @@
           </w:tcPr>
           <w:p>
             <w:pPr>
-              <w:pStyle w:val="Style22"/>
+              <w:pStyle w:val="user7"/>
               <w:spacing w:before="0" w:after="160"/>
               <w:jc w:val="center"/>
               <w:rPr>
@@ -15831,7 +15832,7 @@
           </w:tcPr>
           <w:p>
             <w:pPr>
-              <w:pStyle w:val="Style22"/>
+              <w:pStyle w:val="user7"/>
               <w:spacing w:before="0" w:after="160"/>
               <w:jc w:val="center"/>
               <w:rPr>
@@ -15860,7 +15861,7 @@
           </w:tcPr>
           <w:p>
             <w:pPr>
-              <w:pStyle w:val="Style22"/>
+              <w:pStyle w:val="user7"/>
               <w:spacing w:before="0" w:after="160"/>
               <w:jc w:val="center"/>
               <w:rPr>
@@ -15871,7 +15872,7 @@
             </w:pPr>
             <w:r>
               <w:rPr>
-                <w:rStyle w:val="Style17"/>
+                <w:rStyle w:val="user2"/>
                 <w:rFonts w:ascii="Liberation Serif" w:hAnsi="Liberation Serif"/>
                 <w:sz w:val="24"/>
                 <w:szCs w:val="24"/>
@@ -15891,7 +15892,7 @@
           </w:tcPr>
           <w:p>
             <w:pPr>
-              <w:pStyle w:val="Style22"/>
+              <w:pStyle w:val="user7"/>
               <w:spacing w:before="0" w:after="160"/>
               <w:jc w:val="center"/>
               <w:rPr>
@@ -15915,7 +15916,7 @@
         <w:trPr/>
         <w:tc>
           <w:tcPr>
-            <w:tcW w:w="2210" w:type="dxa"/>
+            <w:tcW w:w="2209" w:type="dxa"/>
             <w:tcBorders>
               <w:left w:val="single" w:sz="4" w:space="0" w:color="000000"/>
               <w:bottom w:val="single" w:sz="4" w:space="0" w:color="000000"/>
@@ -15923,7 +15924,7 @@
           </w:tcPr>
           <w:p>
             <w:pPr>
-              <w:pStyle w:val="Style22"/>
+              <w:pStyle w:val="user7"/>
               <w:spacing w:before="0" w:after="160"/>
               <w:jc w:val="center"/>
               <w:rPr>
@@ -15952,7 +15953,7 @@
           </w:tcPr>
           <w:p>
             <w:pPr>
-              <w:pStyle w:val="Style22"/>
+              <w:pStyle w:val="user7"/>
               <w:spacing w:before="0" w:after="160"/>
               <w:jc w:val="center"/>
               <w:rPr>
@@ -15981,7 +15982,7 @@
           </w:tcPr>
           <w:p>
             <w:pPr>
-              <w:pStyle w:val="Style22"/>
+              <w:pStyle w:val="user7"/>
               <w:spacing w:before="0" w:after="160"/>
               <w:jc w:val="center"/>
               <w:rPr>
@@ -15992,7 +15993,7 @@
             </w:pPr>
             <w:r>
               <w:rPr>
-                <w:rStyle w:val="Style17"/>
+                <w:rStyle w:val="user2"/>
                 <w:rFonts w:ascii="Liberation Serif" w:hAnsi="Liberation Serif"/>
                 <w:sz w:val="24"/>
                 <w:szCs w:val="24"/>
@@ -16012,7 +16013,7 @@
           </w:tcPr>
           <w:p>
             <w:pPr>
-              <w:pStyle w:val="Style22"/>
+              <w:pStyle w:val="user7"/>
               <w:spacing w:before="0" w:after="160"/>
               <w:jc w:val="center"/>
               <w:rPr>
@@ -16039,20 +16040,29 @@
         <w:spacing w:lineRule="auto" w:line="360"/>
         <w:jc w:val="both"/>
         <w:rPr>
-          <w:rStyle w:val="Style17"/>
-          <w:rFonts w:ascii="Liberation Serif" w:hAnsi="Liberation Serif"/>
-          <w:b w:val="false"/>
-          <w:bCs w:val="false"/>
-          <w:i w:val="false"/>
-          <w:i w:val="false"/>
-          <w:iCs w:val="false"/>
-          <w:sz w:val="28"/>
-          <w:szCs w:val="28"/>
-          <w:u w:val="none"/>
-        </w:rPr>
-      </w:pPr>
-      <w:r>
-        <w:rPr/>
+          <w:rStyle w:val="user2"/>
+          <w:rFonts w:ascii="Liberation Serif" w:hAnsi="Liberation Serif"/>
+          <w:b w:val="false"/>
+          <w:bCs w:val="false"/>
+          <w:i w:val="false"/>
+          <w:i w:val="false"/>
+          <w:iCs w:val="false"/>
+          <w:sz w:val="28"/>
+          <w:szCs w:val="28"/>
+          <w:u w:val="none"/>
+        </w:rPr>
+      </w:pPr>
+      <w:r>
+        <w:rPr>
+          <w:rFonts w:ascii="Liberation Serif" w:hAnsi="Liberation Serif"/>
+          <w:b w:val="false"/>
+          <w:bCs w:val="false"/>
+          <w:i w:val="false"/>
+          <w:iCs w:val="false"/>
+          <w:sz w:val="28"/>
+          <w:szCs w:val="28"/>
+          <w:u w:val="none"/>
+        </w:rPr>
       </w:r>
     </w:p>
     <w:p>
@@ -16061,20 +16071,29 @@
         <w:spacing w:lineRule="auto" w:line="360"/>
         <w:jc w:val="both"/>
         <w:rPr>
-          <w:rStyle w:val="Style17"/>
-          <w:rFonts w:ascii="Liberation Serif" w:hAnsi="Liberation Serif"/>
-          <w:b w:val="false"/>
-          <w:bCs w:val="false"/>
-          <w:i w:val="false"/>
-          <w:i w:val="false"/>
-          <w:iCs w:val="false"/>
-          <w:sz w:val="28"/>
-          <w:szCs w:val="28"/>
-          <w:u w:val="none"/>
-        </w:rPr>
-      </w:pPr>
-      <w:r>
-        <w:rPr/>
+          <w:rStyle w:val="user2"/>
+          <w:rFonts w:ascii="Liberation Serif" w:hAnsi="Liberation Serif"/>
+          <w:b w:val="false"/>
+          <w:bCs w:val="false"/>
+          <w:i w:val="false"/>
+          <w:i w:val="false"/>
+          <w:iCs w:val="false"/>
+          <w:sz w:val="28"/>
+          <w:szCs w:val="28"/>
+          <w:u w:val="none"/>
+        </w:rPr>
+      </w:pPr>
+      <w:r>
+        <w:rPr>
+          <w:rFonts w:ascii="Liberation Serif" w:hAnsi="Liberation Serif"/>
+          <w:b w:val="false"/>
+          <w:bCs w:val="false"/>
+          <w:i w:val="false"/>
+          <w:iCs w:val="false"/>
+          <w:sz w:val="28"/>
+          <w:szCs w:val="28"/>
+          <w:u w:val="none"/>
+        </w:rPr>
       </w:r>
     </w:p>
     <w:p>
@@ -16086,7 +16105,7 @@
       </w:pPr>
       <w:r>
         <w:rPr>
-          <w:rStyle w:val="Style17"/>
+          <w:rStyle w:val="user2"/>
           <w:rFonts w:ascii="Liberation Serif" w:hAnsi="Liberation Serif"/>
           <w:b w:val="false"/>
           <w:bCs w:val="false"/>
@@ -16108,31 +16127,17 @@
       </w:pPr>
       <w:r>
         <w:rPr>
-          <w:rStyle w:val="Style17"/>
-          <w:rFonts w:ascii="Liberation Serif" w:hAnsi="Liberation Serif"/>
-          <w:b w:val="false"/>
-          <w:bCs w:val="false"/>
-          <w:i w:val="false"/>
-          <w:iCs w:val="false"/>
-          <w:sz w:val="28"/>
-          <w:szCs w:val="28"/>
-          <w:u w:val="none"/>
-        </w:rPr>
-        <w:t>Таблица 6. Стадии CI/CD-</w:t>
-      </w:r>
-      <w:r>
-        <w:rPr>
-          <w:rStyle w:val="Style17"/>
-          <w:rFonts w:ascii="Liberation Serif" w:hAnsi="Liberation Serif"/>
-          <w:b w:val="false"/>
-          <w:bCs w:val="false"/>
-          <w:i w:val="false"/>
-          <w:iCs w:val="false"/>
-          <w:sz w:val="28"/>
-          <w:szCs w:val="28"/>
-          <w:u w:val="none"/>
-        </w:rPr>
-        <w:t>пайплайнов</w:t>
+          <w:rStyle w:val="user2"/>
+          <w:rFonts w:ascii="Liberation Serif" w:hAnsi="Liberation Serif"/>
+          <w:b w:val="false"/>
+          <w:bCs w:val="false"/>
+          <w:i w:val="false"/>
+          <w:iCs w:val="false"/>
+          <w:sz w:val="28"/>
+          <w:szCs w:val="28"/>
+          <w:u w:val="none"/>
+        </w:rPr>
+        <w:t>Таблица 6. Стадии CI/CD-пайплайнов</w:t>
       </w:r>
     </w:p>
     <w:tbl>
@@ -16150,7 +16155,7 @@
       </w:tblPr>
       <w:tblGrid>
         <w:gridCol w:w="3232"/>
-        <w:gridCol w:w="6123"/>
+        <w:gridCol w:w="6122"/>
       </w:tblGrid>
       <w:tr>
         <w:trPr/>
@@ -16166,7 +16171,7 @@
           </w:tcPr>
           <w:p>
             <w:pPr>
-              <w:pStyle w:val="Style22"/>
+              <w:pStyle w:val="user7"/>
               <w:spacing w:before="0" w:after="160"/>
               <w:jc w:val="center"/>
               <w:rPr>
@@ -16187,7 +16192,7 @@
         </w:tc>
         <w:tc>
           <w:tcPr>
-            <w:tcW w:w="6123" w:type="dxa"/>
+            <w:tcW w:w="6122" w:type="dxa"/>
             <w:tcBorders>
               <w:top w:val="single" w:sz="4" w:space="0" w:color="000000"/>
               <w:left w:val="single" w:sz="4" w:space="0" w:color="000000"/>
@@ -16198,7 +16203,7 @@
           </w:tcPr>
           <w:p>
             <w:pPr>
-              <w:pStyle w:val="Style22"/>
+              <w:pStyle w:val="user7"/>
               <w:spacing w:before="0" w:after="160"/>
               <w:jc w:val="center"/>
               <w:rPr>
@@ -16230,7 +16235,7 @@
           </w:tcPr>
           <w:p>
             <w:pPr>
-              <w:pStyle w:val="Style22"/>
+              <w:pStyle w:val="user7"/>
               <w:spacing w:before="0" w:after="160"/>
               <w:jc w:val="center"/>
               <w:rPr>
@@ -16251,7 +16256,7 @@
         </w:tc>
         <w:tc>
           <w:tcPr>
-            <w:tcW w:w="6123" w:type="dxa"/>
+            <w:tcW w:w="6122" w:type="dxa"/>
             <w:tcBorders>
               <w:left w:val="single" w:sz="4" w:space="0" w:color="000000"/>
               <w:bottom w:val="single" w:sz="4" w:space="0" w:color="000000"/>
@@ -16260,7 +16265,7 @@
           </w:tcPr>
           <w:p>
             <w:pPr>
-              <w:pStyle w:val="Style22"/>
+              <w:pStyle w:val="user7"/>
               <w:spacing w:before="0" w:after="160"/>
               <w:jc w:val="center"/>
               <w:rPr>
@@ -16292,7 +16297,7 @@
           </w:tcPr>
           <w:p>
             <w:pPr>
-              <w:pStyle w:val="Style22"/>
+              <w:pStyle w:val="user7"/>
               <w:spacing w:before="0" w:after="160"/>
               <w:jc w:val="center"/>
               <w:rPr>
@@ -16313,7 +16318,7 @@
         </w:tc>
         <w:tc>
           <w:tcPr>
-            <w:tcW w:w="6123" w:type="dxa"/>
+            <w:tcW w:w="6122" w:type="dxa"/>
             <w:tcBorders>
               <w:left w:val="single" w:sz="4" w:space="0" w:color="000000"/>
               <w:bottom w:val="single" w:sz="4" w:space="0" w:color="000000"/>
@@ -16322,7 +16327,7 @@
           </w:tcPr>
           <w:p>
             <w:pPr>
-              <w:pStyle w:val="Style22"/>
+              <w:pStyle w:val="user7"/>
               <w:spacing w:before="0" w:after="160"/>
               <w:jc w:val="center"/>
               <w:rPr>
@@ -16337,7 +16342,7 @@
                 <w:sz w:val="28"/>
                 <w:szCs w:val="28"/>
               </w:rPr>
-              <w:t xml:space="preserve">Модульные тесты бэкенда и фронтенда </w:t>
+              <w:t>Модульные тесты бэкенда и фронтенда</w:t>
             </w:r>
           </w:p>
         </w:tc>
@@ -16354,7 +16359,7 @@
           </w:tcPr>
           <w:p>
             <w:pPr>
-              <w:pStyle w:val="Style22"/>
+              <w:pStyle w:val="user7"/>
               <w:spacing w:before="0" w:after="160"/>
               <w:jc w:val="center"/>
               <w:rPr>
@@ -16375,7 +16380,7 @@
         </w:tc>
         <w:tc>
           <w:tcPr>
-            <w:tcW w:w="6123" w:type="dxa"/>
+            <w:tcW w:w="6122" w:type="dxa"/>
             <w:tcBorders>
               <w:left w:val="single" w:sz="4" w:space="0" w:color="000000"/>
               <w:bottom w:val="single" w:sz="4" w:space="0" w:color="000000"/>
@@ -16384,7 +16389,7 @@
           </w:tcPr>
           <w:p>
             <w:pPr>
-              <w:pStyle w:val="Style22"/>
+              <w:pStyle w:val="user7"/>
               <w:spacing w:before="0" w:after="160"/>
               <w:jc w:val="center"/>
               <w:rPr>
@@ -16416,7 +16421,7 @@
           </w:tcPr>
           <w:p>
             <w:pPr>
-              <w:pStyle w:val="Style22"/>
+              <w:pStyle w:val="user7"/>
               <w:spacing w:before="0" w:after="160"/>
               <w:jc w:val="center"/>
               <w:rPr>
@@ -16437,7 +16442,7 @@
         </w:tc>
         <w:tc>
           <w:tcPr>
-            <w:tcW w:w="6123" w:type="dxa"/>
+            <w:tcW w:w="6122" w:type="dxa"/>
             <w:tcBorders>
               <w:left w:val="single" w:sz="4" w:space="0" w:color="000000"/>
               <w:bottom w:val="single" w:sz="4" w:space="0" w:color="000000"/>
@@ -16446,7 +16451,7 @@
           </w:tcPr>
           <w:p>
             <w:pPr>
-              <w:pStyle w:val="Style22"/>
+              <w:pStyle w:val="user7"/>
               <w:spacing w:before="0" w:after="160"/>
               <w:jc w:val="center"/>
               <w:rPr>
@@ -16478,7 +16483,7 @@
           </w:tcPr>
           <w:p>
             <w:pPr>
-              <w:pStyle w:val="Style22"/>
+              <w:pStyle w:val="user7"/>
               <w:spacing w:before="0" w:after="160"/>
               <w:jc w:val="center"/>
               <w:rPr>
@@ -16499,7 +16504,7 @@
         </w:tc>
         <w:tc>
           <w:tcPr>
-            <w:tcW w:w="6123" w:type="dxa"/>
+            <w:tcW w:w="6122" w:type="dxa"/>
             <w:tcBorders>
               <w:left w:val="single" w:sz="4" w:space="0" w:color="000000"/>
               <w:bottom w:val="single" w:sz="4" w:space="0" w:color="000000"/>
@@ -16508,7 +16513,7 @@
           </w:tcPr>
           <w:p>
             <w:pPr>
-              <w:pStyle w:val="Style22"/>
+              <w:pStyle w:val="user7"/>
               <w:spacing w:before="0" w:after="160"/>
               <w:jc w:val="center"/>
               <w:rPr>
@@ -16535,20 +16540,29 @@
         <w:spacing w:lineRule="auto" w:line="360"/>
         <w:jc w:val="both"/>
         <w:rPr>
-          <w:rStyle w:val="Style17"/>
-          <w:rFonts w:ascii="Liberation Serif" w:hAnsi="Liberation Serif"/>
-          <w:b w:val="false"/>
-          <w:bCs w:val="false"/>
-          <w:i w:val="false"/>
-          <w:i w:val="false"/>
-          <w:iCs w:val="false"/>
-          <w:sz w:val="28"/>
-          <w:szCs w:val="28"/>
-          <w:u w:val="none"/>
-        </w:rPr>
-      </w:pPr>
-      <w:r>
-        <w:rPr/>
+          <w:rStyle w:val="user2"/>
+          <w:rFonts w:ascii="Liberation Serif" w:hAnsi="Liberation Serif"/>
+          <w:b w:val="false"/>
+          <w:bCs w:val="false"/>
+          <w:i w:val="false"/>
+          <w:i w:val="false"/>
+          <w:iCs w:val="false"/>
+          <w:sz w:val="28"/>
+          <w:szCs w:val="28"/>
+          <w:u w:val="none"/>
+        </w:rPr>
+      </w:pPr>
+      <w:r>
+        <w:rPr>
+          <w:rFonts w:ascii="Liberation Serif" w:hAnsi="Liberation Serif"/>
+          <w:b w:val="false"/>
+          <w:bCs w:val="false"/>
+          <w:i w:val="false"/>
+          <w:iCs w:val="false"/>
+          <w:sz w:val="28"/>
+          <w:szCs w:val="28"/>
+          <w:u w:val="none"/>
+        </w:rPr>
       </w:r>
     </w:p>
     <w:p>
@@ -16560,7 +16574,7 @@
       </w:pPr>
       <w:r>
         <w:rPr>
-          <w:rStyle w:val="Style17"/>
+          <w:rStyle w:val="user2"/>
           <w:rFonts w:ascii="Liberation Serif" w:hAnsi="Liberation Serif"/>
           <w:b w:val="false"/>
           <w:bCs w:val="false"/>
@@ -16589,185 +16603,17 @@
       </w:r>
       <w:r>
         <w:rPr>
-          <w:rStyle w:val="Style17"/>
-          <w:rFonts w:ascii="Liberation Serif" w:hAnsi="Liberation Serif"/>
-          <w:b w:val="false"/>
-          <w:bCs w:val="false"/>
-          <w:i w:val="false"/>
-          <w:iCs w:val="false"/>
-          <w:sz w:val="28"/>
-          <w:szCs w:val="28"/>
-          <w:u w:val="none"/>
-        </w:rPr>
-        <w:t xml:space="preserve"> стадия </w:t>
-      </w:r>
-      <w:r>
-        <w:rPr>
-          <w:rStyle w:val="Style17"/>
-          <w:rFonts w:ascii="Liberation Serif" w:hAnsi="Liberation Serif"/>
-          <w:b w:val="false"/>
-          <w:bCs w:val="false"/>
-          <w:i w:val="false"/>
-          <w:iCs w:val="false"/>
-          <w:sz w:val="28"/>
-          <w:szCs w:val="28"/>
-          <w:u w:val="none"/>
-        </w:rPr>
-        <w:t>build</w:t>
-      </w:r>
-      <w:r>
-        <w:rPr>
-          <w:rStyle w:val="Style17"/>
-          <w:rFonts w:ascii="Liberation Serif" w:hAnsi="Liberation Serif"/>
-          <w:b w:val="false"/>
-          <w:bCs w:val="false"/>
-          <w:i w:val="false"/>
-          <w:iCs w:val="false"/>
-          <w:sz w:val="28"/>
-          <w:szCs w:val="28"/>
-          <w:u w:val="none"/>
-        </w:rPr>
-        <w:t xml:space="preserve"> собирает Docker-образы через DinD, стадия </w:t>
-      </w:r>
-      <w:r>
-        <w:rPr>
-          <w:rStyle w:val="Style17"/>
-          <w:rFonts w:ascii="Liberation Serif" w:hAnsi="Liberation Serif"/>
-          <w:b w:val="false"/>
-          <w:bCs w:val="false"/>
-          <w:i w:val="false"/>
-          <w:iCs w:val="false"/>
-          <w:sz w:val="28"/>
-          <w:szCs w:val="28"/>
-          <w:u w:val="none"/>
-        </w:rPr>
-        <w:t>push</w:t>
-      </w:r>
-      <w:r>
-        <w:rPr>
-          <w:rStyle w:val="Style17"/>
-          <w:rFonts w:ascii="Liberation Serif" w:hAnsi="Liberation Serif"/>
-          <w:b w:val="false"/>
-          <w:bCs w:val="false"/>
-          <w:i w:val="false"/>
-          <w:iCs w:val="false"/>
-          <w:sz w:val="28"/>
-          <w:szCs w:val="28"/>
-          <w:u w:val="none"/>
-        </w:rPr>
-        <w:t xml:space="preserve"> отправляет их в Nexus Docker Registry вместе с </w:t>
-      </w:r>
-      <w:r>
-        <w:rPr>
-          <w:rStyle w:val="Style17"/>
-          <w:rFonts w:ascii="Liberation Serif" w:hAnsi="Liberation Serif"/>
-          <w:b w:val="false"/>
-          <w:bCs w:val="false"/>
-          <w:i w:val="false"/>
-          <w:iCs w:val="false"/>
-          <w:sz w:val="28"/>
-          <w:szCs w:val="28"/>
-          <w:u w:val="none"/>
-        </w:rPr>
-        <w:t>docker-compose.yml</w:t>
-      </w:r>
-      <w:r>
-        <w:rPr>
-          <w:rStyle w:val="Style17"/>
-          <w:rFonts w:ascii="Liberation Serif" w:hAnsi="Liberation Serif"/>
-          <w:b w:val="false"/>
-          <w:bCs w:val="false"/>
-          <w:i w:val="false"/>
-          <w:iCs w:val="false"/>
-          <w:sz w:val="28"/>
-          <w:szCs w:val="28"/>
-          <w:u w:val="none"/>
-        </w:rPr>
-        <w:t xml:space="preserve">, а стадия </w:t>
-      </w:r>
-      <w:r>
-        <w:rPr>
-          <w:rStyle w:val="Style17"/>
-          <w:rFonts w:ascii="Liberation Serif" w:hAnsi="Liberation Serif"/>
-          <w:b w:val="false"/>
-          <w:bCs w:val="false"/>
-          <w:i w:val="false"/>
-          <w:iCs w:val="false"/>
-          <w:sz w:val="28"/>
-          <w:szCs w:val="28"/>
-          <w:u w:val="none"/>
-        </w:rPr>
-        <w:t>deploy</w:t>
-      </w:r>
-      <w:r>
-        <w:rPr>
-          <w:rStyle w:val="Style17"/>
-          <w:rFonts w:ascii="Liberation Serif" w:hAnsi="Liberation Serif"/>
-          <w:b w:val="false"/>
-          <w:bCs w:val="false"/>
-          <w:i w:val="false"/>
-          <w:iCs w:val="false"/>
-          <w:sz w:val="28"/>
-          <w:szCs w:val="28"/>
-          <w:u w:val="none"/>
-        </w:rPr>
-        <w:t xml:space="preserve"> выполняет </w:t>
-      </w:r>
-      <w:r>
-        <w:rPr>
-          <w:rStyle w:val="Style17"/>
-          <w:rFonts w:ascii="Liberation Serif" w:hAnsi="Liberation Serif"/>
-          <w:b w:val="false"/>
-          <w:bCs w:val="false"/>
-          <w:i w:val="false"/>
-          <w:iCs w:val="false"/>
-          <w:sz w:val="28"/>
-          <w:szCs w:val="28"/>
-          <w:u w:val="none"/>
-        </w:rPr>
-        <w:t>docker pull</w:t>
-      </w:r>
-      <w:r>
-        <w:rPr>
-          <w:rStyle w:val="Style17"/>
-          <w:rFonts w:ascii="Liberation Serif" w:hAnsi="Liberation Serif"/>
-          <w:b w:val="false"/>
-          <w:bCs w:val="false"/>
-          <w:i w:val="false"/>
-          <w:iCs w:val="false"/>
-          <w:sz w:val="28"/>
-          <w:szCs w:val="28"/>
-          <w:u w:val="none"/>
-        </w:rPr>
-        <w:t xml:space="preserve"> и </w:t>
-      </w:r>
-      <w:r>
-        <w:rPr>
-          <w:rStyle w:val="Style17"/>
-          <w:rFonts w:ascii="Liberation Serif" w:hAnsi="Liberation Serif"/>
-          <w:b w:val="false"/>
-          <w:bCs w:val="false"/>
-          <w:i w:val="false"/>
-          <w:iCs w:val="false"/>
-          <w:sz w:val="28"/>
-          <w:szCs w:val="28"/>
-          <w:u w:val="none"/>
-        </w:rPr>
-        <w:t>docker-compose up</w:t>
-      </w:r>
-      <w:r>
-        <w:rPr>
-          <w:rStyle w:val="Style17"/>
-          <w:rFonts w:ascii="Liberation Serif" w:hAnsi="Liberation Serif"/>
-          <w:b w:val="false"/>
-          <w:bCs w:val="false"/>
-          <w:i w:val="false"/>
-          <w:iCs w:val="false"/>
-          <w:sz w:val="28"/>
-          <w:szCs w:val="28"/>
-          <w:u w:val="none"/>
-        </w:rPr>
-        <w:t xml:space="preserve"> на целевом сервере. В </w:t>
+          <w:rStyle w:val="user2"/>
+          <w:rFonts w:ascii="Liberation Serif" w:hAnsi="Liberation Serif"/>
+          <w:b w:val="false"/>
+          <w:bCs w:val="false"/>
+          <w:i w:val="false"/>
+          <w:iCs w:val="false"/>
+          <w:sz w:val="28"/>
+          <w:szCs w:val="28"/>
+          <w:u w:val="none"/>
+        </w:rPr>
+        <w:t xml:space="preserve"> стадия build собирает Docker-образы через DinD, стадия push отправляет их в Nexus Docker Registry вместе с docker-compose.yml, а стадия deploy выполняет docker pull и docker-compose up на целевом сервере. В </w:t>
       </w:r>
       <w:r>
         <w:rPr>
@@ -16785,157 +16631,17 @@
       </w:r>
       <w:r>
         <w:rPr>
-          <w:rStyle w:val="Style17"/>
-          <w:rFonts w:ascii="Liberation Serif" w:hAnsi="Liberation Serif"/>
-          <w:b w:val="false"/>
-          <w:bCs w:val="false"/>
-          <w:i w:val="false"/>
-          <w:iCs w:val="false"/>
-          <w:sz w:val="28"/>
-          <w:szCs w:val="28"/>
-          <w:u w:val="none"/>
-        </w:rPr>
-        <w:t xml:space="preserve"> стадия </w:t>
-      </w:r>
-      <w:r>
-        <w:rPr>
-          <w:rStyle w:val="Style17"/>
-          <w:rFonts w:ascii="Liberation Serif" w:hAnsi="Liberation Serif"/>
-          <w:b w:val="false"/>
-          <w:bCs w:val="false"/>
-          <w:i w:val="false"/>
-          <w:iCs w:val="false"/>
-          <w:sz w:val="28"/>
-          <w:szCs w:val="28"/>
-          <w:u w:val="none"/>
-        </w:rPr>
-        <w:t>build</w:t>
-      </w:r>
-      <w:r>
-        <w:rPr>
-          <w:rStyle w:val="Style17"/>
-          <w:rFonts w:ascii="Liberation Serif" w:hAnsi="Liberation Serif"/>
-          <w:b w:val="false"/>
-          <w:bCs w:val="false"/>
-          <w:i w:val="false"/>
-          <w:iCs w:val="false"/>
-          <w:sz w:val="28"/>
-          <w:szCs w:val="28"/>
-          <w:u w:val="none"/>
-        </w:rPr>
-        <w:t xml:space="preserve"> выполняет стандартную компиляцию, стадия </w:t>
-      </w:r>
-      <w:r>
-        <w:rPr>
-          <w:rStyle w:val="Style17"/>
-          <w:rFonts w:ascii="Liberation Serif" w:hAnsi="Liberation Serif"/>
-          <w:b w:val="false"/>
-          <w:bCs w:val="false"/>
-          <w:i w:val="false"/>
-          <w:iCs w:val="false"/>
-          <w:sz w:val="28"/>
-          <w:szCs w:val="28"/>
-          <w:u w:val="none"/>
-        </w:rPr>
-        <w:t>push</w:t>
-      </w:r>
-      <w:r>
-        <w:rPr>
-          <w:rStyle w:val="Style17"/>
-          <w:rFonts w:ascii="Liberation Serif" w:hAnsi="Liberation Serif"/>
-          <w:b w:val="false"/>
-          <w:bCs w:val="false"/>
-          <w:i w:val="false"/>
-          <w:iCs w:val="false"/>
-          <w:sz w:val="28"/>
-          <w:szCs w:val="28"/>
-          <w:u w:val="none"/>
-        </w:rPr>
-        <w:t xml:space="preserve"> упаковывает артефакты в </w:t>
-      </w:r>
-      <w:r>
-        <w:rPr>
-          <w:rStyle w:val="Style17"/>
-          <w:rFonts w:ascii="Liberation Serif" w:hAnsi="Liberation Serif"/>
-          <w:b w:val="false"/>
-          <w:bCs w:val="false"/>
-          <w:i w:val="false"/>
-          <w:iCs w:val="false"/>
-          <w:sz w:val="28"/>
-          <w:szCs w:val="28"/>
-          <w:u w:val="none"/>
-        </w:rPr>
-        <w:t>.tar.gz</w:t>
-      </w:r>
-      <w:r>
-        <w:rPr>
-          <w:rStyle w:val="Style17"/>
-          <w:rFonts w:ascii="Liberation Serif" w:hAnsi="Liberation Serif"/>
-          <w:b w:val="false"/>
-          <w:bCs w:val="false"/>
-          <w:i w:val="false"/>
-          <w:iCs w:val="false"/>
-          <w:sz w:val="28"/>
-          <w:szCs w:val="28"/>
-          <w:u w:val="none"/>
-        </w:rPr>
-        <w:t xml:space="preserve"> и загружает в Raw-репозиторий Nexus через </w:t>
-      </w:r>
-      <w:r>
-        <w:rPr>
-          <w:rStyle w:val="Style17"/>
-          <w:rFonts w:ascii="Liberation Serif" w:hAnsi="Liberation Serif"/>
-          <w:b w:val="false"/>
-          <w:bCs w:val="false"/>
-          <w:i w:val="false"/>
-          <w:iCs w:val="false"/>
-          <w:sz w:val="28"/>
-          <w:szCs w:val="28"/>
-          <w:u w:val="none"/>
-        </w:rPr>
-        <w:t>curl</w:t>
-      </w:r>
-      <w:r>
-        <w:rPr>
-          <w:rStyle w:val="Style17"/>
-          <w:rFonts w:ascii="Liberation Serif" w:hAnsi="Liberation Serif"/>
-          <w:b w:val="false"/>
-          <w:bCs w:val="false"/>
-          <w:i w:val="false"/>
-          <w:iCs w:val="false"/>
-          <w:sz w:val="28"/>
-          <w:szCs w:val="28"/>
-          <w:u w:val="none"/>
-        </w:rPr>
-        <w:t xml:space="preserve">, а стадия </w:t>
-      </w:r>
-      <w:r>
-        <w:rPr>
-          <w:rStyle w:val="Style17"/>
-          <w:rFonts w:ascii="Liberation Serif" w:hAnsi="Liberation Serif"/>
-          <w:b w:val="false"/>
-          <w:bCs w:val="false"/>
-          <w:i w:val="false"/>
-          <w:iCs w:val="false"/>
-          <w:sz w:val="28"/>
-          <w:szCs w:val="28"/>
-          <w:u w:val="none"/>
-        </w:rPr>
-        <w:t>deploy</w:t>
-      </w:r>
-      <w:r>
-        <w:rPr>
-          <w:rStyle w:val="Style17"/>
-          <w:rFonts w:ascii="Liberation Serif" w:hAnsi="Liberation Serif"/>
-          <w:b w:val="false"/>
-          <w:bCs w:val="false"/>
-          <w:i w:val="false"/>
-          <w:iCs w:val="false"/>
-          <w:sz w:val="28"/>
-          <w:szCs w:val="28"/>
-          <w:u w:val="none"/>
-        </w:rPr>
-        <w:t xml:space="preserve"> скачивает архивы и запускает приложение непосредственно на сервере.</w:t>
+          <w:rStyle w:val="user2"/>
+          <w:rFonts w:ascii="Liberation Serif" w:hAnsi="Liberation Serif"/>
+          <w:b w:val="false"/>
+          <w:bCs w:val="false"/>
+          <w:i w:val="false"/>
+          <w:iCs w:val="false"/>
+          <w:sz w:val="28"/>
+          <w:szCs w:val="28"/>
+          <w:u w:val="none"/>
+        </w:rPr>
+        <w:t xml:space="preserve"> стадия build выполняет стандартную компиляцию, стадия push упаковывает артефакты в .tar.gz и загружает в Raw-репозиторий Nexus через curl, а стадия deploy скачивает архивы и запускает приложение непосредственно на сервере.</w:t>
       </w:r>
     </w:p>
     <w:p>
@@ -16947,7 +16653,7 @@
       </w:pPr>
       <w:r>
         <w:rPr>
-          <w:rStyle w:val="Style17"/>
+          <w:rStyle w:val="user2"/>
           <w:rFonts w:ascii="Liberation Serif" w:hAnsi="Liberation Serif"/>
           <w:b/>
           <w:bCs/>
@@ -16969,7 +16675,7 @@
       </w:pPr>
       <w:r>
         <w:rPr>
-          <w:rStyle w:val="Style17"/>
+          <w:rStyle w:val="user2"/>
           <w:rFonts w:ascii="Liberation Serif" w:hAnsi="Liberation Serif"/>
           <w:b w:val="false"/>
           <w:bCs w:val="false"/>
@@ -16980,35 +16686,7 @@
           <w:u w:val="none"/>
         </w:rPr>
         <w:tab/>
-        <w:t xml:space="preserve">Для подтверждения работоспособности платформы рассмотрим сценарий использования на примере проекта «task-manager» — </w:t>
-      </w:r>
-      <w:r>
-        <w:rPr>
-          <w:rStyle w:val="Style17"/>
-          <w:rFonts w:ascii="Liberation Serif" w:hAnsi="Liberation Serif"/>
-          <w:b w:val="false"/>
-          <w:bCs w:val="false"/>
-          <w:i w:val="false"/>
-          <w:iCs w:val="false"/>
-          <w:sz w:val="28"/>
-          <w:szCs w:val="28"/>
-          <w:u w:val="none"/>
-        </w:rPr>
-        <w:t>одностраничного</w:t>
-      </w:r>
-      <w:r>
-        <w:rPr>
-          <w:rStyle w:val="Style17"/>
-          <w:rFonts w:ascii="Liberation Serif" w:hAnsi="Liberation Serif"/>
-          <w:b w:val="false"/>
-          <w:bCs w:val="false"/>
-          <w:i w:val="false"/>
-          <w:iCs w:val="false"/>
-          <w:sz w:val="28"/>
-          <w:szCs w:val="28"/>
-          <w:u w:val="none"/>
-        </w:rPr>
-        <w:t xml:space="preserve"> веб-приложения для управления задачами, реализованного на стеке Java + Angular + PostgreSQL с Docker-контейнеризацией.</w:t>
+        <w:t>Для подтверждения работоспособности платформы рассмотрим сценарий использования на примере проекта «task-manager» — одностраничного веб-приложения для управления задачами, реализованного на стеке Java + Angular + PostgreSQL с Docker-контейнеризацией.</w:t>
       </w:r>
     </w:p>
     <w:p>
@@ -17020,7 +16698,7 @@
       </w:pPr>
       <w:r>
         <w:rPr>
-          <w:rStyle w:val="Style17"/>
+          <w:rStyle w:val="user2"/>
           <w:rFonts w:ascii="Liberation Serif" w:hAnsi="Liberation Serif"/>
           <w:b w:val="false"/>
           <w:bCs w:val="false"/>
@@ -17031,63 +16709,7 @@
           <w:u w:val="none"/>
         </w:rPr>
         <w:tab/>
-        <w:t xml:space="preserve">После регистрации на платформе и создания проекта с указанным стеком в GitLab автоматически создаётся репозиторий с начальной структурой файлов, включая </w:t>
-      </w:r>
-      <w:r>
-        <w:rPr>
-          <w:rStyle w:val="Style17"/>
-          <w:rFonts w:ascii="Liberation Serif" w:hAnsi="Liberation Serif"/>
-          <w:b w:val="false"/>
-          <w:bCs w:val="false"/>
-          <w:i w:val="false"/>
-          <w:iCs w:val="false"/>
-          <w:sz w:val="28"/>
-          <w:szCs w:val="28"/>
-          <w:u w:val="none"/>
-        </w:rPr>
-        <w:t>.gitlab-ci.yml</w:t>
-      </w:r>
-      <w:r>
-        <w:rPr>
-          <w:rStyle w:val="Style17"/>
-          <w:rFonts w:ascii="Liberation Serif" w:hAnsi="Liberation Serif"/>
-          <w:b w:val="false"/>
-          <w:bCs w:val="false"/>
-          <w:i w:val="false"/>
-          <w:iCs w:val="false"/>
-          <w:sz w:val="28"/>
-          <w:szCs w:val="28"/>
-          <w:u w:val="none"/>
-        </w:rPr>
-        <w:t xml:space="preserve"> по шаблону </w:t>
-      </w:r>
-      <w:r>
-        <w:rPr>
-          <w:rStyle w:val="Style17"/>
-          <w:rFonts w:ascii="Liberation Serif" w:hAnsi="Liberation Serif"/>
-          <w:b w:val="false"/>
-          <w:bCs w:val="false"/>
-          <w:i w:val="false"/>
-          <w:iCs w:val="false"/>
-          <w:sz w:val="28"/>
-          <w:szCs w:val="28"/>
-          <w:u w:val="none"/>
-        </w:rPr>
-        <w:t>java-angular-docker.yml</w:t>
-      </w:r>
-      <w:r>
-        <w:rPr>
-          <w:rStyle w:val="Style17"/>
-          <w:rFonts w:ascii="Liberation Serif" w:hAnsi="Liberation Serif"/>
-          <w:b w:val="false"/>
-          <w:bCs w:val="false"/>
-          <w:i w:val="false"/>
-          <w:iCs w:val="false"/>
-          <w:sz w:val="28"/>
-          <w:szCs w:val="28"/>
-          <w:u w:val="none"/>
-        </w:rPr>
-        <w:t xml:space="preserve">. </w:t>
+        <w:t xml:space="preserve">После регистрации на платформе и создания проекта с указанным стеком в GitLab автоматически создаётся репозиторий с начальной структурой файлов, включая .gitlab-ci.yml по шаблону java-angular-docker.yml. </w:t>
       </w:r>
     </w:p>
     <w:p>
@@ -17099,7 +16721,7 @@
       </w:pPr>
       <w:r>
         <w:drawing>
-          <wp:anchor behindDoc="0" distT="0" distB="0" distL="0" distR="0" simplePos="0" locked="0" layoutInCell="0" allowOverlap="1" relativeHeight="17">
+          <wp:anchor behindDoc="0" distT="0" distB="0" distL="0" distR="0" simplePos="0" locked="0" layoutInCell="0" allowOverlap="1" relativeHeight="16">
             <wp:simplePos x="0" y="0"/>
             <wp:positionH relativeFrom="column">
               <wp:align>center</wp:align>
@@ -17147,7 +16769,7 @@
       </w:r>
       <w:r>
         <w:rPr>
-          <w:rStyle w:val="Style17"/>
+          <w:rStyle w:val="user2"/>
           <w:rFonts w:ascii="Liberation Serif" w:hAnsi="Liberation Serif"/>
           <w:b w:val="false"/>
           <w:bCs w:val="false"/>
@@ -17166,20 +16788,29 @@
         <w:spacing w:lineRule="auto" w:line="360"/>
         <w:jc w:val="center"/>
         <w:rPr>
-          <w:rStyle w:val="Style17"/>
-          <w:rFonts w:ascii="Liberation Serif" w:hAnsi="Liberation Serif"/>
-          <w:b w:val="false"/>
-          <w:bCs w:val="false"/>
-          <w:i w:val="false"/>
-          <w:i w:val="false"/>
-          <w:iCs w:val="false"/>
-          <w:sz w:val="28"/>
-          <w:szCs w:val="28"/>
-          <w:u w:val="none"/>
-        </w:rPr>
-      </w:pPr>
-      <w:r>
-        <w:rPr/>
+          <w:rStyle w:val="user2"/>
+          <w:rFonts w:ascii="Liberation Serif" w:hAnsi="Liberation Serif"/>
+          <w:b w:val="false"/>
+          <w:bCs w:val="false"/>
+          <w:i w:val="false"/>
+          <w:i w:val="false"/>
+          <w:iCs w:val="false"/>
+          <w:sz w:val="28"/>
+          <w:szCs w:val="28"/>
+          <w:u w:val="none"/>
+        </w:rPr>
+      </w:pPr>
+      <w:r>
+        <w:rPr>
+          <w:rFonts w:ascii="Liberation Serif" w:hAnsi="Liberation Serif"/>
+          <w:b w:val="false"/>
+          <w:bCs w:val="false"/>
+          <w:i w:val="false"/>
+          <w:iCs w:val="false"/>
+          <w:sz w:val="28"/>
+          <w:szCs w:val="28"/>
+          <w:u w:val="none"/>
+        </w:rPr>
       </w:r>
     </w:p>
     <w:p>
@@ -17191,7 +16822,7 @@
       </w:pPr>
       <w:r>
         <w:rPr>
-          <w:rStyle w:val="Style17"/>
+          <w:rStyle w:val="user2"/>
           <w:rFonts w:ascii="Liberation Serif" w:hAnsi="Liberation Serif"/>
           <w:b w:val="false"/>
           <w:bCs w:val="false"/>
@@ -17202,35 +16833,7 @@
           <w:u w:val="none"/>
         </w:rPr>
         <w:tab/>
-        <w:t xml:space="preserve">После отправки кода запускается конвейер из пяти стадий. На стадии </w:t>
-      </w:r>
-      <w:r>
-        <w:rPr>
-          <w:rStyle w:val="Style17"/>
-          <w:rFonts w:ascii="Liberation Serif" w:hAnsi="Liberation Serif"/>
-          <w:b w:val="false"/>
-          <w:bCs w:val="false"/>
-          <w:i w:val="false"/>
-          <w:iCs w:val="false"/>
-          <w:sz w:val="28"/>
-          <w:szCs w:val="28"/>
-          <w:u w:val="none"/>
-        </w:rPr>
-        <w:t>build</w:t>
-      </w:r>
-      <w:r>
-        <w:rPr>
-          <w:rStyle w:val="Style17"/>
-          <w:rFonts w:ascii="Liberation Serif" w:hAnsi="Liberation Serif"/>
-          <w:b w:val="false"/>
-          <w:bCs w:val="false"/>
-          <w:i w:val="false"/>
-          <w:iCs w:val="false"/>
-          <w:sz w:val="28"/>
-          <w:szCs w:val="28"/>
-          <w:u w:val="none"/>
-        </w:rPr>
-        <w:t xml:space="preserve"> параллельно выполняются три задания: сборка Java-проекта утилитой Maven для последующего анализа SonarQube и сборка Docker-образов бэкенда и фронтенда через Docker-in-Docker. Каждый образ тегируется уникальным идентификатором, включающим адрес Nexus Docker Registry и номер пайплайна.</w:t>
+        <w:t>После отправки кода запускается конвейер из пяти стадий. На стадии build параллельно выполняются три задания: сборка Java-проекта утилитой Maven для последующего анализа SonarQube и сборка Docker-образов бэкенда и фронтенда через Docker-in-Docker. Каждый образ тегируется уникальным идентификатором, включающим адрес Nexus Docker Registry и номер пайплайна.</w:t>
       </w:r>
     </w:p>
     <w:p>
@@ -17242,7 +16845,7 @@
       </w:pPr>
       <w:r>
         <w:rPr>
-          <w:rStyle w:val="Style17"/>
+          <w:rStyle w:val="user2"/>
           <w:rFonts w:ascii="Liberation Serif" w:hAnsi="Liberation Serif"/>
           <w:b w:val="false"/>
           <w:bCs w:val="false"/>
@@ -17269,7 +16872,7 @@
       </w:r>
       <w:r>
         <w:rPr>
-          <w:rStyle w:val="Style17"/>
+          <w:rStyle w:val="user2"/>
           <w:rFonts w:ascii="Liberation Serif" w:hAnsi="Liberation Serif"/>
           <w:b w:val="false"/>
           <w:bCs w:val="false"/>
@@ -17301,22 +16904,31 @@
         <w:spacing w:lineRule="auto" w:line="360"/>
         <w:jc w:val="both"/>
         <w:rPr>
-          <w:rStyle w:val="Style17"/>
-          <w:rFonts w:ascii="Liberation Serif" w:hAnsi="Liberation Serif"/>
-          <w:b w:val="false"/>
-          <w:bCs w:val="false"/>
-          <w:i w:val="false"/>
-          <w:i w:val="false"/>
-          <w:iCs w:val="false"/>
-          <w:sz w:val="28"/>
-          <w:szCs w:val="28"/>
-          <w:u w:val="none"/>
-        </w:rPr>
-      </w:pPr>
-      <w:r>
-        <w:rPr/>
+          <w:rStyle w:val="user2"/>
+          <w:rFonts w:ascii="Liberation Serif" w:hAnsi="Liberation Serif"/>
+          <w:b w:val="false"/>
+          <w:bCs w:val="false"/>
+          <w:i w:val="false"/>
+          <w:i w:val="false"/>
+          <w:iCs w:val="false"/>
+          <w:sz w:val="28"/>
+          <w:szCs w:val="28"/>
+          <w:u w:val="none"/>
+        </w:rPr>
+      </w:pPr>
+      <w:r>
+        <w:rPr>
+          <w:rFonts w:ascii="Liberation Serif" w:hAnsi="Liberation Serif"/>
+          <w:b w:val="false"/>
+          <w:bCs w:val="false"/>
+          <w:i w:val="false"/>
+          <w:iCs w:val="false"/>
+          <w:sz w:val="28"/>
+          <w:szCs w:val="28"/>
+          <w:u w:val="none"/>
+        </w:rPr>
         <w:drawing>
-          <wp:anchor behindDoc="0" distT="0" distB="0" distL="0" distR="0" simplePos="0" locked="0" layoutInCell="0" allowOverlap="1" relativeHeight="18">
+          <wp:anchor behindDoc="0" distT="0" distB="0" distL="0" distR="0" simplePos="0" locked="0" layoutInCell="0" allowOverlap="1" relativeHeight="17">
             <wp:simplePos x="0" y="0"/>
             <wp:positionH relativeFrom="column">
               <wp:posOffset>618490</wp:posOffset>
@@ -17369,20 +16981,29 @@
         <w:spacing w:lineRule="auto" w:line="360"/>
         <w:jc w:val="both"/>
         <w:rPr>
-          <w:rStyle w:val="Style17"/>
-          <w:rFonts w:ascii="Liberation Serif" w:hAnsi="Liberation Serif"/>
-          <w:b w:val="false"/>
-          <w:bCs w:val="false"/>
-          <w:i w:val="false"/>
-          <w:i w:val="false"/>
-          <w:iCs w:val="false"/>
-          <w:sz w:val="28"/>
-          <w:szCs w:val="28"/>
-          <w:u w:val="none"/>
-        </w:rPr>
-      </w:pPr>
-      <w:r>
-        <w:rPr/>
+          <w:rStyle w:val="user2"/>
+          <w:rFonts w:ascii="Liberation Serif" w:hAnsi="Liberation Serif"/>
+          <w:b w:val="false"/>
+          <w:bCs w:val="false"/>
+          <w:i w:val="false"/>
+          <w:i w:val="false"/>
+          <w:iCs w:val="false"/>
+          <w:sz w:val="28"/>
+          <w:szCs w:val="28"/>
+          <w:u w:val="none"/>
+        </w:rPr>
+      </w:pPr>
+      <w:r>
+        <w:rPr>
+          <w:rFonts w:ascii="Liberation Serif" w:hAnsi="Liberation Serif"/>
+          <w:b w:val="false"/>
+          <w:bCs w:val="false"/>
+          <w:i w:val="false"/>
+          <w:iCs w:val="false"/>
+          <w:sz w:val="28"/>
+          <w:szCs w:val="28"/>
+          <w:u w:val="none"/>
+        </w:rPr>
       </w:r>
     </w:p>
     <w:p>
@@ -17391,20 +17012,29 @@
         <w:spacing w:lineRule="auto" w:line="360"/>
         <w:jc w:val="both"/>
         <w:rPr>
-          <w:rStyle w:val="Style17"/>
-          <w:rFonts w:ascii="Liberation Serif" w:hAnsi="Liberation Serif"/>
-          <w:b w:val="false"/>
-          <w:bCs w:val="false"/>
-          <w:i w:val="false"/>
-          <w:i w:val="false"/>
-          <w:iCs w:val="false"/>
-          <w:sz w:val="28"/>
-          <w:szCs w:val="28"/>
-          <w:u w:val="none"/>
-        </w:rPr>
-      </w:pPr>
-      <w:r>
-        <w:rPr/>
+          <w:rStyle w:val="user2"/>
+          <w:rFonts w:ascii="Liberation Serif" w:hAnsi="Liberation Serif"/>
+          <w:b w:val="false"/>
+          <w:bCs w:val="false"/>
+          <w:i w:val="false"/>
+          <w:i w:val="false"/>
+          <w:iCs w:val="false"/>
+          <w:sz w:val="28"/>
+          <w:szCs w:val="28"/>
+          <w:u w:val="none"/>
+        </w:rPr>
+      </w:pPr>
+      <w:r>
+        <w:rPr>
+          <w:rFonts w:ascii="Liberation Serif" w:hAnsi="Liberation Serif"/>
+          <w:b w:val="false"/>
+          <w:bCs w:val="false"/>
+          <w:i w:val="false"/>
+          <w:iCs w:val="false"/>
+          <w:sz w:val="28"/>
+          <w:szCs w:val="28"/>
+          <w:u w:val="none"/>
+        </w:rPr>
       </w:r>
     </w:p>
     <w:p>
@@ -17413,20 +17043,29 @@
         <w:spacing w:lineRule="auto" w:line="360"/>
         <w:jc w:val="both"/>
         <w:rPr>
-          <w:rStyle w:val="Style17"/>
-          <w:rFonts w:ascii="Liberation Serif" w:hAnsi="Liberation Serif"/>
-          <w:b w:val="false"/>
-          <w:bCs w:val="false"/>
-          <w:i w:val="false"/>
-          <w:i w:val="false"/>
-          <w:iCs w:val="false"/>
-          <w:sz w:val="28"/>
-          <w:szCs w:val="28"/>
-          <w:u w:val="none"/>
-        </w:rPr>
-      </w:pPr>
-      <w:r>
-        <w:rPr/>
+          <w:rStyle w:val="user2"/>
+          <w:rFonts w:ascii="Liberation Serif" w:hAnsi="Liberation Serif"/>
+          <w:b w:val="false"/>
+          <w:bCs w:val="false"/>
+          <w:i w:val="false"/>
+          <w:i w:val="false"/>
+          <w:iCs w:val="false"/>
+          <w:sz w:val="28"/>
+          <w:szCs w:val="28"/>
+          <w:u w:val="none"/>
+        </w:rPr>
+      </w:pPr>
+      <w:r>
+        <w:rPr>
+          <w:rFonts w:ascii="Liberation Serif" w:hAnsi="Liberation Serif"/>
+          <w:b w:val="false"/>
+          <w:bCs w:val="false"/>
+          <w:i w:val="false"/>
+          <w:iCs w:val="false"/>
+          <w:sz w:val="28"/>
+          <w:szCs w:val="28"/>
+          <w:u w:val="none"/>
+        </w:rPr>
       </w:r>
     </w:p>
     <w:p>
@@ -17435,20 +17074,29 @@
         <w:spacing w:lineRule="auto" w:line="360"/>
         <w:jc w:val="both"/>
         <w:rPr>
-          <w:rStyle w:val="Style17"/>
-          <w:rFonts w:ascii="Liberation Serif" w:hAnsi="Liberation Serif"/>
-          <w:b w:val="false"/>
-          <w:bCs w:val="false"/>
-          <w:i w:val="false"/>
-          <w:i w:val="false"/>
-          <w:iCs w:val="false"/>
-          <w:sz w:val="28"/>
-          <w:szCs w:val="28"/>
-          <w:u w:val="none"/>
-        </w:rPr>
-      </w:pPr>
-      <w:r>
-        <w:rPr/>
+          <w:rStyle w:val="user2"/>
+          <w:rFonts w:ascii="Liberation Serif" w:hAnsi="Liberation Serif"/>
+          <w:b w:val="false"/>
+          <w:bCs w:val="false"/>
+          <w:i w:val="false"/>
+          <w:i w:val="false"/>
+          <w:iCs w:val="false"/>
+          <w:sz w:val="28"/>
+          <w:szCs w:val="28"/>
+          <w:u w:val="none"/>
+        </w:rPr>
+      </w:pPr>
+      <w:r>
+        <w:rPr>
+          <w:rFonts w:ascii="Liberation Serif" w:hAnsi="Liberation Serif"/>
+          <w:b w:val="false"/>
+          <w:bCs w:val="false"/>
+          <w:i w:val="false"/>
+          <w:iCs w:val="false"/>
+          <w:sz w:val="28"/>
+          <w:szCs w:val="28"/>
+          <w:u w:val="none"/>
+        </w:rPr>
       </w:r>
     </w:p>
     <w:p>
@@ -17457,20 +17105,29 @@
         <w:spacing w:lineRule="auto" w:line="360"/>
         <w:jc w:val="both"/>
         <w:rPr>
-          <w:rStyle w:val="Style17"/>
-          <w:rFonts w:ascii="Liberation Serif" w:hAnsi="Liberation Serif"/>
-          <w:b w:val="false"/>
-          <w:bCs w:val="false"/>
-          <w:i w:val="false"/>
-          <w:i w:val="false"/>
-          <w:iCs w:val="false"/>
-          <w:sz w:val="28"/>
-          <w:szCs w:val="28"/>
-          <w:u w:val="none"/>
-        </w:rPr>
-      </w:pPr>
-      <w:r>
-        <w:rPr/>
+          <w:rStyle w:val="user2"/>
+          <w:rFonts w:ascii="Liberation Serif" w:hAnsi="Liberation Serif"/>
+          <w:b w:val="false"/>
+          <w:bCs w:val="false"/>
+          <w:i w:val="false"/>
+          <w:i w:val="false"/>
+          <w:iCs w:val="false"/>
+          <w:sz w:val="28"/>
+          <w:szCs w:val="28"/>
+          <w:u w:val="none"/>
+        </w:rPr>
+      </w:pPr>
+      <w:r>
+        <w:rPr>
+          <w:rFonts w:ascii="Liberation Serif" w:hAnsi="Liberation Serif"/>
+          <w:b w:val="false"/>
+          <w:bCs w:val="false"/>
+          <w:i w:val="false"/>
+          <w:iCs w:val="false"/>
+          <w:sz w:val="28"/>
+          <w:szCs w:val="28"/>
+          <w:u w:val="none"/>
+        </w:rPr>
       </w:r>
     </w:p>
     <w:p>
@@ -17479,20 +17136,29 @@
         <w:spacing w:lineRule="auto" w:line="360"/>
         <w:jc w:val="both"/>
         <w:rPr>
-          <w:rStyle w:val="Style17"/>
-          <w:rFonts w:ascii="Liberation Serif" w:hAnsi="Liberation Serif"/>
-          <w:b w:val="false"/>
-          <w:bCs w:val="false"/>
-          <w:i w:val="false"/>
-          <w:i w:val="false"/>
-          <w:iCs w:val="false"/>
-          <w:sz w:val="28"/>
-          <w:szCs w:val="28"/>
-          <w:u w:val="none"/>
-        </w:rPr>
-      </w:pPr>
-      <w:r>
-        <w:rPr/>
+          <w:rStyle w:val="user2"/>
+          <w:rFonts w:ascii="Liberation Serif" w:hAnsi="Liberation Serif"/>
+          <w:b w:val="false"/>
+          <w:bCs w:val="false"/>
+          <w:i w:val="false"/>
+          <w:i w:val="false"/>
+          <w:iCs w:val="false"/>
+          <w:sz w:val="28"/>
+          <w:szCs w:val="28"/>
+          <w:u w:val="none"/>
+        </w:rPr>
+      </w:pPr>
+      <w:r>
+        <w:rPr>
+          <w:rFonts w:ascii="Liberation Serif" w:hAnsi="Liberation Serif"/>
+          <w:b w:val="false"/>
+          <w:bCs w:val="false"/>
+          <w:i w:val="false"/>
+          <w:iCs w:val="false"/>
+          <w:sz w:val="28"/>
+          <w:szCs w:val="28"/>
+          <w:u w:val="none"/>
+        </w:rPr>
       </w:r>
     </w:p>
     <w:p>
@@ -17504,7 +17170,7 @@
       </w:pPr>
       <w:r>
         <w:rPr>
-          <w:rStyle w:val="Style17"/>
+          <w:rStyle w:val="user2"/>
           <w:rFonts w:ascii="Liberation Serif" w:hAnsi="Liberation Serif"/>
           <w:b w:val="false"/>
           <w:bCs w:val="false"/>
@@ -17584,7 +17250,7 @@
       </w:r>
       <w:r>
         <w:rPr>
-          <w:rStyle w:val="Style17"/>
+          <w:rStyle w:val="user2"/>
           <w:rFonts w:ascii="Liberation Serif" w:hAnsi="Liberation Serif"/>
           <w:b w:val="false"/>
           <w:bCs w:val="false"/>
@@ -17613,7 +17279,7 @@
       </w:r>
       <w:r>
         <w:rPr>
-          <w:rStyle w:val="Style17"/>
+          <w:rStyle w:val="user2"/>
           <w:rFonts w:ascii="Liberation Serif" w:hAnsi="Liberation Serif"/>
           <w:b w:val="false"/>
           <w:bCs w:val="false"/>
@@ -17661,7 +17327,7 @@
       </w:pPr>
       <w:r>
         <w:drawing>
-          <wp:anchor behindDoc="0" distT="0" distB="0" distL="0" distR="0" simplePos="0" locked="0" layoutInCell="0" allowOverlap="1" relativeHeight="19">
+          <wp:anchor behindDoc="0" distT="0" distB="0" distL="0" distR="0" simplePos="0" locked="0" layoutInCell="0" allowOverlap="1" relativeHeight="18">
             <wp:simplePos x="0" y="0"/>
             <wp:positionH relativeFrom="column">
               <wp:align>center</wp:align>
@@ -17808,7 +17474,7 @@
       </w:pPr>
       <w:r>
         <w:drawing>
-          <wp:anchor behindDoc="0" distT="0" distB="0" distL="0" distR="0" simplePos="0" locked="0" layoutInCell="0" allowOverlap="1" relativeHeight="20">
+          <wp:anchor behindDoc="0" distT="0" distB="0" distL="0" distR="0" simplePos="0" locked="0" layoutInCell="0" allowOverlap="1" relativeHeight="19">
             <wp:simplePos x="0" y="0"/>
             <wp:positionH relativeFrom="column">
               <wp:align>center</wp:align>
@@ -17936,7 +17602,7 @@
       </w:r>
       <w:r>
         <w:rPr>
-          <w:rStyle w:val="Style17"/>
+          <w:rStyle w:val="user2"/>
           <w:rFonts w:ascii="Liberation Serif" w:hAnsi="Liberation Serif"/>
           <w:b w:val="false"/>
           <w:bCs w:val="false"/>
@@ -17965,7 +17631,7 @@
       </w:r>
       <w:r>
         <w:rPr>
-          <w:rStyle w:val="Style17"/>
+          <w:rStyle w:val="user2"/>
           <w:rFonts w:ascii="Liberation Serif" w:hAnsi="Liberation Serif"/>
           <w:b w:val="false"/>
           <w:bCs w:val="false"/>
@@ -17994,7 +17660,7 @@
       </w:r>
       <w:r>
         <w:rPr>
-          <w:rStyle w:val="Style17"/>
+          <w:rStyle w:val="user2"/>
           <w:rFonts w:ascii="Liberation Serif" w:hAnsi="Liberation Serif"/>
           <w:b w:val="false"/>
           <w:bCs w:val="false"/>
@@ -18042,7 +17708,7 @@
       </w:pPr>
       <w:r>
         <w:drawing>
-          <wp:anchor behindDoc="0" distT="0" distB="0" distL="0" distR="0" simplePos="0" locked="0" layoutInCell="0" allowOverlap="1" relativeHeight="21">
+          <wp:anchor behindDoc="0" distT="0" distB="0" distL="0" distR="0" simplePos="0" locked="0" layoutInCell="0" allowOverlap="1" relativeHeight="20">
             <wp:simplePos x="0" y="0"/>
             <wp:positionH relativeFrom="column">
               <wp:align>center</wp:align>
@@ -18106,224 +17772,525 @@
     <w:p>
       <w:pPr>
         <w:pStyle w:val="Heading1"/>
-        <w:spacing w:lineRule="auto" w:line="360" w:before="0" w:after="0"/>
+        <w:spacing w:before="0" w:after="0"/>
         <w:jc w:val="center"/>
         <w:rPr>
           <w:rFonts w:ascii="Liberation Serif" w:hAnsi="Liberation Serif"/>
-          <w:b w:val="false"/>
-          <w:bCs w:val="false"/>
-          <w:i w:val="false"/>
-          <w:i w:val="false"/>
-          <w:iCs w:val="false"/>
-          <w:color w:themeColor="accent1" w:themeShade="bf" w:val="FFFFFF"/>
-          <w:sz w:val="28"/>
-          <w:szCs w:val="28"/>
-          <w:u w:val="none"/>
-        </w:rPr>
-      </w:pPr>
-      <w:r>
-        <w:rPr>
-          <w:rFonts w:ascii="Liberation Serif" w:hAnsi="Liberation Serif"/>
-          <w:b w:val="false"/>
-          <w:bCs w:val="false"/>
-          <w:i w:val="false"/>
-          <w:iCs w:val="false"/>
-          <w:color w:themeColor="accent1" w:themeShade="bf" w:val="FFFFFF"/>
-          <w:sz w:val="28"/>
-          <w:szCs w:val="28"/>
-          <w:u w:val="none"/>
-        </w:rPr>
-      </w:r>
-    </w:p>
-    <w:p>
-      <w:pPr>
-        <w:pStyle w:val="Heading1"/>
-        <w:spacing w:lineRule="auto" w:line="360" w:before="0" w:after="0"/>
+          <w:color w:val="FFFFFF"/>
+        </w:rPr>
+      </w:pPr>
+      <w:r>
+        <w:rPr>
+          <w:rFonts w:ascii="Liberation Serif" w:hAnsi="Liberation Serif"/>
+          <w:b/>
+          <w:bCs/>
+          <w:color w:val="FFFFFF"/>
+          <w:sz w:val="28"/>
+          <w:szCs w:val="28"/>
+        </w:rPr>
+      </w:r>
+    </w:p>
+    <w:p>
+      <w:pPr>
+        <w:pStyle w:val="Normal"/>
+        <w:spacing w:before="0" w:after="0"/>
         <w:jc w:val="center"/>
         <w:rPr>
           <w:rFonts w:ascii="Liberation Serif" w:hAnsi="Liberation Serif"/>
-          <w:b w:val="false"/>
-          <w:bCs w:val="false"/>
-          <w:i w:val="false"/>
-          <w:i w:val="false"/>
-          <w:iCs w:val="false"/>
-          <w:color w:themeColor="accent1" w:themeShade="bf" w:val="FFFFFF"/>
-          <w:sz w:val="28"/>
-          <w:szCs w:val="28"/>
-          <w:u w:val="none"/>
-        </w:rPr>
-      </w:pPr>
-      <w:r>
-        <w:rPr>
-          <w:rFonts w:ascii="Liberation Serif" w:hAnsi="Liberation Serif"/>
-          <w:b w:val="false"/>
-          <w:bCs w:val="false"/>
-          <w:i w:val="false"/>
-          <w:iCs w:val="false"/>
-          <w:color w:themeColor="accent1" w:themeShade="bf" w:val="FFFFFF"/>
-          <w:sz w:val="28"/>
-          <w:szCs w:val="28"/>
-          <w:u w:val="none"/>
-        </w:rPr>
-      </w:r>
-    </w:p>
-    <w:p>
-      <w:pPr>
-        <w:pStyle w:val="Heading1"/>
-        <w:spacing w:lineRule="auto" w:line="360" w:before="0" w:after="0"/>
+          <w:color w:val="FFFFFF"/>
+        </w:rPr>
+      </w:pPr>
+      <w:r>
+        <w:rPr>
+          <w:rFonts w:ascii="Liberation Serif" w:hAnsi="Liberation Serif"/>
+          <w:b/>
+          <w:bCs/>
+          <w:color w:val="FFFFFF"/>
+          <w:sz w:val="28"/>
+          <w:szCs w:val="28"/>
+        </w:rPr>
+      </w:r>
+    </w:p>
+    <w:p>
+      <w:pPr>
+        <w:pStyle w:val="Normal"/>
+        <w:spacing w:before="0" w:after="0"/>
         <w:jc w:val="center"/>
         <w:rPr>
           <w:rFonts w:ascii="Liberation Serif" w:hAnsi="Liberation Serif"/>
-          <w:b w:val="false"/>
-          <w:bCs w:val="false"/>
-          <w:i w:val="false"/>
-          <w:i w:val="false"/>
-          <w:iCs w:val="false"/>
-          <w:color w:themeColor="accent1" w:themeShade="bf" w:val="FFFFFF"/>
-          <w:sz w:val="28"/>
-          <w:szCs w:val="28"/>
-          <w:u w:val="none"/>
-        </w:rPr>
-      </w:pPr>
-      <w:r>
-        <w:rPr>
-          <w:rFonts w:ascii="Liberation Serif" w:hAnsi="Liberation Serif"/>
-          <w:b w:val="false"/>
-          <w:bCs w:val="false"/>
-          <w:i w:val="false"/>
-          <w:iCs w:val="false"/>
-          <w:color w:themeColor="accent1" w:themeShade="bf" w:val="FFFFFF"/>
-          <w:sz w:val="28"/>
-          <w:szCs w:val="28"/>
-          <w:u w:val="none"/>
-        </w:rPr>
-      </w:r>
-    </w:p>
-    <w:p>
-      <w:pPr>
-        <w:pStyle w:val="Heading1"/>
-        <w:spacing w:lineRule="auto" w:line="360" w:before="0" w:after="0"/>
+          <w:color w:val="FFFFFF"/>
+        </w:rPr>
+      </w:pPr>
+      <w:r>
+        <w:rPr>
+          <w:rFonts w:ascii="Liberation Serif" w:hAnsi="Liberation Serif"/>
+          <w:b/>
+          <w:bCs/>
+          <w:color w:val="FFFFFF"/>
+          <w:sz w:val="28"/>
+          <w:szCs w:val="28"/>
+        </w:rPr>
+      </w:r>
+    </w:p>
+    <w:p>
+      <w:pPr>
+        <w:pStyle w:val="Normal"/>
+        <w:spacing w:before="0" w:after="0"/>
         <w:jc w:val="center"/>
         <w:rPr>
           <w:rFonts w:ascii="Liberation Serif" w:hAnsi="Liberation Serif"/>
-          <w:b w:val="false"/>
-          <w:bCs w:val="false"/>
-          <w:i w:val="false"/>
-          <w:i w:val="false"/>
-          <w:iCs w:val="false"/>
-          <w:color w:themeColor="accent1" w:themeShade="bf" w:val="FFFFFF"/>
-          <w:sz w:val="28"/>
-          <w:szCs w:val="28"/>
-          <w:u w:val="none"/>
-        </w:rPr>
-      </w:pPr>
-      <w:r>
-        <w:rPr>
-          <w:rFonts w:ascii="Liberation Serif" w:hAnsi="Liberation Serif"/>
-          <w:b w:val="false"/>
-          <w:bCs w:val="false"/>
-          <w:i w:val="false"/>
-          <w:iCs w:val="false"/>
-          <w:color w:themeColor="accent1" w:themeShade="bf" w:val="FFFFFF"/>
-          <w:sz w:val="28"/>
-          <w:szCs w:val="28"/>
-          <w:u w:val="none"/>
-        </w:rPr>
-      </w:r>
-    </w:p>
-    <w:p>
-      <w:pPr>
-        <w:pStyle w:val="Heading1"/>
-        <w:spacing w:lineRule="auto" w:line="360" w:before="0" w:after="0"/>
+          <w:color w:val="FFFFFF"/>
+        </w:rPr>
+      </w:pPr>
+      <w:r>
+        <w:rPr>
+          <w:rFonts w:ascii="Liberation Serif" w:hAnsi="Liberation Serif"/>
+          <w:b/>
+          <w:bCs/>
+          <w:color w:val="FFFFFF"/>
+          <w:sz w:val="28"/>
+          <w:szCs w:val="28"/>
+        </w:rPr>
+      </w:r>
+    </w:p>
+    <w:p>
+      <w:pPr>
+        <w:pStyle w:val="Normal"/>
+        <w:spacing w:before="0" w:after="0"/>
         <w:jc w:val="center"/>
         <w:rPr>
           <w:rFonts w:ascii="Liberation Serif" w:hAnsi="Liberation Serif"/>
-          <w:b w:val="false"/>
-          <w:bCs w:val="false"/>
-          <w:i w:val="false"/>
-          <w:i w:val="false"/>
-          <w:iCs w:val="false"/>
-          <w:color w:themeColor="accent1" w:themeShade="bf" w:val="FFFFFF"/>
-          <w:sz w:val="28"/>
-          <w:szCs w:val="28"/>
-          <w:u w:val="none"/>
-        </w:rPr>
-      </w:pPr>
-      <w:r>
-        <w:rPr>
-          <w:rFonts w:ascii="Liberation Serif" w:hAnsi="Liberation Serif"/>
-          <w:b w:val="false"/>
-          <w:bCs w:val="false"/>
-          <w:i w:val="false"/>
-          <w:iCs w:val="false"/>
-          <w:color w:themeColor="accent1" w:themeShade="bf" w:val="FFFFFF"/>
-          <w:sz w:val="28"/>
-          <w:szCs w:val="28"/>
-          <w:u w:val="none"/>
-        </w:rPr>
-      </w:r>
-    </w:p>
-    <w:p>
-      <w:pPr>
-        <w:pStyle w:val="Heading1"/>
-        <w:spacing w:lineRule="auto" w:line="360" w:before="0" w:after="0"/>
+          <w:color w:val="FFFFFF"/>
+        </w:rPr>
+      </w:pPr>
+      <w:r>
+        <w:rPr>
+          <w:rFonts w:ascii="Liberation Serif" w:hAnsi="Liberation Serif"/>
+          <w:b/>
+          <w:bCs/>
+          <w:color w:val="FFFFFF"/>
+          <w:sz w:val="28"/>
+          <w:szCs w:val="28"/>
+        </w:rPr>
+      </w:r>
+    </w:p>
+    <w:p>
+      <w:pPr>
+        <w:pStyle w:val="Normal"/>
+        <w:spacing w:before="0" w:after="0"/>
         <w:jc w:val="center"/>
         <w:rPr>
           <w:rFonts w:ascii="Liberation Serif" w:hAnsi="Liberation Serif"/>
-          <w:b w:val="false"/>
-          <w:bCs w:val="false"/>
-          <w:i w:val="false"/>
-          <w:i w:val="false"/>
-          <w:iCs w:val="false"/>
-          <w:color w:themeColor="accent1" w:themeShade="bf" w:val="FFFFFF"/>
-          <w:sz w:val="28"/>
-          <w:szCs w:val="28"/>
-          <w:u w:val="none"/>
-        </w:rPr>
-      </w:pPr>
-      <w:r>
-        <w:rPr>
-          <w:rFonts w:ascii="Liberation Serif" w:hAnsi="Liberation Serif"/>
-          <w:b w:val="false"/>
-          <w:bCs w:val="false"/>
-          <w:i w:val="false"/>
-          <w:iCs w:val="false"/>
-          <w:color w:themeColor="accent1" w:themeShade="bf" w:val="FFFFFF"/>
-          <w:sz w:val="28"/>
-          <w:szCs w:val="28"/>
-          <w:u w:val="none"/>
-        </w:rPr>
-      </w:r>
-    </w:p>
-    <w:p>
-      <w:pPr>
-        <w:pStyle w:val="Heading1"/>
-        <w:spacing w:lineRule="auto" w:line="360" w:before="0" w:after="0"/>
+          <w:color w:val="FFFFFF"/>
+        </w:rPr>
+      </w:pPr>
+      <w:r>
+        <w:rPr>
+          <w:rFonts w:ascii="Liberation Serif" w:hAnsi="Liberation Serif"/>
+          <w:b/>
+          <w:bCs/>
+          <w:color w:val="FFFFFF"/>
+          <w:sz w:val="28"/>
+          <w:szCs w:val="28"/>
+        </w:rPr>
+      </w:r>
+    </w:p>
+    <w:p>
+      <w:pPr>
+        <w:pStyle w:val="Normal"/>
+        <w:spacing w:before="0" w:after="0"/>
         <w:jc w:val="center"/>
         <w:rPr>
           <w:rFonts w:ascii="Liberation Serif" w:hAnsi="Liberation Serif"/>
-          <w:b w:val="false"/>
-          <w:bCs w:val="false"/>
-          <w:i w:val="false"/>
-          <w:i w:val="false"/>
-          <w:iCs w:val="false"/>
-          <w:color w:themeColor="accent1" w:themeShade="bf" w:val="FFFFFF"/>
-          <w:sz w:val="28"/>
-          <w:szCs w:val="28"/>
-          <w:u w:val="none"/>
-        </w:rPr>
-      </w:pPr>
-      <w:r>
-        <w:rPr>
-          <w:rFonts w:ascii="Liberation Serif" w:hAnsi="Liberation Serif"/>
-          <w:b w:val="false"/>
-          <w:bCs w:val="false"/>
-          <w:i w:val="false"/>
-          <w:iCs w:val="false"/>
-          <w:color w:themeColor="accent1" w:themeShade="bf" w:val="FFFFFF"/>
-          <w:sz w:val="28"/>
-          <w:szCs w:val="28"/>
-          <w:u w:val="none"/>
+          <w:color w:val="FFFFFF"/>
+        </w:rPr>
+      </w:pPr>
+      <w:r>
+        <w:rPr>
+          <w:rFonts w:ascii="Liberation Serif" w:hAnsi="Liberation Serif"/>
+          <w:b/>
+          <w:bCs/>
+          <w:color w:val="FFFFFF"/>
+          <w:sz w:val="28"/>
+          <w:szCs w:val="28"/>
+        </w:rPr>
+      </w:r>
+    </w:p>
+    <w:p>
+      <w:pPr>
+        <w:pStyle w:val="Normal"/>
+        <w:spacing w:before="0" w:after="0"/>
+        <w:jc w:val="center"/>
+        <w:rPr>
+          <w:rFonts w:ascii="Liberation Serif" w:hAnsi="Liberation Serif"/>
+          <w:color w:val="FFFFFF"/>
+        </w:rPr>
+      </w:pPr>
+      <w:r>
+        <w:rPr>
+          <w:rFonts w:ascii="Liberation Serif" w:hAnsi="Liberation Serif"/>
+          <w:b/>
+          <w:bCs/>
+          <w:color w:val="FFFFFF"/>
+          <w:sz w:val="28"/>
+          <w:szCs w:val="28"/>
+        </w:rPr>
+      </w:r>
+    </w:p>
+    <w:p>
+      <w:pPr>
+        <w:pStyle w:val="Normal"/>
+        <w:spacing w:before="0" w:after="0"/>
+        <w:jc w:val="center"/>
+        <w:rPr>
+          <w:rFonts w:ascii="Liberation Serif" w:hAnsi="Liberation Serif"/>
+          <w:color w:val="FFFFFF"/>
+        </w:rPr>
+      </w:pPr>
+      <w:r>
+        <w:rPr>
+          <w:rFonts w:ascii="Liberation Serif" w:hAnsi="Liberation Serif"/>
+          <w:b/>
+          <w:bCs/>
+          <w:color w:val="FFFFFF"/>
+          <w:sz w:val="28"/>
+          <w:szCs w:val="28"/>
+        </w:rPr>
+      </w:r>
+    </w:p>
+    <w:p>
+      <w:pPr>
+        <w:pStyle w:val="Normal"/>
+        <w:spacing w:before="0" w:after="0"/>
+        <w:jc w:val="center"/>
+        <w:rPr>
+          <w:rFonts w:ascii="Liberation Serif" w:hAnsi="Liberation Serif"/>
+          <w:color w:val="FFFFFF"/>
+        </w:rPr>
+      </w:pPr>
+      <w:r>
+        <w:rPr>
+          <w:rFonts w:ascii="Liberation Serif" w:hAnsi="Liberation Serif"/>
+          <w:b/>
+          <w:bCs/>
+          <w:color w:val="FFFFFF"/>
+          <w:sz w:val="28"/>
+          <w:szCs w:val="28"/>
+        </w:rPr>
+      </w:r>
+    </w:p>
+    <w:p>
+      <w:pPr>
+        <w:pStyle w:val="Normal"/>
+        <w:spacing w:before="0" w:after="0"/>
+        <w:jc w:val="center"/>
+        <w:rPr>
+          <w:rFonts w:ascii="Liberation Serif" w:hAnsi="Liberation Serif"/>
+          <w:color w:val="FFFFFF"/>
+        </w:rPr>
+      </w:pPr>
+      <w:r>
+        <w:rPr>
+          <w:rFonts w:ascii="Liberation Serif" w:hAnsi="Liberation Serif"/>
+          <w:b/>
+          <w:bCs/>
+          <w:color w:val="FFFFFF"/>
+          <w:sz w:val="28"/>
+          <w:szCs w:val="28"/>
+        </w:rPr>
+      </w:r>
+    </w:p>
+    <w:p>
+      <w:pPr>
+        <w:pStyle w:val="Normal"/>
+        <w:spacing w:before="0" w:after="0"/>
+        <w:jc w:val="center"/>
+        <w:rPr>
+          <w:rFonts w:ascii="Liberation Serif" w:hAnsi="Liberation Serif"/>
+          <w:color w:val="FFFFFF"/>
+        </w:rPr>
+      </w:pPr>
+      <w:r>
+        <w:rPr>
+          <w:rFonts w:ascii="Liberation Serif" w:hAnsi="Liberation Serif"/>
+          <w:b/>
+          <w:bCs/>
+          <w:color w:val="FFFFFF"/>
+          <w:sz w:val="28"/>
+          <w:szCs w:val="28"/>
+        </w:rPr>
+      </w:r>
+    </w:p>
+    <w:p>
+      <w:pPr>
+        <w:pStyle w:val="Normal"/>
+        <w:spacing w:before="0" w:after="0"/>
+        <w:jc w:val="center"/>
+        <w:rPr>
+          <w:rFonts w:ascii="Liberation Serif" w:hAnsi="Liberation Serif"/>
+          <w:color w:val="FFFFFF"/>
+        </w:rPr>
+      </w:pPr>
+      <w:r>
+        <w:rPr>
+          <w:rFonts w:ascii="Liberation Serif" w:hAnsi="Liberation Serif"/>
+          <w:b/>
+          <w:bCs/>
+          <w:color w:val="FFFFFF"/>
+          <w:sz w:val="28"/>
+          <w:szCs w:val="28"/>
+        </w:rPr>
+      </w:r>
+    </w:p>
+    <w:p>
+      <w:pPr>
+        <w:pStyle w:val="Normal"/>
+        <w:spacing w:before="0" w:after="0"/>
+        <w:jc w:val="center"/>
+        <w:rPr>
+          <w:rFonts w:ascii="Liberation Serif" w:hAnsi="Liberation Serif"/>
+          <w:color w:val="FFFFFF"/>
+        </w:rPr>
+      </w:pPr>
+      <w:r>
+        <w:rPr>
+          <w:rFonts w:ascii="Liberation Serif" w:hAnsi="Liberation Serif"/>
+          <w:b/>
+          <w:bCs/>
+          <w:color w:val="FFFFFF"/>
+          <w:sz w:val="28"/>
+          <w:szCs w:val="28"/>
+        </w:rPr>
+      </w:r>
+    </w:p>
+    <w:p>
+      <w:pPr>
+        <w:pStyle w:val="Normal"/>
+        <w:spacing w:before="0" w:after="0"/>
+        <w:jc w:val="center"/>
+        <w:rPr>
+          <w:rFonts w:ascii="Liberation Serif" w:hAnsi="Liberation Serif"/>
+          <w:color w:val="FFFFFF"/>
+        </w:rPr>
+      </w:pPr>
+      <w:r>
+        <w:rPr>
+          <w:rFonts w:ascii="Liberation Serif" w:hAnsi="Liberation Serif"/>
+          <w:b/>
+          <w:bCs/>
+          <w:color w:val="FFFFFF"/>
+          <w:sz w:val="28"/>
+          <w:szCs w:val="28"/>
+        </w:rPr>
+      </w:r>
+    </w:p>
+    <w:p>
+      <w:pPr>
+        <w:pStyle w:val="Normal"/>
+        <w:spacing w:before="0" w:after="0"/>
+        <w:jc w:val="center"/>
+        <w:rPr>
+          <w:rFonts w:ascii="Liberation Serif" w:hAnsi="Liberation Serif"/>
+          <w:color w:val="FFFFFF"/>
+        </w:rPr>
+      </w:pPr>
+      <w:r>
+        <w:rPr>
+          <w:rFonts w:ascii="Liberation Serif" w:hAnsi="Liberation Serif"/>
+          <w:b/>
+          <w:bCs/>
+          <w:color w:val="FFFFFF"/>
+          <w:sz w:val="28"/>
+          <w:szCs w:val="28"/>
+        </w:rPr>
+      </w:r>
+    </w:p>
+    <w:p>
+      <w:pPr>
+        <w:pStyle w:val="Normal"/>
+        <w:spacing w:before="0" w:after="0"/>
+        <w:jc w:val="center"/>
+        <w:rPr>
+          <w:rFonts w:ascii="Liberation Serif" w:hAnsi="Liberation Serif"/>
+          <w:color w:val="FFFFFF"/>
+        </w:rPr>
+      </w:pPr>
+      <w:r>
+        <w:rPr>
+          <w:rFonts w:ascii="Liberation Serif" w:hAnsi="Liberation Serif"/>
+          <w:b/>
+          <w:bCs/>
+          <w:color w:val="FFFFFF"/>
+          <w:sz w:val="28"/>
+          <w:szCs w:val="28"/>
+        </w:rPr>
+      </w:r>
+    </w:p>
+    <w:p>
+      <w:pPr>
+        <w:pStyle w:val="Normal"/>
+        <w:spacing w:before="0" w:after="0"/>
+        <w:jc w:val="center"/>
+        <w:rPr>
+          <w:rFonts w:ascii="Liberation Serif" w:hAnsi="Liberation Serif"/>
+          <w:color w:val="FFFFFF"/>
+        </w:rPr>
+      </w:pPr>
+      <w:r>
+        <w:rPr>
+          <w:rFonts w:ascii="Liberation Serif" w:hAnsi="Liberation Serif"/>
+          <w:b/>
+          <w:bCs/>
+          <w:color w:val="FFFFFF"/>
+          <w:sz w:val="28"/>
+          <w:szCs w:val="28"/>
+        </w:rPr>
+      </w:r>
+    </w:p>
+    <w:p>
+      <w:pPr>
+        <w:pStyle w:val="Normal"/>
+        <w:spacing w:before="0" w:after="0"/>
+        <w:jc w:val="center"/>
+        <w:rPr>
+          <w:rFonts w:ascii="Liberation Serif" w:hAnsi="Liberation Serif"/>
+          <w:color w:val="FFFFFF"/>
+        </w:rPr>
+      </w:pPr>
+      <w:r>
+        <w:rPr>
+          <w:rFonts w:ascii="Liberation Serif" w:hAnsi="Liberation Serif"/>
+          <w:b/>
+          <w:bCs/>
+          <w:color w:val="FFFFFF"/>
+          <w:sz w:val="28"/>
+          <w:szCs w:val="28"/>
+        </w:rPr>
+      </w:r>
+    </w:p>
+    <w:p>
+      <w:pPr>
+        <w:pStyle w:val="Normal"/>
+        <w:spacing w:before="0" w:after="0"/>
+        <w:jc w:val="center"/>
+        <w:rPr>
+          <w:rFonts w:ascii="Liberation Serif" w:hAnsi="Liberation Serif"/>
+          <w:color w:val="FFFFFF"/>
+        </w:rPr>
+      </w:pPr>
+      <w:r>
+        <w:rPr>
+          <w:rFonts w:ascii="Liberation Serif" w:hAnsi="Liberation Serif"/>
+          <w:b/>
+          <w:bCs/>
+          <w:color w:val="FFFFFF"/>
+          <w:sz w:val="28"/>
+          <w:szCs w:val="28"/>
+        </w:rPr>
+      </w:r>
+    </w:p>
+    <w:p>
+      <w:pPr>
+        <w:pStyle w:val="Normal"/>
+        <w:spacing w:before="0" w:after="0"/>
+        <w:jc w:val="center"/>
+        <w:rPr>
+          <w:rFonts w:ascii="Liberation Serif" w:hAnsi="Liberation Serif"/>
+          <w:color w:val="FFFFFF"/>
+        </w:rPr>
+      </w:pPr>
+      <w:r>
+        <w:rPr>
+          <w:rFonts w:ascii="Liberation Serif" w:hAnsi="Liberation Serif"/>
+          <w:b/>
+          <w:bCs/>
+          <w:color w:val="FFFFFF"/>
+          <w:sz w:val="28"/>
+          <w:szCs w:val="28"/>
+        </w:rPr>
+      </w:r>
+    </w:p>
+    <w:p>
+      <w:pPr>
+        <w:pStyle w:val="Normal"/>
+        <w:spacing w:before="0" w:after="0"/>
+        <w:jc w:val="center"/>
+        <w:rPr>
+          <w:rFonts w:ascii="Liberation Serif" w:hAnsi="Liberation Serif"/>
+          <w:color w:val="FFFFFF"/>
+        </w:rPr>
+      </w:pPr>
+      <w:r>
+        <w:rPr>
+          <w:rFonts w:ascii="Liberation Serif" w:hAnsi="Liberation Serif"/>
+          <w:b/>
+          <w:bCs/>
+          <w:color w:val="FFFFFF"/>
+          <w:sz w:val="28"/>
+          <w:szCs w:val="28"/>
+        </w:rPr>
+      </w:r>
+    </w:p>
+    <w:p>
+      <w:pPr>
+        <w:pStyle w:val="Normal"/>
+        <w:spacing w:before="0" w:after="0"/>
+        <w:jc w:val="center"/>
+        <w:rPr>
+          <w:rFonts w:ascii="Liberation Serif" w:hAnsi="Liberation Serif"/>
+          <w:color w:val="FFFFFF"/>
+        </w:rPr>
+      </w:pPr>
+      <w:r>
+        <w:rPr>
+          <w:rFonts w:ascii="Liberation Serif" w:hAnsi="Liberation Serif"/>
+          <w:b/>
+          <w:bCs/>
+          <w:color w:val="FFFFFF"/>
+          <w:sz w:val="28"/>
+          <w:szCs w:val="28"/>
+        </w:rPr>
+      </w:r>
+    </w:p>
+    <w:p>
+      <w:pPr>
+        <w:pStyle w:val="Normal"/>
+        <w:spacing w:before="0" w:after="0"/>
+        <w:jc w:val="center"/>
+        <w:rPr>
+          <w:rFonts w:ascii="Liberation Serif" w:hAnsi="Liberation Serif"/>
+          <w:color w:val="FFFFFF"/>
+        </w:rPr>
+      </w:pPr>
+      <w:r>
+        <w:rPr>
+          <w:rFonts w:ascii="Liberation Serif" w:hAnsi="Liberation Serif"/>
+          <w:b/>
+          <w:bCs/>
+          <w:color w:val="FFFFFF"/>
+          <w:sz w:val="28"/>
+          <w:szCs w:val="28"/>
+        </w:rPr>
+      </w:r>
+    </w:p>
+    <w:p>
+      <w:pPr>
+        <w:pStyle w:val="Normal"/>
+        <w:spacing w:before="0" w:after="0"/>
+        <w:jc w:val="center"/>
+        <w:rPr>
+          <w:rFonts w:ascii="Liberation Serif" w:hAnsi="Liberation Serif"/>
+          <w:color w:val="FFFFFF"/>
+        </w:rPr>
+      </w:pPr>
+      <w:r>
+        <w:rPr>
+          <w:rFonts w:ascii="Liberation Serif" w:hAnsi="Liberation Serif"/>
+          <w:b/>
+          <w:bCs/>
+          <w:color w:val="FFFFFF"/>
+          <w:sz w:val="28"/>
+          <w:szCs w:val="28"/>
         </w:rPr>
       </w:r>
     </w:p>
@@ -18334,260 +18301,11 @@
         <w:jc w:val="center"/>
         <w:rPr>
           <w:rFonts w:ascii="Liberation Serif" w:hAnsi="Liberation Serif"/>
-          <w:b w:val="false"/>
-          <w:bCs w:val="false"/>
-          <w:i w:val="false"/>
-          <w:i w:val="false"/>
-          <w:iCs w:val="false"/>
-          <w:color w:themeColor="accent1" w:themeShade="bf" w:val="FFFFFF"/>
-          <w:sz w:val="28"/>
-          <w:szCs w:val="28"/>
-          <w:u w:val="none"/>
-        </w:rPr>
-      </w:pPr>
-      <w:r>
-        <w:rPr>
-          <w:rFonts w:ascii="Liberation Serif" w:hAnsi="Liberation Serif"/>
-          <w:b w:val="false"/>
-          <w:bCs w:val="false"/>
-          <w:i w:val="false"/>
-          <w:iCs w:val="false"/>
-          <w:color w:themeColor="accent1" w:themeShade="bf" w:val="FFFFFF"/>
-          <w:sz w:val="28"/>
-          <w:szCs w:val="28"/>
-          <w:u w:val="none"/>
-        </w:rPr>
-      </w:r>
-    </w:p>
-    <w:p>
-      <w:pPr>
-        <w:pStyle w:val="Heading1"/>
-        <w:spacing w:before="0" w:after="0"/>
-        <w:jc w:val="center"/>
-        <w:rPr>
-          <w:rFonts w:ascii="Liberation Serif" w:hAnsi="Liberation Serif"/>
-          <w:b w:val="false"/>
-          <w:bCs w:val="false"/>
-          <w:i w:val="false"/>
-          <w:i w:val="false"/>
-          <w:iCs w:val="false"/>
-          <w:color w:themeColor="accent1" w:themeShade="bf" w:val="FFFFFF"/>
-          <w:sz w:val="28"/>
-          <w:szCs w:val="28"/>
-          <w:u w:val="none"/>
-        </w:rPr>
-      </w:pPr>
-      <w:r>
-        <w:rPr>
-          <w:rFonts w:ascii="Liberation Serif" w:hAnsi="Liberation Serif"/>
-          <w:b w:val="false"/>
-          <w:bCs w:val="false"/>
-          <w:i w:val="false"/>
-          <w:iCs w:val="false"/>
-          <w:color w:themeColor="accent1" w:themeShade="bf" w:val="FFFFFF"/>
-          <w:sz w:val="28"/>
-          <w:szCs w:val="28"/>
-          <w:u w:val="none"/>
-        </w:rPr>
-      </w:r>
-    </w:p>
-    <w:p>
-      <w:pPr>
-        <w:pStyle w:val="Heading1"/>
-        <w:spacing w:before="0" w:after="0"/>
-        <w:jc w:val="center"/>
-        <w:rPr>
-          <w:rFonts w:ascii="Liberation Serif" w:hAnsi="Liberation Serif"/>
-          <w:b w:val="false"/>
-          <w:bCs w:val="false"/>
-          <w:i w:val="false"/>
-          <w:i w:val="false"/>
-          <w:iCs w:val="false"/>
-          <w:color w:themeColor="accent1" w:themeShade="bf" w:val="FFFFFF"/>
-          <w:sz w:val="28"/>
-          <w:szCs w:val="28"/>
-          <w:u w:val="none"/>
-        </w:rPr>
-      </w:pPr>
-      <w:r>
-        <w:rPr>
-          <w:rFonts w:ascii="Liberation Serif" w:hAnsi="Liberation Serif"/>
-          <w:b w:val="false"/>
-          <w:bCs w:val="false"/>
-          <w:i w:val="false"/>
-          <w:iCs w:val="false"/>
-          <w:color w:themeColor="accent1" w:themeShade="bf" w:val="FFFFFF"/>
-          <w:sz w:val="28"/>
-          <w:szCs w:val="28"/>
-          <w:u w:val="none"/>
-        </w:rPr>
-      </w:r>
-    </w:p>
-    <w:p>
-      <w:pPr>
-        <w:pStyle w:val="Heading1"/>
-        <w:spacing w:before="0" w:after="0"/>
-        <w:jc w:val="center"/>
-        <w:rPr>
-          <w:rFonts w:ascii="Liberation Serif" w:hAnsi="Liberation Serif"/>
-          <w:b w:val="false"/>
-          <w:bCs w:val="false"/>
-          <w:i w:val="false"/>
-          <w:i w:val="false"/>
-          <w:iCs w:val="false"/>
-          <w:color w:themeColor="accent1" w:themeShade="bf" w:val="FFFFFF"/>
-          <w:sz w:val="28"/>
-          <w:szCs w:val="28"/>
-          <w:u w:val="none"/>
-        </w:rPr>
-      </w:pPr>
-      <w:r>
-        <w:rPr>
-          <w:rFonts w:ascii="Liberation Serif" w:hAnsi="Liberation Serif"/>
-          <w:b w:val="false"/>
-          <w:bCs w:val="false"/>
-          <w:i w:val="false"/>
-          <w:iCs w:val="false"/>
-          <w:color w:themeColor="accent1" w:themeShade="bf" w:val="FFFFFF"/>
-          <w:sz w:val="28"/>
-          <w:szCs w:val="28"/>
-          <w:u w:val="none"/>
-        </w:rPr>
-      </w:r>
-    </w:p>
-    <w:p>
-      <w:pPr>
-        <w:pStyle w:val="Heading1"/>
-        <w:spacing w:before="0" w:after="0"/>
-        <w:jc w:val="center"/>
-        <w:rPr>
-          <w:rFonts w:ascii="Liberation Serif" w:hAnsi="Liberation Serif"/>
-          <w:b w:val="false"/>
-          <w:bCs w:val="false"/>
-          <w:i w:val="false"/>
-          <w:i w:val="false"/>
-          <w:iCs w:val="false"/>
-          <w:color w:themeColor="accent1" w:themeShade="bf" w:val="FFFFFF"/>
-          <w:sz w:val="28"/>
-          <w:szCs w:val="28"/>
-          <w:u w:val="none"/>
-        </w:rPr>
-      </w:pPr>
-      <w:r>
-        <w:rPr>
-          <w:rFonts w:ascii="Liberation Serif" w:hAnsi="Liberation Serif"/>
-          <w:b w:val="false"/>
-          <w:bCs w:val="false"/>
-          <w:i w:val="false"/>
-          <w:iCs w:val="false"/>
-          <w:color w:themeColor="accent1" w:themeShade="bf" w:val="FFFFFF"/>
-          <w:sz w:val="28"/>
-          <w:szCs w:val="28"/>
-          <w:u w:val="none"/>
-        </w:rPr>
-      </w:r>
-    </w:p>
-    <w:p>
-      <w:pPr>
-        <w:pStyle w:val="Heading1"/>
-        <w:spacing w:before="0" w:after="0"/>
-        <w:jc w:val="center"/>
-        <w:rPr>
-          <w:rFonts w:ascii="Liberation Serif" w:hAnsi="Liberation Serif"/>
-          <w:b w:val="false"/>
-          <w:bCs w:val="false"/>
-          <w:i w:val="false"/>
-          <w:i w:val="false"/>
-          <w:iCs w:val="false"/>
-          <w:color w:themeColor="accent1" w:themeShade="bf" w:val="FFFFFF"/>
-          <w:sz w:val="28"/>
-          <w:szCs w:val="28"/>
-          <w:u w:val="none"/>
-        </w:rPr>
-      </w:pPr>
-      <w:r>
-        <w:rPr>
-          <w:rFonts w:ascii="Liberation Serif" w:hAnsi="Liberation Serif"/>
-          <w:b w:val="false"/>
-          <w:bCs w:val="false"/>
-          <w:i w:val="false"/>
-          <w:iCs w:val="false"/>
-          <w:color w:themeColor="accent1" w:themeShade="bf" w:val="FFFFFF"/>
-          <w:sz w:val="28"/>
-          <w:szCs w:val="28"/>
-          <w:u w:val="none"/>
-        </w:rPr>
-      </w:r>
-    </w:p>
-    <w:p>
-      <w:pPr>
-        <w:pStyle w:val="Heading1"/>
-        <w:spacing w:before="0" w:after="0"/>
-        <w:jc w:val="center"/>
-        <w:rPr>
-          <w:rFonts w:ascii="Liberation Serif" w:hAnsi="Liberation Serif"/>
-          <w:b w:val="false"/>
-          <w:bCs w:val="false"/>
-          <w:i w:val="false"/>
-          <w:i w:val="false"/>
-          <w:iCs w:val="false"/>
-          <w:color w:themeColor="accent1" w:themeShade="bf" w:val="FFFFFF"/>
-          <w:sz w:val="28"/>
-          <w:szCs w:val="28"/>
-          <w:u w:val="none"/>
-        </w:rPr>
-      </w:pPr>
-      <w:r>
-        <w:rPr>
-          <w:rFonts w:ascii="Liberation Serif" w:hAnsi="Liberation Serif"/>
-          <w:b w:val="false"/>
-          <w:bCs w:val="false"/>
-          <w:i w:val="false"/>
-          <w:iCs w:val="false"/>
-          <w:color w:themeColor="accent1" w:themeShade="bf" w:val="FFFFFF"/>
-          <w:sz w:val="28"/>
-          <w:szCs w:val="28"/>
-          <w:u w:val="none"/>
-        </w:rPr>
-      </w:r>
-    </w:p>
-    <w:p>
-      <w:pPr>
-        <w:pStyle w:val="Heading1"/>
-        <w:spacing w:before="0" w:after="0"/>
-        <w:jc w:val="center"/>
-        <w:rPr>
-          <w:rFonts w:ascii="Liberation Serif" w:hAnsi="Liberation Serif"/>
-          <w:b w:val="false"/>
-          <w:bCs w:val="false"/>
-          <w:i w:val="false"/>
-          <w:i w:val="false"/>
-          <w:iCs w:val="false"/>
-          <w:color w:themeColor="accent1" w:themeShade="bf" w:val="FFFFFF"/>
-          <w:sz w:val="28"/>
-          <w:szCs w:val="28"/>
-          <w:u w:val="none"/>
-        </w:rPr>
-      </w:pPr>
-      <w:r>
-        <w:rPr>
-          <w:rFonts w:ascii="Liberation Serif" w:hAnsi="Liberation Serif"/>
-          <w:b w:val="false"/>
-          <w:bCs w:val="false"/>
-          <w:i w:val="false"/>
-          <w:iCs w:val="false"/>
-          <w:color w:themeColor="accent1" w:themeShade="bf" w:val="FFFFFF"/>
-          <w:sz w:val="28"/>
-          <w:szCs w:val="28"/>
-          <w:u w:val="none"/>
-        </w:rPr>
-      </w:r>
-    </w:p>
-    <w:p>
-      <w:pPr>
-        <w:pStyle w:val="Heading1"/>
-        <w:spacing w:before="0" w:after="0"/>
-        <w:jc w:val="center"/>
+          <w:color w:val="FFFFFF"/>
+        </w:rPr>
+      </w:pPr>
+      <w:bookmarkStart w:id="79" w:name="_Toc215047431"/>
+      <w:r>
         <w:rPr>
           <w:rFonts w:ascii="Liberation Serif" w:hAnsi="Liberation Serif"/>
           <w:b/>
@@ -18596,1522 +18314,9 @@
           <w:sz w:val="28"/>
           <w:szCs w:val="28"/>
         </w:rPr>
-      </w:pPr>
-      <w:r>
-        <w:rPr>
-          <w:rFonts w:ascii="Liberation Serif" w:hAnsi="Liberation Serif"/>
-          <w:b/>
-          <w:bCs/>
-          <w:color w:themeColor="accent1" w:themeShade="bf" w:val="FFFFFF"/>
-          <w:sz w:val="28"/>
-          <w:szCs w:val="28"/>
-        </w:rPr>
-      </w:r>
-    </w:p>
-    <w:p>
-      <w:pPr>
-        <w:pStyle w:val="Heading1"/>
-        <w:spacing w:before="0" w:after="0"/>
-        <w:jc w:val="center"/>
-        <w:rPr>
-          <w:rFonts w:ascii="Liberation Serif" w:hAnsi="Liberation Serif"/>
-          <w:b/>
-          <w:bCs/>
-          <w:color w:val="FFFFFF"/>
-          <w:sz w:val="28"/>
-          <w:szCs w:val="28"/>
-        </w:rPr>
-      </w:pPr>
-      <w:r>
-        <w:rPr>
-          <w:rFonts w:ascii="Liberation Serif" w:hAnsi="Liberation Serif"/>
-          <w:b/>
-          <w:bCs/>
-          <w:color w:themeColor="accent1" w:themeShade="bf" w:val="FFFFFF"/>
-          <w:sz w:val="28"/>
-          <w:szCs w:val="28"/>
-        </w:rPr>
-      </w:r>
-    </w:p>
-    <w:p>
-      <w:pPr>
-        <w:pStyle w:val="Heading1"/>
-        <w:spacing w:before="0" w:after="0"/>
-        <w:jc w:val="center"/>
-        <w:rPr>
-          <w:rFonts w:ascii="Liberation Serif" w:hAnsi="Liberation Serif"/>
-          <w:b/>
-          <w:bCs/>
-          <w:color w:val="FFFFFF"/>
-          <w:sz w:val="28"/>
-          <w:szCs w:val="28"/>
-        </w:rPr>
-      </w:pPr>
-      <w:r>
-        <w:rPr>
-          <w:rFonts w:ascii="Liberation Serif" w:hAnsi="Liberation Serif"/>
-          <w:b/>
-          <w:bCs/>
-          <w:color w:themeColor="accent1" w:themeShade="bf" w:val="FFFFFF"/>
-          <w:sz w:val="28"/>
-          <w:szCs w:val="28"/>
-        </w:rPr>
-      </w:r>
-    </w:p>
-    <w:p>
-      <w:pPr>
-        <w:pStyle w:val="Heading1"/>
-        <w:spacing w:before="0" w:after="0"/>
-        <w:jc w:val="center"/>
-        <w:rPr>
-          <w:rFonts w:ascii="Liberation Serif" w:hAnsi="Liberation Serif"/>
-          <w:b/>
-          <w:bCs/>
-          <w:color w:val="FFFFFF"/>
-          <w:sz w:val="28"/>
-          <w:szCs w:val="28"/>
-        </w:rPr>
-      </w:pPr>
-      <w:r>
-        <w:rPr>
-          <w:rFonts w:ascii="Liberation Serif" w:hAnsi="Liberation Serif"/>
-          <w:b/>
-          <w:bCs/>
-          <w:color w:themeColor="accent1" w:themeShade="bf" w:val="FFFFFF"/>
-          <w:sz w:val="28"/>
-          <w:szCs w:val="28"/>
-        </w:rPr>
-      </w:r>
-    </w:p>
-    <w:p>
-      <w:pPr>
-        <w:pStyle w:val="Heading1"/>
-        <w:spacing w:before="0" w:after="0"/>
-        <w:jc w:val="center"/>
-        <w:rPr>
-          <w:rFonts w:ascii="Liberation Serif" w:hAnsi="Liberation Serif"/>
-          <w:b/>
-          <w:bCs/>
-          <w:color w:val="FFFFFF"/>
-          <w:sz w:val="28"/>
-          <w:szCs w:val="28"/>
-        </w:rPr>
-      </w:pPr>
-      <w:r>
-        <w:rPr>
-          <w:rFonts w:ascii="Liberation Serif" w:hAnsi="Liberation Serif"/>
-          <w:b/>
-          <w:bCs/>
-          <w:color w:themeColor="accent1" w:themeShade="bf" w:val="FFFFFF"/>
-          <w:sz w:val="28"/>
-          <w:szCs w:val="28"/>
-        </w:rPr>
-      </w:r>
-    </w:p>
-    <w:p>
-      <w:pPr>
-        <w:pStyle w:val="Heading1"/>
-        <w:spacing w:before="0" w:after="0"/>
-        <w:jc w:val="center"/>
-        <w:rPr>
-          <w:rFonts w:ascii="Liberation Serif" w:hAnsi="Liberation Serif"/>
-          <w:b/>
-          <w:bCs/>
-          <w:color w:val="FFFFFF"/>
-          <w:sz w:val="28"/>
-          <w:szCs w:val="28"/>
-        </w:rPr>
-      </w:pPr>
-      <w:r>
-        <w:rPr>
-          <w:rFonts w:ascii="Liberation Serif" w:hAnsi="Liberation Serif"/>
-          <w:b/>
-          <w:bCs/>
-          <w:color w:themeColor="accent1" w:themeShade="bf" w:val="FFFFFF"/>
-          <w:sz w:val="28"/>
-          <w:szCs w:val="28"/>
-        </w:rPr>
-      </w:r>
-    </w:p>
-    <w:p>
-      <w:pPr>
-        <w:pStyle w:val="Heading1"/>
-        <w:spacing w:before="0" w:after="0"/>
-        <w:jc w:val="center"/>
-        <w:rPr>
-          <w:rFonts w:ascii="Liberation Serif" w:hAnsi="Liberation Serif"/>
-          <w:b/>
-          <w:bCs/>
-          <w:color w:val="FFFFFF"/>
-          <w:sz w:val="28"/>
-          <w:szCs w:val="28"/>
-        </w:rPr>
-      </w:pPr>
-      <w:r>
-        <w:rPr>
-          <w:rFonts w:ascii="Liberation Serif" w:hAnsi="Liberation Serif"/>
-          <w:b/>
-          <w:bCs/>
-          <w:color w:themeColor="accent1" w:themeShade="bf" w:val="FFFFFF"/>
-          <w:sz w:val="28"/>
-          <w:szCs w:val="28"/>
-        </w:rPr>
-      </w:r>
-    </w:p>
-    <w:p>
-      <w:pPr>
-        <w:pStyle w:val="Heading1"/>
-        <w:spacing w:before="0" w:after="0"/>
-        <w:jc w:val="center"/>
-        <w:rPr>
-          <w:rFonts w:ascii="Liberation Serif" w:hAnsi="Liberation Serif"/>
-          <w:b/>
-          <w:bCs/>
-          <w:color w:val="FFFFFF"/>
-          <w:sz w:val="28"/>
-          <w:szCs w:val="28"/>
-        </w:rPr>
-      </w:pPr>
-      <w:r>
-        <w:rPr>
-          <w:rFonts w:ascii="Liberation Serif" w:hAnsi="Liberation Serif"/>
-          <w:b/>
-          <w:bCs/>
-          <w:color w:themeColor="accent1" w:themeShade="bf" w:val="FFFFFF"/>
-          <w:sz w:val="28"/>
-          <w:szCs w:val="28"/>
-        </w:rPr>
-      </w:r>
-    </w:p>
-    <w:p>
-      <w:pPr>
-        <w:pStyle w:val="Heading1"/>
-        <w:spacing w:before="0" w:after="0"/>
-        <w:jc w:val="center"/>
-        <w:rPr>
-          <w:rFonts w:ascii="Liberation Serif" w:hAnsi="Liberation Serif"/>
-          <w:b/>
-          <w:bCs/>
-          <w:color w:val="FFFFFF"/>
-          <w:sz w:val="28"/>
-          <w:szCs w:val="28"/>
-        </w:rPr>
-      </w:pPr>
-      <w:r>
-        <w:rPr>
-          <w:rFonts w:ascii="Liberation Serif" w:hAnsi="Liberation Serif"/>
-          <w:b/>
-          <w:bCs/>
-          <w:color w:themeColor="accent1" w:themeShade="bf" w:val="FFFFFF"/>
-          <w:sz w:val="28"/>
-          <w:szCs w:val="28"/>
-        </w:rPr>
-      </w:r>
-    </w:p>
-    <w:p>
-      <w:pPr>
-        <w:pStyle w:val="Heading1"/>
-        <w:spacing w:before="0" w:after="0"/>
-        <w:jc w:val="center"/>
-        <w:rPr>
-          <w:rFonts w:ascii="Liberation Serif" w:hAnsi="Liberation Serif"/>
-          <w:b/>
-          <w:bCs/>
-          <w:color w:val="FFFFFF"/>
-          <w:sz w:val="28"/>
-          <w:szCs w:val="28"/>
-        </w:rPr>
-      </w:pPr>
-      <w:r>
-        <w:rPr>
-          <w:rFonts w:ascii="Liberation Serif" w:hAnsi="Liberation Serif"/>
-          <w:b/>
-          <w:bCs/>
-          <w:color w:themeColor="accent1" w:themeShade="bf" w:val="FFFFFF"/>
-          <w:sz w:val="28"/>
-          <w:szCs w:val="28"/>
-        </w:rPr>
-      </w:r>
-    </w:p>
-    <w:p>
-      <w:pPr>
-        <w:pStyle w:val="Heading1"/>
-        <w:spacing w:before="0" w:after="0"/>
-        <w:jc w:val="center"/>
-        <w:rPr>
-          <w:rFonts w:ascii="Liberation Serif" w:hAnsi="Liberation Serif"/>
-          <w:b/>
-          <w:bCs/>
-          <w:color w:val="FFFFFF"/>
-          <w:sz w:val="28"/>
-          <w:szCs w:val="28"/>
-        </w:rPr>
-      </w:pPr>
-      <w:r>
-        <w:rPr>
-          <w:rFonts w:ascii="Liberation Serif" w:hAnsi="Liberation Serif"/>
-          <w:b/>
-          <w:bCs/>
-          <w:color w:themeColor="accent1" w:themeShade="bf" w:val="FFFFFF"/>
-          <w:sz w:val="28"/>
-          <w:szCs w:val="28"/>
-        </w:rPr>
-      </w:r>
-    </w:p>
-    <w:p>
-      <w:pPr>
-        <w:pStyle w:val="Heading1"/>
-        <w:spacing w:before="0" w:after="0"/>
-        <w:jc w:val="center"/>
-        <w:rPr>
-          <w:rFonts w:ascii="Liberation Serif" w:hAnsi="Liberation Serif"/>
-          <w:b/>
-          <w:bCs/>
-          <w:color w:val="FFFFFF"/>
-          <w:sz w:val="28"/>
-          <w:szCs w:val="28"/>
-        </w:rPr>
-      </w:pPr>
-      <w:r>
-        <w:rPr>
-          <w:rFonts w:ascii="Liberation Serif" w:hAnsi="Liberation Serif"/>
-          <w:b/>
-          <w:bCs/>
-          <w:color w:themeColor="accent1" w:themeShade="bf" w:val="FFFFFF"/>
-          <w:sz w:val="28"/>
-          <w:szCs w:val="28"/>
-        </w:rPr>
-      </w:r>
-    </w:p>
-    <w:p>
-      <w:pPr>
-        <w:pStyle w:val="Heading1"/>
-        <w:spacing w:before="0" w:after="0"/>
-        <w:jc w:val="center"/>
-        <w:rPr>
-          <w:rFonts w:ascii="Liberation Serif" w:hAnsi="Liberation Serif"/>
-          <w:b/>
-          <w:bCs/>
-          <w:color w:val="FFFFFF"/>
-          <w:sz w:val="28"/>
-          <w:szCs w:val="28"/>
-        </w:rPr>
-      </w:pPr>
-      <w:r>
-        <w:rPr>
-          <w:rFonts w:ascii="Liberation Serif" w:hAnsi="Liberation Serif"/>
-          <w:b/>
-          <w:bCs/>
-          <w:color w:themeColor="accent1" w:themeShade="bf" w:val="FFFFFF"/>
-          <w:sz w:val="28"/>
-          <w:szCs w:val="28"/>
-        </w:rPr>
-      </w:r>
-    </w:p>
-    <w:p>
-      <w:pPr>
-        <w:pStyle w:val="Heading1"/>
-        <w:spacing w:before="0" w:after="0"/>
-        <w:jc w:val="center"/>
-        <w:rPr>
-          <w:rFonts w:ascii="Liberation Serif" w:hAnsi="Liberation Serif"/>
-          <w:b/>
-          <w:bCs/>
-          <w:color w:val="FFFFFF"/>
-          <w:sz w:val="28"/>
-          <w:szCs w:val="28"/>
-        </w:rPr>
-      </w:pPr>
-      <w:r>
-        <w:rPr>
-          <w:rFonts w:ascii="Liberation Serif" w:hAnsi="Liberation Serif"/>
-          <w:b/>
-          <w:bCs/>
-          <w:color w:themeColor="accent1" w:themeShade="bf" w:val="FFFFFF"/>
-          <w:sz w:val="28"/>
-          <w:szCs w:val="28"/>
-        </w:rPr>
-      </w:r>
-    </w:p>
-    <w:p>
-      <w:pPr>
-        <w:pStyle w:val="Heading1"/>
-        <w:spacing w:before="0" w:after="0"/>
-        <w:jc w:val="center"/>
-        <w:rPr>
-          <w:rFonts w:ascii="Liberation Serif" w:hAnsi="Liberation Serif"/>
-          <w:b/>
-          <w:bCs/>
-          <w:color w:val="FFFFFF"/>
-          <w:sz w:val="28"/>
-          <w:szCs w:val="28"/>
-        </w:rPr>
-      </w:pPr>
-      <w:r>
-        <w:rPr>
-          <w:rFonts w:ascii="Liberation Serif" w:hAnsi="Liberation Serif"/>
-          <w:b/>
-          <w:bCs/>
-          <w:color w:themeColor="accent1" w:themeShade="bf" w:val="FFFFFF"/>
-          <w:sz w:val="28"/>
-          <w:szCs w:val="28"/>
-        </w:rPr>
-      </w:r>
-    </w:p>
-    <w:p>
-      <w:pPr>
-        <w:pStyle w:val="Heading1"/>
-        <w:spacing w:before="0" w:after="0"/>
-        <w:jc w:val="center"/>
-        <w:rPr>
-          <w:rFonts w:ascii="Liberation Serif" w:hAnsi="Liberation Serif"/>
-          <w:b/>
-          <w:bCs/>
-          <w:color w:val="FFFFFF"/>
-          <w:sz w:val="28"/>
-          <w:szCs w:val="28"/>
-        </w:rPr>
-      </w:pPr>
-      <w:r>
-        <w:rPr>
-          <w:rFonts w:ascii="Liberation Serif" w:hAnsi="Liberation Serif"/>
-          <w:b/>
-          <w:bCs/>
-          <w:color w:themeColor="accent1" w:themeShade="bf" w:val="FFFFFF"/>
-          <w:sz w:val="28"/>
-          <w:szCs w:val="28"/>
-        </w:rPr>
-      </w:r>
-    </w:p>
-    <w:p>
-      <w:pPr>
-        <w:pStyle w:val="Heading1"/>
-        <w:spacing w:before="0" w:after="0"/>
-        <w:jc w:val="center"/>
-        <w:rPr>
-          <w:rFonts w:ascii="Liberation Serif" w:hAnsi="Liberation Serif"/>
-          <w:b/>
-          <w:bCs/>
-          <w:color w:val="FFFFFF"/>
-          <w:sz w:val="28"/>
-          <w:szCs w:val="28"/>
-        </w:rPr>
-      </w:pPr>
-      <w:r>
-        <w:rPr>
-          <w:rFonts w:ascii="Liberation Serif" w:hAnsi="Liberation Serif"/>
-          <w:b/>
-          <w:bCs/>
-          <w:color w:themeColor="accent1" w:themeShade="bf" w:val="FFFFFF"/>
-          <w:sz w:val="28"/>
-          <w:szCs w:val="28"/>
-        </w:rPr>
-      </w:r>
-    </w:p>
-    <w:p>
-      <w:pPr>
-        <w:pStyle w:val="Heading1"/>
-        <w:spacing w:before="0" w:after="0"/>
-        <w:jc w:val="center"/>
-        <w:rPr>
-          <w:rFonts w:ascii="Liberation Serif" w:hAnsi="Liberation Serif"/>
-          <w:b/>
-          <w:bCs/>
-          <w:color w:val="FFFFFF"/>
-          <w:sz w:val="28"/>
-          <w:szCs w:val="28"/>
-        </w:rPr>
-      </w:pPr>
-      <w:r>
-        <w:rPr>
-          <w:rFonts w:ascii="Liberation Serif" w:hAnsi="Liberation Serif"/>
-          <w:b/>
-          <w:bCs/>
-          <w:color w:themeColor="accent1" w:themeShade="bf" w:val="FFFFFF"/>
-          <w:sz w:val="28"/>
-          <w:szCs w:val="28"/>
-        </w:rPr>
-      </w:r>
-    </w:p>
-    <w:p>
-      <w:pPr>
-        <w:pStyle w:val="Heading1"/>
-        <w:spacing w:before="0" w:after="0"/>
-        <w:jc w:val="center"/>
-        <w:rPr>
-          <w:rFonts w:ascii="Liberation Serif" w:hAnsi="Liberation Serif"/>
-          <w:b/>
-          <w:bCs/>
-          <w:color w:val="FFFFFF"/>
-          <w:sz w:val="28"/>
-          <w:szCs w:val="28"/>
-        </w:rPr>
-      </w:pPr>
-      <w:r>
-        <w:rPr>
-          <w:rFonts w:ascii="Liberation Serif" w:hAnsi="Liberation Serif"/>
-          <w:b/>
-          <w:bCs/>
-          <w:color w:themeColor="accent1" w:themeShade="bf" w:val="FFFFFF"/>
-          <w:sz w:val="28"/>
-          <w:szCs w:val="28"/>
-        </w:rPr>
-      </w:r>
-    </w:p>
-    <w:p>
-      <w:pPr>
-        <w:pStyle w:val="Heading1"/>
-        <w:spacing w:before="0" w:after="0"/>
-        <w:jc w:val="center"/>
-        <w:rPr>
-          <w:rFonts w:ascii="Liberation Serif" w:hAnsi="Liberation Serif"/>
-          <w:b/>
-          <w:bCs/>
-          <w:color w:val="FFFFFF"/>
-          <w:sz w:val="28"/>
-          <w:szCs w:val="28"/>
-        </w:rPr>
-      </w:pPr>
-      <w:r>
-        <w:rPr>
-          <w:rFonts w:ascii="Liberation Serif" w:hAnsi="Liberation Serif"/>
-          <w:b/>
-          <w:bCs/>
-          <w:color w:themeColor="accent1" w:themeShade="bf" w:val="FFFFFF"/>
-          <w:sz w:val="28"/>
-          <w:szCs w:val="28"/>
-        </w:rPr>
-      </w:r>
-    </w:p>
-    <w:p>
-      <w:pPr>
-        <w:pStyle w:val="Heading1"/>
-        <w:spacing w:before="0" w:after="0"/>
-        <w:jc w:val="center"/>
-        <w:rPr>
-          <w:rFonts w:ascii="Liberation Serif" w:hAnsi="Liberation Serif"/>
-          <w:b/>
-          <w:bCs/>
-          <w:color w:val="FFFFFF"/>
-          <w:sz w:val="28"/>
-          <w:szCs w:val="28"/>
-        </w:rPr>
-      </w:pPr>
-      <w:r>
-        <w:rPr>
-          <w:rFonts w:ascii="Liberation Serif" w:hAnsi="Liberation Serif"/>
-          <w:b/>
-          <w:bCs/>
-          <w:color w:themeColor="accent1" w:themeShade="bf" w:val="FFFFFF"/>
-          <w:sz w:val="28"/>
-          <w:szCs w:val="28"/>
-        </w:rPr>
-      </w:r>
-    </w:p>
-    <w:p>
-      <w:pPr>
-        <w:pStyle w:val="Heading1"/>
-        <w:spacing w:before="0" w:after="0"/>
-        <w:jc w:val="center"/>
-        <w:rPr>
-          <w:rFonts w:ascii="Liberation Serif" w:hAnsi="Liberation Serif"/>
-          <w:b/>
-          <w:bCs/>
-          <w:color w:val="FFFFFF"/>
-          <w:sz w:val="28"/>
-          <w:szCs w:val="28"/>
-        </w:rPr>
-      </w:pPr>
-      <w:r>
-        <w:rPr>
-          <w:rFonts w:ascii="Liberation Serif" w:hAnsi="Liberation Serif"/>
-          <w:b/>
-          <w:bCs/>
-          <w:color w:themeColor="accent1" w:themeShade="bf" w:val="FFFFFF"/>
-          <w:sz w:val="28"/>
-          <w:szCs w:val="28"/>
-        </w:rPr>
-      </w:r>
-    </w:p>
-    <w:p>
-      <w:pPr>
-        <w:pStyle w:val="Heading1"/>
-        <w:spacing w:before="0" w:after="0"/>
-        <w:jc w:val="center"/>
-        <w:rPr>
-          <w:rFonts w:ascii="Liberation Serif" w:hAnsi="Liberation Serif"/>
-          <w:b/>
-          <w:bCs/>
-          <w:color w:val="FFFFFF"/>
-          <w:sz w:val="28"/>
-          <w:szCs w:val="28"/>
-        </w:rPr>
-      </w:pPr>
-      <w:r>
-        <w:rPr>
-          <w:rFonts w:ascii="Liberation Serif" w:hAnsi="Liberation Serif"/>
-          <w:b/>
-          <w:bCs/>
-          <w:color w:themeColor="accent1" w:themeShade="bf" w:val="FFFFFF"/>
-          <w:sz w:val="28"/>
-          <w:szCs w:val="28"/>
-        </w:rPr>
-      </w:r>
-    </w:p>
-    <w:p>
-      <w:pPr>
-        <w:pStyle w:val="Heading1"/>
-        <w:spacing w:before="0" w:after="0"/>
-        <w:jc w:val="center"/>
-        <w:rPr>
-          <w:rFonts w:ascii="Liberation Serif" w:hAnsi="Liberation Serif"/>
-          <w:b/>
-          <w:bCs/>
-          <w:color w:val="FFFFFF"/>
-          <w:sz w:val="28"/>
-          <w:szCs w:val="28"/>
-        </w:rPr>
-      </w:pPr>
-      <w:r>
-        <w:rPr>
-          <w:rFonts w:ascii="Liberation Serif" w:hAnsi="Liberation Serif"/>
-          <w:b/>
-          <w:bCs/>
-          <w:color w:themeColor="accent1" w:themeShade="bf" w:val="FFFFFF"/>
-          <w:sz w:val="28"/>
-          <w:szCs w:val="28"/>
-        </w:rPr>
-      </w:r>
-    </w:p>
-    <w:p>
-      <w:pPr>
-        <w:pStyle w:val="Heading1"/>
-        <w:spacing w:before="0" w:after="0"/>
-        <w:jc w:val="center"/>
-        <w:rPr>
-          <w:rFonts w:ascii="Liberation Serif" w:hAnsi="Liberation Serif"/>
-          <w:b/>
-          <w:bCs/>
-          <w:color w:val="FFFFFF"/>
-          <w:sz w:val="28"/>
-          <w:szCs w:val="28"/>
-        </w:rPr>
-      </w:pPr>
-      <w:r>
-        <w:rPr>
-          <w:rFonts w:ascii="Liberation Serif" w:hAnsi="Liberation Serif"/>
-          <w:b/>
-          <w:bCs/>
-          <w:color w:themeColor="accent1" w:themeShade="bf" w:val="FFFFFF"/>
-          <w:sz w:val="28"/>
-          <w:szCs w:val="28"/>
-        </w:rPr>
-      </w:r>
-    </w:p>
-    <w:p>
-      <w:pPr>
-        <w:pStyle w:val="Heading1"/>
-        <w:spacing w:before="0" w:after="0"/>
-        <w:jc w:val="center"/>
-        <w:rPr>
-          <w:rFonts w:ascii="Liberation Serif" w:hAnsi="Liberation Serif"/>
-          <w:b/>
-          <w:bCs/>
-          <w:color w:val="FFFFFF"/>
-          <w:sz w:val="28"/>
-          <w:szCs w:val="28"/>
-        </w:rPr>
-      </w:pPr>
-      <w:r>
-        <w:rPr>
-          <w:rFonts w:ascii="Liberation Serif" w:hAnsi="Liberation Serif"/>
-          <w:b/>
-          <w:bCs/>
-          <w:color w:themeColor="accent1" w:themeShade="bf" w:val="FFFFFF"/>
-          <w:sz w:val="28"/>
-          <w:szCs w:val="28"/>
-        </w:rPr>
-      </w:r>
-    </w:p>
-    <w:p>
-      <w:pPr>
-        <w:pStyle w:val="Heading1"/>
-        <w:spacing w:before="0" w:after="0"/>
-        <w:jc w:val="center"/>
-        <w:rPr>
-          <w:rFonts w:ascii="Liberation Serif" w:hAnsi="Liberation Serif"/>
-          <w:b/>
-          <w:bCs/>
-          <w:color w:val="FFFFFF"/>
-          <w:sz w:val="28"/>
-          <w:szCs w:val="28"/>
-        </w:rPr>
-      </w:pPr>
-      <w:r>
-        <w:rPr>
-          <w:rFonts w:ascii="Liberation Serif" w:hAnsi="Liberation Serif"/>
-          <w:b/>
-          <w:bCs/>
-          <w:color w:themeColor="accent1" w:themeShade="bf" w:val="FFFFFF"/>
-          <w:sz w:val="28"/>
-          <w:szCs w:val="28"/>
-        </w:rPr>
-      </w:r>
-    </w:p>
-    <w:p>
-      <w:pPr>
-        <w:pStyle w:val="Heading1"/>
-        <w:spacing w:before="0" w:after="0"/>
-        <w:jc w:val="center"/>
-        <w:rPr>
-          <w:rFonts w:ascii="Liberation Serif" w:hAnsi="Liberation Serif"/>
-          <w:b/>
-          <w:bCs/>
-          <w:color w:val="FFFFFF"/>
-          <w:sz w:val="28"/>
-          <w:szCs w:val="28"/>
-        </w:rPr>
-      </w:pPr>
-      <w:r>
-        <w:rPr>
-          <w:rFonts w:ascii="Liberation Serif" w:hAnsi="Liberation Serif"/>
-          <w:b/>
-          <w:bCs/>
-          <w:color w:themeColor="accent1" w:themeShade="bf" w:val="FFFFFF"/>
-          <w:sz w:val="28"/>
-          <w:szCs w:val="28"/>
-        </w:rPr>
-      </w:r>
-    </w:p>
-    <w:p>
-      <w:pPr>
-        <w:pStyle w:val="Heading1"/>
-        <w:spacing w:before="0" w:after="0"/>
-        <w:jc w:val="center"/>
-        <w:rPr>
-          <w:rFonts w:ascii="Liberation Serif" w:hAnsi="Liberation Serif"/>
-          <w:b/>
-          <w:bCs/>
-          <w:color w:val="FFFFFF"/>
-          <w:sz w:val="28"/>
-          <w:szCs w:val="28"/>
-        </w:rPr>
-      </w:pPr>
-      <w:r>
-        <w:rPr>
-          <w:rFonts w:ascii="Liberation Serif" w:hAnsi="Liberation Serif"/>
-          <w:b/>
-          <w:bCs/>
-          <w:color w:themeColor="accent1" w:themeShade="bf" w:val="FFFFFF"/>
-          <w:sz w:val="28"/>
-          <w:szCs w:val="28"/>
-        </w:rPr>
-      </w:r>
-    </w:p>
-    <w:p>
-      <w:pPr>
-        <w:pStyle w:val="Heading1"/>
-        <w:spacing w:before="0" w:after="0"/>
-        <w:jc w:val="center"/>
-        <w:rPr>
-          <w:rFonts w:ascii="Liberation Serif" w:hAnsi="Liberation Serif"/>
-          <w:b/>
-          <w:bCs/>
-          <w:color w:val="FFFFFF"/>
-          <w:sz w:val="28"/>
-          <w:szCs w:val="28"/>
-        </w:rPr>
-      </w:pPr>
-      <w:r>
-        <w:rPr>
-          <w:rFonts w:ascii="Liberation Serif" w:hAnsi="Liberation Serif"/>
-          <w:b/>
-          <w:bCs/>
-          <w:color w:themeColor="accent1" w:themeShade="bf" w:val="FFFFFF"/>
-          <w:sz w:val="28"/>
-          <w:szCs w:val="28"/>
-        </w:rPr>
-      </w:r>
-    </w:p>
-    <w:p>
-      <w:pPr>
-        <w:pStyle w:val="Heading1"/>
-        <w:spacing w:before="0" w:after="0"/>
-        <w:jc w:val="center"/>
-        <w:rPr>
-          <w:rFonts w:ascii="Liberation Serif" w:hAnsi="Liberation Serif"/>
-          <w:b/>
-          <w:bCs/>
-          <w:color w:val="FFFFFF"/>
-          <w:sz w:val="28"/>
-          <w:szCs w:val="28"/>
-        </w:rPr>
-      </w:pPr>
-      <w:r>
-        <w:rPr>
-          <w:rFonts w:ascii="Liberation Serif" w:hAnsi="Liberation Serif"/>
-          <w:b/>
-          <w:bCs/>
-          <w:color w:themeColor="accent1" w:themeShade="bf" w:val="FFFFFF"/>
-          <w:sz w:val="28"/>
-          <w:szCs w:val="28"/>
-        </w:rPr>
-      </w:r>
-    </w:p>
-    <w:p>
-      <w:pPr>
-        <w:pStyle w:val="Heading1"/>
-        <w:spacing w:before="0" w:after="0"/>
-        <w:jc w:val="center"/>
-        <w:rPr>
-          <w:rFonts w:ascii="Liberation Serif" w:hAnsi="Liberation Serif"/>
-          <w:b/>
-          <w:bCs/>
-          <w:color w:val="FFFFFF"/>
-          <w:sz w:val="28"/>
-          <w:szCs w:val="28"/>
-        </w:rPr>
-      </w:pPr>
-      <w:r>
-        <w:rPr>
-          <w:rFonts w:ascii="Liberation Serif" w:hAnsi="Liberation Serif"/>
-          <w:b/>
-          <w:bCs/>
-          <w:color w:themeColor="accent1" w:themeShade="bf" w:val="FFFFFF"/>
-          <w:sz w:val="28"/>
-          <w:szCs w:val="28"/>
-        </w:rPr>
-      </w:r>
-    </w:p>
-    <w:p>
-      <w:pPr>
-        <w:pStyle w:val="Heading1"/>
-        <w:spacing w:before="0" w:after="0"/>
-        <w:jc w:val="center"/>
-        <w:rPr>
-          <w:rFonts w:ascii="Liberation Serif" w:hAnsi="Liberation Serif"/>
-          <w:b/>
-          <w:bCs/>
-          <w:color w:val="FFFFFF"/>
-          <w:sz w:val="28"/>
-          <w:szCs w:val="28"/>
-        </w:rPr>
-      </w:pPr>
-      <w:r>
-        <w:rPr>
-          <w:rFonts w:ascii="Liberation Serif" w:hAnsi="Liberation Serif"/>
-          <w:b/>
-          <w:bCs/>
-          <w:color w:themeColor="accent1" w:themeShade="bf" w:val="FFFFFF"/>
-          <w:sz w:val="28"/>
-          <w:szCs w:val="28"/>
-        </w:rPr>
-      </w:r>
-    </w:p>
-    <w:p>
-      <w:pPr>
-        <w:pStyle w:val="Heading1"/>
-        <w:spacing w:before="0" w:after="0"/>
-        <w:jc w:val="center"/>
-        <w:rPr>
-          <w:rFonts w:ascii="Liberation Serif" w:hAnsi="Liberation Serif"/>
-          <w:b/>
-          <w:bCs/>
-          <w:color w:val="FFFFFF"/>
-          <w:sz w:val="28"/>
-          <w:szCs w:val="28"/>
-        </w:rPr>
-      </w:pPr>
-      <w:r>
-        <w:rPr>
-          <w:rFonts w:ascii="Liberation Serif" w:hAnsi="Liberation Serif"/>
-          <w:b/>
-          <w:bCs/>
-          <w:color w:themeColor="accent1" w:themeShade="bf" w:val="FFFFFF"/>
-          <w:sz w:val="28"/>
-          <w:szCs w:val="28"/>
-        </w:rPr>
-      </w:r>
-    </w:p>
-    <w:p>
-      <w:pPr>
-        <w:pStyle w:val="Heading1"/>
-        <w:spacing w:before="0" w:after="0"/>
-        <w:jc w:val="center"/>
-        <w:rPr>
-          <w:rFonts w:ascii="Liberation Serif" w:hAnsi="Liberation Serif"/>
-          <w:b/>
-          <w:bCs/>
-          <w:color w:val="FFFFFF"/>
-          <w:sz w:val="28"/>
-          <w:szCs w:val="28"/>
-        </w:rPr>
-      </w:pPr>
-      <w:r>
-        <w:rPr>
-          <w:rFonts w:ascii="Liberation Serif" w:hAnsi="Liberation Serif"/>
-          <w:b/>
-          <w:bCs/>
-          <w:color w:themeColor="accent1" w:themeShade="bf" w:val="FFFFFF"/>
-          <w:sz w:val="28"/>
-          <w:szCs w:val="28"/>
-        </w:rPr>
-      </w:r>
-    </w:p>
-    <w:p>
-      <w:pPr>
-        <w:pStyle w:val="Heading1"/>
-        <w:spacing w:before="0" w:after="0"/>
-        <w:jc w:val="center"/>
-        <w:rPr>
-          <w:rFonts w:ascii="Liberation Serif" w:hAnsi="Liberation Serif"/>
-          <w:b/>
-          <w:bCs/>
-          <w:color w:val="FFFFFF"/>
-          <w:sz w:val="28"/>
-          <w:szCs w:val="28"/>
-        </w:rPr>
-      </w:pPr>
-      <w:r>
-        <w:rPr>
-          <w:rFonts w:ascii="Liberation Serif" w:hAnsi="Liberation Serif"/>
-          <w:b/>
-          <w:bCs/>
-          <w:color w:themeColor="accent1" w:themeShade="bf" w:val="FFFFFF"/>
-          <w:sz w:val="28"/>
-          <w:szCs w:val="28"/>
-        </w:rPr>
-      </w:r>
-    </w:p>
-    <w:p>
-      <w:pPr>
-        <w:pStyle w:val="Heading1"/>
-        <w:spacing w:before="0" w:after="0"/>
-        <w:jc w:val="center"/>
-        <w:rPr>
-          <w:rFonts w:ascii="Liberation Serif" w:hAnsi="Liberation Serif"/>
-          <w:b/>
-          <w:bCs/>
-          <w:color w:val="FFFFFF"/>
-          <w:sz w:val="28"/>
-          <w:szCs w:val="28"/>
-        </w:rPr>
-      </w:pPr>
-      <w:r>
-        <w:rPr>
-          <w:rFonts w:ascii="Liberation Serif" w:hAnsi="Liberation Serif"/>
-          <w:b/>
-          <w:bCs/>
-          <w:color w:themeColor="accent1" w:themeShade="bf" w:val="FFFFFF"/>
-          <w:sz w:val="28"/>
-          <w:szCs w:val="28"/>
-        </w:rPr>
-      </w:r>
-    </w:p>
-    <w:p>
-      <w:pPr>
-        <w:pStyle w:val="Heading1"/>
-        <w:spacing w:before="0" w:after="0"/>
-        <w:jc w:val="center"/>
-        <w:rPr>
-          <w:rFonts w:ascii="Liberation Serif" w:hAnsi="Liberation Serif"/>
-          <w:b/>
-          <w:bCs/>
-          <w:color w:val="FFFFFF"/>
-          <w:sz w:val="28"/>
-          <w:szCs w:val="28"/>
-        </w:rPr>
-      </w:pPr>
-      <w:r>
-        <w:rPr>
-          <w:rFonts w:ascii="Liberation Serif" w:hAnsi="Liberation Serif"/>
-          <w:b/>
-          <w:bCs/>
-          <w:color w:themeColor="accent1" w:themeShade="bf" w:val="FFFFFF"/>
-          <w:sz w:val="28"/>
-          <w:szCs w:val="28"/>
-        </w:rPr>
-      </w:r>
-    </w:p>
-    <w:p>
-      <w:pPr>
-        <w:pStyle w:val="Heading1"/>
-        <w:spacing w:before="0" w:after="0"/>
-        <w:jc w:val="center"/>
-        <w:rPr>
-          <w:rFonts w:ascii="Liberation Serif" w:hAnsi="Liberation Serif"/>
-          <w:b/>
-          <w:bCs/>
-          <w:color w:val="FFFFFF"/>
-          <w:sz w:val="28"/>
-          <w:szCs w:val="28"/>
-        </w:rPr>
-      </w:pPr>
-      <w:r>
-        <w:rPr>
-          <w:rFonts w:ascii="Liberation Serif" w:hAnsi="Liberation Serif"/>
-          <w:b/>
-          <w:bCs/>
-          <w:color w:themeColor="accent1" w:themeShade="bf" w:val="FFFFFF"/>
-          <w:sz w:val="28"/>
-          <w:szCs w:val="28"/>
-        </w:rPr>
-      </w:r>
-    </w:p>
-    <w:p>
-      <w:pPr>
-        <w:pStyle w:val="Heading1"/>
-        <w:spacing w:before="0" w:after="0"/>
-        <w:jc w:val="center"/>
-        <w:rPr>
-          <w:rFonts w:ascii="Liberation Serif" w:hAnsi="Liberation Serif"/>
-          <w:b/>
-          <w:bCs/>
-          <w:color w:val="FFFFFF"/>
-          <w:sz w:val="28"/>
-          <w:szCs w:val="28"/>
-        </w:rPr>
-      </w:pPr>
-      <w:r>
-        <w:rPr>
-          <w:rFonts w:ascii="Liberation Serif" w:hAnsi="Liberation Serif"/>
-          <w:b/>
-          <w:bCs/>
-          <w:color w:themeColor="accent1" w:themeShade="bf" w:val="FFFFFF"/>
-          <w:sz w:val="28"/>
-          <w:szCs w:val="28"/>
-        </w:rPr>
-      </w:r>
-    </w:p>
-    <w:p>
-      <w:pPr>
-        <w:pStyle w:val="Heading1"/>
-        <w:spacing w:before="0" w:after="0"/>
-        <w:jc w:val="center"/>
-        <w:rPr>
-          <w:rFonts w:ascii="Liberation Serif" w:hAnsi="Liberation Serif"/>
-          <w:b/>
-          <w:bCs/>
-          <w:color w:val="FFFFFF"/>
-          <w:sz w:val="28"/>
-          <w:szCs w:val="28"/>
-        </w:rPr>
-      </w:pPr>
-      <w:r>
-        <w:rPr>
-          <w:rFonts w:ascii="Liberation Serif" w:hAnsi="Liberation Serif"/>
-          <w:b/>
-          <w:bCs/>
-          <w:color w:themeColor="accent1" w:themeShade="bf" w:val="FFFFFF"/>
-          <w:sz w:val="28"/>
-          <w:szCs w:val="28"/>
-        </w:rPr>
-      </w:r>
-    </w:p>
-    <w:p>
-      <w:pPr>
-        <w:pStyle w:val="Heading1"/>
-        <w:spacing w:before="0" w:after="0"/>
-        <w:jc w:val="center"/>
-        <w:rPr>
-          <w:rFonts w:ascii="Liberation Serif" w:hAnsi="Liberation Serif"/>
-          <w:b/>
-          <w:bCs/>
-          <w:color w:val="FFFFFF"/>
-          <w:sz w:val="28"/>
-          <w:szCs w:val="28"/>
-        </w:rPr>
-      </w:pPr>
-      <w:r>
-        <w:rPr>
-          <w:rFonts w:ascii="Liberation Serif" w:hAnsi="Liberation Serif"/>
-          <w:b/>
-          <w:bCs/>
-          <w:color w:themeColor="accent1" w:themeShade="bf" w:val="FFFFFF"/>
-          <w:sz w:val="28"/>
-          <w:szCs w:val="28"/>
-        </w:rPr>
-      </w:r>
-    </w:p>
-    <w:p>
-      <w:pPr>
-        <w:pStyle w:val="Heading1"/>
-        <w:spacing w:before="0" w:after="0"/>
-        <w:jc w:val="center"/>
-        <w:rPr>
-          <w:rFonts w:ascii="Liberation Serif" w:hAnsi="Liberation Serif"/>
-          <w:b/>
-          <w:bCs/>
-          <w:color w:val="FFFFFF"/>
-          <w:sz w:val="28"/>
-          <w:szCs w:val="28"/>
-        </w:rPr>
-      </w:pPr>
-      <w:r>
-        <w:rPr>
-          <w:rFonts w:ascii="Liberation Serif" w:hAnsi="Liberation Serif"/>
-          <w:b/>
-          <w:bCs/>
-          <w:color w:themeColor="accent1" w:themeShade="bf" w:val="FFFFFF"/>
-          <w:sz w:val="28"/>
-          <w:szCs w:val="28"/>
-        </w:rPr>
-      </w:r>
-    </w:p>
-    <w:p>
-      <w:pPr>
-        <w:pStyle w:val="Heading1"/>
-        <w:spacing w:before="0" w:after="0"/>
-        <w:jc w:val="center"/>
-        <w:rPr>
-          <w:rFonts w:ascii="Liberation Serif" w:hAnsi="Liberation Serif"/>
-          <w:b/>
-          <w:bCs/>
-          <w:color w:val="FFFFFF"/>
-          <w:sz w:val="28"/>
-          <w:szCs w:val="28"/>
-        </w:rPr>
-      </w:pPr>
-      <w:r>
-        <w:rPr>
-          <w:rFonts w:ascii="Liberation Serif" w:hAnsi="Liberation Serif"/>
-          <w:b/>
-          <w:bCs/>
-          <w:color w:themeColor="accent1" w:themeShade="bf" w:val="FFFFFF"/>
-          <w:sz w:val="28"/>
-          <w:szCs w:val="28"/>
-        </w:rPr>
-      </w:r>
-    </w:p>
-    <w:p>
-      <w:pPr>
-        <w:pStyle w:val="Heading1"/>
-        <w:spacing w:before="0" w:after="0"/>
-        <w:jc w:val="center"/>
-        <w:rPr>
-          <w:rFonts w:ascii="Liberation Serif" w:hAnsi="Liberation Serif"/>
-          <w:b/>
-          <w:bCs/>
-          <w:color w:val="FFFFFF"/>
-          <w:sz w:val="28"/>
-          <w:szCs w:val="28"/>
-        </w:rPr>
-      </w:pPr>
-      <w:r>
-        <w:rPr>
-          <w:rFonts w:ascii="Liberation Serif" w:hAnsi="Liberation Serif"/>
-          <w:b/>
-          <w:bCs/>
-          <w:color w:themeColor="accent1" w:themeShade="bf" w:val="FFFFFF"/>
-          <w:sz w:val="28"/>
-          <w:szCs w:val="28"/>
-        </w:rPr>
-      </w:r>
-    </w:p>
-    <w:p>
-      <w:pPr>
-        <w:pStyle w:val="Heading1"/>
-        <w:spacing w:before="0" w:after="0"/>
-        <w:jc w:val="center"/>
-        <w:rPr>
-          <w:rFonts w:ascii="Liberation Serif" w:hAnsi="Liberation Serif"/>
-          <w:b/>
-          <w:bCs/>
-          <w:color w:val="FFFFFF"/>
-          <w:sz w:val="28"/>
-          <w:szCs w:val="28"/>
-        </w:rPr>
-      </w:pPr>
-      <w:r>
-        <w:rPr>
-          <w:rFonts w:ascii="Liberation Serif" w:hAnsi="Liberation Serif"/>
-          <w:b/>
-          <w:bCs/>
-          <w:color w:themeColor="accent1" w:themeShade="bf" w:val="FFFFFF"/>
-          <w:sz w:val="28"/>
-          <w:szCs w:val="28"/>
-        </w:rPr>
-      </w:r>
-    </w:p>
-    <w:p>
-      <w:pPr>
-        <w:pStyle w:val="Heading1"/>
-        <w:spacing w:before="0" w:after="0"/>
-        <w:jc w:val="center"/>
-        <w:rPr>
-          <w:rFonts w:ascii="Liberation Serif" w:hAnsi="Liberation Serif"/>
-          <w:b/>
-          <w:bCs/>
-          <w:color w:val="FFFFFF"/>
-          <w:sz w:val="28"/>
-          <w:szCs w:val="28"/>
-        </w:rPr>
-      </w:pPr>
-      <w:r>
-        <w:rPr>
-          <w:rFonts w:ascii="Liberation Serif" w:hAnsi="Liberation Serif"/>
-          <w:b/>
-          <w:bCs/>
-          <w:color w:themeColor="accent1" w:themeShade="bf" w:val="FFFFFF"/>
-          <w:sz w:val="28"/>
-          <w:szCs w:val="28"/>
-        </w:rPr>
-      </w:r>
-    </w:p>
-    <w:p>
-      <w:pPr>
-        <w:pStyle w:val="Heading1"/>
-        <w:spacing w:before="0" w:after="0"/>
-        <w:jc w:val="center"/>
-        <w:rPr>
-          <w:rFonts w:ascii="Liberation Serif" w:hAnsi="Liberation Serif"/>
-          <w:b/>
-          <w:bCs/>
-          <w:color w:val="FFFFFF"/>
-          <w:sz w:val="28"/>
-          <w:szCs w:val="28"/>
-        </w:rPr>
-      </w:pPr>
-      <w:r>
-        <w:rPr>
-          <w:rFonts w:ascii="Liberation Serif" w:hAnsi="Liberation Serif"/>
-          <w:b/>
-          <w:bCs/>
-          <w:color w:themeColor="accent1" w:themeShade="bf" w:val="FFFFFF"/>
-          <w:sz w:val="28"/>
-          <w:szCs w:val="28"/>
-        </w:rPr>
-      </w:r>
-    </w:p>
-    <w:p>
-      <w:pPr>
-        <w:pStyle w:val="Heading1"/>
-        <w:spacing w:before="0" w:after="0"/>
-        <w:jc w:val="center"/>
-        <w:rPr>
-          <w:rFonts w:ascii="Liberation Serif" w:hAnsi="Liberation Serif"/>
-          <w:b/>
-          <w:bCs/>
-          <w:color w:val="FFFFFF"/>
-          <w:sz w:val="28"/>
-          <w:szCs w:val="28"/>
-        </w:rPr>
-      </w:pPr>
-      <w:r>
-        <w:rPr>
-          <w:rFonts w:ascii="Liberation Serif" w:hAnsi="Liberation Serif"/>
-          <w:b/>
-          <w:bCs/>
-          <w:color w:themeColor="accent1" w:themeShade="bf" w:val="FFFFFF"/>
-          <w:sz w:val="28"/>
-          <w:szCs w:val="28"/>
-        </w:rPr>
-      </w:r>
-    </w:p>
-    <w:p>
-      <w:pPr>
-        <w:pStyle w:val="Heading1"/>
-        <w:spacing w:before="0" w:after="0"/>
-        <w:jc w:val="center"/>
-        <w:rPr>
-          <w:rFonts w:ascii="Liberation Serif" w:hAnsi="Liberation Serif"/>
-          <w:b/>
-          <w:bCs/>
-          <w:color w:val="FFFFFF"/>
-          <w:sz w:val="28"/>
-          <w:szCs w:val="28"/>
-        </w:rPr>
-      </w:pPr>
-      <w:r>
-        <w:rPr>
-          <w:rFonts w:ascii="Liberation Serif" w:hAnsi="Liberation Serif"/>
-          <w:b/>
-          <w:bCs/>
-          <w:color w:themeColor="accent1" w:themeShade="bf" w:val="FFFFFF"/>
-          <w:sz w:val="28"/>
-          <w:szCs w:val="28"/>
-        </w:rPr>
-      </w:r>
-    </w:p>
-    <w:p>
-      <w:pPr>
-        <w:pStyle w:val="Heading1"/>
-        <w:spacing w:before="0" w:after="0"/>
-        <w:jc w:val="center"/>
-        <w:rPr>
-          <w:rFonts w:ascii="Liberation Serif" w:hAnsi="Liberation Serif"/>
-          <w:b/>
-          <w:bCs/>
-          <w:color w:val="FFFFFF"/>
-          <w:sz w:val="28"/>
-          <w:szCs w:val="28"/>
-        </w:rPr>
-      </w:pPr>
-      <w:r>
-        <w:rPr>
-          <w:rFonts w:ascii="Liberation Serif" w:hAnsi="Liberation Serif"/>
-          <w:b/>
-          <w:bCs/>
-          <w:color w:themeColor="accent1" w:themeShade="bf" w:val="FFFFFF"/>
-          <w:sz w:val="28"/>
-          <w:szCs w:val="28"/>
-        </w:rPr>
-      </w:r>
-    </w:p>
-    <w:p>
-      <w:pPr>
-        <w:pStyle w:val="Heading1"/>
-        <w:spacing w:before="0" w:after="0"/>
-        <w:jc w:val="center"/>
-        <w:rPr>
-          <w:rFonts w:ascii="Liberation Serif" w:hAnsi="Liberation Serif"/>
-          <w:color w:val="FFFFFF"/>
-        </w:rPr>
-      </w:pPr>
-      <w:r>
-        <w:rPr>
-          <w:rFonts w:ascii="Liberation Serif" w:hAnsi="Liberation Serif"/>
-          <w:b/>
-          <w:bCs/>
-          <w:color w:val="FFFFFF"/>
-          <w:sz w:val="28"/>
-          <w:szCs w:val="28"/>
-        </w:rPr>
-      </w:r>
-    </w:p>
-    <w:p>
-      <w:pPr>
-        <w:pStyle w:val="Heading1"/>
-        <w:spacing w:before="0" w:after="0"/>
-        <w:jc w:val="center"/>
-        <w:rPr>
-          <w:rFonts w:ascii="Liberation Serif" w:hAnsi="Liberation Serif"/>
-          <w:color w:val="FFFFFF"/>
-        </w:rPr>
-      </w:pPr>
-      <w:r>
-        <w:rPr>
-          <w:rFonts w:ascii="Liberation Serif" w:hAnsi="Liberation Serif"/>
-          <w:b/>
-          <w:bCs/>
-          <w:color w:val="FFFFFF"/>
-          <w:sz w:val="28"/>
-          <w:szCs w:val="28"/>
-        </w:rPr>
-      </w:r>
-    </w:p>
-    <w:p>
-      <w:pPr>
-        <w:pStyle w:val="Heading1"/>
-        <w:spacing w:before="0" w:after="0"/>
-        <w:jc w:val="center"/>
-        <w:rPr>
-          <w:rFonts w:ascii="Liberation Serif" w:hAnsi="Liberation Serif"/>
-          <w:color w:val="FFFFFF"/>
-        </w:rPr>
-      </w:pPr>
-      <w:r>
-        <w:rPr>
-          <w:rFonts w:ascii="Liberation Serif" w:hAnsi="Liberation Serif"/>
-          <w:b/>
-          <w:bCs/>
-          <w:color w:val="FFFFFF"/>
-          <w:sz w:val="28"/>
-          <w:szCs w:val="28"/>
-        </w:rPr>
-      </w:r>
-    </w:p>
-    <w:p>
-      <w:pPr>
-        <w:pStyle w:val="Heading1"/>
-        <w:spacing w:before="0" w:after="0"/>
-        <w:jc w:val="center"/>
-        <w:rPr>
-          <w:rFonts w:ascii="Liberation Serif" w:hAnsi="Liberation Serif"/>
-          <w:color w:val="FFFFFF"/>
-        </w:rPr>
-      </w:pPr>
-      <w:r>
-        <w:rPr>
-          <w:rFonts w:ascii="Liberation Serif" w:hAnsi="Liberation Serif"/>
-          <w:b/>
-          <w:bCs/>
-          <w:color w:val="FFFFFF"/>
-          <w:sz w:val="28"/>
-          <w:szCs w:val="28"/>
-        </w:rPr>
-      </w:r>
-    </w:p>
-    <w:p>
-      <w:pPr>
-        <w:pStyle w:val="Heading1"/>
-        <w:spacing w:before="0" w:after="0"/>
-        <w:jc w:val="center"/>
-        <w:rPr>
-          <w:rFonts w:ascii="Liberation Serif" w:hAnsi="Liberation Serif"/>
-          <w:color w:val="FFFFFF"/>
-        </w:rPr>
-      </w:pPr>
-      <w:r>
-        <w:rPr>
-          <w:rFonts w:ascii="Liberation Serif" w:hAnsi="Liberation Serif"/>
-          <w:b/>
-          <w:bCs/>
-          <w:color w:val="FFFFFF"/>
-          <w:sz w:val="28"/>
-          <w:szCs w:val="28"/>
-        </w:rPr>
-      </w:r>
-    </w:p>
-    <w:p>
-      <w:pPr>
-        <w:pStyle w:val="Heading1"/>
-        <w:spacing w:before="0" w:after="0"/>
-        <w:jc w:val="center"/>
-        <w:rPr>
-          <w:rFonts w:ascii="Liberation Serif" w:hAnsi="Liberation Serif"/>
-          <w:color w:val="FFFFFF"/>
-        </w:rPr>
-      </w:pPr>
-      <w:r>
-        <w:rPr>
-          <w:rFonts w:ascii="Liberation Serif" w:hAnsi="Liberation Serif"/>
-          <w:b/>
-          <w:bCs/>
-          <w:color w:val="FFFFFF"/>
-          <w:sz w:val="28"/>
-          <w:szCs w:val="28"/>
-        </w:rPr>
-      </w:r>
-    </w:p>
-    <w:p>
-      <w:pPr>
-        <w:pStyle w:val="Heading1"/>
-        <w:spacing w:before="0" w:after="0"/>
-        <w:jc w:val="center"/>
-        <w:rPr>
-          <w:rFonts w:ascii="Liberation Serif" w:hAnsi="Liberation Serif"/>
-          <w:color w:val="FFFFFF"/>
-        </w:rPr>
-      </w:pPr>
-      <w:r>
-        <w:rPr>
-          <w:rFonts w:ascii="Liberation Serif" w:hAnsi="Liberation Serif"/>
-          <w:b/>
-          <w:bCs/>
-          <w:color w:val="FFFFFF"/>
-          <w:sz w:val="28"/>
-          <w:szCs w:val="28"/>
-        </w:rPr>
-      </w:r>
-    </w:p>
-    <w:p>
-      <w:pPr>
-        <w:pStyle w:val="Heading1"/>
-        <w:spacing w:before="0" w:after="0"/>
-        <w:jc w:val="center"/>
-        <w:rPr>
-          <w:rFonts w:ascii="Liberation Serif" w:hAnsi="Liberation Serif"/>
-          <w:color w:val="FFFFFF"/>
-        </w:rPr>
-      </w:pPr>
-      <w:r>
-        <w:rPr>
-          <w:rFonts w:ascii="Liberation Serif" w:hAnsi="Liberation Serif"/>
-          <w:b/>
-          <w:bCs/>
-          <w:color w:val="FFFFFF"/>
-          <w:sz w:val="28"/>
-          <w:szCs w:val="28"/>
-        </w:rPr>
-      </w:r>
-    </w:p>
-    <w:p>
-      <w:pPr>
-        <w:pStyle w:val="Heading1"/>
-        <w:spacing w:before="0" w:after="0"/>
-        <w:jc w:val="center"/>
-        <w:rPr>
-          <w:rFonts w:ascii="Liberation Serif" w:hAnsi="Liberation Serif"/>
-          <w:color w:val="FFFFFF"/>
-        </w:rPr>
-      </w:pPr>
-      <w:r>
-        <w:rPr>
-          <w:rFonts w:ascii="Liberation Serif" w:hAnsi="Liberation Serif"/>
-          <w:b/>
-          <w:bCs/>
-          <w:color w:val="FFFFFF"/>
-          <w:sz w:val="28"/>
-          <w:szCs w:val="28"/>
-        </w:rPr>
-      </w:r>
-    </w:p>
-    <w:p>
-      <w:pPr>
-        <w:pStyle w:val="Heading1"/>
-        <w:spacing w:before="0" w:after="0"/>
-        <w:jc w:val="center"/>
-        <w:rPr>
-          <w:rFonts w:ascii="Liberation Serif" w:hAnsi="Liberation Serif"/>
-          <w:color w:val="FFFFFF"/>
-        </w:rPr>
-      </w:pPr>
-      <w:r>
-        <w:rPr>
-          <w:rFonts w:ascii="Liberation Serif" w:hAnsi="Liberation Serif"/>
-          <w:b/>
-          <w:bCs/>
-          <w:color w:val="FFFFFF"/>
-          <w:sz w:val="28"/>
-          <w:szCs w:val="28"/>
-        </w:rPr>
-      </w:r>
-    </w:p>
-    <w:p>
-      <w:pPr>
-        <w:pStyle w:val="Heading1"/>
-        <w:spacing w:before="0" w:after="0"/>
-        <w:jc w:val="center"/>
-        <w:rPr>
-          <w:rFonts w:ascii="Liberation Serif" w:hAnsi="Liberation Serif"/>
-          <w:color w:val="FFFFFF"/>
-        </w:rPr>
-      </w:pPr>
-      <w:r>
-        <w:rPr>
-          <w:rFonts w:ascii="Liberation Serif" w:hAnsi="Liberation Serif"/>
-          <w:b/>
-          <w:bCs/>
-          <w:color w:val="FFFFFF"/>
-          <w:sz w:val="28"/>
-          <w:szCs w:val="28"/>
-        </w:rPr>
-      </w:r>
-    </w:p>
-    <w:p>
-      <w:pPr>
-        <w:pStyle w:val="Heading1"/>
-        <w:spacing w:before="0" w:after="0"/>
-        <w:jc w:val="center"/>
-        <w:rPr>
-          <w:rFonts w:ascii="Liberation Serif" w:hAnsi="Liberation Serif"/>
-          <w:color w:val="FFFFFF"/>
-        </w:rPr>
-      </w:pPr>
-      <w:bookmarkStart w:id="77" w:name="_Toc215047431"/>
-      <w:r>
-        <w:rPr>
-          <w:rFonts w:ascii="Liberation Serif" w:hAnsi="Liberation Serif"/>
-          <w:b/>
-          <w:bCs/>
-          <w:color w:val="FFFFFF"/>
-          <w:sz w:val="28"/>
-          <w:szCs w:val="28"/>
-        </w:rPr>
         <w:t>Литература:</w:t>
       </w:r>
-      <w:bookmarkEnd w:id="77"/>
+      <w:bookmarkEnd w:id="79"/>
     </w:p>
     <w:p>
       <w:pPr>
@@ -20274,7 +18479,7 @@
         </w:r>
         <w:r>
           <w:rPr/>
-          <w:t>42</w:t>
+          <w:t>40</w:t>
         </w:r>
         <w:r>
           <w:rPr/>
@@ -22551,8 +20756,8 @@
       <w:szCs w:val="20"/>
     </w:rPr>
   </w:style>
-  <w:style w:type="character" w:styleId="user" w:customStyle="1">
-    <w:name w:val="Символ концевой сноски (user)"/>
+  <w:style w:type="character" w:styleId="Style15" w:customStyle="1">
+    <w:name w:val="Символ концевой сноски"/>
     <w:uiPriority w:val="99"/>
     <w:semiHidden/>
     <w:unhideWhenUsed/>
@@ -22562,8 +20767,8 @@
       <w:vertAlign w:val="superscript"/>
     </w:rPr>
   </w:style>
-  <w:style w:type="character" w:styleId="Style15" w:customStyle="1">
-    <w:name w:val="Символ концевой сноски"/>
+  <w:style w:type="character" w:styleId="user" w:customStyle="1">
+    <w:name w:val="Символ концевой сноски (user)"/>
     <w:qFormat/>
     <w:rPr>
       <w:vertAlign w:val="superscript"/>
@@ -22617,50 +20822,50 @@
       <w:iCs/>
     </w:rPr>
   </w:style>
-  <w:style w:type="character" w:styleId="user1" w:customStyle="1">
+  <w:style w:type="character" w:styleId="Style16" w:customStyle="1">
+    <w:name w:val="Ссылка указателя"/>
+    <w:qFormat/>
+    <w:rPr/>
+  </w:style>
+  <w:style w:type="character" w:styleId="Style17">
+    <w:name w:val="Маркеры"/>
+    <w:qFormat/>
+    <w:rPr>
+      <w:rFonts w:ascii="OpenSymbol" w:hAnsi="OpenSymbol" w:eastAsia="OpenSymbol" w:cs="OpenSymbol"/>
+    </w:rPr>
+  </w:style>
+  <w:style w:type="character" w:styleId="Style18">
+    <w:name w:val="Символ нумерации"/>
+    <w:qFormat/>
+    <w:rPr/>
+  </w:style>
+  <w:style w:type="character" w:styleId="Style19">
+    <w:name w:val="Исходный текст"/>
+    <w:qFormat/>
+    <w:rPr>
+      <w:rFonts w:ascii="Liberation Mono" w:hAnsi="Liberation Mono" w:eastAsia="Liberation Mono" w:cs="Liberation Mono"/>
+    </w:rPr>
+  </w:style>
+  <w:style w:type="character" w:styleId="user1">
     <w:name w:val="Ссылка указателя (user)"/>
     <w:qFormat/>
     <w:rPr/>
   </w:style>
   <w:style w:type="character" w:styleId="user2">
+    <w:name w:val="Исходный текст (user)"/>
+    <w:qFormat/>
+    <w:rPr>
+      <w:rFonts w:ascii="Liberation Mono" w:hAnsi="Liberation Mono" w:eastAsia="Liberation Mono" w:cs="Liberation Mono"/>
+    </w:rPr>
+  </w:style>
+  <w:style w:type="character" w:styleId="user3">
     <w:name w:val="Маркеры (user)"/>
     <w:qFormat/>
     <w:rPr>
       <w:rFonts w:ascii="OpenSymbol" w:hAnsi="OpenSymbol" w:eastAsia="OpenSymbol" w:cs="OpenSymbol"/>
     </w:rPr>
   </w:style>
-  <w:style w:type="character" w:styleId="user3">
-    <w:name w:val="Символ нумерации (user)"/>
-    <w:qFormat/>
-    <w:rPr/>
-  </w:style>
-  <w:style w:type="character" w:styleId="user4">
-    <w:name w:val="Исходный текст (user)"/>
-    <w:qFormat/>
-    <w:rPr>
-      <w:rFonts w:ascii="Liberation Mono" w:hAnsi="Liberation Mono" w:eastAsia="Liberation Mono" w:cs="Liberation Mono"/>
-    </w:rPr>
-  </w:style>
-  <w:style w:type="character" w:styleId="Style16">
-    <w:name w:val="Ссылка указателя"/>
-    <w:qFormat/>
-    <w:rPr/>
-  </w:style>
-  <w:style w:type="character" w:styleId="Style17">
-    <w:name w:val="Исходный текст"/>
-    <w:qFormat/>
-    <w:rPr>
-      <w:rFonts w:ascii="Liberation Mono" w:hAnsi="Liberation Mono" w:eastAsia="Liberation Mono" w:cs="Liberation Mono"/>
-    </w:rPr>
-  </w:style>
-  <w:style w:type="character" w:styleId="Style18">
-    <w:name w:val="Маркеры"/>
-    <w:qFormat/>
-    <w:rPr>
-      <w:rFonts w:ascii="OpenSymbol" w:hAnsi="OpenSymbol" w:eastAsia="OpenSymbol" w:cs="OpenSymbol"/>
-    </w:rPr>
-  </w:style>
-  <w:style w:type="paragraph" w:styleId="Style19">
+  <w:style w:type="paragraph" w:styleId="Style20" w:customStyle="1">
     <w:name w:val="Заголовок"/>
     <w:basedOn w:val="Normal"/>
     <w:next w:val="BodyText"/>
@@ -22710,7 +20915,7 @@
       <w:szCs w:val="18"/>
     </w:rPr>
   </w:style>
-  <w:style w:type="paragraph" w:styleId="Style20">
+  <w:style w:type="paragraph" w:styleId="Style21" w:customStyle="1">
     <w:name w:val="Указатель"/>
     <w:basedOn w:val="Normal"/>
     <w:qFormat/>
@@ -22721,7 +20926,7 @@
       <w:rFonts w:cs="Noto Sans Devanagari"/>
     </w:rPr>
   </w:style>
-  <w:style w:type="paragraph" w:styleId="user5" w:customStyle="1">
+  <w:style w:type="paragraph" w:styleId="user4">
     <w:name w:val="Заголовок (user)"/>
     <w:basedOn w:val="Normal"/>
     <w:next w:val="BodyText"/>
@@ -22736,7 +20941,7 @@
       <w:szCs w:val="28"/>
     </w:rPr>
   </w:style>
-  <w:style w:type="paragraph" w:styleId="user6" w:customStyle="1">
+  <w:style w:type="paragraph" w:styleId="user5">
     <w:name w:val="Указатель (user)"/>
     <w:basedOn w:val="Normal"/>
     <w:qFormat/>
@@ -22769,7 +20974,7 @@
   </w:style>
   <w:style w:type="paragraph" w:styleId="IndexHeading">
     <w:name w:val="index heading"/>
-    <w:basedOn w:val="user5"/>
+    <w:basedOn w:val="Style20"/>
     <w:pPr/>
     <w:rPr/>
   </w:style>
@@ -23000,21 +21205,31 @@
       <w:szCs w:val="20"/>
     </w:rPr>
   </w:style>
-  <w:style w:type="paragraph" w:styleId="user7" w:customStyle="1">
+  <w:style w:type="paragraph" w:styleId="Style22" w:customStyle="1">
+    <w:name w:val="Содержимое врезки"/>
+    <w:basedOn w:val="Normal"/>
+    <w:qFormat/>
+    <w:pPr/>
+    <w:rPr/>
+  </w:style>
+  <w:style w:type="paragraph" w:styleId="user6" w:customStyle="1">
     <w:name w:val="Содержимое врезки (user)"/>
     <w:basedOn w:val="Normal"/>
     <w:qFormat/>
     <w:pPr/>
     <w:rPr/>
   </w:style>
-  <w:style w:type="paragraph" w:styleId="Style21" w:customStyle="1">
-    <w:name w:val="Содержимое врезки"/>
+  <w:style w:type="paragraph" w:styleId="user7" w:customStyle="1">
+    <w:name w:val="Содержимое таблицы (user)"/>
     <w:basedOn w:val="Normal"/>
     <w:qFormat/>
-    <w:pPr/>
+    <w:pPr>
+      <w:widowControl w:val="false"/>
+      <w:suppressLineNumbers/>
+    </w:pPr>
     <w:rPr/>
   </w:style>
-  <w:style w:type="paragraph" w:styleId="Style22" w:customStyle="1">
+  <w:style w:type="paragraph" w:styleId="Style23">
     <w:name w:val="Содержимое таблицы"/>
     <w:basedOn w:val="Normal"/>
     <w:qFormat/>
@@ -23024,19 +21239,9 @@
     </w:pPr>
     <w:rPr/>
   </w:style>
-  <w:style w:type="paragraph" w:styleId="user8">
-    <w:name w:val="Содержимое таблицы (user)"/>
-    <w:basedOn w:val="Normal"/>
-    <w:qFormat/>
-    <w:pPr>
-      <w:widowControl w:val="false"/>
-      <w:suppressLineNumbers/>
-    </w:pPr>
-    <w:rPr/>
-  </w:style>
-  <w:style w:type="paragraph" w:styleId="user9">
-    <w:name w:val="Заголовок таблицы (user)"/>
-    <w:basedOn w:val="user8"/>
+  <w:style w:type="paragraph" w:styleId="Style24">
+    <w:name w:val="Заголовок таблицы"/>
+    <w:basedOn w:val="Style23"/>
     <w:qFormat/>
     <w:pPr>
       <w:suppressLineNumbers/>
@@ -23047,9 +21252,9 @@
       <w:bCs/>
     </w:rPr>
   </w:style>
-  <w:style w:type="paragraph" w:styleId="Style23">
-    <w:name w:val="Заголовок таблицы"/>
-    <w:basedOn w:val="Style22"/>
+  <w:style w:type="paragraph" w:styleId="user8">
+    <w:name w:val="Заголовок таблицы (user)"/>
+    <w:basedOn w:val="user7"/>
     <w:qFormat/>
     <w:pPr>
       <w:suppressLineNumbers/>
@@ -23060,15 +21265,15 @@
       <w:bCs/>
     </w:rPr>
   </w:style>
-  <w:style w:type="numbering" w:styleId="user10" w:customStyle="1">
-    <w:name w:val="Без списка (user)"/>
+  <w:style w:type="numbering" w:styleId="Style25" w:customStyle="1">
+    <w:name w:val="Без списка"/>
     <w:uiPriority w:val="99"/>
     <w:semiHidden/>
     <w:unhideWhenUsed/>
     <w:qFormat/>
   </w:style>
-  <w:style w:type="numbering" w:styleId="user11">
-    <w:name w:val="Маркированный • (user)"/>
+  <w:style w:type="numbering" w:styleId="Style26">
+    <w:name w:val="Маркированный •"/>
     <w:qFormat/>
   </w:style>
   <w:style w:type="table" w:default="1" w:styleId="a1">

--- a/Chudopalov_B_A_RAZRABOTKA_PLATFORMI_UPRAVLENIA_PROGRAMMNIMI_PROEKTAMI.docx
+++ b/Chudopalov_B_A_RAZRABOTKA_PLATFORMI_UPRAVLENIA_PROGRAMMNIMI_PROEKTAMI.docx
@@ -398,16 +398,16 @@
                 <w:szCs w:val="28"/>
               </w:rPr>
             </w:pPr>
-            <w:bookmarkStart w:id="1" w:name="_Toc195140816"/>
-            <w:bookmarkStart w:id="2" w:name="_Toc195139999"/>
-            <w:bookmarkStart w:id="3" w:name="_Toc197412251"/>
-            <w:bookmarkStart w:id="4" w:name="_Toc197217238"/>
-            <w:bookmarkStart w:id="5" w:name="_Toc195525835"/>
-            <w:bookmarkStart w:id="6" w:name="_Toc197410299"/>
+            <w:bookmarkStart w:id="1" w:name="_Toc196051117"/>
+            <w:bookmarkStart w:id="2" w:name="_Toc195140816"/>
+            <w:bookmarkStart w:id="3" w:name="_Toc195139999"/>
+            <w:bookmarkStart w:id="4" w:name="_Toc197412251"/>
+            <w:bookmarkStart w:id="5" w:name="_Toc197217238"/>
+            <w:bookmarkStart w:id="6" w:name="_Toc195525835"/>
             <w:bookmarkStart w:id="7" w:name="_Toc195195707"/>
-            <w:bookmarkStart w:id="8" w:name="_Toc195522934"/>
+            <w:bookmarkStart w:id="8" w:name="_Toc197410299"/>
             <w:bookmarkStart w:id="9" w:name="_Toc195140758"/>
-            <w:bookmarkStart w:id="10" w:name="_Toc196051117"/>
+            <w:bookmarkStart w:id="10" w:name="_Toc195522934"/>
             <w:r>
               <w:rPr>
                 <w:rFonts w:eastAsia="Times New Roman" w:cs="Times New Roman" w:ascii="Times New Roman" w:hAnsi="Times New Roman"/>
@@ -492,16 +492,16 @@
                 <w:szCs w:val="28"/>
               </w:rPr>
             </w:pPr>
-            <w:bookmarkStart w:id="11" w:name="_Toc196051118"/>
-            <w:bookmarkStart w:id="12" w:name="_Toc197412252"/>
-            <w:bookmarkStart w:id="13" w:name="_Toc195140000"/>
-            <w:bookmarkStart w:id="14" w:name="_Toc197410300"/>
-            <w:bookmarkStart w:id="15" w:name="_Toc195525836"/>
-            <w:bookmarkStart w:id="16" w:name="_Toc195140817"/>
-            <w:bookmarkStart w:id="17" w:name="_Toc195522935"/>
-            <w:bookmarkStart w:id="18" w:name="_Toc197217239"/>
-            <w:bookmarkStart w:id="19" w:name="_Toc195195708"/>
-            <w:bookmarkStart w:id="20" w:name="_Toc195140759"/>
+            <w:bookmarkStart w:id="11" w:name="_Toc195522935"/>
+            <w:bookmarkStart w:id="12" w:name="_Toc195140759"/>
+            <w:bookmarkStart w:id="13" w:name="_Toc195195708"/>
+            <w:bookmarkStart w:id="14" w:name="_Toc197217239"/>
+            <w:bookmarkStart w:id="15" w:name="_Toc195140817"/>
+            <w:bookmarkStart w:id="16" w:name="_Toc197410300"/>
+            <w:bookmarkStart w:id="17" w:name="_Toc195140000"/>
+            <w:bookmarkStart w:id="18" w:name="_Toc197412252"/>
+            <w:bookmarkStart w:id="19" w:name="_Toc196051118"/>
+            <w:bookmarkStart w:id="20" w:name="_Toc195525836"/>
             <w:r>
               <w:rPr>
                 <w:rFonts w:eastAsia="Calibri" w:cs="Times New Roman" w:ascii="Times New Roman" w:hAnsi="Times New Roman"/>
@@ -560,16 +560,16 @@
                 <w:szCs w:val="28"/>
               </w:rPr>
             </w:pPr>
-            <w:bookmarkStart w:id="21" w:name="_Toc195525837"/>
-            <w:bookmarkStart w:id="22" w:name="_Toc195140818"/>
-            <w:bookmarkStart w:id="23" w:name="_Toc197412253"/>
-            <w:bookmarkStart w:id="24" w:name="_Toc197217240"/>
-            <w:bookmarkStart w:id="25" w:name="_Toc196051119"/>
+            <w:bookmarkStart w:id="21" w:name="_Toc197412253"/>
+            <w:bookmarkStart w:id="22" w:name="_Toc197410301"/>
+            <w:bookmarkStart w:id="23" w:name="_Toc195140001"/>
+            <w:bookmarkStart w:id="24" w:name="_Toc195140760"/>
+            <w:bookmarkStart w:id="25" w:name="_Toc195195709"/>
             <w:bookmarkStart w:id="26" w:name="_Toc195522936"/>
-            <w:bookmarkStart w:id="27" w:name="_Toc195195709"/>
-            <w:bookmarkStart w:id="28" w:name="_Toc195140760"/>
-            <w:bookmarkStart w:id="29" w:name="_Toc195140001"/>
-            <w:bookmarkStart w:id="30" w:name="_Toc197410301"/>
+            <w:bookmarkStart w:id="27" w:name="_Toc196051119"/>
+            <w:bookmarkStart w:id="28" w:name="_Toc197217240"/>
+            <w:bookmarkStart w:id="29" w:name="_Toc195140818"/>
+            <w:bookmarkStart w:id="30" w:name="_Toc195525837"/>
             <w:r>
               <w:rPr>
                 <w:rFonts w:eastAsia="Times New Roman" w:cs="Times New Roman" w:ascii="Times New Roman" w:hAnsi="Times New Roman"/>
@@ -704,16 +704,16 @@
                 <w:szCs w:val="28"/>
               </w:rPr>
             </w:pPr>
-            <w:bookmarkStart w:id="31" w:name="_Toc197217241"/>
-            <w:bookmarkStart w:id="32" w:name="_Toc195195710"/>
-            <w:bookmarkStart w:id="33" w:name="_Toc197410302"/>
+            <w:bookmarkStart w:id="31" w:name="_Toc197410302"/>
+            <w:bookmarkStart w:id="32" w:name="_Toc197217241"/>
+            <w:bookmarkStart w:id="33" w:name="_Toc195195710"/>
             <w:bookmarkStart w:id="34" w:name="_Toc197412254"/>
             <w:bookmarkStart w:id="35" w:name="_Toc196051120"/>
             <w:bookmarkStart w:id="36" w:name="_Toc195525838"/>
             <w:bookmarkStart w:id="37" w:name="_Toc195522937"/>
-            <w:bookmarkStart w:id="38" w:name="_Toc195140819"/>
-            <w:bookmarkStart w:id="39" w:name="_Toc195140761"/>
-            <w:bookmarkStart w:id="40" w:name="_Toc195140002"/>
+            <w:bookmarkStart w:id="38" w:name="_Toc195140761"/>
+            <w:bookmarkStart w:id="39" w:name="_Toc195140002"/>
+            <w:bookmarkStart w:id="40" w:name="_Toc195140819"/>
             <w:r>
               <w:rPr>
                 <w:rFonts w:eastAsia="Times New Roman" w:cs="Times New Roman" w:ascii="Times New Roman" w:hAnsi="Times New Roman"/>
@@ -798,16 +798,16 @@
                 <w:szCs w:val="28"/>
               </w:rPr>
             </w:pPr>
-            <w:bookmarkStart w:id="41" w:name="_Toc197217242"/>
-            <w:bookmarkStart w:id="42" w:name="_Toc195195711"/>
-            <w:bookmarkStart w:id="43" w:name="_Toc195140820"/>
-            <w:bookmarkStart w:id="44" w:name="_Toc196051121"/>
-            <w:bookmarkStart w:id="45" w:name="_Toc197412255"/>
-            <w:bookmarkStart w:id="46" w:name="_Toc195525839"/>
-            <w:bookmarkStart w:id="47" w:name="_Toc195140762"/>
-            <w:bookmarkStart w:id="48" w:name="_Toc195522938"/>
-            <w:bookmarkStart w:id="49" w:name="_Toc197410303"/>
-            <w:bookmarkStart w:id="50" w:name="_Toc195140003"/>
+            <w:bookmarkStart w:id="41" w:name="_Toc195525839"/>
+            <w:bookmarkStart w:id="42" w:name="_Toc197217242"/>
+            <w:bookmarkStart w:id="43" w:name="_Toc195195711"/>
+            <w:bookmarkStart w:id="44" w:name="_Toc197412255"/>
+            <w:bookmarkStart w:id="45" w:name="_Toc196051121"/>
+            <w:bookmarkStart w:id="46" w:name="_Toc195522938"/>
+            <w:bookmarkStart w:id="47" w:name="_Toc197410303"/>
+            <w:bookmarkStart w:id="48" w:name="_Toc195140003"/>
+            <w:bookmarkStart w:id="49" w:name="_Toc195140820"/>
+            <w:bookmarkStart w:id="50" w:name="_Toc195140762"/>
             <w:r>
               <w:rPr>
                 <w:rFonts w:eastAsia="Calibri" w:cs="Times New Roman" w:ascii="Times New Roman" w:hAnsi="Times New Roman"/>
@@ -866,14 +866,14 @@
                 <w:szCs w:val="28"/>
               </w:rPr>
             </w:pPr>
-            <w:bookmarkStart w:id="51" w:name="_Toc195522939"/>
-            <w:bookmarkStart w:id="52" w:name="_Toc195525840"/>
-            <w:bookmarkStart w:id="53" w:name="_Toc196051122"/>
-            <w:bookmarkStart w:id="54" w:name="_Toc197217243"/>
-            <w:bookmarkStart w:id="55" w:name="_Toc195140004"/>
-            <w:bookmarkStart w:id="56" w:name="_Toc195140763"/>
-            <w:bookmarkStart w:id="57" w:name="_Toc195140821"/>
-            <w:bookmarkStart w:id="58" w:name="_Toc195195712"/>
+            <w:bookmarkStart w:id="51" w:name="_Toc195195712"/>
+            <w:bookmarkStart w:id="52" w:name="_Toc195522939"/>
+            <w:bookmarkStart w:id="53" w:name="_Toc195525840"/>
+            <w:bookmarkStart w:id="54" w:name="_Toc196051122"/>
+            <w:bookmarkStart w:id="55" w:name="_Toc197217243"/>
+            <w:bookmarkStart w:id="56" w:name="_Toc195140004"/>
+            <w:bookmarkStart w:id="57" w:name="_Toc195140763"/>
+            <w:bookmarkStart w:id="58" w:name="_Toc195140821"/>
             <w:bookmarkStart w:id="59" w:name="_Toc197410304"/>
             <w:bookmarkStart w:id="60" w:name="_Toc197412256"/>
             <w:r>
@@ -2069,11 +2069,11 @@
       <w:r>
         <w:br w:type="page"/>
       </w:r>
-      <w:bookmarkStart w:id="61" w:name="_Toc197410306"/>
-      <w:bookmarkStart w:id="62" w:name="_Toc197412258"/>
+      <w:bookmarkStart w:id="61" w:name="_Toc102500951"/>
+      <w:bookmarkStart w:id="62" w:name="_Toc195525842"/>
       <w:bookmarkStart w:id="63" w:name="_Toc195522941"/>
-      <w:bookmarkStart w:id="64" w:name="_Toc195525842"/>
-      <w:bookmarkStart w:id="65" w:name="_Toc102500951"/>
+      <w:bookmarkStart w:id="64" w:name="_Toc197412258"/>
+      <w:bookmarkStart w:id="65" w:name="_Toc197410306"/>
       <w:r>
         <w:rPr>
           <w:rFonts w:cs="Times New Roman" w:ascii="Liberation Serif" w:hAnsi="Liberation Serif"/>
@@ -2347,7 +2347,7 @@
       </w:r>
       <w:r>
         <w:rPr>
-          <w:rStyle w:val="user4"/>
+          <w:rStyle w:val="Style19"/>
           <w:rFonts w:eastAsia="" w:ascii="Liberation Serif" w:hAnsi="Liberation Serif" w:eastAsiaTheme="majorEastAsia"/>
           <w:b w:val="false"/>
           <w:bCs w:val="false"/>
@@ -2406,8 +2406,8 @@
           <w:rFonts w:ascii="Liberation Serif" w:hAnsi="Liberation Serif"/>
         </w:rPr>
       </w:pPr>
-      <w:bookmarkStart w:id="66" w:name="_Toc215047425"/>
-      <w:bookmarkStart w:id="67" w:name="_Toc197412259"/>
+      <w:bookmarkStart w:id="66" w:name="_Toc197412259"/>
+      <w:bookmarkStart w:id="67" w:name="_Toc215047425"/>
       <w:r>
         <w:rPr>
           <w:rFonts w:cs="Times New Roman" w:ascii="Liberation Serif" w:hAnsi="Liberation Serif"/>
@@ -4070,7 +4070,7 @@
       </w:r>
       <w:r>
         <w:rPr>
-          <w:rStyle w:val="user4"/>
+          <w:rStyle w:val="Style19"/>
           <w:rFonts w:ascii="Liberation Serif" w:hAnsi="Liberation Serif"/>
           <w:color w:val="FFFFFF"/>
           <w:sz w:val="28"/>
@@ -4285,8 +4285,8 @@
           <w:rFonts w:ascii="Liberation Serif" w:hAnsi="Liberation Serif"/>
         </w:rPr>
       </w:pPr>
-      <w:bookmarkStart w:id="74" w:name="_Hlk194590313"/>
-      <w:bookmarkStart w:id="75" w:name="_Hlk194590271"/>
+      <w:bookmarkStart w:id="74" w:name="_Hlk194590271"/>
+      <w:bookmarkStart w:id="75" w:name="_Hlk194590313"/>
       <w:bookmarkEnd w:id="74"/>
       <w:bookmarkEnd w:id="75"/>
       <w:r>
@@ -4339,7 +4339,7 @@
           </w:tcPr>
           <w:p>
             <w:pPr>
-              <w:pStyle w:val="Style23"/>
+              <w:pStyle w:val="user8"/>
               <w:spacing w:before="0" w:after="160"/>
               <w:jc w:val="center"/>
               <w:rPr>
@@ -4390,7 +4390,7 @@
           </w:tcPr>
           <w:p>
             <w:pPr>
-              <w:pStyle w:val="Style23"/>
+              <w:pStyle w:val="user8"/>
               <w:spacing w:before="0" w:after="160"/>
               <w:jc w:val="center"/>
               <w:rPr>
@@ -4422,7 +4422,7 @@
           </w:tcPr>
           <w:p>
             <w:pPr>
-              <w:pStyle w:val="Style23"/>
+              <w:pStyle w:val="user8"/>
               <w:spacing w:before="0" w:after="160"/>
               <w:jc w:val="center"/>
               <w:rPr>
@@ -4454,7 +4454,7 @@
           </w:tcPr>
           <w:p>
             <w:pPr>
-              <w:pStyle w:val="Style23"/>
+              <w:pStyle w:val="user8"/>
               <w:spacing w:before="0" w:after="160"/>
               <w:jc w:val="center"/>
               <w:rPr>
@@ -4486,7 +4486,7 @@
           </w:tcPr>
           <w:p>
             <w:pPr>
-              <w:pStyle w:val="Style23"/>
+              <w:pStyle w:val="user8"/>
               <w:spacing w:before="0" w:after="160"/>
               <w:jc w:val="center"/>
               <w:rPr>
@@ -4522,7 +4522,7 @@
           </w:tcPr>
           <w:p>
             <w:pPr>
-              <w:pStyle w:val="Style23"/>
+              <w:pStyle w:val="user8"/>
               <w:spacing w:before="0" w:after="160"/>
               <w:jc w:val="both"/>
               <w:rPr>
@@ -4553,7 +4553,7 @@
           </w:tcPr>
           <w:p>
             <w:pPr>
-              <w:pStyle w:val="Style23"/>
+              <w:pStyle w:val="user8"/>
               <w:spacing w:before="0" w:after="160"/>
               <w:jc w:val="center"/>
               <w:rPr>
@@ -4584,7 +4584,7 @@
           </w:tcPr>
           <w:p>
             <w:pPr>
-              <w:pStyle w:val="Style23"/>
+              <w:pStyle w:val="user8"/>
               <w:spacing w:before="0" w:after="160"/>
               <w:jc w:val="center"/>
               <w:rPr>
@@ -4615,7 +4615,7 @@
           </w:tcPr>
           <w:p>
             <w:pPr>
-              <w:pStyle w:val="Style23"/>
+              <w:pStyle w:val="user8"/>
               <w:spacing w:before="0" w:after="160"/>
               <w:jc w:val="center"/>
               <w:rPr>
@@ -4646,7 +4646,7 @@
           </w:tcPr>
           <w:p>
             <w:pPr>
-              <w:pStyle w:val="Style23"/>
+              <w:pStyle w:val="user8"/>
               <w:spacing w:before="0" w:after="160"/>
               <w:jc w:val="center"/>
               <w:rPr>
@@ -4680,7 +4680,7 @@
           </w:tcPr>
           <w:p>
             <w:pPr>
-              <w:pStyle w:val="Style23"/>
+              <w:pStyle w:val="user8"/>
               <w:spacing w:before="0" w:after="160"/>
               <w:jc w:val="both"/>
               <w:rPr>
@@ -4711,7 +4711,7 @@
           </w:tcPr>
           <w:p>
             <w:pPr>
-              <w:pStyle w:val="Style23"/>
+              <w:pStyle w:val="user8"/>
               <w:spacing w:before="0" w:after="160"/>
               <w:jc w:val="center"/>
               <w:rPr>
@@ -4742,7 +4742,7 @@
           </w:tcPr>
           <w:p>
             <w:pPr>
-              <w:pStyle w:val="Style23"/>
+              <w:pStyle w:val="user8"/>
               <w:spacing w:before="0" w:after="160"/>
               <w:jc w:val="center"/>
               <w:rPr>
@@ -4773,7 +4773,7 @@
           </w:tcPr>
           <w:p>
             <w:pPr>
-              <w:pStyle w:val="Style23"/>
+              <w:pStyle w:val="user8"/>
               <w:spacing w:before="0" w:after="160"/>
               <w:jc w:val="center"/>
               <w:rPr>
@@ -4804,7 +4804,7 @@
           </w:tcPr>
           <w:p>
             <w:pPr>
-              <w:pStyle w:val="Style23"/>
+              <w:pStyle w:val="user8"/>
               <w:spacing w:before="0" w:after="160"/>
               <w:jc w:val="center"/>
               <w:rPr>
@@ -4838,7 +4838,7 @@
           </w:tcPr>
           <w:p>
             <w:pPr>
-              <w:pStyle w:val="Style23"/>
+              <w:pStyle w:val="user8"/>
               <w:spacing w:before="0" w:after="160"/>
               <w:jc w:val="both"/>
               <w:rPr>
@@ -4869,7 +4869,7 @@
           </w:tcPr>
           <w:p>
             <w:pPr>
-              <w:pStyle w:val="Style23"/>
+              <w:pStyle w:val="user8"/>
               <w:spacing w:before="0" w:after="160"/>
               <w:jc w:val="center"/>
               <w:rPr>
@@ -4900,7 +4900,7 @@
           </w:tcPr>
           <w:p>
             <w:pPr>
-              <w:pStyle w:val="Style23"/>
+              <w:pStyle w:val="user8"/>
               <w:spacing w:before="0" w:after="160"/>
               <w:jc w:val="center"/>
               <w:rPr>
@@ -4931,7 +4931,7 @@
           </w:tcPr>
           <w:p>
             <w:pPr>
-              <w:pStyle w:val="Style23"/>
+              <w:pStyle w:val="user8"/>
               <w:spacing w:before="0" w:after="160"/>
               <w:jc w:val="center"/>
               <w:rPr>
@@ -4962,7 +4962,7 @@
           </w:tcPr>
           <w:p>
             <w:pPr>
-              <w:pStyle w:val="Style23"/>
+              <w:pStyle w:val="user8"/>
               <w:spacing w:before="0" w:after="160"/>
               <w:jc w:val="center"/>
               <w:rPr>
@@ -4996,7 +4996,7 @@
           </w:tcPr>
           <w:p>
             <w:pPr>
-              <w:pStyle w:val="Style23"/>
+              <w:pStyle w:val="user8"/>
               <w:spacing w:before="0" w:after="160"/>
               <w:jc w:val="both"/>
               <w:rPr>
@@ -5027,7 +5027,7 @@
           </w:tcPr>
           <w:p>
             <w:pPr>
-              <w:pStyle w:val="Style23"/>
+              <w:pStyle w:val="user8"/>
               <w:spacing w:before="0" w:after="160"/>
               <w:jc w:val="center"/>
               <w:rPr>
@@ -5058,7 +5058,7 @@
           </w:tcPr>
           <w:p>
             <w:pPr>
-              <w:pStyle w:val="Style23"/>
+              <w:pStyle w:val="user8"/>
               <w:spacing w:before="0" w:after="160"/>
               <w:jc w:val="center"/>
               <w:rPr>
@@ -5089,7 +5089,7 @@
           </w:tcPr>
           <w:p>
             <w:pPr>
-              <w:pStyle w:val="Style23"/>
+              <w:pStyle w:val="user8"/>
               <w:spacing w:before="0" w:after="160"/>
               <w:jc w:val="center"/>
               <w:rPr>
@@ -5120,7 +5120,7 @@
           </w:tcPr>
           <w:p>
             <w:pPr>
-              <w:pStyle w:val="Style23"/>
+              <w:pStyle w:val="user8"/>
               <w:spacing w:before="0" w:after="160"/>
               <w:jc w:val="center"/>
               <w:rPr>
@@ -5154,7 +5154,7 @@
           </w:tcPr>
           <w:p>
             <w:pPr>
-              <w:pStyle w:val="Style23"/>
+              <w:pStyle w:val="user8"/>
               <w:spacing w:before="0" w:after="160"/>
               <w:jc w:val="both"/>
               <w:rPr>
@@ -5185,7 +5185,7 @@
           </w:tcPr>
           <w:p>
             <w:pPr>
-              <w:pStyle w:val="Style23"/>
+              <w:pStyle w:val="user8"/>
               <w:spacing w:before="0" w:after="160"/>
               <w:jc w:val="center"/>
               <w:rPr>
@@ -5216,7 +5216,7 @@
           </w:tcPr>
           <w:p>
             <w:pPr>
-              <w:pStyle w:val="Style23"/>
+              <w:pStyle w:val="user8"/>
               <w:spacing w:before="0" w:after="160"/>
               <w:jc w:val="center"/>
               <w:rPr>
@@ -5247,7 +5247,7 @@
           </w:tcPr>
           <w:p>
             <w:pPr>
-              <w:pStyle w:val="Style23"/>
+              <w:pStyle w:val="user8"/>
               <w:spacing w:before="0" w:after="160"/>
               <w:jc w:val="center"/>
               <w:rPr>
@@ -5278,7 +5278,7 @@
           </w:tcPr>
           <w:p>
             <w:pPr>
-              <w:pStyle w:val="Style23"/>
+              <w:pStyle w:val="user8"/>
               <w:spacing w:before="0" w:after="160"/>
               <w:jc w:val="center"/>
               <w:rPr>
@@ -6054,7 +6054,7 @@
       </w:r>
       <w:r>
         <w:rPr>
-          <w:rStyle w:val="user4"/>
+          <w:rStyle w:val="Style19"/>
           <w:rFonts w:ascii="Liberation Serif" w:hAnsi="Liberation Serif"/>
           <w:b w:val="false"/>
           <w:bCs w:val="false"/>
@@ -6083,7 +6083,7 @@
       </w:r>
       <w:r>
         <w:rPr>
-          <w:rStyle w:val="user4"/>
+          <w:rStyle w:val="Style19"/>
           <w:rFonts w:ascii="Liberation Serif" w:hAnsi="Liberation Serif"/>
           <w:b w:val="false"/>
           <w:bCs w:val="false"/>
@@ -6204,7 +6204,7 @@
       </w:r>
       <w:r>
         <w:rPr>
-          <w:rStyle w:val="user4"/>
+          <w:rStyle w:val="Style19"/>
           <w:rFonts w:ascii="Liberation Serif" w:hAnsi="Liberation Serif"/>
           <w:b w:val="false"/>
           <w:bCs w:val="false"/>
@@ -6287,7 +6287,7 @@
       </w:r>
       <w:r>
         <w:rPr>
-          <w:rStyle w:val="user4"/>
+          <w:rStyle w:val="Style19"/>
           <w:rFonts w:ascii="Liberation Serif" w:hAnsi="Liberation Serif"/>
           <w:b w:val="false"/>
           <w:bCs w:val="false"/>
@@ -6338,7 +6338,7 @@
       </w:r>
       <w:r>
         <w:rPr>
-          <w:rStyle w:val="user4"/>
+          <w:rStyle w:val="Style19"/>
           <w:rFonts w:ascii="Liberation Serif" w:hAnsi="Liberation Serif"/>
           <w:b w:val="false"/>
           <w:bCs w:val="false"/>
@@ -6540,7 +6540,7 @@
       </w:r>
       <w:r>
         <w:rPr>
-          <w:rStyle w:val="Style17"/>
+          <w:rStyle w:val="user2"/>
           <w:rFonts w:ascii="Liberation Serif" w:hAnsi="Liberation Serif"/>
           <w:b w:val="false"/>
           <w:bCs w:val="false"/>
@@ -6625,7 +6625,7 @@
           </w:tcPr>
           <w:p>
             <w:pPr>
-              <w:pStyle w:val="Style23"/>
+              <w:pStyle w:val="user8"/>
               <w:spacing w:before="0" w:after="160"/>
               <w:jc w:val="center"/>
               <w:rPr>
@@ -6657,7 +6657,7 @@
           </w:tcPr>
           <w:p>
             <w:pPr>
-              <w:pStyle w:val="Style23"/>
+              <w:pStyle w:val="user8"/>
               <w:spacing w:before="0" w:after="160"/>
               <w:jc w:val="center"/>
               <w:rPr>
@@ -6689,7 +6689,7 @@
           </w:tcPr>
           <w:p>
             <w:pPr>
-              <w:pStyle w:val="Style23"/>
+              <w:pStyle w:val="user8"/>
               <w:spacing w:before="0" w:after="160"/>
               <w:jc w:val="center"/>
               <w:rPr>
@@ -6717,7 +6717,7 @@
           </w:tcPr>
           <w:p>
             <w:pPr>
-              <w:pStyle w:val="Style23"/>
+              <w:pStyle w:val="user8"/>
               <w:spacing w:before="0" w:after="160"/>
               <w:jc w:val="center"/>
               <w:rPr>
@@ -6747,7 +6747,7 @@
           </w:tcPr>
           <w:p>
             <w:pPr>
-              <w:pStyle w:val="Style23"/>
+              <w:pStyle w:val="user8"/>
               <w:spacing w:before="0" w:after="160"/>
               <w:jc w:val="center"/>
               <w:rPr>
@@ -6775,7 +6775,7 @@
           </w:tcPr>
           <w:p>
             <w:pPr>
-              <w:pStyle w:val="Style23"/>
+              <w:pStyle w:val="user8"/>
               <w:spacing w:before="0" w:after="160"/>
               <w:jc w:val="center"/>
               <w:rPr>
@@ -6805,7 +6805,7 @@
           </w:tcPr>
           <w:p>
             <w:pPr>
-              <w:pStyle w:val="Style23"/>
+              <w:pStyle w:val="user8"/>
               <w:spacing w:before="0" w:after="160"/>
               <w:jc w:val="center"/>
               <w:rPr>
@@ -6833,7 +6833,7 @@
           </w:tcPr>
           <w:p>
             <w:pPr>
-              <w:pStyle w:val="Style23"/>
+              <w:pStyle w:val="user8"/>
               <w:spacing w:before="0" w:after="160"/>
               <w:jc w:val="center"/>
               <w:rPr>
@@ -6863,7 +6863,7 @@
           </w:tcPr>
           <w:p>
             <w:pPr>
-              <w:pStyle w:val="Style23"/>
+              <w:pStyle w:val="user8"/>
               <w:spacing w:before="0" w:after="160"/>
               <w:jc w:val="center"/>
               <w:rPr>
@@ -6891,7 +6891,7 @@
           </w:tcPr>
           <w:p>
             <w:pPr>
-              <w:pStyle w:val="Style23"/>
+              <w:pStyle w:val="user8"/>
               <w:spacing w:before="0" w:after="160"/>
               <w:jc w:val="center"/>
               <w:rPr>
@@ -6921,7 +6921,7 @@
           </w:tcPr>
           <w:p>
             <w:pPr>
-              <w:pStyle w:val="Style23"/>
+              <w:pStyle w:val="user8"/>
               <w:spacing w:before="0" w:after="160"/>
               <w:jc w:val="center"/>
               <w:rPr>
@@ -6949,7 +6949,7 @@
           </w:tcPr>
           <w:p>
             <w:pPr>
-              <w:pStyle w:val="Style23"/>
+              <w:pStyle w:val="user8"/>
               <w:spacing w:before="0" w:after="160"/>
               <w:jc w:val="center"/>
               <w:rPr>
@@ -6979,7 +6979,7 @@
           </w:tcPr>
           <w:p>
             <w:pPr>
-              <w:pStyle w:val="Style23"/>
+              <w:pStyle w:val="user8"/>
               <w:spacing w:before="0" w:after="160"/>
               <w:jc w:val="center"/>
               <w:rPr>
@@ -7007,7 +7007,7 @@
           </w:tcPr>
           <w:p>
             <w:pPr>
-              <w:pStyle w:val="Style23"/>
+              <w:pStyle w:val="user8"/>
               <w:spacing w:before="0" w:after="160"/>
               <w:jc w:val="center"/>
               <w:rPr>
@@ -7037,7 +7037,7 @@
           </w:tcPr>
           <w:p>
             <w:pPr>
-              <w:pStyle w:val="Style23"/>
+              <w:pStyle w:val="user8"/>
               <w:spacing w:before="0" w:after="160"/>
               <w:jc w:val="center"/>
               <w:rPr>
@@ -7065,7 +7065,7 @@
           </w:tcPr>
           <w:p>
             <w:pPr>
-              <w:pStyle w:val="Style23"/>
+              <w:pStyle w:val="user8"/>
               <w:spacing w:before="0" w:after="160"/>
               <w:jc w:val="center"/>
               <w:rPr>
@@ -7095,7 +7095,7 @@
           </w:tcPr>
           <w:p>
             <w:pPr>
-              <w:pStyle w:val="Style23"/>
+              <w:pStyle w:val="user8"/>
               <w:spacing w:before="0" w:after="160"/>
               <w:jc w:val="center"/>
               <w:rPr>
@@ -7123,7 +7123,7 @@
           </w:tcPr>
           <w:p>
             <w:pPr>
-              <w:pStyle w:val="Style23"/>
+              <w:pStyle w:val="user8"/>
               <w:spacing w:before="0" w:after="160"/>
               <w:jc w:val="center"/>
               <w:rPr>
@@ -7153,7 +7153,7 @@
           </w:tcPr>
           <w:p>
             <w:pPr>
-              <w:pStyle w:val="Style23"/>
+              <w:pStyle w:val="user8"/>
               <w:spacing w:before="0" w:after="160"/>
               <w:jc w:val="center"/>
               <w:rPr>
@@ -7181,7 +7181,7 @@
           </w:tcPr>
           <w:p>
             <w:pPr>
-              <w:pStyle w:val="Style23"/>
+              <w:pStyle w:val="user8"/>
               <w:spacing w:before="0" w:after="160"/>
               <w:jc w:val="center"/>
               <w:rPr>
@@ -7437,7 +7437,7 @@
           </w:tcPr>
           <w:p>
             <w:pPr>
-              <w:pStyle w:val="Style23"/>
+              <w:pStyle w:val="user8"/>
               <w:spacing w:before="0" w:after="160"/>
               <w:jc w:val="center"/>
               <w:rPr>
@@ -7466,7 +7466,7 @@
           </w:tcPr>
           <w:p>
             <w:pPr>
-              <w:pStyle w:val="Style23"/>
+              <w:pStyle w:val="user8"/>
               <w:spacing w:before="0" w:after="160"/>
               <w:jc w:val="center"/>
               <w:rPr>
@@ -7496,7 +7496,7 @@
           </w:tcPr>
           <w:p>
             <w:pPr>
-              <w:pStyle w:val="Style23"/>
+              <w:pStyle w:val="user8"/>
               <w:spacing w:before="0" w:after="160"/>
               <w:jc w:val="center"/>
               <w:rPr>
@@ -7526,14 +7526,14 @@
           </w:tcPr>
           <w:p>
             <w:pPr>
-              <w:pStyle w:val="Style23"/>
+              <w:pStyle w:val="user8"/>
               <w:spacing w:before="0" w:after="160"/>
               <w:jc w:val="center"/>
               <w:rPr/>
             </w:pPr>
             <w:r>
               <w:rPr>
-                <w:rStyle w:val="Style17"/>
+                <w:rStyle w:val="user2"/>
                 <w:rFonts w:ascii="Liberation Serif" w:hAnsi="Liberation Serif"/>
                 <w:sz w:val="28"/>
                 <w:szCs w:val="28"/>
@@ -7552,7 +7552,7 @@
           </w:tcPr>
           <w:p>
             <w:pPr>
-              <w:pStyle w:val="Style23"/>
+              <w:pStyle w:val="user8"/>
               <w:spacing w:before="0" w:after="160"/>
               <w:jc w:val="center"/>
               <w:rPr>
@@ -7580,7 +7580,7 @@
           </w:tcPr>
           <w:p>
             <w:pPr>
-              <w:pStyle w:val="Style23"/>
+              <w:pStyle w:val="user8"/>
               <w:spacing w:before="0" w:after="160"/>
               <w:jc w:val="center"/>
               <w:rPr>
@@ -7610,14 +7610,14 @@
           </w:tcPr>
           <w:p>
             <w:pPr>
-              <w:pStyle w:val="Style23"/>
+              <w:pStyle w:val="user8"/>
               <w:spacing w:before="0" w:after="160"/>
               <w:jc w:val="center"/>
               <w:rPr/>
             </w:pPr>
             <w:r>
               <w:rPr>
-                <w:rStyle w:val="Style17"/>
+                <w:rStyle w:val="user2"/>
                 <w:rFonts w:ascii="Liberation Serif" w:hAnsi="Liberation Serif"/>
                 <w:sz w:val="28"/>
                 <w:szCs w:val="28"/>
@@ -7636,7 +7636,7 @@
           </w:tcPr>
           <w:p>
             <w:pPr>
-              <w:pStyle w:val="Style23"/>
+              <w:pStyle w:val="user8"/>
               <w:spacing w:before="0" w:after="160"/>
               <w:jc w:val="center"/>
               <w:rPr>
@@ -7664,7 +7664,7 @@
           </w:tcPr>
           <w:p>
             <w:pPr>
-              <w:pStyle w:val="Style23"/>
+              <w:pStyle w:val="user8"/>
               <w:spacing w:before="0" w:after="160"/>
               <w:jc w:val="center"/>
               <w:rPr>
@@ -7694,14 +7694,14 @@
           </w:tcPr>
           <w:p>
             <w:pPr>
-              <w:pStyle w:val="Style23"/>
+              <w:pStyle w:val="user8"/>
               <w:spacing w:before="0" w:after="160"/>
               <w:jc w:val="center"/>
               <w:rPr/>
             </w:pPr>
             <w:r>
               <w:rPr>
-                <w:rStyle w:val="Style17"/>
+                <w:rStyle w:val="user2"/>
                 <w:rFonts w:ascii="Liberation Serif" w:hAnsi="Liberation Serif"/>
                 <w:sz w:val="28"/>
                 <w:szCs w:val="28"/>
@@ -7720,7 +7720,7 @@
           </w:tcPr>
           <w:p>
             <w:pPr>
-              <w:pStyle w:val="Style23"/>
+              <w:pStyle w:val="user8"/>
               <w:spacing w:before="0" w:after="160"/>
               <w:jc w:val="center"/>
               <w:rPr>
@@ -7748,7 +7748,7 @@
           </w:tcPr>
           <w:p>
             <w:pPr>
-              <w:pStyle w:val="Style23"/>
+              <w:pStyle w:val="user8"/>
               <w:spacing w:before="0" w:after="160"/>
               <w:jc w:val="center"/>
               <w:rPr>
@@ -7778,14 +7778,14 @@
           </w:tcPr>
           <w:p>
             <w:pPr>
-              <w:pStyle w:val="Style23"/>
+              <w:pStyle w:val="user8"/>
               <w:spacing w:before="0" w:after="160"/>
               <w:jc w:val="center"/>
               <w:rPr/>
             </w:pPr>
             <w:r>
               <w:rPr>
-                <w:rStyle w:val="Style17"/>
+                <w:rStyle w:val="user2"/>
                 <w:rFonts w:ascii="Liberation Serif" w:hAnsi="Liberation Serif"/>
                 <w:sz w:val="28"/>
                 <w:szCs w:val="28"/>
@@ -7804,7 +7804,7 @@
           </w:tcPr>
           <w:p>
             <w:pPr>
-              <w:pStyle w:val="Style23"/>
+              <w:pStyle w:val="user8"/>
               <w:spacing w:before="0" w:after="160"/>
               <w:jc w:val="center"/>
               <w:rPr>
@@ -7832,7 +7832,7 @@
           </w:tcPr>
           <w:p>
             <w:pPr>
-              <w:pStyle w:val="Style23"/>
+              <w:pStyle w:val="user8"/>
               <w:spacing w:before="0" w:after="160"/>
               <w:jc w:val="center"/>
               <w:rPr>
@@ -7862,14 +7862,14 @@
           </w:tcPr>
           <w:p>
             <w:pPr>
-              <w:pStyle w:val="Style23"/>
+              <w:pStyle w:val="user8"/>
               <w:spacing w:before="0" w:after="160"/>
               <w:jc w:val="center"/>
               <w:rPr/>
             </w:pPr>
             <w:r>
               <w:rPr>
-                <w:rStyle w:val="Style17"/>
+                <w:rStyle w:val="user2"/>
                 <w:rFonts w:ascii="Liberation Serif" w:hAnsi="Liberation Serif"/>
                 <w:sz w:val="28"/>
                 <w:szCs w:val="28"/>
@@ -7888,7 +7888,7 @@
           </w:tcPr>
           <w:p>
             <w:pPr>
-              <w:pStyle w:val="Style23"/>
+              <w:pStyle w:val="user8"/>
               <w:spacing w:before="0" w:after="160"/>
               <w:jc w:val="center"/>
               <w:rPr>
@@ -7916,7 +7916,7 @@
           </w:tcPr>
           <w:p>
             <w:pPr>
-              <w:pStyle w:val="Style23"/>
+              <w:pStyle w:val="user8"/>
               <w:spacing w:before="0" w:after="160"/>
               <w:jc w:val="center"/>
               <w:rPr>
@@ -7946,14 +7946,14 @@
           </w:tcPr>
           <w:p>
             <w:pPr>
-              <w:pStyle w:val="Style23"/>
+              <w:pStyle w:val="user8"/>
               <w:spacing w:before="0" w:after="160"/>
               <w:jc w:val="center"/>
               <w:rPr/>
             </w:pPr>
             <w:r>
               <w:rPr>
-                <w:rStyle w:val="Style17"/>
+                <w:rStyle w:val="user2"/>
                 <w:rFonts w:ascii="Liberation Serif" w:hAnsi="Liberation Serif"/>
                 <w:sz w:val="28"/>
                 <w:szCs w:val="28"/>
@@ -7972,7 +7972,7 @@
           </w:tcPr>
           <w:p>
             <w:pPr>
-              <w:pStyle w:val="Style23"/>
+              <w:pStyle w:val="user8"/>
               <w:spacing w:before="0" w:after="160"/>
               <w:jc w:val="center"/>
               <w:rPr>
@@ -8000,7 +8000,7 @@
           </w:tcPr>
           <w:p>
             <w:pPr>
-              <w:pStyle w:val="Style23"/>
+              <w:pStyle w:val="user8"/>
               <w:spacing w:before="0" w:after="160"/>
               <w:jc w:val="center"/>
               <w:rPr>
@@ -8030,14 +8030,14 @@
           </w:tcPr>
           <w:p>
             <w:pPr>
-              <w:pStyle w:val="Style23"/>
+              <w:pStyle w:val="user8"/>
               <w:spacing w:before="0" w:after="160"/>
               <w:jc w:val="center"/>
               <w:rPr/>
             </w:pPr>
             <w:r>
               <w:rPr>
-                <w:rStyle w:val="Style17"/>
+                <w:rStyle w:val="user2"/>
                 <w:rFonts w:ascii="Liberation Serif" w:hAnsi="Liberation Serif"/>
                 <w:sz w:val="28"/>
                 <w:szCs w:val="28"/>
@@ -8056,7 +8056,7 @@
           </w:tcPr>
           <w:p>
             <w:pPr>
-              <w:pStyle w:val="Style23"/>
+              <w:pStyle w:val="user8"/>
               <w:spacing w:before="0" w:after="160"/>
               <w:jc w:val="center"/>
               <w:rPr>
@@ -8084,7 +8084,7 @@
           </w:tcPr>
           <w:p>
             <w:pPr>
-              <w:pStyle w:val="Style23"/>
+              <w:pStyle w:val="user8"/>
               <w:spacing w:before="0" w:after="160"/>
               <w:jc w:val="center"/>
               <w:rPr>
@@ -8114,14 +8114,14 @@
           </w:tcPr>
           <w:p>
             <w:pPr>
-              <w:pStyle w:val="Style23"/>
+              <w:pStyle w:val="user8"/>
               <w:spacing w:before="0" w:after="160"/>
               <w:jc w:val="center"/>
               <w:rPr/>
             </w:pPr>
             <w:r>
               <w:rPr>
-                <w:rStyle w:val="Style17"/>
+                <w:rStyle w:val="user2"/>
                 <w:rFonts w:ascii="Liberation Serif" w:hAnsi="Liberation Serif"/>
                 <w:sz w:val="28"/>
                 <w:szCs w:val="28"/>
@@ -8140,7 +8140,7 @@
           </w:tcPr>
           <w:p>
             <w:pPr>
-              <w:pStyle w:val="Style23"/>
+              <w:pStyle w:val="user8"/>
               <w:spacing w:before="0" w:after="160"/>
               <w:jc w:val="center"/>
               <w:rPr>
@@ -8168,7 +8168,7 @@
           </w:tcPr>
           <w:p>
             <w:pPr>
-              <w:pStyle w:val="Style23"/>
+              <w:pStyle w:val="user8"/>
               <w:spacing w:before="0" w:after="160"/>
               <w:jc w:val="center"/>
               <w:rPr>
@@ -8319,7 +8319,7 @@
           </w:tcPr>
           <w:p>
             <w:pPr>
-              <w:pStyle w:val="Style23"/>
+              <w:pStyle w:val="user8"/>
               <w:spacing w:before="0" w:after="160"/>
               <w:jc w:val="center"/>
               <w:rPr>
@@ -8344,7 +8344,7 @@
           </w:tcPr>
           <w:p>
             <w:pPr>
-              <w:pStyle w:val="Style23"/>
+              <w:pStyle w:val="user8"/>
               <w:spacing w:before="0" w:after="160"/>
               <w:jc w:val="center"/>
               <w:rPr>
@@ -8369,7 +8369,7 @@
           </w:tcPr>
           <w:p>
             <w:pPr>
-              <w:pStyle w:val="Style23"/>
+              <w:pStyle w:val="user8"/>
               <w:spacing w:before="0" w:after="160"/>
               <w:jc w:val="center"/>
               <w:rPr>
@@ -8394,7 +8394,7 @@
           </w:tcPr>
           <w:p>
             <w:pPr>
-              <w:pStyle w:val="Style23"/>
+              <w:pStyle w:val="user8"/>
               <w:spacing w:before="0" w:after="160"/>
               <w:jc w:val="center"/>
               <w:rPr>
@@ -8421,7 +8421,7 @@
           </w:tcPr>
           <w:p>
             <w:pPr>
-              <w:pStyle w:val="Style23"/>
+              <w:pStyle w:val="user8"/>
               <w:spacing w:before="0" w:after="160"/>
               <w:jc w:val="center"/>
               <w:rPr>
@@ -8445,14 +8445,14 @@
           </w:tcPr>
           <w:p>
             <w:pPr>
-              <w:pStyle w:val="Style23"/>
+              <w:pStyle w:val="user8"/>
               <w:spacing w:before="0" w:after="160"/>
               <w:jc w:val="center"/>
               <w:rPr/>
             </w:pPr>
             <w:r>
               <w:rPr>
-                <w:rStyle w:val="Style17"/>
+                <w:rStyle w:val="user2"/>
                 <w:rFonts w:ascii="Liberation Serif" w:hAnsi="Liberation Serif"/>
                 <w:sz w:val="28"/>
                 <w:szCs w:val="28"/>
@@ -8468,7 +8468,7 @@
           </w:tcPr>
           <w:p>
             <w:pPr>
-              <w:pStyle w:val="Style23"/>
+              <w:pStyle w:val="user8"/>
               <w:spacing w:before="0" w:after="160"/>
               <w:jc w:val="center"/>
               <w:rPr>
@@ -8492,7 +8492,7 @@
           </w:tcPr>
           <w:p>
             <w:pPr>
-              <w:pStyle w:val="Style23"/>
+              <w:pStyle w:val="user8"/>
               <w:spacing w:before="0" w:after="160"/>
               <w:jc w:val="center"/>
               <w:rPr>
@@ -8519,7 +8519,7 @@
           </w:tcPr>
           <w:p>
             <w:pPr>
-              <w:pStyle w:val="Style23"/>
+              <w:pStyle w:val="user8"/>
               <w:spacing w:before="0" w:after="160"/>
               <w:jc w:val="center"/>
               <w:rPr>
@@ -8543,14 +8543,14 @@
           </w:tcPr>
           <w:p>
             <w:pPr>
-              <w:pStyle w:val="Style23"/>
+              <w:pStyle w:val="user8"/>
               <w:spacing w:before="0" w:after="160"/>
               <w:jc w:val="center"/>
               <w:rPr/>
             </w:pPr>
             <w:r>
               <w:rPr>
-                <w:rStyle w:val="Style17"/>
+                <w:rStyle w:val="user2"/>
                 <w:rFonts w:ascii="Liberation Serif" w:hAnsi="Liberation Serif"/>
                 <w:sz w:val="28"/>
                 <w:szCs w:val="28"/>
@@ -8566,7 +8566,7 @@
           </w:tcPr>
           <w:p>
             <w:pPr>
-              <w:pStyle w:val="Style23"/>
+              <w:pStyle w:val="user8"/>
               <w:spacing w:before="0" w:after="160"/>
               <w:jc w:val="center"/>
               <w:rPr>
@@ -8590,7 +8590,7 @@
           </w:tcPr>
           <w:p>
             <w:pPr>
-              <w:pStyle w:val="Style23"/>
+              <w:pStyle w:val="user8"/>
               <w:spacing w:before="0" w:after="160"/>
               <w:jc w:val="center"/>
               <w:rPr>
@@ -8617,7 +8617,7 @@
           </w:tcPr>
           <w:p>
             <w:pPr>
-              <w:pStyle w:val="Style23"/>
+              <w:pStyle w:val="user8"/>
               <w:spacing w:before="0" w:after="160"/>
               <w:jc w:val="center"/>
               <w:rPr>
@@ -8641,14 +8641,14 @@
           </w:tcPr>
           <w:p>
             <w:pPr>
-              <w:pStyle w:val="Style23"/>
+              <w:pStyle w:val="user8"/>
               <w:spacing w:before="0" w:after="160"/>
               <w:jc w:val="center"/>
               <w:rPr/>
             </w:pPr>
             <w:r>
               <w:rPr>
-                <w:rStyle w:val="Style17"/>
+                <w:rStyle w:val="user2"/>
                 <w:rFonts w:ascii="Liberation Serif" w:hAnsi="Liberation Serif"/>
                 <w:sz w:val="28"/>
                 <w:szCs w:val="28"/>
@@ -8664,7 +8664,7 @@
           </w:tcPr>
           <w:p>
             <w:pPr>
-              <w:pStyle w:val="Style23"/>
+              <w:pStyle w:val="user8"/>
               <w:spacing w:before="0" w:after="160"/>
               <w:jc w:val="center"/>
               <w:rPr>
@@ -8688,7 +8688,7 @@
           </w:tcPr>
           <w:p>
             <w:pPr>
-              <w:pStyle w:val="Style23"/>
+              <w:pStyle w:val="user8"/>
               <w:spacing w:before="0" w:after="160"/>
               <w:jc w:val="center"/>
               <w:rPr>
@@ -8715,7 +8715,7 @@
           </w:tcPr>
           <w:p>
             <w:pPr>
-              <w:pStyle w:val="Style23"/>
+              <w:pStyle w:val="user8"/>
               <w:spacing w:before="0" w:after="160"/>
               <w:jc w:val="center"/>
               <w:rPr>
@@ -8739,14 +8739,14 @@
           </w:tcPr>
           <w:p>
             <w:pPr>
-              <w:pStyle w:val="Style23"/>
+              <w:pStyle w:val="user8"/>
               <w:spacing w:before="0" w:after="160"/>
               <w:jc w:val="center"/>
               <w:rPr/>
             </w:pPr>
             <w:r>
               <w:rPr>
-                <w:rStyle w:val="Style17"/>
+                <w:rStyle w:val="user2"/>
                 <w:rFonts w:ascii="Liberation Serif" w:hAnsi="Liberation Serif"/>
                 <w:sz w:val="28"/>
                 <w:szCs w:val="28"/>
@@ -8762,7 +8762,7 @@
           </w:tcPr>
           <w:p>
             <w:pPr>
-              <w:pStyle w:val="Style23"/>
+              <w:pStyle w:val="user8"/>
               <w:spacing w:before="0" w:after="160"/>
               <w:jc w:val="center"/>
               <w:rPr>
@@ -8786,7 +8786,7 @@
           </w:tcPr>
           <w:p>
             <w:pPr>
-              <w:pStyle w:val="Style23"/>
+              <w:pStyle w:val="user8"/>
               <w:spacing w:before="0" w:after="160"/>
               <w:jc w:val="center"/>
               <w:rPr>
@@ -8813,7 +8813,7 @@
           </w:tcPr>
           <w:p>
             <w:pPr>
-              <w:pStyle w:val="Style23"/>
+              <w:pStyle w:val="user8"/>
               <w:spacing w:before="0" w:after="160"/>
               <w:jc w:val="center"/>
               <w:rPr>
@@ -8837,14 +8837,14 @@
           </w:tcPr>
           <w:p>
             <w:pPr>
-              <w:pStyle w:val="Style23"/>
+              <w:pStyle w:val="user8"/>
               <w:spacing w:before="0" w:after="160"/>
               <w:jc w:val="center"/>
               <w:rPr/>
             </w:pPr>
             <w:r>
               <w:rPr>
-                <w:rStyle w:val="Style17"/>
+                <w:rStyle w:val="user2"/>
                 <w:rFonts w:ascii="Liberation Serif" w:hAnsi="Liberation Serif"/>
                 <w:sz w:val="28"/>
                 <w:szCs w:val="28"/>
@@ -8860,7 +8860,7 @@
           </w:tcPr>
           <w:p>
             <w:pPr>
-              <w:pStyle w:val="Style23"/>
+              <w:pStyle w:val="user8"/>
               <w:spacing w:before="0" w:after="160"/>
               <w:jc w:val="center"/>
               <w:rPr>
@@ -8884,7 +8884,7 @@
           </w:tcPr>
           <w:p>
             <w:pPr>
-              <w:pStyle w:val="Style23"/>
+              <w:pStyle w:val="user8"/>
               <w:spacing w:before="0" w:after="160"/>
               <w:jc w:val="center"/>
               <w:rPr>
@@ -8911,7 +8911,7 @@
           </w:tcPr>
           <w:p>
             <w:pPr>
-              <w:pStyle w:val="Style23"/>
+              <w:pStyle w:val="user8"/>
               <w:spacing w:before="0" w:after="160"/>
               <w:jc w:val="center"/>
               <w:rPr>
@@ -8935,14 +8935,14 @@
           </w:tcPr>
           <w:p>
             <w:pPr>
-              <w:pStyle w:val="Style23"/>
+              <w:pStyle w:val="user8"/>
               <w:spacing w:before="0" w:after="160"/>
               <w:jc w:val="center"/>
               <w:rPr/>
             </w:pPr>
             <w:r>
               <w:rPr>
-                <w:rStyle w:val="Style17"/>
+                <w:rStyle w:val="user2"/>
                 <w:rFonts w:ascii="Liberation Serif" w:hAnsi="Liberation Serif"/>
                 <w:sz w:val="28"/>
                 <w:szCs w:val="28"/>
@@ -8958,7 +8958,7 @@
           </w:tcPr>
           <w:p>
             <w:pPr>
-              <w:pStyle w:val="Style23"/>
+              <w:pStyle w:val="user8"/>
               <w:spacing w:before="0" w:after="160"/>
               <w:jc w:val="center"/>
               <w:rPr>
@@ -8982,7 +8982,7 @@
           </w:tcPr>
           <w:p>
             <w:pPr>
-              <w:pStyle w:val="Style23"/>
+              <w:pStyle w:val="user8"/>
               <w:spacing w:before="0" w:after="160"/>
               <w:jc w:val="center"/>
               <w:rPr>
@@ -9009,7 +9009,7 @@
           </w:tcPr>
           <w:p>
             <w:pPr>
-              <w:pStyle w:val="Style23"/>
+              <w:pStyle w:val="user8"/>
               <w:spacing w:before="0" w:after="160"/>
               <w:jc w:val="center"/>
               <w:rPr>
@@ -9033,14 +9033,14 @@
           </w:tcPr>
           <w:p>
             <w:pPr>
-              <w:pStyle w:val="Style23"/>
+              <w:pStyle w:val="user8"/>
               <w:spacing w:before="0" w:after="160"/>
               <w:jc w:val="center"/>
               <w:rPr/>
             </w:pPr>
             <w:r>
               <w:rPr>
-                <w:rStyle w:val="Style17"/>
+                <w:rStyle w:val="user2"/>
                 <w:rFonts w:ascii="Liberation Serif" w:hAnsi="Liberation Serif"/>
                 <w:sz w:val="28"/>
                 <w:szCs w:val="28"/>
@@ -9056,7 +9056,7 @@
           </w:tcPr>
           <w:p>
             <w:pPr>
-              <w:pStyle w:val="Style23"/>
+              <w:pStyle w:val="user8"/>
               <w:spacing w:before="0" w:after="160"/>
               <w:jc w:val="center"/>
               <w:rPr>
@@ -9080,7 +9080,7 @@
           </w:tcPr>
           <w:p>
             <w:pPr>
-              <w:pStyle w:val="Style23"/>
+              <w:pStyle w:val="user8"/>
               <w:spacing w:before="0" w:after="160"/>
               <w:jc w:val="center"/>
               <w:rPr>
@@ -9107,7 +9107,7 @@
           </w:tcPr>
           <w:p>
             <w:pPr>
-              <w:pStyle w:val="Style23"/>
+              <w:pStyle w:val="user8"/>
               <w:spacing w:before="0" w:after="160"/>
               <w:jc w:val="center"/>
               <w:rPr>
@@ -9131,14 +9131,14 @@
           </w:tcPr>
           <w:p>
             <w:pPr>
-              <w:pStyle w:val="Style23"/>
+              <w:pStyle w:val="user8"/>
               <w:spacing w:before="0" w:after="160"/>
               <w:jc w:val="center"/>
               <w:rPr/>
             </w:pPr>
             <w:r>
               <w:rPr>
-                <w:rStyle w:val="Style17"/>
+                <w:rStyle w:val="user2"/>
                 <w:rFonts w:ascii="Liberation Serif" w:hAnsi="Liberation Serif"/>
                 <w:sz w:val="28"/>
                 <w:szCs w:val="28"/>
@@ -9154,7 +9154,7 @@
           </w:tcPr>
           <w:p>
             <w:pPr>
-              <w:pStyle w:val="Style23"/>
+              <w:pStyle w:val="user8"/>
               <w:spacing w:before="0" w:after="160"/>
               <w:jc w:val="center"/>
               <w:rPr>
@@ -9178,7 +9178,7 @@
           </w:tcPr>
           <w:p>
             <w:pPr>
-              <w:pStyle w:val="Style23"/>
+              <w:pStyle w:val="user8"/>
               <w:spacing w:before="0" w:after="160"/>
               <w:jc w:val="center"/>
               <w:rPr>
@@ -9205,7 +9205,7 @@
           </w:tcPr>
           <w:p>
             <w:pPr>
-              <w:pStyle w:val="Style23"/>
+              <w:pStyle w:val="user8"/>
               <w:spacing w:before="0" w:after="160"/>
               <w:jc w:val="center"/>
               <w:rPr>
@@ -9229,14 +9229,14 @@
           </w:tcPr>
           <w:p>
             <w:pPr>
-              <w:pStyle w:val="Style23"/>
+              <w:pStyle w:val="user8"/>
               <w:spacing w:before="0" w:after="160"/>
               <w:jc w:val="center"/>
               <w:rPr/>
             </w:pPr>
             <w:r>
               <w:rPr>
-                <w:rStyle w:val="Style17"/>
+                <w:rStyle w:val="user2"/>
                 <w:rFonts w:ascii="Liberation Serif" w:hAnsi="Liberation Serif"/>
                 <w:sz w:val="28"/>
                 <w:szCs w:val="28"/>
@@ -9252,7 +9252,7 @@
           </w:tcPr>
           <w:p>
             <w:pPr>
-              <w:pStyle w:val="Style23"/>
+              <w:pStyle w:val="user8"/>
               <w:spacing w:before="0" w:after="160"/>
               <w:jc w:val="center"/>
               <w:rPr>
@@ -9276,7 +9276,7 @@
           </w:tcPr>
           <w:p>
             <w:pPr>
-              <w:pStyle w:val="Style23"/>
+              <w:pStyle w:val="user8"/>
               <w:spacing w:before="0" w:after="160"/>
               <w:jc w:val="center"/>
               <w:rPr>
@@ -9303,7 +9303,7 @@
           </w:tcPr>
           <w:p>
             <w:pPr>
-              <w:pStyle w:val="Style23"/>
+              <w:pStyle w:val="user8"/>
               <w:spacing w:before="0" w:after="160"/>
               <w:jc w:val="center"/>
               <w:rPr>
@@ -9327,14 +9327,14 @@
           </w:tcPr>
           <w:p>
             <w:pPr>
-              <w:pStyle w:val="Style23"/>
+              <w:pStyle w:val="user8"/>
               <w:spacing w:before="0" w:after="160"/>
               <w:jc w:val="center"/>
               <w:rPr/>
             </w:pPr>
             <w:r>
               <w:rPr>
-                <w:rStyle w:val="Style17"/>
+                <w:rStyle w:val="user2"/>
                 <w:rFonts w:ascii="Liberation Serif" w:hAnsi="Liberation Serif"/>
                 <w:sz w:val="28"/>
                 <w:szCs w:val="28"/>
@@ -9350,7 +9350,7 @@
           </w:tcPr>
           <w:p>
             <w:pPr>
-              <w:pStyle w:val="Style23"/>
+              <w:pStyle w:val="user8"/>
               <w:spacing w:before="0" w:after="160"/>
               <w:jc w:val="center"/>
               <w:rPr>
@@ -9374,7 +9374,7 @@
           </w:tcPr>
           <w:p>
             <w:pPr>
-              <w:pStyle w:val="Style23"/>
+              <w:pStyle w:val="user8"/>
               <w:spacing w:before="0" w:after="160"/>
               <w:jc w:val="center"/>
               <w:rPr>
@@ -9442,7 +9442,7 @@
       </w:r>
       <w:r>
         <w:rPr>
-          <w:rStyle w:val="Style17"/>
+          <w:rStyle w:val="user2"/>
           <w:rFonts w:ascii="Liberation Serif" w:hAnsi="Liberation Serif"/>
           <w:b w:val="false"/>
           <w:bCs w:val="false"/>
@@ -9469,7 +9469,7 @@
       </w:r>
       <w:r>
         <w:rPr>
-          <w:rStyle w:val="Style17"/>
+          <w:rStyle w:val="user2"/>
           <w:rFonts w:ascii="Liberation Serif" w:hAnsi="Liberation Serif"/>
           <w:b w:val="false"/>
           <w:bCs w:val="false"/>
@@ -9491,7 +9491,7 @@
       </w:pPr>
       <w:r>
         <w:rPr>
-          <w:rStyle w:val="Style17"/>
+          <w:rStyle w:val="user2"/>
           <w:rFonts w:ascii="Liberation Serif" w:hAnsi="Liberation Serif"/>
           <w:b w:val="false"/>
           <w:bCs w:val="false"/>
@@ -9519,7 +9519,7 @@
       </w:r>
       <w:r>
         <w:rPr>
-          <w:rStyle w:val="Style17"/>
+          <w:rStyle w:val="user2"/>
           <w:rFonts w:ascii="Liberation Serif" w:hAnsi="Liberation Serif"/>
           <w:b w:val="false"/>
           <w:bCs w:val="false"/>
@@ -9555,7 +9555,7 @@
       </w:r>
       <w:r>
         <w:rPr>
-          <w:rStyle w:val="Style17"/>
+          <w:rStyle w:val="user2"/>
           <w:rFonts w:ascii="Liberation Serif" w:hAnsi="Liberation Serif"/>
           <w:b w:val="false"/>
           <w:bCs w:val="false"/>
@@ -9582,7 +9582,7 @@
       </w:r>
       <w:r>
         <w:rPr>
-          <w:rStyle w:val="Style17"/>
+          <w:rStyle w:val="user2"/>
           <w:rFonts w:ascii="Liberation Serif" w:hAnsi="Liberation Serif"/>
           <w:b w:val="false"/>
           <w:bCs w:val="false"/>
@@ -9631,7 +9631,7 @@
       </w:r>
       <w:r>
         <w:rPr>
-          <w:rStyle w:val="Style17"/>
+          <w:rStyle w:val="user2"/>
           <w:rFonts w:ascii="Liberation Serif" w:hAnsi="Liberation Serif"/>
           <w:b w:val="false"/>
           <w:bCs w:val="false"/>
@@ -9658,7 +9658,7 @@
       </w:r>
       <w:r>
         <w:rPr>
-          <w:rStyle w:val="Style17"/>
+          <w:rStyle w:val="user2"/>
           <w:rFonts w:ascii="Liberation Serif" w:hAnsi="Liberation Serif"/>
           <w:b w:val="false"/>
           <w:bCs w:val="false"/>
@@ -9721,7 +9721,7 @@
       </w:r>
       <w:r>
         <w:rPr>
-          <w:rStyle w:val="Style17"/>
+          <w:rStyle w:val="user2"/>
           <w:rFonts w:ascii="Liberation Serif" w:hAnsi="Liberation Serif"/>
           <w:b w:val="false"/>
           <w:bCs w:val="false"/>
@@ -9748,7 +9748,7 @@
       </w:r>
       <w:r>
         <w:rPr>
-          <w:rStyle w:val="Style17"/>
+          <w:rStyle w:val="user2"/>
           <w:rFonts w:ascii="Liberation Serif" w:hAnsi="Liberation Serif"/>
           <w:b w:val="false"/>
           <w:bCs w:val="false"/>
@@ -9775,7 +9775,7 @@
       </w:r>
       <w:r>
         <w:rPr>
-          <w:rStyle w:val="Style17"/>
+          <w:rStyle w:val="user2"/>
           <w:rFonts w:ascii="Liberation Serif" w:hAnsi="Liberation Serif"/>
           <w:b w:val="false"/>
           <w:bCs w:val="false"/>
@@ -9802,7 +9802,7 @@
       </w:r>
       <w:r>
         <w:rPr>
-          <w:rStyle w:val="Style17"/>
+          <w:rStyle w:val="user2"/>
           <w:rFonts w:ascii="Liberation Serif" w:hAnsi="Liberation Serif"/>
           <w:b w:val="false"/>
           <w:bCs w:val="false"/>
@@ -9829,7 +9829,7 @@
       </w:r>
       <w:r>
         <w:rPr>
-          <w:rStyle w:val="Style17"/>
+          <w:rStyle w:val="user2"/>
           <w:rFonts w:ascii="Liberation Serif" w:hAnsi="Liberation Serif"/>
           <w:b w:val="false"/>
           <w:bCs w:val="false"/>
@@ -10467,7 +10467,7 @@
       </w:r>
       <w:r>
         <w:rPr>
-          <w:rStyle w:val="Style17"/>
+          <w:rStyle w:val="user2"/>
           <w:rFonts w:ascii="Liberation Serif" w:hAnsi="Liberation Serif"/>
           <w:b w:val="false"/>
           <w:bCs w:val="false"/>
@@ -10494,7 +10494,7 @@
       </w:r>
       <w:r>
         <w:rPr>
-          <w:rStyle w:val="Style17"/>
+          <w:rStyle w:val="user2"/>
           <w:rFonts w:ascii="Liberation Serif" w:hAnsi="Liberation Serif"/>
           <w:b w:val="false"/>
           <w:bCs w:val="false"/>
@@ -10543,7 +10543,7 @@
       </w:r>
       <w:r>
         <w:rPr>
-          <w:rStyle w:val="Style17"/>
+          <w:rStyle w:val="user2"/>
           <w:rFonts w:ascii="Liberation Serif" w:hAnsi="Liberation Serif"/>
           <w:b w:val="false"/>
           <w:bCs w:val="false"/>
@@ -10570,7 +10570,7 @@
       </w:r>
       <w:r>
         <w:rPr>
-          <w:rStyle w:val="Style17"/>
+          <w:rStyle w:val="user2"/>
           <w:rFonts w:ascii="Liberation Serif" w:hAnsi="Liberation Serif"/>
           <w:b w:val="false"/>
           <w:bCs w:val="false"/>
@@ -10597,7 +10597,7 @@
       </w:r>
       <w:r>
         <w:rPr>
-          <w:rStyle w:val="Style17"/>
+          <w:rStyle w:val="user2"/>
           <w:rFonts w:ascii="Liberation Serif" w:hAnsi="Liberation Serif"/>
           <w:b w:val="false"/>
           <w:bCs w:val="false"/>
@@ -10646,7 +10646,7 @@
       </w:r>
       <w:r>
         <w:rPr>
-          <w:rStyle w:val="Style17"/>
+          <w:rStyle w:val="user2"/>
           <w:rFonts w:ascii="Liberation Serif" w:hAnsi="Liberation Serif"/>
           <w:b w:val="false"/>
           <w:bCs w:val="false"/>
@@ -10673,7 +10673,7 @@
       </w:r>
       <w:r>
         <w:rPr>
-          <w:rStyle w:val="Style17"/>
+          <w:rStyle w:val="user2"/>
           <w:rFonts w:ascii="Liberation Serif" w:hAnsi="Liberation Serif"/>
           <w:b w:val="false"/>
           <w:bCs w:val="false"/>
@@ -10700,7 +10700,7 @@
       </w:r>
       <w:r>
         <w:rPr>
-          <w:rStyle w:val="Style17"/>
+          <w:rStyle w:val="user2"/>
           <w:rFonts w:ascii="Liberation Serif" w:hAnsi="Liberation Serif"/>
           <w:b w:val="false"/>
           <w:bCs w:val="false"/>
@@ -10769,7 +10769,7 @@
       </w:r>
       <w:r>
         <w:rPr>
-          <w:rStyle w:val="Style17"/>
+          <w:rStyle w:val="user2"/>
           <w:rFonts w:ascii="Liberation Serif" w:hAnsi="Liberation Serif"/>
           <w:b w:val="false"/>
           <w:bCs w:val="false"/>
@@ -10803,7 +10803,7 @@
       </w:r>
       <w:r>
         <w:rPr>
-          <w:rStyle w:val="Style17"/>
+          <w:rStyle w:val="user2"/>
           <w:rFonts w:ascii="Liberation Serif" w:hAnsi="Liberation Serif"/>
           <w:b w:val="false"/>
           <w:bCs w:val="false"/>
@@ -10830,7 +10830,7 @@
       </w:r>
       <w:r>
         <w:rPr>
-          <w:rStyle w:val="Style17"/>
+          <w:rStyle w:val="user2"/>
           <w:rFonts w:ascii="Liberation Serif" w:hAnsi="Liberation Serif"/>
           <w:b w:val="false"/>
           <w:bCs w:val="false"/>
@@ -10857,7 +10857,7 @@
       </w:r>
       <w:r>
         <w:rPr>
-          <w:rStyle w:val="Style17"/>
+          <w:rStyle w:val="user2"/>
           <w:rFonts w:ascii="Liberation Serif" w:hAnsi="Liberation Serif"/>
           <w:b w:val="false"/>
           <w:bCs w:val="false"/>
@@ -10932,7 +10932,7 @@
       </w:r>
       <w:r>
         <w:rPr>
-          <w:rStyle w:val="Style17"/>
+          <w:rStyle w:val="user2"/>
           <w:rFonts w:ascii="Liberation Serif" w:hAnsi="Liberation Serif"/>
           <w:b w:val="false"/>
           <w:bCs w:val="false"/>
@@ -10959,7 +10959,7 @@
       </w:r>
       <w:r>
         <w:rPr>
-          <w:rStyle w:val="Style17"/>
+          <w:rStyle w:val="user2"/>
           <w:rFonts w:ascii="Liberation Serif" w:hAnsi="Liberation Serif"/>
           <w:b w:val="false"/>
           <w:bCs w:val="false"/>
@@ -10986,7 +10986,7 @@
       </w:r>
       <w:r>
         <w:rPr>
-          <w:rStyle w:val="Style17"/>
+          <w:rStyle w:val="user2"/>
           <w:rFonts w:ascii="Liberation Serif" w:hAnsi="Liberation Serif"/>
           <w:b w:val="false"/>
           <w:bCs w:val="false"/>
@@ -11013,7 +11013,7 @@
       </w:r>
       <w:r>
         <w:rPr>
-          <w:rStyle w:val="Style17"/>
+          <w:rStyle w:val="user2"/>
           <w:rFonts w:ascii="Liberation Serif" w:hAnsi="Liberation Serif"/>
           <w:b w:val="false"/>
           <w:bCs w:val="false"/>
@@ -11040,7 +11040,7 @@
       </w:r>
       <w:r>
         <w:rPr>
-          <w:rStyle w:val="Style17"/>
+          <w:rStyle w:val="user2"/>
           <w:rFonts w:ascii="Liberation Serif" w:hAnsi="Liberation Serif"/>
           <w:b w:val="false"/>
           <w:bCs w:val="false"/>
@@ -11632,7 +11632,7 @@
       </w:r>
       <w:r>
         <w:rPr>
-          <w:rStyle w:val="Style17"/>
+          <w:rStyle w:val="user2"/>
           <w:rFonts w:ascii="Liberation Serif" w:hAnsi="Liberation Serif"/>
           <w:b w:val="false"/>
           <w:bCs w:val="false"/>
@@ -11659,7 +11659,7 @@
       </w:r>
       <w:r>
         <w:rPr>
-          <w:rStyle w:val="Style17"/>
+          <w:rStyle w:val="user2"/>
           <w:rFonts w:ascii="Liberation Serif" w:hAnsi="Liberation Serif"/>
           <w:b w:val="false"/>
           <w:bCs w:val="false"/>
@@ -11686,7 +11686,7 @@
       </w:r>
       <w:r>
         <w:rPr>
-          <w:rStyle w:val="Style17"/>
+          <w:rStyle w:val="user2"/>
           <w:rFonts w:ascii="Liberation Serif" w:hAnsi="Liberation Serif"/>
           <w:b w:val="false"/>
           <w:bCs w:val="false"/>
@@ -11713,7 +11713,7 @@
       </w:r>
       <w:r>
         <w:rPr>
-          <w:rStyle w:val="Style17"/>
+          <w:rStyle w:val="user2"/>
           <w:rFonts w:ascii="Liberation Serif" w:hAnsi="Liberation Serif"/>
           <w:b w:val="false"/>
           <w:bCs w:val="false"/>
@@ -11740,7 +11740,7 @@
       </w:r>
       <w:r>
         <w:rPr>
-          <w:rStyle w:val="Style17"/>
+          <w:rStyle w:val="user2"/>
           <w:rFonts w:ascii="Liberation Serif" w:hAnsi="Liberation Serif"/>
           <w:b w:val="false"/>
           <w:bCs w:val="false"/>
@@ -12094,7 +12094,7 @@
           </w:tcPr>
           <w:p>
             <w:pPr>
-              <w:pStyle w:val="Style23"/>
+              <w:pStyle w:val="user8"/>
               <w:spacing w:before="0" w:after="160"/>
               <w:jc w:val="center"/>
               <w:rPr>
@@ -12123,7 +12123,7 @@
           </w:tcPr>
           <w:p>
             <w:pPr>
-              <w:pStyle w:val="Style23"/>
+              <w:pStyle w:val="user8"/>
               <w:spacing w:before="0" w:after="160"/>
               <w:jc w:val="center"/>
               <w:rPr>
@@ -12153,7 +12153,7 @@
           </w:tcPr>
           <w:p>
             <w:pPr>
-              <w:pStyle w:val="Style23"/>
+              <w:pStyle w:val="user8"/>
               <w:spacing w:before="0" w:after="160"/>
               <w:jc w:val="center"/>
               <w:rPr>
@@ -12183,7 +12183,7 @@
           </w:tcPr>
           <w:p>
             <w:pPr>
-              <w:pStyle w:val="Style23"/>
+              <w:pStyle w:val="user8"/>
               <w:spacing w:before="0" w:after="160"/>
               <w:jc w:val="center"/>
               <w:rPr>
@@ -12210,14 +12210,14 @@
           </w:tcPr>
           <w:p>
             <w:pPr>
-              <w:pStyle w:val="Style23"/>
+              <w:pStyle w:val="user8"/>
               <w:spacing w:before="0" w:after="160"/>
               <w:jc w:val="center"/>
               <w:rPr/>
             </w:pPr>
             <w:r>
               <w:rPr>
-                <w:rStyle w:val="Style17"/>
+                <w:rStyle w:val="user2"/>
                 <w:rFonts w:ascii="Liberation Serif" w:hAnsi="Liberation Serif"/>
                 <w:sz w:val="28"/>
                 <w:szCs w:val="28"/>
@@ -12237,7 +12237,7 @@
           </w:tcPr>
           <w:p>
             <w:pPr>
-              <w:pStyle w:val="Style23"/>
+              <w:pStyle w:val="user8"/>
               <w:spacing w:before="0" w:after="160"/>
               <w:jc w:val="center"/>
               <w:rPr>
@@ -12267,7 +12267,7 @@
           </w:tcPr>
           <w:p>
             <w:pPr>
-              <w:pStyle w:val="Style23"/>
+              <w:pStyle w:val="user8"/>
               <w:spacing w:before="0" w:after="160"/>
               <w:jc w:val="center"/>
               <w:rPr>
@@ -12294,14 +12294,14 @@
           </w:tcPr>
           <w:p>
             <w:pPr>
-              <w:pStyle w:val="Style23"/>
+              <w:pStyle w:val="user8"/>
               <w:spacing w:before="0" w:after="160"/>
               <w:jc w:val="center"/>
               <w:rPr/>
             </w:pPr>
             <w:r>
               <w:rPr>
-                <w:rStyle w:val="Style17"/>
+                <w:rStyle w:val="user2"/>
                 <w:rFonts w:ascii="Liberation Serif" w:hAnsi="Liberation Serif"/>
                 <w:sz w:val="28"/>
                 <w:szCs w:val="28"/>
@@ -12321,7 +12321,7 @@
           </w:tcPr>
           <w:p>
             <w:pPr>
-              <w:pStyle w:val="Style23"/>
+              <w:pStyle w:val="user8"/>
               <w:spacing w:before="0" w:after="160"/>
               <w:jc w:val="center"/>
               <w:rPr>
@@ -12351,7 +12351,7 @@
           </w:tcPr>
           <w:p>
             <w:pPr>
-              <w:pStyle w:val="Style23"/>
+              <w:pStyle w:val="user8"/>
               <w:spacing w:before="0" w:after="160"/>
               <w:jc w:val="center"/>
               <w:rPr>
@@ -12378,14 +12378,14 @@
           </w:tcPr>
           <w:p>
             <w:pPr>
-              <w:pStyle w:val="Style23"/>
+              <w:pStyle w:val="user8"/>
               <w:spacing w:before="0" w:after="160"/>
               <w:jc w:val="center"/>
               <w:rPr/>
             </w:pPr>
             <w:r>
               <w:rPr>
-                <w:rStyle w:val="Style17"/>
+                <w:rStyle w:val="user2"/>
                 <w:rFonts w:ascii="Liberation Serif" w:hAnsi="Liberation Serif"/>
                 <w:sz w:val="28"/>
                 <w:szCs w:val="28"/>
@@ -12402,7 +12402,7 @@
             </w:r>
             <w:r>
               <w:rPr>
-                <w:rStyle w:val="Style17"/>
+                <w:rStyle w:val="user2"/>
                 <w:rFonts w:ascii="Liberation Serif" w:hAnsi="Liberation Serif"/>
                 <w:sz w:val="28"/>
                 <w:szCs w:val="28"/>
@@ -12422,7 +12422,7 @@
           </w:tcPr>
           <w:p>
             <w:pPr>
-              <w:pStyle w:val="Style23"/>
+              <w:pStyle w:val="user8"/>
               <w:spacing w:before="0" w:after="160"/>
               <w:jc w:val="center"/>
               <w:rPr>
@@ -12452,7 +12452,7 @@
           </w:tcPr>
           <w:p>
             <w:pPr>
-              <w:pStyle w:val="Style23"/>
+              <w:pStyle w:val="user8"/>
               <w:spacing w:before="0" w:after="160"/>
               <w:jc w:val="center"/>
               <w:rPr>
@@ -12479,14 +12479,14 @@
           </w:tcPr>
           <w:p>
             <w:pPr>
-              <w:pStyle w:val="Style23"/>
+              <w:pStyle w:val="user8"/>
               <w:spacing w:before="0" w:after="160"/>
               <w:jc w:val="center"/>
               <w:rPr/>
             </w:pPr>
             <w:r>
               <w:rPr>
-                <w:rStyle w:val="Style17"/>
+                <w:rStyle w:val="user2"/>
                 <w:rFonts w:ascii="Liberation Serif" w:hAnsi="Liberation Serif"/>
                 <w:sz w:val="28"/>
                 <w:szCs w:val="28"/>
@@ -12503,7 +12503,7 @@
             </w:r>
             <w:r>
               <w:rPr>
-                <w:rStyle w:val="Style17"/>
+                <w:rStyle w:val="user2"/>
                 <w:rFonts w:ascii="Liberation Serif" w:hAnsi="Liberation Serif"/>
                 <w:sz w:val="28"/>
                 <w:szCs w:val="28"/>
@@ -12523,7 +12523,7 @@
           </w:tcPr>
           <w:p>
             <w:pPr>
-              <w:pStyle w:val="Style23"/>
+              <w:pStyle w:val="user8"/>
               <w:spacing w:before="0" w:after="160"/>
               <w:jc w:val="center"/>
               <w:rPr>
@@ -12602,7 +12602,7 @@
       </w:r>
       <w:r>
         <w:rPr>
-          <w:rStyle w:val="Style17"/>
+          <w:rStyle w:val="user2"/>
           <w:rFonts w:ascii="Liberation Serif" w:hAnsi="Liberation Serif"/>
           <w:b w:val="false"/>
           <w:bCs w:val="false"/>
@@ -12629,7 +12629,7 @@
       </w:r>
       <w:r>
         <w:rPr>
-          <w:rStyle w:val="Style17"/>
+          <w:rStyle w:val="user2"/>
           <w:rFonts w:ascii="Liberation Serif" w:hAnsi="Liberation Serif"/>
           <w:b w:val="false"/>
           <w:bCs w:val="false"/>
@@ -12934,7 +12934,7 @@
       </w:r>
       <w:r>
         <w:rPr>
-          <w:rStyle w:val="Style17"/>
+          <w:rStyle w:val="user2"/>
           <w:rFonts w:ascii="Liberation Serif" w:hAnsi="Liberation Serif"/>
           <w:b w:val="false"/>
           <w:bCs w:val="false"/>
@@ -12983,7 +12983,7 @@
       </w:r>
       <w:r>
         <w:rPr>
-          <w:rStyle w:val="Style17"/>
+          <w:rStyle w:val="user2"/>
           <w:rFonts w:ascii="Liberation Serif" w:hAnsi="Liberation Serif"/>
           <w:b w:val="false"/>
           <w:bCs w:val="false"/>
@@ -13242,7 +13242,7 @@
       </w:r>
       <w:r>
         <w:rPr>
-          <w:rStyle w:val="Style17"/>
+          <w:rStyle w:val="user2"/>
           <w:rFonts w:ascii="Liberation Serif" w:hAnsi="Liberation Serif"/>
           <w:b w:val="false"/>
           <w:bCs w:val="false"/>
@@ -13685,7 +13685,7 @@
       </w:r>
       <w:r>
         <w:rPr>
-          <w:rStyle w:val="Style17"/>
+          <w:rStyle w:val="user2"/>
           <w:rFonts w:ascii="Liberation Serif" w:hAnsi="Liberation Serif"/>
           <w:b w:val="false"/>
           <w:bCs w:val="false"/>
@@ -13734,7 +13734,7 @@
       </w:r>
       <w:r>
         <w:rPr>
-          <w:rStyle w:val="Style17"/>
+          <w:rStyle w:val="user2"/>
           <w:rFonts w:ascii="Liberation Serif" w:hAnsi="Liberation Serif"/>
           <w:b w:val="false"/>
           <w:bCs w:val="false"/>
@@ -13819,7 +13819,7 @@
       </w:r>
       <w:r>
         <w:rPr>
-          <w:rStyle w:val="Style17"/>
+          <w:rStyle w:val="user2"/>
           <w:rFonts w:ascii="Liberation Serif" w:hAnsi="Liberation Serif"/>
           <w:b w:val="false"/>
           <w:bCs w:val="false"/>
@@ -13844,7 +13844,7 @@
       </w:r>
       <w:r>
         <w:rPr>
-          <w:rStyle w:val="Style17"/>
+          <w:rStyle w:val="user2"/>
           <w:rFonts w:ascii="Liberation Serif" w:hAnsi="Liberation Serif"/>
           <w:b w:val="false"/>
           <w:bCs w:val="false"/>
@@ -13890,7 +13890,7 @@
       </w:r>
       <w:r>
         <w:rPr>
-          <w:rStyle w:val="Style17"/>
+          <w:rStyle w:val="user2"/>
           <w:rFonts w:ascii="Liberation Serif" w:hAnsi="Liberation Serif"/>
           <w:b w:val="false"/>
           <w:bCs w:val="false"/>
@@ -13915,7 +13915,7 @@
       </w:r>
       <w:r>
         <w:rPr>
-          <w:rStyle w:val="Style17"/>
+          <w:rStyle w:val="user2"/>
           <w:rFonts w:ascii="Liberation Serif" w:hAnsi="Liberation Serif"/>
           <w:b w:val="false"/>
           <w:bCs w:val="false"/>
@@ -13940,7 +13940,7 @@
       </w:r>
       <w:r>
         <w:rPr>
-          <w:rStyle w:val="Style17"/>
+          <w:rStyle w:val="user2"/>
           <w:rFonts w:ascii="Liberation Serif" w:hAnsi="Liberation Serif"/>
           <w:b w:val="false"/>
           <w:bCs w:val="false"/>
@@ -13965,7 +13965,7 @@
       </w:r>
       <w:r>
         <w:rPr>
-          <w:rStyle w:val="Style17"/>
+          <w:rStyle w:val="user2"/>
           <w:rFonts w:ascii="Liberation Serif" w:hAnsi="Liberation Serif"/>
           <w:b w:val="false"/>
           <w:bCs w:val="false"/>
@@ -13990,7 +13990,7 @@
       </w:r>
       <w:r>
         <w:rPr>
-          <w:rStyle w:val="Style17"/>
+          <w:rStyle w:val="user2"/>
           <w:rFonts w:ascii="Liberation Serif" w:hAnsi="Liberation Serif"/>
           <w:b w:val="false"/>
           <w:bCs w:val="false"/>
@@ -14015,7 +14015,7 @@
       </w:r>
       <w:r>
         <w:rPr>
-          <w:rStyle w:val="Style17"/>
+          <w:rStyle w:val="user2"/>
           <w:rFonts w:ascii="Liberation Serif" w:hAnsi="Liberation Serif"/>
           <w:b w:val="false"/>
           <w:bCs w:val="false"/>
@@ -14040,7 +14040,7 @@
       </w:r>
       <w:r>
         <w:rPr>
-          <w:rStyle w:val="Style17"/>
+          <w:rStyle w:val="user2"/>
           <w:rFonts w:ascii="Liberation Serif" w:hAnsi="Liberation Serif"/>
           <w:b w:val="false"/>
           <w:bCs w:val="false"/>
@@ -14065,7 +14065,7 @@
       </w:r>
       <w:r>
         <w:rPr>
-          <w:rStyle w:val="Style17"/>
+          <w:rStyle w:val="user2"/>
           <w:rFonts w:ascii="Liberation Serif" w:hAnsi="Liberation Serif"/>
           <w:b w:val="false"/>
           <w:bCs w:val="false"/>
@@ -14151,7 +14151,7 @@
       </w:r>
       <w:r>
         <w:rPr>
-          <w:rStyle w:val="Style17"/>
+          <w:rStyle w:val="user2"/>
           <w:rFonts w:ascii="Liberation Serif" w:hAnsi="Liberation Serif"/>
           <w:b w:val="false"/>
           <w:bCs w:val="false"/>
@@ -14178,7 +14178,7 @@
       </w:r>
       <w:r>
         <w:rPr>
-          <w:rStyle w:val="Style17"/>
+          <w:rStyle w:val="user2"/>
           <w:rFonts w:ascii="Liberation Serif" w:hAnsi="Liberation Serif"/>
           <w:b w:val="false"/>
           <w:bCs w:val="false"/>
@@ -14205,7 +14205,7 @@
       </w:r>
       <w:r>
         <w:rPr>
-          <w:rStyle w:val="Style17"/>
+          <w:rStyle w:val="user2"/>
           <w:rFonts w:ascii="Liberation Serif" w:hAnsi="Liberation Serif"/>
           <w:b w:val="false"/>
           <w:bCs w:val="false"/>
@@ -14232,7 +14232,7 @@
       </w:r>
       <w:r>
         <w:rPr>
-          <w:rStyle w:val="Style17"/>
+          <w:rStyle w:val="user2"/>
           <w:rFonts w:ascii="Liberation Serif" w:hAnsi="Liberation Serif"/>
           <w:b w:val="false"/>
           <w:bCs w:val="false"/>
@@ -14288,7 +14288,7 @@
       </w:r>
       <w:r>
         <w:rPr>
-          <w:rStyle w:val="Style17"/>
+          <w:rStyle w:val="user2"/>
           <w:rFonts w:ascii="Liberation Serif" w:hAnsi="Liberation Serif"/>
           <w:sz w:val="28"/>
           <w:szCs w:val="28"/>
@@ -14305,7 +14305,7 @@
       </w:r>
       <w:r>
         <w:rPr>
-          <w:rStyle w:val="Style17"/>
+          <w:rStyle w:val="user2"/>
           <w:rFonts w:ascii="Liberation Serif" w:hAnsi="Liberation Serif"/>
           <w:sz w:val="28"/>
           <w:szCs w:val="28"/>
@@ -14322,7 +14322,7 @@
       </w:r>
       <w:r>
         <w:rPr>
-          <w:rStyle w:val="Style17"/>
+          <w:rStyle w:val="user2"/>
           <w:rFonts w:ascii="Liberation Serif" w:hAnsi="Liberation Serif"/>
           <w:b w:val="false"/>
           <w:bCs w:val="false"/>
@@ -14349,7 +14349,7 @@
       </w:r>
       <w:r>
         <w:rPr>
-          <w:rStyle w:val="Style17"/>
+          <w:rStyle w:val="user2"/>
           <w:rFonts w:ascii="Liberation Serif" w:hAnsi="Liberation Serif"/>
           <w:b w:val="false"/>
           <w:bCs w:val="false"/>
@@ -14376,7 +14376,7 @@
       </w:r>
       <w:r>
         <w:rPr>
-          <w:rStyle w:val="Style17"/>
+          <w:rStyle w:val="user2"/>
           <w:rFonts w:ascii="Liberation Serif" w:hAnsi="Liberation Serif"/>
           <w:b w:val="false"/>
           <w:bCs w:val="false"/>
@@ -14398,7 +14398,7 @@
       </w:pPr>
       <w:r>
         <w:rPr>
-          <w:rStyle w:val="Style17"/>
+          <w:rStyle w:val="user2"/>
           <w:rFonts w:ascii="Liberation Serif" w:hAnsi="Liberation Serif"/>
           <w:b w:val="false"/>
           <w:bCs w:val="false"/>
@@ -14421,7 +14421,7 @@
       </w:pPr>
       <w:r>
         <w:rPr>
-          <w:rStyle w:val="Style17"/>
+          <w:rStyle w:val="user2"/>
           <w:rFonts w:ascii="Liberation Serif" w:hAnsi="Liberation Serif"/>
           <w:b w:val="false"/>
           <w:bCs w:val="false"/>
@@ -14469,7 +14469,7 @@
           </w:tcPr>
           <w:p>
             <w:pPr>
-              <w:pStyle w:val="Style23"/>
+              <w:pStyle w:val="user8"/>
               <w:spacing w:before="0" w:after="160"/>
               <w:jc w:val="center"/>
               <w:rPr>
@@ -14498,7 +14498,7 @@
           </w:tcPr>
           <w:p>
             <w:pPr>
-              <w:pStyle w:val="Style23"/>
+              <w:pStyle w:val="user8"/>
               <w:spacing w:before="0" w:after="160"/>
               <w:jc w:val="center"/>
               <w:rPr>
@@ -14527,7 +14527,7 @@
           </w:tcPr>
           <w:p>
             <w:pPr>
-              <w:pStyle w:val="Style23"/>
+              <w:pStyle w:val="user8"/>
               <w:spacing w:before="0" w:after="160"/>
               <w:jc w:val="center"/>
               <w:rPr>
@@ -14557,7 +14557,7 @@
           </w:tcPr>
           <w:p>
             <w:pPr>
-              <w:pStyle w:val="Style23"/>
+              <w:pStyle w:val="user8"/>
               <w:spacing w:before="0" w:after="160"/>
               <w:jc w:val="center"/>
               <w:rPr>
@@ -14587,7 +14587,7 @@
           </w:tcPr>
           <w:p>
             <w:pPr>
-              <w:pStyle w:val="Style23"/>
+              <w:pStyle w:val="user8"/>
               <w:spacing w:before="0" w:after="160"/>
               <w:jc w:val="center"/>
               <w:rPr>
@@ -14614,7 +14614,7 @@
           </w:tcPr>
           <w:p>
             <w:pPr>
-              <w:pStyle w:val="Style23"/>
+              <w:pStyle w:val="user8"/>
               <w:spacing w:before="0" w:after="160"/>
               <w:jc w:val="center"/>
               <w:rPr>
@@ -14641,14 +14641,14 @@
           </w:tcPr>
           <w:p>
             <w:pPr>
-              <w:pStyle w:val="Style23"/>
+              <w:pStyle w:val="user8"/>
               <w:spacing w:before="0" w:after="160"/>
               <w:jc w:val="center"/>
               <w:rPr/>
             </w:pPr>
             <w:r>
               <w:rPr>
-                <w:rStyle w:val="Style17"/>
+                <w:rStyle w:val="user2"/>
                 <w:rFonts w:ascii="Liberation Serif" w:hAnsi="Liberation Serif"/>
                 <w:sz w:val="24"/>
                 <w:szCs w:val="24"/>
@@ -14668,7 +14668,7 @@
           </w:tcPr>
           <w:p>
             <w:pPr>
-              <w:pStyle w:val="Style23"/>
+              <w:pStyle w:val="user8"/>
               <w:spacing w:before="0" w:after="160"/>
               <w:jc w:val="center"/>
               <w:rPr>
@@ -14698,7 +14698,7 @@
           </w:tcPr>
           <w:p>
             <w:pPr>
-              <w:pStyle w:val="Style23"/>
+              <w:pStyle w:val="user8"/>
               <w:spacing w:before="0" w:after="160"/>
               <w:jc w:val="center"/>
               <w:rPr>
@@ -14725,7 +14725,7 @@
           </w:tcPr>
           <w:p>
             <w:pPr>
-              <w:pStyle w:val="Style23"/>
+              <w:pStyle w:val="user8"/>
               <w:spacing w:before="0" w:after="160"/>
               <w:jc w:val="center"/>
               <w:rPr>
@@ -14752,14 +14752,14 @@
           </w:tcPr>
           <w:p>
             <w:pPr>
-              <w:pStyle w:val="Style23"/>
+              <w:pStyle w:val="user8"/>
               <w:spacing w:before="0" w:after="160"/>
               <w:jc w:val="center"/>
               <w:rPr/>
             </w:pPr>
             <w:r>
               <w:rPr>
-                <w:rStyle w:val="Style17"/>
+                <w:rStyle w:val="user2"/>
                 <w:rFonts w:ascii="Liberation Serif" w:hAnsi="Liberation Serif"/>
                 <w:sz w:val="24"/>
                 <w:szCs w:val="24"/>
@@ -14779,7 +14779,7 @@
           </w:tcPr>
           <w:p>
             <w:pPr>
-              <w:pStyle w:val="Style23"/>
+              <w:pStyle w:val="user8"/>
               <w:spacing w:before="0" w:after="160"/>
               <w:jc w:val="center"/>
               <w:rPr>
@@ -14809,7 +14809,7 @@
           </w:tcPr>
           <w:p>
             <w:pPr>
-              <w:pStyle w:val="Style23"/>
+              <w:pStyle w:val="user8"/>
               <w:spacing w:before="0" w:after="160"/>
               <w:jc w:val="center"/>
               <w:rPr>
@@ -14836,7 +14836,7 @@
           </w:tcPr>
           <w:p>
             <w:pPr>
-              <w:pStyle w:val="Style23"/>
+              <w:pStyle w:val="user8"/>
               <w:spacing w:before="0" w:after="160"/>
               <w:jc w:val="center"/>
               <w:rPr>
@@ -14863,14 +14863,14 @@
           </w:tcPr>
           <w:p>
             <w:pPr>
-              <w:pStyle w:val="Style23"/>
+              <w:pStyle w:val="user8"/>
               <w:spacing w:before="0" w:after="160"/>
               <w:jc w:val="center"/>
               <w:rPr/>
             </w:pPr>
             <w:r>
               <w:rPr>
-                <w:rStyle w:val="Style17"/>
+                <w:rStyle w:val="user2"/>
                 <w:rFonts w:ascii="Liberation Serif" w:hAnsi="Liberation Serif"/>
                 <w:sz w:val="24"/>
                 <w:szCs w:val="24"/>
@@ -14890,7 +14890,7 @@
           </w:tcPr>
           <w:p>
             <w:pPr>
-              <w:pStyle w:val="Style23"/>
+              <w:pStyle w:val="user8"/>
               <w:spacing w:before="0" w:after="160"/>
               <w:jc w:val="center"/>
               <w:rPr>
@@ -14920,7 +14920,7 @@
           </w:tcPr>
           <w:p>
             <w:pPr>
-              <w:pStyle w:val="Style23"/>
+              <w:pStyle w:val="user8"/>
               <w:spacing w:before="0" w:after="160"/>
               <w:jc w:val="center"/>
               <w:rPr>
@@ -14947,7 +14947,7 @@
           </w:tcPr>
           <w:p>
             <w:pPr>
-              <w:pStyle w:val="Style23"/>
+              <w:pStyle w:val="user8"/>
               <w:spacing w:before="0" w:after="160"/>
               <w:jc w:val="center"/>
               <w:rPr>
@@ -14974,14 +14974,14 @@
           </w:tcPr>
           <w:p>
             <w:pPr>
-              <w:pStyle w:val="Style23"/>
+              <w:pStyle w:val="user8"/>
               <w:spacing w:before="0" w:after="160"/>
               <w:jc w:val="center"/>
               <w:rPr/>
             </w:pPr>
             <w:r>
               <w:rPr>
-                <w:rStyle w:val="Style17"/>
+                <w:rStyle w:val="user2"/>
                 <w:rFonts w:ascii="Liberation Serif" w:hAnsi="Liberation Serif"/>
                 <w:sz w:val="24"/>
                 <w:szCs w:val="24"/>
@@ -15001,7 +15001,7 @@
           </w:tcPr>
           <w:p>
             <w:pPr>
-              <w:pStyle w:val="Style23"/>
+              <w:pStyle w:val="user8"/>
               <w:spacing w:before="0" w:after="160"/>
               <w:jc w:val="center"/>
               <w:rPr>
@@ -15031,7 +15031,7 @@
           </w:tcPr>
           <w:p>
             <w:pPr>
-              <w:pStyle w:val="Style23"/>
+              <w:pStyle w:val="user8"/>
               <w:spacing w:before="0" w:after="160"/>
               <w:jc w:val="center"/>
               <w:rPr>
@@ -15058,7 +15058,7 @@
           </w:tcPr>
           <w:p>
             <w:pPr>
-              <w:pStyle w:val="Style23"/>
+              <w:pStyle w:val="user8"/>
               <w:spacing w:before="0" w:after="160"/>
               <w:jc w:val="center"/>
               <w:rPr>
@@ -15085,14 +15085,14 @@
           </w:tcPr>
           <w:p>
             <w:pPr>
-              <w:pStyle w:val="Style23"/>
+              <w:pStyle w:val="user8"/>
               <w:spacing w:before="0" w:after="160"/>
               <w:jc w:val="center"/>
               <w:rPr/>
             </w:pPr>
             <w:r>
               <w:rPr>
-                <w:rStyle w:val="Style17"/>
+                <w:rStyle w:val="user2"/>
                 <w:rFonts w:ascii="Liberation Serif" w:hAnsi="Liberation Serif"/>
                 <w:sz w:val="24"/>
                 <w:szCs w:val="24"/>
@@ -15112,7 +15112,7 @@
           </w:tcPr>
           <w:p>
             <w:pPr>
-              <w:pStyle w:val="Style23"/>
+              <w:pStyle w:val="user8"/>
               <w:spacing w:before="0" w:after="160"/>
               <w:jc w:val="center"/>
               <w:rPr>
@@ -15142,7 +15142,7 @@
           </w:tcPr>
           <w:p>
             <w:pPr>
-              <w:pStyle w:val="Style23"/>
+              <w:pStyle w:val="user8"/>
               <w:spacing w:before="0" w:after="160"/>
               <w:jc w:val="center"/>
               <w:rPr>
@@ -15169,7 +15169,7 @@
           </w:tcPr>
           <w:p>
             <w:pPr>
-              <w:pStyle w:val="Style23"/>
+              <w:pStyle w:val="user8"/>
               <w:spacing w:before="0" w:after="160"/>
               <w:jc w:val="center"/>
               <w:rPr>
@@ -15196,14 +15196,14 @@
           </w:tcPr>
           <w:p>
             <w:pPr>
-              <w:pStyle w:val="Style23"/>
+              <w:pStyle w:val="user8"/>
               <w:spacing w:before="0" w:after="160"/>
               <w:jc w:val="center"/>
               <w:rPr/>
             </w:pPr>
             <w:r>
               <w:rPr>
-                <w:rStyle w:val="Style17"/>
+                <w:rStyle w:val="user2"/>
                 <w:rFonts w:ascii="Liberation Serif" w:hAnsi="Liberation Serif"/>
                 <w:sz w:val="24"/>
                 <w:szCs w:val="24"/>
@@ -15223,7 +15223,7 @@
           </w:tcPr>
           <w:p>
             <w:pPr>
-              <w:pStyle w:val="Style23"/>
+              <w:pStyle w:val="user8"/>
               <w:spacing w:before="0" w:after="160"/>
               <w:jc w:val="center"/>
               <w:rPr>
@@ -15253,7 +15253,7 @@
           </w:tcPr>
           <w:p>
             <w:pPr>
-              <w:pStyle w:val="Style23"/>
+              <w:pStyle w:val="user8"/>
               <w:spacing w:before="0" w:after="160"/>
               <w:jc w:val="center"/>
               <w:rPr>
@@ -15280,7 +15280,7 @@
           </w:tcPr>
           <w:p>
             <w:pPr>
-              <w:pStyle w:val="Style23"/>
+              <w:pStyle w:val="user8"/>
               <w:spacing w:before="0" w:after="160"/>
               <w:jc w:val="center"/>
               <w:rPr>
@@ -15307,14 +15307,14 @@
           </w:tcPr>
           <w:p>
             <w:pPr>
-              <w:pStyle w:val="Style23"/>
+              <w:pStyle w:val="user8"/>
               <w:spacing w:before="0" w:after="160"/>
               <w:jc w:val="center"/>
               <w:rPr/>
             </w:pPr>
             <w:r>
               <w:rPr>
-                <w:rStyle w:val="Style17"/>
+                <w:rStyle w:val="user2"/>
                 <w:rFonts w:ascii="Liberation Serif" w:hAnsi="Liberation Serif"/>
                 <w:sz w:val="24"/>
                 <w:szCs w:val="24"/>
@@ -15334,7 +15334,7 @@
           </w:tcPr>
           <w:p>
             <w:pPr>
-              <w:pStyle w:val="Style23"/>
+              <w:pStyle w:val="user8"/>
               <w:spacing w:before="0" w:after="160"/>
               <w:jc w:val="center"/>
               <w:rPr>
@@ -15422,7 +15422,7 @@
       </w:pPr>
       <w:r>
         <w:rPr>
-          <w:rStyle w:val="Style17"/>
+          <w:rStyle w:val="user2"/>
           <w:rFonts w:ascii="Liberation Serif" w:hAnsi="Liberation Serif"/>
           <w:b w:val="false"/>
           <w:bCs w:val="false"/>
@@ -15444,7 +15444,7 @@
       </w:pPr>
       <w:r>
         <w:rPr>
-          <w:rStyle w:val="Style17"/>
+          <w:rStyle w:val="user2"/>
           <w:rFonts w:ascii="Liberation Serif" w:hAnsi="Liberation Serif"/>
           <w:b w:val="false"/>
           <w:bCs w:val="false"/>
@@ -15488,7 +15488,7 @@
           </w:tcPr>
           <w:p>
             <w:pPr>
-              <w:pStyle w:val="Style23"/>
+              <w:pStyle w:val="user8"/>
               <w:spacing w:before="0" w:after="160"/>
               <w:jc w:val="center"/>
               <w:rPr>
@@ -15518,7 +15518,7 @@
           </w:tcPr>
           <w:p>
             <w:pPr>
-              <w:pStyle w:val="Style23"/>
+              <w:pStyle w:val="user8"/>
               <w:spacing w:before="0" w:after="160"/>
               <w:jc w:val="center"/>
               <w:rPr>
@@ -15548,7 +15548,7 @@
           </w:tcPr>
           <w:p>
             <w:pPr>
-              <w:pStyle w:val="Style23"/>
+              <w:pStyle w:val="user8"/>
               <w:spacing w:before="0" w:after="160"/>
               <w:jc w:val="center"/>
               <w:rPr>
@@ -15576,7 +15576,7 @@
           </w:tcPr>
           <w:p>
             <w:pPr>
-              <w:pStyle w:val="Style23"/>
+              <w:pStyle w:val="user8"/>
               <w:spacing w:before="0" w:after="160"/>
               <w:jc w:val="center"/>
               <w:rPr>
@@ -15606,7 +15606,7 @@
           </w:tcPr>
           <w:p>
             <w:pPr>
-              <w:pStyle w:val="Style23"/>
+              <w:pStyle w:val="user8"/>
               <w:spacing w:before="0" w:after="160"/>
               <w:jc w:val="center"/>
               <w:rPr>
@@ -15634,7 +15634,7 @@
           </w:tcPr>
           <w:p>
             <w:pPr>
-              <w:pStyle w:val="Style23"/>
+              <w:pStyle w:val="user8"/>
               <w:spacing w:before="0" w:after="160"/>
               <w:jc w:val="center"/>
               <w:rPr>
@@ -15664,7 +15664,7 @@
           </w:tcPr>
           <w:p>
             <w:pPr>
-              <w:pStyle w:val="Style23"/>
+              <w:pStyle w:val="user8"/>
               <w:spacing w:before="0" w:after="160"/>
               <w:jc w:val="center"/>
               <w:rPr>
@@ -15692,7 +15692,7 @@
           </w:tcPr>
           <w:p>
             <w:pPr>
-              <w:pStyle w:val="Style23"/>
+              <w:pStyle w:val="user8"/>
               <w:spacing w:before="0" w:after="160"/>
               <w:jc w:val="center"/>
               <w:rPr>
@@ -15722,7 +15722,7 @@
           </w:tcPr>
           <w:p>
             <w:pPr>
-              <w:pStyle w:val="Style23"/>
+              <w:pStyle w:val="user8"/>
               <w:spacing w:before="0" w:after="160"/>
               <w:jc w:val="center"/>
               <w:rPr>
@@ -15750,7 +15750,7 @@
           </w:tcPr>
           <w:p>
             <w:pPr>
-              <w:pStyle w:val="Style23"/>
+              <w:pStyle w:val="user8"/>
               <w:spacing w:before="0" w:after="160"/>
               <w:jc w:val="center"/>
               <w:rPr>
@@ -15780,7 +15780,7 @@
           </w:tcPr>
           <w:p>
             <w:pPr>
-              <w:pStyle w:val="Style23"/>
+              <w:pStyle w:val="user8"/>
               <w:spacing w:before="0" w:after="160"/>
               <w:jc w:val="center"/>
               <w:rPr>
@@ -15808,7 +15808,7 @@
           </w:tcPr>
           <w:p>
             <w:pPr>
-              <w:pStyle w:val="Style23"/>
+              <w:pStyle w:val="user8"/>
               <w:spacing w:before="0" w:after="160"/>
               <w:jc w:val="center"/>
               <w:rPr>
@@ -15866,7 +15866,7 @@
       </w:pPr>
       <w:r>
         <w:rPr>
-          <w:rStyle w:val="Style17"/>
+          <w:rStyle w:val="user2"/>
           <w:rFonts w:ascii="Liberation Serif" w:hAnsi="Liberation Serif"/>
           <w:b w:val="false"/>
           <w:bCs w:val="false"/>
@@ -15895,7 +15895,7 @@
       </w:r>
       <w:r>
         <w:rPr>
-          <w:rStyle w:val="Style17"/>
+          <w:rStyle w:val="user2"/>
           <w:rFonts w:ascii="Liberation Serif" w:hAnsi="Liberation Serif"/>
           <w:b w:val="false"/>
           <w:bCs w:val="false"/>
@@ -15923,7 +15923,7 @@
       </w:r>
       <w:r>
         <w:rPr>
-          <w:rStyle w:val="Style17"/>
+          <w:rStyle w:val="user2"/>
           <w:rFonts w:ascii="Liberation Serif" w:hAnsi="Liberation Serif"/>
           <w:b w:val="false"/>
           <w:bCs w:val="false"/>
@@ -15945,7 +15945,7 @@
       </w:pPr>
       <w:r>
         <w:rPr>
-          <w:rStyle w:val="Style17"/>
+          <w:rStyle w:val="user2"/>
           <w:rFonts w:ascii="Liberation Serif" w:hAnsi="Liberation Serif"/>
           <w:b/>
           <w:bCs/>
@@ -15967,7 +15967,7 @@
       </w:pPr>
       <w:r>
         <w:rPr>
-          <w:rStyle w:val="Style17"/>
+          <w:rStyle w:val="user2"/>
           <w:rFonts w:ascii="Liberation Serif" w:hAnsi="Liberation Serif"/>
           <w:b w:val="false"/>
           <w:bCs w:val="false"/>
@@ -15990,7 +15990,7 @@
       </w:pPr>
       <w:r>
         <w:rPr>
-          <w:rStyle w:val="Style17"/>
+          <w:rStyle w:val="user2"/>
           <w:rFonts w:ascii="Liberation Serif" w:hAnsi="Liberation Serif"/>
           <w:b w:val="false"/>
           <w:bCs w:val="false"/>
@@ -16061,7 +16061,7 @@
       </w:r>
       <w:r>
         <w:rPr>
-          <w:rStyle w:val="Style17"/>
+          <w:rStyle w:val="user2"/>
           <w:rFonts w:ascii="Liberation Serif" w:hAnsi="Liberation Serif"/>
           <w:b w:val="false"/>
           <w:bCs w:val="false"/>
@@ -16113,7 +16113,7 @@
       </w:pPr>
       <w:r>
         <w:rPr>
-          <w:rStyle w:val="Style17"/>
+          <w:rStyle w:val="user2"/>
           <w:rFonts w:ascii="Liberation Serif" w:hAnsi="Liberation Serif"/>
           <w:b w:val="false"/>
           <w:bCs w:val="false"/>
@@ -16136,7 +16136,7 @@
       </w:pPr>
       <w:r>
         <w:rPr>
-          <w:rStyle w:val="Style17"/>
+          <w:rStyle w:val="user2"/>
           <w:rFonts w:ascii="Liberation Serif" w:hAnsi="Liberation Serif"/>
           <w:b w:val="false"/>
           <w:bCs w:val="false"/>
@@ -16163,7 +16163,7 @@
       </w:r>
       <w:r>
         <w:rPr>
-          <w:rStyle w:val="Style17"/>
+          <w:rStyle w:val="user2"/>
           <w:rFonts w:ascii="Liberation Serif" w:hAnsi="Liberation Serif"/>
           <w:b w:val="false"/>
           <w:bCs w:val="false"/>
@@ -16454,7 +16454,7 @@
       </w:pPr>
       <w:r>
         <w:rPr>
-          <w:rStyle w:val="Style17"/>
+          <w:rStyle w:val="user2"/>
           <w:rFonts w:ascii="Liberation Serif" w:hAnsi="Liberation Serif"/>
           <w:b w:val="false"/>
           <w:bCs w:val="false"/>
@@ -16523,7 +16523,7 @@
       </w:r>
       <w:r>
         <w:rPr>
-          <w:rStyle w:val="Style17"/>
+          <w:rStyle w:val="user2"/>
           <w:rFonts w:ascii="Liberation Serif" w:hAnsi="Liberation Serif"/>
           <w:b w:val="false"/>
           <w:bCs w:val="false"/>
@@ -16552,7 +16552,7 @@
       </w:r>
       <w:r>
         <w:rPr>
-          <w:rStyle w:val="Style17"/>
+          <w:rStyle w:val="user2"/>
           <w:rFonts w:ascii="Liberation Serif" w:hAnsi="Liberation Serif"/>
           <w:b w:val="false"/>
           <w:bCs w:val="false"/>
@@ -16837,7 +16837,7 @@
       </w:r>
       <w:r>
         <w:rPr>
-          <w:rStyle w:val="Style17"/>
+          <w:rStyle w:val="user2"/>
           <w:rFonts w:ascii="Liberation Serif" w:hAnsi="Liberation Serif"/>
           <w:b w:val="false"/>
           <w:bCs w:val="false"/>
@@ -16866,7 +16866,7 @@
       </w:r>
       <w:r>
         <w:rPr>
-          <w:rStyle w:val="Style17"/>
+          <w:rStyle w:val="user2"/>
           <w:rFonts w:ascii="Liberation Serif" w:hAnsi="Liberation Serif"/>
           <w:b w:val="false"/>
           <w:bCs w:val="false"/>
@@ -16895,7 +16895,7 @@
       </w:r>
       <w:r>
         <w:rPr>
-          <w:rStyle w:val="Style17"/>
+          <w:rStyle w:val="user2"/>
           <w:rFonts w:ascii="Liberation Serif" w:hAnsi="Liberation Serif"/>
           <w:b w:val="false"/>
           <w:bCs w:val="false"/>
@@ -17443,40 +17443,7 @@
           <w:sz w:val="28"/>
           <w:szCs w:val="28"/>
         </w:rPr>
-        <w:t xml:space="preserve">ГЛАВА </w:t>
-      </w:r>
-      <w:r>
-        <w:rPr>
-          <w:rFonts w:ascii="Liberation Serif" w:hAnsi="Liberation Serif"/>
-          <w:b/>
-          <w:bCs/>
-          <w:color w:val="FFFFFF"/>
-          <w:sz w:val="28"/>
-          <w:szCs w:val="28"/>
-        </w:rPr>
-        <w:t>3</w:t>
-      </w:r>
-      <w:r>
-        <w:rPr>
-          <w:rFonts w:ascii="Liberation Serif" w:hAnsi="Liberation Serif"/>
-          <w:b/>
-          <w:bCs/>
-          <w:color w:val="FFFFFF"/>
-          <w:sz w:val="28"/>
-          <w:szCs w:val="28"/>
-        </w:rPr>
-        <w:t xml:space="preserve"> </w:t>
-      </w:r>
-      <w:r>
-        <w:rPr>
-          <w:rFonts w:ascii="Liberation Serif" w:hAnsi="Liberation Serif"/>
-          <w:b/>
-          <w:bCs/>
-          <w:color w:val="FFFFFF"/>
-          <w:sz w:val="28"/>
-          <w:szCs w:val="28"/>
-        </w:rPr>
-        <w:t>Тестирование платформы</w:t>
+        <w:t>ГЛАВА 3 Тестирование платформы</w:t>
       </w:r>
     </w:p>
     <w:p>
@@ -17485,34 +17452,19 @@
         <w:spacing w:lineRule="auto" w:line="360" w:before="0" w:after="0"/>
         <w:jc w:val="center"/>
         <w:rPr>
-          <w:rFonts w:ascii="Liberation Serif" w:hAnsi="Liberation Serif"/>
-          <w:sz w:val="28"/>
-          <w:szCs w:val="28"/>
-        </w:rPr>
-      </w:pPr>
-      <w:r>
-        <w:rPr>
-          <w:rFonts w:ascii="Liberation Serif" w:hAnsi="Liberation Serif"/>
-          <w:sz w:val="28"/>
-          <w:szCs w:val="28"/>
-        </w:rPr>
-        <w:t>3</w:t>
-      </w:r>
-      <w:r>
-        <w:rPr>
-          <w:rFonts w:ascii="Liberation Serif" w:hAnsi="Liberation Serif"/>
-          <w:sz w:val="28"/>
-          <w:szCs w:val="28"/>
-        </w:rPr>
-        <w:t xml:space="preserve">.1 </w:t>
-      </w:r>
-      <w:r>
-        <w:rPr>
-          <w:rFonts w:ascii="Liberation Serif" w:hAnsi="Liberation Serif"/>
-          <w:sz w:val="28"/>
-          <w:szCs w:val="28"/>
-        </w:rPr>
-        <w:t>Сравнение ручного и автоматизированного развертывания</w:t>
+          <w:b/>
+          <w:bCs/>
+        </w:rPr>
+      </w:pPr>
+      <w:r>
+        <w:rPr>
+          <w:rFonts w:ascii="Liberation Serif" w:hAnsi="Liberation Serif"/>
+          <w:b/>
+          <w:bCs/>
+          <w:sz w:val="28"/>
+          <w:szCs w:val="28"/>
+        </w:rPr>
+        <w:t>3.1 Сравнение ручного и автоматизированного развертывания</w:t>
       </w:r>
     </w:p>
     <w:p>
@@ -17579,7 +17531,7 @@
       </w:r>
       <w:r>
         <w:rPr>
-          <w:rStyle w:val="Style17"/>
+          <w:rStyle w:val="user2"/>
           <w:rFonts w:ascii="Liberation Serif" w:hAnsi="Liberation Serif"/>
           <w:sz w:val="28"/>
           <w:szCs w:val="28"/>
@@ -17596,7 +17548,7 @@
       </w:r>
       <w:r>
         <w:rPr>
-          <w:rStyle w:val="Style17"/>
+          <w:rStyle w:val="user2"/>
           <w:rFonts w:ascii="Liberation Serif" w:hAnsi="Liberation Serif"/>
           <w:sz w:val="28"/>
           <w:szCs w:val="28"/>
@@ -17613,7 +17565,7 @@
       </w:r>
       <w:r>
         <w:rPr>
-          <w:rStyle w:val="Style17"/>
+          <w:rStyle w:val="user2"/>
           <w:rFonts w:ascii="Liberation Serif" w:hAnsi="Liberation Serif"/>
           <w:sz w:val="28"/>
           <w:szCs w:val="28"/>
@@ -17630,7 +17582,7 @@
       </w:r>
       <w:r>
         <w:rPr>
-          <w:rStyle w:val="Style17"/>
+          <w:rStyle w:val="user2"/>
           <w:rFonts w:ascii="Liberation Serif" w:hAnsi="Liberation Serif"/>
           <w:sz w:val="28"/>
           <w:szCs w:val="28"/>
@@ -17668,7 +17620,7 @@
       </w:r>
       <w:r>
         <w:rPr>
-          <w:rStyle w:val="Style17"/>
+          <w:rStyle w:val="user2"/>
           <w:rFonts w:ascii="Liberation Serif" w:hAnsi="Liberation Serif"/>
           <w:sz w:val="28"/>
           <w:szCs w:val="28"/>
@@ -17685,7 +17637,7 @@
       </w:r>
       <w:r>
         <w:rPr>
-          <w:rStyle w:val="Style17"/>
+          <w:rStyle w:val="user2"/>
           <w:rFonts w:ascii="Liberation Serif" w:hAnsi="Liberation Serif"/>
           <w:sz w:val="28"/>
           <w:szCs w:val="28"/>
@@ -17702,7 +17654,7 @@
       </w:r>
       <w:r>
         <w:rPr>
-          <w:rStyle w:val="Style17"/>
+          <w:rStyle w:val="user2"/>
           <w:rFonts w:ascii="Liberation Serif" w:hAnsi="Liberation Serif"/>
           <w:sz w:val="28"/>
           <w:szCs w:val="28"/>
@@ -17745,7 +17697,7 @@
       </w:r>
       <w:r>
         <w:rPr>
-          <w:rStyle w:val="Style17"/>
+          <w:rStyle w:val="user2"/>
           <w:rFonts w:ascii="Liberation Serif" w:hAnsi="Liberation Serif"/>
           <w:sz w:val="28"/>
           <w:szCs w:val="28"/>
@@ -17779,23 +17731,7 @@
           <w:szCs w:val="28"/>
         </w:rPr>
         <w:tab/>
-        <w:t xml:space="preserve">Результаты замеров времени для пяти последовательных развёртываний представлены в таблице </w:t>
-      </w:r>
-      <w:r>
-        <w:rPr>
-          <w:rFonts w:ascii="Liberation Serif" w:hAnsi="Liberation Serif"/>
-          <w:sz w:val="28"/>
-          <w:szCs w:val="28"/>
-        </w:rPr>
-        <w:t>7</w:t>
-      </w:r>
-      <w:r>
-        <w:rPr>
-          <w:rFonts w:ascii="Liberation Serif" w:hAnsi="Liberation Serif"/>
-          <w:sz w:val="28"/>
-          <w:szCs w:val="28"/>
-        </w:rPr>
-        <w:t>.</w:t>
+        <w:t>Результаты замеров времени для пяти последовательных развёртываний представлены в таблице 7.</w:t>
       </w:r>
     </w:p>
     <w:p>
@@ -17852,7 +17788,7 @@
           </w:tcPr>
           <w:p>
             <w:pPr>
-              <w:pStyle w:val="Style23"/>
+              <w:pStyle w:val="user8"/>
               <w:spacing w:before="0" w:after="160"/>
               <w:jc w:val="center"/>
               <w:rPr>
@@ -17883,7 +17819,7 @@
           </w:tcPr>
           <w:p>
             <w:pPr>
-              <w:pStyle w:val="Style23"/>
+              <w:pStyle w:val="user8"/>
               <w:spacing w:before="0" w:after="160"/>
               <w:jc w:val="center"/>
               <w:rPr>
@@ -17915,7 +17851,7 @@
           </w:tcPr>
           <w:p>
             <w:pPr>
-              <w:pStyle w:val="Style23"/>
+              <w:pStyle w:val="user8"/>
               <w:spacing w:before="0" w:after="160"/>
               <w:jc w:val="center"/>
               <w:rPr>
@@ -17947,7 +17883,7 @@
           </w:tcPr>
           <w:p>
             <w:pPr>
-              <w:pStyle w:val="Style23"/>
+              <w:pStyle w:val="user8"/>
               <w:spacing w:before="0" w:after="160"/>
               <w:jc w:val="center"/>
               <w:rPr>
@@ -17980,7 +17916,7 @@
           </w:tcPr>
           <w:p>
             <w:pPr>
-              <w:pStyle w:val="Style23"/>
+              <w:pStyle w:val="user8"/>
               <w:spacing w:before="0" w:after="160"/>
               <w:jc w:val="center"/>
               <w:rPr>
@@ -18014,7 +17950,7 @@
           </w:tcPr>
           <w:p>
             <w:pPr>
-              <w:pStyle w:val="Style23"/>
+              <w:pStyle w:val="user8"/>
               <w:spacing w:before="0" w:after="160"/>
               <w:jc w:val="center"/>
               <w:rPr>
@@ -18050,7 +17986,7 @@
           </w:tcPr>
           <w:p>
             <w:pPr>
-              <w:pStyle w:val="Style23"/>
+              <w:pStyle w:val="user8"/>
               <w:spacing w:before="0" w:after="160"/>
               <w:jc w:val="center"/>
               <w:rPr>
@@ -18083,7 +18019,7 @@
           </w:tcPr>
           <w:p>
             <w:pPr>
-              <w:pStyle w:val="Style23"/>
+              <w:pStyle w:val="user8"/>
               <w:spacing w:before="0" w:after="160"/>
               <w:jc w:val="center"/>
               <w:rPr>
@@ -18117,7 +18053,7 @@
           </w:tcPr>
           <w:p>
             <w:pPr>
-              <w:pStyle w:val="Style23"/>
+              <w:pStyle w:val="user8"/>
               <w:spacing w:before="0" w:after="160"/>
               <w:jc w:val="center"/>
               <w:rPr>
@@ -18153,7 +18089,7 @@
           </w:tcPr>
           <w:p>
             <w:pPr>
-              <w:pStyle w:val="Style23"/>
+              <w:pStyle w:val="user8"/>
               <w:spacing w:before="0" w:after="160"/>
               <w:jc w:val="center"/>
               <w:rPr>
@@ -18186,7 +18122,7 @@
           </w:tcPr>
           <w:p>
             <w:pPr>
-              <w:pStyle w:val="Style23"/>
+              <w:pStyle w:val="user8"/>
               <w:spacing w:before="0" w:after="160"/>
               <w:jc w:val="center"/>
               <w:rPr>
@@ -18220,7 +18156,7 @@
           </w:tcPr>
           <w:p>
             <w:pPr>
-              <w:pStyle w:val="Style23"/>
+              <w:pStyle w:val="user8"/>
               <w:spacing w:before="0" w:after="160"/>
               <w:jc w:val="center"/>
               <w:rPr>
@@ -18256,7 +18192,7 @@
           </w:tcPr>
           <w:p>
             <w:pPr>
-              <w:pStyle w:val="Style23"/>
+              <w:pStyle w:val="user8"/>
               <w:spacing w:before="0" w:after="160"/>
               <w:jc w:val="center"/>
               <w:rPr>
@@ -18289,7 +18225,7 @@
           </w:tcPr>
           <w:p>
             <w:pPr>
-              <w:pStyle w:val="Style23"/>
+              <w:pStyle w:val="user8"/>
               <w:spacing w:before="0" w:after="160"/>
               <w:jc w:val="center"/>
               <w:rPr>
@@ -18323,7 +18259,7 @@
           </w:tcPr>
           <w:p>
             <w:pPr>
-              <w:pStyle w:val="Style23"/>
+              <w:pStyle w:val="user8"/>
               <w:spacing w:before="0" w:after="160"/>
               <w:jc w:val="center"/>
               <w:rPr>
@@ -18359,7 +18295,7 @@
           </w:tcPr>
           <w:p>
             <w:pPr>
-              <w:pStyle w:val="Style23"/>
+              <w:pStyle w:val="user8"/>
               <w:spacing w:before="0" w:after="160"/>
               <w:jc w:val="center"/>
               <w:rPr>
@@ -18392,7 +18328,7 @@
           </w:tcPr>
           <w:p>
             <w:pPr>
-              <w:pStyle w:val="Style23"/>
+              <w:pStyle w:val="user8"/>
               <w:spacing w:before="0" w:after="160"/>
               <w:jc w:val="center"/>
               <w:rPr>
@@ -18426,7 +18362,7 @@
           </w:tcPr>
           <w:p>
             <w:pPr>
-              <w:pStyle w:val="Style23"/>
+              <w:pStyle w:val="user8"/>
               <w:spacing w:before="0" w:after="160"/>
               <w:jc w:val="center"/>
               <w:rPr>
@@ -18462,7 +18398,7 @@
           </w:tcPr>
           <w:p>
             <w:pPr>
-              <w:pStyle w:val="Style23"/>
+              <w:pStyle w:val="user8"/>
               <w:spacing w:before="0" w:after="160"/>
               <w:jc w:val="center"/>
               <w:rPr>
@@ -18494,7 +18430,7 @@
           </w:tcPr>
           <w:p>
             <w:pPr>
-              <w:pStyle w:val="Style23"/>
+              <w:pStyle w:val="user8"/>
               <w:spacing w:before="0" w:after="160"/>
               <w:jc w:val="center"/>
               <w:rPr>
@@ -18527,7 +18463,7 @@
           </w:tcPr>
           <w:p>
             <w:pPr>
-              <w:pStyle w:val="Style23"/>
+              <w:pStyle w:val="user8"/>
               <w:spacing w:before="0" w:after="160"/>
               <w:jc w:val="center"/>
               <w:rPr>
@@ -18562,7 +18498,7 @@
           </w:tcPr>
           <w:p>
             <w:pPr>
-              <w:pStyle w:val="Style23"/>
+              <w:pStyle w:val="user8"/>
               <w:spacing w:before="0" w:after="160"/>
               <w:jc w:val="center"/>
               <w:rPr>
@@ -18594,7 +18530,7 @@
           </w:tcPr>
           <w:p>
             <w:pPr>
-              <w:pStyle w:val="Style23"/>
+              <w:pStyle w:val="user8"/>
               <w:spacing w:before="0" w:after="160"/>
               <w:jc w:val="center"/>
               <w:rPr>
@@ -18627,7 +18563,7 @@
           </w:tcPr>
           <w:p>
             <w:pPr>
-              <w:pStyle w:val="Style23"/>
+              <w:pStyle w:val="user8"/>
               <w:spacing w:before="0" w:after="160"/>
               <w:jc w:val="center"/>
               <w:rPr>
@@ -18688,13 +18624,6 @@
           <w:szCs w:val="28"/>
         </w:rPr>
         <w:tab/>
-      </w:r>
-      <w:r>
-        <w:rPr>
-          <w:rFonts w:ascii="Liberation Serif" w:hAnsi="Liberation Serif"/>
-          <w:sz w:val="28"/>
-          <w:szCs w:val="28"/>
-        </w:rPr>
         <w:t>Результаты пяти замеров для проекта без использования Docker представлены в таблице 8.</w:t>
       </w:r>
     </w:p>
@@ -18715,39 +18644,7 @@
           <w:sz w:val="28"/>
           <w:szCs w:val="28"/>
         </w:rPr>
-        <w:t xml:space="preserve">Таблица </w:t>
-      </w:r>
-      <w:r>
-        <w:rPr>
-          <w:rFonts w:ascii="Liberation Serif" w:hAnsi="Liberation Serif"/>
-          <w:sz w:val="28"/>
-          <w:szCs w:val="28"/>
-        </w:rPr>
-        <w:t>8</w:t>
-      </w:r>
-      <w:r>
-        <w:rPr>
-          <w:rFonts w:ascii="Liberation Serif" w:hAnsi="Liberation Serif"/>
-          <w:sz w:val="28"/>
-          <w:szCs w:val="28"/>
-        </w:rPr>
-        <w:t xml:space="preserve">. Время развёртывания </w:t>
-      </w:r>
-      <w:r>
-        <w:rPr>
-          <w:rFonts w:ascii="Liberation Serif" w:hAnsi="Liberation Serif"/>
-          <w:sz w:val="28"/>
-          <w:szCs w:val="28"/>
-        </w:rPr>
-        <w:t xml:space="preserve">проекта без </w:t>
-      </w:r>
-      <w:r>
-        <w:rPr>
-          <w:rFonts w:ascii="Liberation Serif" w:hAnsi="Liberation Serif"/>
-          <w:sz w:val="28"/>
-          <w:szCs w:val="28"/>
-        </w:rPr>
-        <w:t>Docker в минутах</w:t>
+        <w:t>Таблица 8. Время развёртывания проекта без Docker в минутах</w:t>
       </w:r>
     </w:p>
     <w:tbl>
@@ -18784,7 +18681,7 @@
           </w:tcPr>
           <w:p>
             <w:pPr>
-              <w:pStyle w:val="Style23"/>
+              <w:pStyle w:val="user8"/>
               <w:spacing w:before="0" w:after="160"/>
               <w:jc w:val="center"/>
               <w:rPr>
@@ -18819,7 +18716,7 @@
           </w:tcPr>
           <w:p>
             <w:pPr>
-              <w:pStyle w:val="Style23"/>
+              <w:pStyle w:val="user8"/>
               <w:spacing w:before="0" w:after="160"/>
               <w:jc w:val="center"/>
               <w:rPr>
@@ -18855,7 +18752,7 @@
           </w:tcPr>
           <w:p>
             <w:pPr>
-              <w:pStyle w:val="Style23"/>
+              <w:pStyle w:val="user8"/>
               <w:spacing w:before="0" w:after="160"/>
               <w:jc w:val="center"/>
               <w:rPr>
@@ -18891,7 +18788,7 @@
           </w:tcPr>
           <w:p>
             <w:pPr>
-              <w:pStyle w:val="Style23"/>
+              <w:pStyle w:val="user8"/>
               <w:spacing w:before="0" w:after="160"/>
               <w:jc w:val="center"/>
               <w:rPr>
@@ -18924,7 +18821,7 @@
           </w:tcPr>
           <w:p>
             <w:pPr>
-              <w:pStyle w:val="Style23"/>
+              <w:pStyle w:val="user8"/>
               <w:spacing w:before="0" w:after="160"/>
               <w:jc w:val="center"/>
               <w:rPr>
@@ -18958,7 +18855,7 @@
           </w:tcPr>
           <w:p>
             <w:pPr>
-              <w:pStyle w:val="Style23"/>
+              <w:pStyle w:val="user8"/>
               <w:spacing w:before="0" w:after="160"/>
               <w:jc w:val="center"/>
               <w:rPr>
@@ -18996,7 +18893,7 @@
           </w:tcPr>
           <w:p>
             <w:pPr>
-              <w:pStyle w:val="Style23"/>
+              <w:pStyle w:val="user8"/>
               <w:spacing w:before="0" w:after="160"/>
               <w:jc w:val="center"/>
               <w:rPr>
@@ -19029,7 +18926,7 @@
           </w:tcPr>
           <w:p>
             <w:pPr>
-              <w:pStyle w:val="Style23"/>
+              <w:pStyle w:val="user8"/>
               <w:spacing w:before="0" w:after="160"/>
               <w:jc w:val="center"/>
               <w:rPr>
@@ -19063,7 +18960,7 @@
           </w:tcPr>
           <w:p>
             <w:pPr>
-              <w:pStyle w:val="Style23"/>
+              <w:pStyle w:val="user8"/>
               <w:spacing w:before="0" w:after="160"/>
               <w:jc w:val="center"/>
               <w:rPr>
@@ -19099,7 +18996,7 @@
           </w:tcPr>
           <w:p>
             <w:pPr>
-              <w:pStyle w:val="Style23"/>
+              <w:pStyle w:val="user8"/>
               <w:spacing w:before="0" w:after="160"/>
               <w:jc w:val="center"/>
               <w:rPr>
@@ -19132,7 +19029,7 @@
           </w:tcPr>
           <w:p>
             <w:pPr>
-              <w:pStyle w:val="Style23"/>
+              <w:pStyle w:val="user8"/>
               <w:spacing w:before="0" w:after="160"/>
               <w:jc w:val="center"/>
               <w:rPr>
@@ -19166,7 +19063,7 @@
           </w:tcPr>
           <w:p>
             <w:pPr>
-              <w:pStyle w:val="Style23"/>
+              <w:pStyle w:val="user8"/>
               <w:spacing w:before="0" w:after="160"/>
               <w:jc w:val="center"/>
               <w:rPr>
@@ -19202,7 +19099,7 @@
           </w:tcPr>
           <w:p>
             <w:pPr>
-              <w:pStyle w:val="Style23"/>
+              <w:pStyle w:val="user8"/>
               <w:spacing w:before="0" w:after="160"/>
               <w:jc w:val="center"/>
               <w:rPr>
@@ -19235,7 +19132,7 @@
           </w:tcPr>
           <w:p>
             <w:pPr>
-              <w:pStyle w:val="Style23"/>
+              <w:pStyle w:val="user8"/>
               <w:spacing w:before="0" w:after="160"/>
               <w:jc w:val="center"/>
               <w:rPr>
@@ -19269,7 +19166,7 @@
           </w:tcPr>
           <w:p>
             <w:pPr>
-              <w:pStyle w:val="Style23"/>
+              <w:pStyle w:val="user8"/>
               <w:spacing w:before="0" w:after="160"/>
               <w:jc w:val="center"/>
               <w:rPr>
@@ -19305,7 +19202,7 @@
           </w:tcPr>
           <w:p>
             <w:pPr>
-              <w:pStyle w:val="Style23"/>
+              <w:pStyle w:val="user8"/>
               <w:spacing w:before="0" w:after="160"/>
               <w:jc w:val="center"/>
               <w:rPr>
@@ -19338,7 +19235,7 @@
           </w:tcPr>
           <w:p>
             <w:pPr>
-              <w:pStyle w:val="Style23"/>
+              <w:pStyle w:val="user8"/>
               <w:spacing w:before="0" w:after="160"/>
               <w:jc w:val="center"/>
               <w:rPr>
@@ -19372,7 +19269,7 @@
           </w:tcPr>
           <w:p>
             <w:pPr>
-              <w:pStyle w:val="Style23"/>
+              <w:pStyle w:val="user8"/>
               <w:spacing w:before="0" w:after="160"/>
               <w:jc w:val="center"/>
               <w:rPr>
@@ -19408,7 +19305,7 @@
           </w:tcPr>
           <w:p>
             <w:pPr>
-              <w:pStyle w:val="Style23"/>
+              <w:pStyle w:val="user8"/>
               <w:spacing w:before="0" w:after="160"/>
               <w:jc w:val="center"/>
               <w:rPr>
@@ -19440,7 +19337,7 @@
           </w:tcPr>
           <w:p>
             <w:pPr>
-              <w:pStyle w:val="Style23"/>
+              <w:pStyle w:val="user8"/>
               <w:spacing w:before="0" w:after="160"/>
               <w:jc w:val="center"/>
               <w:rPr>
@@ -19473,7 +19370,7 @@
           </w:tcPr>
           <w:p>
             <w:pPr>
-              <w:pStyle w:val="Style23"/>
+              <w:pStyle w:val="user8"/>
               <w:spacing w:before="0" w:after="160"/>
               <w:jc w:val="center"/>
               <w:rPr>
@@ -19508,7 +19405,7 @@
           </w:tcPr>
           <w:p>
             <w:pPr>
-              <w:pStyle w:val="Style23"/>
+              <w:pStyle w:val="user8"/>
               <w:spacing w:before="0" w:after="160"/>
               <w:jc w:val="center"/>
               <w:rPr>
@@ -19540,7 +19437,7 @@
           </w:tcPr>
           <w:p>
             <w:pPr>
-              <w:pStyle w:val="Style23"/>
+              <w:pStyle w:val="user8"/>
               <w:spacing w:before="0" w:after="160"/>
               <w:jc w:val="center"/>
               <w:rPr>
@@ -19573,7 +19470,7 @@
           </w:tcPr>
           <w:p>
             <w:pPr>
-              <w:pStyle w:val="Style23"/>
+              <w:pStyle w:val="user8"/>
               <w:spacing w:before="0" w:after="160"/>
               <w:jc w:val="center"/>
               <w:rPr>
@@ -19638,17 +19535,7 @@
           <w:szCs w:val="28"/>
         </w:rPr>
         <w:tab/>
-        <w:t xml:space="preserve">Как видно из таблиц, ручное развёртывание проекта без Docker в среднем быстрее, поскольку не требует сборки и отправки Docker-образов. Однако стандартное отклонение выше, что объясняется большим количеством шагов настройки на сервере и их вариативностью. Автоматизированный деплой проекта без Docker также быстрее, так как отсутствует этап сборки и публикации образов. При этом стабильность обоих автоматизированных подходов одинаково высока. Сравнение времени развёртывания для обоих типов проектов представлено на рисунке </w:t>
-      </w:r>
-      <w:r>
-        <w:rPr>
-          <w:rFonts w:ascii="Liberation Serif" w:hAnsi="Liberation Serif"/>
-          <w:b w:val="false"/>
-          <w:bCs w:val="false"/>
-          <w:sz w:val="28"/>
-          <w:szCs w:val="28"/>
-        </w:rPr>
-        <w:t>20.</w:t>
+        <w:t>Как видно из таблиц, ручное развёртывание проекта без Docker в среднем быстрее, поскольку не требует сборки и отправки Docker-образов. Однако стандартное отклонение выше, что объясняется большим количеством шагов настройки на сервере и их вариативностью. Автоматизированный деплой проекта без Docker также быстрее, так как отсутствует этап сборки и публикации образов. При этом стабильность обоих автоматизированных подходов одинаково высока. Сравнение времени развёртывания для обоих типов проектов представлено на рисунке 20.</w:t>
       </w:r>
     </w:p>
     <w:p>
@@ -19666,7 +19553,7 @@
       </w:pPr>
       <w:r>
         <w:drawing>
-          <wp:anchor behindDoc="0" distT="0" distB="0" distL="0" distR="0" simplePos="0" locked="0" layoutInCell="0" allowOverlap="1" relativeHeight="22">
+          <wp:anchor behindDoc="0" distT="0" distB="0" distL="0" distR="0" simplePos="0" locked="0" layoutInCell="0" allowOverlap="1" relativeHeight="21">
             <wp:simplePos x="0" y="0"/>
             <wp:positionH relativeFrom="column">
               <wp:align>center</wp:align>
@@ -19802,7 +19689,7 @@
           </w:tcPr>
           <w:p>
             <w:pPr>
-              <w:pStyle w:val="Style23"/>
+              <w:pStyle w:val="user8"/>
               <w:spacing w:before="0" w:after="160"/>
               <w:jc w:val="center"/>
               <w:rPr>
@@ -19833,7 +19720,7 @@
           </w:tcPr>
           <w:p>
             <w:pPr>
-              <w:pStyle w:val="Style23"/>
+              <w:pStyle w:val="user8"/>
               <w:spacing w:before="0" w:after="160"/>
               <w:jc w:val="center"/>
               <w:rPr>
@@ -19864,7 +19751,7 @@
           </w:tcPr>
           <w:p>
             <w:pPr>
-              <w:pStyle w:val="Style23"/>
+              <w:pStyle w:val="user8"/>
               <w:spacing w:before="0" w:after="160"/>
               <w:jc w:val="center"/>
               <w:rPr>
@@ -19895,7 +19782,7 @@
           </w:tcPr>
           <w:p>
             <w:pPr>
-              <w:pStyle w:val="Style23"/>
+              <w:pStyle w:val="user8"/>
               <w:spacing w:before="0" w:after="160"/>
               <w:jc w:val="center"/>
               <w:rPr>
@@ -19927,7 +19814,7 @@
           </w:tcPr>
           <w:p>
             <w:pPr>
-              <w:pStyle w:val="Style23"/>
+              <w:pStyle w:val="user8"/>
               <w:spacing w:before="0" w:after="160"/>
               <w:jc w:val="center"/>
               <w:rPr>
@@ -19959,7 +19846,7 @@
           </w:tcPr>
           <w:p>
             <w:pPr>
-              <w:pStyle w:val="Style23"/>
+              <w:pStyle w:val="user8"/>
               <w:spacing w:before="0" w:after="160"/>
               <w:jc w:val="center"/>
               <w:rPr>
@@ -19988,7 +19875,7 @@
           </w:tcPr>
           <w:p>
             <w:pPr>
-              <w:pStyle w:val="Style23"/>
+              <w:pStyle w:val="user8"/>
               <w:spacing w:before="0" w:after="160"/>
               <w:jc w:val="center"/>
               <w:rPr>
@@ -20017,7 +19904,7 @@
           </w:tcPr>
           <w:p>
             <w:pPr>
-              <w:pStyle w:val="Style23"/>
+              <w:pStyle w:val="user8"/>
               <w:spacing w:before="0" w:after="160"/>
               <w:jc w:val="center"/>
               <w:rPr>
@@ -20046,7 +19933,7 @@
           </w:tcPr>
           <w:p>
             <w:pPr>
-              <w:pStyle w:val="Style23"/>
+              <w:pStyle w:val="user8"/>
               <w:spacing w:before="0" w:after="160"/>
               <w:jc w:val="center"/>
               <w:rPr>
@@ -20076,7 +19963,7 @@
           </w:tcPr>
           <w:p>
             <w:pPr>
-              <w:pStyle w:val="Style23"/>
+              <w:pStyle w:val="user8"/>
               <w:spacing w:before="0" w:after="160"/>
               <w:jc w:val="center"/>
               <w:rPr>
@@ -20108,7 +19995,7 @@
           </w:tcPr>
           <w:p>
             <w:pPr>
-              <w:pStyle w:val="Style23"/>
+              <w:pStyle w:val="user8"/>
               <w:spacing w:before="0" w:after="160"/>
               <w:jc w:val="center"/>
               <w:rPr>
@@ -20137,7 +20024,7 @@
           </w:tcPr>
           <w:p>
             <w:pPr>
-              <w:pStyle w:val="Style23"/>
+              <w:pStyle w:val="user8"/>
               <w:spacing w:before="0" w:after="160"/>
               <w:jc w:val="center"/>
               <w:rPr>
@@ -20166,7 +20053,7 @@
           </w:tcPr>
           <w:p>
             <w:pPr>
-              <w:pStyle w:val="Style23"/>
+              <w:pStyle w:val="user8"/>
               <w:spacing w:before="0" w:after="160"/>
               <w:jc w:val="center"/>
               <w:rPr>
@@ -20195,7 +20082,7 @@
           </w:tcPr>
           <w:p>
             <w:pPr>
-              <w:pStyle w:val="Style23"/>
+              <w:pStyle w:val="user8"/>
               <w:spacing w:before="0" w:after="160"/>
               <w:jc w:val="center"/>
               <w:rPr>
@@ -20225,7 +20112,7 @@
           </w:tcPr>
           <w:p>
             <w:pPr>
-              <w:pStyle w:val="Style23"/>
+              <w:pStyle w:val="user8"/>
               <w:spacing w:before="0" w:after="160"/>
               <w:jc w:val="center"/>
               <w:rPr>
@@ -20257,7 +20144,7 @@
           </w:tcPr>
           <w:p>
             <w:pPr>
-              <w:pStyle w:val="Style23"/>
+              <w:pStyle w:val="user8"/>
               <w:spacing w:before="0" w:after="160"/>
               <w:jc w:val="center"/>
               <w:rPr>
@@ -20286,7 +20173,7 @@
           </w:tcPr>
           <w:p>
             <w:pPr>
-              <w:pStyle w:val="Style23"/>
+              <w:pStyle w:val="user8"/>
               <w:spacing w:before="0" w:after="160"/>
               <w:jc w:val="center"/>
               <w:rPr>
@@ -20315,7 +20202,7 @@
           </w:tcPr>
           <w:p>
             <w:pPr>
-              <w:pStyle w:val="Style23"/>
+              <w:pStyle w:val="user8"/>
               <w:spacing w:before="0" w:after="160"/>
               <w:jc w:val="center"/>
               <w:rPr>
@@ -20344,7 +20231,7 @@
           </w:tcPr>
           <w:p>
             <w:pPr>
-              <w:pStyle w:val="Style23"/>
+              <w:pStyle w:val="user8"/>
               <w:spacing w:before="0" w:after="160"/>
               <w:jc w:val="center"/>
               <w:rPr>
@@ -20374,7 +20261,7 @@
           </w:tcPr>
           <w:p>
             <w:pPr>
-              <w:pStyle w:val="Style23"/>
+              <w:pStyle w:val="user8"/>
               <w:spacing w:before="0" w:after="160"/>
               <w:jc w:val="center"/>
               <w:rPr>
@@ -20406,7 +20293,7 @@
           </w:tcPr>
           <w:p>
             <w:pPr>
-              <w:pStyle w:val="Style23"/>
+              <w:pStyle w:val="user8"/>
               <w:spacing w:before="0" w:after="160"/>
               <w:jc w:val="center"/>
               <w:rPr>
@@ -20435,7 +20322,7 @@
           </w:tcPr>
           <w:p>
             <w:pPr>
-              <w:pStyle w:val="Style23"/>
+              <w:pStyle w:val="user8"/>
               <w:spacing w:before="0" w:after="160"/>
               <w:jc w:val="center"/>
               <w:rPr>
@@ -20464,7 +20351,7 @@
           </w:tcPr>
           <w:p>
             <w:pPr>
-              <w:pStyle w:val="Style23"/>
+              <w:pStyle w:val="user8"/>
               <w:spacing w:before="0" w:after="160"/>
               <w:jc w:val="center"/>
               <w:rPr>
@@ -20493,7 +20380,7 @@
           </w:tcPr>
           <w:p>
             <w:pPr>
-              <w:pStyle w:val="Style23"/>
+              <w:pStyle w:val="user8"/>
               <w:spacing w:before="0" w:after="160"/>
               <w:jc w:val="center"/>
               <w:rPr>
@@ -20523,7 +20410,7 @@
           </w:tcPr>
           <w:p>
             <w:pPr>
-              <w:pStyle w:val="Style23"/>
+              <w:pStyle w:val="user8"/>
               <w:spacing w:before="0" w:after="160"/>
               <w:jc w:val="center"/>
               <w:rPr>
@@ -20555,7 +20442,7 @@
           </w:tcPr>
           <w:p>
             <w:pPr>
-              <w:pStyle w:val="Style23"/>
+              <w:pStyle w:val="user8"/>
               <w:spacing w:before="0" w:after="160"/>
               <w:jc w:val="center"/>
               <w:rPr>
@@ -20584,7 +20471,7 @@
           </w:tcPr>
           <w:p>
             <w:pPr>
-              <w:pStyle w:val="Style23"/>
+              <w:pStyle w:val="user8"/>
               <w:spacing w:before="0" w:after="160"/>
               <w:jc w:val="center"/>
               <w:rPr>
@@ -20613,7 +20500,7 @@
           </w:tcPr>
           <w:p>
             <w:pPr>
-              <w:pStyle w:val="Style23"/>
+              <w:pStyle w:val="user8"/>
               <w:spacing w:before="0" w:after="160"/>
               <w:jc w:val="center"/>
               <w:rPr>
@@ -20643,7 +20530,7 @@
           </w:tcPr>
           <w:p>
             <w:pPr>
-              <w:pStyle w:val="Style23"/>
+              <w:pStyle w:val="user8"/>
               <w:spacing w:before="0" w:after="160"/>
               <w:jc w:val="center"/>
               <w:rPr>
@@ -20673,7 +20560,7 @@
           </w:tcPr>
           <w:p>
             <w:pPr>
-              <w:pStyle w:val="Style23"/>
+              <w:pStyle w:val="user8"/>
               <w:spacing w:before="0" w:after="160"/>
               <w:jc w:val="center"/>
               <w:rPr>
@@ -20740,27 +20627,7 @@
           <w:szCs w:val="28"/>
         </w:rPr>
         <w:tab/>
-        <w:t xml:space="preserve">Проект без Docker при ручном деплое требует большего количества операций и команд из-за необходимости настройки окружения непосредственно на сервере, копирования файлов, управления процессами через systemd. Однако автоматизированный деплой нивелирует эту разницу: Ansible-плейбук выполняет все шаги идентично при каждом запуске. Коэффициент ускорения для non-Docker проекта даже выше, поскольку автоматизация устраняет большее количество ручных операций. Распределение времени по этапам для обоих типов проектов показано на рисунке </w:t>
-      </w:r>
-      <w:r>
-        <w:rPr>
-          <w:rFonts w:ascii="Liberation Serif" w:hAnsi="Liberation Serif"/>
-          <w:b w:val="false"/>
-          <w:bCs w:val="false"/>
-          <w:sz w:val="28"/>
-          <w:szCs w:val="28"/>
-        </w:rPr>
-        <w:t>21</w:t>
-      </w:r>
-      <w:r>
-        <w:rPr>
-          <w:rFonts w:ascii="Liberation Serif" w:hAnsi="Liberation Serif"/>
-          <w:b w:val="false"/>
-          <w:bCs w:val="false"/>
-          <w:sz w:val="28"/>
-          <w:szCs w:val="28"/>
-        </w:rPr>
-        <w:t>.</w:t>
+        <w:t>Проект без Docker при ручном деплое требует большего количества операций и команд из-за необходимости настройки окружения непосредственно на сервере, копирования файлов, управления процессами через systemd. Однако автоматизированный деплой нивелирует эту разницу: Ansible-плейбук выполняет все шаги идентично при каждом запуске. Коэффициент ускорения для non-Docker проекта даже выше, поскольку автоматизация устраняет большее количество ручных операций. Распределение времени по этапам для обоих типов проектов показано на рисунке 21.</w:t>
       </w:r>
     </w:p>
     <w:p>
@@ -20772,7 +20639,7 @@
       </w:pPr>
       <w:r>
         <w:drawing>
-          <wp:anchor behindDoc="0" distT="0" distB="0" distL="0" distR="0" simplePos="0" locked="0" layoutInCell="0" allowOverlap="1" relativeHeight="23">
+          <wp:anchor behindDoc="0" distT="0" distB="0" distL="0" distR="0" simplePos="0" locked="0" layoutInCell="0" allowOverlap="1" relativeHeight="22">
             <wp:simplePos x="0" y="0"/>
             <wp:positionH relativeFrom="column">
               <wp:align>center</wp:align>
@@ -20862,7 +20729,15 @@
         </w:rPr>
       </w:pPr>
       <w:r>
-        <w:rPr/>
+        <w:rPr>
+          <w:rFonts w:ascii="Liberation Serif" w:hAnsi="Liberation Serif"/>
+          <w:b w:val="false"/>
+          <w:bCs w:val="false"/>
+          <w:i w:val="false"/>
+          <w:iCs w:val="false"/>
+          <w:sz w:val="28"/>
+          <w:szCs w:val="28"/>
+        </w:rPr>
       </w:r>
     </w:p>
     <w:p>
@@ -20884,33 +20759,7 @@
           <w:szCs w:val="28"/>
         </w:rPr>
         <w:tab/>
-        <w:t xml:space="preserve">При оценке масштабирования разница становится ещё более существенной. Зависимость суммарных временных затрат от количества развёртываний в месяц для обоих типов проектов представлена на рисунке </w:t>
-      </w:r>
-      <w:r>
-        <w:rPr>
-          <w:rStyle w:val="Emphasis"/>
-          <w:rFonts w:ascii="Liberation Serif" w:hAnsi="Liberation Serif"/>
-          <w:b w:val="false"/>
-          <w:bCs w:val="false"/>
-          <w:i w:val="false"/>
-          <w:iCs w:val="false"/>
-          <w:sz w:val="28"/>
-          <w:szCs w:val="28"/>
-        </w:rPr>
-        <w:t>22</w:t>
-      </w:r>
-      <w:r>
-        <w:rPr>
-          <w:rStyle w:val="Emphasis"/>
-          <w:rFonts w:ascii="Liberation Serif" w:hAnsi="Liberation Serif"/>
-          <w:b w:val="false"/>
-          <w:bCs w:val="false"/>
-          <w:i w:val="false"/>
-          <w:iCs w:val="false"/>
-          <w:sz w:val="28"/>
-          <w:szCs w:val="28"/>
-        </w:rPr>
-        <w:t>.</w:t>
+        <w:t>При оценке масштабирования разница становится ещё более существенной. Зависимость суммарных временных затрат от количества развёртываний в месяц для обоих типов проектов представлена на рисунке 22.</w:t>
       </w:r>
     </w:p>
     <w:p>
@@ -20922,7 +20771,7 @@
       </w:pPr>
       <w:r>
         <w:drawing>
-          <wp:anchor behindDoc="0" distT="0" distB="0" distL="0" distR="0" simplePos="0" locked="0" layoutInCell="0" allowOverlap="1" relativeHeight="24">
+          <wp:anchor behindDoc="0" distT="0" distB="0" distL="0" distR="0" simplePos="0" locked="0" layoutInCell="0" allowOverlap="1" relativeHeight="23">
             <wp:simplePos x="0" y="0"/>
             <wp:positionH relativeFrom="column">
               <wp:posOffset>146050</wp:posOffset>
@@ -21013,7 +20862,7 @@
       </w:pPr>
       <w:r>
         <w:drawing>
-          <wp:anchor behindDoc="0" distT="0" distB="0" distL="0" distR="0" simplePos="0" locked="0" layoutInCell="0" allowOverlap="1" relativeHeight="25">
+          <wp:anchor behindDoc="0" distT="0" distB="0" distL="0" distR="0" simplePos="0" locked="0" layoutInCell="0" allowOverlap="1" relativeHeight="24">
             <wp:simplePos x="0" y="0"/>
             <wp:positionH relativeFrom="column">
               <wp:align>center</wp:align>
@@ -21091,7 +20940,15 @@
         </w:rPr>
       </w:pPr>
       <w:r>
-        <w:rPr/>
+        <w:rPr>
+          <w:rFonts w:ascii="Liberation Serif" w:hAnsi="Liberation Serif"/>
+          <w:b w:val="false"/>
+          <w:bCs w:val="false"/>
+          <w:i w:val="false"/>
+          <w:iCs w:val="false"/>
+          <w:sz w:val="28"/>
+          <w:szCs w:val="28"/>
+        </w:rPr>
       </w:r>
     </w:p>
     <w:p>
@@ -21122,19 +20979,27 @@
         <w:spacing w:lineRule="auto" w:line="360" w:before="0" w:after="0"/>
         <w:jc w:val="center"/>
         <w:rPr>
-          <w:rStyle w:val="Emphasis"/>
-          <w:rFonts w:ascii="Liberation Serif" w:hAnsi="Liberation Serif"/>
-          <w:b w:val="false"/>
-          <w:bCs w:val="false"/>
-          <w:i w:val="false"/>
-          <w:i w:val="false"/>
-          <w:iCs w:val="false"/>
-          <w:sz w:val="28"/>
-          <w:szCs w:val="28"/>
-        </w:rPr>
-      </w:pPr>
-      <w:r>
-        <w:rPr/>
+          <w:rFonts w:ascii="Liberation Serif" w:hAnsi="Liberation Serif"/>
+          <w:b/>
+          <w:bCs/>
+          <w:i w:val="false"/>
+          <w:i w:val="false"/>
+          <w:iCs w:val="false"/>
+          <w:sz w:val="28"/>
+          <w:szCs w:val="28"/>
+        </w:rPr>
+      </w:pPr>
+      <w:r>
+        <w:rPr>
+          <w:rFonts w:ascii="Liberation Serif" w:hAnsi="Liberation Serif"/>
+          <w:b/>
+          <w:bCs/>
+          <w:i w:val="false"/>
+          <w:iCs w:val="false"/>
+          <w:sz w:val="28"/>
+          <w:szCs w:val="28"/>
+        </w:rPr>
+        <w:t>3.2 Анализ работы платформы в аварийных ситуациях</w:t>
       </w:r>
     </w:p>
     <w:p>
@@ -21143,19 +21008,28 @@
         <w:spacing w:lineRule="auto" w:line="360" w:before="0" w:after="0"/>
         <w:jc w:val="both"/>
         <w:rPr>
-          <w:rStyle w:val="Emphasis"/>
-          <w:rFonts w:ascii="Liberation Serif" w:hAnsi="Liberation Serif"/>
-          <w:b w:val="false"/>
-          <w:bCs w:val="false"/>
-          <w:i w:val="false"/>
-          <w:i w:val="false"/>
-          <w:iCs w:val="false"/>
-          <w:sz w:val="28"/>
-          <w:szCs w:val="28"/>
-        </w:rPr>
-      </w:pPr>
-      <w:r>
-        <w:rPr/>
+          <w:rFonts w:ascii="Liberation Serif" w:hAnsi="Liberation Serif"/>
+          <w:b w:val="false"/>
+          <w:bCs w:val="false"/>
+          <w:i w:val="false"/>
+          <w:i w:val="false"/>
+          <w:iCs w:val="false"/>
+          <w:sz w:val="28"/>
+          <w:szCs w:val="28"/>
+        </w:rPr>
+      </w:pPr>
+      <w:r>
+        <w:rPr>
+          <w:rFonts w:ascii="Liberation Serif" w:hAnsi="Liberation Serif"/>
+          <w:b w:val="false"/>
+          <w:bCs w:val="false"/>
+          <w:i w:val="false"/>
+          <w:iCs w:val="false"/>
+          <w:sz w:val="28"/>
+          <w:szCs w:val="28"/>
+        </w:rPr>
+        <w:tab/>
+        <w:t>Для подтверждения предсказуемости поведения платформы в случае возникновения ошибок на различных этапах CI/CD-пайплайна были смоделированы четыре аварийных сценария, охватывающие типичные проблемы разработки: уязвимости в коде, падающие тесты, ошибки конфигурации сборки и ошибки компиляции.</w:t>
       </w:r>
     </w:p>
     <w:p>
@@ -21164,19 +21038,80 @@
         <w:spacing w:lineRule="auto" w:line="360" w:before="0" w:after="0"/>
         <w:jc w:val="both"/>
         <w:rPr>
-          <w:rStyle w:val="Emphasis"/>
-          <w:rFonts w:ascii="Liberation Serif" w:hAnsi="Liberation Serif"/>
-          <w:b w:val="false"/>
-          <w:bCs w:val="false"/>
-          <w:i w:val="false"/>
-          <w:i w:val="false"/>
-          <w:iCs w:val="false"/>
-          <w:sz w:val="28"/>
-          <w:szCs w:val="28"/>
-        </w:rPr>
-      </w:pPr>
-      <w:r>
-        <w:rPr/>
+          <w:rFonts w:ascii="Liberation Serif" w:hAnsi="Liberation Serif"/>
+          <w:b w:val="false"/>
+          <w:bCs w:val="false"/>
+          <w:i w:val="false"/>
+          <w:i w:val="false"/>
+          <w:iCs w:val="false"/>
+          <w:sz w:val="28"/>
+          <w:szCs w:val="28"/>
+        </w:rPr>
+      </w:pPr>
+      <w:r>
+        <w:rPr>
+          <w:rFonts w:ascii="Liberation Serif" w:hAnsi="Liberation Serif"/>
+          <w:b w:val="false"/>
+          <w:bCs w:val="false"/>
+          <w:i w:val="false"/>
+          <w:iCs w:val="false"/>
+          <w:sz w:val="28"/>
+          <w:szCs w:val="28"/>
+        </w:rPr>
+        <w:tab/>
+        <w:t xml:space="preserve">Первый сценарий направлен на проверку работы статического анализа кода. В Java-бэкенд проекта были намеренно внесены три типа проблем: хардкод пароля непосредственно в коде контроллера, формирование SQL-запроса через конкатенацию строк без использования параметризованных запросов, а также использование </w:t>
+      </w:r>
+      <w:r>
+        <w:rPr>
+          <w:rStyle w:val="Style19"/>
+          <w:rFonts w:ascii="Liberation Serif" w:hAnsi="Liberation Serif"/>
+          <w:b w:val="false"/>
+          <w:bCs w:val="false"/>
+          <w:i w:val="false"/>
+          <w:iCs w:val="false"/>
+          <w:sz w:val="28"/>
+          <w:szCs w:val="28"/>
+        </w:rPr>
+        <w:t>System.out.println</w:t>
+      </w:r>
+      <w:r>
+        <w:rPr>
+          <w:rFonts w:ascii="Liberation Serif" w:hAnsi="Liberation Serif"/>
+          <w:b w:val="false"/>
+          <w:bCs w:val="false"/>
+          <w:i w:val="false"/>
+          <w:iCs w:val="false"/>
+          <w:sz w:val="28"/>
+          <w:szCs w:val="28"/>
+        </w:rPr>
+        <w:t xml:space="preserve"> вместо логгера. После отправки кода в репозиторий и запуска конвейера на стадии </w:t>
+      </w:r>
+      <w:r>
+        <w:rPr>
+          <w:rStyle w:val="Style19"/>
+          <w:rFonts w:ascii="Liberation Serif" w:hAnsi="Liberation Serif"/>
+          <w:b w:val="false"/>
+          <w:bCs w:val="false"/>
+          <w:i w:val="false"/>
+          <w:iCs w:val="false"/>
+          <w:sz w:val="28"/>
+          <w:szCs w:val="28"/>
+        </w:rPr>
+        <w:t>sonar</w:t>
+      </w:r>
+      <w:r>
+        <w:rPr>
+          <w:rFonts w:ascii="Liberation Serif" w:hAnsi="Liberation Serif"/>
+          <w:b w:val="false"/>
+          <w:bCs w:val="false"/>
+          <w:i w:val="false"/>
+          <w:iCs w:val="false"/>
+          <w:sz w:val="28"/>
+          <w:szCs w:val="28"/>
+        </w:rPr>
+        <w:t xml:space="preserve"> SonarScanner проанализировал исходный код и передал отчёт на сервер SonarQube. </w:t>
+        <w:tab/>
+        <w:t xml:space="preserve">Обнаружение одной из ошибок изображено на рисунке 24. </w:t>
       </w:r>
     </w:p>
     <w:p>
@@ -21185,19 +21120,26 @@
         <w:spacing w:lineRule="auto" w:line="360" w:before="0" w:after="0"/>
         <w:jc w:val="both"/>
         <w:rPr>
-          <w:rStyle w:val="Emphasis"/>
-          <w:rFonts w:ascii="Liberation Serif" w:hAnsi="Liberation Serif"/>
-          <w:b w:val="false"/>
-          <w:bCs w:val="false"/>
-          <w:i w:val="false"/>
-          <w:i w:val="false"/>
-          <w:iCs w:val="false"/>
-          <w:sz w:val="28"/>
-          <w:szCs w:val="28"/>
-        </w:rPr>
-      </w:pPr>
-      <w:r>
-        <w:rPr/>
+          <w:rFonts w:ascii="Liberation Serif" w:hAnsi="Liberation Serif"/>
+          <w:b w:val="false"/>
+          <w:bCs w:val="false"/>
+          <w:i w:val="false"/>
+          <w:i w:val="false"/>
+          <w:iCs w:val="false"/>
+          <w:sz w:val="28"/>
+          <w:szCs w:val="28"/>
+        </w:rPr>
+      </w:pPr>
+      <w:r>
+        <w:rPr>
+          <w:rFonts w:ascii="Liberation Serif" w:hAnsi="Liberation Serif"/>
+          <w:b w:val="false"/>
+          <w:bCs w:val="false"/>
+          <w:i w:val="false"/>
+          <w:iCs w:val="false"/>
+          <w:sz w:val="28"/>
+          <w:szCs w:val="28"/>
+        </w:rPr>
       </w:r>
     </w:p>
     <w:p>
@@ -21206,19 +21148,26 @@
         <w:spacing w:lineRule="auto" w:line="360" w:before="0" w:after="0"/>
         <w:jc w:val="both"/>
         <w:rPr>
-          <w:rStyle w:val="Emphasis"/>
-          <w:rFonts w:ascii="Liberation Serif" w:hAnsi="Liberation Serif"/>
-          <w:b w:val="false"/>
-          <w:bCs w:val="false"/>
-          <w:i w:val="false"/>
-          <w:i w:val="false"/>
-          <w:iCs w:val="false"/>
-          <w:sz w:val="28"/>
-          <w:szCs w:val="28"/>
-        </w:rPr>
-      </w:pPr>
-      <w:r>
-        <w:rPr/>
+          <w:rFonts w:ascii="Liberation Serif" w:hAnsi="Liberation Serif"/>
+          <w:b w:val="false"/>
+          <w:bCs w:val="false"/>
+          <w:i w:val="false"/>
+          <w:i w:val="false"/>
+          <w:iCs w:val="false"/>
+          <w:sz w:val="28"/>
+          <w:szCs w:val="28"/>
+        </w:rPr>
+      </w:pPr>
+      <w:r>
+        <w:rPr>
+          <w:rFonts w:ascii="Liberation Serif" w:hAnsi="Liberation Serif"/>
+          <w:b w:val="false"/>
+          <w:bCs w:val="false"/>
+          <w:i w:val="false"/>
+          <w:iCs w:val="false"/>
+          <w:sz w:val="28"/>
+          <w:szCs w:val="28"/>
+        </w:rPr>
       </w:r>
     </w:p>
     <w:p>
@@ -21227,19 +21176,26 @@
         <w:spacing w:lineRule="auto" w:line="360" w:before="0" w:after="0"/>
         <w:jc w:val="both"/>
         <w:rPr>
-          <w:rStyle w:val="Emphasis"/>
-          <w:rFonts w:ascii="Liberation Serif" w:hAnsi="Liberation Serif"/>
-          <w:b w:val="false"/>
-          <w:bCs w:val="false"/>
-          <w:i w:val="false"/>
-          <w:i w:val="false"/>
-          <w:iCs w:val="false"/>
-          <w:sz w:val="28"/>
-          <w:szCs w:val="28"/>
-        </w:rPr>
-      </w:pPr>
-      <w:r>
-        <w:rPr/>
+          <w:rFonts w:ascii="Liberation Serif" w:hAnsi="Liberation Serif"/>
+          <w:b w:val="false"/>
+          <w:bCs w:val="false"/>
+          <w:i w:val="false"/>
+          <w:i w:val="false"/>
+          <w:iCs w:val="false"/>
+          <w:sz w:val="28"/>
+          <w:szCs w:val="28"/>
+        </w:rPr>
+      </w:pPr>
+      <w:r>
+        <w:rPr>
+          <w:rFonts w:ascii="Liberation Serif" w:hAnsi="Liberation Serif"/>
+          <w:b w:val="false"/>
+          <w:bCs w:val="false"/>
+          <w:i w:val="false"/>
+          <w:iCs w:val="false"/>
+          <w:sz w:val="28"/>
+          <w:szCs w:val="28"/>
+        </w:rPr>
       </w:r>
     </w:p>
     <w:p>
@@ -21248,19 +21204,26 @@
         <w:spacing w:lineRule="auto" w:line="360" w:before="0" w:after="0"/>
         <w:jc w:val="both"/>
         <w:rPr>
-          <w:rStyle w:val="Emphasis"/>
-          <w:rFonts w:ascii="Liberation Serif" w:hAnsi="Liberation Serif"/>
-          <w:b w:val="false"/>
-          <w:bCs w:val="false"/>
-          <w:i w:val="false"/>
-          <w:i w:val="false"/>
-          <w:iCs w:val="false"/>
-          <w:sz w:val="28"/>
-          <w:szCs w:val="28"/>
-        </w:rPr>
-      </w:pPr>
-      <w:r>
-        <w:rPr/>
+          <w:rFonts w:ascii="Liberation Serif" w:hAnsi="Liberation Serif"/>
+          <w:b w:val="false"/>
+          <w:bCs w:val="false"/>
+          <w:i w:val="false"/>
+          <w:i w:val="false"/>
+          <w:iCs w:val="false"/>
+          <w:sz w:val="28"/>
+          <w:szCs w:val="28"/>
+        </w:rPr>
+      </w:pPr>
+      <w:r>
+        <w:rPr>
+          <w:rFonts w:ascii="Liberation Serif" w:hAnsi="Liberation Serif"/>
+          <w:b w:val="false"/>
+          <w:bCs w:val="false"/>
+          <w:i w:val="false"/>
+          <w:iCs w:val="false"/>
+          <w:sz w:val="28"/>
+          <w:szCs w:val="28"/>
+        </w:rPr>
       </w:r>
     </w:p>
     <w:p>
@@ -21269,19 +21232,26 @@
         <w:spacing w:lineRule="auto" w:line="360" w:before="0" w:after="0"/>
         <w:jc w:val="both"/>
         <w:rPr>
-          <w:rStyle w:val="Emphasis"/>
-          <w:rFonts w:ascii="Liberation Serif" w:hAnsi="Liberation Serif"/>
-          <w:b w:val="false"/>
-          <w:bCs w:val="false"/>
-          <w:i w:val="false"/>
-          <w:i w:val="false"/>
-          <w:iCs w:val="false"/>
-          <w:sz w:val="28"/>
-          <w:szCs w:val="28"/>
-        </w:rPr>
-      </w:pPr>
-      <w:r>
-        <w:rPr/>
+          <w:rFonts w:ascii="Liberation Serif" w:hAnsi="Liberation Serif"/>
+          <w:b w:val="false"/>
+          <w:bCs w:val="false"/>
+          <w:i w:val="false"/>
+          <w:i w:val="false"/>
+          <w:iCs w:val="false"/>
+          <w:sz w:val="28"/>
+          <w:szCs w:val="28"/>
+        </w:rPr>
+      </w:pPr>
+      <w:r>
+        <w:rPr>
+          <w:rFonts w:ascii="Liberation Serif" w:hAnsi="Liberation Serif"/>
+          <w:b w:val="false"/>
+          <w:bCs w:val="false"/>
+          <w:i w:val="false"/>
+          <w:iCs w:val="false"/>
+          <w:sz w:val="28"/>
+          <w:szCs w:val="28"/>
+        </w:rPr>
       </w:r>
     </w:p>
     <w:p>
@@ -21290,19 +21260,77 @@
         <w:spacing w:lineRule="auto" w:line="360" w:before="0" w:after="0"/>
         <w:jc w:val="both"/>
         <w:rPr>
-          <w:rStyle w:val="Emphasis"/>
-          <w:rFonts w:ascii="Liberation Serif" w:hAnsi="Liberation Serif"/>
-          <w:b w:val="false"/>
-          <w:bCs w:val="false"/>
-          <w:i w:val="false"/>
-          <w:i w:val="false"/>
-          <w:iCs w:val="false"/>
-          <w:sz w:val="28"/>
-          <w:szCs w:val="28"/>
-        </w:rPr>
-      </w:pPr>
-      <w:r>
-        <w:rPr/>
+          <w:rFonts w:ascii="Liberation Serif" w:hAnsi="Liberation Serif"/>
+          <w:b w:val="false"/>
+          <w:bCs w:val="false"/>
+          <w:i w:val="false"/>
+          <w:i w:val="false"/>
+          <w:iCs w:val="false"/>
+          <w:sz w:val="28"/>
+          <w:szCs w:val="28"/>
+        </w:rPr>
+      </w:pPr>
+      <w:r>
+        <w:rPr>
+          <w:rFonts w:ascii="Liberation Serif" w:hAnsi="Liberation Serif"/>
+          <w:b w:val="false"/>
+          <w:bCs w:val="false"/>
+          <w:i w:val="false"/>
+          <w:iCs w:val="false"/>
+          <w:sz w:val="28"/>
+          <w:szCs w:val="28"/>
+        </w:rPr>
+        <w:t xml:space="preserve">Система статического анализа корректно идентифицировала все внесённые проблемы: хардкод секретов был классифицирован как критическая уязвимость безопасности, небезопасный SQL-запрос — как потенциальная SQL-инъекция, использование </w:t>
+      </w:r>
+      <w:r>
+        <w:rPr>
+          <w:rStyle w:val="Style19"/>
+          <w:rFonts w:ascii="Liberation Serif" w:hAnsi="Liberation Serif"/>
+          <w:b w:val="false"/>
+          <w:bCs w:val="false"/>
+          <w:i w:val="false"/>
+          <w:iCs w:val="false"/>
+          <w:sz w:val="28"/>
+          <w:szCs w:val="28"/>
+        </w:rPr>
+        <w:t>System.out.println</w:t>
+      </w:r>
+      <w:r>
+        <w:rPr>
+          <w:rFonts w:ascii="Liberation Serif" w:hAnsi="Liberation Serif"/>
+          <w:b w:val="false"/>
+          <w:bCs w:val="false"/>
+          <w:i w:val="false"/>
+          <w:iCs w:val="false"/>
+          <w:sz w:val="28"/>
+          <w:szCs w:val="28"/>
+        </w:rPr>
+        <w:t xml:space="preserve"> — как нарушение практик логирования. Quality Gate не был пройден, и благодаря настройке </w:t>
+      </w:r>
+      <w:r>
+        <w:rPr>
+          <w:rStyle w:val="Style19"/>
+          <w:rFonts w:ascii="Liberation Serif" w:hAnsi="Liberation Serif"/>
+          <w:b w:val="false"/>
+          <w:bCs w:val="false"/>
+          <w:i w:val="false"/>
+          <w:iCs w:val="false"/>
+          <w:sz w:val="28"/>
+          <w:szCs w:val="28"/>
+        </w:rPr>
+        <w:t>-Dsonar.qualitygate.wait=true</w:t>
+      </w:r>
+      <w:r>
+        <w:rPr>
+          <w:rFonts w:ascii="Liberation Serif" w:hAnsi="Liberation Serif"/>
+          <w:b w:val="false"/>
+          <w:bCs w:val="false"/>
+          <w:i w:val="false"/>
+          <w:iCs w:val="false"/>
+          <w:sz w:val="28"/>
+          <w:szCs w:val="28"/>
+        </w:rPr>
+        <w:t xml:space="preserve"> пайплайн завершился с ошибкой, предотвратив публикацию и развёртывание уязвимого кода.</w:t>
       </w:r>
     </w:p>
     <w:p>
@@ -21323,7 +21351,15 @@
         </w:rPr>
       </w:pPr>
       <w:r>
-        <w:rPr/>
+        <w:rPr>
+          <w:rFonts w:ascii="Liberation Serif" w:hAnsi="Liberation Serif"/>
+          <w:b w:val="false"/>
+          <w:bCs w:val="false"/>
+          <w:i w:val="false"/>
+          <w:iCs w:val="false"/>
+          <w:sz w:val="28"/>
+          <w:szCs w:val="28"/>
+        </w:rPr>
       </w:r>
     </w:p>
     <w:p>
@@ -21344,7 +21380,15 @@
         </w:rPr>
       </w:pPr>
       <w:r>
-        <w:rPr/>
+        <w:rPr>
+          <w:rFonts w:ascii="Liberation Serif" w:hAnsi="Liberation Serif"/>
+          <w:b w:val="false"/>
+          <w:bCs w:val="false"/>
+          <w:i w:val="false"/>
+          <w:iCs w:val="false"/>
+          <w:sz w:val="28"/>
+          <w:szCs w:val="28"/>
+        </w:rPr>
       </w:r>
     </w:p>
     <w:p>
@@ -21365,7 +21409,15 @@
         </w:rPr>
       </w:pPr>
       <w:r>
-        <w:rPr/>
+        <w:rPr>
+          <w:rFonts w:ascii="Liberation Serif" w:hAnsi="Liberation Serif"/>
+          <w:b w:val="false"/>
+          <w:bCs w:val="false"/>
+          <w:i w:val="false"/>
+          <w:iCs w:val="false"/>
+          <w:sz w:val="28"/>
+          <w:szCs w:val="28"/>
+        </w:rPr>
       </w:r>
     </w:p>
     <w:p>
@@ -21386,7 +21438,15 @@
         </w:rPr>
       </w:pPr>
       <w:r>
-        <w:rPr/>
+        <w:rPr>
+          <w:rFonts w:ascii="Liberation Serif" w:hAnsi="Liberation Serif"/>
+          <w:b w:val="false"/>
+          <w:bCs w:val="false"/>
+          <w:i w:val="false"/>
+          <w:iCs w:val="false"/>
+          <w:sz w:val="28"/>
+          <w:szCs w:val="28"/>
+        </w:rPr>
       </w:r>
     </w:p>
     <w:p>
@@ -21407,7 +21467,15 @@
         </w:rPr>
       </w:pPr>
       <w:r>
-        <w:rPr/>
+        <w:rPr>
+          <w:rFonts w:ascii="Liberation Serif" w:hAnsi="Liberation Serif"/>
+          <w:b w:val="false"/>
+          <w:bCs w:val="false"/>
+          <w:i w:val="false"/>
+          <w:iCs w:val="false"/>
+          <w:sz w:val="28"/>
+          <w:szCs w:val="28"/>
+        </w:rPr>
       </w:r>
     </w:p>
     <w:p>
@@ -21428,7 +21496,15 @@
         </w:rPr>
       </w:pPr>
       <w:r>
-        <w:rPr/>
+        <w:rPr>
+          <w:rFonts w:ascii="Liberation Serif" w:hAnsi="Liberation Serif"/>
+          <w:b w:val="false"/>
+          <w:bCs w:val="false"/>
+          <w:i w:val="false"/>
+          <w:iCs w:val="false"/>
+          <w:sz w:val="28"/>
+          <w:szCs w:val="28"/>
+        </w:rPr>
       </w:r>
     </w:p>
     <w:p>
@@ -21449,7 +21525,247 @@
         </w:rPr>
       </w:pPr>
       <w:r>
-        <w:rPr/>
+        <w:rPr>
+          <w:rFonts w:ascii="Liberation Serif" w:hAnsi="Liberation Serif"/>
+          <w:b w:val="false"/>
+          <w:bCs w:val="false"/>
+          <w:i w:val="false"/>
+          <w:iCs w:val="false"/>
+          <w:sz w:val="28"/>
+          <w:szCs w:val="28"/>
+        </w:rPr>
+      </w:r>
+    </w:p>
+    <w:p>
+      <w:pPr>
+        <w:pStyle w:val="Normal"/>
+        <w:spacing w:lineRule="auto" w:line="360" w:before="0" w:after="0"/>
+        <w:jc w:val="both"/>
+        <w:rPr>
+          <w:rStyle w:val="Emphasis"/>
+          <w:rFonts w:ascii="Liberation Serif" w:hAnsi="Liberation Serif"/>
+          <w:b w:val="false"/>
+          <w:bCs w:val="false"/>
+          <w:i w:val="false"/>
+          <w:i w:val="false"/>
+          <w:iCs w:val="false"/>
+          <w:sz w:val="28"/>
+          <w:szCs w:val="28"/>
+        </w:rPr>
+      </w:pPr>
+      <w:r>
+        <w:rPr>
+          <w:rFonts w:ascii="Liberation Serif" w:hAnsi="Liberation Serif"/>
+          <w:b w:val="false"/>
+          <w:bCs w:val="false"/>
+          <w:i w:val="false"/>
+          <w:iCs w:val="false"/>
+          <w:sz w:val="28"/>
+          <w:szCs w:val="28"/>
+        </w:rPr>
+      </w:r>
+    </w:p>
+    <w:p>
+      <w:pPr>
+        <w:pStyle w:val="Normal"/>
+        <w:spacing w:lineRule="auto" w:line="360" w:before="0" w:after="0"/>
+        <w:jc w:val="both"/>
+        <w:rPr>
+          <w:rStyle w:val="Emphasis"/>
+          <w:rFonts w:ascii="Liberation Serif" w:hAnsi="Liberation Serif"/>
+          <w:b w:val="false"/>
+          <w:bCs w:val="false"/>
+          <w:i w:val="false"/>
+          <w:i w:val="false"/>
+          <w:iCs w:val="false"/>
+          <w:sz w:val="28"/>
+          <w:szCs w:val="28"/>
+        </w:rPr>
+      </w:pPr>
+      <w:r>
+        <w:rPr>
+          <w:rFonts w:ascii="Liberation Serif" w:hAnsi="Liberation Serif"/>
+          <w:b w:val="false"/>
+          <w:bCs w:val="false"/>
+          <w:i w:val="false"/>
+          <w:iCs w:val="false"/>
+          <w:sz w:val="28"/>
+          <w:szCs w:val="28"/>
+        </w:rPr>
+      </w:r>
+    </w:p>
+    <w:p>
+      <w:pPr>
+        <w:pStyle w:val="Normal"/>
+        <w:spacing w:lineRule="auto" w:line="360" w:before="0" w:after="0"/>
+        <w:jc w:val="both"/>
+        <w:rPr>
+          <w:rStyle w:val="Emphasis"/>
+          <w:rFonts w:ascii="Liberation Serif" w:hAnsi="Liberation Serif"/>
+          <w:b w:val="false"/>
+          <w:bCs w:val="false"/>
+          <w:i w:val="false"/>
+          <w:i w:val="false"/>
+          <w:iCs w:val="false"/>
+          <w:sz w:val="28"/>
+          <w:szCs w:val="28"/>
+        </w:rPr>
+      </w:pPr>
+      <w:r>
+        <w:rPr>
+          <w:rFonts w:ascii="Liberation Serif" w:hAnsi="Liberation Serif"/>
+          <w:b w:val="false"/>
+          <w:bCs w:val="false"/>
+          <w:i w:val="false"/>
+          <w:iCs w:val="false"/>
+          <w:sz w:val="28"/>
+          <w:szCs w:val="28"/>
+        </w:rPr>
+      </w:r>
+    </w:p>
+    <w:p>
+      <w:pPr>
+        <w:pStyle w:val="Normal"/>
+        <w:spacing w:lineRule="auto" w:line="360" w:before="0" w:after="0"/>
+        <w:jc w:val="both"/>
+        <w:rPr>
+          <w:rStyle w:val="Emphasis"/>
+          <w:rFonts w:ascii="Liberation Serif" w:hAnsi="Liberation Serif"/>
+          <w:b w:val="false"/>
+          <w:bCs w:val="false"/>
+          <w:i w:val="false"/>
+          <w:i w:val="false"/>
+          <w:iCs w:val="false"/>
+          <w:sz w:val="28"/>
+          <w:szCs w:val="28"/>
+        </w:rPr>
+      </w:pPr>
+      <w:r>
+        <w:rPr>
+          <w:rFonts w:ascii="Liberation Serif" w:hAnsi="Liberation Serif"/>
+          <w:b w:val="false"/>
+          <w:bCs w:val="false"/>
+          <w:i w:val="false"/>
+          <w:iCs w:val="false"/>
+          <w:sz w:val="28"/>
+          <w:szCs w:val="28"/>
+        </w:rPr>
+      </w:r>
+    </w:p>
+    <w:p>
+      <w:pPr>
+        <w:pStyle w:val="Normal"/>
+        <w:spacing w:lineRule="auto" w:line="360" w:before="0" w:after="0"/>
+        <w:jc w:val="both"/>
+        <w:rPr>
+          <w:rStyle w:val="Emphasis"/>
+          <w:rFonts w:ascii="Liberation Serif" w:hAnsi="Liberation Serif"/>
+          <w:b w:val="false"/>
+          <w:bCs w:val="false"/>
+          <w:i w:val="false"/>
+          <w:i w:val="false"/>
+          <w:iCs w:val="false"/>
+          <w:sz w:val="28"/>
+          <w:szCs w:val="28"/>
+        </w:rPr>
+      </w:pPr>
+      <w:r>
+        <w:rPr>
+          <w:rFonts w:ascii="Liberation Serif" w:hAnsi="Liberation Serif"/>
+          <w:b w:val="false"/>
+          <w:bCs w:val="false"/>
+          <w:i w:val="false"/>
+          <w:iCs w:val="false"/>
+          <w:sz w:val="28"/>
+          <w:szCs w:val="28"/>
+        </w:rPr>
+      </w:r>
+    </w:p>
+    <w:p>
+      <w:pPr>
+        <w:pStyle w:val="Normal"/>
+        <w:spacing w:lineRule="auto" w:line="360" w:before="0" w:after="0"/>
+        <w:jc w:val="both"/>
+        <w:rPr>
+          <w:rStyle w:val="Emphasis"/>
+          <w:rFonts w:ascii="Liberation Serif" w:hAnsi="Liberation Serif"/>
+          <w:b w:val="false"/>
+          <w:bCs w:val="false"/>
+          <w:i w:val="false"/>
+          <w:i w:val="false"/>
+          <w:iCs w:val="false"/>
+          <w:sz w:val="28"/>
+          <w:szCs w:val="28"/>
+        </w:rPr>
+      </w:pPr>
+      <w:r>
+        <w:rPr>
+          <w:rFonts w:ascii="Liberation Serif" w:hAnsi="Liberation Serif"/>
+          <w:b w:val="false"/>
+          <w:bCs w:val="false"/>
+          <w:i w:val="false"/>
+          <w:iCs w:val="false"/>
+          <w:sz w:val="28"/>
+          <w:szCs w:val="28"/>
+        </w:rPr>
+      </w:r>
+    </w:p>
+    <w:p>
+      <w:pPr>
+        <w:pStyle w:val="Normal"/>
+        <w:spacing w:lineRule="auto" w:line="360" w:before="0" w:after="0"/>
+        <w:jc w:val="both"/>
+        <w:rPr>
+          <w:rStyle w:val="Emphasis"/>
+          <w:rFonts w:ascii="Liberation Serif" w:hAnsi="Liberation Serif"/>
+          <w:b w:val="false"/>
+          <w:bCs w:val="false"/>
+          <w:i w:val="false"/>
+          <w:i w:val="false"/>
+          <w:iCs w:val="false"/>
+          <w:sz w:val="28"/>
+          <w:szCs w:val="28"/>
+        </w:rPr>
+      </w:pPr>
+      <w:r>
+        <w:rPr>
+          <w:rFonts w:ascii="Liberation Serif" w:hAnsi="Liberation Serif"/>
+          <w:b w:val="false"/>
+          <w:bCs w:val="false"/>
+          <w:i w:val="false"/>
+          <w:iCs w:val="false"/>
+          <w:sz w:val="28"/>
+          <w:szCs w:val="28"/>
+        </w:rPr>
+      </w:r>
+    </w:p>
+    <w:p>
+      <w:pPr>
+        <w:pStyle w:val="Normal"/>
+        <w:spacing w:lineRule="auto" w:line="360" w:before="0" w:after="0"/>
+        <w:jc w:val="both"/>
+        <w:rPr>
+          <w:rStyle w:val="Emphasis"/>
+          <w:rFonts w:ascii="Liberation Serif" w:hAnsi="Liberation Serif"/>
+          <w:b w:val="false"/>
+          <w:bCs w:val="false"/>
+          <w:i w:val="false"/>
+          <w:i w:val="false"/>
+          <w:iCs w:val="false"/>
+          <w:sz w:val="28"/>
+          <w:szCs w:val="28"/>
+        </w:rPr>
+      </w:pPr>
+      <w:r>
+        <w:rPr>
+          <w:rFonts w:ascii="Liberation Serif" w:hAnsi="Liberation Serif"/>
+          <w:b w:val="false"/>
+          <w:bCs w:val="false"/>
+          <w:i w:val="false"/>
+          <w:iCs w:val="false"/>
+          <w:sz w:val="28"/>
+          <w:szCs w:val="28"/>
+        </w:rPr>
       </w:r>
     </w:p>
     <w:p>
@@ -21470,7 +21786,15 @@
         </w:rPr>
       </w:pPr>
       <w:r>
-        <w:rPr/>
+        <w:rPr>
+          <w:rFonts w:ascii="Liberation Serif" w:hAnsi="Liberation Serif"/>
+          <w:b w:val="false"/>
+          <w:bCs w:val="false"/>
+          <w:i w:val="false"/>
+          <w:iCs w:val="false"/>
+          <w:sz w:val="28"/>
+          <w:szCs w:val="28"/>
+        </w:rPr>
       </w:r>
     </w:p>
     <w:p>
@@ -21492,7 +21816,7 @@
           <w:rFonts w:ascii="Liberation Serif" w:hAnsi="Liberation Serif"/>
           <w:b/>
           <w:bCs/>
-          <w:color w:val="FFFFFF"/>
+          <w:color w:themeColor="accent1" w:themeShade="bf" w:val="FFFFFF"/>
           <w:sz w:val="28"/>
           <w:szCs w:val="28"/>
         </w:rPr>
@@ -21517,7 +21841,7 @@
           <w:rFonts w:ascii="Liberation Serif" w:hAnsi="Liberation Serif"/>
           <w:b/>
           <w:bCs/>
-          <w:color w:val="FFFFFF"/>
+          <w:color w:themeColor="accent1" w:themeShade="bf" w:val="FFFFFF"/>
           <w:sz w:val="28"/>
           <w:szCs w:val="28"/>
         </w:rPr>
@@ -21542,7 +21866,7 @@
           <w:rFonts w:ascii="Liberation Serif" w:hAnsi="Liberation Serif"/>
           <w:b/>
           <w:bCs/>
-          <w:color w:val="FFFFFF"/>
+          <w:color w:themeColor="accent1" w:themeShade="bf" w:val="FFFFFF"/>
           <w:sz w:val="28"/>
           <w:szCs w:val="28"/>
         </w:rPr>
@@ -21567,7 +21891,7 @@
           <w:rFonts w:ascii="Liberation Serif" w:hAnsi="Liberation Serif"/>
           <w:b/>
           <w:bCs/>
-          <w:color w:val="FFFFFF"/>
+          <w:color w:themeColor="accent1" w:themeShade="bf" w:val="FFFFFF"/>
           <w:sz w:val="28"/>
           <w:szCs w:val="28"/>
         </w:rPr>
@@ -21592,7 +21916,7 @@
           <w:rFonts w:ascii="Liberation Serif" w:hAnsi="Liberation Serif"/>
           <w:b/>
           <w:bCs/>
-          <w:color w:val="FFFFFF"/>
+          <w:color w:themeColor="accent1" w:themeShade="bf" w:val="FFFFFF"/>
           <w:sz w:val="28"/>
           <w:szCs w:val="28"/>
         </w:rPr>
@@ -21617,7 +21941,7 @@
           <w:rFonts w:ascii="Liberation Serif" w:hAnsi="Liberation Serif"/>
           <w:b/>
           <w:bCs/>
-          <w:color w:val="FFFFFF"/>
+          <w:color w:themeColor="accent1" w:themeShade="bf" w:val="FFFFFF"/>
           <w:sz w:val="28"/>
           <w:szCs w:val="28"/>
         </w:rPr>
@@ -21642,7 +21966,7 @@
           <w:rFonts w:ascii="Liberation Serif" w:hAnsi="Liberation Serif"/>
           <w:b/>
           <w:bCs/>
-          <w:color w:val="FFFFFF"/>
+          <w:color w:themeColor="accent1" w:themeShade="bf" w:val="FFFFFF"/>
           <w:sz w:val="28"/>
           <w:szCs w:val="28"/>
         </w:rPr>
@@ -21667,7 +21991,7 @@
           <w:rFonts w:ascii="Liberation Serif" w:hAnsi="Liberation Serif"/>
           <w:b/>
           <w:bCs/>
-          <w:color w:val="FFFFFF"/>
+          <w:color w:themeColor="accent1" w:themeShade="bf" w:val="FFFFFF"/>
           <w:sz w:val="28"/>
           <w:szCs w:val="28"/>
         </w:rPr>
@@ -21692,7 +22016,7 @@
           <w:rFonts w:ascii="Liberation Serif" w:hAnsi="Liberation Serif"/>
           <w:b/>
           <w:bCs/>
-          <w:color w:val="FFFFFF"/>
+          <w:color w:themeColor="accent1" w:themeShade="bf" w:val="FFFFFF"/>
           <w:sz w:val="28"/>
           <w:szCs w:val="28"/>
         </w:rPr>
@@ -21717,7 +22041,7 @@
           <w:rFonts w:ascii="Liberation Serif" w:hAnsi="Liberation Serif"/>
           <w:b/>
           <w:bCs/>
-          <w:color w:val="FFFFFF"/>
+          <w:color w:themeColor="accent1" w:themeShade="bf" w:val="FFFFFF"/>
           <w:sz w:val="28"/>
           <w:szCs w:val="28"/>
         </w:rPr>
@@ -21742,7 +22066,7 @@
           <w:rFonts w:ascii="Liberation Serif" w:hAnsi="Liberation Serif"/>
           <w:b/>
           <w:bCs/>
-          <w:color w:val="FFFFFF"/>
+          <w:color w:themeColor="accent1" w:themeShade="bf" w:val="FFFFFF"/>
           <w:sz w:val="28"/>
           <w:szCs w:val="28"/>
         </w:rPr>
@@ -21767,7 +22091,7 @@
           <w:rFonts w:ascii="Liberation Serif" w:hAnsi="Liberation Serif"/>
           <w:b/>
           <w:bCs/>
-          <w:color w:val="FFFFFF"/>
+          <w:color w:themeColor="accent1" w:themeShade="bf" w:val="FFFFFF"/>
           <w:sz w:val="28"/>
           <w:szCs w:val="28"/>
         </w:rPr>
@@ -21792,7 +22116,7 @@
           <w:rFonts w:ascii="Liberation Serif" w:hAnsi="Liberation Serif"/>
           <w:b/>
           <w:bCs/>
-          <w:color w:val="FFFFFF"/>
+          <w:color w:themeColor="accent1" w:themeShade="bf" w:val="FFFFFF"/>
           <w:sz w:val="28"/>
           <w:szCs w:val="28"/>
         </w:rPr>
@@ -21817,7 +22141,7 @@
           <w:rFonts w:ascii="Liberation Serif" w:hAnsi="Liberation Serif"/>
           <w:b/>
           <w:bCs/>
-          <w:color w:val="FFFFFF"/>
+          <w:color w:themeColor="accent1" w:themeShade="bf" w:val="FFFFFF"/>
           <w:sz w:val="28"/>
           <w:szCs w:val="28"/>
         </w:rPr>
@@ -21842,7 +22166,7 @@
           <w:rFonts w:ascii="Liberation Serif" w:hAnsi="Liberation Serif"/>
           <w:b/>
           <w:bCs/>
-          <w:color w:val="FFFFFF"/>
+          <w:color w:themeColor="accent1" w:themeShade="bf" w:val="FFFFFF"/>
           <w:sz w:val="28"/>
           <w:szCs w:val="28"/>
         </w:rPr>
@@ -21867,7 +22191,7 @@
           <w:rFonts w:ascii="Liberation Serif" w:hAnsi="Liberation Serif"/>
           <w:b/>
           <w:bCs/>
-          <w:color w:val="FFFFFF"/>
+          <w:color w:themeColor="accent1" w:themeShade="bf" w:val="FFFFFF"/>
           <w:sz w:val="28"/>
           <w:szCs w:val="28"/>
         </w:rPr>
@@ -21892,7 +22216,7 @@
           <w:rFonts w:ascii="Liberation Serif" w:hAnsi="Liberation Serif"/>
           <w:b/>
           <w:bCs/>
-          <w:color w:val="FFFFFF"/>
+          <w:color w:themeColor="accent1" w:themeShade="bf" w:val="FFFFFF"/>
           <w:sz w:val="28"/>
           <w:szCs w:val="28"/>
         </w:rPr>
@@ -21917,7 +22241,7 @@
           <w:rFonts w:ascii="Liberation Serif" w:hAnsi="Liberation Serif"/>
           <w:b/>
           <w:bCs/>
-          <w:color w:val="FFFFFF"/>
+          <w:color w:themeColor="accent1" w:themeShade="bf" w:val="FFFFFF"/>
           <w:sz w:val="28"/>
           <w:szCs w:val="28"/>
         </w:rPr>
@@ -21942,7 +22266,7 @@
           <w:rFonts w:ascii="Liberation Serif" w:hAnsi="Liberation Serif"/>
           <w:b/>
           <w:bCs/>
-          <w:color w:val="FFFFFF"/>
+          <w:color w:themeColor="accent1" w:themeShade="bf" w:val="FFFFFF"/>
           <w:sz w:val="28"/>
           <w:szCs w:val="28"/>
         </w:rPr>
@@ -21967,7 +22291,7 @@
           <w:rFonts w:ascii="Liberation Serif" w:hAnsi="Liberation Serif"/>
           <w:b/>
           <w:bCs/>
-          <w:color w:val="FFFFFF"/>
+          <w:color w:themeColor="accent1" w:themeShade="bf" w:val="FFFFFF"/>
           <w:sz w:val="28"/>
           <w:szCs w:val="28"/>
         </w:rPr>
@@ -21992,7 +22316,7 @@
           <w:rFonts w:ascii="Liberation Serif" w:hAnsi="Liberation Serif"/>
           <w:b/>
           <w:bCs/>
-          <w:color w:val="FFFFFF"/>
+          <w:color w:themeColor="accent1" w:themeShade="bf" w:val="FFFFFF"/>
           <w:sz w:val="28"/>
           <w:szCs w:val="28"/>
         </w:rPr>
@@ -22017,7 +22341,7 @@
           <w:rFonts w:ascii="Liberation Serif" w:hAnsi="Liberation Serif"/>
           <w:b/>
           <w:bCs/>
-          <w:color w:val="FFFFFF"/>
+          <w:color w:themeColor="accent1" w:themeShade="bf" w:val="FFFFFF"/>
           <w:sz w:val="28"/>
           <w:szCs w:val="28"/>
         </w:rPr>
@@ -22042,7 +22366,7 @@
           <w:rFonts w:ascii="Liberation Serif" w:hAnsi="Liberation Serif"/>
           <w:b/>
           <w:bCs/>
-          <w:color w:val="FFFFFF"/>
+          <w:color w:themeColor="accent1" w:themeShade="bf" w:val="FFFFFF"/>
           <w:sz w:val="28"/>
           <w:szCs w:val="28"/>
         </w:rPr>
@@ -22067,7 +22391,7 @@
           <w:rFonts w:ascii="Liberation Serif" w:hAnsi="Liberation Serif"/>
           <w:b/>
           <w:bCs/>
-          <w:color w:val="FFFFFF"/>
+          <w:color w:themeColor="accent1" w:themeShade="bf" w:val="FFFFFF"/>
           <w:sz w:val="28"/>
           <w:szCs w:val="28"/>
         </w:rPr>
@@ -22092,7 +22416,7 @@
           <w:rFonts w:ascii="Liberation Serif" w:hAnsi="Liberation Serif"/>
           <w:b/>
           <w:bCs/>
-          <w:color w:val="FFFFFF"/>
+          <w:color w:themeColor="accent1" w:themeShade="bf" w:val="FFFFFF"/>
           <w:sz w:val="28"/>
           <w:szCs w:val="28"/>
         </w:rPr>
@@ -22117,7 +22441,7 @@
           <w:rFonts w:ascii="Liberation Serif" w:hAnsi="Liberation Serif"/>
           <w:b/>
           <w:bCs/>
-          <w:color w:val="FFFFFF"/>
+          <w:color w:themeColor="accent1" w:themeShade="bf" w:val="FFFFFF"/>
           <w:sz w:val="28"/>
           <w:szCs w:val="28"/>
         </w:rPr>
@@ -22142,7 +22466,7 @@
           <w:rFonts w:ascii="Liberation Serif" w:hAnsi="Liberation Serif"/>
           <w:b/>
           <w:bCs/>
-          <w:color w:val="FFFFFF"/>
+          <w:color w:themeColor="accent1" w:themeShade="bf" w:val="FFFFFF"/>
           <w:sz w:val="28"/>
           <w:szCs w:val="28"/>
         </w:rPr>
@@ -22167,7 +22491,7 @@
           <w:rFonts w:ascii="Liberation Serif" w:hAnsi="Liberation Serif"/>
           <w:b/>
           <w:bCs/>
-          <w:color w:val="FFFFFF"/>
+          <w:color w:themeColor="accent1" w:themeShade="bf" w:val="FFFFFF"/>
           <w:sz w:val="28"/>
           <w:szCs w:val="28"/>
         </w:rPr>
@@ -22192,7 +22516,7 @@
           <w:rFonts w:ascii="Liberation Serif" w:hAnsi="Liberation Serif"/>
           <w:b/>
           <w:bCs/>
-          <w:color w:val="FFFFFF"/>
+          <w:color w:themeColor="accent1" w:themeShade="bf" w:val="FFFFFF"/>
           <w:sz w:val="28"/>
           <w:szCs w:val="28"/>
         </w:rPr>
@@ -22217,7 +22541,7 @@
           <w:rFonts w:ascii="Liberation Serif" w:hAnsi="Liberation Serif"/>
           <w:b/>
           <w:bCs/>
-          <w:color w:val="FFFFFF"/>
+          <w:color w:themeColor="accent1" w:themeShade="bf" w:val="FFFFFF"/>
           <w:sz w:val="28"/>
           <w:szCs w:val="28"/>
         </w:rPr>
@@ -22242,7 +22566,7 @@
           <w:rFonts w:ascii="Liberation Serif" w:hAnsi="Liberation Serif"/>
           <w:b/>
           <w:bCs/>
-          <w:color w:val="FFFFFF"/>
+          <w:color w:themeColor="accent1" w:themeShade="bf" w:val="FFFFFF"/>
           <w:sz w:val="28"/>
           <w:szCs w:val="28"/>
         </w:rPr>
@@ -22267,7 +22591,7 @@
           <w:rFonts w:ascii="Liberation Serif" w:hAnsi="Liberation Serif"/>
           <w:b/>
           <w:bCs/>
-          <w:color w:val="FFFFFF"/>
+          <w:color w:themeColor="accent1" w:themeShade="bf" w:val="FFFFFF"/>
           <w:sz w:val="28"/>
           <w:szCs w:val="28"/>
         </w:rPr>
@@ -22292,7 +22616,7 @@
           <w:rFonts w:ascii="Liberation Serif" w:hAnsi="Liberation Serif"/>
           <w:b/>
           <w:bCs/>
-          <w:color w:val="FFFFFF"/>
+          <w:color w:themeColor="accent1" w:themeShade="bf" w:val="FFFFFF"/>
           <w:sz w:val="28"/>
           <w:szCs w:val="28"/>
         </w:rPr>
@@ -22317,7 +22641,7 @@
           <w:rFonts w:ascii="Liberation Serif" w:hAnsi="Liberation Serif"/>
           <w:b/>
           <w:bCs/>
-          <w:color w:val="FFFFFF"/>
+          <w:color w:themeColor="accent1" w:themeShade="bf" w:val="FFFFFF"/>
           <w:sz w:val="28"/>
           <w:szCs w:val="28"/>
         </w:rPr>
@@ -22342,7 +22666,7 @@
           <w:rFonts w:ascii="Liberation Serif" w:hAnsi="Liberation Serif"/>
           <w:b/>
           <w:bCs/>
-          <w:color w:val="FFFFFF"/>
+          <w:color w:themeColor="accent1" w:themeShade="bf" w:val="FFFFFF"/>
           <w:sz w:val="28"/>
           <w:szCs w:val="28"/>
         </w:rPr>
@@ -22367,7 +22691,7 @@
           <w:rFonts w:ascii="Liberation Serif" w:hAnsi="Liberation Serif"/>
           <w:b/>
           <w:bCs/>
-          <w:color w:val="FFFFFF"/>
+          <w:color w:themeColor="accent1" w:themeShade="bf" w:val="FFFFFF"/>
           <w:sz w:val="28"/>
           <w:szCs w:val="28"/>
         </w:rPr>
@@ -22392,7 +22716,7 @@
           <w:rFonts w:ascii="Liberation Serif" w:hAnsi="Liberation Serif"/>
           <w:b/>
           <w:bCs/>
-          <w:color w:val="FFFFFF"/>
+          <w:color w:themeColor="accent1" w:themeShade="bf" w:val="FFFFFF"/>
           <w:sz w:val="28"/>
           <w:szCs w:val="28"/>
         </w:rPr>
@@ -22417,7 +22741,7 @@
           <w:rFonts w:ascii="Liberation Serif" w:hAnsi="Liberation Serif"/>
           <w:b/>
           <w:bCs/>
-          <w:color w:val="FFFFFF"/>
+          <w:color w:themeColor="accent1" w:themeShade="bf" w:val="FFFFFF"/>
           <w:sz w:val="28"/>
           <w:szCs w:val="28"/>
         </w:rPr>
@@ -22442,7 +22766,7 @@
           <w:rFonts w:ascii="Liberation Serif" w:hAnsi="Liberation Serif"/>
           <w:b/>
           <w:bCs/>
-          <w:color w:val="FFFFFF"/>
+          <w:color w:themeColor="accent1" w:themeShade="bf" w:val="FFFFFF"/>
           <w:sz w:val="28"/>
           <w:szCs w:val="28"/>
         </w:rPr>
@@ -22467,7 +22791,7 @@
           <w:rFonts w:ascii="Liberation Serif" w:hAnsi="Liberation Serif"/>
           <w:b/>
           <w:bCs/>
-          <w:color w:val="FFFFFF"/>
+          <w:color w:themeColor="accent1" w:themeShade="bf" w:val="FFFFFF"/>
           <w:sz w:val="28"/>
           <w:szCs w:val="28"/>
         </w:rPr>
@@ -22492,7 +22816,7 @@
           <w:rFonts w:ascii="Liberation Serif" w:hAnsi="Liberation Serif"/>
           <w:b/>
           <w:bCs/>
-          <w:color w:val="FFFFFF"/>
+          <w:color w:themeColor="accent1" w:themeShade="bf" w:val="FFFFFF"/>
           <w:sz w:val="28"/>
           <w:szCs w:val="28"/>
         </w:rPr>
@@ -22517,7 +22841,7 @@
           <w:rFonts w:ascii="Liberation Serif" w:hAnsi="Liberation Serif"/>
           <w:b/>
           <w:bCs/>
-          <w:color w:val="FFFFFF"/>
+          <w:color w:themeColor="accent1" w:themeShade="bf" w:val="FFFFFF"/>
           <w:sz w:val="28"/>
           <w:szCs w:val="28"/>
         </w:rPr>
@@ -22542,7 +22866,7 @@
           <w:rFonts w:ascii="Liberation Serif" w:hAnsi="Liberation Serif"/>
           <w:b/>
           <w:bCs/>
-          <w:color w:val="FFFFFF"/>
+          <w:color w:themeColor="accent1" w:themeShade="bf" w:val="FFFFFF"/>
           <w:sz w:val="28"/>
           <w:szCs w:val="28"/>
         </w:rPr>
@@ -22567,7 +22891,7 @@
           <w:rFonts w:ascii="Liberation Serif" w:hAnsi="Liberation Serif"/>
           <w:b/>
           <w:bCs/>
-          <w:color w:val="FFFFFF"/>
+          <w:color w:themeColor="accent1" w:themeShade="bf" w:val="FFFFFF"/>
           <w:sz w:val="28"/>
           <w:szCs w:val="28"/>
         </w:rPr>
@@ -22592,7 +22916,7 @@
           <w:rFonts w:ascii="Liberation Serif" w:hAnsi="Liberation Serif"/>
           <w:b/>
           <w:bCs/>
-          <w:color w:val="FFFFFF"/>
+          <w:color w:themeColor="accent1" w:themeShade="bf" w:val="FFFFFF"/>
           <w:sz w:val="28"/>
           <w:szCs w:val="28"/>
         </w:rPr>
@@ -22617,7 +22941,7 @@
           <w:rFonts w:ascii="Liberation Serif" w:hAnsi="Liberation Serif"/>
           <w:b/>
           <w:bCs/>
-          <w:color w:val="FFFFFF"/>
+          <w:color w:themeColor="accent1" w:themeShade="bf" w:val="FFFFFF"/>
           <w:sz w:val="28"/>
           <w:szCs w:val="28"/>
         </w:rPr>
@@ -22642,7 +22966,7 @@
           <w:rFonts w:ascii="Liberation Serif" w:hAnsi="Liberation Serif"/>
           <w:b/>
           <w:bCs/>
-          <w:color w:val="FFFFFF"/>
+          <w:color w:themeColor="accent1" w:themeShade="bf" w:val="FFFFFF"/>
           <w:sz w:val="28"/>
           <w:szCs w:val="28"/>
         </w:rPr>
@@ -22667,7 +22991,7 @@
           <w:rFonts w:ascii="Liberation Serif" w:hAnsi="Liberation Serif"/>
           <w:b/>
           <w:bCs/>
-          <w:color w:val="FFFFFF"/>
+          <w:color w:themeColor="accent1" w:themeShade="bf" w:val="FFFFFF"/>
           <w:sz w:val="28"/>
           <w:szCs w:val="28"/>
         </w:rPr>
@@ -22859,7 +23183,7 @@
         </w:r>
         <w:r>
           <w:rPr/>
-          <w:t>48</w:t>
+          <w:t>49</w:t>
         </w:r>
         <w:r>
           <w:rPr/>
@@ -25136,8 +25460,8 @@
       <w:szCs w:val="20"/>
     </w:rPr>
   </w:style>
-  <w:style w:type="character" w:styleId="user" w:customStyle="1">
-    <w:name w:val="Символ концевой сноски (user)"/>
+  <w:style w:type="character" w:styleId="Style15" w:customStyle="1">
+    <w:name w:val="Символ концевой сноски"/>
     <w:uiPriority w:val="99"/>
     <w:semiHidden/>
     <w:unhideWhenUsed/>
@@ -25147,8 +25471,8 @@
       <w:vertAlign w:val="superscript"/>
     </w:rPr>
   </w:style>
-  <w:style w:type="character" w:styleId="Style15" w:customStyle="1">
-    <w:name w:val="Символ концевой сноски"/>
+  <w:style w:type="character" w:styleId="user" w:customStyle="1">
+    <w:name w:val="Символ концевой сноски (user)"/>
     <w:qFormat/>
     <w:rPr>
       <w:vertAlign w:val="superscript"/>
@@ -25202,55 +25526,55 @@
       <w:iCs/>
     </w:rPr>
   </w:style>
-  <w:style w:type="character" w:styleId="user1" w:customStyle="1">
+  <w:style w:type="character" w:styleId="Style16" w:customStyle="1">
+    <w:name w:val="Ссылка указателя"/>
+    <w:qFormat/>
+    <w:rPr/>
+  </w:style>
+  <w:style w:type="character" w:styleId="Style17">
+    <w:name w:val="Маркеры"/>
+    <w:qFormat/>
+    <w:rPr>
+      <w:rFonts w:ascii="OpenSymbol" w:hAnsi="OpenSymbol" w:eastAsia="OpenSymbol" w:cs="OpenSymbol"/>
+    </w:rPr>
+  </w:style>
+  <w:style w:type="character" w:styleId="Style18">
+    <w:name w:val="Символ нумерации"/>
+    <w:qFormat/>
+    <w:rPr/>
+  </w:style>
+  <w:style w:type="character" w:styleId="Style19">
+    <w:name w:val="Исходный текст"/>
+    <w:qFormat/>
+    <w:rPr>
+      <w:rFonts w:ascii="Liberation Mono" w:hAnsi="Liberation Mono" w:eastAsia="Liberation Mono" w:cs="Liberation Mono"/>
+    </w:rPr>
+  </w:style>
+  <w:style w:type="character" w:styleId="user1">
     <w:name w:val="Ссылка указателя (user)"/>
     <w:qFormat/>
     <w:rPr/>
   </w:style>
   <w:style w:type="character" w:styleId="user2">
+    <w:name w:val="Исходный текст (user)"/>
+    <w:qFormat/>
+    <w:rPr>
+      <w:rFonts w:ascii="Liberation Mono" w:hAnsi="Liberation Mono" w:eastAsia="Liberation Mono" w:cs="Liberation Mono"/>
+    </w:rPr>
+  </w:style>
+  <w:style w:type="character" w:styleId="user3">
     <w:name w:val="Маркеры (user)"/>
     <w:qFormat/>
     <w:rPr>
       <w:rFonts w:ascii="OpenSymbol" w:hAnsi="OpenSymbol" w:eastAsia="OpenSymbol" w:cs="OpenSymbol"/>
     </w:rPr>
   </w:style>
-  <w:style w:type="character" w:styleId="user3">
+  <w:style w:type="character" w:styleId="user4">
     <w:name w:val="Символ нумерации (user)"/>
     <w:qFormat/>
     <w:rPr/>
   </w:style>
-  <w:style w:type="character" w:styleId="user4">
-    <w:name w:val="Исходный текст (user)"/>
-    <w:qFormat/>
-    <w:rPr>
-      <w:rFonts w:ascii="Liberation Mono" w:hAnsi="Liberation Mono" w:eastAsia="Liberation Mono" w:cs="Liberation Mono"/>
-    </w:rPr>
-  </w:style>
-  <w:style w:type="character" w:styleId="Style16">
-    <w:name w:val="Ссылка указателя"/>
-    <w:qFormat/>
-    <w:rPr/>
-  </w:style>
-  <w:style w:type="character" w:styleId="Style17">
-    <w:name w:val="Исходный текст"/>
-    <w:qFormat/>
-    <w:rPr>
-      <w:rFonts w:ascii="Liberation Mono" w:hAnsi="Liberation Mono" w:eastAsia="Liberation Mono" w:cs="Liberation Mono"/>
-    </w:rPr>
-  </w:style>
-  <w:style w:type="character" w:styleId="Style18">
-    <w:name w:val="Маркеры"/>
-    <w:qFormat/>
-    <w:rPr>
-      <w:rFonts w:ascii="OpenSymbol" w:hAnsi="OpenSymbol" w:eastAsia="OpenSymbol" w:cs="OpenSymbol"/>
-    </w:rPr>
-  </w:style>
-  <w:style w:type="character" w:styleId="Style19">
-    <w:name w:val="Символ нумерации"/>
-    <w:qFormat/>
-    <w:rPr/>
-  </w:style>
-  <w:style w:type="paragraph" w:styleId="Style20">
+  <w:style w:type="paragraph" w:styleId="Style20" w:customStyle="1">
     <w:name w:val="Заголовок"/>
     <w:basedOn w:val="Normal"/>
     <w:next w:val="BodyText"/>
@@ -25300,7 +25624,7 @@
       <w:szCs w:val="18"/>
     </w:rPr>
   </w:style>
-  <w:style w:type="paragraph" w:styleId="Style21">
+  <w:style w:type="paragraph" w:styleId="Style21" w:customStyle="1">
     <w:name w:val="Указатель"/>
     <w:basedOn w:val="Normal"/>
     <w:qFormat/>
@@ -25311,7 +25635,7 @@
       <w:rFonts w:cs="Noto Sans Devanagari"/>
     </w:rPr>
   </w:style>
-  <w:style w:type="paragraph" w:styleId="user5" w:customStyle="1">
+  <w:style w:type="paragraph" w:styleId="user5">
     <w:name w:val="Заголовок (user)"/>
     <w:basedOn w:val="Normal"/>
     <w:next w:val="BodyText"/>
@@ -25326,7 +25650,7 @@
       <w:szCs w:val="28"/>
     </w:rPr>
   </w:style>
-  <w:style w:type="paragraph" w:styleId="user6" w:customStyle="1">
+  <w:style w:type="paragraph" w:styleId="user6">
     <w:name w:val="Указатель (user)"/>
     <w:basedOn w:val="Normal"/>
     <w:qFormat/>
@@ -25359,7 +25683,7 @@
   </w:style>
   <w:style w:type="paragraph" w:styleId="IndexHeading">
     <w:name w:val="index heading"/>
-    <w:basedOn w:val="user5"/>
+    <w:basedOn w:val="Style20"/>
     <w:pPr/>
     <w:rPr/>
   </w:style>
@@ -25590,6 +25914,13 @@
       <w:szCs w:val="20"/>
     </w:rPr>
   </w:style>
+  <w:style w:type="paragraph" w:styleId="Style22" w:customStyle="1">
+    <w:name w:val="Содержимое врезки"/>
+    <w:basedOn w:val="Normal"/>
+    <w:qFormat/>
+    <w:pPr/>
+    <w:rPr/>
+  </w:style>
   <w:style w:type="paragraph" w:styleId="user7" w:customStyle="1">
     <w:name w:val="Содержимое врезки (user)"/>
     <w:basedOn w:val="Normal"/>
@@ -25597,14 +25928,17 @@
     <w:pPr/>
     <w:rPr/>
   </w:style>
-  <w:style w:type="paragraph" w:styleId="Style22" w:customStyle="1">
-    <w:name w:val="Содержимое врезки"/>
+  <w:style w:type="paragraph" w:styleId="user8" w:customStyle="1">
+    <w:name w:val="Содержимое таблицы (user)"/>
     <w:basedOn w:val="Normal"/>
     <w:qFormat/>
-    <w:pPr/>
+    <w:pPr>
+      <w:widowControl w:val="false"/>
+      <w:suppressLineNumbers/>
+    </w:pPr>
     <w:rPr/>
   </w:style>
-  <w:style w:type="paragraph" w:styleId="Style23" w:customStyle="1">
+  <w:style w:type="paragraph" w:styleId="Style23">
     <w:name w:val="Содержимое таблицы"/>
     <w:basedOn w:val="Normal"/>
     <w:qFormat/>
@@ -25614,15 +25948,18 @@
     </w:pPr>
     <w:rPr/>
   </w:style>
-  <w:style w:type="paragraph" w:styleId="user8">
-    <w:name w:val="Содержимое таблицы (user)"/>
-    <w:basedOn w:val="Normal"/>
+  <w:style w:type="paragraph" w:styleId="Style24">
+    <w:name w:val="Заголовок таблицы"/>
+    <w:basedOn w:val="Style23"/>
     <w:qFormat/>
     <w:pPr>
-      <w:widowControl w:val="false"/>
       <w:suppressLineNumbers/>
+      <w:jc w:val="center"/>
     </w:pPr>
-    <w:rPr/>
+    <w:rPr>
+      <w:b/>
+      <w:bCs/>
+    </w:rPr>
   </w:style>
   <w:style w:type="paragraph" w:styleId="user9">
     <w:name w:val="Заголовок таблицы (user)"/>
@@ -25637,21 +25974,8 @@
       <w:bCs/>
     </w:rPr>
   </w:style>
-  <w:style w:type="paragraph" w:styleId="Style24">
-    <w:name w:val="Заголовок таблицы"/>
-    <w:basedOn w:val="Style23"/>
-    <w:qFormat/>
-    <w:pPr>
-      <w:suppressLineNumbers/>
-      <w:jc w:val="center"/>
-    </w:pPr>
-    <w:rPr>
-      <w:b/>
-      <w:bCs/>
-    </w:rPr>
-  </w:style>
-  <w:style w:type="paragraph" w:styleId="Style25">
-    <w:name w:val="Горизонтальная линия"/>
+  <w:style w:type="paragraph" w:styleId="user10">
+    <w:name w:val="Горизонтальная линия (user)"/>
     <w:basedOn w:val="Normal"/>
     <w:next w:val="BodyText"/>
     <w:qFormat/>
@@ -25667,8 +25991,8 @@
       <w:szCs w:val="12"/>
     </w:rPr>
   </w:style>
-  <w:style w:type="paragraph" w:styleId="Style26">
-    <w:name w:val="Текст в заданном формате"/>
+  <w:style w:type="paragraph" w:styleId="user11">
+    <w:name w:val="Текст в заданном формате (user)"/>
     <w:basedOn w:val="Normal"/>
     <w:qFormat/>
     <w:pPr>
@@ -25680,8 +26004,8 @@
       <w:szCs w:val="20"/>
     </w:rPr>
   </w:style>
-  <w:style w:type="paragraph" w:styleId="Style27">
-    <w:name w:val="Блочная цитата"/>
+  <w:style w:type="paragraph" w:styleId="user12">
+    <w:name w:val="Блочная цитата (user)"/>
     <w:basedOn w:val="Normal"/>
     <w:qFormat/>
     <w:pPr>
@@ -25690,15 +26014,15 @@
     </w:pPr>
     <w:rPr/>
   </w:style>
-  <w:style w:type="numbering" w:styleId="user10" w:customStyle="1">
-    <w:name w:val="Без списка (user)"/>
+  <w:style w:type="numbering" w:styleId="Style25" w:customStyle="1">
+    <w:name w:val="Без списка"/>
     <w:uiPriority w:val="99"/>
     <w:semiHidden/>
     <w:unhideWhenUsed/>
     <w:qFormat/>
   </w:style>
-  <w:style w:type="numbering" w:styleId="user11">
-    <w:name w:val="Маркированный • (user)"/>
+  <w:style w:type="numbering" w:styleId="Style26">
+    <w:name w:val="Маркированный •"/>
     <w:qFormat/>
   </w:style>
   <w:style w:type="table" w:default="1" w:styleId="a1">

--- a/Chudopalov_B_A_RAZRABOTKA_PLATFORMI_UPRAVLENIA_PROGRAMMNIMI_PROEKTAMI.docx
+++ b/Chudopalov_B_A_RAZRABOTKA_PLATFORMI_UPRAVLENIA_PROGRAMMNIMI_PROEKTAMI.docx
@@ -398,16 +398,16 @@
                 <w:szCs w:val="28"/>
               </w:rPr>
             </w:pPr>
-            <w:bookmarkStart w:id="1" w:name="_Toc196051117"/>
-            <w:bookmarkStart w:id="2" w:name="_Toc195140816"/>
-            <w:bookmarkStart w:id="3" w:name="_Toc195139999"/>
-            <w:bookmarkStart w:id="4" w:name="_Toc197412251"/>
-            <w:bookmarkStart w:id="5" w:name="_Toc197217238"/>
-            <w:bookmarkStart w:id="6" w:name="_Toc195525835"/>
+            <w:bookmarkStart w:id="1" w:name="_Toc195522934"/>
+            <w:bookmarkStart w:id="2" w:name="_Toc196051117"/>
+            <w:bookmarkStart w:id="3" w:name="_Toc195140816"/>
+            <w:bookmarkStart w:id="4" w:name="_Toc195139999"/>
+            <w:bookmarkStart w:id="5" w:name="_Toc197412251"/>
+            <w:bookmarkStart w:id="6" w:name="_Toc197217238"/>
             <w:bookmarkStart w:id="7" w:name="_Toc195195707"/>
-            <w:bookmarkStart w:id="8" w:name="_Toc197410299"/>
+            <w:bookmarkStart w:id="8" w:name="_Toc195525835"/>
             <w:bookmarkStart w:id="9" w:name="_Toc195140758"/>
-            <w:bookmarkStart w:id="10" w:name="_Toc195522934"/>
+            <w:bookmarkStart w:id="10" w:name="_Toc197410299"/>
             <w:r>
               <w:rPr>
                 <w:rFonts w:eastAsia="Times New Roman" w:cs="Times New Roman" w:ascii="Times New Roman" w:hAnsi="Times New Roman"/>
@@ -492,16 +492,16 @@
                 <w:szCs w:val="28"/>
               </w:rPr>
             </w:pPr>
-            <w:bookmarkStart w:id="11" w:name="_Toc195522935"/>
-            <w:bookmarkStart w:id="12" w:name="_Toc195140759"/>
-            <w:bookmarkStart w:id="13" w:name="_Toc195195708"/>
-            <w:bookmarkStart w:id="14" w:name="_Toc197217239"/>
-            <w:bookmarkStart w:id="15" w:name="_Toc195140817"/>
-            <w:bookmarkStart w:id="16" w:name="_Toc197410300"/>
-            <w:bookmarkStart w:id="17" w:name="_Toc195140000"/>
-            <w:bookmarkStart w:id="18" w:name="_Toc197412252"/>
-            <w:bookmarkStart w:id="19" w:name="_Toc196051118"/>
-            <w:bookmarkStart w:id="20" w:name="_Toc195525836"/>
+            <w:bookmarkStart w:id="11" w:name="_Toc195140000"/>
+            <w:bookmarkStart w:id="12" w:name="_Toc195525836"/>
+            <w:bookmarkStart w:id="13" w:name="_Toc196051118"/>
+            <w:bookmarkStart w:id="14" w:name="_Toc197412252"/>
+            <w:bookmarkStart w:id="15" w:name="_Toc197410300"/>
+            <w:bookmarkStart w:id="16" w:name="_Toc197217239"/>
+            <w:bookmarkStart w:id="17" w:name="_Toc195195708"/>
+            <w:bookmarkStart w:id="18" w:name="_Toc195140759"/>
+            <w:bookmarkStart w:id="19" w:name="_Toc195522935"/>
+            <w:bookmarkStart w:id="20" w:name="_Toc195140817"/>
             <w:r>
               <w:rPr>
                 <w:rFonts w:eastAsia="Calibri" w:cs="Times New Roman" w:ascii="Times New Roman" w:hAnsi="Times New Roman"/>
@@ -560,16 +560,16 @@
                 <w:szCs w:val="28"/>
               </w:rPr>
             </w:pPr>
-            <w:bookmarkStart w:id="21" w:name="_Toc197412253"/>
-            <w:bookmarkStart w:id="22" w:name="_Toc197410301"/>
-            <w:bookmarkStart w:id="23" w:name="_Toc195140001"/>
-            <w:bookmarkStart w:id="24" w:name="_Toc195140760"/>
-            <w:bookmarkStart w:id="25" w:name="_Toc195195709"/>
+            <w:bookmarkStart w:id="21" w:name="_Toc195140001"/>
+            <w:bookmarkStart w:id="22" w:name="_Toc195525837"/>
+            <w:bookmarkStart w:id="23" w:name="_Toc195140818"/>
+            <w:bookmarkStart w:id="24" w:name="_Toc197217240"/>
+            <w:bookmarkStart w:id="25" w:name="_Toc196051119"/>
             <w:bookmarkStart w:id="26" w:name="_Toc195522936"/>
-            <w:bookmarkStart w:id="27" w:name="_Toc196051119"/>
-            <w:bookmarkStart w:id="28" w:name="_Toc197217240"/>
-            <w:bookmarkStart w:id="29" w:name="_Toc195140818"/>
-            <w:bookmarkStart w:id="30" w:name="_Toc195525837"/>
+            <w:bookmarkStart w:id="27" w:name="_Toc195195709"/>
+            <w:bookmarkStart w:id="28" w:name="_Toc195140760"/>
+            <w:bookmarkStart w:id="29" w:name="_Toc197410301"/>
+            <w:bookmarkStart w:id="30" w:name="_Toc197412253"/>
             <w:r>
               <w:rPr>
                 <w:rFonts w:eastAsia="Times New Roman" w:cs="Times New Roman" w:ascii="Times New Roman" w:hAnsi="Times New Roman"/>
@@ -704,16 +704,16 @@
                 <w:szCs w:val="28"/>
               </w:rPr>
             </w:pPr>
-            <w:bookmarkStart w:id="31" w:name="_Toc197410302"/>
-            <w:bookmarkStart w:id="32" w:name="_Toc197217241"/>
-            <w:bookmarkStart w:id="33" w:name="_Toc195195710"/>
+            <w:bookmarkStart w:id="31" w:name="_Toc195195710"/>
+            <w:bookmarkStart w:id="32" w:name="_Toc197410302"/>
+            <w:bookmarkStart w:id="33" w:name="_Toc197217241"/>
             <w:bookmarkStart w:id="34" w:name="_Toc197412254"/>
             <w:bookmarkStart w:id="35" w:name="_Toc196051120"/>
             <w:bookmarkStart w:id="36" w:name="_Toc195525838"/>
             <w:bookmarkStart w:id="37" w:name="_Toc195522937"/>
-            <w:bookmarkStart w:id="38" w:name="_Toc195140761"/>
-            <w:bookmarkStart w:id="39" w:name="_Toc195140002"/>
-            <w:bookmarkStart w:id="40" w:name="_Toc195140819"/>
+            <w:bookmarkStart w:id="38" w:name="_Toc195140002"/>
+            <w:bookmarkStart w:id="39" w:name="_Toc195140819"/>
+            <w:bookmarkStart w:id="40" w:name="_Toc195140761"/>
             <w:r>
               <w:rPr>
                 <w:rFonts w:eastAsia="Times New Roman" w:cs="Times New Roman" w:ascii="Times New Roman" w:hAnsi="Times New Roman"/>
@@ -798,16 +798,16 @@
                 <w:szCs w:val="28"/>
               </w:rPr>
             </w:pPr>
-            <w:bookmarkStart w:id="41" w:name="_Toc195525839"/>
-            <w:bookmarkStart w:id="42" w:name="_Toc197217242"/>
-            <w:bookmarkStart w:id="43" w:name="_Toc195195711"/>
-            <w:bookmarkStart w:id="44" w:name="_Toc197412255"/>
-            <w:bookmarkStart w:id="45" w:name="_Toc196051121"/>
-            <w:bookmarkStart w:id="46" w:name="_Toc195522938"/>
-            <w:bookmarkStart w:id="47" w:name="_Toc197410303"/>
-            <w:bookmarkStart w:id="48" w:name="_Toc195140003"/>
-            <w:bookmarkStart w:id="49" w:name="_Toc195140820"/>
-            <w:bookmarkStart w:id="50" w:name="_Toc195140762"/>
+            <w:bookmarkStart w:id="41" w:name="_Toc195522938"/>
+            <w:bookmarkStart w:id="42" w:name="_Toc195525839"/>
+            <w:bookmarkStart w:id="43" w:name="_Toc197217242"/>
+            <w:bookmarkStart w:id="44" w:name="_Toc196051121"/>
+            <w:bookmarkStart w:id="45" w:name="_Toc197412255"/>
+            <w:bookmarkStart w:id="46" w:name="_Toc195140003"/>
+            <w:bookmarkStart w:id="47" w:name="_Toc195140820"/>
+            <w:bookmarkStart w:id="48" w:name="_Toc195140762"/>
+            <w:bookmarkStart w:id="49" w:name="_Toc195195711"/>
+            <w:bookmarkStart w:id="50" w:name="_Toc197410303"/>
             <w:r>
               <w:rPr>
                 <w:rFonts w:eastAsia="Calibri" w:cs="Times New Roman" w:ascii="Times New Roman" w:hAnsi="Times New Roman"/>
@@ -866,14 +866,14 @@
                 <w:szCs w:val="28"/>
               </w:rPr>
             </w:pPr>
-            <w:bookmarkStart w:id="51" w:name="_Toc195195712"/>
-            <w:bookmarkStart w:id="52" w:name="_Toc195522939"/>
-            <w:bookmarkStart w:id="53" w:name="_Toc195525840"/>
-            <w:bookmarkStart w:id="54" w:name="_Toc196051122"/>
-            <w:bookmarkStart w:id="55" w:name="_Toc197217243"/>
-            <w:bookmarkStart w:id="56" w:name="_Toc195140004"/>
-            <w:bookmarkStart w:id="57" w:name="_Toc195140763"/>
-            <w:bookmarkStart w:id="58" w:name="_Toc195140821"/>
+            <w:bookmarkStart w:id="51" w:name="_Toc195140821"/>
+            <w:bookmarkStart w:id="52" w:name="_Toc195195712"/>
+            <w:bookmarkStart w:id="53" w:name="_Toc195522939"/>
+            <w:bookmarkStart w:id="54" w:name="_Toc195525840"/>
+            <w:bookmarkStart w:id="55" w:name="_Toc196051122"/>
+            <w:bookmarkStart w:id="56" w:name="_Toc197217243"/>
+            <w:bookmarkStart w:id="57" w:name="_Toc195140004"/>
+            <w:bookmarkStart w:id="58" w:name="_Toc195140763"/>
             <w:bookmarkStart w:id="59" w:name="_Toc197410304"/>
             <w:bookmarkStart w:id="60" w:name="_Toc197412256"/>
             <w:r>
@@ -2069,11 +2069,11 @@
       <w:r>
         <w:br w:type="page"/>
       </w:r>
-      <w:bookmarkStart w:id="61" w:name="_Toc102500951"/>
-      <w:bookmarkStart w:id="62" w:name="_Toc195525842"/>
+      <w:bookmarkStart w:id="61" w:name="_Toc197410306"/>
+      <w:bookmarkStart w:id="62" w:name="_Toc197412258"/>
       <w:bookmarkStart w:id="63" w:name="_Toc195522941"/>
-      <w:bookmarkStart w:id="64" w:name="_Toc197412258"/>
-      <w:bookmarkStart w:id="65" w:name="_Toc197410306"/>
+      <w:bookmarkStart w:id="64" w:name="_Toc195525842"/>
+      <w:bookmarkStart w:id="65" w:name="_Toc102500951"/>
       <w:r>
         <w:rPr>
           <w:rFonts w:cs="Times New Roman" w:ascii="Liberation Serif" w:hAnsi="Liberation Serif"/>
@@ -2347,7 +2347,7 @@
       </w:r>
       <w:r>
         <w:rPr>
-          <w:rStyle w:val="Style19"/>
+          <w:rStyle w:val="user4"/>
           <w:rFonts w:eastAsia="" w:ascii="Liberation Serif" w:hAnsi="Liberation Serif" w:eastAsiaTheme="majorEastAsia"/>
           <w:b w:val="false"/>
           <w:bCs w:val="false"/>
@@ -2406,8 +2406,8 @@
           <w:rFonts w:ascii="Liberation Serif" w:hAnsi="Liberation Serif"/>
         </w:rPr>
       </w:pPr>
-      <w:bookmarkStart w:id="66" w:name="_Toc197412259"/>
-      <w:bookmarkStart w:id="67" w:name="_Toc215047425"/>
+      <w:bookmarkStart w:id="66" w:name="_Toc215047425"/>
+      <w:bookmarkStart w:id="67" w:name="_Toc197412259"/>
       <w:r>
         <w:rPr>
           <w:rFonts w:cs="Times New Roman" w:ascii="Liberation Serif" w:hAnsi="Liberation Serif"/>
@@ -4070,7 +4070,7 @@
       </w:r>
       <w:r>
         <w:rPr>
-          <w:rStyle w:val="Style19"/>
+          <w:rStyle w:val="user4"/>
           <w:rFonts w:ascii="Liberation Serif" w:hAnsi="Liberation Serif"/>
           <w:color w:val="FFFFFF"/>
           <w:sz w:val="28"/>
@@ -4285,8 +4285,8 @@
           <w:rFonts w:ascii="Liberation Serif" w:hAnsi="Liberation Serif"/>
         </w:rPr>
       </w:pPr>
-      <w:bookmarkStart w:id="74" w:name="_Hlk194590271"/>
-      <w:bookmarkStart w:id="75" w:name="_Hlk194590313"/>
+      <w:bookmarkStart w:id="74" w:name="_Hlk194590313"/>
+      <w:bookmarkStart w:id="75" w:name="_Hlk194590271"/>
       <w:bookmarkEnd w:id="74"/>
       <w:bookmarkEnd w:id="75"/>
       <w:r>
@@ -4339,7 +4339,7 @@
           </w:tcPr>
           <w:p>
             <w:pPr>
-              <w:pStyle w:val="user8"/>
+              <w:pStyle w:val="Style23"/>
               <w:spacing w:before="0" w:after="160"/>
               <w:jc w:val="center"/>
               <w:rPr>
@@ -4390,7 +4390,7 @@
           </w:tcPr>
           <w:p>
             <w:pPr>
-              <w:pStyle w:val="user8"/>
+              <w:pStyle w:val="Style23"/>
               <w:spacing w:before="0" w:after="160"/>
               <w:jc w:val="center"/>
               <w:rPr>
@@ -4422,7 +4422,7 @@
           </w:tcPr>
           <w:p>
             <w:pPr>
-              <w:pStyle w:val="user8"/>
+              <w:pStyle w:val="Style23"/>
               <w:spacing w:before="0" w:after="160"/>
               <w:jc w:val="center"/>
               <w:rPr>
@@ -4454,7 +4454,7 @@
           </w:tcPr>
           <w:p>
             <w:pPr>
-              <w:pStyle w:val="user8"/>
+              <w:pStyle w:val="Style23"/>
               <w:spacing w:before="0" w:after="160"/>
               <w:jc w:val="center"/>
               <w:rPr>
@@ -4486,7 +4486,7 @@
           </w:tcPr>
           <w:p>
             <w:pPr>
-              <w:pStyle w:val="user8"/>
+              <w:pStyle w:val="Style23"/>
               <w:spacing w:before="0" w:after="160"/>
               <w:jc w:val="center"/>
               <w:rPr>
@@ -4522,7 +4522,7 @@
           </w:tcPr>
           <w:p>
             <w:pPr>
-              <w:pStyle w:val="user8"/>
+              <w:pStyle w:val="Style23"/>
               <w:spacing w:before="0" w:after="160"/>
               <w:jc w:val="both"/>
               <w:rPr>
@@ -4553,7 +4553,7 @@
           </w:tcPr>
           <w:p>
             <w:pPr>
-              <w:pStyle w:val="user8"/>
+              <w:pStyle w:val="Style23"/>
               <w:spacing w:before="0" w:after="160"/>
               <w:jc w:val="center"/>
               <w:rPr>
@@ -4584,7 +4584,7 @@
           </w:tcPr>
           <w:p>
             <w:pPr>
-              <w:pStyle w:val="user8"/>
+              <w:pStyle w:val="Style23"/>
               <w:spacing w:before="0" w:after="160"/>
               <w:jc w:val="center"/>
               <w:rPr>
@@ -4615,7 +4615,7 @@
           </w:tcPr>
           <w:p>
             <w:pPr>
-              <w:pStyle w:val="user8"/>
+              <w:pStyle w:val="Style23"/>
               <w:spacing w:before="0" w:after="160"/>
               <w:jc w:val="center"/>
               <w:rPr>
@@ -4646,7 +4646,7 @@
           </w:tcPr>
           <w:p>
             <w:pPr>
-              <w:pStyle w:val="user8"/>
+              <w:pStyle w:val="Style23"/>
               <w:spacing w:before="0" w:after="160"/>
               <w:jc w:val="center"/>
               <w:rPr>
@@ -4680,7 +4680,7 @@
           </w:tcPr>
           <w:p>
             <w:pPr>
-              <w:pStyle w:val="user8"/>
+              <w:pStyle w:val="Style23"/>
               <w:spacing w:before="0" w:after="160"/>
               <w:jc w:val="both"/>
               <w:rPr>
@@ -4711,7 +4711,7 @@
           </w:tcPr>
           <w:p>
             <w:pPr>
-              <w:pStyle w:val="user8"/>
+              <w:pStyle w:val="Style23"/>
               <w:spacing w:before="0" w:after="160"/>
               <w:jc w:val="center"/>
               <w:rPr>
@@ -4742,7 +4742,7 @@
           </w:tcPr>
           <w:p>
             <w:pPr>
-              <w:pStyle w:val="user8"/>
+              <w:pStyle w:val="Style23"/>
               <w:spacing w:before="0" w:after="160"/>
               <w:jc w:val="center"/>
               <w:rPr>
@@ -4773,7 +4773,7 @@
           </w:tcPr>
           <w:p>
             <w:pPr>
-              <w:pStyle w:val="user8"/>
+              <w:pStyle w:val="Style23"/>
               <w:spacing w:before="0" w:after="160"/>
               <w:jc w:val="center"/>
               <w:rPr>
@@ -4804,7 +4804,7 @@
           </w:tcPr>
           <w:p>
             <w:pPr>
-              <w:pStyle w:val="user8"/>
+              <w:pStyle w:val="Style23"/>
               <w:spacing w:before="0" w:after="160"/>
               <w:jc w:val="center"/>
               <w:rPr>
@@ -4838,7 +4838,7 @@
           </w:tcPr>
           <w:p>
             <w:pPr>
-              <w:pStyle w:val="user8"/>
+              <w:pStyle w:val="Style23"/>
               <w:spacing w:before="0" w:after="160"/>
               <w:jc w:val="both"/>
               <w:rPr>
@@ -4869,7 +4869,7 @@
           </w:tcPr>
           <w:p>
             <w:pPr>
-              <w:pStyle w:val="user8"/>
+              <w:pStyle w:val="Style23"/>
               <w:spacing w:before="0" w:after="160"/>
               <w:jc w:val="center"/>
               <w:rPr>
@@ -4900,7 +4900,7 @@
           </w:tcPr>
           <w:p>
             <w:pPr>
-              <w:pStyle w:val="user8"/>
+              <w:pStyle w:val="Style23"/>
               <w:spacing w:before="0" w:after="160"/>
               <w:jc w:val="center"/>
               <w:rPr>
@@ -4931,7 +4931,7 @@
           </w:tcPr>
           <w:p>
             <w:pPr>
-              <w:pStyle w:val="user8"/>
+              <w:pStyle w:val="Style23"/>
               <w:spacing w:before="0" w:after="160"/>
               <w:jc w:val="center"/>
               <w:rPr>
@@ -4962,7 +4962,7 @@
           </w:tcPr>
           <w:p>
             <w:pPr>
-              <w:pStyle w:val="user8"/>
+              <w:pStyle w:val="Style23"/>
               <w:spacing w:before="0" w:after="160"/>
               <w:jc w:val="center"/>
               <w:rPr>
@@ -4996,7 +4996,7 @@
           </w:tcPr>
           <w:p>
             <w:pPr>
-              <w:pStyle w:val="user8"/>
+              <w:pStyle w:val="Style23"/>
               <w:spacing w:before="0" w:after="160"/>
               <w:jc w:val="both"/>
               <w:rPr>
@@ -5027,7 +5027,7 @@
           </w:tcPr>
           <w:p>
             <w:pPr>
-              <w:pStyle w:val="user8"/>
+              <w:pStyle w:val="Style23"/>
               <w:spacing w:before="0" w:after="160"/>
               <w:jc w:val="center"/>
               <w:rPr>
@@ -5058,7 +5058,7 @@
           </w:tcPr>
           <w:p>
             <w:pPr>
-              <w:pStyle w:val="user8"/>
+              <w:pStyle w:val="Style23"/>
               <w:spacing w:before="0" w:after="160"/>
               <w:jc w:val="center"/>
               <w:rPr>
@@ -5089,7 +5089,7 @@
           </w:tcPr>
           <w:p>
             <w:pPr>
-              <w:pStyle w:val="user8"/>
+              <w:pStyle w:val="Style23"/>
               <w:spacing w:before="0" w:after="160"/>
               <w:jc w:val="center"/>
               <w:rPr>
@@ -5120,7 +5120,7 @@
           </w:tcPr>
           <w:p>
             <w:pPr>
-              <w:pStyle w:val="user8"/>
+              <w:pStyle w:val="Style23"/>
               <w:spacing w:before="0" w:after="160"/>
               <w:jc w:val="center"/>
               <w:rPr>
@@ -5154,7 +5154,7 @@
           </w:tcPr>
           <w:p>
             <w:pPr>
-              <w:pStyle w:val="user8"/>
+              <w:pStyle w:val="Style23"/>
               <w:spacing w:before="0" w:after="160"/>
               <w:jc w:val="both"/>
               <w:rPr>
@@ -5185,7 +5185,7 @@
           </w:tcPr>
           <w:p>
             <w:pPr>
-              <w:pStyle w:val="user8"/>
+              <w:pStyle w:val="Style23"/>
               <w:spacing w:before="0" w:after="160"/>
               <w:jc w:val="center"/>
               <w:rPr>
@@ -5216,7 +5216,7 @@
           </w:tcPr>
           <w:p>
             <w:pPr>
-              <w:pStyle w:val="user8"/>
+              <w:pStyle w:val="Style23"/>
               <w:spacing w:before="0" w:after="160"/>
               <w:jc w:val="center"/>
               <w:rPr>
@@ -5247,7 +5247,7 @@
           </w:tcPr>
           <w:p>
             <w:pPr>
-              <w:pStyle w:val="user8"/>
+              <w:pStyle w:val="Style23"/>
               <w:spacing w:before="0" w:after="160"/>
               <w:jc w:val="center"/>
               <w:rPr>
@@ -5278,7 +5278,7 @@
           </w:tcPr>
           <w:p>
             <w:pPr>
-              <w:pStyle w:val="user8"/>
+              <w:pStyle w:val="Style23"/>
               <w:spacing w:before="0" w:after="160"/>
               <w:jc w:val="center"/>
               <w:rPr>
@@ -6054,7 +6054,7 @@
       </w:r>
       <w:r>
         <w:rPr>
-          <w:rStyle w:val="Style19"/>
+          <w:rStyle w:val="user4"/>
           <w:rFonts w:ascii="Liberation Serif" w:hAnsi="Liberation Serif"/>
           <w:b w:val="false"/>
           <w:bCs w:val="false"/>
@@ -6083,7 +6083,7 @@
       </w:r>
       <w:r>
         <w:rPr>
-          <w:rStyle w:val="Style19"/>
+          <w:rStyle w:val="user4"/>
           <w:rFonts w:ascii="Liberation Serif" w:hAnsi="Liberation Serif"/>
           <w:b w:val="false"/>
           <w:bCs w:val="false"/>
@@ -6204,7 +6204,7 @@
       </w:r>
       <w:r>
         <w:rPr>
-          <w:rStyle w:val="Style19"/>
+          <w:rStyle w:val="user4"/>
           <w:rFonts w:ascii="Liberation Serif" w:hAnsi="Liberation Serif"/>
           <w:b w:val="false"/>
           <w:bCs w:val="false"/>
@@ -6287,7 +6287,7 @@
       </w:r>
       <w:r>
         <w:rPr>
-          <w:rStyle w:val="Style19"/>
+          <w:rStyle w:val="user4"/>
           <w:rFonts w:ascii="Liberation Serif" w:hAnsi="Liberation Serif"/>
           <w:b w:val="false"/>
           <w:bCs w:val="false"/>
@@ -6338,7 +6338,7 @@
       </w:r>
       <w:r>
         <w:rPr>
-          <w:rStyle w:val="Style19"/>
+          <w:rStyle w:val="user4"/>
           <w:rFonts w:ascii="Liberation Serif" w:hAnsi="Liberation Serif"/>
           <w:b w:val="false"/>
           <w:bCs w:val="false"/>
@@ -6540,7 +6540,7 @@
       </w:r>
       <w:r>
         <w:rPr>
-          <w:rStyle w:val="user2"/>
+          <w:rStyle w:val="Style17"/>
           <w:rFonts w:ascii="Liberation Serif" w:hAnsi="Liberation Serif"/>
           <w:b w:val="false"/>
           <w:bCs w:val="false"/>
@@ -6625,7 +6625,7 @@
           </w:tcPr>
           <w:p>
             <w:pPr>
-              <w:pStyle w:val="user8"/>
+              <w:pStyle w:val="Style23"/>
               <w:spacing w:before="0" w:after="160"/>
               <w:jc w:val="center"/>
               <w:rPr>
@@ -6657,7 +6657,7 @@
           </w:tcPr>
           <w:p>
             <w:pPr>
-              <w:pStyle w:val="user8"/>
+              <w:pStyle w:val="Style23"/>
               <w:spacing w:before="0" w:after="160"/>
               <w:jc w:val="center"/>
               <w:rPr>
@@ -6689,7 +6689,7 @@
           </w:tcPr>
           <w:p>
             <w:pPr>
-              <w:pStyle w:val="user8"/>
+              <w:pStyle w:val="Style23"/>
               <w:spacing w:before="0" w:after="160"/>
               <w:jc w:val="center"/>
               <w:rPr>
@@ -6717,7 +6717,7 @@
           </w:tcPr>
           <w:p>
             <w:pPr>
-              <w:pStyle w:val="user8"/>
+              <w:pStyle w:val="Style23"/>
               <w:spacing w:before="0" w:after="160"/>
               <w:jc w:val="center"/>
               <w:rPr>
@@ -6747,7 +6747,7 @@
           </w:tcPr>
           <w:p>
             <w:pPr>
-              <w:pStyle w:val="user8"/>
+              <w:pStyle w:val="Style23"/>
               <w:spacing w:before="0" w:after="160"/>
               <w:jc w:val="center"/>
               <w:rPr>
@@ -6775,7 +6775,7 @@
           </w:tcPr>
           <w:p>
             <w:pPr>
-              <w:pStyle w:val="user8"/>
+              <w:pStyle w:val="Style23"/>
               <w:spacing w:before="0" w:after="160"/>
               <w:jc w:val="center"/>
               <w:rPr>
@@ -6805,7 +6805,7 @@
           </w:tcPr>
           <w:p>
             <w:pPr>
-              <w:pStyle w:val="user8"/>
+              <w:pStyle w:val="Style23"/>
               <w:spacing w:before="0" w:after="160"/>
               <w:jc w:val="center"/>
               <w:rPr>
@@ -6833,7 +6833,7 @@
           </w:tcPr>
           <w:p>
             <w:pPr>
-              <w:pStyle w:val="user8"/>
+              <w:pStyle w:val="Style23"/>
               <w:spacing w:before="0" w:after="160"/>
               <w:jc w:val="center"/>
               <w:rPr>
@@ -6863,7 +6863,7 @@
           </w:tcPr>
           <w:p>
             <w:pPr>
-              <w:pStyle w:val="user8"/>
+              <w:pStyle w:val="Style23"/>
               <w:spacing w:before="0" w:after="160"/>
               <w:jc w:val="center"/>
               <w:rPr>
@@ -6891,7 +6891,7 @@
           </w:tcPr>
           <w:p>
             <w:pPr>
-              <w:pStyle w:val="user8"/>
+              <w:pStyle w:val="Style23"/>
               <w:spacing w:before="0" w:after="160"/>
               <w:jc w:val="center"/>
               <w:rPr>
@@ -6921,7 +6921,7 @@
           </w:tcPr>
           <w:p>
             <w:pPr>
-              <w:pStyle w:val="user8"/>
+              <w:pStyle w:val="Style23"/>
               <w:spacing w:before="0" w:after="160"/>
               <w:jc w:val="center"/>
               <w:rPr>
@@ -6949,7 +6949,7 @@
           </w:tcPr>
           <w:p>
             <w:pPr>
-              <w:pStyle w:val="user8"/>
+              <w:pStyle w:val="Style23"/>
               <w:spacing w:before="0" w:after="160"/>
               <w:jc w:val="center"/>
               <w:rPr>
@@ -6979,7 +6979,7 @@
           </w:tcPr>
           <w:p>
             <w:pPr>
-              <w:pStyle w:val="user8"/>
+              <w:pStyle w:val="Style23"/>
               <w:spacing w:before="0" w:after="160"/>
               <w:jc w:val="center"/>
               <w:rPr>
@@ -7007,7 +7007,7 @@
           </w:tcPr>
           <w:p>
             <w:pPr>
-              <w:pStyle w:val="user8"/>
+              <w:pStyle w:val="Style23"/>
               <w:spacing w:before="0" w:after="160"/>
               <w:jc w:val="center"/>
               <w:rPr>
@@ -7037,7 +7037,7 @@
           </w:tcPr>
           <w:p>
             <w:pPr>
-              <w:pStyle w:val="user8"/>
+              <w:pStyle w:val="Style23"/>
               <w:spacing w:before="0" w:after="160"/>
               <w:jc w:val="center"/>
               <w:rPr>
@@ -7065,7 +7065,7 @@
           </w:tcPr>
           <w:p>
             <w:pPr>
-              <w:pStyle w:val="user8"/>
+              <w:pStyle w:val="Style23"/>
               <w:spacing w:before="0" w:after="160"/>
               <w:jc w:val="center"/>
               <w:rPr>
@@ -7095,7 +7095,7 @@
           </w:tcPr>
           <w:p>
             <w:pPr>
-              <w:pStyle w:val="user8"/>
+              <w:pStyle w:val="Style23"/>
               <w:spacing w:before="0" w:after="160"/>
               <w:jc w:val="center"/>
               <w:rPr>
@@ -7123,7 +7123,7 @@
           </w:tcPr>
           <w:p>
             <w:pPr>
-              <w:pStyle w:val="user8"/>
+              <w:pStyle w:val="Style23"/>
               <w:spacing w:before="0" w:after="160"/>
               <w:jc w:val="center"/>
               <w:rPr>
@@ -7153,7 +7153,7 @@
           </w:tcPr>
           <w:p>
             <w:pPr>
-              <w:pStyle w:val="user8"/>
+              <w:pStyle w:val="Style23"/>
               <w:spacing w:before="0" w:after="160"/>
               <w:jc w:val="center"/>
               <w:rPr>
@@ -7181,7 +7181,7 @@
           </w:tcPr>
           <w:p>
             <w:pPr>
-              <w:pStyle w:val="user8"/>
+              <w:pStyle w:val="Style23"/>
               <w:spacing w:before="0" w:after="160"/>
               <w:jc w:val="center"/>
               <w:rPr>
@@ -7437,7 +7437,7 @@
           </w:tcPr>
           <w:p>
             <w:pPr>
-              <w:pStyle w:val="user8"/>
+              <w:pStyle w:val="Style23"/>
               <w:spacing w:before="0" w:after="160"/>
               <w:jc w:val="center"/>
               <w:rPr>
@@ -7466,7 +7466,7 @@
           </w:tcPr>
           <w:p>
             <w:pPr>
-              <w:pStyle w:val="user8"/>
+              <w:pStyle w:val="Style23"/>
               <w:spacing w:before="0" w:after="160"/>
               <w:jc w:val="center"/>
               <w:rPr>
@@ -7496,7 +7496,7 @@
           </w:tcPr>
           <w:p>
             <w:pPr>
-              <w:pStyle w:val="user8"/>
+              <w:pStyle w:val="Style23"/>
               <w:spacing w:before="0" w:after="160"/>
               <w:jc w:val="center"/>
               <w:rPr>
@@ -7526,14 +7526,14 @@
           </w:tcPr>
           <w:p>
             <w:pPr>
-              <w:pStyle w:val="user8"/>
+              <w:pStyle w:val="Style23"/>
               <w:spacing w:before="0" w:after="160"/>
               <w:jc w:val="center"/>
               <w:rPr/>
             </w:pPr>
             <w:r>
               <w:rPr>
-                <w:rStyle w:val="user2"/>
+                <w:rStyle w:val="Style17"/>
                 <w:rFonts w:ascii="Liberation Serif" w:hAnsi="Liberation Serif"/>
                 <w:sz w:val="28"/>
                 <w:szCs w:val="28"/>
@@ -7552,7 +7552,7 @@
           </w:tcPr>
           <w:p>
             <w:pPr>
-              <w:pStyle w:val="user8"/>
+              <w:pStyle w:val="Style23"/>
               <w:spacing w:before="0" w:after="160"/>
               <w:jc w:val="center"/>
               <w:rPr>
@@ -7580,7 +7580,7 @@
           </w:tcPr>
           <w:p>
             <w:pPr>
-              <w:pStyle w:val="user8"/>
+              <w:pStyle w:val="Style23"/>
               <w:spacing w:before="0" w:after="160"/>
               <w:jc w:val="center"/>
               <w:rPr>
@@ -7610,14 +7610,14 @@
           </w:tcPr>
           <w:p>
             <w:pPr>
-              <w:pStyle w:val="user8"/>
+              <w:pStyle w:val="Style23"/>
               <w:spacing w:before="0" w:after="160"/>
               <w:jc w:val="center"/>
               <w:rPr/>
             </w:pPr>
             <w:r>
               <w:rPr>
-                <w:rStyle w:val="user2"/>
+                <w:rStyle w:val="Style17"/>
                 <w:rFonts w:ascii="Liberation Serif" w:hAnsi="Liberation Serif"/>
                 <w:sz w:val="28"/>
                 <w:szCs w:val="28"/>
@@ -7636,7 +7636,7 @@
           </w:tcPr>
           <w:p>
             <w:pPr>
-              <w:pStyle w:val="user8"/>
+              <w:pStyle w:val="Style23"/>
               <w:spacing w:before="0" w:after="160"/>
               <w:jc w:val="center"/>
               <w:rPr>
@@ -7664,7 +7664,7 @@
           </w:tcPr>
           <w:p>
             <w:pPr>
-              <w:pStyle w:val="user8"/>
+              <w:pStyle w:val="Style23"/>
               <w:spacing w:before="0" w:after="160"/>
               <w:jc w:val="center"/>
               <w:rPr>
@@ -7694,14 +7694,14 @@
           </w:tcPr>
           <w:p>
             <w:pPr>
-              <w:pStyle w:val="user8"/>
+              <w:pStyle w:val="Style23"/>
               <w:spacing w:before="0" w:after="160"/>
               <w:jc w:val="center"/>
               <w:rPr/>
             </w:pPr>
             <w:r>
               <w:rPr>
-                <w:rStyle w:val="user2"/>
+                <w:rStyle w:val="Style17"/>
                 <w:rFonts w:ascii="Liberation Serif" w:hAnsi="Liberation Serif"/>
                 <w:sz w:val="28"/>
                 <w:szCs w:val="28"/>
@@ -7720,7 +7720,7 @@
           </w:tcPr>
           <w:p>
             <w:pPr>
-              <w:pStyle w:val="user8"/>
+              <w:pStyle w:val="Style23"/>
               <w:spacing w:before="0" w:after="160"/>
               <w:jc w:val="center"/>
               <w:rPr>
@@ -7748,7 +7748,7 @@
           </w:tcPr>
           <w:p>
             <w:pPr>
-              <w:pStyle w:val="user8"/>
+              <w:pStyle w:val="Style23"/>
               <w:spacing w:before="0" w:after="160"/>
               <w:jc w:val="center"/>
               <w:rPr>
@@ -7778,14 +7778,14 @@
           </w:tcPr>
           <w:p>
             <w:pPr>
-              <w:pStyle w:val="user8"/>
+              <w:pStyle w:val="Style23"/>
               <w:spacing w:before="0" w:after="160"/>
               <w:jc w:val="center"/>
               <w:rPr/>
             </w:pPr>
             <w:r>
               <w:rPr>
-                <w:rStyle w:val="user2"/>
+                <w:rStyle w:val="Style17"/>
                 <w:rFonts w:ascii="Liberation Serif" w:hAnsi="Liberation Serif"/>
                 <w:sz w:val="28"/>
                 <w:szCs w:val="28"/>
@@ -7804,7 +7804,7 @@
           </w:tcPr>
           <w:p>
             <w:pPr>
-              <w:pStyle w:val="user8"/>
+              <w:pStyle w:val="Style23"/>
               <w:spacing w:before="0" w:after="160"/>
               <w:jc w:val="center"/>
               <w:rPr>
@@ -7832,7 +7832,7 @@
           </w:tcPr>
           <w:p>
             <w:pPr>
-              <w:pStyle w:val="user8"/>
+              <w:pStyle w:val="Style23"/>
               <w:spacing w:before="0" w:after="160"/>
               <w:jc w:val="center"/>
               <w:rPr>
@@ -7862,14 +7862,14 @@
           </w:tcPr>
           <w:p>
             <w:pPr>
-              <w:pStyle w:val="user8"/>
+              <w:pStyle w:val="Style23"/>
               <w:spacing w:before="0" w:after="160"/>
               <w:jc w:val="center"/>
               <w:rPr/>
             </w:pPr>
             <w:r>
               <w:rPr>
-                <w:rStyle w:val="user2"/>
+                <w:rStyle w:val="Style17"/>
                 <w:rFonts w:ascii="Liberation Serif" w:hAnsi="Liberation Serif"/>
                 <w:sz w:val="28"/>
                 <w:szCs w:val="28"/>
@@ -7888,7 +7888,7 @@
           </w:tcPr>
           <w:p>
             <w:pPr>
-              <w:pStyle w:val="user8"/>
+              <w:pStyle w:val="Style23"/>
               <w:spacing w:before="0" w:after="160"/>
               <w:jc w:val="center"/>
               <w:rPr>
@@ -7916,7 +7916,7 @@
           </w:tcPr>
           <w:p>
             <w:pPr>
-              <w:pStyle w:val="user8"/>
+              <w:pStyle w:val="Style23"/>
               <w:spacing w:before="0" w:after="160"/>
               <w:jc w:val="center"/>
               <w:rPr>
@@ -7946,14 +7946,14 @@
           </w:tcPr>
           <w:p>
             <w:pPr>
-              <w:pStyle w:val="user8"/>
+              <w:pStyle w:val="Style23"/>
               <w:spacing w:before="0" w:after="160"/>
               <w:jc w:val="center"/>
               <w:rPr/>
             </w:pPr>
             <w:r>
               <w:rPr>
-                <w:rStyle w:val="user2"/>
+                <w:rStyle w:val="Style17"/>
                 <w:rFonts w:ascii="Liberation Serif" w:hAnsi="Liberation Serif"/>
                 <w:sz w:val="28"/>
                 <w:szCs w:val="28"/>
@@ -7972,7 +7972,7 @@
           </w:tcPr>
           <w:p>
             <w:pPr>
-              <w:pStyle w:val="user8"/>
+              <w:pStyle w:val="Style23"/>
               <w:spacing w:before="0" w:after="160"/>
               <w:jc w:val="center"/>
               <w:rPr>
@@ -8000,7 +8000,7 @@
           </w:tcPr>
           <w:p>
             <w:pPr>
-              <w:pStyle w:val="user8"/>
+              <w:pStyle w:val="Style23"/>
               <w:spacing w:before="0" w:after="160"/>
               <w:jc w:val="center"/>
               <w:rPr>
@@ -8030,14 +8030,14 @@
           </w:tcPr>
           <w:p>
             <w:pPr>
-              <w:pStyle w:val="user8"/>
+              <w:pStyle w:val="Style23"/>
               <w:spacing w:before="0" w:after="160"/>
               <w:jc w:val="center"/>
               <w:rPr/>
             </w:pPr>
             <w:r>
               <w:rPr>
-                <w:rStyle w:val="user2"/>
+                <w:rStyle w:val="Style17"/>
                 <w:rFonts w:ascii="Liberation Serif" w:hAnsi="Liberation Serif"/>
                 <w:sz w:val="28"/>
                 <w:szCs w:val="28"/>
@@ -8056,7 +8056,7 @@
           </w:tcPr>
           <w:p>
             <w:pPr>
-              <w:pStyle w:val="user8"/>
+              <w:pStyle w:val="Style23"/>
               <w:spacing w:before="0" w:after="160"/>
               <w:jc w:val="center"/>
               <w:rPr>
@@ -8084,7 +8084,7 @@
           </w:tcPr>
           <w:p>
             <w:pPr>
-              <w:pStyle w:val="user8"/>
+              <w:pStyle w:val="Style23"/>
               <w:spacing w:before="0" w:after="160"/>
               <w:jc w:val="center"/>
               <w:rPr>
@@ -8114,14 +8114,14 @@
           </w:tcPr>
           <w:p>
             <w:pPr>
-              <w:pStyle w:val="user8"/>
+              <w:pStyle w:val="Style23"/>
               <w:spacing w:before="0" w:after="160"/>
               <w:jc w:val="center"/>
               <w:rPr/>
             </w:pPr>
             <w:r>
               <w:rPr>
-                <w:rStyle w:val="user2"/>
+                <w:rStyle w:val="Style17"/>
                 <w:rFonts w:ascii="Liberation Serif" w:hAnsi="Liberation Serif"/>
                 <w:sz w:val="28"/>
                 <w:szCs w:val="28"/>
@@ -8140,7 +8140,7 @@
           </w:tcPr>
           <w:p>
             <w:pPr>
-              <w:pStyle w:val="user8"/>
+              <w:pStyle w:val="Style23"/>
               <w:spacing w:before="0" w:after="160"/>
               <w:jc w:val="center"/>
               <w:rPr>
@@ -8168,7 +8168,7 @@
           </w:tcPr>
           <w:p>
             <w:pPr>
-              <w:pStyle w:val="user8"/>
+              <w:pStyle w:val="Style23"/>
               <w:spacing w:before="0" w:after="160"/>
               <w:jc w:val="center"/>
               <w:rPr>
@@ -8319,7 +8319,7 @@
           </w:tcPr>
           <w:p>
             <w:pPr>
-              <w:pStyle w:val="user8"/>
+              <w:pStyle w:val="Style23"/>
               <w:spacing w:before="0" w:after="160"/>
               <w:jc w:val="center"/>
               <w:rPr>
@@ -8344,7 +8344,7 @@
           </w:tcPr>
           <w:p>
             <w:pPr>
-              <w:pStyle w:val="user8"/>
+              <w:pStyle w:val="Style23"/>
               <w:spacing w:before="0" w:after="160"/>
               <w:jc w:val="center"/>
               <w:rPr>
@@ -8369,7 +8369,7 @@
           </w:tcPr>
           <w:p>
             <w:pPr>
-              <w:pStyle w:val="user8"/>
+              <w:pStyle w:val="Style23"/>
               <w:spacing w:before="0" w:after="160"/>
               <w:jc w:val="center"/>
               <w:rPr>
@@ -8394,7 +8394,7 @@
           </w:tcPr>
           <w:p>
             <w:pPr>
-              <w:pStyle w:val="user8"/>
+              <w:pStyle w:val="Style23"/>
               <w:spacing w:before="0" w:after="160"/>
               <w:jc w:val="center"/>
               <w:rPr>
@@ -8421,7 +8421,7 @@
           </w:tcPr>
           <w:p>
             <w:pPr>
-              <w:pStyle w:val="user8"/>
+              <w:pStyle w:val="Style23"/>
               <w:spacing w:before="0" w:after="160"/>
               <w:jc w:val="center"/>
               <w:rPr>
@@ -8445,14 +8445,14 @@
           </w:tcPr>
           <w:p>
             <w:pPr>
-              <w:pStyle w:val="user8"/>
+              <w:pStyle w:val="Style23"/>
               <w:spacing w:before="0" w:after="160"/>
               <w:jc w:val="center"/>
               <w:rPr/>
             </w:pPr>
             <w:r>
               <w:rPr>
-                <w:rStyle w:val="user2"/>
+                <w:rStyle w:val="Style17"/>
                 <w:rFonts w:ascii="Liberation Serif" w:hAnsi="Liberation Serif"/>
                 <w:sz w:val="28"/>
                 <w:szCs w:val="28"/>
@@ -8468,7 +8468,7 @@
           </w:tcPr>
           <w:p>
             <w:pPr>
-              <w:pStyle w:val="user8"/>
+              <w:pStyle w:val="Style23"/>
               <w:spacing w:before="0" w:after="160"/>
               <w:jc w:val="center"/>
               <w:rPr>
@@ -8492,7 +8492,7 @@
           </w:tcPr>
           <w:p>
             <w:pPr>
-              <w:pStyle w:val="user8"/>
+              <w:pStyle w:val="Style23"/>
               <w:spacing w:before="0" w:after="160"/>
               <w:jc w:val="center"/>
               <w:rPr>
@@ -8519,7 +8519,7 @@
           </w:tcPr>
           <w:p>
             <w:pPr>
-              <w:pStyle w:val="user8"/>
+              <w:pStyle w:val="Style23"/>
               <w:spacing w:before="0" w:after="160"/>
               <w:jc w:val="center"/>
               <w:rPr>
@@ -8543,14 +8543,14 @@
           </w:tcPr>
           <w:p>
             <w:pPr>
-              <w:pStyle w:val="user8"/>
+              <w:pStyle w:val="Style23"/>
               <w:spacing w:before="0" w:after="160"/>
               <w:jc w:val="center"/>
               <w:rPr/>
             </w:pPr>
             <w:r>
               <w:rPr>
-                <w:rStyle w:val="user2"/>
+                <w:rStyle w:val="Style17"/>
                 <w:rFonts w:ascii="Liberation Serif" w:hAnsi="Liberation Serif"/>
                 <w:sz w:val="28"/>
                 <w:szCs w:val="28"/>
@@ -8566,7 +8566,7 @@
           </w:tcPr>
           <w:p>
             <w:pPr>
-              <w:pStyle w:val="user8"/>
+              <w:pStyle w:val="Style23"/>
               <w:spacing w:before="0" w:after="160"/>
               <w:jc w:val="center"/>
               <w:rPr>
@@ -8590,7 +8590,7 @@
           </w:tcPr>
           <w:p>
             <w:pPr>
-              <w:pStyle w:val="user8"/>
+              <w:pStyle w:val="Style23"/>
               <w:spacing w:before="0" w:after="160"/>
               <w:jc w:val="center"/>
               <w:rPr>
@@ -8617,7 +8617,7 @@
           </w:tcPr>
           <w:p>
             <w:pPr>
-              <w:pStyle w:val="user8"/>
+              <w:pStyle w:val="Style23"/>
               <w:spacing w:before="0" w:after="160"/>
               <w:jc w:val="center"/>
               <w:rPr>
@@ -8641,14 +8641,14 @@
           </w:tcPr>
           <w:p>
             <w:pPr>
-              <w:pStyle w:val="user8"/>
+              <w:pStyle w:val="Style23"/>
               <w:spacing w:before="0" w:after="160"/>
               <w:jc w:val="center"/>
               <w:rPr/>
             </w:pPr>
             <w:r>
               <w:rPr>
-                <w:rStyle w:val="user2"/>
+                <w:rStyle w:val="Style17"/>
                 <w:rFonts w:ascii="Liberation Serif" w:hAnsi="Liberation Serif"/>
                 <w:sz w:val="28"/>
                 <w:szCs w:val="28"/>
@@ -8664,7 +8664,7 @@
           </w:tcPr>
           <w:p>
             <w:pPr>
-              <w:pStyle w:val="user8"/>
+              <w:pStyle w:val="Style23"/>
               <w:spacing w:before="0" w:after="160"/>
               <w:jc w:val="center"/>
               <w:rPr>
@@ -8688,7 +8688,7 @@
           </w:tcPr>
           <w:p>
             <w:pPr>
-              <w:pStyle w:val="user8"/>
+              <w:pStyle w:val="Style23"/>
               <w:spacing w:before="0" w:after="160"/>
               <w:jc w:val="center"/>
               <w:rPr>
@@ -8715,7 +8715,7 @@
           </w:tcPr>
           <w:p>
             <w:pPr>
-              <w:pStyle w:val="user8"/>
+              <w:pStyle w:val="Style23"/>
               <w:spacing w:before="0" w:after="160"/>
               <w:jc w:val="center"/>
               <w:rPr>
@@ -8739,14 +8739,14 @@
           </w:tcPr>
           <w:p>
             <w:pPr>
-              <w:pStyle w:val="user8"/>
+              <w:pStyle w:val="Style23"/>
               <w:spacing w:before="0" w:after="160"/>
               <w:jc w:val="center"/>
               <w:rPr/>
             </w:pPr>
             <w:r>
               <w:rPr>
-                <w:rStyle w:val="user2"/>
+                <w:rStyle w:val="Style17"/>
                 <w:rFonts w:ascii="Liberation Serif" w:hAnsi="Liberation Serif"/>
                 <w:sz w:val="28"/>
                 <w:szCs w:val="28"/>
@@ -8762,7 +8762,7 @@
           </w:tcPr>
           <w:p>
             <w:pPr>
-              <w:pStyle w:val="user8"/>
+              <w:pStyle w:val="Style23"/>
               <w:spacing w:before="0" w:after="160"/>
               <w:jc w:val="center"/>
               <w:rPr>
@@ -8786,7 +8786,7 @@
           </w:tcPr>
           <w:p>
             <w:pPr>
-              <w:pStyle w:val="user8"/>
+              <w:pStyle w:val="Style23"/>
               <w:spacing w:before="0" w:after="160"/>
               <w:jc w:val="center"/>
               <w:rPr>
@@ -8813,7 +8813,7 @@
           </w:tcPr>
           <w:p>
             <w:pPr>
-              <w:pStyle w:val="user8"/>
+              <w:pStyle w:val="Style23"/>
               <w:spacing w:before="0" w:after="160"/>
               <w:jc w:val="center"/>
               <w:rPr>
@@ -8837,14 +8837,14 @@
           </w:tcPr>
           <w:p>
             <w:pPr>
-              <w:pStyle w:val="user8"/>
+              <w:pStyle w:val="Style23"/>
               <w:spacing w:before="0" w:after="160"/>
               <w:jc w:val="center"/>
               <w:rPr/>
             </w:pPr>
             <w:r>
               <w:rPr>
-                <w:rStyle w:val="user2"/>
+                <w:rStyle w:val="Style17"/>
                 <w:rFonts w:ascii="Liberation Serif" w:hAnsi="Liberation Serif"/>
                 <w:sz w:val="28"/>
                 <w:szCs w:val="28"/>
@@ -8860,7 +8860,7 @@
           </w:tcPr>
           <w:p>
             <w:pPr>
-              <w:pStyle w:val="user8"/>
+              <w:pStyle w:val="Style23"/>
               <w:spacing w:before="0" w:after="160"/>
               <w:jc w:val="center"/>
               <w:rPr>
@@ -8884,7 +8884,7 @@
           </w:tcPr>
           <w:p>
             <w:pPr>
-              <w:pStyle w:val="user8"/>
+              <w:pStyle w:val="Style23"/>
               <w:spacing w:before="0" w:after="160"/>
               <w:jc w:val="center"/>
               <w:rPr>
@@ -8911,7 +8911,7 @@
           </w:tcPr>
           <w:p>
             <w:pPr>
-              <w:pStyle w:val="user8"/>
+              <w:pStyle w:val="Style23"/>
               <w:spacing w:before="0" w:after="160"/>
               <w:jc w:val="center"/>
               <w:rPr>
@@ -8935,14 +8935,14 @@
           </w:tcPr>
           <w:p>
             <w:pPr>
-              <w:pStyle w:val="user8"/>
+              <w:pStyle w:val="Style23"/>
               <w:spacing w:before="0" w:after="160"/>
               <w:jc w:val="center"/>
               <w:rPr/>
             </w:pPr>
             <w:r>
               <w:rPr>
-                <w:rStyle w:val="user2"/>
+                <w:rStyle w:val="Style17"/>
                 <w:rFonts w:ascii="Liberation Serif" w:hAnsi="Liberation Serif"/>
                 <w:sz w:val="28"/>
                 <w:szCs w:val="28"/>
@@ -8958,7 +8958,7 @@
           </w:tcPr>
           <w:p>
             <w:pPr>
-              <w:pStyle w:val="user8"/>
+              <w:pStyle w:val="Style23"/>
               <w:spacing w:before="0" w:after="160"/>
               <w:jc w:val="center"/>
               <w:rPr>
@@ -8982,7 +8982,7 @@
           </w:tcPr>
           <w:p>
             <w:pPr>
-              <w:pStyle w:val="user8"/>
+              <w:pStyle w:val="Style23"/>
               <w:spacing w:before="0" w:after="160"/>
               <w:jc w:val="center"/>
               <w:rPr>
@@ -9009,7 +9009,7 @@
           </w:tcPr>
           <w:p>
             <w:pPr>
-              <w:pStyle w:val="user8"/>
+              <w:pStyle w:val="Style23"/>
               <w:spacing w:before="0" w:after="160"/>
               <w:jc w:val="center"/>
               <w:rPr>
@@ -9033,14 +9033,14 @@
           </w:tcPr>
           <w:p>
             <w:pPr>
-              <w:pStyle w:val="user8"/>
+              <w:pStyle w:val="Style23"/>
               <w:spacing w:before="0" w:after="160"/>
               <w:jc w:val="center"/>
               <w:rPr/>
             </w:pPr>
             <w:r>
               <w:rPr>
-                <w:rStyle w:val="user2"/>
+                <w:rStyle w:val="Style17"/>
                 <w:rFonts w:ascii="Liberation Serif" w:hAnsi="Liberation Serif"/>
                 <w:sz w:val="28"/>
                 <w:szCs w:val="28"/>
@@ -9056,7 +9056,7 @@
           </w:tcPr>
           <w:p>
             <w:pPr>
-              <w:pStyle w:val="user8"/>
+              <w:pStyle w:val="Style23"/>
               <w:spacing w:before="0" w:after="160"/>
               <w:jc w:val="center"/>
               <w:rPr>
@@ -9080,7 +9080,7 @@
           </w:tcPr>
           <w:p>
             <w:pPr>
-              <w:pStyle w:val="user8"/>
+              <w:pStyle w:val="Style23"/>
               <w:spacing w:before="0" w:after="160"/>
               <w:jc w:val="center"/>
               <w:rPr>
@@ -9107,7 +9107,7 @@
           </w:tcPr>
           <w:p>
             <w:pPr>
-              <w:pStyle w:val="user8"/>
+              <w:pStyle w:val="Style23"/>
               <w:spacing w:before="0" w:after="160"/>
               <w:jc w:val="center"/>
               <w:rPr>
@@ -9131,14 +9131,14 @@
           </w:tcPr>
           <w:p>
             <w:pPr>
-              <w:pStyle w:val="user8"/>
+              <w:pStyle w:val="Style23"/>
               <w:spacing w:before="0" w:after="160"/>
               <w:jc w:val="center"/>
               <w:rPr/>
             </w:pPr>
             <w:r>
               <w:rPr>
-                <w:rStyle w:val="user2"/>
+                <w:rStyle w:val="Style17"/>
                 <w:rFonts w:ascii="Liberation Serif" w:hAnsi="Liberation Serif"/>
                 <w:sz w:val="28"/>
                 <w:szCs w:val="28"/>
@@ -9154,7 +9154,7 @@
           </w:tcPr>
           <w:p>
             <w:pPr>
-              <w:pStyle w:val="user8"/>
+              <w:pStyle w:val="Style23"/>
               <w:spacing w:before="0" w:after="160"/>
               <w:jc w:val="center"/>
               <w:rPr>
@@ -9178,7 +9178,7 @@
           </w:tcPr>
           <w:p>
             <w:pPr>
-              <w:pStyle w:val="user8"/>
+              <w:pStyle w:val="Style23"/>
               <w:spacing w:before="0" w:after="160"/>
               <w:jc w:val="center"/>
               <w:rPr>
@@ -9205,7 +9205,7 @@
           </w:tcPr>
           <w:p>
             <w:pPr>
-              <w:pStyle w:val="user8"/>
+              <w:pStyle w:val="Style23"/>
               <w:spacing w:before="0" w:after="160"/>
               <w:jc w:val="center"/>
               <w:rPr>
@@ -9229,14 +9229,14 @@
           </w:tcPr>
           <w:p>
             <w:pPr>
-              <w:pStyle w:val="user8"/>
+              <w:pStyle w:val="Style23"/>
               <w:spacing w:before="0" w:after="160"/>
               <w:jc w:val="center"/>
               <w:rPr/>
             </w:pPr>
             <w:r>
               <w:rPr>
-                <w:rStyle w:val="user2"/>
+                <w:rStyle w:val="Style17"/>
                 <w:rFonts w:ascii="Liberation Serif" w:hAnsi="Liberation Serif"/>
                 <w:sz w:val="28"/>
                 <w:szCs w:val="28"/>
@@ -9252,7 +9252,7 @@
           </w:tcPr>
           <w:p>
             <w:pPr>
-              <w:pStyle w:val="user8"/>
+              <w:pStyle w:val="Style23"/>
               <w:spacing w:before="0" w:after="160"/>
               <w:jc w:val="center"/>
               <w:rPr>
@@ -9276,7 +9276,7 @@
           </w:tcPr>
           <w:p>
             <w:pPr>
-              <w:pStyle w:val="user8"/>
+              <w:pStyle w:val="Style23"/>
               <w:spacing w:before="0" w:after="160"/>
               <w:jc w:val="center"/>
               <w:rPr>
@@ -9303,7 +9303,7 @@
           </w:tcPr>
           <w:p>
             <w:pPr>
-              <w:pStyle w:val="user8"/>
+              <w:pStyle w:val="Style23"/>
               <w:spacing w:before="0" w:after="160"/>
               <w:jc w:val="center"/>
               <w:rPr>
@@ -9327,14 +9327,14 @@
           </w:tcPr>
           <w:p>
             <w:pPr>
-              <w:pStyle w:val="user8"/>
+              <w:pStyle w:val="Style23"/>
               <w:spacing w:before="0" w:after="160"/>
               <w:jc w:val="center"/>
               <w:rPr/>
             </w:pPr>
             <w:r>
               <w:rPr>
-                <w:rStyle w:val="user2"/>
+                <w:rStyle w:val="Style17"/>
                 <w:rFonts w:ascii="Liberation Serif" w:hAnsi="Liberation Serif"/>
                 <w:sz w:val="28"/>
                 <w:szCs w:val="28"/>
@@ -9350,7 +9350,7 @@
           </w:tcPr>
           <w:p>
             <w:pPr>
-              <w:pStyle w:val="user8"/>
+              <w:pStyle w:val="Style23"/>
               <w:spacing w:before="0" w:after="160"/>
               <w:jc w:val="center"/>
               <w:rPr>
@@ -9374,7 +9374,7 @@
           </w:tcPr>
           <w:p>
             <w:pPr>
-              <w:pStyle w:val="user8"/>
+              <w:pStyle w:val="Style23"/>
               <w:spacing w:before="0" w:after="160"/>
               <w:jc w:val="center"/>
               <w:rPr>
@@ -9442,7 +9442,7 @@
       </w:r>
       <w:r>
         <w:rPr>
-          <w:rStyle w:val="user2"/>
+          <w:rStyle w:val="Style17"/>
           <w:rFonts w:ascii="Liberation Serif" w:hAnsi="Liberation Serif"/>
           <w:b w:val="false"/>
           <w:bCs w:val="false"/>
@@ -9469,7 +9469,7 @@
       </w:r>
       <w:r>
         <w:rPr>
-          <w:rStyle w:val="user2"/>
+          <w:rStyle w:val="Style17"/>
           <w:rFonts w:ascii="Liberation Serif" w:hAnsi="Liberation Serif"/>
           <w:b w:val="false"/>
           <w:bCs w:val="false"/>
@@ -9491,7 +9491,7 @@
       </w:pPr>
       <w:r>
         <w:rPr>
-          <w:rStyle w:val="user2"/>
+          <w:rStyle w:val="Style17"/>
           <w:rFonts w:ascii="Liberation Serif" w:hAnsi="Liberation Serif"/>
           <w:b w:val="false"/>
           <w:bCs w:val="false"/>
@@ -9519,7 +9519,7 @@
       </w:r>
       <w:r>
         <w:rPr>
-          <w:rStyle w:val="user2"/>
+          <w:rStyle w:val="Style17"/>
           <w:rFonts w:ascii="Liberation Serif" w:hAnsi="Liberation Serif"/>
           <w:b w:val="false"/>
           <w:bCs w:val="false"/>
@@ -9555,7 +9555,7 @@
       </w:r>
       <w:r>
         <w:rPr>
-          <w:rStyle w:val="user2"/>
+          <w:rStyle w:val="Style17"/>
           <w:rFonts w:ascii="Liberation Serif" w:hAnsi="Liberation Serif"/>
           <w:b w:val="false"/>
           <w:bCs w:val="false"/>
@@ -9582,7 +9582,7 @@
       </w:r>
       <w:r>
         <w:rPr>
-          <w:rStyle w:val="user2"/>
+          <w:rStyle w:val="Style17"/>
           <w:rFonts w:ascii="Liberation Serif" w:hAnsi="Liberation Serif"/>
           <w:b w:val="false"/>
           <w:bCs w:val="false"/>
@@ -9631,7 +9631,7 @@
       </w:r>
       <w:r>
         <w:rPr>
-          <w:rStyle w:val="user2"/>
+          <w:rStyle w:val="Style17"/>
           <w:rFonts w:ascii="Liberation Serif" w:hAnsi="Liberation Serif"/>
           <w:b w:val="false"/>
           <w:bCs w:val="false"/>
@@ -9658,7 +9658,7 @@
       </w:r>
       <w:r>
         <w:rPr>
-          <w:rStyle w:val="user2"/>
+          <w:rStyle w:val="Style17"/>
           <w:rFonts w:ascii="Liberation Serif" w:hAnsi="Liberation Serif"/>
           <w:b w:val="false"/>
           <w:bCs w:val="false"/>
@@ -9721,7 +9721,7 @@
       </w:r>
       <w:r>
         <w:rPr>
-          <w:rStyle w:val="user2"/>
+          <w:rStyle w:val="Style17"/>
           <w:rFonts w:ascii="Liberation Serif" w:hAnsi="Liberation Serif"/>
           <w:b w:val="false"/>
           <w:bCs w:val="false"/>
@@ -9748,7 +9748,7 @@
       </w:r>
       <w:r>
         <w:rPr>
-          <w:rStyle w:val="user2"/>
+          <w:rStyle w:val="Style17"/>
           <w:rFonts w:ascii="Liberation Serif" w:hAnsi="Liberation Serif"/>
           <w:b w:val="false"/>
           <w:bCs w:val="false"/>
@@ -9775,7 +9775,7 @@
       </w:r>
       <w:r>
         <w:rPr>
-          <w:rStyle w:val="user2"/>
+          <w:rStyle w:val="Style17"/>
           <w:rFonts w:ascii="Liberation Serif" w:hAnsi="Liberation Serif"/>
           <w:b w:val="false"/>
           <w:bCs w:val="false"/>
@@ -9802,7 +9802,7 @@
       </w:r>
       <w:r>
         <w:rPr>
-          <w:rStyle w:val="user2"/>
+          <w:rStyle w:val="Style17"/>
           <w:rFonts w:ascii="Liberation Serif" w:hAnsi="Liberation Serif"/>
           <w:b w:val="false"/>
           <w:bCs w:val="false"/>
@@ -9829,7 +9829,7 @@
       </w:r>
       <w:r>
         <w:rPr>
-          <w:rStyle w:val="user2"/>
+          <w:rStyle w:val="Style17"/>
           <w:rFonts w:ascii="Liberation Serif" w:hAnsi="Liberation Serif"/>
           <w:b w:val="false"/>
           <w:bCs w:val="false"/>
@@ -10467,7 +10467,7 @@
       </w:r>
       <w:r>
         <w:rPr>
-          <w:rStyle w:val="user2"/>
+          <w:rStyle w:val="Style17"/>
           <w:rFonts w:ascii="Liberation Serif" w:hAnsi="Liberation Serif"/>
           <w:b w:val="false"/>
           <w:bCs w:val="false"/>
@@ -10494,7 +10494,7 @@
       </w:r>
       <w:r>
         <w:rPr>
-          <w:rStyle w:val="user2"/>
+          <w:rStyle w:val="Style17"/>
           <w:rFonts w:ascii="Liberation Serif" w:hAnsi="Liberation Serif"/>
           <w:b w:val="false"/>
           <w:bCs w:val="false"/>
@@ -10543,7 +10543,7 @@
       </w:r>
       <w:r>
         <w:rPr>
-          <w:rStyle w:val="user2"/>
+          <w:rStyle w:val="Style17"/>
           <w:rFonts w:ascii="Liberation Serif" w:hAnsi="Liberation Serif"/>
           <w:b w:val="false"/>
           <w:bCs w:val="false"/>
@@ -10570,7 +10570,7 @@
       </w:r>
       <w:r>
         <w:rPr>
-          <w:rStyle w:val="user2"/>
+          <w:rStyle w:val="Style17"/>
           <w:rFonts w:ascii="Liberation Serif" w:hAnsi="Liberation Serif"/>
           <w:b w:val="false"/>
           <w:bCs w:val="false"/>
@@ -10597,7 +10597,7 @@
       </w:r>
       <w:r>
         <w:rPr>
-          <w:rStyle w:val="user2"/>
+          <w:rStyle w:val="Style17"/>
           <w:rFonts w:ascii="Liberation Serif" w:hAnsi="Liberation Serif"/>
           <w:b w:val="false"/>
           <w:bCs w:val="false"/>
@@ -10646,7 +10646,7 @@
       </w:r>
       <w:r>
         <w:rPr>
-          <w:rStyle w:val="user2"/>
+          <w:rStyle w:val="Style17"/>
           <w:rFonts w:ascii="Liberation Serif" w:hAnsi="Liberation Serif"/>
           <w:b w:val="false"/>
           <w:bCs w:val="false"/>
@@ -10673,7 +10673,7 @@
       </w:r>
       <w:r>
         <w:rPr>
-          <w:rStyle w:val="user2"/>
+          <w:rStyle w:val="Style17"/>
           <w:rFonts w:ascii="Liberation Serif" w:hAnsi="Liberation Serif"/>
           <w:b w:val="false"/>
           <w:bCs w:val="false"/>
@@ -10700,7 +10700,7 @@
       </w:r>
       <w:r>
         <w:rPr>
-          <w:rStyle w:val="user2"/>
+          <w:rStyle w:val="Style17"/>
           <w:rFonts w:ascii="Liberation Serif" w:hAnsi="Liberation Serif"/>
           <w:b w:val="false"/>
           <w:bCs w:val="false"/>
@@ -10769,7 +10769,7 @@
       </w:r>
       <w:r>
         <w:rPr>
-          <w:rStyle w:val="user2"/>
+          <w:rStyle w:val="Style17"/>
           <w:rFonts w:ascii="Liberation Serif" w:hAnsi="Liberation Serif"/>
           <w:b w:val="false"/>
           <w:bCs w:val="false"/>
@@ -10803,7 +10803,7 @@
       </w:r>
       <w:r>
         <w:rPr>
-          <w:rStyle w:val="user2"/>
+          <w:rStyle w:val="Style17"/>
           <w:rFonts w:ascii="Liberation Serif" w:hAnsi="Liberation Serif"/>
           <w:b w:val="false"/>
           <w:bCs w:val="false"/>
@@ -10830,7 +10830,7 @@
       </w:r>
       <w:r>
         <w:rPr>
-          <w:rStyle w:val="user2"/>
+          <w:rStyle w:val="Style17"/>
           <w:rFonts w:ascii="Liberation Serif" w:hAnsi="Liberation Serif"/>
           <w:b w:val="false"/>
           <w:bCs w:val="false"/>
@@ -10857,7 +10857,7 @@
       </w:r>
       <w:r>
         <w:rPr>
-          <w:rStyle w:val="user2"/>
+          <w:rStyle w:val="Style17"/>
           <w:rFonts w:ascii="Liberation Serif" w:hAnsi="Liberation Serif"/>
           <w:b w:val="false"/>
           <w:bCs w:val="false"/>
@@ -10932,7 +10932,7 @@
       </w:r>
       <w:r>
         <w:rPr>
-          <w:rStyle w:val="user2"/>
+          <w:rStyle w:val="Style17"/>
           <w:rFonts w:ascii="Liberation Serif" w:hAnsi="Liberation Serif"/>
           <w:b w:val="false"/>
           <w:bCs w:val="false"/>
@@ -10959,7 +10959,7 @@
       </w:r>
       <w:r>
         <w:rPr>
-          <w:rStyle w:val="user2"/>
+          <w:rStyle w:val="Style17"/>
           <w:rFonts w:ascii="Liberation Serif" w:hAnsi="Liberation Serif"/>
           <w:b w:val="false"/>
           <w:bCs w:val="false"/>
@@ -10986,7 +10986,7 @@
       </w:r>
       <w:r>
         <w:rPr>
-          <w:rStyle w:val="user2"/>
+          <w:rStyle w:val="Style17"/>
           <w:rFonts w:ascii="Liberation Serif" w:hAnsi="Liberation Serif"/>
           <w:b w:val="false"/>
           <w:bCs w:val="false"/>
@@ -11013,7 +11013,7 @@
       </w:r>
       <w:r>
         <w:rPr>
-          <w:rStyle w:val="user2"/>
+          <w:rStyle w:val="Style17"/>
           <w:rFonts w:ascii="Liberation Serif" w:hAnsi="Liberation Serif"/>
           <w:b w:val="false"/>
           <w:bCs w:val="false"/>
@@ -11040,7 +11040,7 @@
       </w:r>
       <w:r>
         <w:rPr>
-          <w:rStyle w:val="user2"/>
+          <w:rStyle w:val="Style17"/>
           <w:rFonts w:ascii="Liberation Serif" w:hAnsi="Liberation Serif"/>
           <w:b w:val="false"/>
           <w:bCs w:val="false"/>
@@ -11632,7 +11632,7 @@
       </w:r>
       <w:r>
         <w:rPr>
-          <w:rStyle w:val="user2"/>
+          <w:rStyle w:val="Style17"/>
           <w:rFonts w:ascii="Liberation Serif" w:hAnsi="Liberation Serif"/>
           <w:b w:val="false"/>
           <w:bCs w:val="false"/>
@@ -11659,7 +11659,7 @@
       </w:r>
       <w:r>
         <w:rPr>
-          <w:rStyle w:val="user2"/>
+          <w:rStyle w:val="Style17"/>
           <w:rFonts w:ascii="Liberation Serif" w:hAnsi="Liberation Serif"/>
           <w:b w:val="false"/>
           <w:bCs w:val="false"/>
@@ -11686,7 +11686,7 @@
       </w:r>
       <w:r>
         <w:rPr>
-          <w:rStyle w:val="user2"/>
+          <w:rStyle w:val="Style17"/>
           <w:rFonts w:ascii="Liberation Serif" w:hAnsi="Liberation Serif"/>
           <w:b w:val="false"/>
           <w:bCs w:val="false"/>
@@ -11713,7 +11713,7 @@
       </w:r>
       <w:r>
         <w:rPr>
-          <w:rStyle w:val="user2"/>
+          <w:rStyle w:val="Style17"/>
           <w:rFonts w:ascii="Liberation Serif" w:hAnsi="Liberation Serif"/>
           <w:b w:val="false"/>
           <w:bCs w:val="false"/>
@@ -11740,7 +11740,7 @@
       </w:r>
       <w:r>
         <w:rPr>
-          <w:rStyle w:val="user2"/>
+          <w:rStyle w:val="Style17"/>
           <w:rFonts w:ascii="Liberation Serif" w:hAnsi="Liberation Serif"/>
           <w:b w:val="false"/>
           <w:bCs w:val="false"/>
@@ -12094,7 +12094,7 @@
           </w:tcPr>
           <w:p>
             <w:pPr>
-              <w:pStyle w:val="user8"/>
+              <w:pStyle w:val="Style23"/>
               <w:spacing w:before="0" w:after="160"/>
               <w:jc w:val="center"/>
               <w:rPr>
@@ -12123,7 +12123,7 @@
           </w:tcPr>
           <w:p>
             <w:pPr>
-              <w:pStyle w:val="user8"/>
+              <w:pStyle w:val="Style23"/>
               <w:spacing w:before="0" w:after="160"/>
               <w:jc w:val="center"/>
               <w:rPr>
@@ -12153,7 +12153,7 @@
           </w:tcPr>
           <w:p>
             <w:pPr>
-              <w:pStyle w:val="user8"/>
+              <w:pStyle w:val="Style23"/>
               <w:spacing w:before="0" w:after="160"/>
               <w:jc w:val="center"/>
               <w:rPr>
@@ -12183,7 +12183,7 @@
           </w:tcPr>
           <w:p>
             <w:pPr>
-              <w:pStyle w:val="user8"/>
+              <w:pStyle w:val="Style23"/>
               <w:spacing w:before="0" w:after="160"/>
               <w:jc w:val="center"/>
               <w:rPr>
@@ -12210,14 +12210,14 @@
           </w:tcPr>
           <w:p>
             <w:pPr>
-              <w:pStyle w:val="user8"/>
+              <w:pStyle w:val="Style23"/>
               <w:spacing w:before="0" w:after="160"/>
               <w:jc w:val="center"/>
               <w:rPr/>
             </w:pPr>
             <w:r>
               <w:rPr>
-                <w:rStyle w:val="user2"/>
+                <w:rStyle w:val="Style17"/>
                 <w:rFonts w:ascii="Liberation Serif" w:hAnsi="Liberation Serif"/>
                 <w:sz w:val="28"/>
                 <w:szCs w:val="28"/>
@@ -12237,7 +12237,7 @@
           </w:tcPr>
           <w:p>
             <w:pPr>
-              <w:pStyle w:val="user8"/>
+              <w:pStyle w:val="Style23"/>
               <w:spacing w:before="0" w:after="160"/>
               <w:jc w:val="center"/>
               <w:rPr>
@@ -12267,7 +12267,7 @@
           </w:tcPr>
           <w:p>
             <w:pPr>
-              <w:pStyle w:val="user8"/>
+              <w:pStyle w:val="Style23"/>
               <w:spacing w:before="0" w:after="160"/>
               <w:jc w:val="center"/>
               <w:rPr>
@@ -12294,14 +12294,14 @@
           </w:tcPr>
           <w:p>
             <w:pPr>
-              <w:pStyle w:val="user8"/>
+              <w:pStyle w:val="Style23"/>
               <w:spacing w:before="0" w:after="160"/>
               <w:jc w:val="center"/>
               <w:rPr/>
             </w:pPr>
             <w:r>
               <w:rPr>
-                <w:rStyle w:val="user2"/>
+                <w:rStyle w:val="Style17"/>
                 <w:rFonts w:ascii="Liberation Serif" w:hAnsi="Liberation Serif"/>
                 <w:sz w:val="28"/>
                 <w:szCs w:val="28"/>
@@ -12321,7 +12321,7 @@
           </w:tcPr>
           <w:p>
             <w:pPr>
-              <w:pStyle w:val="user8"/>
+              <w:pStyle w:val="Style23"/>
               <w:spacing w:before="0" w:after="160"/>
               <w:jc w:val="center"/>
               <w:rPr>
@@ -12351,7 +12351,7 @@
           </w:tcPr>
           <w:p>
             <w:pPr>
-              <w:pStyle w:val="user8"/>
+              <w:pStyle w:val="Style23"/>
               <w:spacing w:before="0" w:after="160"/>
               <w:jc w:val="center"/>
               <w:rPr>
@@ -12378,14 +12378,14 @@
           </w:tcPr>
           <w:p>
             <w:pPr>
-              <w:pStyle w:val="user8"/>
+              <w:pStyle w:val="Style23"/>
               <w:spacing w:before="0" w:after="160"/>
               <w:jc w:val="center"/>
               <w:rPr/>
             </w:pPr>
             <w:r>
               <w:rPr>
-                <w:rStyle w:val="user2"/>
+                <w:rStyle w:val="Style17"/>
                 <w:rFonts w:ascii="Liberation Serif" w:hAnsi="Liberation Serif"/>
                 <w:sz w:val="28"/>
                 <w:szCs w:val="28"/>
@@ -12402,7 +12402,7 @@
             </w:r>
             <w:r>
               <w:rPr>
-                <w:rStyle w:val="user2"/>
+                <w:rStyle w:val="Style17"/>
                 <w:rFonts w:ascii="Liberation Serif" w:hAnsi="Liberation Serif"/>
                 <w:sz w:val="28"/>
                 <w:szCs w:val="28"/>
@@ -12422,7 +12422,7 @@
           </w:tcPr>
           <w:p>
             <w:pPr>
-              <w:pStyle w:val="user8"/>
+              <w:pStyle w:val="Style23"/>
               <w:spacing w:before="0" w:after="160"/>
               <w:jc w:val="center"/>
               <w:rPr>
@@ -12452,7 +12452,7 @@
           </w:tcPr>
           <w:p>
             <w:pPr>
-              <w:pStyle w:val="user8"/>
+              <w:pStyle w:val="Style23"/>
               <w:spacing w:before="0" w:after="160"/>
               <w:jc w:val="center"/>
               <w:rPr>
@@ -12479,14 +12479,14 @@
           </w:tcPr>
           <w:p>
             <w:pPr>
-              <w:pStyle w:val="user8"/>
+              <w:pStyle w:val="Style23"/>
               <w:spacing w:before="0" w:after="160"/>
               <w:jc w:val="center"/>
               <w:rPr/>
             </w:pPr>
             <w:r>
               <w:rPr>
-                <w:rStyle w:val="user2"/>
+                <w:rStyle w:val="Style17"/>
                 <w:rFonts w:ascii="Liberation Serif" w:hAnsi="Liberation Serif"/>
                 <w:sz w:val="28"/>
                 <w:szCs w:val="28"/>
@@ -12503,7 +12503,7 @@
             </w:r>
             <w:r>
               <w:rPr>
-                <w:rStyle w:val="user2"/>
+                <w:rStyle w:val="Style17"/>
                 <w:rFonts w:ascii="Liberation Serif" w:hAnsi="Liberation Serif"/>
                 <w:sz w:val="28"/>
                 <w:szCs w:val="28"/>
@@ -12523,7 +12523,7 @@
           </w:tcPr>
           <w:p>
             <w:pPr>
-              <w:pStyle w:val="user8"/>
+              <w:pStyle w:val="Style23"/>
               <w:spacing w:before="0" w:after="160"/>
               <w:jc w:val="center"/>
               <w:rPr>
@@ -12602,7 +12602,7 @@
       </w:r>
       <w:r>
         <w:rPr>
-          <w:rStyle w:val="user2"/>
+          <w:rStyle w:val="Style17"/>
           <w:rFonts w:ascii="Liberation Serif" w:hAnsi="Liberation Serif"/>
           <w:b w:val="false"/>
           <w:bCs w:val="false"/>
@@ -12629,7 +12629,7 @@
       </w:r>
       <w:r>
         <w:rPr>
-          <w:rStyle w:val="user2"/>
+          <w:rStyle w:val="Style17"/>
           <w:rFonts w:ascii="Liberation Serif" w:hAnsi="Liberation Serif"/>
           <w:b w:val="false"/>
           <w:bCs w:val="false"/>
@@ -12934,7 +12934,7 @@
       </w:r>
       <w:r>
         <w:rPr>
-          <w:rStyle w:val="user2"/>
+          <w:rStyle w:val="Style17"/>
           <w:rFonts w:ascii="Liberation Serif" w:hAnsi="Liberation Serif"/>
           <w:b w:val="false"/>
           <w:bCs w:val="false"/>
@@ -12983,7 +12983,7 @@
       </w:r>
       <w:r>
         <w:rPr>
-          <w:rStyle w:val="user2"/>
+          <w:rStyle w:val="Style17"/>
           <w:rFonts w:ascii="Liberation Serif" w:hAnsi="Liberation Serif"/>
           <w:b w:val="false"/>
           <w:bCs w:val="false"/>
@@ -13242,7 +13242,7 @@
       </w:r>
       <w:r>
         <w:rPr>
-          <w:rStyle w:val="user2"/>
+          <w:rStyle w:val="Style17"/>
           <w:rFonts w:ascii="Liberation Serif" w:hAnsi="Liberation Serif"/>
           <w:b w:val="false"/>
           <w:bCs w:val="false"/>
@@ -13685,7 +13685,7 @@
       </w:r>
       <w:r>
         <w:rPr>
-          <w:rStyle w:val="user2"/>
+          <w:rStyle w:val="Style17"/>
           <w:rFonts w:ascii="Liberation Serif" w:hAnsi="Liberation Serif"/>
           <w:b w:val="false"/>
           <w:bCs w:val="false"/>
@@ -13734,7 +13734,7 @@
       </w:r>
       <w:r>
         <w:rPr>
-          <w:rStyle w:val="user2"/>
+          <w:rStyle w:val="Style17"/>
           <w:rFonts w:ascii="Liberation Serif" w:hAnsi="Liberation Serif"/>
           <w:b w:val="false"/>
           <w:bCs w:val="false"/>
@@ -13819,7 +13819,7 @@
       </w:r>
       <w:r>
         <w:rPr>
-          <w:rStyle w:val="user2"/>
+          <w:rStyle w:val="Style17"/>
           <w:rFonts w:ascii="Liberation Serif" w:hAnsi="Liberation Serif"/>
           <w:b w:val="false"/>
           <w:bCs w:val="false"/>
@@ -13844,7 +13844,7 @@
       </w:r>
       <w:r>
         <w:rPr>
-          <w:rStyle w:val="user2"/>
+          <w:rStyle w:val="Style17"/>
           <w:rFonts w:ascii="Liberation Serif" w:hAnsi="Liberation Serif"/>
           <w:b w:val="false"/>
           <w:bCs w:val="false"/>
@@ -13890,7 +13890,7 @@
       </w:r>
       <w:r>
         <w:rPr>
-          <w:rStyle w:val="user2"/>
+          <w:rStyle w:val="Style17"/>
           <w:rFonts w:ascii="Liberation Serif" w:hAnsi="Liberation Serif"/>
           <w:b w:val="false"/>
           <w:bCs w:val="false"/>
@@ -13915,7 +13915,7 @@
       </w:r>
       <w:r>
         <w:rPr>
-          <w:rStyle w:val="user2"/>
+          <w:rStyle w:val="Style17"/>
           <w:rFonts w:ascii="Liberation Serif" w:hAnsi="Liberation Serif"/>
           <w:b w:val="false"/>
           <w:bCs w:val="false"/>
@@ -13940,7 +13940,7 @@
       </w:r>
       <w:r>
         <w:rPr>
-          <w:rStyle w:val="user2"/>
+          <w:rStyle w:val="Style17"/>
           <w:rFonts w:ascii="Liberation Serif" w:hAnsi="Liberation Serif"/>
           <w:b w:val="false"/>
           <w:bCs w:val="false"/>
@@ -13965,7 +13965,7 @@
       </w:r>
       <w:r>
         <w:rPr>
-          <w:rStyle w:val="user2"/>
+          <w:rStyle w:val="Style17"/>
           <w:rFonts w:ascii="Liberation Serif" w:hAnsi="Liberation Serif"/>
           <w:b w:val="false"/>
           <w:bCs w:val="false"/>
@@ -13990,7 +13990,7 @@
       </w:r>
       <w:r>
         <w:rPr>
-          <w:rStyle w:val="user2"/>
+          <w:rStyle w:val="Style17"/>
           <w:rFonts w:ascii="Liberation Serif" w:hAnsi="Liberation Serif"/>
           <w:b w:val="false"/>
           <w:bCs w:val="false"/>
@@ -14015,7 +14015,7 @@
       </w:r>
       <w:r>
         <w:rPr>
-          <w:rStyle w:val="user2"/>
+          <w:rStyle w:val="Style17"/>
           <w:rFonts w:ascii="Liberation Serif" w:hAnsi="Liberation Serif"/>
           <w:b w:val="false"/>
           <w:bCs w:val="false"/>
@@ -14040,7 +14040,7 @@
       </w:r>
       <w:r>
         <w:rPr>
-          <w:rStyle w:val="user2"/>
+          <w:rStyle w:val="Style17"/>
           <w:rFonts w:ascii="Liberation Serif" w:hAnsi="Liberation Serif"/>
           <w:b w:val="false"/>
           <w:bCs w:val="false"/>
@@ -14065,7 +14065,7 @@
       </w:r>
       <w:r>
         <w:rPr>
-          <w:rStyle w:val="user2"/>
+          <w:rStyle w:val="Style17"/>
           <w:rFonts w:ascii="Liberation Serif" w:hAnsi="Liberation Serif"/>
           <w:b w:val="false"/>
           <w:bCs w:val="false"/>
@@ -14151,7 +14151,7 @@
       </w:r>
       <w:r>
         <w:rPr>
-          <w:rStyle w:val="user2"/>
+          <w:rStyle w:val="Style17"/>
           <w:rFonts w:ascii="Liberation Serif" w:hAnsi="Liberation Serif"/>
           <w:b w:val="false"/>
           <w:bCs w:val="false"/>
@@ -14178,7 +14178,7 @@
       </w:r>
       <w:r>
         <w:rPr>
-          <w:rStyle w:val="user2"/>
+          <w:rStyle w:val="Style17"/>
           <w:rFonts w:ascii="Liberation Serif" w:hAnsi="Liberation Serif"/>
           <w:b w:val="false"/>
           <w:bCs w:val="false"/>
@@ -14205,7 +14205,7 @@
       </w:r>
       <w:r>
         <w:rPr>
-          <w:rStyle w:val="user2"/>
+          <w:rStyle w:val="Style17"/>
           <w:rFonts w:ascii="Liberation Serif" w:hAnsi="Liberation Serif"/>
           <w:b w:val="false"/>
           <w:bCs w:val="false"/>
@@ -14232,7 +14232,7 @@
       </w:r>
       <w:r>
         <w:rPr>
-          <w:rStyle w:val="user2"/>
+          <w:rStyle w:val="Style17"/>
           <w:rFonts w:ascii="Liberation Serif" w:hAnsi="Liberation Serif"/>
           <w:b w:val="false"/>
           <w:bCs w:val="false"/>
@@ -14288,7 +14288,7 @@
       </w:r>
       <w:r>
         <w:rPr>
-          <w:rStyle w:val="user2"/>
+          <w:rStyle w:val="Style17"/>
           <w:rFonts w:ascii="Liberation Serif" w:hAnsi="Liberation Serif"/>
           <w:sz w:val="28"/>
           <w:szCs w:val="28"/>
@@ -14305,7 +14305,7 @@
       </w:r>
       <w:r>
         <w:rPr>
-          <w:rStyle w:val="user2"/>
+          <w:rStyle w:val="Style17"/>
           <w:rFonts w:ascii="Liberation Serif" w:hAnsi="Liberation Serif"/>
           <w:sz w:val="28"/>
           <w:szCs w:val="28"/>
@@ -14322,7 +14322,7 @@
       </w:r>
       <w:r>
         <w:rPr>
-          <w:rStyle w:val="user2"/>
+          <w:rStyle w:val="Style17"/>
           <w:rFonts w:ascii="Liberation Serif" w:hAnsi="Liberation Serif"/>
           <w:b w:val="false"/>
           <w:bCs w:val="false"/>
@@ -14349,7 +14349,7 @@
       </w:r>
       <w:r>
         <w:rPr>
-          <w:rStyle w:val="user2"/>
+          <w:rStyle w:val="Style17"/>
           <w:rFonts w:ascii="Liberation Serif" w:hAnsi="Liberation Serif"/>
           <w:b w:val="false"/>
           <w:bCs w:val="false"/>
@@ -14376,7 +14376,7 @@
       </w:r>
       <w:r>
         <w:rPr>
-          <w:rStyle w:val="user2"/>
+          <w:rStyle w:val="Style17"/>
           <w:rFonts w:ascii="Liberation Serif" w:hAnsi="Liberation Serif"/>
           <w:b w:val="false"/>
           <w:bCs w:val="false"/>
@@ -14398,7 +14398,7 @@
       </w:pPr>
       <w:r>
         <w:rPr>
-          <w:rStyle w:val="user2"/>
+          <w:rStyle w:val="Style17"/>
           <w:rFonts w:ascii="Liberation Serif" w:hAnsi="Liberation Serif"/>
           <w:b w:val="false"/>
           <w:bCs w:val="false"/>
@@ -14421,7 +14421,7 @@
       </w:pPr>
       <w:r>
         <w:rPr>
-          <w:rStyle w:val="user2"/>
+          <w:rStyle w:val="Style17"/>
           <w:rFonts w:ascii="Liberation Serif" w:hAnsi="Liberation Serif"/>
           <w:b w:val="false"/>
           <w:bCs w:val="false"/>
@@ -14469,7 +14469,7 @@
           </w:tcPr>
           <w:p>
             <w:pPr>
-              <w:pStyle w:val="user8"/>
+              <w:pStyle w:val="Style23"/>
               <w:spacing w:before="0" w:after="160"/>
               <w:jc w:val="center"/>
               <w:rPr>
@@ -14498,7 +14498,7 @@
           </w:tcPr>
           <w:p>
             <w:pPr>
-              <w:pStyle w:val="user8"/>
+              <w:pStyle w:val="Style23"/>
               <w:spacing w:before="0" w:after="160"/>
               <w:jc w:val="center"/>
               <w:rPr>
@@ -14527,7 +14527,7 @@
           </w:tcPr>
           <w:p>
             <w:pPr>
-              <w:pStyle w:val="user8"/>
+              <w:pStyle w:val="Style23"/>
               <w:spacing w:before="0" w:after="160"/>
               <w:jc w:val="center"/>
               <w:rPr>
@@ -14557,7 +14557,7 @@
           </w:tcPr>
           <w:p>
             <w:pPr>
-              <w:pStyle w:val="user8"/>
+              <w:pStyle w:val="Style23"/>
               <w:spacing w:before="0" w:after="160"/>
               <w:jc w:val="center"/>
               <w:rPr>
@@ -14587,7 +14587,7 @@
           </w:tcPr>
           <w:p>
             <w:pPr>
-              <w:pStyle w:val="user8"/>
+              <w:pStyle w:val="Style23"/>
               <w:spacing w:before="0" w:after="160"/>
               <w:jc w:val="center"/>
               <w:rPr>
@@ -14614,7 +14614,7 @@
           </w:tcPr>
           <w:p>
             <w:pPr>
-              <w:pStyle w:val="user8"/>
+              <w:pStyle w:val="Style23"/>
               <w:spacing w:before="0" w:after="160"/>
               <w:jc w:val="center"/>
               <w:rPr>
@@ -14641,14 +14641,14 @@
           </w:tcPr>
           <w:p>
             <w:pPr>
-              <w:pStyle w:val="user8"/>
+              <w:pStyle w:val="Style23"/>
               <w:spacing w:before="0" w:after="160"/>
               <w:jc w:val="center"/>
               <w:rPr/>
             </w:pPr>
             <w:r>
               <w:rPr>
-                <w:rStyle w:val="user2"/>
+                <w:rStyle w:val="Style17"/>
                 <w:rFonts w:ascii="Liberation Serif" w:hAnsi="Liberation Serif"/>
                 <w:sz w:val="24"/>
                 <w:szCs w:val="24"/>
@@ -14668,7 +14668,7 @@
           </w:tcPr>
           <w:p>
             <w:pPr>
-              <w:pStyle w:val="user8"/>
+              <w:pStyle w:val="Style23"/>
               <w:spacing w:before="0" w:after="160"/>
               <w:jc w:val="center"/>
               <w:rPr>
@@ -14698,7 +14698,7 @@
           </w:tcPr>
           <w:p>
             <w:pPr>
-              <w:pStyle w:val="user8"/>
+              <w:pStyle w:val="Style23"/>
               <w:spacing w:before="0" w:after="160"/>
               <w:jc w:val="center"/>
               <w:rPr>
@@ -14725,7 +14725,7 @@
           </w:tcPr>
           <w:p>
             <w:pPr>
-              <w:pStyle w:val="user8"/>
+              <w:pStyle w:val="Style23"/>
               <w:spacing w:before="0" w:after="160"/>
               <w:jc w:val="center"/>
               <w:rPr>
@@ -14752,14 +14752,14 @@
           </w:tcPr>
           <w:p>
             <w:pPr>
-              <w:pStyle w:val="user8"/>
+              <w:pStyle w:val="Style23"/>
               <w:spacing w:before="0" w:after="160"/>
               <w:jc w:val="center"/>
               <w:rPr/>
             </w:pPr>
             <w:r>
               <w:rPr>
-                <w:rStyle w:val="user2"/>
+                <w:rStyle w:val="Style17"/>
                 <w:rFonts w:ascii="Liberation Serif" w:hAnsi="Liberation Serif"/>
                 <w:sz w:val="24"/>
                 <w:szCs w:val="24"/>
@@ -14779,7 +14779,7 @@
           </w:tcPr>
           <w:p>
             <w:pPr>
-              <w:pStyle w:val="user8"/>
+              <w:pStyle w:val="Style23"/>
               <w:spacing w:before="0" w:after="160"/>
               <w:jc w:val="center"/>
               <w:rPr>
@@ -14809,7 +14809,7 @@
           </w:tcPr>
           <w:p>
             <w:pPr>
-              <w:pStyle w:val="user8"/>
+              <w:pStyle w:val="Style23"/>
               <w:spacing w:before="0" w:after="160"/>
               <w:jc w:val="center"/>
               <w:rPr>
@@ -14836,7 +14836,7 @@
           </w:tcPr>
           <w:p>
             <w:pPr>
-              <w:pStyle w:val="user8"/>
+              <w:pStyle w:val="Style23"/>
               <w:spacing w:before="0" w:after="160"/>
               <w:jc w:val="center"/>
               <w:rPr>
@@ -14863,14 +14863,14 @@
           </w:tcPr>
           <w:p>
             <w:pPr>
-              <w:pStyle w:val="user8"/>
+              <w:pStyle w:val="Style23"/>
               <w:spacing w:before="0" w:after="160"/>
               <w:jc w:val="center"/>
               <w:rPr/>
             </w:pPr>
             <w:r>
               <w:rPr>
-                <w:rStyle w:val="user2"/>
+                <w:rStyle w:val="Style17"/>
                 <w:rFonts w:ascii="Liberation Serif" w:hAnsi="Liberation Serif"/>
                 <w:sz w:val="24"/>
                 <w:szCs w:val="24"/>
@@ -14890,7 +14890,7 @@
           </w:tcPr>
           <w:p>
             <w:pPr>
-              <w:pStyle w:val="user8"/>
+              <w:pStyle w:val="Style23"/>
               <w:spacing w:before="0" w:after="160"/>
               <w:jc w:val="center"/>
               <w:rPr>
@@ -14920,7 +14920,7 @@
           </w:tcPr>
           <w:p>
             <w:pPr>
-              <w:pStyle w:val="user8"/>
+              <w:pStyle w:val="Style23"/>
               <w:spacing w:before="0" w:after="160"/>
               <w:jc w:val="center"/>
               <w:rPr>
@@ -14947,7 +14947,7 @@
           </w:tcPr>
           <w:p>
             <w:pPr>
-              <w:pStyle w:val="user8"/>
+              <w:pStyle w:val="Style23"/>
               <w:spacing w:before="0" w:after="160"/>
               <w:jc w:val="center"/>
               <w:rPr>
@@ -14974,14 +14974,14 @@
           </w:tcPr>
           <w:p>
             <w:pPr>
-              <w:pStyle w:val="user8"/>
+              <w:pStyle w:val="Style23"/>
               <w:spacing w:before="0" w:after="160"/>
               <w:jc w:val="center"/>
               <w:rPr/>
             </w:pPr>
             <w:r>
               <w:rPr>
-                <w:rStyle w:val="user2"/>
+                <w:rStyle w:val="Style17"/>
                 <w:rFonts w:ascii="Liberation Serif" w:hAnsi="Liberation Serif"/>
                 <w:sz w:val="24"/>
                 <w:szCs w:val="24"/>
@@ -15001,7 +15001,7 @@
           </w:tcPr>
           <w:p>
             <w:pPr>
-              <w:pStyle w:val="user8"/>
+              <w:pStyle w:val="Style23"/>
               <w:spacing w:before="0" w:after="160"/>
               <w:jc w:val="center"/>
               <w:rPr>
@@ -15031,7 +15031,7 @@
           </w:tcPr>
           <w:p>
             <w:pPr>
-              <w:pStyle w:val="user8"/>
+              <w:pStyle w:val="Style23"/>
               <w:spacing w:before="0" w:after="160"/>
               <w:jc w:val="center"/>
               <w:rPr>
@@ -15058,7 +15058,7 @@
           </w:tcPr>
           <w:p>
             <w:pPr>
-              <w:pStyle w:val="user8"/>
+              <w:pStyle w:val="Style23"/>
               <w:spacing w:before="0" w:after="160"/>
               <w:jc w:val="center"/>
               <w:rPr>
@@ -15085,14 +15085,14 @@
           </w:tcPr>
           <w:p>
             <w:pPr>
-              <w:pStyle w:val="user8"/>
+              <w:pStyle w:val="Style23"/>
               <w:spacing w:before="0" w:after="160"/>
               <w:jc w:val="center"/>
               <w:rPr/>
             </w:pPr>
             <w:r>
               <w:rPr>
-                <w:rStyle w:val="user2"/>
+                <w:rStyle w:val="Style17"/>
                 <w:rFonts w:ascii="Liberation Serif" w:hAnsi="Liberation Serif"/>
                 <w:sz w:val="24"/>
                 <w:szCs w:val="24"/>
@@ -15112,7 +15112,7 @@
           </w:tcPr>
           <w:p>
             <w:pPr>
-              <w:pStyle w:val="user8"/>
+              <w:pStyle w:val="Style23"/>
               <w:spacing w:before="0" w:after="160"/>
               <w:jc w:val="center"/>
               <w:rPr>
@@ -15142,7 +15142,7 @@
           </w:tcPr>
           <w:p>
             <w:pPr>
-              <w:pStyle w:val="user8"/>
+              <w:pStyle w:val="Style23"/>
               <w:spacing w:before="0" w:after="160"/>
               <w:jc w:val="center"/>
               <w:rPr>
@@ -15169,7 +15169,7 @@
           </w:tcPr>
           <w:p>
             <w:pPr>
-              <w:pStyle w:val="user8"/>
+              <w:pStyle w:val="Style23"/>
               <w:spacing w:before="0" w:after="160"/>
               <w:jc w:val="center"/>
               <w:rPr>
@@ -15196,14 +15196,14 @@
           </w:tcPr>
           <w:p>
             <w:pPr>
-              <w:pStyle w:val="user8"/>
+              <w:pStyle w:val="Style23"/>
               <w:spacing w:before="0" w:after="160"/>
               <w:jc w:val="center"/>
               <w:rPr/>
             </w:pPr>
             <w:r>
               <w:rPr>
-                <w:rStyle w:val="user2"/>
+                <w:rStyle w:val="Style17"/>
                 <w:rFonts w:ascii="Liberation Serif" w:hAnsi="Liberation Serif"/>
                 <w:sz w:val="24"/>
                 <w:szCs w:val="24"/>
@@ -15223,7 +15223,7 @@
           </w:tcPr>
           <w:p>
             <w:pPr>
-              <w:pStyle w:val="user8"/>
+              <w:pStyle w:val="Style23"/>
               <w:spacing w:before="0" w:after="160"/>
               <w:jc w:val="center"/>
               <w:rPr>
@@ -15253,7 +15253,7 @@
           </w:tcPr>
           <w:p>
             <w:pPr>
-              <w:pStyle w:val="user8"/>
+              <w:pStyle w:val="Style23"/>
               <w:spacing w:before="0" w:after="160"/>
               <w:jc w:val="center"/>
               <w:rPr>
@@ -15280,7 +15280,7 @@
           </w:tcPr>
           <w:p>
             <w:pPr>
-              <w:pStyle w:val="user8"/>
+              <w:pStyle w:val="Style23"/>
               <w:spacing w:before="0" w:after="160"/>
               <w:jc w:val="center"/>
               <w:rPr>
@@ -15307,14 +15307,14 @@
           </w:tcPr>
           <w:p>
             <w:pPr>
-              <w:pStyle w:val="user8"/>
+              <w:pStyle w:val="Style23"/>
               <w:spacing w:before="0" w:after="160"/>
               <w:jc w:val="center"/>
               <w:rPr/>
             </w:pPr>
             <w:r>
               <w:rPr>
-                <w:rStyle w:val="user2"/>
+                <w:rStyle w:val="Style17"/>
                 <w:rFonts w:ascii="Liberation Serif" w:hAnsi="Liberation Serif"/>
                 <w:sz w:val="24"/>
                 <w:szCs w:val="24"/>
@@ -15334,7 +15334,7 @@
           </w:tcPr>
           <w:p>
             <w:pPr>
-              <w:pStyle w:val="user8"/>
+              <w:pStyle w:val="Style23"/>
               <w:spacing w:before="0" w:after="160"/>
               <w:jc w:val="center"/>
               <w:rPr>
@@ -15422,7 +15422,7 @@
       </w:pPr>
       <w:r>
         <w:rPr>
-          <w:rStyle w:val="user2"/>
+          <w:rStyle w:val="Style17"/>
           <w:rFonts w:ascii="Liberation Serif" w:hAnsi="Liberation Serif"/>
           <w:b w:val="false"/>
           <w:bCs w:val="false"/>
@@ -15444,7 +15444,7 @@
       </w:pPr>
       <w:r>
         <w:rPr>
-          <w:rStyle w:val="user2"/>
+          <w:rStyle w:val="Style17"/>
           <w:rFonts w:ascii="Liberation Serif" w:hAnsi="Liberation Serif"/>
           <w:b w:val="false"/>
           <w:bCs w:val="false"/>
@@ -15488,7 +15488,7 @@
           </w:tcPr>
           <w:p>
             <w:pPr>
-              <w:pStyle w:val="user8"/>
+              <w:pStyle w:val="Style23"/>
               <w:spacing w:before="0" w:after="160"/>
               <w:jc w:val="center"/>
               <w:rPr>
@@ -15518,7 +15518,7 @@
           </w:tcPr>
           <w:p>
             <w:pPr>
-              <w:pStyle w:val="user8"/>
+              <w:pStyle w:val="Style23"/>
               <w:spacing w:before="0" w:after="160"/>
               <w:jc w:val="center"/>
               <w:rPr>
@@ -15548,7 +15548,7 @@
           </w:tcPr>
           <w:p>
             <w:pPr>
-              <w:pStyle w:val="user8"/>
+              <w:pStyle w:val="Style23"/>
               <w:spacing w:before="0" w:after="160"/>
               <w:jc w:val="center"/>
               <w:rPr>
@@ -15576,7 +15576,7 @@
           </w:tcPr>
           <w:p>
             <w:pPr>
-              <w:pStyle w:val="user8"/>
+              <w:pStyle w:val="Style23"/>
               <w:spacing w:before="0" w:after="160"/>
               <w:jc w:val="center"/>
               <w:rPr>
@@ -15606,7 +15606,7 @@
           </w:tcPr>
           <w:p>
             <w:pPr>
-              <w:pStyle w:val="user8"/>
+              <w:pStyle w:val="Style23"/>
               <w:spacing w:before="0" w:after="160"/>
               <w:jc w:val="center"/>
               <w:rPr>
@@ -15634,7 +15634,7 @@
           </w:tcPr>
           <w:p>
             <w:pPr>
-              <w:pStyle w:val="user8"/>
+              <w:pStyle w:val="Style23"/>
               <w:spacing w:before="0" w:after="160"/>
               <w:jc w:val="center"/>
               <w:rPr>
@@ -15664,7 +15664,7 @@
           </w:tcPr>
           <w:p>
             <w:pPr>
-              <w:pStyle w:val="user8"/>
+              <w:pStyle w:val="Style23"/>
               <w:spacing w:before="0" w:after="160"/>
               <w:jc w:val="center"/>
               <w:rPr>
@@ -15692,7 +15692,7 @@
           </w:tcPr>
           <w:p>
             <w:pPr>
-              <w:pStyle w:val="user8"/>
+              <w:pStyle w:val="Style23"/>
               <w:spacing w:before="0" w:after="160"/>
               <w:jc w:val="center"/>
               <w:rPr>
@@ -15722,7 +15722,7 @@
           </w:tcPr>
           <w:p>
             <w:pPr>
-              <w:pStyle w:val="user8"/>
+              <w:pStyle w:val="Style23"/>
               <w:spacing w:before="0" w:after="160"/>
               <w:jc w:val="center"/>
               <w:rPr>
@@ -15750,7 +15750,7 @@
           </w:tcPr>
           <w:p>
             <w:pPr>
-              <w:pStyle w:val="user8"/>
+              <w:pStyle w:val="Style23"/>
               <w:spacing w:before="0" w:after="160"/>
               <w:jc w:val="center"/>
               <w:rPr>
@@ -15780,7 +15780,7 @@
           </w:tcPr>
           <w:p>
             <w:pPr>
-              <w:pStyle w:val="user8"/>
+              <w:pStyle w:val="Style23"/>
               <w:spacing w:before="0" w:after="160"/>
               <w:jc w:val="center"/>
               <w:rPr>
@@ -15808,7 +15808,7 @@
           </w:tcPr>
           <w:p>
             <w:pPr>
-              <w:pStyle w:val="user8"/>
+              <w:pStyle w:val="Style23"/>
               <w:spacing w:before="0" w:after="160"/>
               <w:jc w:val="center"/>
               <w:rPr>
@@ -15866,7 +15866,7 @@
       </w:pPr>
       <w:r>
         <w:rPr>
-          <w:rStyle w:val="user2"/>
+          <w:rStyle w:val="Style17"/>
           <w:rFonts w:ascii="Liberation Serif" w:hAnsi="Liberation Serif"/>
           <w:b w:val="false"/>
           <w:bCs w:val="false"/>
@@ -15895,7 +15895,7 @@
       </w:r>
       <w:r>
         <w:rPr>
-          <w:rStyle w:val="user2"/>
+          <w:rStyle w:val="Style17"/>
           <w:rFonts w:ascii="Liberation Serif" w:hAnsi="Liberation Serif"/>
           <w:b w:val="false"/>
           <w:bCs w:val="false"/>
@@ -15923,7 +15923,7 @@
       </w:r>
       <w:r>
         <w:rPr>
-          <w:rStyle w:val="user2"/>
+          <w:rStyle w:val="Style17"/>
           <w:rFonts w:ascii="Liberation Serif" w:hAnsi="Liberation Serif"/>
           <w:b w:val="false"/>
           <w:bCs w:val="false"/>
@@ -15945,7 +15945,7 @@
       </w:pPr>
       <w:r>
         <w:rPr>
-          <w:rStyle w:val="user2"/>
+          <w:rStyle w:val="Style17"/>
           <w:rFonts w:ascii="Liberation Serif" w:hAnsi="Liberation Serif"/>
           <w:b/>
           <w:bCs/>
@@ -15967,7 +15967,7 @@
       </w:pPr>
       <w:r>
         <w:rPr>
-          <w:rStyle w:val="user2"/>
+          <w:rStyle w:val="Style17"/>
           <w:rFonts w:ascii="Liberation Serif" w:hAnsi="Liberation Serif"/>
           <w:b w:val="false"/>
           <w:bCs w:val="false"/>
@@ -15990,7 +15990,7 @@
       </w:pPr>
       <w:r>
         <w:rPr>
-          <w:rStyle w:val="user2"/>
+          <w:rStyle w:val="Style17"/>
           <w:rFonts w:ascii="Liberation Serif" w:hAnsi="Liberation Serif"/>
           <w:b w:val="false"/>
           <w:bCs w:val="false"/>
@@ -16061,7 +16061,7 @@
       </w:r>
       <w:r>
         <w:rPr>
-          <w:rStyle w:val="user2"/>
+          <w:rStyle w:val="Style17"/>
           <w:rFonts w:ascii="Liberation Serif" w:hAnsi="Liberation Serif"/>
           <w:b w:val="false"/>
           <w:bCs w:val="false"/>
@@ -16113,7 +16113,7 @@
       </w:pPr>
       <w:r>
         <w:rPr>
-          <w:rStyle w:val="user2"/>
+          <w:rStyle w:val="Style17"/>
           <w:rFonts w:ascii="Liberation Serif" w:hAnsi="Liberation Serif"/>
           <w:b w:val="false"/>
           <w:bCs w:val="false"/>
@@ -16136,7 +16136,7 @@
       </w:pPr>
       <w:r>
         <w:rPr>
-          <w:rStyle w:val="user2"/>
+          <w:rStyle w:val="Style17"/>
           <w:rFonts w:ascii="Liberation Serif" w:hAnsi="Liberation Serif"/>
           <w:b w:val="false"/>
           <w:bCs w:val="false"/>
@@ -16163,7 +16163,7 @@
       </w:r>
       <w:r>
         <w:rPr>
-          <w:rStyle w:val="user2"/>
+          <w:rStyle w:val="Style17"/>
           <w:rFonts w:ascii="Liberation Serif" w:hAnsi="Liberation Serif"/>
           <w:b w:val="false"/>
           <w:bCs w:val="false"/>
@@ -16454,7 +16454,7 @@
       </w:pPr>
       <w:r>
         <w:rPr>
-          <w:rStyle w:val="user2"/>
+          <w:rStyle w:val="Style17"/>
           <w:rFonts w:ascii="Liberation Serif" w:hAnsi="Liberation Serif"/>
           <w:b w:val="false"/>
           <w:bCs w:val="false"/>
@@ -16523,7 +16523,7 @@
       </w:r>
       <w:r>
         <w:rPr>
-          <w:rStyle w:val="user2"/>
+          <w:rStyle w:val="Style17"/>
           <w:rFonts w:ascii="Liberation Serif" w:hAnsi="Liberation Serif"/>
           <w:b w:val="false"/>
           <w:bCs w:val="false"/>
@@ -16552,7 +16552,7 @@
       </w:r>
       <w:r>
         <w:rPr>
-          <w:rStyle w:val="user2"/>
+          <w:rStyle w:val="Style17"/>
           <w:rFonts w:ascii="Liberation Serif" w:hAnsi="Liberation Serif"/>
           <w:b w:val="false"/>
           <w:bCs w:val="false"/>
@@ -16837,7 +16837,7 @@
       </w:r>
       <w:r>
         <w:rPr>
-          <w:rStyle w:val="user2"/>
+          <w:rStyle w:val="Style17"/>
           <w:rFonts w:ascii="Liberation Serif" w:hAnsi="Liberation Serif"/>
           <w:b w:val="false"/>
           <w:bCs w:val="false"/>
@@ -16866,7 +16866,7 @@
       </w:r>
       <w:r>
         <w:rPr>
-          <w:rStyle w:val="user2"/>
+          <w:rStyle w:val="Style17"/>
           <w:rFonts w:ascii="Liberation Serif" w:hAnsi="Liberation Serif"/>
           <w:b w:val="false"/>
           <w:bCs w:val="false"/>
@@ -16895,7 +16895,7 @@
       </w:r>
       <w:r>
         <w:rPr>
-          <w:rStyle w:val="user2"/>
+          <w:rStyle w:val="Style17"/>
           <w:rFonts w:ascii="Liberation Serif" w:hAnsi="Liberation Serif"/>
           <w:b w:val="false"/>
           <w:bCs w:val="false"/>
@@ -17531,7 +17531,7 @@
       </w:r>
       <w:r>
         <w:rPr>
-          <w:rStyle w:val="user2"/>
+          <w:rStyle w:val="Style17"/>
           <w:rFonts w:ascii="Liberation Serif" w:hAnsi="Liberation Serif"/>
           <w:sz w:val="28"/>
           <w:szCs w:val="28"/>
@@ -17548,7 +17548,7 @@
       </w:r>
       <w:r>
         <w:rPr>
-          <w:rStyle w:val="user2"/>
+          <w:rStyle w:val="Style17"/>
           <w:rFonts w:ascii="Liberation Serif" w:hAnsi="Liberation Serif"/>
           <w:sz w:val="28"/>
           <w:szCs w:val="28"/>
@@ -17565,7 +17565,7 @@
       </w:r>
       <w:r>
         <w:rPr>
-          <w:rStyle w:val="user2"/>
+          <w:rStyle w:val="Style17"/>
           <w:rFonts w:ascii="Liberation Serif" w:hAnsi="Liberation Serif"/>
           <w:sz w:val="28"/>
           <w:szCs w:val="28"/>
@@ -17582,7 +17582,7 @@
       </w:r>
       <w:r>
         <w:rPr>
-          <w:rStyle w:val="user2"/>
+          <w:rStyle w:val="Style17"/>
           <w:rFonts w:ascii="Liberation Serif" w:hAnsi="Liberation Serif"/>
           <w:sz w:val="28"/>
           <w:szCs w:val="28"/>
@@ -17620,7 +17620,7 @@
       </w:r>
       <w:r>
         <w:rPr>
-          <w:rStyle w:val="user2"/>
+          <w:rStyle w:val="Style17"/>
           <w:rFonts w:ascii="Liberation Serif" w:hAnsi="Liberation Serif"/>
           <w:sz w:val="28"/>
           <w:szCs w:val="28"/>
@@ -17637,7 +17637,7 @@
       </w:r>
       <w:r>
         <w:rPr>
-          <w:rStyle w:val="user2"/>
+          <w:rStyle w:val="Style17"/>
           <w:rFonts w:ascii="Liberation Serif" w:hAnsi="Liberation Serif"/>
           <w:sz w:val="28"/>
           <w:szCs w:val="28"/>
@@ -17654,7 +17654,7 @@
       </w:r>
       <w:r>
         <w:rPr>
-          <w:rStyle w:val="user2"/>
+          <w:rStyle w:val="Style17"/>
           <w:rFonts w:ascii="Liberation Serif" w:hAnsi="Liberation Serif"/>
           <w:sz w:val="28"/>
           <w:szCs w:val="28"/>
@@ -17697,7 +17697,7 @@
       </w:r>
       <w:r>
         <w:rPr>
-          <w:rStyle w:val="user2"/>
+          <w:rStyle w:val="Style17"/>
           <w:rFonts w:ascii="Liberation Serif" w:hAnsi="Liberation Serif"/>
           <w:sz w:val="28"/>
           <w:szCs w:val="28"/>
@@ -17788,7 +17788,7 @@
           </w:tcPr>
           <w:p>
             <w:pPr>
-              <w:pStyle w:val="user8"/>
+              <w:pStyle w:val="Style23"/>
               <w:spacing w:before="0" w:after="160"/>
               <w:jc w:val="center"/>
               <w:rPr>
@@ -17819,7 +17819,7 @@
           </w:tcPr>
           <w:p>
             <w:pPr>
-              <w:pStyle w:val="user8"/>
+              <w:pStyle w:val="Style23"/>
               <w:spacing w:before="0" w:after="160"/>
               <w:jc w:val="center"/>
               <w:rPr>
@@ -17851,7 +17851,7 @@
           </w:tcPr>
           <w:p>
             <w:pPr>
-              <w:pStyle w:val="user8"/>
+              <w:pStyle w:val="Style23"/>
               <w:spacing w:before="0" w:after="160"/>
               <w:jc w:val="center"/>
               <w:rPr>
@@ -17883,7 +17883,7 @@
           </w:tcPr>
           <w:p>
             <w:pPr>
-              <w:pStyle w:val="user8"/>
+              <w:pStyle w:val="Style23"/>
               <w:spacing w:before="0" w:after="160"/>
               <w:jc w:val="center"/>
               <w:rPr>
@@ -17916,7 +17916,7 @@
           </w:tcPr>
           <w:p>
             <w:pPr>
-              <w:pStyle w:val="user8"/>
+              <w:pStyle w:val="Style23"/>
               <w:spacing w:before="0" w:after="160"/>
               <w:jc w:val="center"/>
               <w:rPr>
@@ -17950,7 +17950,7 @@
           </w:tcPr>
           <w:p>
             <w:pPr>
-              <w:pStyle w:val="user8"/>
+              <w:pStyle w:val="Style23"/>
               <w:spacing w:before="0" w:after="160"/>
               <w:jc w:val="center"/>
               <w:rPr>
@@ -17986,7 +17986,7 @@
           </w:tcPr>
           <w:p>
             <w:pPr>
-              <w:pStyle w:val="user8"/>
+              <w:pStyle w:val="Style23"/>
               <w:spacing w:before="0" w:after="160"/>
               <w:jc w:val="center"/>
               <w:rPr>
@@ -18019,7 +18019,7 @@
           </w:tcPr>
           <w:p>
             <w:pPr>
-              <w:pStyle w:val="user8"/>
+              <w:pStyle w:val="Style23"/>
               <w:spacing w:before="0" w:after="160"/>
               <w:jc w:val="center"/>
               <w:rPr>
@@ -18053,7 +18053,7 @@
           </w:tcPr>
           <w:p>
             <w:pPr>
-              <w:pStyle w:val="user8"/>
+              <w:pStyle w:val="Style23"/>
               <w:spacing w:before="0" w:after="160"/>
               <w:jc w:val="center"/>
               <w:rPr>
@@ -18089,7 +18089,7 @@
           </w:tcPr>
           <w:p>
             <w:pPr>
-              <w:pStyle w:val="user8"/>
+              <w:pStyle w:val="Style23"/>
               <w:spacing w:before="0" w:after="160"/>
               <w:jc w:val="center"/>
               <w:rPr>
@@ -18122,7 +18122,7 @@
           </w:tcPr>
           <w:p>
             <w:pPr>
-              <w:pStyle w:val="user8"/>
+              <w:pStyle w:val="Style23"/>
               <w:spacing w:before="0" w:after="160"/>
               <w:jc w:val="center"/>
               <w:rPr>
@@ -18156,7 +18156,7 @@
           </w:tcPr>
           <w:p>
             <w:pPr>
-              <w:pStyle w:val="user8"/>
+              <w:pStyle w:val="Style23"/>
               <w:spacing w:before="0" w:after="160"/>
               <w:jc w:val="center"/>
               <w:rPr>
@@ -18192,7 +18192,7 @@
           </w:tcPr>
           <w:p>
             <w:pPr>
-              <w:pStyle w:val="user8"/>
+              <w:pStyle w:val="Style23"/>
               <w:spacing w:before="0" w:after="160"/>
               <w:jc w:val="center"/>
               <w:rPr>
@@ -18225,7 +18225,7 @@
           </w:tcPr>
           <w:p>
             <w:pPr>
-              <w:pStyle w:val="user8"/>
+              <w:pStyle w:val="Style23"/>
               <w:spacing w:before="0" w:after="160"/>
               <w:jc w:val="center"/>
               <w:rPr>
@@ -18259,7 +18259,7 @@
           </w:tcPr>
           <w:p>
             <w:pPr>
-              <w:pStyle w:val="user8"/>
+              <w:pStyle w:val="Style23"/>
               <w:spacing w:before="0" w:after="160"/>
               <w:jc w:val="center"/>
               <w:rPr>
@@ -18295,7 +18295,7 @@
           </w:tcPr>
           <w:p>
             <w:pPr>
-              <w:pStyle w:val="user8"/>
+              <w:pStyle w:val="Style23"/>
               <w:spacing w:before="0" w:after="160"/>
               <w:jc w:val="center"/>
               <w:rPr>
@@ -18328,7 +18328,7 @@
           </w:tcPr>
           <w:p>
             <w:pPr>
-              <w:pStyle w:val="user8"/>
+              <w:pStyle w:val="Style23"/>
               <w:spacing w:before="0" w:after="160"/>
               <w:jc w:val="center"/>
               <w:rPr>
@@ -18362,7 +18362,7 @@
           </w:tcPr>
           <w:p>
             <w:pPr>
-              <w:pStyle w:val="user8"/>
+              <w:pStyle w:val="Style23"/>
               <w:spacing w:before="0" w:after="160"/>
               <w:jc w:val="center"/>
               <w:rPr>
@@ -18398,7 +18398,7 @@
           </w:tcPr>
           <w:p>
             <w:pPr>
-              <w:pStyle w:val="user8"/>
+              <w:pStyle w:val="Style23"/>
               <w:spacing w:before="0" w:after="160"/>
               <w:jc w:val="center"/>
               <w:rPr>
@@ -18430,7 +18430,7 @@
           </w:tcPr>
           <w:p>
             <w:pPr>
-              <w:pStyle w:val="user8"/>
+              <w:pStyle w:val="Style23"/>
               <w:spacing w:before="0" w:after="160"/>
               <w:jc w:val="center"/>
               <w:rPr>
@@ -18463,7 +18463,7 @@
           </w:tcPr>
           <w:p>
             <w:pPr>
-              <w:pStyle w:val="user8"/>
+              <w:pStyle w:val="Style23"/>
               <w:spacing w:before="0" w:after="160"/>
               <w:jc w:val="center"/>
               <w:rPr>
@@ -18498,7 +18498,7 @@
           </w:tcPr>
           <w:p>
             <w:pPr>
-              <w:pStyle w:val="user8"/>
+              <w:pStyle w:val="Style23"/>
               <w:spacing w:before="0" w:after="160"/>
               <w:jc w:val="center"/>
               <w:rPr>
@@ -18530,7 +18530,7 @@
           </w:tcPr>
           <w:p>
             <w:pPr>
-              <w:pStyle w:val="user8"/>
+              <w:pStyle w:val="Style23"/>
               <w:spacing w:before="0" w:after="160"/>
               <w:jc w:val="center"/>
               <w:rPr>
@@ -18563,7 +18563,7 @@
           </w:tcPr>
           <w:p>
             <w:pPr>
-              <w:pStyle w:val="user8"/>
+              <w:pStyle w:val="Style23"/>
               <w:spacing w:before="0" w:after="160"/>
               <w:jc w:val="center"/>
               <w:rPr>
@@ -18681,7 +18681,7 @@
           </w:tcPr>
           <w:p>
             <w:pPr>
-              <w:pStyle w:val="user8"/>
+              <w:pStyle w:val="Style23"/>
               <w:spacing w:before="0" w:after="160"/>
               <w:jc w:val="center"/>
               <w:rPr>
@@ -18716,7 +18716,7 @@
           </w:tcPr>
           <w:p>
             <w:pPr>
-              <w:pStyle w:val="user8"/>
+              <w:pStyle w:val="Style23"/>
               <w:spacing w:before="0" w:after="160"/>
               <w:jc w:val="center"/>
               <w:rPr>
@@ -18752,7 +18752,7 @@
           </w:tcPr>
           <w:p>
             <w:pPr>
-              <w:pStyle w:val="user8"/>
+              <w:pStyle w:val="Style23"/>
               <w:spacing w:before="0" w:after="160"/>
               <w:jc w:val="center"/>
               <w:rPr>
@@ -18788,7 +18788,7 @@
           </w:tcPr>
           <w:p>
             <w:pPr>
-              <w:pStyle w:val="user8"/>
+              <w:pStyle w:val="Style23"/>
               <w:spacing w:before="0" w:after="160"/>
               <w:jc w:val="center"/>
               <w:rPr>
@@ -18821,7 +18821,7 @@
           </w:tcPr>
           <w:p>
             <w:pPr>
-              <w:pStyle w:val="user8"/>
+              <w:pStyle w:val="Style23"/>
               <w:spacing w:before="0" w:after="160"/>
               <w:jc w:val="center"/>
               <w:rPr>
@@ -18855,7 +18855,7 @@
           </w:tcPr>
           <w:p>
             <w:pPr>
-              <w:pStyle w:val="user8"/>
+              <w:pStyle w:val="Style23"/>
               <w:spacing w:before="0" w:after="160"/>
               <w:jc w:val="center"/>
               <w:rPr>
@@ -18893,7 +18893,7 @@
           </w:tcPr>
           <w:p>
             <w:pPr>
-              <w:pStyle w:val="user8"/>
+              <w:pStyle w:val="Style23"/>
               <w:spacing w:before="0" w:after="160"/>
               <w:jc w:val="center"/>
               <w:rPr>
@@ -18926,7 +18926,7 @@
           </w:tcPr>
           <w:p>
             <w:pPr>
-              <w:pStyle w:val="user8"/>
+              <w:pStyle w:val="Style23"/>
               <w:spacing w:before="0" w:after="160"/>
               <w:jc w:val="center"/>
               <w:rPr>
@@ -18960,7 +18960,7 @@
           </w:tcPr>
           <w:p>
             <w:pPr>
-              <w:pStyle w:val="user8"/>
+              <w:pStyle w:val="Style23"/>
               <w:spacing w:before="0" w:after="160"/>
               <w:jc w:val="center"/>
               <w:rPr>
@@ -18996,7 +18996,7 @@
           </w:tcPr>
           <w:p>
             <w:pPr>
-              <w:pStyle w:val="user8"/>
+              <w:pStyle w:val="Style23"/>
               <w:spacing w:before="0" w:after="160"/>
               <w:jc w:val="center"/>
               <w:rPr>
@@ -19029,7 +19029,7 @@
           </w:tcPr>
           <w:p>
             <w:pPr>
-              <w:pStyle w:val="user8"/>
+              <w:pStyle w:val="Style23"/>
               <w:spacing w:before="0" w:after="160"/>
               <w:jc w:val="center"/>
               <w:rPr>
@@ -19063,7 +19063,7 @@
           </w:tcPr>
           <w:p>
             <w:pPr>
-              <w:pStyle w:val="user8"/>
+              <w:pStyle w:val="Style23"/>
               <w:spacing w:before="0" w:after="160"/>
               <w:jc w:val="center"/>
               <w:rPr>
@@ -19099,7 +19099,7 @@
           </w:tcPr>
           <w:p>
             <w:pPr>
-              <w:pStyle w:val="user8"/>
+              <w:pStyle w:val="Style23"/>
               <w:spacing w:before="0" w:after="160"/>
               <w:jc w:val="center"/>
               <w:rPr>
@@ -19132,7 +19132,7 @@
           </w:tcPr>
           <w:p>
             <w:pPr>
-              <w:pStyle w:val="user8"/>
+              <w:pStyle w:val="Style23"/>
               <w:spacing w:before="0" w:after="160"/>
               <w:jc w:val="center"/>
               <w:rPr>
@@ -19166,7 +19166,7 @@
           </w:tcPr>
           <w:p>
             <w:pPr>
-              <w:pStyle w:val="user8"/>
+              <w:pStyle w:val="Style23"/>
               <w:spacing w:before="0" w:after="160"/>
               <w:jc w:val="center"/>
               <w:rPr>
@@ -19202,7 +19202,7 @@
           </w:tcPr>
           <w:p>
             <w:pPr>
-              <w:pStyle w:val="user8"/>
+              <w:pStyle w:val="Style23"/>
               <w:spacing w:before="0" w:after="160"/>
               <w:jc w:val="center"/>
               <w:rPr>
@@ -19235,7 +19235,7 @@
           </w:tcPr>
           <w:p>
             <w:pPr>
-              <w:pStyle w:val="user8"/>
+              <w:pStyle w:val="Style23"/>
               <w:spacing w:before="0" w:after="160"/>
               <w:jc w:val="center"/>
               <w:rPr>
@@ -19269,7 +19269,7 @@
           </w:tcPr>
           <w:p>
             <w:pPr>
-              <w:pStyle w:val="user8"/>
+              <w:pStyle w:val="Style23"/>
               <w:spacing w:before="0" w:after="160"/>
               <w:jc w:val="center"/>
               <w:rPr>
@@ -19305,7 +19305,7 @@
           </w:tcPr>
           <w:p>
             <w:pPr>
-              <w:pStyle w:val="user8"/>
+              <w:pStyle w:val="Style23"/>
               <w:spacing w:before="0" w:after="160"/>
               <w:jc w:val="center"/>
               <w:rPr>
@@ -19337,7 +19337,7 @@
           </w:tcPr>
           <w:p>
             <w:pPr>
-              <w:pStyle w:val="user8"/>
+              <w:pStyle w:val="Style23"/>
               <w:spacing w:before="0" w:after="160"/>
               <w:jc w:val="center"/>
               <w:rPr>
@@ -19370,7 +19370,7 @@
           </w:tcPr>
           <w:p>
             <w:pPr>
-              <w:pStyle w:val="user8"/>
+              <w:pStyle w:val="Style23"/>
               <w:spacing w:before="0" w:after="160"/>
               <w:jc w:val="center"/>
               <w:rPr>
@@ -19405,7 +19405,7 @@
           </w:tcPr>
           <w:p>
             <w:pPr>
-              <w:pStyle w:val="user8"/>
+              <w:pStyle w:val="Style23"/>
               <w:spacing w:before="0" w:after="160"/>
               <w:jc w:val="center"/>
               <w:rPr>
@@ -19437,7 +19437,7 @@
           </w:tcPr>
           <w:p>
             <w:pPr>
-              <w:pStyle w:val="user8"/>
+              <w:pStyle w:val="Style23"/>
               <w:spacing w:before="0" w:after="160"/>
               <w:jc w:val="center"/>
               <w:rPr>
@@ -19470,7 +19470,7 @@
           </w:tcPr>
           <w:p>
             <w:pPr>
-              <w:pStyle w:val="user8"/>
+              <w:pStyle w:val="Style23"/>
               <w:spacing w:before="0" w:after="160"/>
               <w:jc w:val="center"/>
               <w:rPr>
@@ -19689,7 +19689,7 @@
           </w:tcPr>
           <w:p>
             <w:pPr>
-              <w:pStyle w:val="user8"/>
+              <w:pStyle w:val="Style23"/>
               <w:spacing w:before="0" w:after="160"/>
               <w:jc w:val="center"/>
               <w:rPr>
@@ -19720,7 +19720,7 @@
           </w:tcPr>
           <w:p>
             <w:pPr>
-              <w:pStyle w:val="user8"/>
+              <w:pStyle w:val="Style23"/>
               <w:spacing w:before="0" w:after="160"/>
               <w:jc w:val="center"/>
               <w:rPr>
@@ -19751,7 +19751,7 @@
           </w:tcPr>
           <w:p>
             <w:pPr>
-              <w:pStyle w:val="user8"/>
+              <w:pStyle w:val="Style23"/>
               <w:spacing w:before="0" w:after="160"/>
               <w:jc w:val="center"/>
               <w:rPr>
@@ -19782,7 +19782,7 @@
           </w:tcPr>
           <w:p>
             <w:pPr>
-              <w:pStyle w:val="user8"/>
+              <w:pStyle w:val="Style23"/>
               <w:spacing w:before="0" w:after="160"/>
               <w:jc w:val="center"/>
               <w:rPr>
@@ -19814,7 +19814,7 @@
           </w:tcPr>
           <w:p>
             <w:pPr>
-              <w:pStyle w:val="user8"/>
+              <w:pStyle w:val="Style23"/>
               <w:spacing w:before="0" w:after="160"/>
               <w:jc w:val="center"/>
               <w:rPr>
@@ -19846,7 +19846,7 @@
           </w:tcPr>
           <w:p>
             <w:pPr>
-              <w:pStyle w:val="user8"/>
+              <w:pStyle w:val="Style23"/>
               <w:spacing w:before="0" w:after="160"/>
               <w:jc w:val="center"/>
               <w:rPr>
@@ -19875,7 +19875,7 @@
           </w:tcPr>
           <w:p>
             <w:pPr>
-              <w:pStyle w:val="user8"/>
+              <w:pStyle w:val="Style23"/>
               <w:spacing w:before="0" w:after="160"/>
               <w:jc w:val="center"/>
               <w:rPr>
@@ -19904,7 +19904,7 @@
           </w:tcPr>
           <w:p>
             <w:pPr>
-              <w:pStyle w:val="user8"/>
+              <w:pStyle w:val="Style23"/>
               <w:spacing w:before="0" w:after="160"/>
               <w:jc w:val="center"/>
               <w:rPr>
@@ -19933,7 +19933,7 @@
           </w:tcPr>
           <w:p>
             <w:pPr>
-              <w:pStyle w:val="user8"/>
+              <w:pStyle w:val="Style23"/>
               <w:spacing w:before="0" w:after="160"/>
               <w:jc w:val="center"/>
               <w:rPr>
@@ -19963,7 +19963,7 @@
           </w:tcPr>
           <w:p>
             <w:pPr>
-              <w:pStyle w:val="user8"/>
+              <w:pStyle w:val="Style23"/>
               <w:spacing w:before="0" w:after="160"/>
               <w:jc w:val="center"/>
               <w:rPr>
@@ -19995,7 +19995,7 @@
           </w:tcPr>
           <w:p>
             <w:pPr>
-              <w:pStyle w:val="user8"/>
+              <w:pStyle w:val="Style23"/>
               <w:spacing w:before="0" w:after="160"/>
               <w:jc w:val="center"/>
               <w:rPr>
@@ -20024,7 +20024,7 @@
           </w:tcPr>
           <w:p>
             <w:pPr>
-              <w:pStyle w:val="user8"/>
+              <w:pStyle w:val="Style23"/>
               <w:spacing w:before="0" w:after="160"/>
               <w:jc w:val="center"/>
               <w:rPr>
@@ -20053,7 +20053,7 @@
           </w:tcPr>
           <w:p>
             <w:pPr>
-              <w:pStyle w:val="user8"/>
+              <w:pStyle w:val="Style23"/>
               <w:spacing w:before="0" w:after="160"/>
               <w:jc w:val="center"/>
               <w:rPr>
@@ -20082,7 +20082,7 @@
           </w:tcPr>
           <w:p>
             <w:pPr>
-              <w:pStyle w:val="user8"/>
+              <w:pStyle w:val="Style23"/>
               <w:spacing w:before="0" w:after="160"/>
               <w:jc w:val="center"/>
               <w:rPr>
@@ -20112,7 +20112,7 @@
           </w:tcPr>
           <w:p>
             <w:pPr>
-              <w:pStyle w:val="user8"/>
+              <w:pStyle w:val="Style23"/>
               <w:spacing w:before="0" w:after="160"/>
               <w:jc w:val="center"/>
               <w:rPr>
@@ -20144,7 +20144,7 @@
           </w:tcPr>
           <w:p>
             <w:pPr>
-              <w:pStyle w:val="user8"/>
+              <w:pStyle w:val="Style23"/>
               <w:spacing w:before="0" w:after="160"/>
               <w:jc w:val="center"/>
               <w:rPr>
@@ -20173,7 +20173,7 @@
           </w:tcPr>
           <w:p>
             <w:pPr>
-              <w:pStyle w:val="user8"/>
+              <w:pStyle w:val="Style23"/>
               <w:spacing w:before="0" w:after="160"/>
               <w:jc w:val="center"/>
               <w:rPr>
@@ -20202,7 +20202,7 @@
           </w:tcPr>
           <w:p>
             <w:pPr>
-              <w:pStyle w:val="user8"/>
+              <w:pStyle w:val="Style23"/>
               <w:spacing w:before="0" w:after="160"/>
               <w:jc w:val="center"/>
               <w:rPr>
@@ -20231,7 +20231,7 @@
           </w:tcPr>
           <w:p>
             <w:pPr>
-              <w:pStyle w:val="user8"/>
+              <w:pStyle w:val="Style23"/>
               <w:spacing w:before="0" w:after="160"/>
               <w:jc w:val="center"/>
               <w:rPr>
@@ -20261,7 +20261,7 @@
           </w:tcPr>
           <w:p>
             <w:pPr>
-              <w:pStyle w:val="user8"/>
+              <w:pStyle w:val="Style23"/>
               <w:spacing w:before="0" w:after="160"/>
               <w:jc w:val="center"/>
               <w:rPr>
@@ -20293,7 +20293,7 @@
           </w:tcPr>
           <w:p>
             <w:pPr>
-              <w:pStyle w:val="user8"/>
+              <w:pStyle w:val="Style23"/>
               <w:spacing w:before="0" w:after="160"/>
               <w:jc w:val="center"/>
               <w:rPr>
@@ -20322,7 +20322,7 @@
           </w:tcPr>
           <w:p>
             <w:pPr>
-              <w:pStyle w:val="user8"/>
+              <w:pStyle w:val="Style23"/>
               <w:spacing w:before="0" w:after="160"/>
               <w:jc w:val="center"/>
               <w:rPr>
@@ -20351,7 +20351,7 @@
           </w:tcPr>
           <w:p>
             <w:pPr>
-              <w:pStyle w:val="user8"/>
+              <w:pStyle w:val="Style23"/>
               <w:spacing w:before="0" w:after="160"/>
               <w:jc w:val="center"/>
               <w:rPr>
@@ -20380,7 +20380,7 @@
           </w:tcPr>
           <w:p>
             <w:pPr>
-              <w:pStyle w:val="user8"/>
+              <w:pStyle w:val="Style23"/>
               <w:spacing w:before="0" w:after="160"/>
               <w:jc w:val="center"/>
               <w:rPr>
@@ -20410,7 +20410,7 @@
           </w:tcPr>
           <w:p>
             <w:pPr>
-              <w:pStyle w:val="user8"/>
+              <w:pStyle w:val="Style23"/>
               <w:spacing w:before="0" w:after="160"/>
               <w:jc w:val="center"/>
               <w:rPr>
@@ -20442,7 +20442,7 @@
           </w:tcPr>
           <w:p>
             <w:pPr>
-              <w:pStyle w:val="user8"/>
+              <w:pStyle w:val="Style23"/>
               <w:spacing w:before="0" w:after="160"/>
               <w:jc w:val="center"/>
               <w:rPr>
@@ -20471,7 +20471,7 @@
           </w:tcPr>
           <w:p>
             <w:pPr>
-              <w:pStyle w:val="user8"/>
+              <w:pStyle w:val="Style23"/>
               <w:spacing w:before="0" w:after="160"/>
               <w:jc w:val="center"/>
               <w:rPr>
@@ -20500,7 +20500,7 @@
           </w:tcPr>
           <w:p>
             <w:pPr>
-              <w:pStyle w:val="user8"/>
+              <w:pStyle w:val="Style23"/>
               <w:spacing w:before="0" w:after="160"/>
               <w:jc w:val="center"/>
               <w:rPr>
@@ -20530,7 +20530,7 @@
           </w:tcPr>
           <w:p>
             <w:pPr>
-              <w:pStyle w:val="user8"/>
+              <w:pStyle w:val="Style23"/>
               <w:spacing w:before="0" w:after="160"/>
               <w:jc w:val="center"/>
               <w:rPr>
@@ -20560,7 +20560,7 @@
           </w:tcPr>
           <w:p>
             <w:pPr>
-              <w:pStyle w:val="user8"/>
+              <w:pStyle w:val="Style23"/>
               <w:spacing w:before="0" w:after="160"/>
               <w:jc w:val="center"/>
               <w:rPr>
@@ -21063,7 +21063,7 @@
       </w:r>
       <w:r>
         <w:rPr>
-          <w:rStyle w:val="Style19"/>
+          <w:rStyle w:val="user4"/>
           <w:rFonts w:ascii="Liberation Serif" w:hAnsi="Liberation Serif"/>
           <w:b w:val="false"/>
           <w:bCs w:val="false"/>
@@ -21088,7 +21088,7 @@
       </w:r>
       <w:r>
         <w:rPr>
-          <w:rStyle w:val="Style19"/>
+          <w:rStyle w:val="user4"/>
           <w:rFonts w:ascii="Liberation Serif" w:hAnsi="Liberation Serif"/>
           <w:b w:val="false"/>
           <w:bCs w:val="false"/>
@@ -21118,28 +21118,77 @@
       <w:pPr>
         <w:pStyle w:val="Normal"/>
         <w:spacing w:lineRule="auto" w:line="360" w:before="0" w:after="0"/>
-        <w:jc w:val="both"/>
-        <w:rPr>
-          <w:rFonts w:ascii="Liberation Serif" w:hAnsi="Liberation Serif"/>
-          <w:b w:val="false"/>
-          <w:bCs w:val="false"/>
-          <w:i w:val="false"/>
-          <w:i w:val="false"/>
-          <w:iCs w:val="false"/>
-          <w:sz w:val="28"/>
-          <w:szCs w:val="28"/>
-        </w:rPr>
-      </w:pPr>
-      <w:r>
-        <w:rPr>
-          <w:rFonts w:ascii="Liberation Serif" w:hAnsi="Liberation Serif"/>
-          <w:b w:val="false"/>
-          <w:bCs w:val="false"/>
-          <w:i w:val="false"/>
-          <w:iCs w:val="false"/>
-          <w:sz w:val="28"/>
-          <w:szCs w:val="28"/>
-        </w:rPr>
+        <w:jc w:val="center"/>
+        <w:rPr>
+          <w:rFonts w:ascii="Liberation Serif" w:hAnsi="Liberation Serif"/>
+          <w:b w:val="false"/>
+          <w:bCs w:val="false"/>
+          <w:i w:val="false"/>
+          <w:i w:val="false"/>
+          <w:iCs w:val="false"/>
+          <w:sz w:val="28"/>
+          <w:szCs w:val="28"/>
+        </w:rPr>
+      </w:pPr>
+      <w:r>
+        <w:drawing>
+          <wp:anchor behindDoc="0" distT="0" distB="0" distL="0" distR="0" simplePos="0" locked="0" layoutInCell="0" allowOverlap="1" relativeHeight="26">
+            <wp:simplePos x="0" y="0"/>
+            <wp:positionH relativeFrom="column">
+              <wp:align>center</wp:align>
+            </wp:positionH>
+            <wp:positionV relativeFrom="paragraph">
+              <wp:posOffset>635</wp:posOffset>
+            </wp:positionV>
+            <wp:extent cx="5940425" cy="3392805"/>
+            <wp:effectExtent l="0" t="0" r="0" b="0"/>
+            <wp:wrapSquare wrapText="largest"/>
+            <wp:docPr id="24" name="Изображение24" descr=""/>
+            <wp:cNvGraphicFramePr>
+              <a:graphicFrameLocks xmlns:a="http://schemas.openxmlformats.org/drawingml/2006/main" noChangeAspect="1"/>
+            </wp:cNvGraphicFramePr>
+            <a:graphic xmlns:a="http://schemas.openxmlformats.org/drawingml/2006/main">
+              <a:graphicData uri="http://schemas.openxmlformats.org/drawingml/2006/picture">
+                <pic:pic xmlns:pic="http://schemas.openxmlformats.org/drawingml/2006/picture">
+                  <pic:nvPicPr>
+                    <pic:cNvPr id="24" name="Изображение24" descr=""/>
+                    <pic:cNvPicPr>
+                      <a:picLocks noChangeAspect="1" noChangeArrowheads="1"/>
+                    </pic:cNvPicPr>
+                  </pic:nvPicPr>
+                  <pic:blipFill>
+                    <a:blip r:embed="rId25"/>
+                    <a:stretch>
+                      <a:fillRect/>
+                    </a:stretch>
+                  </pic:blipFill>
+                  <pic:spPr bwMode="auto">
+                    <a:xfrm>
+                      <a:off x="0" y="0"/>
+                      <a:ext cx="5940425" cy="3392805"/>
+                    </a:xfrm>
+                    <a:prstGeom prst="rect">
+                      <a:avLst/>
+                    </a:prstGeom>
+                    <a:noFill/>
+                  </pic:spPr>
+                </pic:pic>
+              </a:graphicData>
+            </a:graphic>
+          </wp:anchor>
+        </w:drawing>
+      </w:r>
+      <w:r>
+        <w:rPr>
+          <w:rFonts w:ascii="Liberation Serif" w:hAnsi="Liberation Serif"/>
+          <w:b w:val="false"/>
+          <w:bCs w:val="false"/>
+          <w:i w:val="false"/>
+          <w:iCs w:val="false"/>
+          <w:sz w:val="28"/>
+          <w:szCs w:val="28"/>
+        </w:rPr>
+        <w:t>Рисунок 24 — Отчет по уязвимости кода</w:t>
       </w:r>
     </w:p>
     <w:p>
@@ -21196,6 +21245,175 @@
           <w:sz w:val="28"/>
           <w:szCs w:val="28"/>
         </w:rPr>
+        <w:tab/>
+        <w:t xml:space="preserve">Система статического анализа корректно идентифицировала все внесённые проблемы: хардкод секретов был классифицирован как критическая уязвимость безопасности, небезопасный SQL-запрос — как потенциальная SQL-инъекция, использование </w:t>
+      </w:r>
+      <w:r>
+        <w:rPr>
+          <w:rStyle w:val="user4"/>
+          <w:rFonts w:ascii="Liberation Serif" w:hAnsi="Liberation Serif"/>
+          <w:b w:val="false"/>
+          <w:bCs w:val="false"/>
+          <w:i w:val="false"/>
+          <w:iCs w:val="false"/>
+          <w:sz w:val="28"/>
+          <w:szCs w:val="28"/>
+        </w:rPr>
+        <w:t>System.out.println</w:t>
+      </w:r>
+      <w:r>
+        <w:rPr>
+          <w:rFonts w:ascii="Liberation Serif" w:hAnsi="Liberation Serif"/>
+          <w:b w:val="false"/>
+          <w:bCs w:val="false"/>
+          <w:i w:val="false"/>
+          <w:iCs w:val="false"/>
+          <w:sz w:val="28"/>
+          <w:szCs w:val="28"/>
+        </w:rPr>
+        <w:t xml:space="preserve"> — как нарушение практик логирования. Quality Gate не был пройден, и благодаря настройке </w:t>
+      </w:r>
+      <w:r>
+        <w:rPr>
+          <w:rStyle w:val="user4"/>
+          <w:rFonts w:ascii="Liberation Serif" w:hAnsi="Liberation Serif"/>
+          <w:b w:val="false"/>
+          <w:bCs w:val="false"/>
+          <w:i w:val="false"/>
+          <w:iCs w:val="false"/>
+          <w:sz w:val="28"/>
+          <w:szCs w:val="28"/>
+        </w:rPr>
+        <w:t>-Dsonar.qualitygate.wait=true</w:t>
+      </w:r>
+      <w:r>
+        <w:rPr>
+          <w:rFonts w:ascii="Liberation Serif" w:hAnsi="Liberation Serif"/>
+          <w:b w:val="false"/>
+          <w:bCs w:val="false"/>
+          <w:i w:val="false"/>
+          <w:iCs w:val="false"/>
+          <w:sz w:val="28"/>
+          <w:szCs w:val="28"/>
+        </w:rPr>
+        <w:t xml:space="preserve"> пайплайн завершился с ошибкой,</w:t>
+      </w:r>
+      <w:r>
+        <w:rPr>
+          <w:rFonts w:ascii="Liberation Serif" w:hAnsi="Liberation Serif"/>
+          <w:b w:val="false"/>
+          <w:bCs w:val="false"/>
+          <w:i w:val="false"/>
+          <w:iCs w:val="false"/>
+          <w:sz w:val="28"/>
+          <w:szCs w:val="28"/>
+        </w:rPr>
+        <w:t xml:space="preserve"> прерванный пайплайн изображен на рисунке 25.</w:t>
+      </w:r>
+    </w:p>
+    <w:p>
+      <w:pPr>
+        <w:pStyle w:val="Normal"/>
+        <w:spacing w:lineRule="auto" w:line="360" w:before="0" w:after="0"/>
+        <w:jc w:val="center"/>
+        <w:rPr>
+          <w:rFonts w:ascii="Liberation Serif" w:hAnsi="Liberation Serif"/>
+          <w:b w:val="false"/>
+          <w:bCs w:val="false"/>
+          <w:i w:val="false"/>
+          <w:i w:val="false"/>
+          <w:iCs w:val="false"/>
+          <w:sz w:val="28"/>
+          <w:szCs w:val="28"/>
+        </w:rPr>
+      </w:pPr>
+      <w:r>
+        <w:drawing>
+          <wp:anchor behindDoc="0" distT="0" distB="0" distL="0" distR="0" simplePos="0" locked="0" layoutInCell="0" allowOverlap="1" relativeHeight="27">
+            <wp:simplePos x="0" y="0"/>
+            <wp:positionH relativeFrom="column">
+              <wp:align>center</wp:align>
+            </wp:positionH>
+            <wp:positionV relativeFrom="paragraph">
+              <wp:posOffset>635</wp:posOffset>
+            </wp:positionV>
+            <wp:extent cx="5940425" cy="1597025"/>
+            <wp:effectExtent l="0" t="0" r="0" b="0"/>
+            <wp:wrapSquare wrapText="largest"/>
+            <wp:docPr id="25" name="Изображение25" descr=""/>
+            <wp:cNvGraphicFramePr>
+              <a:graphicFrameLocks xmlns:a="http://schemas.openxmlformats.org/drawingml/2006/main" noChangeAspect="1"/>
+            </wp:cNvGraphicFramePr>
+            <a:graphic xmlns:a="http://schemas.openxmlformats.org/drawingml/2006/main">
+              <a:graphicData uri="http://schemas.openxmlformats.org/drawingml/2006/picture">
+                <pic:pic xmlns:pic="http://schemas.openxmlformats.org/drawingml/2006/picture">
+                  <pic:nvPicPr>
+                    <pic:cNvPr id="25" name="Изображение25" descr=""/>
+                    <pic:cNvPicPr>
+                      <a:picLocks noChangeAspect="1" noChangeArrowheads="1"/>
+                    </pic:cNvPicPr>
+                  </pic:nvPicPr>
+                  <pic:blipFill>
+                    <a:blip r:embed="rId26"/>
+                    <a:stretch>
+                      <a:fillRect/>
+                    </a:stretch>
+                  </pic:blipFill>
+                  <pic:spPr bwMode="auto">
+                    <a:xfrm>
+                      <a:off x="0" y="0"/>
+                      <a:ext cx="5940425" cy="1597025"/>
+                    </a:xfrm>
+                    <a:prstGeom prst="rect">
+                      <a:avLst/>
+                    </a:prstGeom>
+                    <a:noFill/>
+                  </pic:spPr>
+                </pic:pic>
+              </a:graphicData>
+            </a:graphic>
+          </wp:anchor>
+        </w:drawing>
+      </w:r>
+      <w:r>
+        <w:rPr>
+          <w:rFonts w:ascii="Liberation Serif" w:hAnsi="Liberation Serif"/>
+          <w:b w:val="false"/>
+          <w:bCs w:val="false"/>
+          <w:i w:val="false"/>
+          <w:iCs w:val="false"/>
+          <w:sz w:val="28"/>
+          <w:szCs w:val="28"/>
+        </w:rPr>
+        <w:t>Рисунок 25 — Прерванный пайплайн на стадии sonar</w:t>
+      </w:r>
+    </w:p>
+    <w:p>
+      <w:pPr>
+        <w:pStyle w:val="Normal"/>
+        <w:spacing w:lineRule="auto" w:line="360" w:before="0" w:after="0"/>
+        <w:jc w:val="center"/>
+        <w:rPr>
+          <w:rFonts w:ascii="Liberation Serif" w:hAnsi="Liberation Serif"/>
+          <w:b w:val="false"/>
+          <w:bCs w:val="false"/>
+          <w:i w:val="false"/>
+          <w:i w:val="false"/>
+          <w:iCs w:val="false"/>
+          <w:sz w:val="28"/>
+          <w:szCs w:val="28"/>
+        </w:rPr>
+      </w:pPr>
+      <w:r>
+        <w:rPr>
+          <w:rFonts w:ascii="Liberation Serif" w:hAnsi="Liberation Serif"/>
+          <w:b w:val="false"/>
+          <w:bCs w:val="false"/>
+          <w:i w:val="false"/>
+          <w:iCs w:val="false"/>
+          <w:sz w:val="28"/>
+          <w:szCs w:val="28"/>
+        </w:rPr>
       </w:r>
     </w:p>
     <w:p>
@@ -21224,6 +21442,238 @@
           <w:sz w:val="28"/>
           <w:szCs w:val="28"/>
         </w:rPr>
+        <w:tab/>
+        <w:t xml:space="preserve">Второй сценарий проверял реакцию платформы на падающие модульные тесты. В тестовый класс Java-проекта были добавлены три заведомо теста: тест с неверным утверждением, тест, вызывающий </w:t>
+      </w:r>
+      <w:r>
+        <w:rPr>
+          <w:rStyle w:val="Style17"/>
+          <w:rFonts w:ascii="Liberation Serif" w:hAnsi="Liberation Serif"/>
+          <w:b w:val="false"/>
+          <w:bCs w:val="false"/>
+          <w:i w:val="false"/>
+          <w:iCs w:val="false"/>
+          <w:sz w:val="28"/>
+          <w:szCs w:val="28"/>
+        </w:rPr>
+        <w:t>NullPointerException</w:t>
+      </w:r>
+      <w:r>
+        <w:rPr>
+          <w:rFonts w:ascii="Liberation Serif" w:hAnsi="Liberation Serif"/>
+          <w:b w:val="false"/>
+          <w:bCs w:val="false"/>
+          <w:i w:val="false"/>
+          <w:iCs w:val="false"/>
+          <w:sz w:val="28"/>
+          <w:szCs w:val="28"/>
+        </w:rPr>
+        <w:t xml:space="preserve"> при обращении к методу на </w:t>
+      </w:r>
+      <w:r>
+        <w:rPr>
+          <w:rStyle w:val="Style17"/>
+          <w:rFonts w:ascii="Liberation Serif" w:hAnsi="Liberation Serif"/>
+          <w:b w:val="false"/>
+          <w:bCs w:val="false"/>
+          <w:i w:val="false"/>
+          <w:iCs w:val="false"/>
+          <w:sz w:val="28"/>
+          <w:szCs w:val="28"/>
+        </w:rPr>
+        <w:t>null</w:t>
+      </w:r>
+      <w:r>
+        <w:rPr>
+          <w:rFonts w:ascii="Liberation Serif" w:hAnsi="Liberation Serif"/>
+          <w:b w:val="false"/>
+          <w:bCs w:val="false"/>
+          <w:i w:val="false"/>
+          <w:iCs w:val="false"/>
+          <w:sz w:val="28"/>
+          <w:szCs w:val="28"/>
+        </w:rPr>
+        <w:t xml:space="preserve">-объекте, и тест, ожидающий выброс исключения, которое не генерируется тестируемым методом. На стадии </w:t>
+      </w:r>
+      <w:r>
+        <w:rPr>
+          <w:rStyle w:val="Style17"/>
+          <w:rFonts w:ascii="Liberation Serif" w:hAnsi="Liberation Serif"/>
+          <w:b w:val="false"/>
+          <w:bCs w:val="false"/>
+          <w:i w:val="false"/>
+          <w:iCs w:val="false"/>
+          <w:sz w:val="28"/>
+          <w:szCs w:val="28"/>
+        </w:rPr>
+        <w:t>test-backend</w:t>
+      </w:r>
+      <w:r>
+        <w:rPr>
+          <w:rFonts w:ascii="Liberation Serif" w:hAnsi="Liberation Serif"/>
+          <w:b w:val="false"/>
+          <w:bCs w:val="false"/>
+          <w:i w:val="false"/>
+          <w:iCs w:val="false"/>
+          <w:sz w:val="28"/>
+          <w:szCs w:val="28"/>
+        </w:rPr>
+        <w:t xml:space="preserve"> фреймворк JUnit выполнил все тесты и зафиксировал три провала с исключениями </w:t>
+      </w:r>
+      <w:r>
+        <w:rPr>
+          <w:rStyle w:val="Style17"/>
+          <w:rFonts w:ascii="Liberation Serif" w:hAnsi="Liberation Serif"/>
+          <w:b w:val="false"/>
+          <w:bCs w:val="false"/>
+          <w:i w:val="false"/>
+          <w:iCs w:val="false"/>
+          <w:sz w:val="28"/>
+          <w:szCs w:val="28"/>
+        </w:rPr>
+        <w:t>AssertionError</w:t>
+      </w:r>
+      <w:r>
+        <w:rPr>
+          <w:rFonts w:ascii="Liberation Serif" w:hAnsi="Liberation Serif"/>
+          <w:b w:val="false"/>
+          <w:bCs w:val="false"/>
+          <w:i w:val="false"/>
+          <w:iCs w:val="false"/>
+          <w:sz w:val="28"/>
+          <w:szCs w:val="28"/>
+        </w:rPr>
+        <w:t xml:space="preserve"> и </w:t>
+      </w:r>
+      <w:r>
+        <w:rPr>
+          <w:rStyle w:val="Style17"/>
+          <w:rFonts w:ascii="Liberation Serif" w:hAnsi="Liberation Serif"/>
+          <w:b w:val="false"/>
+          <w:bCs w:val="false"/>
+          <w:i w:val="false"/>
+          <w:iCs w:val="false"/>
+          <w:sz w:val="28"/>
+          <w:szCs w:val="28"/>
+        </w:rPr>
+        <w:t>NullPointerException</w:t>
+      </w:r>
+      <w:r>
+        <w:rPr>
+          <w:rFonts w:ascii="Liberation Serif" w:hAnsi="Liberation Serif"/>
+          <w:b w:val="false"/>
+          <w:bCs w:val="false"/>
+          <w:i w:val="false"/>
+          <w:iCs w:val="false"/>
+          <w:sz w:val="28"/>
+          <w:szCs w:val="28"/>
+        </w:rPr>
+        <w:t>. Логи задания содержат детальную информацию о каждом упавшем тесте с указанием ожидаемого и фактического значений. Данный сценарий демонстрирует, что платформа корректно фиксирует проблемы на этапе тестирования и предоставляет разработчику полную диагностическую информацию для исправления ошибок. Результат выполнения тестов с ошибками показан на рисунке 26.</w:t>
+      </w:r>
+    </w:p>
+    <w:p>
+      <w:pPr>
+        <w:pStyle w:val="Normal"/>
+        <w:spacing w:lineRule="auto" w:line="360" w:before="0" w:after="0"/>
+        <w:jc w:val="center"/>
+        <w:rPr>
+          <w:rFonts w:ascii="Liberation Serif" w:hAnsi="Liberation Serif"/>
+          <w:b w:val="false"/>
+          <w:bCs w:val="false"/>
+          <w:i w:val="false"/>
+          <w:i w:val="false"/>
+          <w:iCs w:val="false"/>
+          <w:sz w:val="28"/>
+          <w:szCs w:val="28"/>
+        </w:rPr>
+      </w:pPr>
+      <w:r>
+        <w:drawing>
+          <wp:anchor behindDoc="0" distT="0" distB="0" distL="0" distR="0" simplePos="0" locked="0" layoutInCell="0" allowOverlap="1" relativeHeight="28">
+            <wp:simplePos x="0" y="0"/>
+            <wp:positionH relativeFrom="column">
+              <wp:align>center</wp:align>
+            </wp:positionH>
+            <wp:positionV relativeFrom="paragraph">
+              <wp:posOffset>635</wp:posOffset>
+            </wp:positionV>
+            <wp:extent cx="5940425" cy="3716020"/>
+            <wp:effectExtent l="0" t="0" r="0" b="0"/>
+            <wp:wrapSquare wrapText="largest"/>
+            <wp:docPr id="26" name="Изображение26" descr=""/>
+            <wp:cNvGraphicFramePr>
+              <a:graphicFrameLocks xmlns:a="http://schemas.openxmlformats.org/drawingml/2006/main" noChangeAspect="1"/>
+            </wp:cNvGraphicFramePr>
+            <a:graphic xmlns:a="http://schemas.openxmlformats.org/drawingml/2006/main">
+              <a:graphicData uri="http://schemas.openxmlformats.org/drawingml/2006/picture">
+                <pic:pic xmlns:pic="http://schemas.openxmlformats.org/drawingml/2006/picture">
+                  <pic:nvPicPr>
+                    <pic:cNvPr id="26" name="Изображение26" descr=""/>
+                    <pic:cNvPicPr>
+                      <a:picLocks noChangeAspect="1" noChangeArrowheads="1"/>
+                    </pic:cNvPicPr>
+                  </pic:nvPicPr>
+                  <pic:blipFill>
+                    <a:blip r:embed="rId27"/>
+                    <a:stretch>
+                      <a:fillRect/>
+                    </a:stretch>
+                  </pic:blipFill>
+                  <pic:spPr bwMode="auto">
+                    <a:xfrm>
+                      <a:off x="0" y="0"/>
+                      <a:ext cx="5940425" cy="3716020"/>
+                    </a:xfrm>
+                    <a:prstGeom prst="rect">
+                      <a:avLst/>
+                    </a:prstGeom>
+                    <a:noFill/>
+                  </pic:spPr>
+                </pic:pic>
+              </a:graphicData>
+            </a:graphic>
+          </wp:anchor>
+        </w:drawing>
+      </w:r>
+      <w:r>
+        <w:rPr>
+          <w:rFonts w:ascii="Liberation Serif" w:hAnsi="Liberation Serif"/>
+          <w:b w:val="false"/>
+          <w:bCs w:val="false"/>
+          <w:i w:val="false"/>
+          <w:iCs w:val="false"/>
+          <w:sz w:val="28"/>
+          <w:szCs w:val="28"/>
+        </w:rPr>
+        <w:t>Рисунок 26 — Проваленные тесты</w:t>
+      </w:r>
+    </w:p>
+    <w:p>
+      <w:pPr>
+        <w:pStyle w:val="Normal"/>
+        <w:spacing w:lineRule="auto" w:line="360" w:before="0" w:after="0"/>
+        <w:jc w:val="center"/>
+        <w:rPr>
+          <w:rFonts w:ascii="Liberation Serif" w:hAnsi="Liberation Serif"/>
+          <w:b w:val="false"/>
+          <w:bCs w:val="false"/>
+          <w:i w:val="false"/>
+          <w:i w:val="false"/>
+          <w:iCs w:val="false"/>
+          <w:sz w:val="28"/>
+          <w:szCs w:val="28"/>
+        </w:rPr>
+      </w:pPr>
+      <w:r>
+        <w:rPr>
+          <w:rFonts w:ascii="Liberation Serif" w:hAnsi="Liberation Serif"/>
+          <w:b w:val="false"/>
+          <w:bCs w:val="false"/>
+          <w:i w:val="false"/>
+          <w:iCs w:val="false"/>
+          <w:sz w:val="28"/>
+          <w:szCs w:val="28"/>
+        </w:rPr>
       </w:r>
     </w:p>
     <w:p>
@@ -21252,6 +21702,287 @@
           <w:sz w:val="28"/>
           <w:szCs w:val="28"/>
         </w:rPr>
+        <w:t xml:space="preserve">Третий сценарий моделировал ошибку конфигурации сборки фронтенда. В </w:t>
+      </w:r>
+      <w:r>
+        <w:rPr>
+          <w:rStyle w:val="Style17"/>
+          <w:rFonts w:ascii="Liberation Serif" w:hAnsi="Liberation Serif"/>
+          <w:b w:val="false"/>
+          <w:bCs w:val="false"/>
+          <w:i w:val="false"/>
+          <w:iCs w:val="false"/>
+          <w:sz w:val="28"/>
+          <w:szCs w:val="28"/>
+        </w:rPr>
+        <w:t>Dockerfile</w:t>
+      </w:r>
+      <w:r>
+        <w:rPr>
+          <w:rFonts w:ascii="Liberation Serif" w:hAnsi="Liberation Serif"/>
+          <w:b w:val="false"/>
+          <w:bCs w:val="false"/>
+          <w:i w:val="false"/>
+          <w:iCs w:val="false"/>
+          <w:sz w:val="28"/>
+          <w:szCs w:val="28"/>
+        </w:rPr>
+        <w:t xml:space="preserve"> фронтенд-приложения была указана команда </w:t>
+      </w:r>
+      <w:r>
+        <w:rPr>
+          <w:rStyle w:val="Style17"/>
+          <w:rFonts w:ascii="Liberation Serif" w:hAnsi="Liberation Serif"/>
+          <w:b w:val="false"/>
+          <w:bCs w:val="false"/>
+          <w:i w:val="false"/>
+          <w:iCs w:val="false"/>
+          <w:sz w:val="28"/>
+          <w:szCs w:val="28"/>
+        </w:rPr>
+        <w:t>npm run build:prod</w:t>
+      </w:r>
+      <w:r>
+        <w:rPr>
+          <w:rFonts w:ascii="Liberation Serif" w:hAnsi="Liberation Serif"/>
+          <w:b w:val="false"/>
+          <w:bCs w:val="false"/>
+          <w:i w:val="false"/>
+          <w:iCs w:val="false"/>
+          <w:sz w:val="28"/>
+          <w:szCs w:val="28"/>
+        </w:rPr>
+        <w:t xml:space="preserve">, которая отсутствует в файле </w:t>
+      </w:r>
+      <w:r>
+        <w:rPr>
+          <w:rStyle w:val="Style17"/>
+          <w:rFonts w:ascii="Liberation Serif" w:hAnsi="Liberation Serif"/>
+          <w:b w:val="false"/>
+          <w:bCs w:val="false"/>
+          <w:i w:val="false"/>
+          <w:iCs w:val="false"/>
+          <w:sz w:val="28"/>
+          <w:szCs w:val="28"/>
+        </w:rPr>
+        <w:t>package.json</w:t>
+      </w:r>
+      <w:r>
+        <w:rPr>
+          <w:rFonts w:ascii="Liberation Serif" w:hAnsi="Liberation Serif"/>
+          <w:b w:val="false"/>
+          <w:bCs w:val="false"/>
+          <w:i w:val="false"/>
+          <w:iCs w:val="false"/>
+          <w:sz w:val="28"/>
+          <w:szCs w:val="28"/>
+        </w:rPr>
+        <w:t xml:space="preserve"> проекта. Сам Dockerfile синтаксически корректен и проходит валидацию, однако при выполнении команды </w:t>
+      </w:r>
+      <w:r>
+        <w:rPr>
+          <w:rStyle w:val="Style17"/>
+          <w:rFonts w:ascii="Liberation Serif" w:hAnsi="Liberation Serif"/>
+          <w:b w:val="false"/>
+          <w:bCs w:val="false"/>
+          <w:i w:val="false"/>
+          <w:iCs w:val="false"/>
+          <w:sz w:val="28"/>
+          <w:szCs w:val="28"/>
+        </w:rPr>
+        <w:t>RUN npm run build:prod</w:t>
+      </w:r>
+      <w:r>
+        <w:rPr>
+          <w:rFonts w:ascii="Liberation Serif" w:hAnsi="Liberation Serif"/>
+          <w:b w:val="false"/>
+          <w:bCs w:val="false"/>
+          <w:i w:val="false"/>
+          <w:iCs w:val="false"/>
+          <w:sz w:val="28"/>
+          <w:szCs w:val="28"/>
+        </w:rPr>
+        <w:t xml:space="preserve"> на этапе сборки образа npm возвращает ошибку </w:t>
+      </w:r>
+      <w:r>
+        <w:rPr>
+          <w:rStyle w:val="Style17"/>
+          <w:rFonts w:ascii="Liberation Serif" w:hAnsi="Liberation Serif"/>
+          <w:b w:val="false"/>
+          <w:bCs w:val="false"/>
+          <w:i w:val="false"/>
+          <w:iCs w:val="false"/>
+          <w:sz w:val="28"/>
+          <w:szCs w:val="28"/>
+        </w:rPr>
+        <w:t>missing script: build:prod</w:t>
+      </w:r>
+      <w:r>
+        <w:rPr>
+          <w:rFonts w:ascii="Liberation Serif" w:hAnsi="Liberation Serif"/>
+          <w:b w:val="false"/>
+          <w:bCs w:val="false"/>
+          <w:i w:val="false"/>
+          <w:iCs w:val="false"/>
+          <w:sz w:val="28"/>
+          <w:szCs w:val="28"/>
+        </w:rPr>
+        <w:t xml:space="preserve">. Docker-демон фиксирует ненулевой код возврата и прерывает сборку образа. Задание </w:t>
+      </w:r>
+      <w:r>
+        <w:rPr>
+          <w:rStyle w:val="Style17"/>
+          <w:rFonts w:ascii="Liberation Serif" w:hAnsi="Liberation Serif"/>
+          <w:b w:val="false"/>
+          <w:bCs w:val="false"/>
+          <w:i w:val="false"/>
+          <w:iCs w:val="false"/>
+          <w:sz w:val="28"/>
+          <w:szCs w:val="28"/>
+        </w:rPr>
+        <w:t>build-frontend</w:t>
+      </w:r>
+      <w:r>
+        <w:rPr>
+          <w:rFonts w:ascii="Liberation Serif" w:hAnsi="Liberation Serif"/>
+          <w:b w:val="false"/>
+          <w:bCs w:val="false"/>
+          <w:i w:val="false"/>
+          <w:iCs w:val="false"/>
+          <w:sz w:val="28"/>
+          <w:szCs w:val="28"/>
+        </w:rPr>
+        <w:t xml:space="preserve"> переходит в статус </w:t>
+      </w:r>
+      <w:r>
+        <w:rPr>
+          <w:rStyle w:val="Style17"/>
+          <w:rFonts w:ascii="Liberation Serif" w:hAnsi="Liberation Serif"/>
+          <w:b w:val="false"/>
+          <w:bCs w:val="false"/>
+          <w:i w:val="false"/>
+          <w:iCs w:val="false"/>
+          <w:sz w:val="28"/>
+          <w:szCs w:val="28"/>
+        </w:rPr>
+        <w:t>Failed</w:t>
+      </w:r>
+      <w:r>
+        <w:rPr>
+          <w:rFonts w:ascii="Liberation Serif" w:hAnsi="Liberation Serif"/>
+          <w:b w:val="false"/>
+          <w:bCs w:val="false"/>
+          <w:i w:val="false"/>
+          <w:iCs w:val="false"/>
+          <w:sz w:val="28"/>
+          <w:szCs w:val="28"/>
+        </w:rPr>
+        <w:t>, образ не создаётся и не отправляется в Nexus Docker Registry. Последующие стадии публикации и деплоя не запускаются. Этот сценарий показывает, что платформа обнаруживает не только синтаксические ошибки конфигурации, но и логические несоответствия между Dockerfile и структурой проекта. Лог сборки Docker с ошибкой npm представлен на рисунке 27.</w:t>
+      </w:r>
+    </w:p>
+    <w:p>
+      <w:pPr>
+        <w:pStyle w:val="Normal"/>
+        <w:spacing w:lineRule="auto" w:line="360" w:before="0" w:after="0"/>
+        <w:jc w:val="center"/>
+        <w:rPr>
+          <w:rFonts w:ascii="Liberation Serif" w:hAnsi="Liberation Serif"/>
+          <w:b w:val="false"/>
+          <w:bCs w:val="false"/>
+          <w:i w:val="false"/>
+          <w:i w:val="false"/>
+          <w:iCs w:val="false"/>
+          <w:sz w:val="28"/>
+          <w:szCs w:val="28"/>
+        </w:rPr>
+      </w:pPr>
+      <w:r>
+        <w:drawing>
+          <wp:anchor behindDoc="0" distT="0" distB="0" distL="0" distR="0" simplePos="0" locked="0" layoutInCell="0" allowOverlap="1" relativeHeight="29">
+            <wp:simplePos x="0" y="0"/>
+            <wp:positionH relativeFrom="column">
+              <wp:align>center</wp:align>
+            </wp:positionH>
+            <wp:positionV relativeFrom="paragraph">
+              <wp:posOffset>635</wp:posOffset>
+            </wp:positionV>
+            <wp:extent cx="5940425" cy="3671570"/>
+            <wp:effectExtent l="0" t="0" r="0" b="0"/>
+            <wp:wrapSquare wrapText="largest"/>
+            <wp:docPr id="27" name="Изображение27" descr=""/>
+            <wp:cNvGraphicFramePr>
+              <a:graphicFrameLocks xmlns:a="http://schemas.openxmlformats.org/drawingml/2006/main" noChangeAspect="1"/>
+            </wp:cNvGraphicFramePr>
+            <a:graphic xmlns:a="http://schemas.openxmlformats.org/drawingml/2006/main">
+              <a:graphicData uri="http://schemas.openxmlformats.org/drawingml/2006/picture">
+                <pic:pic xmlns:pic="http://schemas.openxmlformats.org/drawingml/2006/picture">
+                  <pic:nvPicPr>
+                    <pic:cNvPr id="27" name="Изображение27" descr=""/>
+                    <pic:cNvPicPr>
+                      <a:picLocks noChangeAspect="1" noChangeArrowheads="1"/>
+                    </pic:cNvPicPr>
+                  </pic:nvPicPr>
+                  <pic:blipFill>
+                    <a:blip r:embed="rId28"/>
+                    <a:stretch>
+                      <a:fillRect/>
+                    </a:stretch>
+                  </pic:blipFill>
+                  <pic:spPr bwMode="auto">
+                    <a:xfrm>
+                      <a:off x="0" y="0"/>
+                      <a:ext cx="5940425" cy="3671570"/>
+                    </a:xfrm>
+                    <a:prstGeom prst="rect">
+                      <a:avLst/>
+                    </a:prstGeom>
+                    <a:noFill/>
+                  </pic:spPr>
+                </pic:pic>
+              </a:graphicData>
+            </a:graphic>
+          </wp:anchor>
+        </w:drawing>
+      </w:r>
+      <w:r>
+        <w:rPr>
+          <w:rFonts w:ascii="Liberation Serif" w:hAnsi="Liberation Serif"/>
+          <w:b w:val="false"/>
+          <w:bCs w:val="false"/>
+          <w:i w:val="false"/>
+          <w:iCs w:val="false"/>
+          <w:sz w:val="28"/>
+          <w:szCs w:val="28"/>
+        </w:rPr>
+        <w:t>Рисунок 27 — Ошибка при сборке Dockerfile</w:t>
+      </w:r>
+    </w:p>
+    <w:p>
+      <w:pPr>
+        <w:pStyle w:val="Normal"/>
+        <w:spacing w:lineRule="auto" w:line="360" w:before="0" w:after="0"/>
+        <w:jc w:val="center"/>
+        <w:rPr>
+          <w:rFonts w:ascii="Liberation Serif" w:hAnsi="Liberation Serif"/>
+          <w:b w:val="false"/>
+          <w:bCs w:val="false"/>
+          <w:i w:val="false"/>
+          <w:i w:val="false"/>
+          <w:iCs w:val="false"/>
+          <w:sz w:val="28"/>
+          <w:szCs w:val="28"/>
+        </w:rPr>
+      </w:pPr>
+      <w:r>
+        <w:rPr>
+          <w:rFonts w:ascii="Liberation Serif" w:hAnsi="Liberation Serif"/>
+          <w:b w:val="false"/>
+          <w:bCs w:val="false"/>
+          <w:i w:val="false"/>
+          <w:iCs w:val="false"/>
+          <w:sz w:val="28"/>
+          <w:szCs w:val="28"/>
+        </w:rPr>
       </w:r>
     </w:p>
     <w:p>
@@ -21280,57 +22011,133 @@
           <w:sz w:val="28"/>
           <w:szCs w:val="28"/>
         </w:rPr>
-        <w:t xml:space="preserve">Система статического анализа корректно идентифицировала все внесённые проблемы: хардкод секретов был классифицирован как критическая уязвимость безопасности, небезопасный SQL-запрос — как потенциальная SQL-инъекция, использование </w:t>
-      </w:r>
-      <w:r>
-        <w:rPr>
-          <w:rStyle w:val="Style19"/>
-          <w:rFonts w:ascii="Liberation Serif" w:hAnsi="Liberation Serif"/>
-          <w:b w:val="false"/>
-          <w:bCs w:val="false"/>
-          <w:i w:val="false"/>
-          <w:iCs w:val="false"/>
-          <w:sz w:val="28"/>
-          <w:szCs w:val="28"/>
-        </w:rPr>
-        <w:t>System.out.println</w:t>
-      </w:r>
-      <w:r>
-        <w:rPr>
-          <w:rFonts w:ascii="Liberation Serif" w:hAnsi="Liberation Serif"/>
-          <w:b w:val="false"/>
-          <w:bCs w:val="false"/>
-          <w:i w:val="false"/>
-          <w:iCs w:val="false"/>
-          <w:sz w:val="28"/>
-          <w:szCs w:val="28"/>
-        </w:rPr>
-        <w:t xml:space="preserve"> — как нарушение практик логирования. Quality Gate не был пройден, и благодаря настройке </w:t>
-      </w:r>
-      <w:r>
-        <w:rPr>
-          <w:rStyle w:val="Style19"/>
-          <w:rFonts w:ascii="Liberation Serif" w:hAnsi="Liberation Serif"/>
-          <w:b w:val="false"/>
-          <w:bCs w:val="false"/>
-          <w:i w:val="false"/>
-          <w:iCs w:val="false"/>
-          <w:sz w:val="28"/>
-          <w:szCs w:val="28"/>
-        </w:rPr>
-        <w:t>-Dsonar.qualitygate.wait=true</w:t>
-      </w:r>
-      <w:r>
-        <w:rPr>
-          <w:rFonts w:ascii="Liberation Serif" w:hAnsi="Liberation Serif"/>
-          <w:b w:val="false"/>
-          <w:bCs w:val="false"/>
-          <w:i w:val="false"/>
-          <w:iCs w:val="false"/>
-          <w:sz w:val="28"/>
-          <w:szCs w:val="28"/>
-        </w:rPr>
-        <w:t xml:space="preserve"> пайплайн завершился с ошибкой, предотвратив публикацию и развёртывание уязвимого кода.</w:t>
+        <w:tab/>
+        <w:t xml:space="preserve">Четвёртый сценарий был направлен на проверку обработки ошибок компиляции. В C#-проекте в классе </w:t>
+      </w:r>
+      <w:r>
+        <w:rPr>
+          <w:rStyle w:val="Style17"/>
+          <w:rFonts w:ascii="Liberation Serif" w:hAnsi="Liberation Serif"/>
+          <w:b w:val="false"/>
+          <w:bCs w:val="false"/>
+          <w:i w:val="false"/>
+          <w:iCs w:val="false"/>
+          <w:sz w:val="28"/>
+          <w:szCs w:val="28"/>
+        </w:rPr>
+        <w:t>TaskItem.cs</w:t>
+      </w:r>
+      <w:r>
+        <w:rPr>
+          <w:rFonts w:ascii="Liberation Serif" w:hAnsi="Liberation Serif"/>
+          <w:b w:val="false"/>
+          <w:bCs w:val="false"/>
+          <w:i w:val="false"/>
+          <w:iCs w:val="false"/>
+          <w:sz w:val="28"/>
+          <w:szCs w:val="28"/>
+        </w:rPr>
+        <w:t xml:space="preserve"> было объявлено два свойства с одинаковым именем </w:t>
+      </w:r>
+      <w:r>
+        <w:rPr>
+          <w:rStyle w:val="Style17"/>
+          <w:rFonts w:ascii="Liberation Serif" w:hAnsi="Liberation Serif"/>
+          <w:b w:val="false"/>
+          <w:bCs w:val="false"/>
+          <w:i w:val="false"/>
+          <w:iCs w:val="false"/>
+          <w:sz w:val="28"/>
+          <w:szCs w:val="28"/>
+        </w:rPr>
+        <w:t>Title</w:t>
+      </w:r>
+      <w:r>
+        <w:rPr>
+          <w:rFonts w:ascii="Liberation Serif" w:hAnsi="Liberation Serif"/>
+          <w:b w:val="false"/>
+          <w:bCs w:val="false"/>
+          <w:i w:val="false"/>
+          <w:iCs w:val="false"/>
+          <w:sz w:val="28"/>
+          <w:szCs w:val="28"/>
+        </w:rPr>
+        <w:t xml:space="preserve">, что является нарушением правил языка. При запуске стадии </w:t>
+      </w:r>
+      <w:r>
+        <w:rPr>
+          <w:rStyle w:val="Style17"/>
+          <w:rFonts w:ascii="Liberation Serif" w:hAnsi="Liberation Serif"/>
+          <w:b w:val="false"/>
+          <w:bCs w:val="false"/>
+          <w:i w:val="false"/>
+          <w:iCs w:val="false"/>
+          <w:sz w:val="28"/>
+          <w:szCs w:val="28"/>
+        </w:rPr>
+        <w:t>build-backend</w:t>
+      </w:r>
+      <w:r>
+        <w:rPr>
+          <w:rFonts w:ascii="Liberation Serif" w:hAnsi="Liberation Serif"/>
+          <w:b w:val="false"/>
+          <w:bCs w:val="false"/>
+          <w:i w:val="false"/>
+          <w:iCs w:val="false"/>
+          <w:sz w:val="28"/>
+          <w:szCs w:val="28"/>
+        </w:rPr>
+        <w:t xml:space="preserve"> компилятор .NET обнаружил конфликт и вернул ошибку </w:t>
+      </w:r>
+      <w:r>
+        <w:rPr>
+          <w:rStyle w:val="Style17"/>
+          <w:rFonts w:ascii="Liberation Serif" w:hAnsi="Liberation Serif"/>
+          <w:b w:val="false"/>
+          <w:bCs w:val="false"/>
+          <w:i w:val="false"/>
+          <w:iCs w:val="false"/>
+          <w:sz w:val="28"/>
+          <w:szCs w:val="28"/>
+        </w:rPr>
+        <w:t xml:space="preserve">CS0102. </w:t>
+      </w:r>
+      <w:r>
+        <w:rPr>
+          <w:rFonts w:ascii="Liberation Serif" w:hAnsi="Liberation Serif"/>
+          <w:b w:val="false"/>
+          <w:bCs w:val="false"/>
+          <w:i w:val="false"/>
+          <w:iCs w:val="false"/>
+          <w:sz w:val="28"/>
+          <w:szCs w:val="28"/>
+        </w:rPr>
+        <w:t xml:space="preserve">Сборка была прервана, задание завершилось с кодом возврата 1. Пайплайн перешёл в статус </w:t>
+      </w:r>
+      <w:r>
+        <w:rPr>
+          <w:rStyle w:val="Style17"/>
+          <w:rFonts w:ascii="Liberation Serif" w:hAnsi="Liberation Serif"/>
+          <w:b w:val="false"/>
+          <w:bCs w:val="false"/>
+          <w:i w:val="false"/>
+          <w:iCs w:val="false"/>
+          <w:sz w:val="28"/>
+          <w:szCs w:val="28"/>
+        </w:rPr>
+        <w:t>Failed</w:t>
+      </w:r>
+      <w:r>
+        <w:rPr>
+          <w:rFonts w:ascii="Liberation Serif" w:hAnsi="Liberation Serif"/>
+          <w:b w:val="false"/>
+          <w:bCs w:val="false"/>
+          <w:i w:val="false"/>
+          <w:iCs w:val="false"/>
+          <w:sz w:val="28"/>
+          <w:szCs w:val="28"/>
+        </w:rPr>
+        <w:t>, и все последующие стадии не были инициированы. Платформа корректно обработала ошибку компиляции и предотвратила дальнейшее распространение нерабочего кода. Лог компиляции .NET с ошибкой представлен на рисунке 28.</w:t>
       </w:r>
     </w:p>
     <w:p>
@@ -21339,7 +22146,6 @@
         <w:spacing w:lineRule="auto" w:line="360" w:before="0" w:after="0"/>
         <w:jc w:val="both"/>
         <w:rPr>
-          <w:rStyle w:val="Emphasis"/>
           <w:rFonts w:ascii="Liberation Serif" w:hAnsi="Liberation Serif"/>
           <w:b w:val="false"/>
           <w:bCs w:val="false"/>
@@ -21368,7 +22174,6 @@
         <w:spacing w:lineRule="auto" w:line="360" w:before="0" w:after="0"/>
         <w:jc w:val="both"/>
         <w:rPr>
-          <w:rStyle w:val="Emphasis"/>
           <w:rFonts w:ascii="Liberation Serif" w:hAnsi="Liberation Serif"/>
           <w:b w:val="false"/>
           <w:bCs w:val="false"/>
@@ -21397,7 +22202,6 @@
         <w:spacing w:lineRule="auto" w:line="360" w:before="0" w:after="0"/>
         <w:jc w:val="both"/>
         <w:rPr>
-          <w:rStyle w:val="Emphasis"/>
           <w:rFonts w:ascii="Liberation Serif" w:hAnsi="Liberation Serif"/>
           <w:b w:val="false"/>
           <w:bCs w:val="false"/>
@@ -21426,7 +22230,111 @@
         <w:spacing w:lineRule="auto" w:line="360" w:before="0" w:after="0"/>
         <w:jc w:val="both"/>
         <w:rPr>
-          <w:rStyle w:val="Emphasis"/>
+          <w:rFonts w:ascii="Liberation Serif" w:hAnsi="Liberation Serif"/>
+          <w:b w:val="false"/>
+          <w:bCs w:val="false"/>
+          <w:i w:val="false"/>
+          <w:i w:val="false"/>
+          <w:iCs w:val="false"/>
+          <w:sz w:val="28"/>
+          <w:szCs w:val="28"/>
+        </w:rPr>
+      </w:pPr>
+      <w:r>
+        <w:rPr>
+          <w:rFonts w:ascii="Liberation Serif" w:hAnsi="Liberation Serif"/>
+          <w:b w:val="false"/>
+          <w:bCs w:val="false"/>
+          <w:i w:val="false"/>
+          <w:iCs w:val="false"/>
+          <w:sz w:val="28"/>
+          <w:szCs w:val="28"/>
+        </w:rPr>
+      </w:r>
+    </w:p>
+    <w:p>
+      <w:pPr>
+        <w:pStyle w:val="Normal"/>
+        <w:spacing w:lineRule="auto" w:line="360" w:before="0" w:after="0"/>
+        <w:jc w:val="center"/>
+        <w:rPr>
+          <w:rFonts w:ascii="Liberation Serif" w:hAnsi="Liberation Serif"/>
+          <w:b w:val="false"/>
+          <w:bCs w:val="false"/>
+          <w:i w:val="false"/>
+          <w:i w:val="false"/>
+          <w:iCs w:val="false"/>
+          <w:sz w:val="28"/>
+          <w:szCs w:val="28"/>
+        </w:rPr>
+      </w:pPr>
+      <w:r>
+        <w:drawing>
+          <wp:anchor behindDoc="0" distT="0" distB="0" distL="0" distR="0" simplePos="0" locked="0" layoutInCell="0" allowOverlap="1" relativeHeight="30">
+            <wp:simplePos x="0" y="0"/>
+            <wp:positionH relativeFrom="column">
+              <wp:align>center</wp:align>
+            </wp:positionH>
+            <wp:positionV relativeFrom="paragraph">
+              <wp:posOffset>635</wp:posOffset>
+            </wp:positionV>
+            <wp:extent cx="5940425" cy="3673475"/>
+            <wp:effectExtent l="0" t="0" r="0" b="0"/>
+            <wp:wrapSquare wrapText="largest"/>
+            <wp:docPr id="28" name="Изображение28" descr=""/>
+            <wp:cNvGraphicFramePr>
+              <a:graphicFrameLocks xmlns:a="http://schemas.openxmlformats.org/drawingml/2006/main" noChangeAspect="1"/>
+            </wp:cNvGraphicFramePr>
+            <a:graphic xmlns:a="http://schemas.openxmlformats.org/drawingml/2006/main">
+              <a:graphicData uri="http://schemas.openxmlformats.org/drawingml/2006/picture">
+                <pic:pic xmlns:pic="http://schemas.openxmlformats.org/drawingml/2006/picture">
+                  <pic:nvPicPr>
+                    <pic:cNvPr id="28" name="Изображение28" descr=""/>
+                    <pic:cNvPicPr>
+                      <a:picLocks noChangeAspect="1" noChangeArrowheads="1"/>
+                    </pic:cNvPicPr>
+                  </pic:nvPicPr>
+                  <pic:blipFill>
+                    <a:blip r:embed="rId29"/>
+                    <a:stretch>
+                      <a:fillRect/>
+                    </a:stretch>
+                  </pic:blipFill>
+                  <pic:spPr bwMode="auto">
+                    <a:xfrm>
+                      <a:off x="0" y="0"/>
+                      <a:ext cx="5940425" cy="3673475"/>
+                    </a:xfrm>
+                    <a:prstGeom prst="rect">
+                      <a:avLst/>
+                    </a:prstGeom>
+                    <a:noFill/>
+                  </pic:spPr>
+                </pic:pic>
+              </a:graphicData>
+            </a:graphic>
+          </wp:anchor>
+        </w:drawing>
+      </w:r>
+      <w:r>
+        <w:rPr>
+          <w:rFonts w:ascii="Liberation Serif" w:hAnsi="Liberation Serif"/>
+          <w:b w:val="false"/>
+          <w:bCs w:val="false"/>
+          <w:i w:val="false"/>
+          <w:iCs w:val="false"/>
+          <w:sz w:val="28"/>
+          <w:szCs w:val="28"/>
+        </w:rPr>
+        <w:t>Рисунок 28 — Ошибка компиляции</w:t>
+      </w:r>
+    </w:p>
+    <w:p>
+      <w:pPr>
+        <w:pStyle w:val="Normal"/>
+        <w:spacing w:lineRule="auto" w:line="360" w:before="0" w:after="0"/>
+        <w:jc w:val="center"/>
+        <w:rPr>
           <w:rFonts w:ascii="Liberation Serif" w:hAnsi="Liberation Serif"/>
           <w:b w:val="false"/>
           <w:bCs w:val="false"/>
@@ -21455,27 +22363,28 @@
         <w:spacing w:lineRule="auto" w:line="360" w:before="0" w:after="0"/>
         <w:jc w:val="both"/>
         <w:rPr>
-          <w:rStyle w:val="Emphasis"/>
-          <w:rFonts w:ascii="Liberation Serif" w:hAnsi="Liberation Serif"/>
-          <w:b w:val="false"/>
-          <w:bCs w:val="false"/>
-          <w:i w:val="false"/>
-          <w:i w:val="false"/>
-          <w:iCs w:val="false"/>
-          <w:sz w:val="28"/>
-          <w:szCs w:val="28"/>
-        </w:rPr>
-      </w:pPr>
-      <w:r>
-        <w:rPr>
-          <w:rFonts w:ascii="Liberation Serif" w:hAnsi="Liberation Serif"/>
-          <w:b w:val="false"/>
-          <w:bCs w:val="false"/>
-          <w:i w:val="false"/>
-          <w:iCs w:val="false"/>
-          <w:sz w:val="28"/>
-          <w:szCs w:val="28"/>
-        </w:rPr>
+          <w:rFonts w:ascii="Liberation Serif" w:hAnsi="Liberation Serif"/>
+          <w:b w:val="false"/>
+          <w:bCs w:val="false"/>
+          <w:i w:val="false"/>
+          <w:i w:val="false"/>
+          <w:iCs w:val="false"/>
+          <w:sz w:val="28"/>
+          <w:szCs w:val="28"/>
+        </w:rPr>
+      </w:pPr>
+      <w:r>
+        <w:rPr>
+          <w:rFonts w:ascii="Liberation Serif" w:hAnsi="Liberation Serif"/>
+          <w:b w:val="false"/>
+          <w:bCs w:val="false"/>
+          <w:i w:val="false"/>
+          <w:iCs w:val="false"/>
+          <w:sz w:val="28"/>
+          <w:szCs w:val="28"/>
+        </w:rPr>
+        <w:tab/>
+        <w:t>Проведённые аварийные тесты подтвердили, что платформа обеспечивает многоуровневую защиту от развёртывания дефектного кода. Статический анализ SonarQube выявляет уязвимости безопасности и нарушения стандартов кодирования до этапа публикации. Модульные тесты фиксируют логические ошибки в бизнес-логике приложения. Сборка Docker-образов обнаруживает несоответствия конфигурации и зависимостей. Компиляция исходного кода блокирует синтаксические и семантические ошибки на самом раннем этапе. Каждый из этих механизмов автоматически останавливает пайплайн при обнаружении проблемы, исключая необходимость ручного контроля и предотвращая попадание нерабочего или небезопасного кода в продакшен.</w:t>
       </w:r>
     </w:p>
     <w:p>
@@ -21484,7 +22393,34 @@
         <w:spacing w:lineRule="auto" w:line="360" w:before="0" w:after="0"/>
         <w:jc w:val="both"/>
         <w:rPr>
-          <w:rStyle w:val="Emphasis"/>
+          <w:rFonts w:ascii="Liberation Serif" w:hAnsi="Liberation Serif"/>
+          <w:b w:val="false"/>
+          <w:bCs w:val="false"/>
+          <w:i w:val="false"/>
+          <w:i w:val="false"/>
+          <w:iCs w:val="false"/>
+          <w:sz w:val="28"/>
+          <w:szCs w:val="28"/>
+        </w:rPr>
+      </w:pPr>
+      <w:r>
+        <w:rPr>
+          <w:rFonts w:ascii="Liberation Serif" w:hAnsi="Liberation Serif"/>
+          <w:b w:val="false"/>
+          <w:bCs w:val="false"/>
+          <w:i w:val="false"/>
+          <w:iCs w:val="false"/>
+          <w:sz w:val="28"/>
+          <w:szCs w:val="28"/>
+        </w:rPr>
+      </w:r>
+    </w:p>
+    <w:p>
+      <w:pPr>
+        <w:pStyle w:val="Normal"/>
+        <w:spacing w:lineRule="auto" w:line="360" w:before="0" w:after="0"/>
+        <w:jc w:val="both"/>
+        <w:rPr>
           <w:rFonts w:ascii="Liberation Serif" w:hAnsi="Liberation Serif"/>
           <w:b w:val="false"/>
           <w:bCs w:val="false"/>
@@ -23114,9 +24050,9 @@
       </w:r>
     </w:p>
     <w:sectPr>
-      <w:headerReference w:type="even" r:id="rId25"/>
-      <w:headerReference w:type="default" r:id="rId26"/>
-      <w:headerReference w:type="first" r:id="rId27"/>
+      <w:headerReference w:type="even" r:id="rId30"/>
+      <w:headerReference w:type="default" r:id="rId31"/>
+      <w:headerReference w:type="first" r:id="rId32"/>
       <w:type w:val="nextPage"/>
       <w:pgSz w:w="11906" w:h="16838"/>
       <w:pgMar w:left="1701" w:right="850" w:gutter="0" w:header="708" w:top="1134" w:footer="0" w:bottom="1134"/>
@@ -23183,7 +24119,7 @@
         </w:r>
         <w:r>
           <w:rPr/>
-          <w:t>49</w:t>
+          <w:t>53</w:t>
         </w:r>
         <w:r>
           <w:rPr/>
@@ -25460,8 +26396,8 @@
       <w:szCs w:val="20"/>
     </w:rPr>
   </w:style>
-  <w:style w:type="character" w:styleId="Style15" w:customStyle="1">
-    <w:name w:val="Символ концевой сноски"/>
+  <w:style w:type="character" w:styleId="user" w:customStyle="1">
+    <w:name w:val="Символ концевой сноски (user)"/>
     <w:uiPriority w:val="99"/>
     <w:semiHidden/>
     <w:unhideWhenUsed/>
@@ -25471,8 +26407,8 @@
       <w:vertAlign w:val="superscript"/>
     </w:rPr>
   </w:style>
-  <w:style w:type="character" w:styleId="user" w:customStyle="1">
-    <w:name w:val="Символ концевой сноски (user)"/>
+  <w:style w:type="character" w:styleId="Style15" w:customStyle="1">
+    <w:name w:val="Символ концевой сноски"/>
     <w:qFormat/>
     <w:rPr>
       <w:vertAlign w:val="superscript"/>
@@ -25526,55 +26462,55 @@
       <w:iCs/>
     </w:rPr>
   </w:style>
-  <w:style w:type="character" w:styleId="Style16" w:customStyle="1">
+  <w:style w:type="character" w:styleId="user1" w:customStyle="1">
+    <w:name w:val="Ссылка указателя (user)"/>
+    <w:qFormat/>
+    <w:rPr/>
+  </w:style>
+  <w:style w:type="character" w:styleId="user2">
+    <w:name w:val="Маркеры (user)"/>
+    <w:qFormat/>
+    <w:rPr>
+      <w:rFonts w:ascii="OpenSymbol" w:hAnsi="OpenSymbol" w:eastAsia="OpenSymbol" w:cs="OpenSymbol"/>
+    </w:rPr>
+  </w:style>
+  <w:style w:type="character" w:styleId="user3">
+    <w:name w:val="Символ нумерации (user)"/>
+    <w:qFormat/>
+    <w:rPr/>
+  </w:style>
+  <w:style w:type="character" w:styleId="user4">
+    <w:name w:val="Исходный текст (user)"/>
+    <w:qFormat/>
+    <w:rPr>
+      <w:rFonts w:ascii="Liberation Mono" w:hAnsi="Liberation Mono" w:eastAsia="Liberation Mono" w:cs="Liberation Mono"/>
+    </w:rPr>
+  </w:style>
+  <w:style w:type="character" w:styleId="Style16">
     <w:name w:val="Ссылка указателя"/>
     <w:qFormat/>
     <w:rPr/>
   </w:style>
   <w:style w:type="character" w:styleId="Style17">
+    <w:name w:val="Исходный текст"/>
+    <w:qFormat/>
+    <w:rPr>
+      <w:rFonts w:ascii="Liberation Mono" w:hAnsi="Liberation Mono" w:eastAsia="Liberation Mono" w:cs="Liberation Mono"/>
+    </w:rPr>
+  </w:style>
+  <w:style w:type="character" w:styleId="Style18">
     <w:name w:val="Маркеры"/>
     <w:qFormat/>
     <w:rPr>
       <w:rFonts w:ascii="OpenSymbol" w:hAnsi="OpenSymbol" w:eastAsia="OpenSymbol" w:cs="OpenSymbol"/>
     </w:rPr>
   </w:style>
-  <w:style w:type="character" w:styleId="Style18">
+  <w:style w:type="character" w:styleId="Style19">
     <w:name w:val="Символ нумерации"/>
     <w:qFormat/>
     <w:rPr/>
   </w:style>
-  <w:style w:type="character" w:styleId="Style19">
-    <w:name w:val="Исходный текст"/>
-    <w:qFormat/>
-    <w:rPr>
-      <w:rFonts w:ascii="Liberation Mono" w:hAnsi="Liberation Mono" w:eastAsia="Liberation Mono" w:cs="Liberation Mono"/>
-    </w:rPr>
-  </w:style>
-  <w:style w:type="character" w:styleId="user1">
-    <w:name w:val="Ссылка указателя (user)"/>
-    <w:qFormat/>
-    <w:rPr/>
-  </w:style>
-  <w:style w:type="character" w:styleId="user2">
-    <w:name w:val="Исходный текст (user)"/>
-    <w:qFormat/>
-    <w:rPr>
-      <w:rFonts w:ascii="Liberation Mono" w:hAnsi="Liberation Mono" w:eastAsia="Liberation Mono" w:cs="Liberation Mono"/>
-    </w:rPr>
-  </w:style>
-  <w:style w:type="character" w:styleId="user3">
-    <w:name w:val="Маркеры (user)"/>
-    <w:qFormat/>
-    <w:rPr>
-      <w:rFonts w:ascii="OpenSymbol" w:hAnsi="OpenSymbol" w:eastAsia="OpenSymbol" w:cs="OpenSymbol"/>
-    </w:rPr>
-  </w:style>
-  <w:style w:type="character" w:styleId="user4">
-    <w:name w:val="Символ нумерации (user)"/>
-    <w:qFormat/>
-    <w:rPr/>
-  </w:style>
-  <w:style w:type="paragraph" w:styleId="Style20" w:customStyle="1">
+  <w:style w:type="paragraph" w:styleId="Style20">
     <w:name w:val="Заголовок"/>
     <w:basedOn w:val="Normal"/>
     <w:next w:val="BodyText"/>
@@ -25624,7 +26560,7 @@
       <w:szCs w:val="18"/>
     </w:rPr>
   </w:style>
-  <w:style w:type="paragraph" w:styleId="Style21" w:customStyle="1">
+  <w:style w:type="paragraph" w:styleId="Style21">
     <w:name w:val="Указатель"/>
     <w:basedOn w:val="Normal"/>
     <w:qFormat/>
@@ -25635,7 +26571,7 @@
       <w:rFonts w:cs="Noto Sans Devanagari"/>
     </w:rPr>
   </w:style>
-  <w:style w:type="paragraph" w:styleId="user5">
+  <w:style w:type="paragraph" w:styleId="user5" w:customStyle="1">
     <w:name w:val="Заголовок (user)"/>
     <w:basedOn w:val="Normal"/>
     <w:next w:val="BodyText"/>
@@ -25650,7 +26586,7 @@
       <w:szCs w:val="28"/>
     </w:rPr>
   </w:style>
-  <w:style w:type="paragraph" w:styleId="user6">
+  <w:style w:type="paragraph" w:styleId="user6" w:customStyle="1">
     <w:name w:val="Указатель (user)"/>
     <w:basedOn w:val="Normal"/>
     <w:qFormat/>
@@ -25683,7 +26619,7 @@
   </w:style>
   <w:style w:type="paragraph" w:styleId="IndexHeading">
     <w:name w:val="index heading"/>
-    <w:basedOn w:val="Style20"/>
+    <w:basedOn w:val="user5"/>
     <w:pPr/>
     <w:rPr/>
   </w:style>
@@ -25914,6 +26850,13 @@
       <w:szCs w:val="20"/>
     </w:rPr>
   </w:style>
+  <w:style w:type="paragraph" w:styleId="user7" w:customStyle="1">
+    <w:name w:val="Содержимое врезки (user)"/>
+    <w:basedOn w:val="Normal"/>
+    <w:qFormat/>
+    <w:pPr/>
+    <w:rPr/>
+  </w:style>
   <w:style w:type="paragraph" w:styleId="Style22" w:customStyle="1">
     <w:name w:val="Содержимое врезки"/>
     <w:basedOn w:val="Normal"/>
@@ -25921,14 +26864,17 @@
     <w:pPr/>
     <w:rPr/>
   </w:style>
-  <w:style w:type="paragraph" w:styleId="user7" w:customStyle="1">
-    <w:name w:val="Содержимое врезки (user)"/>
+  <w:style w:type="paragraph" w:styleId="Style23" w:customStyle="1">
+    <w:name w:val="Содержимое таблицы"/>
     <w:basedOn w:val="Normal"/>
     <w:qFormat/>
-    <w:pPr/>
+    <w:pPr>
+      <w:widowControl w:val="false"/>
+      <w:suppressLineNumbers/>
+    </w:pPr>
     <w:rPr/>
   </w:style>
-  <w:style w:type="paragraph" w:styleId="user8" w:customStyle="1">
+  <w:style w:type="paragraph" w:styleId="user8">
     <w:name w:val="Содержимое таблицы (user)"/>
     <w:basedOn w:val="Normal"/>
     <w:qFormat/>
@@ -25938,15 +26884,18 @@
     </w:pPr>
     <w:rPr/>
   </w:style>
-  <w:style w:type="paragraph" w:styleId="Style23">
-    <w:name w:val="Содержимое таблицы"/>
-    <w:basedOn w:val="Normal"/>
+  <w:style w:type="paragraph" w:styleId="user9">
+    <w:name w:val="Заголовок таблицы (user)"/>
+    <w:basedOn w:val="user8"/>
     <w:qFormat/>
     <w:pPr>
-      <w:widowControl w:val="false"/>
       <w:suppressLineNumbers/>
+      <w:jc w:val="center"/>
     </w:pPr>
-    <w:rPr/>
+    <w:rPr>
+      <w:b/>
+      <w:bCs/>
+    </w:rPr>
   </w:style>
   <w:style w:type="paragraph" w:styleId="Style24">
     <w:name w:val="Заголовок таблицы"/>
@@ -25961,21 +26910,8 @@
       <w:bCs/>
     </w:rPr>
   </w:style>
-  <w:style w:type="paragraph" w:styleId="user9">
-    <w:name w:val="Заголовок таблицы (user)"/>
-    <w:basedOn w:val="user8"/>
-    <w:qFormat/>
-    <w:pPr>
-      <w:suppressLineNumbers/>
-      <w:jc w:val="center"/>
-    </w:pPr>
-    <w:rPr>
-      <w:b/>
-      <w:bCs/>
-    </w:rPr>
-  </w:style>
-  <w:style w:type="paragraph" w:styleId="user10">
-    <w:name w:val="Горизонтальная линия (user)"/>
+  <w:style w:type="paragraph" w:styleId="Style25">
+    <w:name w:val="Горизонтальная линия"/>
     <w:basedOn w:val="Normal"/>
     <w:next w:val="BodyText"/>
     <w:qFormat/>
@@ -25991,8 +26927,8 @@
       <w:szCs w:val="12"/>
     </w:rPr>
   </w:style>
-  <w:style w:type="paragraph" w:styleId="user11">
-    <w:name w:val="Текст в заданном формате (user)"/>
+  <w:style w:type="paragraph" w:styleId="Style26">
+    <w:name w:val="Текст в заданном формате"/>
     <w:basedOn w:val="Normal"/>
     <w:qFormat/>
     <w:pPr>
@@ -26004,8 +26940,8 @@
       <w:szCs w:val="20"/>
     </w:rPr>
   </w:style>
-  <w:style w:type="paragraph" w:styleId="user12">
-    <w:name w:val="Блочная цитата (user)"/>
+  <w:style w:type="paragraph" w:styleId="Style27">
+    <w:name w:val="Блочная цитата"/>
     <w:basedOn w:val="Normal"/>
     <w:qFormat/>
     <w:pPr>
@@ -26014,15 +26950,15 @@
     </w:pPr>
     <w:rPr/>
   </w:style>
-  <w:style w:type="numbering" w:styleId="Style25" w:customStyle="1">
-    <w:name w:val="Без списка"/>
+  <w:style w:type="numbering" w:styleId="user10" w:customStyle="1">
+    <w:name w:val="Без списка (user)"/>
     <w:uiPriority w:val="99"/>
     <w:semiHidden/>
     <w:unhideWhenUsed/>
     <w:qFormat/>
   </w:style>
-  <w:style w:type="numbering" w:styleId="Style26">
-    <w:name w:val="Маркированный •"/>
+  <w:style w:type="numbering" w:styleId="user11">
+    <w:name w:val="Маркированный • (user)"/>
     <w:qFormat/>
   </w:style>
   <w:style w:type="table" w:default="1" w:styleId="a1">

--- a/Chudopalov_B_A_RAZRABOTKA_PLATFORMI_UPRAVLENIA_PROGRAMMNIMI_PROEKTAMI.docx
+++ b/Chudopalov_B_A_RAZRABOTKA_PLATFORMI_UPRAVLENIA_PROGRAMMNIMI_PROEKTAMI.docx
@@ -398,16 +398,16 @@
                 <w:szCs w:val="28"/>
               </w:rPr>
             </w:pPr>
-            <w:bookmarkStart w:id="1" w:name="_Toc195522934"/>
-            <w:bookmarkStart w:id="2" w:name="_Toc196051117"/>
-            <w:bookmarkStart w:id="3" w:name="_Toc195140816"/>
-            <w:bookmarkStart w:id="4" w:name="_Toc195139999"/>
-            <w:bookmarkStart w:id="5" w:name="_Toc197412251"/>
-            <w:bookmarkStart w:id="6" w:name="_Toc197217238"/>
+            <w:bookmarkStart w:id="1" w:name="_Toc197410299"/>
+            <w:bookmarkStart w:id="2" w:name="_Toc195522934"/>
+            <w:bookmarkStart w:id="3" w:name="_Toc196051117"/>
+            <w:bookmarkStart w:id="4" w:name="_Toc195140816"/>
+            <w:bookmarkStart w:id="5" w:name="_Toc195139999"/>
+            <w:bookmarkStart w:id="6" w:name="_Toc197412251"/>
             <w:bookmarkStart w:id="7" w:name="_Toc195195707"/>
-            <w:bookmarkStart w:id="8" w:name="_Toc195525835"/>
+            <w:bookmarkStart w:id="8" w:name="_Toc197217238"/>
             <w:bookmarkStart w:id="9" w:name="_Toc195140758"/>
-            <w:bookmarkStart w:id="10" w:name="_Toc197410299"/>
+            <w:bookmarkStart w:id="10" w:name="_Toc195525835"/>
             <w:r>
               <w:rPr>
                 <w:rFonts w:eastAsia="Times New Roman" w:cs="Times New Roman" w:ascii="Times New Roman" w:hAnsi="Times New Roman"/>
@@ -492,16 +492,16 @@
                 <w:szCs w:val="28"/>
               </w:rPr>
             </w:pPr>
-            <w:bookmarkStart w:id="11" w:name="_Toc195140000"/>
-            <w:bookmarkStart w:id="12" w:name="_Toc195525836"/>
-            <w:bookmarkStart w:id="13" w:name="_Toc196051118"/>
-            <w:bookmarkStart w:id="14" w:name="_Toc197412252"/>
-            <w:bookmarkStart w:id="15" w:name="_Toc197410300"/>
-            <w:bookmarkStart w:id="16" w:name="_Toc197217239"/>
-            <w:bookmarkStart w:id="17" w:name="_Toc195195708"/>
-            <w:bookmarkStart w:id="18" w:name="_Toc195140759"/>
-            <w:bookmarkStart w:id="19" w:name="_Toc195522935"/>
-            <w:bookmarkStart w:id="20" w:name="_Toc195140817"/>
+            <w:bookmarkStart w:id="11" w:name="_Toc195195708"/>
+            <w:bookmarkStart w:id="12" w:name="_Toc195140817"/>
+            <w:bookmarkStart w:id="13" w:name="_Toc195522935"/>
+            <w:bookmarkStart w:id="14" w:name="_Toc195140759"/>
+            <w:bookmarkStart w:id="15" w:name="_Toc197217239"/>
+            <w:bookmarkStart w:id="16" w:name="_Toc197412252"/>
+            <w:bookmarkStart w:id="17" w:name="_Toc196051118"/>
+            <w:bookmarkStart w:id="18" w:name="_Toc195525836"/>
+            <w:bookmarkStart w:id="19" w:name="_Toc195140000"/>
+            <w:bookmarkStart w:id="20" w:name="_Toc197410300"/>
             <w:r>
               <w:rPr>
                 <w:rFonts w:eastAsia="Calibri" w:cs="Times New Roman" w:ascii="Times New Roman" w:hAnsi="Times New Roman"/>
@@ -560,16 +560,16 @@
                 <w:szCs w:val="28"/>
               </w:rPr>
             </w:pPr>
-            <w:bookmarkStart w:id="21" w:name="_Toc195140001"/>
-            <w:bookmarkStart w:id="22" w:name="_Toc195525837"/>
-            <w:bookmarkStart w:id="23" w:name="_Toc195140818"/>
-            <w:bookmarkStart w:id="24" w:name="_Toc197217240"/>
-            <w:bookmarkStart w:id="25" w:name="_Toc196051119"/>
+            <w:bookmarkStart w:id="21" w:name="_Toc195140818"/>
+            <w:bookmarkStart w:id="22" w:name="_Toc197412253"/>
+            <w:bookmarkStart w:id="23" w:name="_Toc197410301"/>
+            <w:bookmarkStart w:id="24" w:name="_Toc195140760"/>
+            <w:bookmarkStart w:id="25" w:name="_Toc195195709"/>
             <w:bookmarkStart w:id="26" w:name="_Toc195522936"/>
-            <w:bookmarkStart w:id="27" w:name="_Toc195195709"/>
-            <w:bookmarkStart w:id="28" w:name="_Toc195140760"/>
-            <w:bookmarkStart w:id="29" w:name="_Toc197410301"/>
-            <w:bookmarkStart w:id="30" w:name="_Toc197412253"/>
+            <w:bookmarkStart w:id="27" w:name="_Toc196051119"/>
+            <w:bookmarkStart w:id="28" w:name="_Toc197217240"/>
+            <w:bookmarkStart w:id="29" w:name="_Toc195525837"/>
+            <w:bookmarkStart w:id="30" w:name="_Toc195140001"/>
             <w:r>
               <w:rPr>
                 <w:rFonts w:eastAsia="Times New Roman" w:cs="Times New Roman" w:ascii="Times New Roman" w:hAnsi="Times New Roman"/>
@@ -704,16 +704,16 @@
                 <w:szCs w:val="28"/>
               </w:rPr>
             </w:pPr>
-            <w:bookmarkStart w:id="31" w:name="_Toc195195710"/>
-            <w:bookmarkStart w:id="32" w:name="_Toc197410302"/>
-            <w:bookmarkStart w:id="33" w:name="_Toc197217241"/>
+            <w:bookmarkStart w:id="31" w:name="_Toc197217241"/>
+            <w:bookmarkStart w:id="32" w:name="_Toc195195710"/>
+            <w:bookmarkStart w:id="33" w:name="_Toc197410302"/>
             <w:bookmarkStart w:id="34" w:name="_Toc197412254"/>
             <w:bookmarkStart w:id="35" w:name="_Toc196051120"/>
             <w:bookmarkStart w:id="36" w:name="_Toc195525838"/>
             <w:bookmarkStart w:id="37" w:name="_Toc195522937"/>
-            <w:bookmarkStart w:id="38" w:name="_Toc195140002"/>
-            <w:bookmarkStart w:id="39" w:name="_Toc195140819"/>
-            <w:bookmarkStart w:id="40" w:name="_Toc195140761"/>
+            <w:bookmarkStart w:id="38" w:name="_Toc195140819"/>
+            <w:bookmarkStart w:id="39" w:name="_Toc195140761"/>
+            <w:bookmarkStart w:id="40" w:name="_Toc195140002"/>
             <w:r>
               <w:rPr>
                 <w:rFonts w:eastAsia="Times New Roman" w:cs="Times New Roman" w:ascii="Times New Roman" w:hAnsi="Times New Roman"/>
@@ -798,16 +798,16 @@
                 <w:szCs w:val="28"/>
               </w:rPr>
             </w:pPr>
-            <w:bookmarkStart w:id="41" w:name="_Toc195522938"/>
-            <w:bookmarkStart w:id="42" w:name="_Toc195525839"/>
-            <w:bookmarkStart w:id="43" w:name="_Toc197217242"/>
-            <w:bookmarkStart w:id="44" w:name="_Toc196051121"/>
-            <w:bookmarkStart w:id="45" w:name="_Toc197412255"/>
-            <w:bookmarkStart w:id="46" w:name="_Toc195140003"/>
-            <w:bookmarkStart w:id="47" w:name="_Toc195140820"/>
-            <w:bookmarkStart w:id="48" w:name="_Toc195140762"/>
-            <w:bookmarkStart w:id="49" w:name="_Toc195195711"/>
-            <w:bookmarkStart w:id="50" w:name="_Toc197410303"/>
+            <w:bookmarkStart w:id="41" w:name="_Toc195140003"/>
+            <w:bookmarkStart w:id="42" w:name="_Toc195522938"/>
+            <w:bookmarkStart w:id="43" w:name="_Toc195525839"/>
+            <w:bookmarkStart w:id="44" w:name="_Toc197412255"/>
+            <w:bookmarkStart w:id="45" w:name="_Toc196051121"/>
+            <w:bookmarkStart w:id="46" w:name="_Toc195140762"/>
+            <w:bookmarkStart w:id="47" w:name="_Toc195195711"/>
+            <w:bookmarkStart w:id="48" w:name="_Toc197410303"/>
+            <w:bookmarkStart w:id="49" w:name="_Toc197217242"/>
+            <w:bookmarkStart w:id="50" w:name="_Toc195140820"/>
             <w:r>
               <w:rPr>
                 <w:rFonts w:eastAsia="Calibri" w:cs="Times New Roman" w:ascii="Times New Roman" w:hAnsi="Times New Roman"/>
@@ -866,14 +866,14 @@
                 <w:szCs w:val="28"/>
               </w:rPr>
             </w:pPr>
-            <w:bookmarkStart w:id="51" w:name="_Toc195140821"/>
-            <w:bookmarkStart w:id="52" w:name="_Toc195195712"/>
-            <w:bookmarkStart w:id="53" w:name="_Toc195522939"/>
-            <w:bookmarkStart w:id="54" w:name="_Toc195525840"/>
-            <w:bookmarkStart w:id="55" w:name="_Toc196051122"/>
-            <w:bookmarkStart w:id="56" w:name="_Toc197217243"/>
-            <w:bookmarkStart w:id="57" w:name="_Toc195140004"/>
-            <w:bookmarkStart w:id="58" w:name="_Toc195140763"/>
+            <w:bookmarkStart w:id="51" w:name="_Toc195140763"/>
+            <w:bookmarkStart w:id="52" w:name="_Toc195140821"/>
+            <w:bookmarkStart w:id="53" w:name="_Toc195195712"/>
+            <w:bookmarkStart w:id="54" w:name="_Toc195522939"/>
+            <w:bookmarkStart w:id="55" w:name="_Toc195525840"/>
+            <w:bookmarkStart w:id="56" w:name="_Toc196051122"/>
+            <w:bookmarkStart w:id="57" w:name="_Toc197217243"/>
+            <w:bookmarkStart w:id="58" w:name="_Toc195140004"/>
             <w:bookmarkStart w:id="59" w:name="_Toc197410304"/>
             <w:bookmarkStart w:id="60" w:name="_Toc197412256"/>
             <w:r>
@@ -2069,11 +2069,11 @@
       <w:r>
         <w:br w:type="page"/>
       </w:r>
-      <w:bookmarkStart w:id="61" w:name="_Toc197410306"/>
-      <w:bookmarkStart w:id="62" w:name="_Toc197412258"/>
+      <w:bookmarkStart w:id="61" w:name="_Toc102500951"/>
+      <w:bookmarkStart w:id="62" w:name="_Toc195525842"/>
       <w:bookmarkStart w:id="63" w:name="_Toc195522941"/>
-      <w:bookmarkStart w:id="64" w:name="_Toc195525842"/>
-      <w:bookmarkStart w:id="65" w:name="_Toc102500951"/>
+      <w:bookmarkStart w:id="64" w:name="_Toc197412258"/>
+      <w:bookmarkStart w:id="65" w:name="_Toc197410306"/>
       <w:r>
         <w:rPr>
           <w:rFonts w:cs="Times New Roman" w:ascii="Liberation Serif" w:hAnsi="Liberation Serif"/>
@@ -2347,7 +2347,7 @@
       </w:r>
       <w:r>
         <w:rPr>
-          <w:rStyle w:val="user4"/>
+          <w:rStyle w:val="Style19"/>
           <w:rFonts w:eastAsia="" w:ascii="Liberation Serif" w:hAnsi="Liberation Serif" w:eastAsiaTheme="majorEastAsia"/>
           <w:b w:val="false"/>
           <w:bCs w:val="false"/>
@@ -2406,8 +2406,8 @@
           <w:rFonts w:ascii="Liberation Serif" w:hAnsi="Liberation Serif"/>
         </w:rPr>
       </w:pPr>
-      <w:bookmarkStart w:id="66" w:name="_Toc215047425"/>
-      <w:bookmarkStart w:id="67" w:name="_Toc197412259"/>
+      <w:bookmarkStart w:id="66" w:name="_Toc197412259"/>
+      <w:bookmarkStart w:id="67" w:name="_Toc215047425"/>
       <w:r>
         <w:rPr>
           <w:rFonts w:cs="Times New Roman" w:ascii="Liberation Serif" w:hAnsi="Liberation Serif"/>
@@ -4070,7 +4070,7 @@
       </w:r>
       <w:r>
         <w:rPr>
-          <w:rStyle w:val="user4"/>
+          <w:rStyle w:val="Style19"/>
           <w:rFonts w:ascii="Liberation Serif" w:hAnsi="Liberation Serif"/>
           <w:color w:val="FFFFFF"/>
           <w:sz w:val="28"/>
@@ -4285,8 +4285,8 @@
           <w:rFonts w:ascii="Liberation Serif" w:hAnsi="Liberation Serif"/>
         </w:rPr>
       </w:pPr>
-      <w:bookmarkStart w:id="74" w:name="_Hlk194590313"/>
-      <w:bookmarkStart w:id="75" w:name="_Hlk194590271"/>
+      <w:bookmarkStart w:id="74" w:name="_Hlk194590271"/>
+      <w:bookmarkStart w:id="75" w:name="_Hlk194590313"/>
       <w:bookmarkEnd w:id="74"/>
       <w:bookmarkEnd w:id="75"/>
       <w:r>
@@ -4339,7 +4339,7 @@
           </w:tcPr>
           <w:p>
             <w:pPr>
-              <w:pStyle w:val="Style23"/>
+              <w:pStyle w:val="user8"/>
               <w:spacing w:before="0" w:after="160"/>
               <w:jc w:val="center"/>
               <w:rPr>
@@ -4390,7 +4390,7 @@
           </w:tcPr>
           <w:p>
             <w:pPr>
-              <w:pStyle w:val="Style23"/>
+              <w:pStyle w:val="user8"/>
               <w:spacing w:before="0" w:after="160"/>
               <w:jc w:val="center"/>
               <w:rPr>
@@ -4422,7 +4422,7 @@
           </w:tcPr>
           <w:p>
             <w:pPr>
-              <w:pStyle w:val="Style23"/>
+              <w:pStyle w:val="user8"/>
               <w:spacing w:before="0" w:after="160"/>
               <w:jc w:val="center"/>
               <w:rPr>
@@ -4454,7 +4454,7 @@
           </w:tcPr>
           <w:p>
             <w:pPr>
-              <w:pStyle w:val="Style23"/>
+              <w:pStyle w:val="user8"/>
               <w:spacing w:before="0" w:after="160"/>
               <w:jc w:val="center"/>
               <w:rPr>
@@ -4486,7 +4486,7 @@
           </w:tcPr>
           <w:p>
             <w:pPr>
-              <w:pStyle w:val="Style23"/>
+              <w:pStyle w:val="user8"/>
               <w:spacing w:before="0" w:after="160"/>
               <w:jc w:val="center"/>
               <w:rPr>
@@ -4522,7 +4522,7 @@
           </w:tcPr>
           <w:p>
             <w:pPr>
-              <w:pStyle w:val="Style23"/>
+              <w:pStyle w:val="user8"/>
               <w:spacing w:before="0" w:after="160"/>
               <w:jc w:val="both"/>
               <w:rPr>
@@ -4553,7 +4553,7 @@
           </w:tcPr>
           <w:p>
             <w:pPr>
-              <w:pStyle w:val="Style23"/>
+              <w:pStyle w:val="user8"/>
               <w:spacing w:before="0" w:after="160"/>
               <w:jc w:val="center"/>
               <w:rPr>
@@ -4584,7 +4584,7 @@
           </w:tcPr>
           <w:p>
             <w:pPr>
-              <w:pStyle w:val="Style23"/>
+              <w:pStyle w:val="user8"/>
               <w:spacing w:before="0" w:after="160"/>
               <w:jc w:val="center"/>
               <w:rPr>
@@ -4615,7 +4615,7 @@
           </w:tcPr>
           <w:p>
             <w:pPr>
-              <w:pStyle w:val="Style23"/>
+              <w:pStyle w:val="user8"/>
               <w:spacing w:before="0" w:after="160"/>
               <w:jc w:val="center"/>
               <w:rPr>
@@ -4646,7 +4646,7 @@
           </w:tcPr>
           <w:p>
             <w:pPr>
-              <w:pStyle w:val="Style23"/>
+              <w:pStyle w:val="user8"/>
               <w:spacing w:before="0" w:after="160"/>
               <w:jc w:val="center"/>
               <w:rPr>
@@ -4680,7 +4680,7 @@
           </w:tcPr>
           <w:p>
             <w:pPr>
-              <w:pStyle w:val="Style23"/>
+              <w:pStyle w:val="user8"/>
               <w:spacing w:before="0" w:after="160"/>
               <w:jc w:val="both"/>
               <w:rPr>
@@ -4711,7 +4711,7 @@
           </w:tcPr>
           <w:p>
             <w:pPr>
-              <w:pStyle w:val="Style23"/>
+              <w:pStyle w:val="user8"/>
               <w:spacing w:before="0" w:after="160"/>
               <w:jc w:val="center"/>
               <w:rPr>
@@ -4742,7 +4742,7 @@
           </w:tcPr>
           <w:p>
             <w:pPr>
-              <w:pStyle w:val="Style23"/>
+              <w:pStyle w:val="user8"/>
               <w:spacing w:before="0" w:after="160"/>
               <w:jc w:val="center"/>
               <w:rPr>
@@ -4773,7 +4773,7 @@
           </w:tcPr>
           <w:p>
             <w:pPr>
-              <w:pStyle w:val="Style23"/>
+              <w:pStyle w:val="user8"/>
               <w:spacing w:before="0" w:after="160"/>
               <w:jc w:val="center"/>
               <w:rPr>
@@ -4804,7 +4804,7 @@
           </w:tcPr>
           <w:p>
             <w:pPr>
-              <w:pStyle w:val="Style23"/>
+              <w:pStyle w:val="user8"/>
               <w:spacing w:before="0" w:after="160"/>
               <w:jc w:val="center"/>
               <w:rPr>
@@ -4838,7 +4838,7 @@
           </w:tcPr>
           <w:p>
             <w:pPr>
-              <w:pStyle w:val="Style23"/>
+              <w:pStyle w:val="user8"/>
               <w:spacing w:before="0" w:after="160"/>
               <w:jc w:val="both"/>
               <w:rPr>
@@ -4869,7 +4869,7 @@
           </w:tcPr>
           <w:p>
             <w:pPr>
-              <w:pStyle w:val="Style23"/>
+              <w:pStyle w:val="user8"/>
               <w:spacing w:before="0" w:after="160"/>
               <w:jc w:val="center"/>
               <w:rPr>
@@ -4900,7 +4900,7 @@
           </w:tcPr>
           <w:p>
             <w:pPr>
-              <w:pStyle w:val="Style23"/>
+              <w:pStyle w:val="user8"/>
               <w:spacing w:before="0" w:after="160"/>
               <w:jc w:val="center"/>
               <w:rPr>
@@ -4931,7 +4931,7 @@
           </w:tcPr>
           <w:p>
             <w:pPr>
-              <w:pStyle w:val="Style23"/>
+              <w:pStyle w:val="user8"/>
               <w:spacing w:before="0" w:after="160"/>
               <w:jc w:val="center"/>
               <w:rPr>
@@ -4962,7 +4962,7 @@
           </w:tcPr>
           <w:p>
             <w:pPr>
-              <w:pStyle w:val="Style23"/>
+              <w:pStyle w:val="user8"/>
               <w:spacing w:before="0" w:after="160"/>
               <w:jc w:val="center"/>
               <w:rPr>
@@ -4996,7 +4996,7 @@
           </w:tcPr>
           <w:p>
             <w:pPr>
-              <w:pStyle w:val="Style23"/>
+              <w:pStyle w:val="user8"/>
               <w:spacing w:before="0" w:after="160"/>
               <w:jc w:val="both"/>
               <w:rPr>
@@ -5027,7 +5027,7 @@
           </w:tcPr>
           <w:p>
             <w:pPr>
-              <w:pStyle w:val="Style23"/>
+              <w:pStyle w:val="user8"/>
               <w:spacing w:before="0" w:after="160"/>
               <w:jc w:val="center"/>
               <w:rPr>
@@ -5058,7 +5058,7 @@
           </w:tcPr>
           <w:p>
             <w:pPr>
-              <w:pStyle w:val="Style23"/>
+              <w:pStyle w:val="user8"/>
               <w:spacing w:before="0" w:after="160"/>
               <w:jc w:val="center"/>
               <w:rPr>
@@ -5089,7 +5089,7 @@
           </w:tcPr>
           <w:p>
             <w:pPr>
-              <w:pStyle w:val="Style23"/>
+              <w:pStyle w:val="user8"/>
               <w:spacing w:before="0" w:after="160"/>
               <w:jc w:val="center"/>
               <w:rPr>
@@ -5120,7 +5120,7 @@
           </w:tcPr>
           <w:p>
             <w:pPr>
-              <w:pStyle w:val="Style23"/>
+              <w:pStyle w:val="user8"/>
               <w:spacing w:before="0" w:after="160"/>
               <w:jc w:val="center"/>
               <w:rPr>
@@ -5154,7 +5154,7 @@
           </w:tcPr>
           <w:p>
             <w:pPr>
-              <w:pStyle w:val="Style23"/>
+              <w:pStyle w:val="user8"/>
               <w:spacing w:before="0" w:after="160"/>
               <w:jc w:val="both"/>
               <w:rPr>
@@ -5185,7 +5185,7 @@
           </w:tcPr>
           <w:p>
             <w:pPr>
-              <w:pStyle w:val="Style23"/>
+              <w:pStyle w:val="user8"/>
               <w:spacing w:before="0" w:after="160"/>
               <w:jc w:val="center"/>
               <w:rPr>
@@ -5216,7 +5216,7 @@
           </w:tcPr>
           <w:p>
             <w:pPr>
-              <w:pStyle w:val="Style23"/>
+              <w:pStyle w:val="user8"/>
               <w:spacing w:before="0" w:after="160"/>
               <w:jc w:val="center"/>
               <w:rPr>
@@ -5247,7 +5247,7 @@
           </w:tcPr>
           <w:p>
             <w:pPr>
-              <w:pStyle w:val="Style23"/>
+              <w:pStyle w:val="user8"/>
               <w:spacing w:before="0" w:after="160"/>
               <w:jc w:val="center"/>
               <w:rPr>
@@ -5278,7 +5278,7 @@
           </w:tcPr>
           <w:p>
             <w:pPr>
-              <w:pStyle w:val="Style23"/>
+              <w:pStyle w:val="user8"/>
               <w:spacing w:before="0" w:after="160"/>
               <w:jc w:val="center"/>
               <w:rPr>
@@ -6054,7 +6054,7 @@
       </w:r>
       <w:r>
         <w:rPr>
-          <w:rStyle w:val="user4"/>
+          <w:rStyle w:val="Style19"/>
           <w:rFonts w:ascii="Liberation Serif" w:hAnsi="Liberation Serif"/>
           <w:b w:val="false"/>
           <w:bCs w:val="false"/>
@@ -6083,7 +6083,7 @@
       </w:r>
       <w:r>
         <w:rPr>
-          <w:rStyle w:val="user4"/>
+          <w:rStyle w:val="Style19"/>
           <w:rFonts w:ascii="Liberation Serif" w:hAnsi="Liberation Serif"/>
           <w:b w:val="false"/>
           <w:bCs w:val="false"/>
@@ -6204,7 +6204,7 @@
       </w:r>
       <w:r>
         <w:rPr>
-          <w:rStyle w:val="user4"/>
+          <w:rStyle w:val="Style19"/>
           <w:rFonts w:ascii="Liberation Serif" w:hAnsi="Liberation Serif"/>
           <w:b w:val="false"/>
           <w:bCs w:val="false"/>
@@ -6287,7 +6287,7 @@
       </w:r>
       <w:r>
         <w:rPr>
-          <w:rStyle w:val="user4"/>
+          <w:rStyle w:val="Style19"/>
           <w:rFonts w:ascii="Liberation Serif" w:hAnsi="Liberation Serif"/>
           <w:b w:val="false"/>
           <w:bCs w:val="false"/>
@@ -6338,7 +6338,7 @@
       </w:r>
       <w:r>
         <w:rPr>
-          <w:rStyle w:val="user4"/>
+          <w:rStyle w:val="Style19"/>
           <w:rFonts w:ascii="Liberation Serif" w:hAnsi="Liberation Serif"/>
           <w:b w:val="false"/>
           <w:bCs w:val="false"/>
@@ -6540,7 +6540,7 @@
       </w:r>
       <w:r>
         <w:rPr>
-          <w:rStyle w:val="Style17"/>
+          <w:rStyle w:val="user2"/>
           <w:rFonts w:ascii="Liberation Serif" w:hAnsi="Liberation Serif"/>
           <w:b w:val="false"/>
           <w:bCs w:val="false"/>
@@ -6625,7 +6625,7 @@
           </w:tcPr>
           <w:p>
             <w:pPr>
-              <w:pStyle w:val="Style23"/>
+              <w:pStyle w:val="user8"/>
               <w:spacing w:before="0" w:after="160"/>
               <w:jc w:val="center"/>
               <w:rPr>
@@ -6657,7 +6657,7 @@
           </w:tcPr>
           <w:p>
             <w:pPr>
-              <w:pStyle w:val="Style23"/>
+              <w:pStyle w:val="user8"/>
               <w:spacing w:before="0" w:after="160"/>
               <w:jc w:val="center"/>
               <w:rPr>
@@ -6689,7 +6689,7 @@
           </w:tcPr>
           <w:p>
             <w:pPr>
-              <w:pStyle w:val="Style23"/>
+              <w:pStyle w:val="user8"/>
               <w:spacing w:before="0" w:after="160"/>
               <w:jc w:val="center"/>
               <w:rPr>
@@ -6717,7 +6717,7 @@
           </w:tcPr>
           <w:p>
             <w:pPr>
-              <w:pStyle w:val="Style23"/>
+              <w:pStyle w:val="user8"/>
               <w:spacing w:before="0" w:after="160"/>
               <w:jc w:val="center"/>
               <w:rPr>
@@ -6747,7 +6747,7 @@
           </w:tcPr>
           <w:p>
             <w:pPr>
-              <w:pStyle w:val="Style23"/>
+              <w:pStyle w:val="user8"/>
               <w:spacing w:before="0" w:after="160"/>
               <w:jc w:val="center"/>
               <w:rPr>
@@ -6775,7 +6775,7 @@
           </w:tcPr>
           <w:p>
             <w:pPr>
-              <w:pStyle w:val="Style23"/>
+              <w:pStyle w:val="user8"/>
               <w:spacing w:before="0" w:after="160"/>
               <w:jc w:val="center"/>
               <w:rPr>
@@ -6805,7 +6805,7 @@
           </w:tcPr>
           <w:p>
             <w:pPr>
-              <w:pStyle w:val="Style23"/>
+              <w:pStyle w:val="user8"/>
               <w:spacing w:before="0" w:after="160"/>
               <w:jc w:val="center"/>
               <w:rPr>
@@ -6833,7 +6833,7 @@
           </w:tcPr>
           <w:p>
             <w:pPr>
-              <w:pStyle w:val="Style23"/>
+              <w:pStyle w:val="user8"/>
               <w:spacing w:before="0" w:after="160"/>
               <w:jc w:val="center"/>
               <w:rPr>
@@ -6863,7 +6863,7 @@
           </w:tcPr>
           <w:p>
             <w:pPr>
-              <w:pStyle w:val="Style23"/>
+              <w:pStyle w:val="user8"/>
               <w:spacing w:before="0" w:after="160"/>
               <w:jc w:val="center"/>
               <w:rPr>
@@ -6891,7 +6891,7 @@
           </w:tcPr>
           <w:p>
             <w:pPr>
-              <w:pStyle w:val="Style23"/>
+              <w:pStyle w:val="user8"/>
               <w:spacing w:before="0" w:after="160"/>
               <w:jc w:val="center"/>
               <w:rPr>
@@ -6921,7 +6921,7 @@
           </w:tcPr>
           <w:p>
             <w:pPr>
-              <w:pStyle w:val="Style23"/>
+              <w:pStyle w:val="user8"/>
               <w:spacing w:before="0" w:after="160"/>
               <w:jc w:val="center"/>
               <w:rPr>
@@ -6949,7 +6949,7 @@
           </w:tcPr>
           <w:p>
             <w:pPr>
-              <w:pStyle w:val="Style23"/>
+              <w:pStyle w:val="user8"/>
               <w:spacing w:before="0" w:after="160"/>
               <w:jc w:val="center"/>
               <w:rPr>
@@ -6979,7 +6979,7 @@
           </w:tcPr>
           <w:p>
             <w:pPr>
-              <w:pStyle w:val="Style23"/>
+              <w:pStyle w:val="user8"/>
               <w:spacing w:before="0" w:after="160"/>
               <w:jc w:val="center"/>
               <w:rPr>
@@ -7007,7 +7007,7 @@
           </w:tcPr>
           <w:p>
             <w:pPr>
-              <w:pStyle w:val="Style23"/>
+              <w:pStyle w:val="user8"/>
               <w:spacing w:before="0" w:after="160"/>
               <w:jc w:val="center"/>
               <w:rPr>
@@ -7037,7 +7037,7 @@
           </w:tcPr>
           <w:p>
             <w:pPr>
-              <w:pStyle w:val="Style23"/>
+              <w:pStyle w:val="user8"/>
               <w:spacing w:before="0" w:after="160"/>
               <w:jc w:val="center"/>
               <w:rPr>
@@ -7065,7 +7065,7 @@
           </w:tcPr>
           <w:p>
             <w:pPr>
-              <w:pStyle w:val="Style23"/>
+              <w:pStyle w:val="user8"/>
               <w:spacing w:before="0" w:after="160"/>
               <w:jc w:val="center"/>
               <w:rPr>
@@ -7095,7 +7095,7 @@
           </w:tcPr>
           <w:p>
             <w:pPr>
-              <w:pStyle w:val="Style23"/>
+              <w:pStyle w:val="user8"/>
               <w:spacing w:before="0" w:after="160"/>
               <w:jc w:val="center"/>
               <w:rPr>
@@ -7123,7 +7123,7 @@
           </w:tcPr>
           <w:p>
             <w:pPr>
-              <w:pStyle w:val="Style23"/>
+              <w:pStyle w:val="user8"/>
               <w:spacing w:before="0" w:after="160"/>
               <w:jc w:val="center"/>
               <w:rPr>
@@ -7153,7 +7153,7 @@
           </w:tcPr>
           <w:p>
             <w:pPr>
-              <w:pStyle w:val="Style23"/>
+              <w:pStyle w:val="user8"/>
               <w:spacing w:before="0" w:after="160"/>
               <w:jc w:val="center"/>
               <w:rPr>
@@ -7181,7 +7181,7 @@
           </w:tcPr>
           <w:p>
             <w:pPr>
-              <w:pStyle w:val="Style23"/>
+              <w:pStyle w:val="user8"/>
               <w:spacing w:before="0" w:after="160"/>
               <w:jc w:val="center"/>
               <w:rPr>
@@ -7437,7 +7437,7 @@
           </w:tcPr>
           <w:p>
             <w:pPr>
-              <w:pStyle w:val="Style23"/>
+              <w:pStyle w:val="user8"/>
               <w:spacing w:before="0" w:after="160"/>
               <w:jc w:val="center"/>
               <w:rPr>
@@ -7466,7 +7466,7 @@
           </w:tcPr>
           <w:p>
             <w:pPr>
-              <w:pStyle w:val="Style23"/>
+              <w:pStyle w:val="user8"/>
               <w:spacing w:before="0" w:after="160"/>
               <w:jc w:val="center"/>
               <w:rPr>
@@ -7496,7 +7496,7 @@
           </w:tcPr>
           <w:p>
             <w:pPr>
-              <w:pStyle w:val="Style23"/>
+              <w:pStyle w:val="user8"/>
               <w:spacing w:before="0" w:after="160"/>
               <w:jc w:val="center"/>
               <w:rPr>
@@ -7526,14 +7526,14 @@
           </w:tcPr>
           <w:p>
             <w:pPr>
-              <w:pStyle w:val="Style23"/>
+              <w:pStyle w:val="user8"/>
               <w:spacing w:before="0" w:after="160"/>
               <w:jc w:val="center"/>
               <w:rPr/>
             </w:pPr>
             <w:r>
               <w:rPr>
-                <w:rStyle w:val="Style17"/>
+                <w:rStyle w:val="user2"/>
                 <w:rFonts w:ascii="Liberation Serif" w:hAnsi="Liberation Serif"/>
                 <w:sz w:val="28"/>
                 <w:szCs w:val="28"/>
@@ -7552,7 +7552,7 @@
           </w:tcPr>
           <w:p>
             <w:pPr>
-              <w:pStyle w:val="Style23"/>
+              <w:pStyle w:val="user8"/>
               <w:spacing w:before="0" w:after="160"/>
               <w:jc w:val="center"/>
               <w:rPr>
@@ -7580,7 +7580,7 @@
           </w:tcPr>
           <w:p>
             <w:pPr>
-              <w:pStyle w:val="Style23"/>
+              <w:pStyle w:val="user8"/>
               <w:spacing w:before="0" w:after="160"/>
               <w:jc w:val="center"/>
               <w:rPr>
@@ -7610,14 +7610,14 @@
           </w:tcPr>
           <w:p>
             <w:pPr>
-              <w:pStyle w:val="Style23"/>
+              <w:pStyle w:val="user8"/>
               <w:spacing w:before="0" w:after="160"/>
               <w:jc w:val="center"/>
               <w:rPr/>
             </w:pPr>
             <w:r>
               <w:rPr>
-                <w:rStyle w:val="Style17"/>
+                <w:rStyle w:val="user2"/>
                 <w:rFonts w:ascii="Liberation Serif" w:hAnsi="Liberation Serif"/>
                 <w:sz w:val="28"/>
                 <w:szCs w:val="28"/>
@@ -7636,7 +7636,7 @@
           </w:tcPr>
           <w:p>
             <w:pPr>
-              <w:pStyle w:val="Style23"/>
+              <w:pStyle w:val="user8"/>
               <w:spacing w:before="0" w:after="160"/>
               <w:jc w:val="center"/>
               <w:rPr>
@@ -7664,7 +7664,7 @@
           </w:tcPr>
           <w:p>
             <w:pPr>
-              <w:pStyle w:val="Style23"/>
+              <w:pStyle w:val="user8"/>
               <w:spacing w:before="0" w:after="160"/>
               <w:jc w:val="center"/>
               <w:rPr>
@@ -7694,14 +7694,14 @@
           </w:tcPr>
           <w:p>
             <w:pPr>
-              <w:pStyle w:val="Style23"/>
+              <w:pStyle w:val="user8"/>
               <w:spacing w:before="0" w:after="160"/>
               <w:jc w:val="center"/>
               <w:rPr/>
             </w:pPr>
             <w:r>
               <w:rPr>
-                <w:rStyle w:val="Style17"/>
+                <w:rStyle w:val="user2"/>
                 <w:rFonts w:ascii="Liberation Serif" w:hAnsi="Liberation Serif"/>
                 <w:sz w:val="28"/>
                 <w:szCs w:val="28"/>
@@ -7720,7 +7720,7 @@
           </w:tcPr>
           <w:p>
             <w:pPr>
-              <w:pStyle w:val="Style23"/>
+              <w:pStyle w:val="user8"/>
               <w:spacing w:before="0" w:after="160"/>
               <w:jc w:val="center"/>
               <w:rPr>
@@ -7748,7 +7748,7 @@
           </w:tcPr>
           <w:p>
             <w:pPr>
-              <w:pStyle w:val="Style23"/>
+              <w:pStyle w:val="user8"/>
               <w:spacing w:before="0" w:after="160"/>
               <w:jc w:val="center"/>
               <w:rPr>
@@ -7778,14 +7778,14 @@
           </w:tcPr>
           <w:p>
             <w:pPr>
-              <w:pStyle w:val="Style23"/>
+              <w:pStyle w:val="user8"/>
               <w:spacing w:before="0" w:after="160"/>
               <w:jc w:val="center"/>
               <w:rPr/>
             </w:pPr>
             <w:r>
               <w:rPr>
-                <w:rStyle w:val="Style17"/>
+                <w:rStyle w:val="user2"/>
                 <w:rFonts w:ascii="Liberation Serif" w:hAnsi="Liberation Serif"/>
                 <w:sz w:val="28"/>
                 <w:szCs w:val="28"/>
@@ -7804,7 +7804,7 @@
           </w:tcPr>
           <w:p>
             <w:pPr>
-              <w:pStyle w:val="Style23"/>
+              <w:pStyle w:val="user8"/>
               <w:spacing w:before="0" w:after="160"/>
               <w:jc w:val="center"/>
               <w:rPr>
@@ -7832,7 +7832,7 @@
           </w:tcPr>
           <w:p>
             <w:pPr>
-              <w:pStyle w:val="Style23"/>
+              <w:pStyle w:val="user8"/>
               <w:spacing w:before="0" w:after="160"/>
               <w:jc w:val="center"/>
               <w:rPr>
@@ -7862,14 +7862,14 @@
           </w:tcPr>
           <w:p>
             <w:pPr>
-              <w:pStyle w:val="Style23"/>
+              <w:pStyle w:val="user8"/>
               <w:spacing w:before="0" w:after="160"/>
               <w:jc w:val="center"/>
               <w:rPr/>
             </w:pPr>
             <w:r>
               <w:rPr>
-                <w:rStyle w:val="Style17"/>
+                <w:rStyle w:val="user2"/>
                 <w:rFonts w:ascii="Liberation Serif" w:hAnsi="Liberation Serif"/>
                 <w:sz w:val="28"/>
                 <w:szCs w:val="28"/>
@@ -7888,7 +7888,7 @@
           </w:tcPr>
           <w:p>
             <w:pPr>
-              <w:pStyle w:val="Style23"/>
+              <w:pStyle w:val="user8"/>
               <w:spacing w:before="0" w:after="160"/>
               <w:jc w:val="center"/>
               <w:rPr>
@@ -7916,7 +7916,7 @@
           </w:tcPr>
           <w:p>
             <w:pPr>
-              <w:pStyle w:val="Style23"/>
+              <w:pStyle w:val="user8"/>
               <w:spacing w:before="0" w:after="160"/>
               <w:jc w:val="center"/>
               <w:rPr>
@@ -7946,14 +7946,14 @@
           </w:tcPr>
           <w:p>
             <w:pPr>
-              <w:pStyle w:val="Style23"/>
+              <w:pStyle w:val="user8"/>
               <w:spacing w:before="0" w:after="160"/>
               <w:jc w:val="center"/>
               <w:rPr/>
             </w:pPr>
             <w:r>
               <w:rPr>
-                <w:rStyle w:val="Style17"/>
+                <w:rStyle w:val="user2"/>
                 <w:rFonts w:ascii="Liberation Serif" w:hAnsi="Liberation Serif"/>
                 <w:sz w:val="28"/>
                 <w:szCs w:val="28"/>
@@ -7972,7 +7972,7 @@
           </w:tcPr>
           <w:p>
             <w:pPr>
-              <w:pStyle w:val="Style23"/>
+              <w:pStyle w:val="user8"/>
               <w:spacing w:before="0" w:after="160"/>
               <w:jc w:val="center"/>
               <w:rPr>
@@ -8000,7 +8000,7 @@
           </w:tcPr>
           <w:p>
             <w:pPr>
-              <w:pStyle w:val="Style23"/>
+              <w:pStyle w:val="user8"/>
               <w:spacing w:before="0" w:after="160"/>
               <w:jc w:val="center"/>
               <w:rPr>
@@ -8030,14 +8030,14 @@
           </w:tcPr>
           <w:p>
             <w:pPr>
-              <w:pStyle w:val="Style23"/>
+              <w:pStyle w:val="user8"/>
               <w:spacing w:before="0" w:after="160"/>
               <w:jc w:val="center"/>
               <w:rPr/>
             </w:pPr>
             <w:r>
               <w:rPr>
-                <w:rStyle w:val="Style17"/>
+                <w:rStyle w:val="user2"/>
                 <w:rFonts w:ascii="Liberation Serif" w:hAnsi="Liberation Serif"/>
                 <w:sz w:val="28"/>
                 <w:szCs w:val="28"/>
@@ -8056,7 +8056,7 @@
           </w:tcPr>
           <w:p>
             <w:pPr>
-              <w:pStyle w:val="Style23"/>
+              <w:pStyle w:val="user8"/>
               <w:spacing w:before="0" w:after="160"/>
               <w:jc w:val="center"/>
               <w:rPr>
@@ -8084,7 +8084,7 @@
           </w:tcPr>
           <w:p>
             <w:pPr>
-              <w:pStyle w:val="Style23"/>
+              <w:pStyle w:val="user8"/>
               <w:spacing w:before="0" w:after="160"/>
               <w:jc w:val="center"/>
               <w:rPr>
@@ -8114,14 +8114,14 @@
           </w:tcPr>
           <w:p>
             <w:pPr>
-              <w:pStyle w:val="Style23"/>
+              <w:pStyle w:val="user8"/>
               <w:spacing w:before="0" w:after="160"/>
               <w:jc w:val="center"/>
               <w:rPr/>
             </w:pPr>
             <w:r>
               <w:rPr>
-                <w:rStyle w:val="Style17"/>
+                <w:rStyle w:val="user2"/>
                 <w:rFonts w:ascii="Liberation Serif" w:hAnsi="Liberation Serif"/>
                 <w:sz w:val="28"/>
                 <w:szCs w:val="28"/>
@@ -8140,7 +8140,7 @@
           </w:tcPr>
           <w:p>
             <w:pPr>
-              <w:pStyle w:val="Style23"/>
+              <w:pStyle w:val="user8"/>
               <w:spacing w:before="0" w:after="160"/>
               <w:jc w:val="center"/>
               <w:rPr>
@@ -8168,7 +8168,7 @@
           </w:tcPr>
           <w:p>
             <w:pPr>
-              <w:pStyle w:val="Style23"/>
+              <w:pStyle w:val="user8"/>
               <w:spacing w:before="0" w:after="160"/>
               <w:jc w:val="center"/>
               <w:rPr>
@@ -8319,7 +8319,7 @@
           </w:tcPr>
           <w:p>
             <w:pPr>
-              <w:pStyle w:val="Style23"/>
+              <w:pStyle w:val="user8"/>
               <w:spacing w:before="0" w:after="160"/>
               <w:jc w:val="center"/>
               <w:rPr>
@@ -8344,7 +8344,7 @@
           </w:tcPr>
           <w:p>
             <w:pPr>
-              <w:pStyle w:val="Style23"/>
+              <w:pStyle w:val="user8"/>
               <w:spacing w:before="0" w:after="160"/>
               <w:jc w:val="center"/>
               <w:rPr>
@@ -8369,7 +8369,7 @@
           </w:tcPr>
           <w:p>
             <w:pPr>
-              <w:pStyle w:val="Style23"/>
+              <w:pStyle w:val="user8"/>
               <w:spacing w:before="0" w:after="160"/>
               <w:jc w:val="center"/>
               <w:rPr>
@@ -8394,7 +8394,7 @@
           </w:tcPr>
           <w:p>
             <w:pPr>
-              <w:pStyle w:val="Style23"/>
+              <w:pStyle w:val="user8"/>
               <w:spacing w:before="0" w:after="160"/>
               <w:jc w:val="center"/>
               <w:rPr>
@@ -8421,7 +8421,7 @@
           </w:tcPr>
           <w:p>
             <w:pPr>
-              <w:pStyle w:val="Style23"/>
+              <w:pStyle w:val="user8"/>
               <w:spacing w:before="0" w:after="160"/>
               <w:jc w:val="center"/>
               <w:rPr>
@@ -8445,14 +8445,14 @@
           </w:tcPr>
           <w:p>
             <w:pPr>
-              <w:pStyle w:val="Style23"/>
+              <w:pStyle w:val="user8"/>
               <w:spacing w:before="0" w:after="160"/>
               <w:jc w:val="center"/>
               <w:rPr/>
             </w:pPr>
             <w:r>
               <w:rPr>
-                <w:rStyle w:val="Style17"/>
+                <w:rStyle w:val="user2"/>
                 <w:rFonts w:ascii="Liberation Serif" w:hAnsi="Liberation Serif"/>
                 <w:sz w:val="28"/>
                 <w:szCs w:val="28"/>
@@ -8468,7 +8468,7 @@
           </w:tcPr>
           <w:p>
             <w:pPr>
-              <w:pStyle w:val="Style23"/>
+              <w:pStyle w:val="user8"/>
               <w:spacing w:before="0" w:after="160"/>
               <w:jc w:val="center"/>
               <w:rPr>
@@ -8492,7 +8492,7 @@
           </w:tcPr>
           <w:p>
             <w:pPr>
-              <w:pStyle w:val="Style23"/>
+              <w:pStyle w:val="user8"/>
               <w:spacing w:before="0" w:after="160"/>
               <w:jc w:val="center"/>
               <w:rPr>
@@ -8519,7 +8519,7 @@
           </w:tcPr>
           <w:p>
             <w:pPr>
-              <w:pStyle w:val="Style23"/>
+              <w:pStyle w:val="user8"/>
               <w:spacing w:before="0" w:after="160"/>
               <w:jc w:val="center"/>
               <w:rPr>
@@ -8543,14 +8543,14 @@
           </w:tcPr>
           <w:p>
             <w:pPr>
-              <w:pStyle w:val="Style23"/>
+              <w:pStyle w:val="user8"/>
               <w:spacing w:before="0" w:after="160"/>
               <w:jc w:val="center"/>
               <w:rPr/>
             </w:pPr>
             <w:r>
               <w:rPr>
-                <w:rStyle w:val="Style17"/>
+                <w:rStyle w:val="user2"/>
                 <w:rFonts w:ascii="Liberation Serif" w:hAnsi="Liberation Serif"/>
                 <w:sz w:val="28"/>
                 <w:szCs w:val="28"/>
@@ -8566,7 +8566,7 @@
           </w:tcPr>
           <w:p>
             <w:pPr>
-              <w:pStyle w:val="Style23"/>
+              <w:pStyle w:val="user8"/>
               <w:spacing w:before="0" w:after="160"/>
               <w:jc w:val="center"/>
               <w:rPr>
@@ -8590,7 +8590,7 @@
           </w:tcPr>
           <w:p>
             <w:pPr>
-              <w:pStyle w:val="Style23"/>
+              <w:pStyle w:val="user8"/>
               <w:spacing w:before="0" w:after="160"/>
               <w:jc w:val="center"/>
               <w:rPr>
@@ -8617,7 +8617,7 @@
           </w:tcPr>
           <w:p>
             <w:pPr>
-              <w:pStyle w:val="Style23"/>
+              <w:pStyle w:val="user8"/>
               <w:spacing w:before="0" w:after="160"/>
               <w:jc w:val="center"/>
               <w:rPr>
@@ -8641,14 +8641,14 @@
           </w:tcPr>
           <w:p>
             <w:pPr>
-              <w:pStyle w:val="Style23"/>
+              <w:pStyle w:val="user8"/>
               <w:spacing w:before="0" w:after="160"/>
               <w:jc w:val="center"/>
               <w:rPr/>
             </w:pPr>
             <w:r>
               <w:rPr>
-                <w:rStyle w:val="Style17"/>
+                <w:rStyle w:val="user2"/>
                 <w:rFonts w:ascii="Liberation Serif" w:hAnsi="Liberation Serif"/>
                 <w:sz w:val="28"/>
                 <w:szCs w:val="28"/>
@@ -8664,7 +8664,7 @@
           </w:tcPr>
           <w:p>
             <w:pPr>
-              <w:pStyle w:val="Style23"/>
+              <w:pStyle w:val="user8"/>
               <w:spacing w:before="0" w:after="160"/>
               <w:jc w:val="center"/>
               <w:rPr>
@@ -8688,7 +8688,7 @@
           </w:tcPr>
           <w:p>
             <w:pPr>
-              <w:pStyle w:val="Style23"/>
+              <w:pStyle w:val="user8"/>
               <w:spacing w:before="0" w:after="160"/>
               <w:jc w:val="center"/>
               <w:rPr>
@@ -8715,7 +8715,7 @@
           </w:tcPr>
           <w:p>
             <w:pPr>
-              <w:pStyle w:val="Style23"/>
+              <w:pStyle w:val="user8"/>
               <w:spacing w:before="0" w:after="160"/>
               <w:jc w:val="center"/>
               <w:rPr>
@@ -8739,14 +8739,14 @@
           </w:tcPr>
           <w:p>
             <w:pPr>
-              <w:pStyle w:val="Style23"/>
+              <w:pStyle w:val="user8"/>
               <w:spacing w:before="0" w:after="160"/>
               <w:jc w:val="center"/>
               <w:rPr/>
             </w:pPr>
             <w:r>
               <w:rPr>
-                <w:rStyle w:val="Style17"/>
+                <w:rStyle w:val="user2"/>
                 <w:rFonts w:ascii="Liberation Serif" w:hAnsi="Liberation Serif"/>
                 <w:sz w:val="28"/>
                 <w:szCs w:val="28"/>
@@ -8762,7 +8762,7 @@
           </w:tcPr>
           <w:p>
             <w:pPr>
-              <w:pStyle w:val="Style23"/>
+              <w:pStyle w:val="user8"/>
               <w:spacing w:before="0" w:after="160"/>
               <w:jc w:val="center"/>
               <w:rPr>
@@ -8786,7 +8786,7 @@
           </w:tcPr>
           <w:p>
             <w:pPr>
-              <w:pStyle w:val="Style23"/>
+              <w:pStyle w:val="user8"/>
               <w:spacing w:before="0" w:after="160"/>
               <w:jc w:val="center"/>
               <w:rPr>
@@ -8813,7 +8813,7 @@
           </w:tcPr>
           <w:p>
             <w:pPr>
-              <w:pStyle w:val="Style23"/>
+              <w:pStyle w:val="user8"/>
               <w:spacing w:before="0" w:after="160"/>
               <w:jc w:val="center"/>
               <w:rPr>
@@ -8837,14 +8837,14 @@
           </w:tcPr>
           <w:p>
             <w:pPr>
-              <w:pStyle w:val="Style23"/>
+              <w:pStyle w:val="user8"/>
               <w:spacing w:before="0" w:after="160"/>
               <w:jc w:val="center"/>
               <w:rPr/>
             </w:pPr>
             <w:r>
               <w:rPr>
-                <w:rStyle w:val="Style17"/>
+                <w:rStyle w:val="user2"/>
                 <w:rFonts w:ascii="Liberation Serif" w:hAnsi="Liberation Serif"/>
                 <w:sz w:val="28"/>
                 <w:szCs w:val="28"/>
@@ -8860,7 +8860,7 @@
           </w:tcPr>
           <w:p>
             <w:pPr>
-              <w:pStyle w:val="Style23"/>
+              <w:pStyle w:val="user8"/>
               <w:spacing w:before="0" w:after="160"/>
               <w:jc w:val="center"/>
               <w:rPr>
@@ -8884,7 +8884,7 @@
           </w:tcPr>
           <w:p>
             <w:pPr>
-              <w:pStyle w:val="Style23"/>
+              <w:pStyle w:val="user8"/>
               <w:spacing w:before="0" w:after="160"/>
               <w:jc w:val="center"/>
               <w:rPr>
@@ -8911,7 +8911,7 @@
           </w:tcPr>
           <w:p>
             <w:pPr>
-              <w:pStyle w:val="Style23"/>
+              <w:pStyle w:val="user8"/>
               <w:spacing w:before="0" w:after="160"/>
               <w:jc w:val="center"/>
               <w:rPr>
@@ -8935,14 +8935,14 @@
           </w:tcPr>
           <w:p>
             <w:pPr>
-              <w:pStyle w:val="Style23"/>
+              <w:pStyle w:val="user8"/>
               <w:spacing w:before="0" w:after="160"/>
               <w:jc w:val="center"/>
               <w:rPr/>
             </w:pPr>
             <w:r>
               <w:rPr>
-                <w:rStyle w:val="Style17"/>
+                <w:rStyle w:val="user2"/>
                 <w:rFonts w:ascii="Liberation Serif" w:hAnsi="Liberation Serif"/>
                 <w:sz w:val="28"/>
                 <w:szCs w:val="28"/>
@@ -8958,7 +8958,7 @@
           </w:tcPr>
           <w:p>
             <w:pPr>
-              <w:pStyle w:val="Style23"/>
+              <w:pStyle w:val="user8"/>
               <w:spacing w:before="0" w:after="160"/>
               <w:jc w:val="center"/>
               <w:rPr>
@@ -8982,7 +8982,7 @@
           </w:tcPr>
           <w:p>
             <w:pPr>
-              <w:pStyle w:val="Style23"/>
+              <w:pStyle w:val="user8"/>
               <w:spacing w:before="0" w:after="160"/>
               <w:jc w:val="center"/>
               <w:rPr>
@@ -9009,7 +9009,7 @@
           </w:tcPr>
           <w:p>
             <w:pPr>
-              <w:pStyle w:val="Style23"/>
+              <w:pStyle w:val="user8"/>
               <w:spacing w:before="0" w:after="160"/>
               <w:jc w:val="center"/>
               <w:rPr>
@@ -9033,14 +9033,14 @@
           </w:tcPr>
           <w:p>
             <w:pPr>
-              <w:pStyle w:val="Style23"/>
+              <w:pStyle w:val="user8"/>
               <w:spacing w:before="0" w:after="160"/>
               <w:jc w:val="center"/>
               <w:rPr/>
             </w:pPr>
             <w:r>
               <w:rPr>
-                <w:rStyle w:val="Style17"/>
+                <w:rStyle w:val="user2"/>
                 <w:rFonts w:ascii="Liberation Serif" w:hAnsi="Liberation Serif"/>
                 <w:sz w:val="28"/>
                 <w:szCs w:val="28"/>
@@ -9056,7 +9056,7 @@
           </w:tcPr>
           <w:p>
             <w:pPr>
-              <w:pStyle w:val="Style23"/>
+              <w:pStyle w:val="user8"/>
               <w:spacing w:before="0" w:after="160"/>
               <w:jc w:val="center"/>
               <w:rPr>
@@ -9080,7 +9080,7 @@
           </w:tcPr>
           <w:p>
             <w:pPr>
-              <w:pStyle w:val="Style23"/>
+              <w:pStyle w:val="user8"/>
               <w:spacing w:before="0" w:after="160"/>
               <w:jc w:val="center"/>
               <w:rPr>
@@ -9107,7 +9107,7 @@
           </w:tcPr>
           <w:p>
             <w:pPr>
-              <w:pStyle w:val="Style23"/>
+              <w:pStyle w:val="user8"/>
               <w:spacing w:before="0" w:after="160"/>
               <w:jc w:val="center"/>
               <w:rPr>
@@ -9131,14 +9131,14 @@
           </w:tcPr>
           <w:p>
             <w:pPr>
-              <w:pStyle w:val="Style23"/>
+              <w:pStyle w:val="user8"/>
               <w:spacing w:before="0" w:after="160"/>
               <w:jc w:val="center"/>
               <w:rPr/>
             </w:pPr>
             <w:r>
               <w:rPr>
-                <w:rStyle w:val="Style17"/>
+                <w:rStyle w:val="user2"/>
                 <w:rFonts w:ascii="Liberation Serif" w:hAnsi="Liberation Serif"/>
                 <w:sz w:val="28"/>
                 <w:szCs w:val="28"/>
@@ -9154,7 +9154,7 @@
           </w:tcPr>
           <w:p>
             <w:pPr>
-              <w:pStyle w:val="Style23"/>
+              <w:pStyle w:val="user8"/>
               <w:spacing w:before="0" w:after="160"/>
               <w:jc w:val="center"/>
               <w:rPr>
@@ -9178,7 +9178,7 @@
           </w:tcPr>
           <w:p>
             <w:pPr>
-              <w:pStyle w:val="Style23"/>
+              <w:pStyle w:val="user8"/>
               <w:spacing w:before="0" w:after="160"/>
               <w:jc w:val="center"/>
               <w:rPr>
@@ -9205,7 +9205,7 @@
           </w:tcPr>
           <w:p>
             <w:pPr>
-              <w:pStyle w:val="Style23"/>
+              <w:pStyle w:val="user8"/>
               <w:spacing w:before="0" w:after="160"/>
               <w:jc w:val="center"/>
               <w:rPr>
@@ -9229,14 +9229,14 @@
           </w:tcPr>
           <w:p>
             <w:pPr>
-              <w:pStyle w:val="Style23"/>
+              <w:pStyle w:val="user8"/>
               <w:spacing w:before="0" w:after="160"/>
               <w:jc w:val="center"/>
               <w:rPr/>
             </w:pPr>
             <w:r>
               <w:rPr>
-                <w:rStyle w:val="Style17"/>
+                <w:rStyle w:val="user2"/>
                 <w:rFonts w:ascii="Liberation Serif" w:hAnsi="Liberation Serif"/>
                 <w:sz w:val="28"/>
                 <w:szCs w:val="28"/>
@@ -9252,7 +9252,7 @@
           </w:tcPr>
           <w:p>
             <w:pPr>
-              <w:pStyle w:val="Style23"/>
+              <w:pStyle w:val="user8"/>
               <w:spacing w:before="0" w:after="160"/>
               <w:jc w:val="center"/>
               <w:rPr>
@@ -9276,7 +9276,7 @@
           </w:tcPr>
           <w:p>
             <w:pPr>
-              <w:pStyle w:val="Style23"/>
+              <w:pStyle w:val="user8"/>
               <w:spacing w:before="0" w:after="160"/>
               <w:jc w:val="center"/>
               <w:rPr>
@@ -9303,7 +9303,7 @@
           </w:tcPr>
           <w:p>
             <w:pPr>
-              <w:pStyle w:val="Style23"/>
+              <w:pStyle w:val="user8"/>
               <w:spacing w:before="0" w:after="160"/>
               <w:jc w:val="center"/>
               <w:rPr>
@@ -9327,14 +9327,14 @@
           </w:tcPr>
           <w:p>
             <w:pPr>
-              <w:pStyle w:val="Style23"/>
+              <w:pStyle w:val="user8"/>
               <w:spacing w:before="0" w:after="160"/>
               <w:jc w:val="center"/>
               <w:rPr/>
             </w:pPr>
             <w:r>
               <w:rPr>
-                <w:rStyle w:val="Style17"/>
+                <w:rStyle w:val="user2"/>
                 <w:rFonts w:ascii="Liberation Serif" w:hAnsi="Liberation Serif"/>
                 <w:sz w:val="28"/>
                 <w:szCs w:val="28"/>
@@ -9350,7 +9350,7 @@
           </w:tcPr>
           <w:p>
             <w:pPr>
-              <w:pStyle w:val="Style23"/>
+              <w:pStyle w:val="user8"/>
               <w:spacing w:before="0" w:after="160"/>
               <w:jc w:val="center"/>
               <w:rPr>
@@ -9374,7 +9374,7 @@
           </w:tcPr>
           <w:p>
             <w:pPr>
-              <w:pStyle w:val="Style23"/>
+              <w:pStyle w:val="user8"/>
               <w:spacing w:before="0" w:after="160"/>
               <w:jc w:val="center"/>
               <w:rPr>
@@ -9442,7 +9442,7 @@
       </w:r>
       <w:r>
         <w:rPr>
-          <w:rStyle w:val="Style17"/>
+          <w:rStyle w:val="user2"/>
           <w:rFonts w:ascii="Liberation Serif" w:hAnsi="Liberation Serif"/>
           <w:b w:val="false"/>
           <w:bCs w:val="false"/>
@@ -9469,7 +9469,7 @@
       </w:r>
       <w:r>
         <w:rPr>
-          <w:rStyle w:val="Style17"/>
+          <w:rStyle w:val="user2"/>
           <w:rFonts w:ascii="Liberation Serif" w:hAnsi="Liberation Serif"/>
           <w:b w:val="false"/>
           <w:bCs w:val="false"/>
@@ -9491,7 +9491,7 @@
       </w:pPr>
       <w:r>
         <w:rPr>
-          <w:rStyle w:val="Style17"/>
+          <w:rStyle w:val="user2"/>
           <w:rFonts w:ascii="Liberation Serif" w:hAnsi="Liberation Serif"/>
           <w:b w:val="false"/>
           <w:bCs w:val="false"/>
@@ -9519,7 +9519,7 @@
       </w:r>
       <w:r>
         <w:rPr>
-          <w:rStyle w:val="Style17"/>
+          <w:rStyle w:val="user2"/>
           <w:rFonts w:ascii="Liberation Serif" w:hAnsi="Liberation Serif"/>
           <w:b w:val="false"/>
           <w:bCs w:val="false"/>
@@ -9555,7 +9555,7 @@
       </w:r>
       <w:r>
         <w:rPr>
-          <w:rStyle w:val="Style17"/>
+          <w:rStyle w:val="user2"/>
           <w:rFonts w:ascii="Liberation Serif" w:hAnsi="Liberation Serif"/>
           <w:b w:val="false"/>
           <w:bCs w:val="false"/>
@@ -9582,7 +9582,7 @@
       </w:r>
       <w:r>
         <w:rPr>
-          <w:rStyle w:val="Style17"/>
+          <w:rStyle w:val="user2"/>
           <w:rFonts w:ascii="Liberation Serif" w:hAnsi="Liberation Serif"/>
           <w:b w:val="false"/>
           <w:bCs w:val="false"/>
@@ -9631,7 +9631,7 @@
       </w:r>
       <w:r>
         <w:rPr>
-          <w:rStyle w:val="Style17"/>
+          <w:rStyle w:val="user2"/>
           <w:rFonts w:ascii="Liberation Serif" w:hAnsi="Liberation Serif"/>
           <w:b w:val="false"/>
           <w:bCs w:val="false"/>
@@ -9658,7 +9658,7 @@
       </w:r>
       <w:r>
         <w:rPr>
-          <w:rStyle w:val="Style17"/>
+          <w:rStyle w:val="user2"/>
           <w:rFonts w:ascii="Liberation Serif" w:hAnsi="Liberation Serif"/>
           <w:b w:val="false"/>
           <w:bCs w:val="false"/>
@@ -9721,7 +9721,7 @@
       </w:r>
       <w:r>
         <w:rPr>
-          <w:rStyle w:val="Style17"/>
+          <w:rStyle w:val="user2"/>
           <w:rFonts w:ascii="Liberation Serif" w:hAnsi="Liberation Serif"/>
           <w:b w:val="false"/>
           <w:bCs w:val="false"/>
@@ -9748,7 +9748,7 @@
       </w:r>
       <w:r>
         <w:rPr>
-          <w:rStyle w:val="Style17"/>
+          <w:rStyle w:val="user2"/>
           <w:rFonts w:ascii="Liberation Serif" w:hAnsi="Liberation Serif"/>
           <w:b w:val="false"/>
           <w:bCs w:val="false"/>
@@ -9775,7 +9775,7 @@
       </w:r>
       <w:r>
         <w:rPr>
-          <w:rStyle w:val="Style17"/>
+          <w:rStyle w:val="user2"/>
           <w:rFonts w:ascii="Liberation Serif" w:hAnsi="Liberation Serif"/>
           <w:b w:val="false"/>
           <w:bCs w:val="false"/>
@@ -9802,7 +9802,7 @@
       </w:r>
       <w:r>
         <w:rPr>
-          <w:rStyle w:val="Style17"/>
+          <w:rStyle w:val="user2"/>
           <w:rFonts w:ascii="Liberation Serif" w:hAnsi="Liberation Serif"/>
           <w:b w:val="false"/>
           <w:bCs w:val="false"/>
@@ -9829,7 +9829,7 @@
       </w:r>
       <w:r>
         <w:rPr>
-          <w:rStyle w:val="Style17"/>
+          <w:rStyle w:val="user2"/>
           <w:rFonts w:ascii="Liberation Serif" w:hAnsi="Liberation Serif"/>
           <w:b w:val="false"/>
           <w:bCs w:val="false"/>
@@ -10467,7 +10467,7 @@
       </w:r>
       <w:r>
         <w:rPr>
-          <w:rStyle w:val="Style17"/>
+          <w:rStyle w:val="user2"/>
           <w:rFonts w:ascii="Liberation Serif" w:hAnsi="Liberation Serif"/>
           <w:b w:val="false"/>
           <w:bCs w:val="false"/>
@@ -10494,7 +10494,7 @@
       </w:r>
       <w:r>
         <w:rPr>
-          <w:rStyle w:val="Style17"/>
+          <w:rStyle w:val="user2"/>
           <w:rFonts w:ascii="Liberation Serif" w:hAnsi="Liberation Serif"/>
           <w:b w:val="false"/>
           <w:bCs w:val="false"/>
@@ -10543,7 +10543,7 @@
       </w:r>
       <w:r>
         <w:rPr>
-          <w:rStyle w:val="Style17"/>
+          <w:rStyle w:val="user2"/>
           <w:rFonts w:ascii="Liberation Serif" w:hAnsi="Liberation Serif"/>
           <w:b w:val="false"/>
           <w:bCs w:val="false"/>
@@ -10570,7 +10570,7 @@
       </w:r>
       <w:r>
         <w:rPr>
-          <w:rStyle w:val="Style17"/>
+          <w:rStyle w:val="user2"/>
           <w:rFonts w:ascii="Liberation Serif" w:hAnsi="Liberation Serif"/>
           <w:b w:val="false"/>
           <w:bCs w:val="false"/>
@@ -10597,7 +10597,7 @@
       </w:r>
       <w:r>
         <w:rPr>
-          <w:rStyle w:val="Style17"/>
+          <w:rStyle w:val="user2"/>
           <w:rFonts w:ascii="Liberation Serif" w:hAnsi="Liberation Serif"/>
           <w:b w:val="false"/>
           <w:bCs w:val="false"/>
@@ -10646,7 +10646,7 @@
       </w:r>
       <w:r>
         <w:rPr>
-          <w:rStyle w:val="Style17"/>
+          <w:rStyle w:val="user2"/>
           <w:rFonts w:ascii="Liberation Serif" w:hAnsi="Liberation Serif"/>
           <w:b w:val="false"/>
           <w:bCs w:val="false"/>
@@ -10673,7 +10673,7 @@
       </w:r>
       <w:r>
         <w:rPr>
-          <w:rStyle w:val="Style17"/>
+          <w:rStyle w:val="user2"/>
           <w:rFonts w:ascii="Liberation Serif" w:hAnsi="Liberation Serif"/>
           <w:b w:val="false"/>
           <w:bCs w:val="false"/>
@@ -10700,7 +10700,7 @@
       </w:r>
       <w:r>
         <w:rPr>
-          <w:rStyle w:val="Style17"/>
+          <w:rStyle w:val="user2"/>
           <w:rFonts w:ascii="Liberation Serif" w:hAnsi="Liberation Serif"/>
           <w:b w:val="false"/>
           <w:bCs w:val="false"/>
@@ -10769,7 +10769,7 @@
       </w:r>
       <w:r>
         <w:rPr>
-          <w:rStyle w:val="Style17"/>
+          <w:rStyle w:val="user2"/>
           <w:rFonts w:ascii="Liberation Serif" w:hAnsi="Liberation Serif"/>
           <w:b w:val="false"/>
           <w:bCs w:val="false"/>
@@ -10803,7 +10803,7 @@
       </w:r>
       <w:r>
         <w:rPr>
-          <w:rStyle w:val="Style17"/>
+          <w:rStyle w:val="user2"/>
           <w:rFonts w:ascii="Liberation Serif" w:hAnsi="Liberation Serif"/>
           <w:b w:val="false"/>
           <w:bCs w:val="false"/>
@@ -10830,7 +10830,7 @@
       </w:r>
       <w:r>
         <w:rPr>
-          <w:rStyle w:val="Style17"/>
+          <w:rStyle w:val="user2"/>
           <w:rFonts w:ascii="Liberation Serif" w:hAnsi="Liberation Serif"/>
           <w:b w:val="false"/>
           <w:bCs w:val="false"/>
@@ -10857,7 +10857,7 @@
       </w:r>
       <w:r>
         <w:rPr>
-          <w:rStyle w:val="Style17"/>
+          <w:rStyle w:val="user2"/>
           <w:rFonts w:ascii="Liberation Serif" w:hAnsi="Liberation Serif"/>
           <w:b w:val="false"/>
           <w:bCs w:val="false"/>
@@ -10932,7 +10932,7 @@
       </w:r>
       <w:r>
         <w:rPr>
-          <w:rStyle w:val="Style17"/>
+          <w:rStyle w:val="user2"/>
           <w:rFonts w:ascii="Liberation Serif" w:hAnsi="Liberation Serif"/>
           <w:b w:val="false"/>
           <w:bCs w:val="false"/>
@@ -10959,7 +10959,7 @@
       </w:r>
       <w:r>
         <w:rPr>
-          <w:rStyle w:val="Style17"/>
+          <w:rStyle w:val="user2"/>
           <w:rFonts w:ascii="Liberation Serif" w:hAnsi="Liberation Serif"/>
           <w:b w:val="false"/>
           <w:bCs w:val="false"/>
@@ -10986,7 +10986,7 @@
       </w:r>
       <w:r>
         <w:rPr>
-          <w:rStyle w:val="Style17"/>
+          <w:rStyle w:val="user2"/>
           <w:rFonts w:ascii="Liberation Serif" w:hAnsi="Liberation Serif"/>
           <w:b w:val="false"/>
           <w:bCs w:val="false"/>
@@ -11013,7 +11013,7 @@
       </w:r>
       <w:r>
         <w:rPr>
-          <w:rStyle w:val="Style17"/>
+          <w:rStyle w:val="user2"/>
           <w:rFonts w:ascii="Liberation Serif" w:hAnsi="Liberation Serif"/>
           <w:b w:val="false"/>
           <w:bCs w:val="false"/>
@@ -11040,7 +11040,7 @@
       </w:r>
       <w:r>
         <w:rPr>
-          <w:rStyle w:val="Style17"/>
+          <w:rStyle w:val="user2"/>
           <w:rFonts w:ascii="Liberation Serif" w:hAnsi="Liberation Serif"/>
           <w:b w:val="false"/>
           <w:bCs w:val="false"/>
@@ -11632,7 +11632,7 @@
       </w:r>
       <w:r>
         <w:rPr>
-          <w:rStyle w:val="Style17"/>
+          <w:rStyle w:val="user2"/>
           <w:rFonts w:ascii="Liberation Serif" w:hAnsi="Liberation Serif"/>
           <w:b w:val="false"/>
           <w:bCs w:val="false"/>
@@ -11659,7 +11659,7 @@
       </w:r>
       <w:r>
         <w:rPr>
-          <w:rStyle w:val="Style17"/>
+          <w:rStyle w:val="user2"/>
           <w:rFonts w:ascii="Liberation Serif" w:hAnsi="Liberation Serif"/>
           <w:b w:val="false"/>
           <w:bCs w:val="false"/>
@@ -11686,7 +11686,7 @@
       </w:r>
       <w:r>
         <w:rPr>
-          <w:rStyle w:val="Style17"/>
+          <w:rStyle w:val="user2"/>
           <w:rFonts w:ascii="Liberation Serif" w:hAnsi="Liberation Serif"/>
           <w:b w:val="false"/>
           <w:bCs w:val="false"/>
@@ -11713,7 +11713,7 @@
       </w:r>
       <w:r>
         <w:rPr>
-          <w:rStyle w:val="Style17"/>
+          <w:rStyle w:val="user2"/>
           <w:rFonts w:ascii="Liberation Serif" w:hAnsi="Liberation Serif"/>
           <w:b w:val="false"/>
           <w:bCs w:val="false"/>
@@ -11740,7 +11740,7 @@
       </w:r>
       <w:r>
         <w:rPr>
-          <w:rStyle w:val="Style17"/>
+          <w:rStyle w:val="user2"/>
           <w:rFonts w:ascii="Liberation Serif" w:hAnsi="Liberation Serif"/>
           <w:b w:val="false"/>
           <w:bCs w:val="false"/>
@@ -12094,7 +12094,7 @@
           </w:tcPr>
           <w:p>
             <w:pPr>
-              <w:pStyle w:val="Style23"/>
+              <w:pStyle w:val="user8"/>
               <w:spacing w:before="0" w:after="160"/>
               <w:jc w:val="center"/>
               <w:rPr>
@@ -12123,7 +12123,7 @@
           </w:tcPr>
           <w:p>
             <w:pPr>
-              <w:pStyle w:val="Style23"/>
+              <w:pStyle w:val="user8"/>
               <w:spacing w:before="0" w:after="160"/>
               <w:jc w:val="center"/>
               <w:rPr>
@@ -12153,7 +12153,7 @@
           </w:tcPr>
           <w:p>
             <w:pPr>
-              <w:pStyle w:val="Style23"/>
+              <w:pStyle w:val="user8"/>
               <w:spacing w:before="0" w:after="160"/>
               <w:jc w:val="center"/>
               <w:rPr>
@@ -12183,7 +12183,7 @@
           </w:tcPr>
           <w:p>
             <w:pPr>
-              <w:pStyle w:val="Style23"/>
+              <w:pStyle w:val="user8"/>
               <w:spacing w:before="0" w:after="160"/>
               <w:jc w:val="center"/>
               <w:rPr>
@@ -12210,14 +12210,14 @@
           </w:tcPr>
           <w:p>
             <w:pPr>
-              <w:pStyle w:val="Style23"/>
+              <w:pStyle w:val="user8"/>
               <w:spacing w:before="0" w:after="160"/>
               <w:jc w:val="center"/>
               <w:rPr/>
             </w:pPr>
             <w:r>
               <w:rPr>
-                <w:rStyle w:val="Style17"/>
+                <w:rStyle w:val="user2"/>
                 <w:rFonts w:ascii="Liberation Serif" w:hAnsi="Liberation Serif"/>
                 <w:sz w:val="28"/>
                 <w:szCs w:val="28"/>
@@ -12237,7 +12237,7 @@
           </w:tcPr>
           <w:p>
             <w:pPr>
-              <w:pStyle w:val="Style23"/>
+              <w:pStyle w:val="user8"/>
               <w:spacing w:before="0" w:after="160"/>
               <w:jc w:val="center"/>
               <w:rPr>
@@ -12267,7 +12267,7 @@
           </w:tcPr>
           <w:p>
             <w:pPr>
-              <w:pStyle w:val="Style23"/>
+              <w:pStyle w:val="user8"/>
               <w:spacing w:before="0" w:after="160"/>
               <w:jc w:val="center"/>
               <w:rPr>
@@ -12294,14 +12294,14 @@
           </w:tcPr>
           <w:p>
             <w:pPr>
-              <w:pStyle w:val="Style23"/>
+              <w:pStyle w:val="user8"/>
               <w:spacing w:before="0" w:after="160"/>
               <w:jc w:val="center"/>
               <w:rPr/>
             </w:pPr>
             <w:r>
               <w:rPr>
-                <w:rStyle w:val="Style17"/>
+                <w:rStyle w:val="user2"/>
                 <w:rFonts w:ascii="Liberation Serif" w:hAnsi="Liberation Serif"/>
                 <w:sz w:val="28"/>
                 <w:szCs w:val="28"/>
@@ -12321,7 +12321,7 @@
           </w:tcPr>
           <w:p>
             <w:pPr>
-              <w:pStyle w:val="Style23"/>
+              <w:pStyle w:val="user8"/>
               <w:spacing w:before="0" w:after="160"/>
               <w:jc w:val="center"/>
               <w:rPr>
@@ -12351,7 +12351,7 @@
           </w:tcPr>
           <w:p>
             <w:pPr>
-              <w:pStyle w:val="Style23"/>
+              <w:pStyle w:val="user8"/>
               <w:spacing w:before="0" w:after="160"/>
               <w:jc w:val="center"/>
               <w:rPr>
@@ -12378,14 +12378,14 @@
           </w:tcPr>
           <w:p>
             <w:pPr>
-              <w:pStyle w:val="Style23"/>
+              <w:pStyle w:val="user8"/>
               <w:spacing w:before="0" w:after="160"/>
               <w:jc w:val="center"/>
               <w:rPr/>
             </w:pPr>
             <w:r>
               <w:rPr>
-                <w:rStyle w:val="Style17"/>
+                <w:rStyle w:val="user2"/>
                 <w:rFonts w:ascii="Liberation Serif" w:hAnsi="Liberation Serif"/>
                 <w:sz w:val="28"/>
                 <w:szCs w:val="28"/>
@@ -12402,7 +12402,7 @@
             </w:r>
             <w:r>
               <w:rPr>
-                <w:rStyle w:val="Style17"/>
+                <w:rStyle w:val="user2"/>
                 <w:rFonts w:ascii="Liberation Serif" w:hAnsi="Liberation Serif"/>
                 <w:sz w:val="28"/>
                 <w:szCs w:val="28"/>
@@ -12422,7 +12422,7 @@
           </w:tcPr>
           <w:p>
             <w:pPr>
-              <w:pStyle w:val="Style23"/>
+              <w:pStyle w:val="user8"/>
               <w:spacing w:before="0" w:after="160"/>
               <w:jc w:val="center"/>
               <w:rPr>
@@ -12452,7 +12452,7 @@
           </w:tcPr>
           <w:p>
             <w:pPr>
-              <w:pStyle w:val="Style23"/>
+              <w:pStyle w:val="user8"/>
               <w:spacing w:before="0" w:after="160"/>
               <w:jc w:val="center"/>
               <w:rPr>
@@ -12479,14 +12479,14 @@
           </w:tcPr>
           <w:p>
             <w:pPr>
-              <w:pStyle w:val="Style23"/>
+              <w:pStyle w:val="user8"/>
               <w:spacing w:before="0" w:after="160"/>
               <w:jc w:val="center"/>
               <w:rPr/>
             </w:pPr>
             <w:r>
               <w:rPr>
-                <w:rStyle w:val="Style17"/>
+                <w:rStyle w:val="user2"/>
                 <w:rFonts w:ascii="Liberation Serif" w:hAnsi="Liberation Serif"/>
                 <w:sz w:val="28"/>
                 <w:szCs w:val="28"/>
@@ -12503,7 +12503,7 @@
             </w:r>
             <w:r>
               <w:rPr>
-                <w:rStyle w:val="Style17"/>
+                <w:rStyle w:val="user2"/>
                 <w:rFonts w:ascii="Liberation Serif" w:hAnsi="Liberation Serif"/>
                 <w:sz w:val="28"/>
                 <w:szCs w:val="28"/>
@@ -12523,7 +12523,7 @@
           </w:tcPr>
           <w:p>
             <w:pPr>
-              <w:pStyle w:val="Style23"/>
+              <w:pStyle w:val="user8"/>
               <w:spacing w:before="0" w:after="160"/>
               <w:jc w:val="center"/>
               <w:rPr>
@@ -12602,7 +12602,7 @@
       </w:r>
       <w:r>
         <w:rPr>
-          <w:rStyle w:val="Style17"/>
+          <w:rStyle w:val="user2"/>
           <w:rFonts w:ascii="Liberation Serif" w:hAnsi="Liberation Serif"/>
           <w:b w:val="false"/>
           <w:bCs w:val="false"/>
@@ -12629,7 +12629,7 @@
       </w:r>
       <w:r>
         <w:rPr>
-          <w:rStyle w:val="Style17"/>
+          <w:rStyle w:val="user2"/>
           <w:rFonts w:ascii="Liberation Serif" w:hAnsi="Liberation Serif"/>
           <w:b w:val="false"/>
           <w:bCs w:val="false"/>
@@ -12934,7 +12934,7 @@
       </w:r>
       <w:r>
         <w:rPr>
-          <w:rStyle w:val="Style17"/>
+          <w:rStyle w:val="user2"/>
           <w:rFonts w:ascii="Liberation Serif" w:hAnsi="Liberation Serif"/>
           <w:b w:val="false"/>
           <w:bCs w:val="false"/>
@@ -12983,7 +12983,7 @@
       </w:r>
       <w:r>
         <w:rPr>
-          <w:rStyle w:val="Style17"/>
+          <w:rStyle w:val="user2"/>
           <w:rFonts w:ascii="Liberation Serif" w:hAnsi="Liberation Serif"/>
           <w:b w:val="false"/>
           <w:bCs w:val="false"/>
@@ -13242,7 +13242,7 @@
       </w:r>
       <w:r>
         <w:rPr>
-          <w:rStyle w:val="Style17"/>
+          <w:rStyle w:val="user2"/>
           <w:rFonts w:ascii="Liberation Serif" w:hAnsi="Liberation Serif"/>
           <w:b w:val="false"/>
           <w:bCs w:val="false"/>
@@ -13685,7 +13685,7 @@
       </w:r>
       <w:r>
         <w:rPr>
-          <w:rStyle w:val="Style17"/>
+          <w:rStyle w:val="user2"/>
           <w:rFonts w:ascii="Liberation Serif" w:hAnsi="Liberation Serif"/>
           <w:b w:val="false"/>
           <w:bCs w:val="false"/>
@@ -13734,7 +13734,7 @@
       </w:r>
       <w:r>
         <w:rPr>
-          <w:rStyle w:val="Style17"/>
+          <w:rStyle w:val="user2"/>
           <w:rFonts w:ascii="Liberation Serif" w:hAnsi="Liberation Serif"/>
           <w:b w:val="false"/>
           <w:bCs w:val="false"/>
@@ -13819,7 +13819,7 @@
       </w:r>
       <w:r>
         <w:rPr>
-          <w:rStyle w:val="Style17"/>
+          <w:rStyle w:val="user2"/>
           <w:rFonts w:ascii="Liberation Serif" w:hAnsi="Liberation Serif"/>
           <w:b w:val="false"/>
           <w:bCs w:val="false"/>
@@ -13844,7 +13844,7 @@
       </w:r>
       <w:r>
         <w:rPr>
-          <w:rStyle w:val="Style17"/>
+          <w:rStyle w:val="user2"/>
           <w:rFonts w:ascii="Liberation Serif" w:hAnsi="Liberation Serif"/>
           <w:b w:val="false"/>
           <w:bCs w:val="false"/>
@@ -13890,7 +13890,7 @@
       </w:r>
       <w:r>
         <w:rPr>
-          <w:rStyle w:val="Style17"/>
+          <w:rStyle w:val="user2"/>
           <w:rFonts w:ascii="Liberation Serif" w:hAnsi="Liberation Serif"/>
           <w:b w:val="false"/>
           <w:bCs w:val="false"/>
@@ -13915,7 +13915,7 @@
       </w:r>
       <w:r>
         <w:rPr>
-          <w:rStyle w:val="Style17"/>
+          <w:rStyle w:val="user2"/>
           <w:rFonts w:ascii="Liberation Serif" w:hAnsi="Liberation Serif"/>
           <w:b w:val="false"/>
           <w:bCs w:val="false"/>
@@ -13940,7 +13940,7 @@
       </w:r>
       <w:r>
         <w:rPr>
-          <w:rStyle w:val="Style17"/>
+          <w:rStyle w:val="user2"/>
           <w:rFonts w:ascii="Liberation Serif" w:hAnsi="Liberation Serif"/>
           <w:b w:val="false"/>
           <w:bCs w:val="false"/>
@@ -13965,7 +13965,7 @@
       </w:r>
       <w:r>
         <w:rPr>
-          <w:rStyle w:val="Style17"/>
+          <w:rStyle w:val="user2"/>
           <w:rFonts w:ascii="Liberation Serif" w:hAnsi="Liberation Serif"/>
           <w:b w:val="false"/>
           <w:bCs w:val="false"/>
@@ -13990,7 +13990,7 @@
       </w:r>
       <w:r>
         <w:rPr>
-          <w:rStyle w:val="Style17"/>
+          <w:rStyle w:val="user2"/>
           <w:rFonts w:ascii="Liberation Serif" w:hAnsi="Liberation Serif"/>
           <w:b w:val="false"/>
           <w:bCs w:val="false"/>
@@ -14015,7 +14015,7 @@
       </w:r>
       <w:r>
         <w:rPr>
-          <w:rStyle w:val="Style17"/>
+          <w:rStyle w:val="user2"/>
           <w:rFonts w:ascii="Liberation Serif" w:hAnsi="Liberation Serif"/>
           <w:b w:val="false"/>
           <w:bCs w:val="false"/>
@@ -14040,7 +14040,7 @@
       </w:r>
       <w:r>
         <w:rPr>
-          <w:rStyle w:val="Style17"/>
+          <w:rStyle w:val="user2"/>
           <w:rFonts w:ascii="Liberation Serif" w:hAnsi="Liberation Serif"/>
           <w:b w:val="false"/>
           <w:bCs w:val="false"/>
@@ -14065,7 +14065,7 @@
       </w:r>
       <w:r>
         <w:rPr>
-          <w:rStyle w:val="Style17"/>
+          <w:rStyle w:val="user2"/>
           <w:rFonts w:ascii="Liberation Serif" w:hAnsi="Liberation Serif"/>
           <w:b w:val="false"/>
           <w:bCs w:val="false"/>
@@ -14151,7 +14151,7 @@
       </w:r>
       <w:r>
         <w:rPr>
-          <w:rStyle w:val="Style17"/>
+          <w:rStyle w:val="user2"/>
           <w:rFonts w:ascii="Liberation Serif" w:hAnsi="Liberation Serif"/>
           <w:b w:val="false"/>
           <w:bCs w:val="false"/>
@@ -14178,7 +14178,7 @@
       </w:r>
       <w:r>
         <w:rPr>
-          <w:rStyle w:val="Style17"/>
+          <w:rStyle w:val="user2"/>
           <w:rFonts w:ascii="Liberation Serif" w:hAnsi="Liberation Serif"/>
           <w:b w:val="false"/>
           <w:bCs w:val="false"/>
@@ -14205,7 +14205,7 @@
       </w:r>
       <w:r>
         <w:rPr>
-          <w:rStyle w:val="Style17"/>
+          <w:rStyle w:val="user2"/>
           <w:rFonts w:ascii="Liberation Serif" w:hAnsi="Liberation Serif"/>
           <w:b w:val="false"/>
           <w:bCs w:val="false"/>
@@ -14232,7 +14232,7 @@
       </w:r>
       <w:r>
         <w:rPr>
-          <w:rStyle w:val="Style17"/>
+          <w:rStyle w:val="user2"/>
           <w:rFonts w:ascii="Liberation Serif" w:hAnsi="Liberation Serif"/>
           <w:b w:val="false"/>
           <w:bCs w:val="false"/>
@@ -14288,7 +14288,7 @@
       </w:r>
       <w:r>
         <w:rPr>
-          <w:rStyle w:val="Style17"/>
+          <w:rStyle w:val="user2"/>
           <w:rFonts w:ascii="Liberation Serif" w:hAnsi="Liberation Serif"/>
           <w:sz w:val="28"/>
           <w:szCs w:val="28"/>
@@ -14305,7 +14305,7 @@
       </w:r>
       <w:r>
         <w:rPr>
-          <w:rStyle w:val="Style17"/>
+          <w:rStyle w:val="user2"/>
           <w:rFonts w:ascii="Liberation Serif" w:hAnsi="Liberation Serif"/>
           <w:sz w:val="28"/>
           <w:szCs w:val="28"/>
@@ -14322,7 +14322,7 @@
       </w:r>
       <w:r>
         <w:rPr>
-          <w:rStyle w:val="Style17"/>
+          <w:rStyle w:val="user2"/>
           <w:rFonts w:ascii="Liberation Serif" w:hAnsi="Liberation Serif"/>
           <w:b w:val="false"/>
           <w:bCs w:val="false"/>
@@ -14349,7 +14349,7 @@
       </w:r>
       <w:r>
         <w:rPr>
-          <w:rStyle w:val="Style17"/>
+          <w:rStyle w:val="user2"/>
           <w:rFonts w:ascii="Liberation Serif" w:hAnsi="Liberation Serif"/>
           <w:b w:val="false"/>
           <w:bCs w:val="false"/>
@@ -14376,7 +14376,7 @@
       </w:r>
       <w:r>
         <w:rPr>
-          <w:rStyle w:val="Style17"/>
+          <w:rStyle w:val="user2"/>
           <w:rFonts w:ascii="Liberation Serif" w:hAnsi="Liberation Serif"/>
           <w:b w:val="false"/>
           <w:bCs w:val="false"/>
@@ -14398,7 +14398,7 @@
       </w:pPr>
       <w:r>
         <w:rPr>
-          <w:rStyle w:val="Style17"/>
+          <w:rStyle w:val="user2"/>
           <w:rFonts w:ascii="Liberation Serif" w:hAnsi="Liberation Serif"/>
           <w:b w:val="false"/>
           <w:bCs w:val="false"/>
@@ -14421,7 +14421,7 @@
       </w:pPr>
       <w:r>
         <w:rPr>
-          <w:rStyle w:val="Style17"/>
+          <w:rStyle w:val="user2"/>
           <w:rFonts w:ascii="Liberation Serif" w:hAnsi="Liberation Serif"/>
           <w:b w:val="false"/>
           <w:bCs w:val="false"/>
@@ -14469,7 +14469,7 @@
           </w:tcPr>
           <w:p>
             <w:pPr>
-              <w:pStyle w:val="Style23"/>
+              <w:pStyle w:val="user8"/>
               <w:spacing w:before="0" w:after="160"/>
               <w:jc w:val="center"/>
               <w:rPr>
@@ -14498,7 +14498,7 @@
           </w:tcPr>
           <w:p>
             <w:pPr>
-              <w:pStyle w:val="Style23"/>
+              <w:pStyle w:val="user8"/>
               <w:spacing w:before="0" w:after="160"/>
               <w:jc w:val="center"/>
               <w:rPr>
@@ -14527,7 +14527,7 @@
           </w:tcPr>
           <w:p>
             <w:pPr>
-              <w:pStyle w:val="Style23"/>
+              <w:pStyle w:val="user8"/>
               <w:spacing w:before="0" w:after="160"/>
               <w:jc w:val="center"/>
               <w:rPr>
@@ -14557,7 +14557,7 @@
           </w:tcPr>
           <w:p>
             <w:pPr>
-              <w:pStyle w:val="Style23"/>
+              <w:pStyle w:val="user8"/>
               <w:spacing w:before="0" w:after="160"/>
               <w:jc w:val="center"/>
               <w:rPr>
@@ -14587,7 +14587,7 @@
           </w:tcPr>
           <w:p>
             <w:pPr>
-              <w:pStyle w:val="Style23"/>
+              <w:pStyle w:val="user8"/>
               <w:spacing w:before="0" w:after="160"/>
               <w:jc w:val="center"/>
               <w:rPr>
@@ -14614,7 +14614,7 @@
           </w:tcPr>
           <w:p>
             <w:pPr>
-              <w:pStyle w:val="Style23"/>
+              <w:pStyle w:val="user8"/>
               <w:spacing w:before="0" w:after="160"/>
               <w:jc w:val="center"/>
               <w:rPr>
@@ -14641,14 +14641,14 @@
           </w:tcPr>
           <w:p>
             <w:pPr>
-              <w:pStyle w:val="Style23"/>
+              <w:pStyle w:val="user8"/>
               <w:spacing w:before="0" w:after="160"/>
               <w:jc w:val="center"/>
               <w:rPr/>
             </w:pPr>
             <w:r>
               <w:rPr>
-                <w:rStyle w:val="Style17"/>
+                <w:rStyle w:val="user2"/>
                 <w:rFonts w:ascii="Liberation Serif" w:hAnsi="Liberation Serif"/>
                 <w:sz w:val="24"/>
                 <w:szCs w:val="24"/>
@@ -14668,7 +14668,7 @@
           </w:tcPr>
           <w:p>
             <w:pPr>
-              <w:pStyle w:val="Style23"/>
+              <w:pStyle w:val="user8"/>
               <w:spacing w:before="0" w:after="160"/>
               <w:jc w:val="center"/>
               <w:rPr>
@@ -14698,7 +14698,7 @@
           </w:tcPr>
           <w:p>
             <w:pPr>
-              <w:pStyle w:val="Style23"/>
+              <w:pStyle w:val="user8"/>
               <w:spacing w:before="0" w:after="160"/>
               <w:jc w:val="center"/>
               <w:rPr>
@@ -14725,7 +14725,7 @@
           </w:tcPr>
           <w:p>
             <w:pPr>
-              <w:pStyle w:val="Style23"/>
+              <w:pStyle w:val="user8"/>
               <w:spacing w:before="0" w:after="160"/>
               <w:jc w:val="center"/>
               <w:rPr>
@@ -14752,14 +14752,14 @@
           </w:tcPr>
           <w:p>
             <w:pPr>
-              <w:pStyle w:val="Style23"/>
+              <w:pStyle w:val="user8"/>
               <w:spacing w:before="0" w:after="160"/>
               <w:jc w:val="center"/>
               <w:rPr/>
             </w:pPr>
             <w:r>
               <w:rPr>
-                <w:rStyle w:val="Style17"/>
+                <w:rStyle w:val="user2"/>
                 <w:rFonts w:ascii="Liberation Serif" w:hAnsi="Liberation Serif"/>
                 <w:sz w:val="24"/>
                 <w:szCs w:val="24"/>
@@ -14779,7 +14779,7 @@
           </w:tcPr>
           <w:p>
             <w:pPr>
-              <w:pStyle w:val="Style23"/>
+              <w:pStyle w:val="user8"/>
               <w:spacing w:before="0" w:after="160"/>
               <w:jc w:val="center"/>
               <w:rPr>
@@ -14809,7 +14809,7 @@
           </w:tcPr>
           <w:p>
             <w:pPr>
-              <w:pStyle w:val="Style23"/>
+              <w:pStyle w:val="user8"/>
               <w:spacing w:before="0" w:after="160"/>
               <w:jc w:val="center"/>
               <w:rPr>
@@ -14836,7 +14836,7 @@
           </w:tcPr>
           <w:p>
             <w:pPr>
-              <w:pStyle w:val="Style23"/>
+              <w:pStyle w:val="user8"/>
               <w:spacing w:before="0" w:after="160"/>
               <w:jc w:val="center"/>
               <w:rPr>
@@ -14863,14 +14863,14 @@
           </w:tcPr>
           <w:p>
             <w:pPr>
-              <w:pStyle w:val="Style23"/>
+              <w:pStyle w:val="user8"/>
               <w:spacing w:before="0" w:after="160"/>
               <w:jc w:val="center"/>
               <w:rPr/>
             </w:pPr>
             <w:r>
               <w:rPr>
-                <w:rStyle w:val="Style17"/>
+                <w:rStyle w:val="user2"/>
                 <w:rFonts w:ascii="Liberation Serif" w:hAnsi="Liberation Serif"/>
                 <w:sz w:val="24"/>
                 <w:szCs w:val="24"/>
@@ -14890,7 +14890,7 @@
           </w:tcPr>
           <w:p>
             <w:pPr>
-              <w:pStyle w:val="Style23"/>
+              <w:pStyle w:val="user8"/>
               <w:spacing w:before="0" w:after="160"/>
               <w:jc w:val="center"/>
               <w:rPr>
@@ -14920,7 +14920,7 @@
           </w:tcPr>
           <w:p>
             <w:pPr>
-              <w:pStyle w:val="Style23"/>
+              <w:pStyle w:val="user8"/>
               <w:spacing w:before="0" w:after="160"/>
               <w:jc w:val="center"/>
               <w:rPr>
@@ -14947,7 +14947,7 @@
           </w:tcPr>
           <w:p>
             <w:pPr>
-              <w:pStyle w:val="Style23"/>
+              <w:pStyle w:val="user8"/>
               <w:spacing w:before="0" w:after="160"/>
               <w:jc w:val="center"/>
               <w:rPr>
@@ -14974,14 +14974,14 @@
           </w:tcPr>
           <w:p>
             <w:pPr>
-              <w:pStyle w:val="Style23"/>
+              <w:pStyle w:val="user8"/>
               <w:spacing w:before="0" w:after="160"/>
               <w:jc w:val="center"/>
               <w:rPr/>
             </w:pPr>
             <w:r>
               <w:rPr>
-                <w:rStyle w:val="Style17"/>
+                <w:rStyle w:val="user2"/>
                 <w:rFonts w:ascii="Liberation Serif" w:hAnsi="Liberation Serif"/>
                 <w:sz w:val="24"/>
                 <w:szCs w:val="24"/>
@@ -15001,7 +15001,7 @@
           </w:tcPr>
           <w:p>
             <w:pPr>
-              <w:pStyle w:val="Style23"/>
+              <w:pStyle w:val="user8"/>
               <w:spacing w:before="0" w:after="160"/>
               <w:jc w:val="center"/>
               <w:rPr>
@@ -15031,7 +15031,7 @@
           </w:tcPr>
           <w:p>
             <w:pPr>
-              <w:pStyle w:val="Style23"/>
+              <w:pStyle w:val="user8"/>
               <w:spacing w:before="0" w:after="160"/>
               <w:jc w:val="center"/>
               <w:rPr>
@@ -15058,7 +15058,7 @@
           </w:tcPr>
           <w:p>
             <w:pPr>
-              <w:pStyle w:val="Style23"/>
+              <w:pStyle w:val="user8"/>
               <w:spacing w:before="0" w:after="160"/>
               <w:jc w:val="center"/>
               <w:rPr>
@@ -15085,14 +15085,14 @@
           </w:tcPr>
           <w:p>
             <w:pPr>
-              <w:pStyle w:val="Style23"/>
+              <w:pStyle w:val="user8"/>
               <w:spacing w:before="0" w:after="160"/>
               <w:jc w:val="center"/>
               <w:rPr/>
             </w:pPr>
             <w:r>
               <w:rPr>
-                <w:rStyle w:val="Style17"/>
+                <w:rStyle w:val="user2"/>
                 <w:rFonts w:ascii="Liberation Serif" w:hAnsi="Liberation Serif"/>
                 <w:sz w:val="24"/>
                 <w:szCs w:val="24"/>
@@ -15112,7 +15112,7 @@
           </w:tcPr>
           <w:p>
             <w:pPr>
-              <w:pStyle w:val="Style23"/>
+              <w:pStyle w:val="user8"/>
               <w:spacing w:before="0" w:after="160"/>
               <w:jc w:val="center"/>
               <w:rPr>
@@ -15142,7 +15142,7 @@
           </w:tcPr>
           <w:p>
             <w:pPr>
-              <w:pStyle w:val="Style23"/>
+              <w:pStyle w:val="user8"/>
               <w:spacing w:before="0" w:after="160"/>
               <w:jc w:val="center"/>
               <w:rPr>
@@ -15169,7 +15169,7 @@
           </w:tcPr>
           <w:p>
             <w:pPr>
-              <w:pStyle w:val="Style23"/>
+              <w:pStyle w:val="user8"/>
               <w:spacing w:before="0" w:after="160"/>
               <w:jc w:val="center"/>
               <w:rPr>
@@ -15196,14 +15196,14 @@
           </w:tcPr>
           <w:p>
             <w:pPr>
-              <w:pStyle w:val="Style23"/>
+              <w:pStyle w:val="user8"/>
               <w:spacing w:before="0" w:after="160"/>
               <w:jc w:val="center"/>
               <w:rPr/>
             </w:pPr>
             <w:r>
               <w:rPr>
-                <w:rStyle w:val="Style17"/>
+                <w:rStyle w:val="user2"/>
                 <w:rFonts w:ascii="Liberation Serif" w:hAnsi="Liberation Serif"/>
                 <w:sz w:val="24"/>
                 <w:szCs w:val="24"/>
@@ -15223,7 +15223,7 @@
           </w:tcPr>
           <w:p>
             <w:pPr>
-              <w:pStyle w:val="Style23"/>
+              <w:pStyle w:val="user8"/>
               <w:spacing w:before="0" w:after="160"/>
               <w:jc w:val="center"/>
               <w:rPr>
@@ -15253,7 +15253,7 @@
           </w:tcPr>
           <w:p>
             <w:pPr>
-              <w:pStyle w:val="Style23"/>
+              <w:pStyle w:val="user8"/>
               <w:spacing w:before="0" w:after="160"/>
               <w:jc w:val="center"/>
               <w:rPr>
@@ -15280,7 +15280,7 @@
           </w:tcPr>
           <w:p>
             <w:pPr>
-              <w:pStyle w:val="Style23"/>
+              <w:pStyle w:val="user8"/>
               <w:spacing w:before="0" w:after="160"/>
               <w:jc w:val="center"/>
               <w:rPr>
@@ -15307,14 +15307,14 @@
           </w:tcPr>
           <w:p>
             <w:pPr>
-              <w:pStyle w:val="Style23"/>
+              <w:pStyle w:val="user8"/>
               <w:spacing w:before="0" w:after="160"/>
               <w:jc w:val="center"/>
               <w:rPr/>
             </w:pPr>
             <w:r>
               <w:rPr>
-                <w:rStyle w:val="Style17"/>
+                <w:rStyle w:val="user2"/>
                 <w:rFonts w:ascii="Liberation Serif" w:hAnsi="Liberation Serif"/>
                 <w:sz w:val="24"/>
                 <w:szCs w:val="24"/>
@@ -15334,7 +15334,7 @@
           </w:tcPr>
           <w:p>
             <w:pPr>
-              <w:pStyle w:val="Style23"/>
+              <w:pStyle w:val="user8"/>
               <w:spacing w:before="0" w:after="160"/>
               <w:jc w:val="center"/>
               <w:rPr>
@@ -15422,7 +15422,7 @@
       </w:pPr>
       <w:r>
         <w:rPr>
-          <w:rStyle w:val="Style17"/>
+          <w:rStyle w:val="user2"/>
           <w:rFonts w:ascii="Liberation Serif" w:hAnsi="Liberation Serif"/>
           <w:b w:val="false"/>
           <w:bCs w:val="false"/>
@@ -15444,7 +15444,7 @@
       </w:pPr>
       <w:r>
         <w:rPr>
-          <w:rStyle w:val="Style17"/>
+          <w:rStyle w:val="user2"/>
           <w:rFonts w:ascii="Liberation Serif" w:hAnsi="Liberation Serif"/>
           <w:b w:val="false"/>
           <w:bCs w:val="false"/>
@@ -15488,7 +15488,7 @@
           </w:tcPr>
           <w:p>
             <w:pPr>
-              <w:pStyle w:val="Style23"/>
+              <w:pStyle w:val="user8"/>
               <w:spacing w:before="0" w:after="160"/>
               <w:jc w:val="center"/>
               <w:rPr>
@@ -15518,7 +15518,7 @@
           </w:tcPr>
           <w:p>
             <w:pPr>
-              <w:pStyle w:val="Style23"/>
+              <w:pStyle w:val="user8"/>
               <w:spacing w:before="0" w:after="160"/>
               <w:jc w:val="center"/>
               <w:rPr>
@@ -15548,7 +15548,7 @@
           </w:tcPr>
           <w:p>
             <w:pPr>
-              <w:pStyle w:val="Style23"/>
+              <w:pStyle w:val="user8"/>
               <w:spacing w:before="0" w:after="160"/>
               <w:jc w:val="center"/>
               <w:rPr>
@@ -15576,7 +15576,7 @@
           </w:tcPr>
           <w:p>
             <w:pPr>
-              <w:pStyle w:val="Style23"/>
+              <w:pStyle w:val="user8"/>
               <w:spacing w:before="0" w:after="160"/>
               <w:jc w:val="center"/>
               <w:rPr>
@@ -15606,7 +15606,7 @@
           </w:tcPr>
           <w:p>
             <w:pPr>
-              <w:pStyle w:val="Style23"/>
+              <w:pStyle w:val="user8"/>
               <w:spacing w:before="0" w:after="160"/>
               <w:jc w:val="center"/>
               <w:rPr>
@@ -15634,7 +15634,7 @@
           </w:tcPr>
           <w:p>
             <w:pPr>
-              <w:pStyle w:val="Style23"/>
+              <w:pStyle w:val="user8"/>
               <w:spacing w:before="0" w:after="160"/>
               <w:jc w:val="center"/>
               <w:rPr>
@@ -15664,7 +15664,7 @@
           </w:tcPr>
           <w:p>
             <w:pPr>
-              <w:pStyle w:val="Style23"/>
+              <w:pStyle w:val="user8"/>
               <w:spacing w:before="0" w:after="160"/>
               <w:jc w:val="center"/>
               <w:rPr>
@@ -15692,7 +15692,7 @@
           </w:tcPr>
           <w:p>
             <w:pPr>
-              <w:pStyle w:val="Style23"/>
+              <w:pStyle w:val="user8"/>
               <w:spacing w:before="0" w:after="160"/>
               <w:jc w:val="center"/>
               <w:rPr>
@@ -15722,7 +15722,7 @@
           </w:tcPr>
           <w:p>
             <w:pPr>
-              <w:pStyle w:val="Style23"/>
+              <w:pStyle w:val="user8"/>
               <w:spacing w:before="0" w:after="160"/>
               <w:jc w:val="center"/>
               <w:rPr>
@@ -15750,7 +15750,7 @@
           </w:tcPr>
           <w:p>
             <w:pPr>
-              <w:pStyle w:val="Style23"/>
+              <w:pStyle w:val="user8"/>
               <w:spacing w:before="0" w:after="160"/>
               <w:jc w:val="center"/>
               <w:rPr>
@@ -15780,7 +15780,7 @@
           </w:tcPr>
           <w:p>
             <w:pPr>
-              <w:pStyle w:val="Style23"/>
+              <w:pStyle w:val="user8"/>
               <w:spacing w:before="0" w:after="160"/>
               <w:jc w:val="center"/>
               <w:rPr>
@@ -15808,7 +15808,7 @@
           </w:tcPr>
           <w:p>
             <w:pPr>
-              <w:pStyle w:val="Style23"/>
+              <w:pStyle w:val="user8"/>
               <w:spacing w:before="0" w:after="160"/>
               <w:jc w:val="center"/>
               <w:rPr>
@@ -15866,7 +15866,7 @@
       </w:pPr>
       <w:r>
         <w:rPr>
-          <w:rStyle w:val="Style17"/>
+          <w:rStyle w:val="user2"/>
           <w:rFonts w:ascii="Liberation Serif" w:hAnsi="Liberation Serif"/>
           <w:b w:val="false"/>
           <w:bCs w:val="false"/>
@@ -15895,7 +15895,7 @@
       </w:r>
       <w:r>
         <w:rPr>
-          <w:rStyle w:val="Style17"/>
+          <w:rStyle w:val="user2"/>
           <w:rFonts w:ascii="Liberation Serif" w:hAnsi="Liberation Serif"/>
           <w:b w:val="false"/>
           <w:bCs w:val="false"/>
@@ -15923,7 +15923,7 @@
       </w:r>
       <w:r>
         <w:rPr>
-          <w:rStyle w:val="Style17"/>
+          <w:rStyle w:val="user2"/>
           <w:rFonts w:ascii="Liberation Serif" w:hAnsi="Liberation Serif"/>
           <w:b w:val="false"/>
           <w:bCs w:val="false"/>
@@ -15945,7 +15945,7 @@
       </w:pPr>
       <w:r>
         <w:rPr>
-          <w:rStyle w:val="Style17"/>
+          <w:rStyle w:val="user2"/>
           <w:rFonts w:ascii="Liberation Serif" w:hAnsi="Liberation Serif"/>
           <w:b/>
           <w:bCs/>
@@ -15967,7 +15967,7 @@
       </w:pPr>
       <w:r>
         <w:rPr>
-          <w:rStyle w:val="Style17"/>
+          <w:rStyle w:val="user2"/>
           <w:rFonts w:ascii="Liberation Serif" w:hAnsi="Liberation Serif"/>
           <w:b w:val="false"/>
           <w:bCs w:val="false"/>
@@ -15990,7 +15990,7 @@
       </w:pPr>
       <w:r>
         <w:rPr>
-          <w:rStyle w:val="Style17"/>
+          <w:rStyle w:val="user2"/>
           <w:rFonts w:ascii="Liberation Serif" w:hAnsi="Liberation Serif"/>
           <w:b w:val="false"/>
           <w:bCs w:val="false"/>
@@ -16061,7 +16061,7 @@
       </w:r>
       <w:r>
         <w:rPr>
-          <w:rStyle w:val="Style17"/>
+          <w:rStyle w:val="user2"/>
           <w:rFonts w:ascii="Liberation Serif" w:hAnsi="Liberation Serif"/>
           <w:b w:val="false"/>
           <w:bCs w:val="false"/>
@@ -16113,7 +16113,7 @@
       </w:pPr>
       <w:r>
         <w:rPr>
-          <w:rStyle w:val="Style17"/>
+          <w:rStyle w:val="user2"/>
           <w:rFonts w:ascii="Liberation Serif" w:hAnsi="Liberation Serif"/>
           <w:b w:val="false"/>
           <w:bCs w:val="false"/>
@@ -16136,7 +16136,7 @@
       </w:pPr>
       <w:r>
         <w:rPr>
-          <w:rStyle w:val="Style17"/>
+          <w:rStyle w:val="user2"/>
           <w:rFonts w:ascii="Liberation Serif" w:hAnsi="Liberation Serif"/>
           <w:b w:val="false"/>
           <w:bCs w:val="false"/>
@@ -16163,7 +16163,7 @@
       </w:r>
       <w:r>
         <w:rPr>
-          <w:rStyle w:val="Style17"/>
+          <w:rStyle w:val="user2"/>
           <w:rFonts w:ascii="Liberation Serif" w:hAnsi="Liberation Serif"/>
           <w:b w:val="false"/>
           <w:bCs w:val="false"/>
@@ -16454,7 +16454,7 @@
       </w:pPr>
       <w:r>
         <w:rPr>
-          <w:rStyle w:val="Style17"/>
+          <w:rStyle w:val="user2"/>
           <w:rFonts w:ascii="Liberation Serif" w:hAnsi="Liberation Serif"/>
           <w:b w:val="false"/>
           <w:bCs w:val="false"/>
@@ -16523,7 +16523,7 @@
       </w:r>
       <w:r>
         <w:rPr>
-          <w:rStyle w:val="Style17"/>
+          <w:rStyle w:val="user2"/>
           <w:rFonts w:ascii="Liberation Serif" w:hAnsi="Liberation Serif"/>
           <w:b w:val="false"/>
           <w:bCs w:val="false"/>
@@ -16552,7 +16552,7 @@
       </w:r>
       <w:r>
         <w:rPr>
-          <w:rStyle w:val="Style17"/>
+          <w:rStyle w:val="user2"/>
           <w:rFonts w:ascii="Liberation Serif" w:hAnsi="Liberation Serif"/>
           <w:b w:val="false"/>
           <w:bCs w:val="false"/>
@@ -16837,7 +16837,7 @@
       </w:r>
       <w:r>
         <w:rPr>
-          <w:rStyle w:val="Style17"/>
+          <w:rStyle w:val="user2"/>
           <w:rFonts w:ascii="Liberation Serif" w:hAnsi="Liberation Serif"/>
           <w:b w:val="false"/>
           <w:bCs w:val="false"/>
@@ -16866,7 +16866,7 @@
       </w:r>
       <w:r>
         <w:rPr>
-          <w:rStyle w:val="Style17"/>
+          <w:rStyle w:val="user2"/>
           <w:rFonts w:ascii="Liberation Serif" w:hAnsi="Liberation Serif"/>
           <w:b w:val="false"/>
           <w:bCs w:val="false"/>
@@ -16895,7 +16895,7 @@
       </w:r>
       <w:r>
         <w:rPr>
-          <w:rStyle w:val="Style17"/>
+          <w:rStyle w:val="user2"/>
           <w:rFonts w:ascii="Liberation Serif" w:hAnsi="Liberation Serif"/>
           <w:b w:val="false"/>
           <w:bCs w:val="false"/>
@@ -17531,7 +17531,7 @@
       </w:r>
       <w:r>
         <w:rPr>
-          <w:rStyle w:val="Style17"/>
+          <w:rStyle w:val="user2"/>
           <w:rFonts w:ascii="Liberation Serif" w:hAnsi="Liberation Serif"/>
           <w:sz w:val="28"/>
           <w:szCs w:val="28"/>
@@ -17548,7 +17548,7 @@
       </w:r>
       <w:r>
         <w:rPr>
-          <w:rStyle w:val="Style17"/>
+          <w:rStyle w:val="user2"/>
           <w:rFonts w:ascii="Liberation Serif" w:hAnsi="Liberation Serif"/>
           <w:sz w:val="28"/>
           <w:szCs w:val="28"/>
@@ -17565,7 +17565,7 @@
       </w:r>
       <w:r>
         <w:rPr>
-          <w:rStyle w:val="Style17"/>
+          <w:rStyle w:val="user2"/>
           <w:rFonts w:ascii="Liberation Serif" w:hAnsi="Liberation Serif"/>
           <w:sz w:val="28"/>
           <w:szCs w:val="28"/>
@@ -17582,7 +17582,7 @@
       </w:r>
       <w:r>
         <w:rPr>
-          <w:rStyle w:val="Style17"/>
+          <w:rStyle w:val="user2"/>
           <w:rFonts w:ascii="Liberation Serif" w:hAnsi="Liberation Serif"/>
           <w:sz w:val="28"/>
           <w:szCs w:val="28"/>
@@ -17620,7 +17620,7 @@
       </w:r>
       <w:r>
         <w:rPr>
-          <w:rStyle w:val="Style17"/>
+          <w:rStyle w:val="user2"/>
           <w:rFonts w:ascii="Liberation Serif" w:hAnsi="Liberation Serif"/>
           <w:sz w:val="28"/>
           <w:szCs w:val="28"/>
@@ -17637,7 +17637,7 @@
       </w:r>
       <w:r>
         <w:rPr>
-          <w:rStyle w:val="Style17"/>
+          <w:rStyle w:val="user2"/>
           <w:rFonts w:ascii="Liberation Serif" w:hAnsi="Liberation Serif"/>
           <w:sz w:val="28"/>
           <w:szCs w:val="28"/>
@@ -17654,7 +17654,7 @@
       </w:r>
       <w:r>
         <w:rPr>
-          <w:rStyle w:val="Style17"/>
+          <w:rStyle w:val="user2"/>
           <w:rFonts w:ascii="Liberation Serif" w:hAnsi="Liberation Serif"/>
           <w:sz w:val="28"/>
           <w:szCs w:val="28"/>
@@ -17697,7 +17697,7 @@
       </w:r>
       <w:r>
         <w:rPr>
-          <w:rStyle w:val="Style17"/>
+          <w:rStyle w:val="user2"/>
           <w:rFonts w:ascii="Liberation Serif" w:hAnsi="Liberation Serif"/>
           <w:sz w:val="28"/>
           <w:szCs w:val="28"/>
@@ -17788,7 +17788,7 @@
           </w:tcPr>
           <w:p>
             <w:pPr>
-              <w:pStyle w:val="Style23"/>
+              <w:pStyle w:val="user8"/>
               <w:spacing w:before="0" w:after="160"/>
               <w:jc w:val="center"/>
               <w:rPr>
@@ -17819,7 +17819,7 @@
           </w:tcPr>
           <w:p>
             <w:pPr>
-              <w:pStyle w:val="Style23"/>
+              <w:pStyle w:val="user8"/>
               <w:spacing w:before="0" w:after="160"/>
               <w:jc w:val="center"/>
               <w:rPr>
@@ -17851,7 +17851,7 @@
           </w:tcPr>
           <w:p>
             <w:pPr>
-              <w:pStyle w:val="Style23"/>
+              <w:pStyle w:val="user8"/>
               <w:spacing w:before="0" w:after="160"/>
               <w:jc w:val="center"/>
               <w:rPr>
@@ -17883,7 +17883,7 @@
           </w:tcPr>
           <w:p>
             <w:pPr>
-              <w:pStyle w:val="Style23"/>
+              <w:pStyle w:val="user8"/>
               <w:spacing w:before="0" w:after="160"/>
               <w:jc w:val="center"/>
               <w:rPr>
@@ -17916,7 +17916,7 @@
           </w:tcPr>
           <w:p>
             <w:pPr>
-              <w:pStyle w:val="Style23"/>
+              <w:pStyle w:val="user8"/>
               <w:spacing w:before="0" w:after="160"/>
               <w:jc w:val="center"/>
               <w:rPr>
@@ -17950,7 +17950,7 @@
           </w:tcPr>
           <w:p>
             <w:pPr>
-              <w:pStyle w:val="Style23"/>
+              <w:pStyle w:val="user8"/>
               <w:spacing w:before="0" w:after="160"/>
               <w:jc w:val="center"/>
               <w:rPr>
@@ -17986,7 +17986,7 @@
           </w:tcPr>
           <w:p>
             <w:pPr>
-              <w:pStyle w:val="Style23"/>
+              <w:pStyle w:val="user8"/>
               <w:spacing w:before="0" w:after="160"/>
               <w:jc w:val="center"/>
               <w:rPr>
@@ -18019,7 +18019,7 @@
           </w:tcPr>
           <w:p>
             <w:pPr>
-              <w:pStyle w:val="Style23"/>
+              <w:pStyle w:val="user8"/>
               <w:spacing w:before="0" w:after="160"/>
               <w:jc w:val="center"/>
               <w:rPr>
@@ -18053,7 +18053,7 @@
           </w:tcPr>
           <w:p>
             <w:pPr>
-              <w:pStyle w:val="Style23"/>
+              <w:pStyle w:val="user8"/>
               <w:spacing w:before="0" w:after="160"/>
               <w:jc w:val="center"/>
               <w:rPr>
@@ -18089,7 +18089,7 @@
           </w:tcPr>
           <w:p>
             <w:pPr>
-              <w:pStyle w:val="Style23"/>
+              <w:pStyle w:val="user8"/>
               <w:spacing w:before="0" w:after="160"/>
               <w:jc w:val="center"/>
               <w:rPr>
@@ -18122,7 +18122,7 @@
           </w:tcPr>
           <w:p>
             <w:pPr>
-              <w:pStyle w:val="Style23"/>
+              <w:pStyle w:val="user8"/>
               <w:spacing w:before="0" w:after="160"/>
               <w:jc w:val="center"/>
               <w:rPr>
@@ -18156,7 +18156,7 @@
           </w:tcPr>
           <w:p>
             <w:pPr>
-              <w:pStyle w:val="Style23"/>
+              <w:pStyle w:val="user8"/>
               <w:spacing w:before="0" w:after="160"/>
               <w:jc w:val="center"/>
               <w:rPr>
@@ -18192,7 +18192,7 @@
           </w:tcPr>
           <w:p>
             <w:pPr>
-              <w:pStyle w:val="Style23"/>
+              <w:pStyle w:val="user8"/>
               <w:spacing w:before="0" w:after="160"/>
               <w:jc w:val="center"/>
               <w:rPr>
@@ -18225,7 +18225,7 @@
           </w:tcPr>
           <w:p>
             <w:pPr>
-              <w:pStyle w:val="Style23"/>
+              <w:pStyle w:val="user8"/>
               <w:spacing w:before="0" w:after="160"/>
               <w:jc w:val="center"/>
               <w:rPr>
@@ -18259,7 +18259,7 @@
           </w:tcPr>
           <w:p>
             <w:pPr>
-              <w:pStyle w:val="Style23"/>
+              <w:pStyle w:val="user8"/>
               <w:spacing w:before="0" w:after="160"/>
               <w:jc w:val="center"/>
               <w:rPr>
@@ -18295,7 +18295,7 @@
           </w:tcPr>
           <w:p>
             <w:pPr>
-              <w:pStyle w:val="Style23"/>
+              <w:pStyle w:val="user8"/>
               <w:spacing w:before="0" w:after="160"/>
               <w:jc w:val="center"/>
               <w:rPr>
@@ -18328,7 +18328,7 @@
           </w:tcPr>
           <w:p>
             <w:pPr>
-              <w:pStyle w:val="Style23"/>
+              <w:pStyle w:val="user8"/>
               <w:spacing w:before="0" w:after="160"/>
               <w:jc w:val="center"/>
               <w:rPr>
@@ -18362,7 +18362,7 @@
           </w:tcPr>
           <w:p>
             <w:pPr>
-              <w:pStyle w:val="Style23"/>
+              <w:pStyle w:val="user8"/>
               <w:spacing w:before="0" w:after="160"/>
               <w:jc w:val="center"/>
               <w:rPr>
@@ -18398,7 +18398,7 @@
           </w:tcPr>
           <w:p>
             <w:pPr>
-              <w:pStyle w:val="Style23"/>
+              <w:pStyle w:val="user8"/>
               <w:spacing w:before="0" w:after="160"/>
               <w:jc w:val="center"/>
               <w:rPr>
@@ -18430,7 +18430,7 @@
           </w:tcPr>
           <w:p>
             <w:pPr>
-              <w:pStyle w:val="Style23"/>
+              <w:pStyle w:val="user8"/>
               <w:spacing w:before="0" w:after="160"/>
               <w:jc w:val="center"/>
               <w:rPr>
@@ -18463,7 +18463,7 @@
           </w:tcPr>
           <w:p>
             <w:pPr>
-              <w:pStyle w:val="Style23"/>
+              <w:pStyle w:val="user8"/>
               <w:spacing w:before="0" w:after="160"/>
               <w:jc w:val="center"/>
               <w:rPr>
@@ -18498,7 +18498,7 @@
           </w:tcPr>
           <w:p>
             <w:pPr>
-              <w:pStyle w:val="Style23"/>
+              <w:pStyle w:val="user8"/>
               <w:spacing w:before="0" w:after="160"/>
               <w:jc w:val="center"/>
               <w:rPr>
@@ -18530,7 +18530,7 @@
           </w:tcPr>
           <w:p>
             <w:pPr>
-              <w:pStyle w:val="Style23"/>
+              <w:pStyle w:val="user8"/>
               <w:spacing w:before="0" w:after="160"/>
               <w:jc w:val="center"/>
               <w:rPr>
@@ -18563,7 +18563,7 @@
           </w:tcPr>
           <w:p>
             <w:pPr>
-              <w:pStyle w:val="Style23"/>
+              <w:pStyle w:val="user8"/>
               <w:spacing w:before="0" w:after="160"/>
               <w:jc w:val="center"/>
               <w:rPr>
@@ -18681,7 +18681,7 @@
           </w:tcPr>
           <w:p>
             <w:pPr>
-              <w:pStyle w:val="Style23"/>
+              <w:pStyle w:val="user8"/>
               <w:spacing w:before="0" w:after="160"/>
               <w:jc w:val="center"/>
               <w:rPr>
@@ -18716,7 +18716,7 @@
           </w:tcPr>
           <w:p>
             <w:pPr>
-              <w:pStyle w:val="Style23"/>
+              <w:pStyle w:val="user8"/>
               <w:spacing w:before="0" w:after="160"/>
               <w:jc w:val="center"/>
               <w:rPr>
@@ -18752,7 +18752,7 @@
           </w:tcPr>
           <w:p>
             <w:pPr>
-              <w:pStyle w:val="Style23"/>
+              <w:pStyle w:val="user8"/>
               <w:spacing w:before="0" w:after="160"/>
               <w:jc w:val="center"/>
               <w:rPr>
@@ -18788,7 +18788,7 @@
           </w:tcPr>
           <w:p>
             <w:pPr>
-              <w:pStyle w:val="Style23"/>
+              <w:pStyle w:val="user8"/>
               <w:spacing w:before="0" w:after="160"/>
               <w:jc w:val="center"/>
               <w:rPr>
@@ -18821,7 +18821,7 @@
           </w:tcPr>
           <w:p>
             <w:pPr>
-              <w:pStyle w:val="Style23"/>
+              <w:pStyle w:val="user8"/>
               <w:spacing w:before="0" w:after="160"/>
               <w:jc w:val="center"/>
               <w:rPr>
@@ -18855,7 +18855,7 @@
           </w:tcPr>
           <w:p>
             <w:pPr>
-              <w:pStyle w:val="Style23"/>
+              <w:pStyle w:val="user8"/>
               <w:spacing w:before="0" w:after="160"/>
               <w:jc w:val="center"/>
               <w:rPr>
@@ -18893,7 +18893,7 @@
           </w:tcPr>
           <w:p>
             <w:pPr>
-              <w:pStyle w:val="Style23"/>
+              <w:pStyle w:val="user8"/>
               <w:spacing w:before="0" w:after="160"/>
               <w:jc w:val="center"/>
               <w:rPr>
@@ -18926,7 +18926,7 @@
           </w:tcPr>
           <w:p>
             <w:pPr>
-              <w:pStyle w:val="Style23"/>
+              <w:pStyle w:val="user8"/>
               <w:spacing w:before="0" w:after="160"/>
               <w:jc w:val="center"/>
               <w:rPr>
@@ -18960,7 +18960,7 @@
           </w:tcPr>
           <w:p>
             <w:pPr>
-              <w:pStyle w:val="Style23"/>
+              <w:pStyle w:val="user8"/>
               <w:spacing w:before="0" w:after="160"/>
               <w:jc w:val="center"/>
               <w:rPr>
@@ -18996,7 +18996,7 @@
           </w:tcPr>
           <w:p>
             <w:pPr>
-              <w:pStyle w:val="Style23"/>
+              <w:pStyle w:val="user8"/>
               <w:spacing w:before="0" w:after="160"/>
               <w:jc w:val="center"/>
               <w:rPr>
@@ -19029,7 +19029,7 @@
           </w:tcPr>
           <w:p>
             <w:pPr>
-              <w:pStyle w:val="Style23"/>
+              <w:pStyle w:val="user8"/>
               <w:spacing w:before="0" w:after="160"/>
               <w:jc w:val="center"/>
               <w:rPr>
@@ -19063,7 +19063,7 @@
           </w:tcPr>
           <w:p>
             <w:pPr>
-              <w:pStyle w:val="Style23"/>
+              <w:pStyle w:val="user8"/>
               <w:spacing w:before="0" w:after="160"/>
               <w:jc w:val="center"/>
               <w:rPr>
@@ -19099,7 +19099,7 @@
           </w:tcPr>
           <w:p>
             <w:pPr>
-              <w:pStyle w:val="Style23"/>
+              <w:pStyle w:val="user8"/>
               <w:spacing w:before="0" w:after="160"/>
               <w:jc w:val="center"/>
               <w:rPr>
@@ -19132,7 +19132,7 @@
           </w:tcPr>
           <w:p>
             <w:pPr>
-              <w:pStyle w:val="Style23"/>
+              <w:pStyle w:val="user8"/>
               <w:spacing w:before="0" w:after="160"/>
               <w:jc w:val="center"/>
               <w:rPr>
@@ -19166,7 +19166,7 @@
           </w:tcPr>
           <w:p>
             <w:pPr>
-              <w:pStyle w:val="Style23"/>
+              <w:pStyle w:val="user8"/>
               <w:spacing w:before="0" w:after="160"/>
               <w:jc w:val="center"/>
               <w:rPr>
@@ -19202,7 +19202,7 @@
           </w:tcPr>
           <w:p>
             <w:pPr>
-              <w:pStyle w:val="Style23"/>
+              <w:pStyle w:val="user8"/>
               <w:spacing w:before="0" w:after="160"/>
               <w:jc w:val="center"/>
               <w:rPr>
@@ -19235,7 +19235,7 @@
           </w:tcPr>
           <w:p>
             <w:pPr>
-              <w:pStyle w:val="Style23"/>
+              <w:pStyle w:val="user8"/>
               <w:spacing w:before="0" w:after="160"/>
               <w:jc w:val="center"/>
               <w:rPr>
@@ -19269,7 +19269,7 @@
           </w:tcPr>
           <w:p>
             <w:pPr>
-              <w:pStyle w:val="Style23"/>
+              <w:pStyle w:val="user8"/>
               <w:spacing w:before="0" w:after="160"/>
               <w:jc w:val="center"/>
               <w:rPr>
@@ -19305,7 +19305,7 @@
           </w:tcPr>
           <w:p>
             <w:pPr>
-              <w:pStyle w:val="Style23"/>
+              <w:pStyle w:val="user8"/>
               <w:spacing w:before="0" w:after="160"/>
               <w:jc w:val="center"/>
               <w:rPr>
@@ -19337,7 +19337,7 @@
           </w:tcPr>
           <w:p>
             <w:pPr>
-              <w:pStyle w:val="Style23"/>
+              <w:pStyle w:val="user8"/>
               <w:spacing w:before="0" w:after="160"/>
               <w:jc w:val="center"/>
               <w:rPr>
@@ -19370,7 +19370,7 @@
           </w:tcPr>
           <w:p>
             <w:pPr>
-              <w:pStyle w:val="Style23"/>
+              <w:pStyle w:val="user8"/>
               <w:spacing w:before="0" w:after="160"/>
               <w:jc w:val="center"/>
               <w:rPr>
@@ -19405,7 +19405,7 @@
           </w:tcPr>
           <w:p>
             <w:pPr>
-              <w:pStyle w:val="Style23"/>
+              <w:pStyle w:val="user8"/>
               <w:spacing w:before="0" w:after="160"/>
               <w:jc w:val="center"/>
               <w:rPr>
@@ -19437,7 +19437,7 @@
           </w:tcPr>
           <w:p>
             <w:pPr>
-              <w:pStyle w:val="Style23"/>
+              <w:pStyle w:val="user8"/>
               <w:spacing w:before="0" w:after="160"/>
               <w:jc w:val="center"/>
               <w:rPr>
@@ -19470,7 +19470,7 @@
           </w:tcPr>
           <w:p>
             <w:pPr>
-              <w:pStyle w:val="Style23"/>
+              <w:pStyle w:val="user8"/>
               <w:spacing w:before="0" w:after="160"/>
               <w:jc w:val="center"/>
               <w:rPr>
@@ -19689,7 +19689,7 @@
           </w:tcPr>
           <w:p>
             <w:pPr>
-              <w:pStyle w:val="Style23"/>
+              <w:pStyle w:val="user8"/>
               <w:spacing w:before="0" w:after="160"/>
               <w:jc w:val="center"/>
               <w:rPr>
@@ -19720,7 +19720,7 @@
           </w:tcPr>
           <w:p>
             <w:pPr>
-              <w:pStyle w:val="Style23"/>
+              <w:pStyle w:val="user8"/>
               <w:spacing w:before="0" w:after="160"/>
               <w:jc w:val="center"/>
               <w:rPr>
@@ -19751,7 +19751,7 @@
           </w:tcPr>
           <w:p>
             <w:pPr>
-              <w:pStyle w:val="Style23"/>
+              <w:pStyle w:val="user8"/>
               <w:spacing w:before="0" w:after="160"/>
               <w:jc w:val="center"/>
               <w:rPr>
@@ -19782,7 +19782,7 @@
           </w:tcPr>
           <w:p>
             <w:pPr>
-              <w:pStyle w:val="Style23"/>
+              <w:pStyle w:val="user8"/>
               <w:spacing w:before="0" w:after="160"/>
               <w:jc w:val="center"/>
               <w:rPr>
@@ -19814,7 +19814,7 @@
           </w:tcPr>
           <w:p>
             <w:pPr>
-              <w:pStyle w:val="Style23"/>
+              <w:pStyle w:val="user8"/>
               <w:spacing w:before="0" w:after="160"/>
               <w:jc w:val="center"/>
               <w:rPr>
@@ -19846,7 +19846,7 @@
           </w:tcPr>
           <w:p>
             <w:pPr>
-              <w:pStyle w:val="Style23"/>
+              <w:pStyle w:val="user8"/>
               <w:spacing w:before="0" w:after="160"/>
               <w:jc w:val="center"/>
               <w:rPr>
@@ -19875,7 +19875,7 @@
           </w:tcPr>
           <w:p>
             <w:pPr>
-              <w:pStyle w:val="Style23"/>
+              <w:pStyle w:val="user8"/>
               <w:spacing w:before="0" w:after="160"/>
               <w:jc w:val="center"/>
               <w:rPr>
@@ -19904,7 +19904,7 @@
           </w:tcPr>
           <w:p>
             <w:pPr>
-              <w:pStyle w:val="Style23"/>
+              <w:pStyle w:val="user8"/>
               <w:spacing w:before="0" w:after="160"/>
               <w:jc w:val="center"/>
               <w:rPr>
@@ -19933,7 +19933,7 @@
           </w:tcPr>
           <w:p>
             <w:pPr>
-              <w:pStyle w:val="Style23"/>
+              <w:pStyle w:val="user8"/>
               <w:spacing w:before="0" w:after="160"/>
               <w:jc w:val="center"/>
               <w:rPr>
@@ -19963,7 +19963,7 @@
           </w:tcPr>
           <w:p>
             <w:pPr>
-              <w:pStyle w:val="Style23"/>
+              <w:pStyle w:val="user8"/>
               <w:spacing w:before="0" w:after="160"/>
               <w:jc w:val="center"/>
               <w:rPr>
@@ -19995,7 +19995,7 @@
           </w:tcPr>
           <w:p>
             <w:pPr>
-              <w:pStyle w:val="Style23"/>
+              <w:pStyle w:val="user8"/>
               <w:spacing w:before="0" w:after="160"/>
               <w:jc w:val="center"/>
               <w:rPr>
@@ -20024,7 +20024,7 @@
           </w:tcPr>
           <w:p>
             <w:pPr>
-              <w:pStyle w:val="Style23"/>
+              <w:pStyle w:val="user8"/>
               <w:spacing w:before="0" w:after="160"/>
               <w:jc w:val="center"/>
               <w:rPr>
@@ -20053,7 +20053,7 @@
           </w:tcPr>
           <w:p>
             <w:pPr>
-              <w:pStyle w:val="Style23"/>
+              <w:pStyle w:val="user8"/>
               <w:spacing w:before="0" w:after="160"/>
               <w:jc w:val="center"/>
               <w:rPr>
@@ -20082,7 +20082,7 @@
           </w:tcPr>
           <w:p>
             <w:pPr>
-              <w:pStyle w:val="Style23"/>
+              <w:pStyle w:val="user8"/>
               <w:spacing w:before="0" w:after="160"/>
               <w:jc w:val="center"/>
               <w:rPr>
@@ -20112,7 +20112,7 @@
           </w:tcPr>
           <w:p>
             <w:pPr>
-              <w:pStyle w:val="Style23"/>
+              <w:pStyle w:val="user8"/>
               <w:spacing w:before="0" w:after="160"/>
               <w:jc w:val="center"/>
               <w:rPr>
@@ -20144,7 +20144,7 @@
           </w:tcPr>
           <w:p>
             <w:pPr>
-              <w:pStyle w:val="Style23"/>
+              <w:pStyle w:val="user8"/>
               <w:spacing w:before="0" w:after="160"/>
               <w:jc w:val="center"/>
               <w:rPr>
@@ -20173,7 +20173,7 @@
           </w:tcPr>
           <w:p>
             <w:pPr>
-              <w:pStyle w:val="Style23"/>
+              <w:pStyle w:val="user8"/>
               <w:spacing w:before="0" w:after="160"/>
               <w:jc w:val="center"/>
               <w:rPr>
@@ -20202,7 +20202,7 @@
           </w:tcPr>
           <w:p>
             <w:pPr>
-              <w:pStyle w:val="Style23"/>
+              <w:pStyle w:val="user8"/>
               <w:spacing w:before="0" w:after="160"/>
               <w:jc w:val="center"/>
               <w:rPr>
@@ -20231,7 +20231,7 @@
           </w:tcPr>
           <w:p>
             <w:pPr>
-              <w:pStyle w:val="Style23"/>
+              <w:pStyle w:val="user8"/>
               <w:spacing w:before="0" w:after="160"/>
               <w:jc w:val="center"/>
               <w:rPr>
@@ -20261,7 +20261,7 @@
           </w:tcPr>
           <w:p>
             <w:pPr>
-              <w:pStyle w:val="Style23"/>
+              <w:pStyle w:val="user8"/>
               <w:spacing w:before="0" w:after="160"/>
               <w:jc w:val="center"/>
               <w:rPr>
@@ -20293,7 +20293,7 @@
           </w:tcPr>
           <w:p>
             <w:pPr>
-              <w:pStyle w:val="Style23"/>
+              <w:pStyle w:val="user8"/>
               <w:spacing w:before="0" w:after="160"/>
               <w:jc w:val="center"/>
               <w:rPr>
@@ -20322,7 +20322,7 @@
           </w:tcPr>
           <w:p>
             <w:pPr>
-              <w:pStyle w:val="Style23"/>
+              <w:pStyle w:val="user8"/>
               <w:spacing w:before="0" w:after="160"/>
               <w:jc w:val="center"/>
               <w:rPr>
@@ -20351,7 +20351,7 @@
           </w:tcPr>
           <w:p>
             <w:pPr>
-              <w:pStyle w:val="Style23"/>
+              <w:pStyle w:val="user8"/>
               <w:spacing w:before="0" w:after="160"/>
               <w:jc w:val="center"/>
               <w:rPr>
@@ -20380,7 +20380,7 @@
           </w:tcPr>
           <w:p>
             <w:pPr>
-              <w:pStyle w:val="Style23"/>
+              <w:pStyle w:val="user8"/>
               <w:spacing w:before="0" w:after="160"/>
               <w:jc w:val="center"/>
               <w:rPr>
@@ -20410,7 +20410,7 @@
           </w:tcPr>
           <w:p>
             <w:pPr>
-              <w:pStyle w:val="Style23"/>
+              <w:pStyle w:val="user8"/>
               <w:spacing w:before="0" w:after="160"/>
               <w:jc w:val="center"/>
               <w:rPr>
@@ -20442,7 +20442,7 @@
           </w:tcPr>
           <w:p>
             <w:pPr>
-              <w:pStyle w:val="Style23"/>
+              <w:pStyle w:val="user8"/>
               <w:spacing w:before="0" w:after="160"/>
               <w:jc w:val="center"/>
               <w:rPr>
@@ -20471,7 +20471,7 @@
           </w:tcPr>
           <w:p>
             <w:pPr>
-              <w:pStyle w:val="Style23"/>
+              <w:pStyle w:val="user8"/>
               <w:spacing w:before="0" w:after="160"/>
               <w:jc w:val="center"/>
               <w:rPr>
@@ -20500,7 +20500,7 @@
           </w:tcPr>
           <w:p>
             <w:pPr>
-              <w:pStyle w:val="Style23"/>
+              <w:pStyle w:val="user8"/>
               <w:spacing w:before="0" w:after="160"/>
               <w:jc w:val="center"/>
               <w:rPr>
@@ -20530,7 +20530,7 @@
           </w:tcPr>
           <w:p>
             <w:pPr>
-              <w:pStyle w:val="Style23"/>
+              <w:pStyle w:val="user8"/>
               <w:spacing w:before="0" w:after="160"/>
               <w:jc w:val="center"/>
               <w:rPr>
@@ -20560,7 +20560,7 @@
           </w:tcPr>
           <w:p>
             <w:pPr>
-              <w:pStyle w:val="Style23"/>
+              <w:pStyle w:val="user8"/>
               <w:spacing w:before="0" w:after="160"/>
               <w:jc w:val="center"/>
               <w:rPr>
@@ -21063,7 +21063,7 @@
       </w:r>
       <w:r>
         <w:rPr>
-          <w:rStyle w:val="user4"/>
+          <w:rStyle w:val="Style19"/>
           <w:rFonts w:ascii="Liberation Serif" w:hAnsi="Liberation Serif"/>
           <w:b w:val="false"/>
           <w:bCs w:val="false"/>
@@ -21088,7 +21088,7 @@
       </w:r>
       <w:r>
         <w:rPr>
-          <w:rStyle w:val="user4"/>
+          <w:rStyle w:val="Style19"/>
           <w:rFonts w:ascii="Liberation Serif" w:hAnsi="Liberation Serif"/>
           <w:b w:val="false"/>
           <w:bCs w:val="false"/>
@@ -21132,7 +21132,7 @@
       </w:pPr>
       <w:r>
         <w:drawing>
-          <wp:anchor behindDoc="0" distT="0" distB="0" distL="0" distR="0" simplePos="0" locked="0" layoutInCell="0" allowOverlap="1" relativeHeight="26">
+          <wp:anchor behindDoc="0" distT="0" distB="0" distL="0" distR="0" simplePos="0" locked="0" layoutInCell="0" allowOverlap="1" relativeHeight="25">
             <wp:simplePos x="0" y="0"/>
             <wp:positionH relativeFrom="column">
               <wp:align>center</wp:align>
@@ -21250,7 +21250,7 @@
       </w:r>
       <w:r>
         <w:rPr>
-          <w:rStyle w:val="user4"/>
+          <w:rStyle w:val="Style19"/>
           <w:rFonts w:ascii="Liberation Serif" w:hAnsi="Liberation Serif"/>
           <w:b w:val="false"/>
           <w:bCs w:val="false"/>
@@ -21275,7 +21275,7 @@
       </w:r>
       <w:r>
         <w:rPr>
-          <w:rStyle w:val="user4"/>
+          <w:rStyle w:val="Style19"/>
           <w:rFonts w:ascii="Liberation Serif" w:hAnsi="Liberation Serif"/>
           <w:b w:val="false"/>
           <w:bCs w:val="false"/>
@@ -21296,19 +21296,7 @@
           <w:sz w:val="28"/>
           <w:szCs w:val="28"/>
         </w:rPr>
-        <w:t xml:space="preserve"> пайплайн завершился с ошибкой,</w:t>
-      </w:r>
-      <w:r>
-        <w:rPr>
-          <w:rFonts w:ascii="Liberation Serif" w:hAnsi="Liberation Serif"/>
-          <w:b w:val="false"/>
-          <w:bCs w:val="false"/>
-          <w:i w:val="false"/>
-          <w:iCs w:val="false"/>
-          <w:sz w:val="28"/>
-          <w:szCs w:val="28"/>
-        </w:rPr>
-        <w:t xml:space="preserve"> прерванный пайплайн изображен на рисунке 25.</w:t>
+        <w:t xml:space="preserve"> пайплайн завершился с ошибкой, прерванный пайплайн изображен на рисунке 25.</w:t>
       </w:r>
     </w:p>
     <w:p>
@@ -21329,7 +21317,7 @@
       </w:pPr>
       <w:r>
         <w:drawing>
-          <wp:anchor behindDoc="0" distT="0" distB="0" distL="0" distR="0" simplePos="0" locked="0" layoutInCell="0" allowOverlap="1" relativeHeight="27">
+          <wp:anchor behindDoc="0" distT="0" distB="0" distL="0" distR="0" simplePos="0" locked="0" layoutInCell="0" allowOverlap="1" relativeHeight="26">
             <wp:simplePos x="0" y="0"/>
             <wp:positionH relativeFrom="column">
               <wp:align>center</wp:align>
@@ -21447,7 +21435,7 @@
       </w:r>
       <w:r>
         <w:rPr>
-          <w:rStyle w:val="Style17"/>
+          <w:rStyle w:val="user2"/>
           <w:rFonts w:ascii="Liberation Serif" w:hAnsi="Liberation Serif"/>
           <w:b w:val="false"/>
           <w:bCs w:val="false"/>
@@ -21472,7 +21460,7 @@
       </w:r>
       <w:r>
         <w:rPr>
-          <w:rStyle w:val="Style17"/>
+          <w:rStyle w:val="user2"/>
           <w:rFonts w:ascii="Liberation Serif" w:hAnsi="Liberation Serif"/>
           <w:b w:val="false"/>
           <w:bCs w:val="false"/>
@@ -21497,7 +21485,7 @@
       </w:r>
       <w:r>
         <w:rPr>
-          <w:rStyle w:val="Style17"/>
+          <w:rStyle w:val="user2"/>
           <w:rFonts w:ascii="Liberation Serif" w:hAnsi="Liberation Serif"/>
           <w:b w:val="false"/>
           <w:bCs w:val="false"/>
@@ -21522,7 +21510,7 @@
       </w:r>
       <w:r>
         <w:rPr>
-          <w:rStyle w:val="Style17"/>
+          <w:rStyle w:val="user2"/>
           <w:rFonts w:ascii="Liberation Serif" w:hAnsi="Liberation Serif"/>
           <w:b w:val="false"/>
           <w:bCs w:val="false"/>
@@ -21547,7 +21535,7 @@
       </w:r>
       <w:r>
         <w:rPr>
-          <w:rStyle w:val="Style17"/>
+          <w:rStyle w:val="user2"/>
           <w:rFonts w:ascii="Liberation Serif" w:hAnsi="Liberation Serif"/>
           <w:b w:val="false"/>
           <w:bCs w:val="false"/>
@@ -21589,7 +21577,7 @@
       </w:pPr>
       <w:r>
         <w:drawing>
-          <wp:anchor behindDoc="0" distT="0" distB="0" distL="0" distR="0" simplePos="0" locked="0" layoutInCell="0" allowOverlap="1" relativeHeight="28">
+          <wp:anchor behindDoc="0" distT="0" distB="0" distL="0" distR="0" simplePos="0" locked="0" layoutInCell="0" allowOverlap="1" relativeHeight="27">
             <wp:simplePos x="0" y="0"/>
             <wp:positionH relativeFrom="column">
               <wp:align>center</wp:align>
@@ -21706,7 +21694,7 @@
       </w:r>
       <w:r>
         <w:rPr>
-          <w:rStyle w:val="Style17"/>
+          <w:rStyle w:val="user2"/>
           <w:rFonts w:ascii="Liberation Serif" w:hAnsi="Liberation Serif"/>
           <w:b w:val="false"/>
           <w:bCs w:val="false"/>
@@ -21731,7 +21719,7 @@
       </w:r>
       <w:r>
         <w:rPr>
-          <w:rStyle w:val="Style17"/>
+          <w:rStyle w:val="user2"/>
           <w:rFonts w:ascii="Liberation Serif" w:hAnsi="Liberation Serif"/>
           <w:b w:val="false"/>
           <w:bCs w:val="false"/>
@@ -21756,7 +21744,7 @@
       </w:r>
       <w:r>
         <w:rPr>
-          <w:rStyle w:val="Style17"/>
+          <w:rStyle w:val="user2"/>
           <w:rFonts w:ascii="Liberation Serif" w:hAnsi="Liberation Serif"/>
           <w:b w:val="false"/>
           <w:bCs w:val="false"/>
@@ -21781,7 +21769,7 @@
       </w:r>
       <w:r>
         <w:rPr>
-          <w:rStyle w:val="Style17"/>
+          <w:rStyle w:val="user2"/>
           <w:rFonts w:ascii="Liberation Serif" w:hAnsi="Liberation Serif"/>
           <w:b w:val="false"/>
           <w:bCs w:val="false"/>
@@ -21806,7 +21794,7 @@
       </w:r>
       <w:r>
         <w:rPr>
-          <w:rStyle w:val="Style17"/>
+          <w:rStyle w:val="user2"/>
           <w:rFonts w:ascii="Liberation Serif" w:hAnsi="Liberation Serif"/>
           <w:b w:val="false"/>
           <w:bCs w:val="false"/>
@@ -21831,7 +21819,7 @@
       </w:r>
       <w:r>
         <w:rPr>
-          <w:rStyle w:val="Style17"/>
+          <w:rStyle w:val="user2"/>
           <w:rFonts w:ascii="Liberation Serif" w:hAnsi="Liberation Serif"/>
           <w:b w:val="false"/>
           <w:bCs w:val="false"/>
@@ -21856,7 +21844,7 @@
       </w:r>
       <w:r>
         <w:rPr>
-          <w:rStyle w:val="Style17"/>
+          <w:rStyle w:val="user2"/>
           <w:rFonts w:ascii="Liberation Serif" w:hAnsi="Liberation Serif"/>
           <w:b w:val="false"/>
           <w:bCs w:val="false"/>
@@ -21898,7 +21886,7 @@
       </w:pPr>
       <w:r>
         <w:drawing>
-          <wp:anchor behindDoc="0" distT="0" distB="0" distL="0" distR="0" simplePos="0" locked="0" layoutInCell="0" allowOverlap="1" relativeHeight="29">
+          <wp:anchor behindDoc="0" distT="0" distB="0" distL="0" distR="0" simplePos="0" locked="0" layoutInCell="0" allowOverlap="1" relativeHeight="28">
             <wp:simplePos x="0" y="0"/>
             <wp:positionH relativeFrom="column">
               <wp:align>center</wp:align>
@@ -22016,7 +22004,7 @@
       </w:r>
       <w:r>
         <w:rPr>
-          <w:rStyle w:val="Style17"/>
+          <w:rStyle w:val="user2"/>
           <w:rFonts w:ascii="Liberation Serif" w:hAnsi="Liberation Serif"/>
           <w:b w:val="false"/>
           <w:bCs w:val="false"/>
@@ -22041,7 +22029,7 @@
       </w:r>
       <w:r>
         <w:rPr>
-          <w:rStyle w:val="Style17"/>
+          <w:rStyle w:val="user2"/>
           <w:rFonts w:ascii="Liberation Serif" w:hAnsi="Liberation Serif"/>
           <w:b w:val="false"/>
           <w:bCs w:val="false"/>
@@ -22066,7 +22054,7 @@
       </w:r>
       <w:r>
         <w:rPr>
-          <w:rStyle w:val="Style17"/>
+          <w:rStyle w:val="user2"/>
           <w:rFonts w:ascii="Liberation Serif" w:hAnsi="Liberation Serif"/>
           <w:b w:val="false"/>
           <w:bCs w:val="false"/>
@@ -22091,7 +22079,7 @@
       </w:r>
       <w:r>
         <w:rPr>
-          <w:rStyle w:val="Style17"/>
+          <w:rStyle w:val="user2"/>
           <w:rFonts w:ascii="Liberation Serif" w:hAnsi="Liberation Serif"/>
           <w:b w:val="false"/>
           <w:bCs w:val="false"/>
@@ -22116,7 +22104,7 @@
       </w:r>
       <w:r>
         <w:rPr>
-          <w:rStyle w:val="Style17"/>
+          <w:rStyle w:val="user2"/>
           <w:rFonts w:ascii="Liberation Serif" w:hAnsi="Liberation Serif"/>
           <w:b w:val="false"/>
           <w:bCs w:val="false"/>
@@ -22270,7 +22258,7 @@
       </w:pPr>
       <w:r>
         <w:drawing>
-          <wp:anchor behindDoc="0" distT="0" distB="0" distL="0" distR="0" simplePos="0" locked="0" layoutInCell="0" allowOverlap="1" relativeHeight="30">
+          <wp:anchor behindDoc="0" distT="0" distB="0" distL="0" distR="0" simplePos="0" locked="0" layoutInCell="0" allowOverlap="1" relativeHeight="29">
             <wp:simplePos x="0" y="0"/>
             <wp:positionH relativeFrom="column">
               <wp:align>center</wp:align>
@@ -22389,6 +22377,1084 @@
     </w:p>
     <w:p>
       <w:pPr>
+        <w:pStyle w:val="Heading3"/>
+        <w:spacing w:lineRule="auto" w:line="360" w:before="0" w:after="0"/>
+        <w:jc w:val="center"/>
+        <w:rPr>
+          <w:rFonts w:ascii="Liberation Serif" w:hAnsi="Liberation Serif" w:eastAsia="Calibri" w:cs=""/>
+          <w:b/>
+          <w:bCs/>
+          <w:i w:val="false"/>
+          <w:i w:val="false"/>
+          <w:iCs w:val="false"/>
+          <w:sz w:val="28"/>
+          <w:szCs w:val="28"/>
+          <w:lang w:eastAsia="en-US"/>
+        </w:rPr>
+      </w:pPr>
+      <w:r>
+        <w:rPr>
+          <w:rFonts w:eastAsia="Calibri" w:cs="" w:ascii="Liberation Serif" w:hAnsi="Liberation Serif"/>
+          <w:b/>
+          <w:bCs/>
+          <w:i w:val="false"/>
+          <w:iCs w:val="false"/>
+          <w:sz w:val="28"/>
+          <w:szCs w:val="28"/>
+          <w:lang w:eastAsia="en-US"/>
+        </w:rPr>
+        <w:t>3.3 Варианты улучшения и развития платформы</w:t>
+      </w:r>
+    </w:p>
+    <w:p>
+      <w:pPr>
+        <w:pStyle w:val="BodyText"/>
+        <w:spacing w:lineRule="auto" w:line="360"/>
+        <w:jc w:val="both"/>
+        <w:rPr>
+          <w:rFonts w:ascii="Liberation Serif" w:hAnsi="Liberation Serif"/>
+          <w:sz w:val="28"/>
+          <w:szCs w:val="28"/>
+        </w:rPr>
+      </w:pPr>
+      <w:r>
+        <w:rPr>
+          <w:rFonts w:ascii="Liberation Serif" w:hAnsi="Liberation Serif"/>
+          <w:sz w:val="28"/>
+          <w:szCs w:val="28"/>
+        </w:rPr>
+        <w:tab/>
+        <w:t>Несмотря на то, что разработанная платформа уже обеспечивает автоматизацию процессов сборки, тестирования и развертывания приложений, её архитектура допускает дальнейшее расширение и улучшение. В данном разделе рассмотрены наиболее перспективные направления развития, направленные на повышение масштабируемости, надёжности, безопасности и уровня автоматизации.</w:t>
+      </w:r>
+    </w:p>
+    <w:p>
+      <w:pPr>
+        <w:pStyle w:val="BodyText"/>
+        <w:spacing w:lineRule="auto" w:line="360"/>
+        <w:jc w:val="both"/>
+        <w:rPr>
+          <w:rFonts w:ascii="Liberation Serif" w:hAnsi="Liberation Serif"/>
+          <w:sz w:val="28"/>
+          <w:szCs w:val="28"/>
+        </w:rPr>
+      </w:pPr>
+      <w:r>
+        <w:rPr>
+          <w:rFonts w:ascii="Liberation Serif" w:hAnsi="Liberation Serif"/>
+          <w:sz w:val="28"/>
+          <w:szCs w:val="28"/>
+        </w:rPr>
+        <w:tab/>
+        <w:t>Оркестрация контейнеров с использование Kubernetes - в</w:t>
+      </w:r>
+      <w:r>
+        <w:rPr>
+          <w:rFonts w:ascii="Liberation Serif" w:hAnsi="Liberation Serif"/>
+          <w:sz w:val="28"/>
+          <w:szCs w:val="28"/>
+        </w:rPr>
+        <w:t xml:space="preserve"> текущей реализации для управления контейнерами используется Docker Compose, что является эффективным решением для небольших инфраструктур. Однако при увеличении нагрузки и количества сервисов целесообразно перейти к использованию Kubernetes.</w:t>
+      </w:r>
+    </w:p>
+    <w:p>
+      <w:pPr>
+        <w:pStyle w:val="BodyText"/>
+        <w:spacing w:lineRule="auto" w:line="360"/>
+        <w:jc w:val="both"/>
+        <w:rPr>
+          <w:rFonts w:ascii="Liberation Serif" w:hAnsi="Liberation Serif"/>
+          <w:sz w:val="28"/>
+          <w:szCs w:val="28"/>
+        </w:rPr>
+      </w:pPr>
+      <w:r>
+        <w:rPr>
+          <w:rFonts w:ascii="Liberation Serif" w:hAnsi="Liberation Serif"/>
+          <w:sz w:val="28"/>
+          <w:szCs w:val="28"/>
+        </w:rPr>
+        <w:t>Kubernetes предоставляет более продвинутые механизмы управления контейнеризированными приложениями:</w:t>
+      </w:r>
+    </w:p>
+    <w:p>
+      <w:pPr>
+        <w:pStyle w:val="BodyText"/>
+        <w:numPr>
+          <w:ilvl w:val="0"/>
+          <w:numId w:val="11"/>
+        </w:numPr>
+        <w:tabs>
+          <w:tab w:val="clear" w:pos="708"/>
+          <w:tab w:val="left" w:pos="0" w:leader="none"/>
+        </w:tabs>
+        <w:spacing w:lineRule="auto" w:line="360"/>
+        <w:ind w:hanging="283" w:left="709"/>
+        <w:jc w:val="both"/>
+        <w:rPr>
+          <w:rFonts w:ascii="Liberation Serif" w:hAnsi="Liberation Serif"/>
+          <w:sz w:val="28"/>
+          <w:szCs w:val="28"/>
+        </w:rPr>
+      </w:pPr>
+      <w:r>
+        <w:rPr>
+          <w:rFonts w:ascii="Liberation Serif" w:hAnsi="Liberation Serif"/>
+          <w:sz w:val="28"/>
+          <w:szCs w:val="28"/>
+        </w:rPr>
+        <w:t>автоматическое масштабирование (Horizontal Pod Autoscaler);</w:t>
+      </w:r>
+    </w:p>
+    <w:p>
+      <w:pPr>
+        <w:pStyle w:val="BodyText"/>
+        <w:numPr>
+          <w:ilvl w:val="0"/>
+          <w:numId w:val="11"/>
+        </w:numPr>
+        <w:tabs>
+          <w:tab w:val="clear" w:pos="708"/>
+          <w:tab w:val="left" w:pos="0" w:leader="none"/>
+        </w:tabs>
+        <w:spacing w:lineRule="auto" w:line="360"/>
+        <w:ind w:hanging="283" w:left="709"/>
+        <w:jc w:val="both"/>
+        <w:rPr>
+          <w:rFonts w:ascii="Liberation Serif" w:hAnsi="Liberation Serif"/>
+          <w:sz w:val="28"/>
+          <w:szCs w:val="28"/>
+        </w:rPr>
+      </w:pPr>
+      <w:r>
+        <w:rPr>
+          <w:rFonts w:ascii="Liberation Serif" w:hAnsi="Liberation Serif"/>
+          <w:sz w:val="28"/>
+          <w:szCs w:val="28"/>
+        </w:rPr>
+        <w:t>самовосстановление контейнеров (перезапуск при сбоях);</w:t>
+      </w:r>
+    </w:p>
+    <w:p>
+      <w:pPr>
+        <w:pStyle w:val="BodyText"/>
+        <w:numPr>
+          <w:ilvl w:val="0"/>
+          <w:numId w:val="11"/>
+        </w:numPr>
+        <w:tabs>
+          <w:tab w:val="clear" w:pos="708"/>
+          <w:tab w:val="left" w:pos="0" w:leader="none"/>
+        </w:tabs>
+        <w:spacing w:lineRule="auto" w:line="360"/>
+        <w:ind w:hanging="283" w:left="709"/>
+        <w:jc w:val="both"/>
+        <w:rPr>
+          <w:rFonts w:ascii="Liberation Serif" w:hAnsi="Liberation Serif"/>
+          <w:sz w:val="28"/>
+          <w:szCs w:val="28"/>
+        </w:rPr>
+      </w:pPr>
+      <w:r>
+        <w:rPr>
+          <w:rFonts w:ascii="Liberation Serif" w:hAnsi="Liberation Serif"/>
+          <w:sz w:val="28"/>
+          <w:szCs w:val="28"/>
+        </w:rPr>
+        <w:t>балансировка нагрузки между экземплярами сервисов;</w:t>
+      </w:r>
+    </w:p>
+    <w:p>
+      <w:pPr>
+        <w:pStyle w:val="BodyText"/>
+        <w:numPr>
+          <w:ilvl w:val="0"/>
+          <w:numId w:val="11"/>
+        </w:numPr>
+        <w:tabs>
+          <w:tab w:val="clear" w:pos="708"/>
+          <w:tab w:val="left" w:pos="0" w:leader="none"/>
+        </w:tabs>
+        <w:spacing w:lineRule="auto" w:line="360"/>
+        <w:ind w:hanging="283" w:left="709"/>
+        <w:jc w:val="both"/>
+        <w:rPr>
+          <w:rFonts w:ascii="Liberation Serif" w:hAnsi="Liberation Serif"/>
+          <w:sz w:val="28"/>
+          <w:szCs w:val="28"/>
+        </w:rPr>
+      </w:pPr>
+      <w:r>
+        <w:rPr>
+          <w:rFonts w:ascii="Liberation Serif" w:hAnsi="Liberation Serif"/>
+          <w:sz w:val="28"/>
+          <w:szCs w:val="28"/>
+        </w:rPr>
+        <w:t>управление конфигурациями и секретами через ConfigMap и Secret.</w:t>
+      </w:r>
+    </w:p>
+    <w:p>
+      <w:pPr>
+        <w:pStyle w:val="BodyText"/>
+        <w:spacing w:lineRule="auto" w:line="360"/>
+        <w:jc w:val="both"/>
+        <w:rPr>
+          <w:rFonts w:ascii="Liberation Serif" w:hAnsi="Liberation Serif"/>
+          <w:sz w:val="28"/>
+          <w:szCs w:val="28"/>
+        </w:rPr>
+      </w:pPr>
+      <w:r>
+        <w:rPr>
+          <w:rFonts w:ascii="Liberation Serif" w:hAnsi="Liberation Serif"/>
+          <w:sz w:val="28"/>
+          <w:szCs w:val="28"/>
+        </w:rPr>
+        <w:t>Переход на Kubernetes позволит:</w:t>
+      </w:r>
+    </w:p>
+    <w:p>
+      <w:pPr>
+        <w:pStyle w:val="BodyText"/>
+        <w:numPr>
+          <w:ilvl w:val="0"/>
+          <w:numId w:val="12"/>
+        </w:numPr>
+        <w:tabs>
+          <w:tab w:val="clear" w:pos="708"/>
+          <w:tab w:val="left" w:pos="0" w:leader="none"/>
+        </w:tabs>
+        <w:spacing w:lineRule="auto" w:line="360"/>
+        <w:ind w:hanging="283" w:left="709"/>
+        <w:jc w:val="both"/>
+        <w:rPr>
+          <w:rFonts w:ascii="Liberation Serif" w:hAnsi="Liberation Serif"/>
+          <w:sz w:val="28"/>
+          <w:szCs w:val="28"/>
+        </w:rPr>
+      </w:pPr>
+      <w:r>
+        <w:rPr>
+          <w:rFonts w:ascii="Liberation Serif" w:hAnsi="Liberation Serif"/>
+          <w:sz w:val="28"/>
+          <w:szCs w:val="28"/>
+        </w:rPr>
+        <w:t>обеспечить высокую доступность платформы;</w:t>
+      </w:r>
+    </w:p>
+    <w:p>
+      <w:pPr>
+        <w:pStyle w:val="BodyText"/>
+        <w:numPr>
+          <w:ilvl w:val="0"/>
+          <w:numId w:val="12"/>
+        </w:numPr>
+        <w:tabs>
+          <w:tab w:val="clear" w:pos="708"/>
+          <w:tab w:val="left" w:pos="0" w:leader="none"/>
+        </w:tabs>
+        <w:spacing w:lineRule="auto" w:line="360"/>
+        <w:ind w:hanging="283" w:left="709"/>
+        <w:jc w:val="both"/>
+        <w:rPr>
+          <w:rFonts w:ascii="Liberation Serif" w:hAnsi="Liberation Serif"/>
+          <w:sz w:val="28"/>
+          <w:szCs w:val="28"/>
+        </w:rPr>
+      </w:pPr>
+      <w:r>
+        <w:rPr>
+          <w:rFonts w:ascii="Liberation Serif" w:hAnsi="Liberation Serif"/>
+          <w:sz w:val="28"/>
+          <w:szCs w:val="28"/>
+        </w:rPr>
+        <w:t>масштабировать отдельные компоненты независимо друг от друга;</w:t>
+      </w:r>
+    </w:p>
+    <w:p>
+      <w:pPr>
+        <w:pStyle w:val="BodyText"/>
+        <w:numPr>
+          <w:ilvl w:val="0"/>
+          <w:numId w:val="12"/>
+        </w:numPr>
+        <w:tabs>
+          <w:tab w:val="clear" w:pos="708"/>
+          <w:tab w:val="left" w:pos="0" w:leader="none"/>
+        </w:tabs>
+        <w:spacing w:lineRule="auto" w:line="360"/>
+        <w:ind w:hanging="283" w:left="709"/>
+        <w:jc w:val="both"/>
+        <w:rPr>
+          <w:rFonts w:ascii="Liberation Serif" w:hAnsi="Liberation Serif"/>
+          <w:sz w:val="28"/>
+          <w:szCs w:val="28"/>
+        </w:rPr>
+      </w:pPr>
+      <w:r>
+        <w:rPr>
+          <w:rFonts w:ascii="Liberation Serif" w:hAnsi="Liberation Serif"/>
+          <w:sz w:val="28"/>
+          <w:szCs w:val="28"/>
+        </w:rPr>
+        <w:t>упростить управление инфраструктурой при росте количества пользователей.</w:t>
+      </w:r>
+    </w:p>
+    <w:p>
+      <w:pPr>
+        <w:pStyle w:val="BodyText"/>
+        <w:spacing w:lineRule="auto" w:line="360"/>
+        <w:jc w:val="both"/>
+        <w:rPr>
+          <w:rFonts w:ascii="Liberation Serif" w:hAnsi="Liberation Serif"/>
+          <w:sz w:val="28"/>
+          <w:szCs w:val="28"/>
+        </w:rPr>
+      </w:pPr>
+      <w:r>
+        <w:rPr>
+          <w:rFonts w:ascii="Liberation Serif" w:hAnsi="Liberation Serif"/>
+          <w:sz w:val="28"/>
+          <w:szCs w:val="28"/>
+        </w:rPr>
+        <w:t>Улучшение системы мониторинга - с</w:t>
+      </w:r>
+      <w:r>
+        <w:rPr>
+          <w:rFonts w:ascii="Liberation Serif" w:hAnsi="Liberation Serif"/>
+          <w:sz w:val="28"/>
+          <w:szCs w:val="28"/>
+        </w:rPr>
+        <w:t>уществующая подсистема мониторинга на базе Prometheus и Grafana обеспечивает сбор и визуализацию метрик, однако не реализует механизм оперативного уведомления о проблемах.</w:t>
+      </w:r>
+    </w:p>
+    <w:p>
+      <w:pPr>
+        <w:pStyle w:val="BodyText"/>
+        <w:spacing w:lineRule="auto" w:line="360"/>
+        <w:jc w:val="both"/>
+        <w:rPr>
+          <w:rFonts w:ascii="Liberation Serif" w:hAnsi="Liberation Serif"/>
+          <w:sz w:val="28"/>
+          <w:szCs w:val="28"/>
+        </w:rPr>
+      </w:pPr>
+      <w:r>
+        <w:rPr>
+          <w:rFonts w:ascii="Liberation Serif" w:hAnsi="Liberation Serif"/>
+          <w:sz w:val="28"/>
+          <w:szCs w:val="28"/>
+        </w:rPr>
+        <w:tab/>
+        <w:t>Для повышения наблюдаемости платформы предлагается внедрение системы алертинга с использованием Alertmanager, входящего в экосистему Prometheus. Alertmanager позволяет:</w:t>
+      </w:r>
+    </w:p>
+    <w:p>
+      <w:pPr>
+        <w:pStyle w:val="BodyText"/>
+        <w:numPr>
+          <w:ilvl w:val="0"/>
+          <w:numId w:val="13"/>
+        </w:numPr>
+        <w:tabs>
+          <w:tab w:val="clear" w:pos="708"/>
+          <w:tab w:val="left" w:pos="0" w:leader="none"/>
+        </w:tabs>
+        <w:spacing w:lineRule="auto" w:line="360"/>
+        <w:ind w:hanging="283" w:left="709"/>
+        <w:jc w:val="both"/>
+        <w:rPr>
+          <w:rFonts w:ascii="Liberation Serif" w:hAnsi="Liberation Serif"/>
+          <w:sz w:val="28"/>
+          <w:szCs w:val="28"/>
+        </w:rPr>
+      </w:pPr>
+      <w:r>
+        <w:rPr>
+          <w:rFonts w:ascii="Liberation Serif" w:hAnsi="Liberation Serif"/>
+          <w:sz w:val="28"/>
+          <w:szCs w:val="28"/>
+        </w:rPr>
+        <w:t>задавать правила оповещений (например, высокая загрузка CPU, недоступность сервиса);</w:t>
+      </w:r>
+    </w:p>
+    <w:p>
+      <w:pPr>
+        <w:pStyle w:val="BodyText"/>
+        <w:numPr>
+          <w:ilvl w:val="0"/>
+          <w:numId w:val="13"/>
+        </w:numPr>
+        <w:tabs>
+          <w:tab w:val="clear" w:pos="708"/>
+          <w:tab w:val="left" w:pos="0" w:leader="none"/>
+        </w:tabs>
+        <w:spacing w:lineRule="auto" w:line="360"/>
+        <w:ind w:hanging="283" w:left="709"/>
+        <w:jc w:val="both"/>
+        <w:rPr>
+          <w:rFonts w:ascii="Liberation Serif" w:hAnsi="Liberation Serif"/>
+          <w:sz w:val="28"/>
+          <w:szCs w:val="28"/>
+        </w:rPr>
+      </w:pPr>
+      <w:r>
+        <w:rPr>
+          <w:rFonts w:ascii="Liberation Serif" w:hAnsi="Liberation Serif"/>
+          <w:sz w:val="28"/>
+          <w:szCs w:val="28"/>
+        </w:rPr>
+        <w:t>группировать и фильтровать уведомления;</w:t>
+      </w:r>
+    </w:p>
+    <w:p>
+      <w:pPr>
+        <w:pStyle w:val="BodyText"/>
+        <w:numPr>
+          <w:ilvl w:val="0"/>
+          <w:numId w:val="13"/>
+        </w:numPr>
+        <w:tabs>
+          <w:tab w:val="clear" w:pos="708"/>
+          <w:tab w:val="left" w:pos="0" w:leader="none"/>
+        </w:tabs>
+        <w:spacing w:lineRule="auto" w:line="360"/>
+        <w:ind w:hanging="283" w:left="709"/>
+        <w:jc w:val="both"/>
+        <w:rPr>
+          <w:rFonts w:ascii="Liberation Serif" w:hAnsi="Liberation Serif"/>
+          <w:sz w:val="28"/>
+          <w:szCs w:val="28"/>
+        </w:rPr>
+      </w:pPr>
+      <w:r>
+        <w:rPr>
+          <w:rFonts w:ascii="Liberation Serif" w:hAnsi="Liberation Serif"/>
+          <w:sz w:val="28"/>
+          <w:szCs w:val="28"/>
+        </w:rPr>
+        <w:t>отправлять сообщения во внешние системы.</w:t>
+      </w:r>
+    </w:p>
+    <w:p>
+      <w:pPr>
+        <w:pStyle w:val="BodyText"/>
+        <w:spacing w:lineRule="auto" w:line="360"/>
+        <w:jc w:val="both"/>
+        <w:rPr>
+          <w:rFonts w:ascii="Liberation Serif" w:hAnsi="Liberation Serif"/>
+          <w:sz w:val="28"/>
+          <w:szCs w:val="28"/>
+        </w:rPr>
+      </w:pPr>
+      <w:r>
+        <w:rPr>
+          <w:rFonts w:ascii="Liberation Serif" w:hAnsi="Liberation Serif"/>
+          <w:sz w:val="28"/>
+          <w:szCs w:val="28"/>
+        </w:rPr>
+        <w:t>В качестве канала уведомлений может быть использован Telegram. Это позволит администраторам оперативно получать информацию о сбоях в режиме реального времени.</w:t>
+      </w:r>
+    </w:p>
+    <w:p>
+      <w:pPr>
+        <w:pStyle w:val="BodyText"/>
+        <w:spacing w:lineRule="auto" w:line="360"/>
+        <w:jc w:val="both"/>
+        <w:rPr>
+          <w:rFonts w:ascii="Liberation Serif" w:hAnsi="Liberation Serif"/>
+          <w:sz w:val="28"/>
+          <w:szCs w:val="28"/>
+        </w:rPr>
+      </w:pPr>
+      <w:r>
+        <w:rPr>
+          <w:rFonts w:ascii="Liberation Serif" w:hAnsi="Liberation Serif"/>
+          <w:sz w:val="28"/>
+          <w:szCs w:val="28"/>
+        </w:rPr>
+        <w:t>Примеры сценариев алертинга:</w:t>
+      </w:r>
+    </w:p>
+    <w:p>
+      <w:pPr>
+        <w:pStyle w:val="BodyText"/>
+        <w:numPr>
+          <w:ilvl w:val="0"/>
+          <w:numId w:val="14"/>
+        </w:numPr>
+        <w:tabs>
+          <w:tab w:val="clear" w:pos="708"/>
+          <w:tab w:val="left" w:pos="0" w:leader="none"/>
+        </w:tabs>
+        <w:spacing w:lineRule="auto" w:line="360"/>
+        <w:ind w:hanging="283" w:left="709"/>
+        <w:jc w:val="both"/>
+        <w:rPr>
+          <w:rFonts w:ascii="Liberation Serif" w:hAnsi="Liberation Serif"/>
+          <w:sz w:val="28"/>
+          <w:szCs w:val="28"/>
+        </w:rPr>
+      </w:pPr>
+      <w:r>
+        <w:rPr>
+          <w:rFonts w:ascii="Liberation Serif" w:hAnsi="Liberation Serif"/>
+          <w:sz w:val="28"/>
+          <w:szCs w:val="28"/>
+        </w:rPr>
+        <w:t>недоступность бэкенда более 1 минуты;</w:t>
+      </w:r>
+    </w:p>
+    <w:p>
+      <w:pPr>
+        <w:pStyle w:val="BodyText"/>
+        <w:numPr>
+          <w:ilvl w:val="0"/>
+          <w:numId w:val="14"/>
+        </w:numPr>
+        <w:tabs>
+          <w:tab w:val="clear" w:pos="708"/>
+          <w:tab w:val="left" w:pos="0" w:leader="none"/>
+        </w:tabs>
+        <w:spacing w:lineRule="auto" w:line="360"/>
+        <w:ind w:hanging="283" w:left="709"/>
+        <w:jc w:val="both"/>
+        <w:rPr>
+          <w:rFonts w:ascii="Liberation Serif" w:hAnsi="Liberation Serif"/>
+          <w:sz w:val="28"/>
+          <w:szCs w:val="28"/>
+        </w:rPr>
+      </w:pPr>
+      <w:r>
+        <w:rPr>
+          <w:rFonts w:ascii="Liberation Serif" w:hAnsi="Liberation Serif"/>
+          <w:sz w:val="28"/>
+          <w:szCs w:val="28"/>
+        </w:rPr>
+        <w:t>превышение использования памяти контейнером более 90%;</w:t>
+      </w:r>
+    </w:p>
+    <w:p>
+      <w:pPr>
+        <w:pStyle w:val="BodyText"/>
+        <w:numPr>
+          <w:ilvl w:val="0"/>
+          <w:numId w:val="14"/>
+        </w:numPr>
+        <w:tabs>
+          <w:tab w:val="clear" w:pos="708"/>
+          <w:tab w:val="left" w:pos="0" w:leader="none"/>
+        </w:tabs>
+        <w:spacing w:lineRule="auto" w:line="360"/>
+        <w:ind w:hanging="283" w:left="709"/>
+        <w:jc w:val="both"/>
+        <w:rPr>
+          <w:rFonts w:ascii="Liberation Serif" w:hAnsi="Liberation Serif"/>
+          <w:sz w:val="28"/>
+          <w:szCs w:val="28"/>
+        </w:rPr>
+      </w:pPr>
+      <w:r>
+        <w:rPr>
+          <w:rFonts w:ascii="Liberation Serif" w:hAnsi="Liberation Serif"/>
+          <w:sz w:val="28"/>
+          <w:szCs w:val="28"/>
+        </w:rPr>
+        <w:t>падение CI/CD-пайплайна.</w:t>
+      </w:r>
+    </w:p>
+    <w:p>
+      <w:pPr>
+        <w:pStyle w:val="BodyText"/>
+        <w:spacing w:lineRule="auto" w:line="360"/>
+        <w:jc w:val="both"/>
+        <w:rPr>
+          <w:rFonts w:ascii="Liberation Serif" w:hAnsi="Liberation Serif"/>
+          <w:sz w:val="28"/>
+          <w:szCs w:val="28"/>
+        </w:rPr>
+      </w:pPr>
+      <w:r>
+        <w:rPr>
+          <w:rFonts w:ascii="Liberation Serif" w:hAnsi="Liberation Serif"/>
+          <w:sz w:val="28"/>
+          <w:szCs w:val="28"/>
+        </w:rPr>
+        <w:t>Интеграция Telegram-бота с Alertmanager обеспечит удобный и быстрый канал реагирования на инциденты.</w:t>
+      </w:r>
+    </w:p>
+    <w:p>
+      <w:pPr>
+        <w:pStyle w:val="BodyText"/>
+        <w:spacing w:lineRule="auto" w:line="360"/>
+        <w:jc w:val="both"/>
+        <w:rPr>
+          <w:rFonts w:ascii="Liberation Serif" w:hAnsi="Liberation Serif"/>
+          <w:sz w:val="28"/>
+          <w:szCs w:val="28"/>
+        </w:rPr>
+      </w:pPr>
+      <w:r>
+        <w:rPr>
+          <w:rFonts w:eastAsia="Calibri" w:ascii="Liberation Serif" w:hAnsi="Liberation Serif" w:cstheme="minorBidi" w:eastAsiaTheme="minorHAnsi"/>
+          <w:i w:val="false"/>
+          <w:iCs w:val="false"/>
+          <w:color w:val="auto"/>
+          <w:sz w:val="28"/>
+          <w:szCs w:val="28"/>
+        </w:rPr>
+        <w:tab/>
+        <w:t>Использование GitLab Runner Autoscaler - ва</w:t>
+      </w:r>
+      <w:r>
+        <w:rPr>
+          <w:rFonts w:ascii="Liberation Serif" w:hAnsi="Liberation Serif"/>
+          <w:sz w:val="28"/>
+          <w:szCs w:val="28"/>
+        </w:rPr>
+        <w:t xml:space="preserve"> текущей архитектуре GitLab Runner работает в статическом режиме, что означает фиксированное количество доступных исполнителей задач. При увеличении числа пользователей и параллельных пайплайнов это может привести к очередям и увеличению времени выполнения задач.</w:t>
+      </w:r>
+    </w:p>
+    <w:p>
+      <w:pPr>
+        <w:pStyle w:val="BodyText"/>
+        <w:spacing w:lineRule="auto" w:line="360"/>
+        <w:jc w:val="both"/>
+        <w:rPr>
+          <w:rFonts w:ascii="Liberation Serif" w:hAnsi="Liberation Serif"/>
+          <w:sz w:val="28"/>
+          <w:szCs w:val="28"/>
+        </w:rPr>
+      </w:pPr>
+      <w:r>
+        <w:rPr>
+          <w:rFonts w:ascii="Liberation Serif" w:hAnsi="Liberation Serif"/>
+          <w:sz w:val="28"/>
+          <w:szCs w:val="28"/>
+        </w:rPr>
+        <w:tab/>
+        <w:t>Для решения данной проблемы предлагается внедрение механизма GitLab Runner Autoscaler. Он позволяет динамически создавать и удалять раннеры в зависимости от нагрузки.</w:t>
+      </w:r>
+    </w:p>
+    <w:p>
+      <w:pPr>
+        <w:pStyle w:val="BodyText"/>
+        <w:spacing w:lineRule="auto" w:line="360"/>
+        <w:jc w:val="both"/>
+        <w:rPr>
+          <w:rFonts w:ascii="Liberation Serif" w:hAnsi="Liberation Serif"/>
+          <w:sz w:val="28"/>
+          <w:szCs w:val="28"/>
+        </w:rPr>
+      </w:pPr>
+      <w:r>
+        <w:rPr>
+          <w:rFonts w:ascii="Liberation Serif" w:hAnsi="Liberation Serif"/>
+          <w:sz w:val="28"/>
+          <w:szCs w:val="28"/>
+        </w:rPr>
+        <w:t>Основные преимущества:</w:t>
+      </w:r>
+    </w:p>
+    <w:p>
+      <w:pPr>
+        <w:pStyle w:val="BodyText"/>
+        <w:numPr>
+          <w:ilvl w:val="0"/>
+          <w:numId w:val="15"/>
+        </w:numPr>
+        <w:tabs>
+          <w:tab w:val="clear" w:pos="708"/>
+          <w:tab w:val="left" w:pos="0" w:leader="none"/>
+        </w:tabs>
+        <w:spacing w:lineRule="auto" w:line="360"/>
+        <w:ind w:hanging="283" w:left="709"/>
+        <w:jc w:val="both"/>
+        <w:rPr>
+          <w:rFonts w:ascii="Liberation Serif" w:hAnsi="Liberation Serif"/>
+          <w:sz w:val="28"/>
+          <w:szCs w:val="28"/>
+        </w:rPr>
+      </w:pPr>
+      <w:r>
+        <w:rPr>
+          <w:rFonts w:ascii="Liberation Serif" w:hAnsi="Liberation Serif"/>
+          <w:sz w:val="28"/>
+          <w:szCs w:val="28"/>
+        </w:rPr>
+        <w:t>автоматическое масштабирование вычислительных ресурсов;</w:t>
+      </w:r>
+    </w:p>
+    <w:p>
+      <w:pPr>
+        <w:pStyle w:val="BodyText"/>
+        <w:numPr>
+          <w:ilvl w:val="0"/>
+          <w:numId w:val="15"/>
+        </w:numPr>
+        <w:tabs>
+          <w:tab w:val="clear" w:pos="708"/>
+          <w:tab w:val="left" w:pos="0" w:leader="none"/>
+        </w:tabs>
+        <w:spacing w:lineRule="auto" w:line="360"/>
+        <w:ind w:hanging="283" w:left="709"/>
+        <w:jc w:val="both"/>
+        <w:rPr>
+          <w:rFonts w:ascii="Liberation Serif" w:hAnsi="Liberation Serif"/>
+          <w:sz w:val="28"/>
+          <w:szCs w:val="28"/>
+        </w:rPr>
+      </w:pPr>
+      <w:r>
+        <w:rPr>
+          <w:rFonts w:ascii="Liberation Serif" w:hAnsi="Liberation Serif"/>
+          <w:sz w:val="28"/>
+          <w:szCs w:val="28"/>
+        </w:rPr>
+        <w:t>снижение времени ожидания выполнения пайплайнов;</w:t>
+      </w:r>
+    </w:p>
+    <w:p>
+      <w:pPr>
+        <w:pStyle w:val="BodyText"/>
+        <w:numPr>
+          <w:ilvl w:val="0"/>
+          <w:numId w:val="15"/>
+        </w:numPr>
+        <w:tabs>
+          <w:tab w:val="clear" w:pos="708"/>
+          <w:tab w:val="left" w:pos="0" w:leader="none"/>
+        </w:tabs>
+        <w:spacing w:lineRule="auto" w:line="360"/>
+        <w:ind w:hanging="283" w:left="709"/>
+        <w:jc w:val="both"/>
+        <w:rPr>
+          <w:rFonts w:ascii="Liberation Serif" w:hAnsi="Liberation Serif"/>
+          <w:sz w:val="28"/>
+          <w:szCs w:val="28"/>
+        </w:rPr>
+      </w:pPr>
+      <w:r>
+        <w:rPr>
+          <w:rFonts w:ascii="Liberation Serif" w:hAnsi="Liberation Serif"/>
+          <w:sz w:val="28"/>
+          <w:szCs w:val="28"/>
+        </w:rPr>
+        <w:t>эффективное использование ресурсов (раннеры создаются только при необходимости).</w:t>
+      </w:r>
+    </w:p>
+    <w:p>
+      <w:pPr>
+        <w:pStyle w:val="BodyText"/>
+        <w:spacing w:lineRule="auto" w:line="360"/>
+        <w:jc w:val="both"/>
+        <w:rPr>
+          <w:rFonts w:ascii="Liberation Serif" w:hAnsi="Liberation Serif"/>
+          <w:sz w:val="28"/>
+          <w:szCs w:val="28"/>
+        </w:rPr>
+      </w:pPr>
+      <w:r>
+        <w:rPr>
+          <w:rFonts w:ascii="Liberation Serif" w:hAnsi="Liberation Serif"/>
+          <w:sz w:val="28"/>
+          <w:szCs w:val="28"/>
+        </w:rPr>
+        <w:t>Autoscaler может быть интегрирован с облачными провайдерами или использовать Docker Machine для динамического создания виртуальных машин или контейнеров.</w:t>
+      </w:r>
+    </w:p>
+    <w:p>
+      <w:pPr>
+        <w:pStyle w:val="BodyText"/>
+        <w:spacing w:lineRule="auto" w:line="360"/>
+        <w:jc w:val="both"/>
+        <w:rPr>
+          <w:rFonts w:ascii="Liberation Serif" w:hAnsi="Liberation Serif"/>
+          <w:sz w:val="28"/>
+          <w:szCs w:val="28"/>
+        </w:rPr>
+      </w:pPr>
+      <w:r>
+        <w:rPr>
+          <w:rFonts w:ascii="Liberation Serif" w:hAnsi="Liberation Serif"/>
+          <w:sz w:val="28"/>
+          <w:szCs w:val="28"/>
+        </w:rPr>
+        <w:tab/>
+        <w:t>Расширение DevSecOps - в</w:t>
+      </w:r>
+      <w:r>
+        <w:rPr>
+          <w:rFonts w:ascii="Liberation Serif" w:hAnsi="Liberation Serif"/>
+          <w:sz w:val="28"/>
+          <w:szCs w:val="28"/>
+        </w:rPr>
+        <w:t xml:space="preserve"> текущей реализации используется статический анализ кода через SonarQube, однако его можно дополнить более специализированными инструментами.</w:t>
+      </w:r>
+    </w:p>
+    <w:p>
+      <w:pPr>
+        <w:pStyle w:val="BodyText"/>
+        <w:spacing w:lineRule="auto" w:line="360"/>
+        <w:jc w:val="both"/>
+        <w:rPr>
+          <w:rFonts w:ascii="Liberation Serif" w:hAnsi="Liberation Serif"/>
+          <w:sz w:val="28"/>
+          <w:szCs w:val="28"/>
+        </w:rPr>
+      </w:pPr>
+      <w:r>
+        <w:rPr>
+          <w:rStyle w:val="Strong"/>
+          <w:rFonts w:ascii="Liberation Serif" w:hAnsi="Liberation Serif"/>
+          <w:b w:val="false"/>
+          <w:bCs w:val="false"/>
+          <w:sz w:val="28"/>
+          <w:szCs w:val="28"/>
+        </w:rPr>
+        <w:tab/>
+        <w:t>1. SAST (Static Application Security Testing)</w:t>
+      </w:r>
+      <w:r>
+        <w:rPr>
+          <w:rFonts w:ascii="Liberation Serif" w:hAnsi="Liberation Serif"/>
+          <w:b w:val="false"/>
+          <w:bCs w:val="false"/>
+          <w:sz w:val="28"/>
+          <w:szCs w:val="28"/>
+        </w:rPr>
+        <w:br/>
+        <w:t>Позволяет выявлять уязвимости на этапе анализа исходного кода. В GitLab CI/CD уже предусмотрены встроенные шаблоны для SAST, которые можно интегрировать в существующие пайплайны.</w:t>
+      </w:r>
+    </w:p>
+    <w:p>
+      <w:pPr>
+        <w:pStyle w:val="BodyText"/>
+        <w:spacing w:lineRule="auto" w:line="360"/>
+        <w:jc w:val="both"/>
+        <w:rPr>
+          <w:rFonts w:ascii="Liberation Serif" w:hAnsi="Liberation Serif"/>
+          <w:sz w:val="28"/>
+          <w:szCs w:val="28"/>
+        </w:rPr>
+      </w:pPr>
+      <w:r>
+        <w:rPr>
+          <w:rStyle w:val="Strong"/>
+          <w:rFonts w:ascii="Liberation Serif" w:hAnsi="Liberation Serif"/>
+          <w:b w:val="false"/>
+          <w:bCs w:val="false"/>
+          <w:sz w:val="28"/>
+          <w:szCs w:val="28"/>
+        </w:rPr>
+        <w:tab/>
+        <w:t>2. DAST (Dynamic Application Security Testing)</w:t>
+      </w:r>
+      <w:r>
+        <w:rPr>
+          <w:rFonts w:ascii="Liberation Serif" w:hAnsi="Liberation Serif"/>
+          <w:b w:val="false"/>
+          <w:bCs w:val="false"/>
+          <w:sz w:val="28"/>
+          <w:szCs w:val="28"/>
+        </w:rPr>
+        <w:br/>
+        <w:t>Проводит анализ уже развернутого приложения, имитируя атаки на веб-интерфейс. Это позволяет выявить уязвимости, которые невозможно обнаружить статическим анализом (например, XSS, CSRF).</w:t>
+      </w:r>
+    </w:p>
+    <w:p>
+      <w:pPr>
+        <w:pStyle w:val="BodyText"/>
+        <w:spacing w:lineRule="auto" w:line="360"/>
+        <w:jc w:val="both"/>
+        <w:rPr>
+          <w:rFonts w:ascii="Liberation Serif" w:hAnsi="Liberation Serif"/>
+          <w:sz w:val="28"/>
+          <w:szCs w:val="28"/>
+        </w:rPr>
+      </w:pPr>
+      <w:r>
+        <w:rPr>
+          <w:rStyle w:val="Strong"/>
+          <w:rFonts w:ascii="Liberation Serif" w:hAnsi="Liberation Serif"/>
+          <w:b w:val="false"/>
+          <w:bCs w:val="false"/>
+          <w:sz w:val="28"/>
+          <w:szCs w:val="28"/>
+        </w:rPr>
+        <w:tab/>
+        <w:t>3. Сканирование Docker-образов с помощью Trivy</w:t>
+      </w:r>
+      <w:r>
+        <w:rPr>
+          <w:rFonts w:ascii="Liberation Serif" w:hAnsi="Liberation Serif"/>
+          <w:b w:val="false"/>
+          <w:bCs w:val="false"/>
+          <w:sz w:val="28"/>
+          <w:szCs w:val="28"/>
+        </w:rPr>
+        <w:br/>
+        <w:t>Инструмент Trivy позволяет анализировать Docker-образы на наличие известных уязвимостей в зависимостях и базовых образах.</w:t>
+      </w:r>
+    </w:p>
+    <w:p>
+      <w:pPr>
+        <w:pStyle w:val="BodyText"/>
+        <w:spacing w:lineRule="auto" w:line="360"/>
+        <w:jc w:val="both"/>
+        <w:rPr>
+          <w:rFonts w:ascii="Liberation Serif" w:hAnsi="Liberation Serif"/>
+          <w:sz w:val="28"/>
+          <w:szCs w:val="28"/>
+        </w:rPr>
+      </w:pPr>
+      <w:r>
+        <w:rPr>
+          <w:rFonts w:ascii="Liberation Serif" w:hAnsi="Liberation Serif"/>
+          <w:sz w:val="28"/>
+          <w:szCs w:val="28"/>
+        </w:rPr>
+        <w:tab/>
+        <w:t>Предложенные направления развития позволяют существенно повысить уровень зрелости платформы:</w:t>
+      </w:r>
+    </w:p>
+    <w:p>
+      <w:pPr>
+        <w:pStyle w:val="BodyText"/>
+        <w:numPr>
+          <w:ilvl w:val="0"/>
+          <w:numId w:val="16"/>
+        </w:numPr>
+        <w:tabs>
+          <w:tab w:val="clear" w:pos="708"/>
+          <w:tab w:val="left" w:pos="0" w:leader="none"/>
+        </w:tabs>
+        <w:spacing w:lineRule="auto" w:line="360"/>
+        <w:ind w:hanging="283" w:left="709"/>
+        <w:jc w:val="both"/>
+        <w:rPr>
+          <w:rFonts w:ascii="Liberation Serif" w:hAnsi="Liberation Serif"/>
+          <w:sz w:val="28"/>
+          <w:szCs w:val="28"/>
+        </w:rPr>
+      </w:pPr>
+      <w:r>
+        <w:rPr>
+          <w:rFonts w:ascii="Liberation Serif" w:hAnsi="Liberation Serif"/>
+          <w:sz w:val="28"/>
+          <w:szCs w:val="28"/>
+        </w:rPr>
+        <w:t>Kubernetes обеспечивает масштабируемость и отказоустойчивость;</w:t>
+      </w:r>
+    </w:p>
+    <w:p>
+      <w:pPr>
+        <w:pStyle w:val="BodyText"/>
+        <w:numPr>
+          <w:ilvl w:val="0"/>
+          <w:numId w:val="16"/>
+        </w:numPr>
+        <w:tabs>
+          <w:tab w:val="clear" w:pos="708"/>
+          <w:tab w:val="left" w:pos="0" w:leader="none"/>
+        </w:tabs>
+        <w:spacing w:lineRule="auto" w:line="360"/>
+        <w:ind w:hanging="283" w:left="709"/>
+        <w:jc w:val="both"/>
+        <w:rPr>
+          <w:rFonts w:ascii="Liberation Serif" w:hAnsi="Liberation Serif"/>
+          <w:sz w:val="28"/>
+          <w:szCs w:val="28"/>
+        </w:rPr>
+      </w:pPr>
+      <w:r>
+        <w:rPr>
+          <w:rFonts w:ascii="Liberation Serif" w:hAnsi="Liberation Serif"/>
+          <w:sz w:val="28"/>
+          <w:szCs w:val="28"/>
+        </w:rPr>
+        <w:t>алертинг через Telegram повышает оперативность реагирования;</w:t>
+      </w:r>
+    </w:p>
+    <w:p>
+      <w:pPr>
+        <w:pStyle w:val="BodyText"/>
+        <w:numPr>
+          <w:ilvl w:val="0"/>
+          <w:numId w:val="16"/>
+        </w:numPr>
+        <w:tabs>
+          <w:tab w:val="clear" w:pos="708"/>
+          <w:tab w:val="left" w:pos="0" w:leader="none"/>
+        </w:tabs>
+        <w:spacing w:lineRule="auto" w:line="360"/>
+        <w:ind w:hanging="283" w:left="709"/>
+        <w:jc w:val="both"/>
+        <w:rPr>
+          <w:rFonts w:ascii="Liberation Serif" w:hAnsi="Liberation Serif"/>
+          <w:sz w:val="28"/>
+          <w:szCs w:val="28"/>
+        </w:rPr>
+      </w:pPr>
+      <w:r>
+        <w:rPr>
+          <w:rFonts w:ascii="Liberation Serif" w:hAnsi="Liberation Serif"/>
+          <w:sz w:val="28"/>
+          <w:szCs w:val="28"/>
+        </w:rPr>
+        <w:t>Autoscaler оптимизирует использование ресурсов CI/CD;</w:t>
+      </w:r>
+    </w:p>
+    <w:p>
+      <w:pPr>
+        <w:pStyle w:val="BodyText"/>
+        <w:numPr>
+          <w:ilvl w:val="0"/>
+          <w:numId w:val="16"/>
+        </w:numPr>
+        <w:tabs>
+          <w:tab w:val="clear" w:pos="708"/>
+          <w:tab w:val="left" w:pos="0" w:leader="none"/>
+        </w:tabs>
+        <w:spacing w:lineRule="auto" w:line="360"/>
+        <w:ind w:hanging="283" w:left="709"/>
+        <w:jc w:val="both"/>
+        <w:rPr>
+          <w:rFonts w:ascii="Liberation Serif" w:hAnsi="Liberation Serif"/>
+          <w:sz w:val="28"/>
+          <w:szCs w:val="28"/>
+        </w:rPr>
+      </w:pPr>
+      <w:r>
+        <w:rPr>
+          <w:rFonts w:ascii="Liberation Serif" w:hAnsi="Liberation Serif"/>
+          <w:sz w:val="28"/>
+          <w:szCs w:val="28"/>
+        </w:rPr>
+        <w:t>расширенные механизмы безопасности минимизируют риски эксплуатации уязвимостей.</w:t>
+      </w:r>
+    </w:p>
+    <w:p>
+      <w:pPr>
+        <w:pStyle w:val="BodyText"/>
+        <w:spacing w:lineRule="auto" w:line="360"/>
+        <w:jc w:val="both"/>
+        <w:rPr>
+          <w:rFonts w:ascii="Liberation Serif" w:hAnsi="Liberation Serif"/>
+          <w:sz w:val="28"/>
+          <w:szCs w:val="28"/>
+        </w:rPr>
+      </w:pPr>
+      <w:r>
+        <w:rPr>
+          <w:rFonts w:ascii="Liberation Serif" w:hAnsi="Liberation Serif"/>
+          <w:sz w:val="28"/>
+          <w:szCs w:val="28"/>
+        </w:rPr>
+        <w:t>Комплексная реализация данных улучшений позволит трансформировать платформу в полнофункциональное промышленное DevOps-решение, готовое к эксплуатации в условиях высокой нагрузки и требований к безопасности.</w:t>
+      </w:r>
+    </w:p>
+    <w:p>
+      <w:pPr>
         <w:pStyle w:val="Normal"/>
         <w:spacing w:lineRule="auto" w:line="360" w:before="0" w:after="0"/>
         <w:jc w:val="both"/>
@@ -22449,7 +23515,6 @@
         <w:spacing w:lineRule="auto" w:line="360" w:before="0" w:after="0"/>
         <w:jc w:val="both"/>
         <w:rPr>
-          <w:rStyle w:val="Emphasis"/>
           <w:rFonts w:ascii="Liberation Serif" w:hAnsi="Liberation Serif"/>
           <w:b w:val="false"/>
           <w:bCs w:val="false"/>
@@ -22708,6 +23773,35 @@
       <w:pPr>
         <w:pStyle w:val="Normal"/>
         <w:spacing w:lineRule="auto" w:line="360" w:before="0" w:after="0"/>
+        <w:jc w:val="both"/>
+        <w:rPr>
+          <w:rStyle w:val="Emphasis"/>
+          <w:rFonts w:ascii="Liberation Serif" w:hAnsi="Liberation Serif"/>
+          <w:b w:val="false"/>
+          <w:bCs w:val="false"/>
+          <w:i w:val="false"/>
+          <w:i w:val="false"/>
+          <w:iCs w:val="false"/>
+          <w:sz w:val="28"/>
+          <w:szCs w:val="28"/>
+        </w:rPr>
+      </w:pPr>
+      <w:r>
+        <w:rPr>
+          <w:rFonts w:ascii="Liberation Serif" w:hAnsi="Liberation Serif"/>
+          <w:b w:val="false"/>
+          <w:bCs w:val="false"/>
+          <w:i w:val="false"/>
+          <w:iCs w:val="false"/>
+          <w:sz w:val="28"/>
+          <w:szCs w:val="28"/>
+        </w:rPr>
+      </w:r>
+    </w:p>
+    <w:p>
+      <w:pPr>
+        <w:pStyle w:val="Normal"/>
+        <w:spacing w:lineRule="auto" w:line="360" w:before="0" w:after="0"/>
         <w:jc w:val="center"/>
         <w:rPr>
           <w:rStyle w:val="Emphasis"/>
@@ -22752,7 +23846,382 @@
           <w:rFonts w:ascii="Liberation Serif" w:hAnsi="Liberation Serif"/>
           <w:b/>
           <w:bCs/>
-          <w:color w:themeColor="accent1" w:themeShade="bf" w:val="FFFFFF"/>
+          <w:color w:val="FFFFFF"/>
+          <w:sz w:val="28"/>
+          <w:szCs w:val="28"/>
+        </w:rPr>
+      </w:r>
+    </w:p>
+    <w:p>
+      <w:pPr>
+        <w:pStyle w:val="Normal"/>
+        <w:spacing w:before="0" w:after="0"/>
+        <w:jc w:val="center"/>
+        <w:rPr>
+          <w:rFonts w:ascii="Liberation Serif" w:hAnsi="Liberation Serif"/>
+          <w:b/>
+          <w:bCs/>
+          <w:color w:val="FFFFFF"/>
+          <w:sz w:val="28"/>
+          <w:szCs w:val="28"/>
+        </w:rPr>
+      </w:pPr>
+      <w:r>
+        <w:rPr>
+          <w:rFonts w:ascii="Liberation Serif" w:hAnsi="Liberation Serif"/>
+          <w:b/>
+          <w:bCs/>
+          <w:color w:val="FFFFFF"/>
+          <w:sz w:val="28"/>
+          <w:szCs w:val="28"/>
+        </w:rPr>
+      </w:r>
+    </w:p>
+    <w:p>
+      <w:pPr>
+        <w:pStyle w:val="Normal"/>
+        <w:spacing w:before="0" w:after="0"/>
+        <w:jc w:val="center"/>
+        <w:rPr>
+          <w:rFonts w:ascii="Liberation Serif" w:hAnsi="Liberation Serif"/>
+          <w:b/>
+          <w:bCs/>
+          <w:color w:val="FFFFFF"/>
+          <w:sz w:val="28"/>
+          <w:szCs w:val="28"/>
+        </w:rPr>
+      </w:pPr>
+      <w:r>
+        <w:rPr>
+          <w:rFonts w:ascii="Liberation Serif" w:hAnsi="Liberation Serif"/>
+          <w:b/>
+          <w:bCs/>
+          <w:color w:val="FFFFFF"/>
+          <w:sz w:val="28"/>
+          <w:szCs w:val="28"/>
+        </w:rPr>
+      </w:r>
+    </w:p>
+    <w:p>
+      <w:pPr>
+        <w:pStyle w:val="Normal"/>
+        <w:spacing w:before="0" w:after="0"/>
+        <w:jc w:val="center"/>
+        <w:rPr>
+          <w:rFonts w:ascii="Liberation Serif" w:hAnsi="Liberation Serif"/>
+          <w:b/>
+          <w:bCs/>
+          <w:color w:val="FFFFFF"/>
+          <w:sz w:val="28"/>
+          <w:szCs w:val="28"/>
+        </w:rPr>
+      </w:pPr>
+      <w:r>
+        <w:rPr>
+          <w:rFonts w:ascii="Liberation Serif" w:hAnsi="Liberation Serif"/>
+          <w:b/>
+          <w:bCs/>
+          <w:color w:val="FFFFFF"/>
+          <w:sz w:val="28"/>
+          <w:szCs w:val="28"/>
+        </w:rPr>
+      </w:r>
+    </w:p>
+    <w:p>
+      <w:pPr>
+        <w:pStyle w:val="Normal"/>
+        <w:spacing w:before="0" w:after="0"/>
+        <w:jc w:val="center"/>
+        <w:rPr>
+          <w:rFonts w:ascii="Liberation Serif" w:hAnsi="Liberation Serif"/>
+          <w:b/>
+          <w:bCs/>
+          <w:color w:val="FFFFFF"/>
+          <w:sz w:val="28"/>
+          <w:szCs w:val="28"/>
+        </w:rPr>
+      </w:pPr>
+      <w:r>
+        <w:rPr>
+          <w:rFonts w:ascii="Liberation Serif" w:hAnsi="Liberation Serif"/>
+          <w:b/>
+          <w:bCs/>
+          <w:color w:val="FFFFFF"/>
+          <w:sz w:val="28"/>
+          <w:szCs w:val="28"/>
+        </w:rPr>
+      </w:r>
+    </w:p>
+    <w:p>
+      <w:pPr>
+        <w:pStyle w:val="Normal"/>
+        <w:spacing w:before="0" w:after="0"/>
+        <w:jc w:val="center"/>
+        <w:rPr>
+          <w:rFonts w:ascii="Liberation Serif" w:hAnsi="Liberation Serif"/>
+          <w:b/>
+          <w:bCs/>
+          <w:color w:val="FFFFFF"/>
+          <w:sz w:val="28"/>
+          <w:szCs w:val="28"/>
+        </w:rPr>
+      </w:pPr>
+      <w:r>
+        <w:rPr>
+          <w:rFonts w:ascii="Liberation Serif" w:hAnsi="Liberation Serif"/>
+          <w:b/>
+          <w:bCs/>
+          <w:color w:val="FFFFFF"/>
+          <w:sz w:val="28"/>
+          <w:szCs w:val="28"/>
+        </w:rPr>
+      </w:r>
+    </w:p>
+    <w:p>
+      <w:pPr>
+        <w:pStyle w:val="Normal"/>
+        <w:spacing w:before="0" w:after="0"/>
+        <w:jc w:val="center"/>
+        <w:rPr>
+          <w:rFonts w:ascii="Liberation Serif" w:hAnsi="Liberation Serif"/>
+          <w:b/>
+          <w:bCs/>
+          <w:color w:val="FFFFFF"/>
+          <w:sz w:val="28"/>
+          <w:szCs w:val="28"/>
+        </w:rPr>
+      </w:pPr>
+      <w:r>
+        <w:rPr>
+          <w:rFonts w:ascii="Liberation Serif" w:hAnsi="Liberation Serif"/>
+          <w:b/>
+          <w:bCs/>
+          <w:color w:val="FFFFFF"/>
+          <w:sz w:val="28"/>
+          <w:szCs w:val="28"/>
+        </w:rPr>
+      </w:r>
+    </w:p>
+    <w:p>
+      <w:pPr>
+        <w:pStyle w:val="Normal"/>
+        <w:spacing w:before="0" w:after="0"/>
+        <w:jc w:val="center"/>
+        <w:rPr>
+          <w:rFonts w:ascii="Liberation Serif" w:hAnsi="Liberation Serif"/>
+          <w:b/>
+          <w:bCs/>
+          <w:color w:val="FFFFFF"/>
+          <w:sz w:val="28"/>
+          <w:szCs w:val="28"/>
+        </w:rPr>
+      </w:pPr>
+      <w:r>
+        <w:rPr>
+          <w:rFonts w:ascii="Liberation Serif" w:hAnsi="Liberation Serif"/>
+          <w:b/>
+          <w:bCs/>
+          <w:color w:val="FFFFFF"/>
+          <w:sz w:val="28"/>
+          <w:szCs w:val="28"/>
+        </w:rPr>
+      </w:r>
+    </w:p>
+    <w:p>
+      <w:pPr>
+        <w:pStyle w:val="Normal"/>
+        <w:spacing w:before="0" w:after="0"/>
+        <w:jc w:val="center"/>
+        <w:rPr>
+          <w:rFonts w:ascii="Liberation Serif" w:hAnsi="Liberation Serif"/>
+          <w:b/>
+          <w:bCs/>
+          <w:color w:val="FFFFFF"/>
+          <w:sz w:val="28"/>
+          <w:szCs w:val="28"/>
+        </w:rPr>
+      </w:pPr>
+      <w:r>
+        <w:rPr>
+          <w:rFonts w:ascii="Liberation Serif" w:hAnsi="Liberation Serif"/>
+          <w:b/>
+          <w:bCs/>
+          <w:color w:val="FFFFFF"/>
+          <w:sz w:val="28"/>
+          <w:szCs w:val="28"/>
+        </w:rPr>
+      </w:r>
+    </w:p>
+    <w:p>
+      <w:pPr>
+        <w:pStyle w:val="Normal"/>
+        <w:spacing w:before="0" w:after="0"/>
+        <w:jc w:val="center"/>
+        <w:rPr>
+          <w:rFonts w:ascii="Liberation Serif" w:hAnsi="Liberation Serif"/>
+          <w:b/>
+          <w:bCs/>
+          <w:color w:val="FFFFFF"/>
+          <w:sz w:val="28"/>
+          <w:szCs w:val="28"/>
+        </w:rPr>
+      </w:pPr>
+      <w:r>
+        <w:rPr>
+          <w:rFonts w:ascii="Liberation Serif" w:hAnsi="Liberation Serif"/>
+          <w:b/>
+          <w:bCs/>
+          <w:color w:val="FFFFFF"/>
+          <w:sz w:val="28"/>
+          <w:szCs w:val="28"/>
+        </w:rPr>
+      </w:r>
+    </w:p>
+    <w:p>
+      <w:pPr>
+        <w:pStyle w:val="Normal"/>
+        <w:spacing w:before="0" w:after="0"/>
+        <w:jc w:val="center"/>
+        <w:rPr>
+          <w:rFonts w:ascii="Liberation Serif" w:hAnsi="Liberation Serif"/>
+          <w:b/>
+          <w:bCs/>
+          <w:color w:val="FFFFFF"/>
+          <w:sz w:val="28"/>
+          <w:szCs w:val="28"/>
+        </w:rPr>
+      </w:pPr>
+      <w:r>
+        <w:rPr>
+          <w:rFonts w:ascii="Liberation Serif" w:hAnsi="Liberation Serif"/>
+          <w:b/>
+          <w:bCs/>
+          <w:color w:val="FFFFFF"/>
+          <w:sz w:val="28"/>
+          <w:szCs w:val="28"/>
+        </w:rPr>
+      </w:r>
+    </w:p>
+    <w:p>
+      <w:pPr>
+        <w:pStyle w:val="Normal"/>
+        <w:spacing w:before="0" w:after="0"/>
+        <w:jc w:val="center"/>
+        <w:rPr>
+          <w:rFonts w:ascii="Liberation Serif" w:hAnsi="Liberation Serif"/>
+          <w:b/>
+          <w:bCs/>
+          <w:color w:val="FFFFFF"/>
+          <w:sz w:val="28"/>
+          <w:szCs w:val="28"/>
+        </w:rPr>
+      </w:pPr>
+      <w:r>
+        <w:rPr>
+          <w:rFonts w:ascii="Liberation Serif" w:hAnsi="Liberation Serif"/>
+          <w:b/>
+          <w:bCs/>
+          <w:color w:val="FFFFFF"/>
+          <w:sz w:val="28"/>
+          <w:szCs w:val="28"/>
+        </w:rPr>
+      </w:r>
+    </w:p>
+    <w:p>
+      <w:pPr>
+        <w:pStyle w:val="Normal"/>
+        <w:spacing w:before="0" w:after="0"/>
+        <w:jc w:val="center"/>
+        <w:rPr>
+          <w:rFonts w:ascii="Liberation Serif" w:hAnsi="Liberation Serif"/>
+          <w:b/>
+          <w:bCs/>
+          <w:color w:val="FFFFFF"/>
+          <w:sz w:val="28"/>
+          <w:szCs w:val="28"/>
+        </w:rPr>
+      </w:pPr>
+      <w:r>
+        <w:rPr>
+          <w:rFonts w:ascii="Liberation Serif" w:hAnsi="Liberation Serif"/>
+          <w:b/>
+          <w:bCs/>
+          <w:color w:val="FFFFFF"/>
+          <w:sz w:val="28"/>
+          <w:szCs w:val="28"/>
+        </w:rPr>
+      </w:r>
+    </w:p>
+    <w:p>
+      <w:pPr>
+        <w:pStyle w:val="Normal"/>
+        <w:spacing w:before="0" w:after="0"/>
+        <w:jc w:val="center"/>
+        <w:rPr>
+          <w:rFonts w:ascii="Liberation Serif" w:hAnsi="Liberation Serif"/>
+          <w:b/>
+          <w:bCs/>
+          <w:color w:val="FFFFFF"/>
+          <w:sz w:val="28"/>
+          <w:szCs w:val="28"/>
+        </w:rPr>
+      </w:pPr>
+      <w:r>
+        <w:rPr>
+          <w:rFonts w:ascii="Liberation Serif" w:hAnsi="Liberation Serif"/>
+          <w:b/>
+          <w:bCs/>
+          <w:color w:val="FFFFFF"/>
+          <w:sz w:val="28"/>
+          <w:szCs w:val="28"/>
+        </w:rPr>
+      </w:r>
+    </w:p>
+    <w:p>
+      <w:pPr>
+        <w:pStyle w:val="Normal"/>
+        <w:spacing w:before="0" w:after="0"/>
+        <w:jc w:val="center"/>
+        <w:rPr>
+          <w:rFonts w:ascii="Liberation Serif" w:hAnsi="Liberation Serif"/>
+          <w:b/>
+          <w:bCs/>
+          <w:color w:val="FFFFFF"/>
+          <w:sz w:val="28"/>
+          <w:szCs w:val="28"/>
+        </w:rPr>
+      </w:pPr>
+      <w:r>
+        <w:rPr>
+          <w:rFonts w:ascii="Liberation Serif" w:hAnsi="Liberation Serif"/>
+          <w:b/>
+          <w:bCs/>
+          <w:color w:val="FFFFFF"/>
+          <w:sz w:val="28"/>
+          <w:szCs w:val="28"/>
+        </w:rPr>
+      </w:r>
+    </w:p>
+    <w:p>
+      <w:pPr>
+        <w:pStyle w:val="Normal"/>
+        <w:spacing w:before="0" w:after="0"/>
+        <w:jc w:val="center"/>
+        <w:rPr>
+          <w:rFonts w:ascii="Liberation Serif" w:hAnsi="Liberation Serif"/>
+          <w:b/>
+          <w:bCs/>
+          <w:color w:val="FFFFFF"/>
+          <w:sz w:val="28"/>
+          <w:szCs w:val="28"/>
+        </w:rPr>
+      </w:pPr>
+      <w:r>
+        <w:rPr>
+          <w:rFonts w:ascii="Liberation Serif" w:hAnsi="Liberation Serif"/>
+          <w:b/>
+          <w:bCs/>
+          <w:color w:val="FFFFFF"/>
           <w:sz w:val="28"/>
           <w:szCs w:val="28"/>
         </w:rPr>
@@ -22777,7 +24246,57 @@
           <w:rFonts w:ascii="Liberation Serif" w:hAnsi="Liberation Serif"/>
           <w:b/>
           <w:bCs/>
-          <w:color w:themeColor="accent1" w:themeShade="bf" w:val="FFFFFF"/>
+          <w:color w:val="FFFFFF"/>
+          <w:sz w:val="28"/>
+          <w:szCs w:val="28"/>
+        </w:rPr>
+      </w:r>
+    </w:p>
+    <w:p>
+      <w:pPr>
+        <w:pStyle w:val="Normal"/>
+        <w:spacing w:before="0" w:after="0"/>
+        <w:jc w:val="center"/>
+        <w:rPr>
+          <w:rFonts w:ascii="Liberation Serif" w:hAnsi="Liberation Serif"/>
+          <w:b/>
+          <w:bCs/>
+          <w:color w:val="FFFFFF"/>
+          <w:sz w:val="28"/>
+          <w:szCs w:val="28"/>
+        </w:rPr>
+      </w:pPr>
+      <w:r>
+        <w:rPr>
+          <w:rFonts w:ascii="Liberation Serif" w:hAnsi="Liberation Serif"/>
+          <w:b/>
+          <w:bCs/>
+          <w:color w:val="FFFFFF"/>
+          <w:sz w:val="28"/>
+          <w:szCs w:val="28"/>
+        </w:rPr>
+      </w:r>
+    </w:p>
+    <w:p>
+      <w:pPr>
+        <w:pStyle w:val="Normal"/>
+        <w:spacing w:before="0" w:after="0"/>
+        <w:jc w:val="center"/>
+        <w:rPr>
+          <w:rFonts w:ascii="Liberation Serif" w:hAnsi="Liberation Serif"/>
+          <w:b/>
+          <w:bCs/>
+          <w:color w:val="FFFFFF"/>
+          <w:sz w:val="28"/>
+          <w:szCs w:val="28"/>
+        </w:rPr>
+      </w:pPr>
+      <w:r>
+        <w:rPr>
+          <w:rFonts w:ascii="Liberation Serif" w:hAnsi="Liberation Serif"/>
+          <w:b/>
+          <w:bCs/>
+          <w:color w:val="FFFFFF"/>
           <w:sz w:val="28"/>
           <w:szCs w:val="28"/>
         </w:rPr>
@@ -22797,1162 +24316,12 @@
           <w:szCs w:val="28"/>
         </w:rPr>
       </w:pPr>
+      <w:bookmarkStart w:id="77" w:name="_Toc215047431"/>
       <w:r>
         <w:rPr>
           <w:rFonts w:ascii="Liberation Serif" w:hAnsi="Liberation Serif"/>
           <w:b/>
           <w:bCs/>
-          <w:color w:themeColor="accent1" w:themeShade="bf" w:val="FFFFFF"/>
-          <w:sz w:val="28"/>
-          <w:szCs w:val="28"/>
-        </w:rPr>
-      </w:r>
-    </w:p>
-    <w:p>
-      <w:pPr>
-        <w:pStyle w:val="Heading1"/>
-        <w:spacing w:before="0" w:after="0"/>
-        <w:jc w:val="center"/>
-        <w:rPr>
-          <w:rFonts w:ascii="Liberation Serif" w:hAnsi="Liberation Serif"/>
-          <w:b/>
-          <w:bCs/>
-          <w:color w:val="FFFFFF"/>
-          <w:sz w:val="28"/>
-          <w:szCs w:val="28"/>
-        </w:rPr>
-      </w:pPr>
-      <w:r>
-        <w:rPr>
-          <w:rFonts w:ascii="Liberation Serif" w:hAnsi="Liberation Serif"/>
-          <w:b/>
-          <w:bCs/>
-          <w:color w:themeColor="accent1" w:themeShade="bf" w:val="FFFFFF"/>
-          <w:sz w:val="28"/>
-          <w:szCs w:val="28"/>
-        </w:rPr>
-      </w:r>
-    </w:p>
-    <w:p>
-      <w:pPr>
-        <w:pStyle w:val="Heading1"/>
-        <w:spacing w:before="0" w:after="0"/>
-        <w:jc w:val="center"/>
-        <w:rPr>
-          <w:rFonts w:ascii="Liberation Serif" w:hAnsi="Liberation Serif"/>
-          <w:b/>
-          <w:bCs/>
-          <w:color w:val="FFFFFF"/>
-          <w:sz w:val="28"/>
-          <w:szCs w:val="28"/>
-        </w:rPr>
-      </w:pPr>
-      <w:r>
-        <w:rPr>
-          <w:rFonts w:ascii="Liberation Serif" w:hAnsi="Liberation Serif"/>
-          <w:b/>
-          <w:bCs/>
-          <w:color w:themeColor="accent1" w:themeShade="bf" w:val="FFFFFF"/>
-          <w:sz w:val="28"/>
-          <w:szCs w:val="28"/>
-        </w:rPr>
-      </w:r>
-    </w:p>
-    <w:p>
-      <w:pPr>
-        <w:pStyle w:val="Heading1"/>
-        <w:spacing w:before="0" w:after="0"/>
-        <w:jc w:val="center"/>
-        <w:rPr>
-          <w:rFonts w:ascii="Liberation Serif" w:hAnsi="Liberation Serif"/>
-          <w:b/>
-          <w:bCs/>
-          <w:color w:val="FFFFFF"/>
-          <w:sz w:val="28"/>
-          <w:szCs w:val="28"/>
-        </w:rPr>
-      </w:pPr>
-      <w:r>
-        <w:rPr>
-          <w:rFonts w:ascii="Liberation Serif" w:hAnsi="Liberation Serif"/>
-          <w:b/>
-          <w:bCs/>
-          <w:color w:themeColor="accent1" w:themeShade="bf" w:val="FFFFFF"/>
-          <w:sz w:val="28"/>
-          <w:szCs w:val="28"/>
-        </w:rPr>
-      </w:r>
-    </w:p>
-    <w:p>
-      <w:pPr>
-        <w:pStyle w:val="Heading1"/>
-        <w:spacing w:before="0" w:after="0"/>
-        <w:jc w:val="center"/>
-        <w:rPr>
-          <w:rFonts w:ascii="Liberation Serif" w:hAnsi="Liberation Serif"/>
-          <w:b/>
-          <w:bCs/>
-          <w:color w:val="FFFFFF"/>
-          <w:sz w:val="28"/>
-          <w:szCs w:val="28"/>
-        </w:rPr>
-      </w:pPr>
-      <w:r>
-        <w:rPr>
-          <w:rFonts w:ascii="Liberation Serif" w:hAnsi="Liberation Serif"/>
-          <w:b/>
-          <w:bCs/>
-          <w:color w:themeColor="accent1" w:themeShade="bf" w:val="FFFFFF"/>
-          <w:sz w:val="28"/>
-          <w:szCs w:val="28"/>
-        </w:rPr>
-      </w:r>
-    </w:p>
-    <w:p>
-      <w:pPr>
-        <w:pStyle w:val="Heading1"/>
-        <w:spacing w:before="0" w:after="0"/>
-        <w:jc w:val="center"/>
-        <w:rPr>
-          <w:rFonts w:ascii="Liberation Serif" w:hAnsi="Liberation Serif"/>
-          <w:b/>
-          <w:bCs/>
-          <w:color w:val="FFFFFF"/>
-          <w:sz w:val="28"/>
-          <w:szCs w:val="28"/>
-        </w:rPr>
-      </w:pPr>
-      <w:r>
-        <w:rPr>
-          <w:rFonts w:ascii="Liberation Serif" w:hAnsi="Liberation Serif"/>
-          <w:b/>
-          <w:bCs/>
-          <w:color w:themeColor="accent1" w:themeShade="bf" w:val="FFFFFF"/>
-          <w:sz w:val="28"/>
-          <w:szCs w:val="28"/>
-        </w:rPr>
-      </w:r>
-    </w:p>
-    <w:p>
-      <w:pPr>
-        <w:pStyle w:val="Heading1"/>
-        <w:spacing w:before="0" w:after="0"/>
-        <w:jc w:val="center"/>
-        <w:rPr>
-          <w:rFonts w:ascii="Liberation Serif" w:hAnsi="Liberation Serif"/>
-          <w:b/>
-          <w:bCs/>
-          <w:color w:val="FFFFFF"/>
-          <w:sz w:val="28"/>
-          <w:szCs w:val="28"/>
-        </w:rPr>
-      </w:pPr>
-      <w:r>
-        <w:rPr>
-          <w:rFonts w:ascii="Liberation Serif" w:hAnsi="Liberation Serif"/>
-          <w:b/>
-          <w:bCs/>
-          <w:color w:themeColor="accent1" w:themeShade="bf" w:val="FFFFFF"/>
-          <w:sz w:val="28"/>
-          <w:szCs w:val="28"/>
-        </w:rPr>
-      </w:r>
-    </w:p>
-    <w:p>
-      <w:pPr>
-        <w:pStyle w:val="Heading1"/>
-        <w:spacing w:before="0" w:after="0"/>
-        <w:jc w:val="center"/>
-        <w:rPr>
-          <w:rFonts w:ascii="Liberation Serif" w:hAnsi="Liberation Serif"/>
-          <w:b/>
-          <w:bCs/>
-          <w:color w:val="FFFFFF"/>
-          <w:sz w:val="28"/>
-          <w:szCs w:val="28"/>
-        </w:rPr>
-      </w:pPr>
-      <w:r>
-        <w:rPr>
-          <w:rFonts w:ascii="Liberation Serif" w:hAnsi="Liberation Serif"/>
-          <w:b/>
-          <w:bCs/>
-          <w:color w:themeColor="accent1" w:themeShade="bf" w:val="FFFFFF"/>
-          <w:sz w:val="28"/>
-          <w:szCs w:val="28"/>
-        </w:rPr>
-      </w:r>
-    </w:p>
-    <w:p>
-      <w:pPr>
-        <w:pStyle w:val="Heading1"/>
-        <w:spacing w:before="0" w:after="0"/>
-        <w:jc w:val="center"/>
-        <w:rPr>
-          <w:rFonts w:ascii="Liberation Serif" w:hAnsi="Liberation Serif"/>
-          <w:b/>
-          <w:bCs/>
-          <w:color w:val="FFFFFF"/>
-          <w:sz w:val="28"/>
-          <w:szCs w:val="28"/>
-        </w:rPr>
-      </w:pPr>
-      <w:r>
-        <w:rPr>
-          <w:rFonts w:ascii="Liberation Serif" w:hAnsi="Liberation Serif"/>
-          <w:b/>
-          <w:bCs/>
-          <w:color w:themeColor="accent1" w:themeShade="bf" w:val="FFFFFF"/>
-          <w:sz w:val="28"/>
-          <w:szCs w:val="28"/>
-        </w:rPr>
-      </w:r>
-    </w:p>
-    <w:p>
-      <w:pPr>
-        <w:pStyle w:val="Heading1"/>
-        <w:spacing w:before="0" w:after="0"/>
-        <w:jc w:val="center"/>
-        <w:rPr>
-          <w:rFonts w:ascii="Liberation Serif" w:hAnsi="Liberation Serif"/>
-          <w:b/>
-          <w:bCs/>
-          <w:color w:val="FFFFFF"/>
-          <w:sz w:val="28"/>
-          <w:szCs w:val="28"/>
-        </w:rPr>
-      </w:pPr>
-      <w:r>
-        <w:rPr>
-          <w:rFonts w:ascii="Liberation Serif" w:hAnsi="Liberation Serif"/>
-          <w:b/>
-          <w:bCs/>
-          <w:color w:themeColor="accent1" w:themeShade="bf" w:val="FFFFFF"/>
-          <w:sz w:val="28"/>
-          <w:szCs w:val="28"/>
-        </w:rPr>
-      </w:r>
-    </w:p>
-    <w:p>
-      <w:pPr>
-        <w:pStyle w:val="Heading1"/>
-        <w:spacing w:before="0" w:after="0"/>
-        <w:jc w:val="center"/>
-        <w:rPr>
-          <w:rFonts w:ascii="Liberation Serif" w:hAnsi="Liberation Serif"/>
-          <w:b/>
-          <w:bCs/>
-          <w:color w:val="FFFFFF"/>
-          <w:sz w:val="28"/>
-          <w:szCs w:val="28"/>
-        </w:rPr>
-      </w:pPr>
-      <w:r>
-        <w:rPr>
-          <w:rFonts w:ascii="Liberation Serif" w:hAnsi="Liberation Serif"/>
-          <w:b/>
-          <w:bCs/>
-          <w:color w:themeColor="accent1" w:themeShade="bf" w:val="FFFFFF"/>
-          <w:sz w:val="28"/>
-          <w:szCs w:val="28"/>
-        </w:rPr>
-      </w:r>
-    </w:p>
-    <w:p>
-      <w:pPr>
-        <w:pStyle w:val="Heading1"/>
-        <w:spacing w:before="0" w:after="0"/>
-        <w:jc w:val="center"/>
-        <w:rPr>
-          <w:rFonts w:ascii="Liberation Serif" w:hAnsi="Liberation Serif"/>
-          <w:b/>
-          <w:bCs/>
-          <w:color w:val="FFFFFF"/>
-          <w:sz w:val="28"/>
-          <w:szCs w:val="28"/>
-        </w:rPr>
-      </w:pPr>
-      <w:r>
-        <w:rPr>
-          <w:rFonts w:ascii="Liberation Serif" w:hAnsi="Liberation Serif"/>
-          <w:b/>
-          <w:bCs/>
-          <w:color w:themeColor="accent1" w:themeShade="bf" w:val="FFFFFF"/>
-          <w:sz w:val="28"/>
-          <w:szCs w:val="28"/>
-        </w:rPr>
-      </w:r>
-    </w:p>
-    <w:p>
-      <w:pPr>
-        <w:pStyle w:val="Heading1"/>
-        <w:spacing w:before="0" w:after="0"/>
-        <w:jc w:val="center"/>
-        <w:rPr>
-          <w:rFonts w:ascii="Liberation Serif" w:hAnsi="Liberation Serif"/>
-          <w:b/>
-          <w:bCs/>
-          <w:color w:val="FFFFFF"/>
-          <w:sz w:val="28"/>
-          <w:szCs w:val="28"/>
-        </w:rPr>
-      </w:pPr>
-      <w:r>
-        <w:rPr>
-          <w:rFonts w:ascii="Liberation Serif" w:hAnsi="Liberation Serif"/>
-          <w:b/>
-          <w:bCs/>
-          <w:color w:themeColor="accent1" w:themeShade="bf" w:val="FFFFFF"/>
-          <w:sz w:val="28"/>
-          <w:szCs w:val="28"/>
-        </w:rPr>
-      </w:r>
-    </w:p>
-    <w:p>
-      <w:pPr>
-        <w:pStyle w:val="Heading1"/>
-        <w:spacing w:before="0" w:after="0"/>
-        <w:jc w:val="center"/>
-        <w:rPr>
-          <w:rFonts w:ascii="Liberation Serif" w:hAnsi="Liberation Serif"/>
-          <w:b/>
-          <w:bCs/>
-          <w:color w:val="FFFFFF"/>
-          <w:sz w:val="28"/>
-          <w:szCs w:val="28"/>
-        </w:rPr>
-      </w:pPr>
-      <w:r>
-        <w:rPr>
-          <w:rFonts w:ascii="Liberation Serif" w:hAnsi="Liberation Serif"/>
-          <w:b/>
-          <w:bCs/>
-          <w:color w:themeColor="accent1" w:themeShade="bf" w:val="FFFFFF"/>
-          <w:sz w:val="28"/>
-          <w:szCs w:val="28"/>
-        </w:rPr>
-      </w:r>
-    </w:p>
-    <w:p>
-      <w:pPr>
-        <w:pStyle w:val="Heading1"/>
-        <w:spacing w:before="0" w:after="0"/>
-        <w:jc w:val="center"/>
-        <w:rPr>
-          <w:rFonts w:ascii="Liberation Serif" w:hAnsi="Liberation Serif"/>
-          <w:b/>
-          <w:bCs/>
-          <w:color w:val="FFFFFF"/>
-          <w:sz w:val="28"/>
-          <w:szCs w:val="28"/>
-        </w:rPr>
-      </w:pPr>
-      <w:r>
-        <w:rPr>
-          <w:rFonts w:ascii="Liberation Serif" w:hAnsi="Liberation Serif"/>
-          <w:b/>
-          <w:bCs/>
-          <w:color w:themeColor="accent1" w:themeShade="bf" w:val="FFFFFF"/>
-          <w:sz w:val="28"/>
-          <w:szCs w:val="28"/>
-        </w:rPr>
-      </w:r>
-    </w:p>
-    <w:p>
-      <w:pPr>
-        <w:pStyle w:val="Heading1"/>
-        <w:spacing w:before="0" w:after="0"/>
-        <w:jc w:val="center"/>
-        <w:rPr>
-          <w:rFonts w:ascii="Liberation Serif" w:hAnsi="Liberation Serif"/>
-          <w:b/>
-          <w:bCs/>
-          <w:color w:val="FFFFFF"/>
-          <w:sz w:val="28"/>
-          <w:szCs w:val="28"/>
-        </w:rPr>
-      </w:pPr>
-      <w:r>
-        <w:rPr>
-          <w:rFonts w:ascii="Liberation Serif" w:hAnsi="Liberation Serif"/>
-          <w:b/>
-          <w:bCs/>
-          <w:color w:themeColor="accent1" w:themeShade="bf" w:val="FFFFFF"/>
-          <w:sz w:val="28"/>
-          <w:szCs w:val="28"/>
-        </w:rPr>
-      </w:r>
-    </w:p>
-    <w:p>
-      <w:pPr>
-        <w:pStyle w:val="Heading1"/>
-        <w:spacing w:before="0" w:after="0"/>
-        <w:jc w:val="center"/>
-        <w:rPr>
-          <w:rFonts w:ascii="Liberation Serif" w:hAnsi="Liberation Serif"/>
-          <w:b/>
-          <w:bCs/>
-          <w:color w:val="FFFFFF"/>
-          <w:sz w:val="28"/>
-          <w:szCs w:val="28"/>
-        </w:rPr>
-      </w:pPr>
-      <w:r>
-        <w:rPr>
-          <w:rFonts w:ascii="Liberation Serif" w:hAnsi="Liberation Serif"/>
-          <w:b/>
-          <w:bCs/>
-          <w:color w:themeColor="accent1" w:themeShade="bf" w:val="FFFFFF"/>
-          <w:sz w:val="28"/>
-          <w:szCs w:val="28"/>
-        </w:rPr>
-      </w:r>
-    </w:p>
-    <w:p>
-      <w:pPr>
-        <w:pStyle w:val="Heading1"/>
-        <w:spacing w:before="0" w:after="0"/>
-        <w:jc w:val="center"/>
-        <w:rPr>
-          <w:rFonts w:ascii="Liberation Serif" w:hAnsi="Liberation Serif"/>
-          <w:b/>
-          <w:bCs/>
-          <w:color w:val="FFFFFF"/>
-          <w:sz w:val="28"/>
-          <w:szCs w:val="28"/>
-        </w:rPr>
-      </w:pPr>
-      <w:r>
-        <w:rPr>
-          <w:rFonts w:ascii="Liberation Serif" w:hAnsi="Liberation Serif"/>
-          <w:b/>
-          <w:bCs/>
-          <w:color w:themeColor="accent1" w:themeShade="bf" w:val="FFFFFF"/>
-          <w:sz w:val="28"/>
-          <w:szCs w:val="28"/>
-        </w:rPr>
-      </w:r>
-    </w:p>
-    <w:p>
-      <w:pPr>
-        <w:pStyle w:val="Heading1"/>
-        <w:spacing w:before="0" w:after="0"/>
-        <w:jc w:val="center"/>
-        <w:rPr>
-          <w:rFonts w:ascii="Liberation Serif" w:hAnsi="Liberation Serif"/>
-          <w:b/>
-          <w:bCs/>
-          <w:color w:val="FFFFFF"/>
-          <w:sz w:val="28"/>
-          <w:szCs w:val="28"/>
-        </w:rPr>
-      </w:pPr>
-      <w:r>
-        <w:rPr>
-          <w:rFonts w:ascii="Liberation Serif" w:hAnsi="Liberation Serif"/>
-          <w:b/>
-          <w:bCs/>
-          <w:color w:themeColor="accent1" w:themeShade="bf" w:val="FFFFFF"/>
-          <w:sz w:val="28"/>
-          <w:szCs w:val="28"/>
-        </w:rPr>
-      </w:r>
-    </w:p>
-    <w:p>
-      <w:pPr>
-        <w:pStyle w:val="Heading1"/>
-        <w:spacing w:before="0" w:after="0"/>
-        <w:jc w:val="center"/>
-        <w:rPr>
-          <w:rFonts w:ascii="Liberation Serif" w:hAnsi="Liberation Serif"/>
-          <w:b/>
-          <w:bCs/>
-          <w:color w:val="FFFFFF"/>
-          <w:sz w:val="28"/>
-          <w:szCs w:val="28"/>
-        </w:rPr>
-      </w:pPr>
-      <w:r>
-        <w:rPr>
-          <w:rFonts w:ascii="Liberation Serif" w:hAnsi="Liberation Serif"/>
-          <w:b/>
-          <w:bCs/>
-          <w:color w:themeColor="accent1" w:themeShade="bf" w:val="FFFFFF"/>
-          <w:sz w:val="28"/>
-          <w:szCs w:val="28"/>
-        </w:rPr>
-      </w:r>
-    </w:p>
-    <w:p>
-      <w:pPr>
-        <w:pStyle w:val="Heading1"/>
-        <w:spacing w:before="0" w:after="0"/>
-        <w:jc w:val="center"/>
-        <w:rPr>
-          <w:rFonts w:ascii="Liberation Serif" w:hAnsi="Liberation Serif"/>
-          <w:b/>
-          <w:bCs/>
-          <w:color w:val="FFFFFF"/>
-          <w:sz w:val="28"/>
-          <w:szCs w:val="28"/>
-        </w:rPr>
-      </w:pPr>
-      <w:r>
-        <w:rPr>
-          <w:rFonts w:ascii="Liberation Serif" w:hAnsi="Liberation Serif"/>
-          <w:b/>
-          <w:bCs/>
-          <w:color w:themeColor="accent1" w:themeShade="bf" w:val="FFFFFF"/>
-          <w:sz w:val="28"/>
-          <w:szCs w:val="28"/>
-        </w:rPr>
-      </w:r>
-    </w:p>
-    <w:p>
-      <w:pPr>
-        <w:pStyle w:val="Heading1"/>
-        <w:spacing w:before="0" w:after="0"/>
-        <w:jc w:val="center"/>
-        <w:rPr>
-          <w:rFonts w:ascii="Liberation Serif" w:hAnsi="Liberation Serif"/>
-          <w:b/>
-          <w:bCs/>
-          <w:color w:val="FFFFFF"/>
-          <w:sz w:val="28"/>
-          <w:szCs w:val="28"/>
-        </w:rPr>
-      </w:pPr>
-      <w:r>
-        <w:rPr>
-          <w:rFonts w:ascii="Liberation Serif" w:hAnsi="Liberation Serif"/>
-          <w:b/>
-          <w:bCs/>
-          <w:color w:themeColor="accent1" w:themeShade="bf" w:val="FFFFFF"/>
-          <w:sz w:val="28"/>
-          <w:szCs w:val="28"/>
-        </w:rPr>
-      </w:r>
-    </w:p>
-    <w:p>
-      <w:pPr>
-        <w:pStyle w:val="Heading1"/>
-        <w:spacing w:before="0" w:after="0"/>
-        <w:jc w:val="center"/>
-        <w:rPr>
-          <w:rFonts w:ascii="Liberation Serif" w:hAnsi="Liberation Serif"/>
-          <w:b/>
-          <w:bCs/>
-          <w:color w:val="FFFFFF"/>
-          <w:sz w:val="28"/>
-          <w:szCs w:val="28"/>
-        </w:rPr>
-      </w:pPr>
-      <w:r>
-        <w:rPr>
-          <w:rFonts w:ascii="Liberation Serif" w:hAnsi="Liberation Serif"/>
-          <w:b/>
-          <w:bCs/>
-          <w:color w:themeColor="accent1" w:themeShade="bf" w:val="FFFFFF"/>
-          <w:sz w:val="28"/>
-          <w:szCs w:val="28"/>
-        </w:rPr>
-      </w:r>
-    </w:p>
-    <w:p>
-      <w:pPr>
-        <w:pStyle w:val="Heading1"/>
-        <w:spacing w:before="0" w:after="0"/>
-        <w:jc w:val="center"/>
-        <w:rPr>
-          <w:rFonts w:ascii="Liberation Serif" w:hAnsi="Liberation Serif"/>
-          <w:b/>
-          <w:bCs/>
-          <w:color w:val="FFFFFF"/>
-          <w:sz w:val="28"/>
-          <w:szCs w:val="28"/>
-        </w:rPr>
-      </w:pPr>
-      <w:r>
-        <w:rPr>
-          <w:rFonts w:ascii="Liberation Serif" w:hAnsi="Liberation Serif"/>
-          <w:b/>
-          <w:bCs/>
-          <w:color w:themeColor="accent1" w:themeShade="bf" w:val="FFFFFF"/>
-          <w:sz w:val="28"/>
-          <w:szCs w:val="28"/>
-        </w:rPr>
-      </w:r>
-    </w:p>
-    <w:p>
-      <w:pPr>
-        <w:pStyle w:val="Heading1"/>
-        <w:spacing w:before="0" w:after="0"/>
-        <w:jc w:val="center"/>
-        <w:rPr>
-          <w:rFonts w:ascii="Liberation Serif" w:hAnsi="Liberation Serif"/>
-          <w:b/>
-          <w:bCs/>
-          <w:color w:val="FFFFFF"/>
-          <w:sz w:val="28"/>
-          <w:szCs w:val="28"/>
-        </w:rPr>
-      </w:pPr>
-      <w:r>
-        <w:rPr>
-          <w:rFonts w:ascii="Liberation Serif" w:hAnsi="Liberation Serif"/>
-          <w:b/>
-          <w:bCs/>
-          <w:color w:themeColor="accent1" w:themeShade="bf" w:val="FFFFFF"/>
-          <w:sz w:val="28"/>
-          <w:szCs w:val="28"/>
-        </w:rPr>
-      </w:r>
-    </w:p>
-    <w:p>
-      <w:pPr>
-        <w:pStyle w:val="Heading1"/>
-        <w:spacing w:before="0" w:after="0"/>
-        <w:jc w:val="center"/>
-        <w:rPr>
-          <w:rFonts w:ascii="Liberation Serif" w:hAnsi="Liberation Serif"/>
-          <w:b/>
-          <w:bCs/>
-          <w:color w:val="FFFFFF"/>
-          <w:sz w:val="28"/>
-          <w:szCs w:val="28"/>
-        </w:rPr>
-      </w:pPr>
-      <w:r>
-        <w:rPr>
-          <w:rFonts w:ascii="Liberation Serif" w:hAnsi="Liberation Serif"/>
-          <w:b/>
-          <w:bCs/>
-          <w:color w:themeColor="accent1" w:themeShade="bf" w:val="FFFFFF"/>
-          <w:sz w:val="28"/>
-          <w:szCs w:val="28"/>
-        </w:rPr>
-      </w:r>
-    </w:p>
-    <w:p>
-      <w:pPr>
-        <w:pStyle w:val="Heading1"/>
-        <w:spacing w:before="0" w:after="0"/>
-        <w:jc w:val="center"/>
-        <w:rPr>
-          <w:rFonts w:ascii="Liberation Serif" w:hAnsi="Liberation Serif"/>
-          <w:b/>
-          <w:bCs/>
-          <w:color w:val="FFFFFF"/>
-          <w:sz w:val="28"/>
-          <w:szCs w:val="28"/>
-        </w:rPr>
-      </w:pPr>
-      <w:r>
-        <w:rPr>
-          <w:rFonts w:ascii="Liberation Serif" w:hAnsi="Liberation Serif"/>
-          <w:b/>
-          <w:bCs/>
-          <w:color w:themeColor="accent1" w:themeShade="bf" w:val="FFFFFF"/>
-          <w:sz w:val="28"/>
-          <w:szCs w:val="28"/>
-        </w:rPr>
-      </w:r>
-    </w:p>
-    <w:p>
-      <w:pPr>
-        <w:pStyle w:val="Heading1"/>
-        <w:spacing w:before="0" w:after="0"/>
-        <w:jc w:val="center"/>
-        <w:rPr>
-          <w:rFonts w:ascii="Liberation Serif" w:hAnsi="Liberation Serif"/>
-          <w:b/>
-          <w:bCs/>
-          <w:color w:val="FFFFFF"/>
-          <w:sz w:val="28"/>
-          <w:szCs w:val="28"/>
-        </w:rPr>
-      </w:pPr>
-      <w:r>
-        <w:rPr>
-          <w:rFonts w:ascii="Liberation Serif" w:hAnsi="Liberation Serif"/>
-          <w:b/>
-          <w:bCs/>
-          <w:color w:themeColor="accent1" w:themeShade="bf" w:val="FFFFFF"/>
-          <w:sz w:val="28"/>
-          <w:szCs w:val="28"/>
-        </w:rPr>
-      </w:r>
-    </w:p>
-    <w:p>
-      <w:pPr>
-        <w:pStyle w:val="Heading1"/>
-        <w:spacing w:before="0" w:after="0"/>
-        <w:jc w:val="center"/>
-        <w:rPr>
-          <w:rFonts w:ascii="Liberation Serif" w:hAnsi="Liberation Serif"/>
-          <w:b/>
-          <w:bCs/>
-          <w:color w:val="FFFFFF"/>
-          <w:sz w:val="28"/>
-          <w:szCs w:val="28"/>
-        </w:rPr>
-      </w:pPr>
-      <w:r>
-        <w:rPr>
-          <w:rFonts w:ascii="Liberation Serif" w:hAnsi="Liberation Serif"/>
-          <w:b/>
-          <w:bCs/>
-          <w:color w:themeColor="accent1" w:themeShade="bf" w:val="FFFFFF"/>
-          <w:sz w:val="28"/>
-          <w:szCs w:val="28"/>
-        </w:rPr>
-      </w:r>
-    </w:p>
-    <w:p>
-      <w:pPr>
-        <w:pStyle w:val="Heading1"/>
-        <w:spacing w:before="0" w:after="0"/>
-        <w:jc w:val="center"/>
-        <w:rPr>
-          <w:rFonts w:ascii="Liberation Serif" w:hAnsi="Liberation Serif"/>
-          <w:b/>
-          <w:bCs/>
-          <w:color w:val="FFFFFF"/>
-          <w:sz w:val="28"/>
-          <w:szCs w:val="28"/>
-        </w:rPr>
-      </w:pPr>
-      <w:r>
-        <w:rPr>
-          <w:rFonts w:ascii="Liberation Serif" w:hAnsi="Liberation Serif"/>
-          <w:b/>
-          <w:bCs/>
-          <w:color w:themeColor="accent1" w:themeShade="bf" w:val="FFFFFF"/>
-          <w:sz w:val="28"/>
-          <w:szCs w:val="28"/>
-        </w:rPr>
-      </w:r>
-    </w:p>
-    <w:p>
-      <w:pPr>
-        <w:pStyle w:val="Heading1"/>
-        <w:spacing w:before="0" w:after="0"/>
-        <w:jc w:val="center"/>
-        <w:rPr>
-          <w:rFonts w:ascii="Liberation Serif" w:hAnsi="Liberation Serif"/>
-          <w:b/>
-          <w:bCs/>
-          <w:color w:val="FFFFFF"/>
-          <w:sz w:val="28"/>
-          <w:szCs w:val="28"/>
-        </w:rPr>
-      </w:pPr>
-      <w:r>
-        <w:rPr>
-          <w:rFonts w:ascii="Liberation Serif" w:hAnsi="Liberation Serif"/>
-          <w:b/>
-          <w:bCs/>
-          <w:color w:themeColor="accent1" w:themeShade="bf" w:val="FFFFFF"/>
-          <w:sz w:val="28"/>
-          <w:szCs w:val="28"/>
-        </w:rPr>
-      </w:r>
-    </w:p>
-    <w:p>
-      <w:pPr>
-        <w:pStyle w:val="Heading1"/>
-        <w:spacing w:before="0" w:after="0"/>
-        <w:jc w:val="center"/>
-        <w:rPr>
-          <w:rFonts w:ascii="Liberation Serif" w:hAnsi="Liberation Serif"/>
-          <w:b/>
-          <w:bCs/>
-          <w:color w:val="FFFFFF"/>
-          <w:sz w:val="28"/>
-          <w:szCs w:val="28"/>
-        </w:rPr>
-      </w:pPr>
-      <w:r>
-        <w:rPr>
-          <w:rFonts w:ascii="Liberation Serif" w:hAnsi="Liberation Serif"/>
-          <w:b/>
-          <w:bCs/>
-          <w:color w:themeColor="accent1" w:themeShade="bf" w:val="FFFFFF"/>
-          <w:sz w:val="28"/>
-          <w:szCs w:val="28"/>
-        </w:rPr>
-      </w:r>
-    </w:p>
-    <w:p>
-      <w:pPr>
-        <w:pStyle w:val="Heading1"/>
-        <w:spacing w:before="0" w:after="0"/>
-        <w:jc w:val="center"/>
-        <w:rPr>
-          <w:rFonts w:ascii="Liberation Serif" w:hAnsi="Liberation Serif"/>
-          <w:b/>
-          <w:bCs/>
-          <w:color w:val="FFFFFF"/>
-          <w:sz w:val="28"/>
-          <w:szCs w:val="28"/>
-        </w:rPr>
-      </w:pPr>
-      <w:r>
-        <w:rPr>
-          <w:rFonts w:ascii="Liberation Serif" w:hAnsi="Liberation Serif"/>
-          <w:b/>
-          <w:bCs/>
-          <w:color w:themeColor="accent1" w:themeShade="bf" w:val="FFFFFF"/>
-          <w:sz w:val="28"/>
-          <w:szCs w:val="28"/>
-        </w:rPr>
-      </w:r>
-    </w:p>
-    <w:p>
-      <w:pPr>
-        <w:pStyle w:val="Heading1"/>
-        <w:spacing w:before="0" w:after="0"/>
-        <w:jc w:val="center"/>
-        <w:rPr>
-          <w:rFonts w:ascii="Liberation Serif" w:hAnsi="Liberation Serif"/>
-          <w:b/>
-          <w:bCs/>
-          <w:color w:val="FFFFFF"/>
-          <w:sz w:val="28"/>
-          <w:szCs w:val="28"/>
-        </w:rPr>
-      </w:pPr>
-      <w:r>
-        <w:rPr>
-          <w:rFonts w:ascii="Liberation Serif" w:hAnsi="Liberation Serif"/>
-          <w:b/>
-          <w:bCs/>
-          <w:color w:themeColor="accent1" w:themeShade="bf" w:val="FFFFFF"/>
-          <w:sz w:val="28"/>
-          <w:szCs w:val="28"/>
-        </w:rPr>
-      </w:r>
-    </w:p>
-    <w:p>
-      <w:pPr>
-        <w:pStyle w:val="Heading1"/>
-        <w:spacing w:before="0" w:after="0"/>
-        <w:jc w:val="center"/>
-        <w:rPr>
-          <w:rFonts w:ascii="Liberation Serif" w:hAnsi="Liberation Serif"/>
-          <w:b/>
-          <w:bCs/>
-          <w:color w:val="FFFFFF"/>
-          <w:sz w:val="28"/>
-          <w:szCs w:val="28"/>
-        </w:rPr>
-      </w:pPr>
-      <w:r>
-        <w:rPr>
-          <w:rFonts w:ascii="Liberation Serif" w:hAnsi="Liberation Serif"/>
-          <w:b/>
-          <w:bCs/>
-          <w:color w:themeColor="accent1" w:themeShade="bf" w:val="FFFFFF"/>
-          <w:sz w:val="28"/>
-          <w:szCs w:val="28"/>
-        </w:rPr>
-      </w:r>
-    </w:p>
-    <w:p>
-      <w:pPr>
-        <w:pStyle w:val="Heading1"/>
-        <w:spacing w:before="0" w:after="0"/>
-        <w:jc w:val="center"/>
-        <w:rPr>
-          <w:rFonts w:ascii="Liberation Serif" w:hAnsi="Liberation Serif"/>
-          <w:b/>
-          <w:bCs/>
-          <w:color w:val="FFFFFF"/>
-          <w:sz w:val="28"/>
-          <w:szCs w:val="28"/>
-        </w:rPr>
-      </w:pPr>
-      <w:r>
-        <w:rPr>
-          <w:rFonts w:ascii="Liberation Serif" w:hAnsi="Liberation Serif"/>
-          <w:b/>
-          <w:bCs/>
-          <w:color w:themeColor="accent1" w:themeShade="bf" w:val="FFFFFF"/>
-          <w:sz w:val="28"/>
-          <w:szCs w:val="28"/>
-        </w:rPr>
-      </w:r>
-    </w:p>
-    <w:p>
-      <w:pPr>
-        <w:pStyle w:val="Heading1"/>
-        <w:spacing w:before="0" w:after="0"/>
-        <w:jc w:val="center"/>
-        <w:rPr>
-          <w:rFonts w:ascii="Liberation Serif" w:hAnsi="Liberation Serif"/>
-          <w:b/>
-          <w:bCs/>
-          <w:color w:val="FFFFFF"/>
-          <w:sz w:val="28"/>
-          <w:szCs w:val="28"/>
-        </w:rPr>
-      </w:pPr>
-      <w:r>
-        <w:rPr>
-          <w:rFonts w:ascii="Liberation Serif" w:hAnsi="Liberation Serif"/>
-          <w:b/>
-          <w:bCs/>
-          <w:color w:themeColor="accent1" w:themeShade="bf" w:val="FFFFFF"/>
-          <w:sz w:val="28"/>
-          <w:szCs w:val="28"/>
-        </w:rPr>
-      </w:r>
-    </w:p>
-    <w:p>
-      <w:pPr>
-        <w:pStyle w:val="Heading1"/>
-        <w:spacing w:before="0" w:after="0"/>
-        <w:jc w:val="center"/>
-        <w:rPr>
-          <w:rFonts w:ascii="Liberation Serif" w:hAnsi="Liberation Serif"/>
-          <w:b/>
-          <w:bCs/>
-          <w:color w:val="FFFFFF"/>
-          <w:sz w:val="28"/>
-          <w:szCs w:val="28"/>
-        </w:rPr>
-      </w:pPr>
-      <w:r>
-        <w:rPr>
-          <w:rFonts w:ascii="Liberation Serif" w:hAnsi="Liberation Serif"/>
-          <w:b/>
-          <w:bCs/>
-          <w:color w:themeColor="accent1" w:themeShade="bf" w:val="FFFFFF"/>
-          <w:sz w:val="28"/>
-          <w:szCs w:val="28"/>
-        </w:rPr>
-      </w:r>
-    </w:p>
-    <w:p>
-      <w:pPr>
-        <w:pStyle w:val="Heading1"/>
-        <w:spacing w:before="0" w:after="0"/>
-        <w:jc w:val="center"/>
-        <w:rPr>
-          <w:rFonts w:ascii="Liberation Serif" w:hAnsi="Liberation Serif"/>
-          <w:b/>
-          <w:bCs/>
-          <w:color w:val="FFFFFF"/>
-          <w:sz w:val="28"/>
-          <w:szCs w:val="28"/>
-        </w:rPr>
-      </w:pPr>
-      <w:r>
-        <w:rPr>
-          <w:rFonts w:ascii="Liberation Serif" w:hAnsi="Liberation Serif"/>
-          <w:b/>
-          <w:bCs/>
-          <w:color w:themeColor="accent1" w:themeShade="bf" w:val="FFFFFF"/>
-          <w:sz w:val="28"/>
-          <w:szCs w:val="28"/>
-        </w:rPr>
-      </w:r>
-    </w:p>
-    <w:p>
-      <w:pPr>
-        <w:pStyle w:val="Heading1"/>
-        <w:spacing w:before="0" w:after="0"/>
-        <w:jc w:val="center"/>
-        <w:rPr>
-          <w:rFonts w:ascii="Liberation Serif" w:hAnsi="Liberation Serif"/>
-          <w:b/>
-          <w:bCs/>
-          <w:color w:val="FFFFFF"/>
-          <w:sz w:val="28"/>
-          <w:szCs w:val="28"/>
-        </w:rPr>
-      </w:pPr>
-      <w:r>
-        <w:rPr>
-          <w:rFonts w:ascii="Liberation Serif" w:hAnsi="Liberation Serif"/>
-          <w:b/>
-          <w:bCs/>
-          <w:color w:themeColor="accent1" w:themeShade="bf" w:val="FFFFFF"/>
-          <w:sz w:val="28"/>
-          <w:szCs w:val="28"/>
-        </w:rPr>
-      </w:r>
-    </w:p>
-    <w:p>
-      <w:pPr>
-        <w:pStyle w:val="Heading1"/>
-        <w:spacing w:before="0" w:after="0"/>
-        <w:jc w:val="center"/>
-        <w:rPr>
-          <w:rFonts w:ascii="Liberation Serif" w:hAnsi="Liberation Serif"/>
-          <w:b/>
-          <w:bCs/>
-          <w:color w:val="FFFFFF"/>
-          <w:sz w:val="28"/>
-          <w:szCs w:val="28"/>
-        </w:rPr>
-      </w:pPr>
-      <w:r>
-        <w:rPr>
-          <w:rFonts w:ascii="Liberation Serif" w:hAnsi="Liberation Serif"/>
-          <w:b/>
-          <w:bCs/>
-          <w:color w:themeColor="accent1" w:themeShade="bf" w:val="FFFFFF"/>
-          <w:sz w:val="28"/>
-          <w:szCs w:val="28"/>
-        </w:rPr>
-      </w:r>
-    </w:p>
-    <w:p>
-      <w:pPr>
-        <w:pStyle w:val="Heading1"/>
-        <w:spacing w:before="0" w:after="0"/>
-        <w:jc w:val="center"/>
-        <w:rPr>
-          <w:rFonts w:ascii="Liberation Serif" w:hAnsi="Liberation Serif"/>
-          <w:b/>
-          <w:bCs/>
-          <w:color w:val="FFFFFF"/>
-          <w:sz w:val="28"/>
-          <w:szCs w:val="28"/>
-        </w:rPr>
-      </w:pPr>
-      <w:r>
-        <w:rPr>
-          <w:rFonts w:ascii="Liberation Serif" w:hAnsi="Liberation Serif"/>
-          <w:b/>
-          <w:bCs/>
-          <w:color w:themeColor="accent1" w:themeShade="bf" w:val="FFFFFF"/>
-          <w:sz w:val="28"/>
-          <w:szCs w:val="28"/>
-        </w:rPr>
-      </w:r>
-    </w:p>
-    <w:p>
-      <w:pPr>
-        <w:pStyle w:val="Heading1"/>
-        <w:spacing w:before="0" w:after="0"/>
-        <w:jc w:val="center"/>
-        <w:rPr>
-          <w:rFonts w:ascii="Liberation Serif" w:hAnsi="Liberation Serif"/>
-          <w:b/>
-          <w:bCs/>
-          <w:color w:val="FFFFFF"/>
-          <w:sz w:val="28"/>
-          <w:szCs w:val="28"/>
-        </w:rPr>
-      </w:pPr>
-      <w:r>
-        <w:rPr>
-          <w:rFonts w:ascii="Liberation Serif" w:hAnsi="Liberation Serif"/>
-          <w:b/>
-          <w:bCs/>
-          <w:color w:themeColor="accent1" w:themeShade="bf" w:val="FFFFFF"/>
-          <w:sz w:val="28"/>
-          <w:szCs w:val="28"/>
-        </w:rPr>
-      </w:r>
-    </w:p>
-    <w:p>
-      <w:pPr>
-        <w:pStyle w:val="Heading1"/>
-        <w:spacing w:before="0" w:after="0"/>
-        <w:jc w:val="center"/>
-        <w:rPr>
-          <w:rFonts w:ascii="Liberation Serif" w:hAnsi="Liberation Serif"/>
-          <w:b/>
-          <w:bCs/>
-          <w:color w:val="FFFFFF"/>
-          <w:sz w:val="28"/>
-          <w:szCs w:val="28"/>
-        </w:rPr>
-      </w:pPr>
-      <w:r>
-        <w:rPr>
-          <w:rFonts w:ascii="Liberation Serif" w:hAnsi="Liberation Serif"/>
-          <w:b/>
-          <w:bCs/>
-          <w:color w:themeColor="accent1" w:themeShade="bf" w:val="FFFFFF"/>
-          <w:sz w:val="28"/>
-          <w:szCs w:val="28"/>
-        </w:rPr>
-      </w:r>
-    </w:p>
-    <w:p>
-      <w:pPr>
-        <w:pStyle w:val="Heading1"/>
-        <w:spacing w:before="0" w:after="0"/>
-        <w:jc w:val="center"/>
-        <w:rPr>
-          <w:rFonts w:ascii="Liberation Serif" w:hAnsi="Liberation Serif"/>
-          <w:b/>
-          <w:bCs/>
-          <w:color w:val="FFFFFF"/>
-          <w:sz w:val="28"/>
-          <w:szCs w:val="28"/>
-        </w:rPr>
-      </w:pPr>
-      <w:r>
-        <w:rPr>
-          <w:rFonts w:ascii="Liberation Serif" w:hAnsi="Liberation Serif"/>
-          <w:b/>
-          <w:bCs/>
-          <w:color w:themeColor="accent1" w:themeShade="bf" w:val="FFFFFF"/>
-          <w:sz w:val="28"/>
-          <w:szCs w:val="28"/>
-        </w:rPr>
-      </w:r>
-    </w:p>
-    <w:p>
-      <w:pPr>
-        <w:pStyle w:val="Heading1"/>
-        <w:spacing w:before="0" w:after="0"/>
-        <w:jc w:val="center"/>
-        <w:rPr>
-          <w:rFonts w:ascii="Liberation Serif" w:hAnsi="Liberation Serif"/>
-          <w:b/>
-          <w:bCs/>
-          <w:color w:val="FFFFFF"/>
-          <w:sz w:val="28"/>
-          <w:szCs w:val="28"/>
-        </w:rPr>
-      </w:pPr>
-      <w:r>
-        <w:rPr>
-          <w:rFonts w:ascii="Liberation Serif" w:hAnsi="Liberation Serif"/>
-          <w:b/>
-          <w:bCs/>
-          <w:color w:themeColor="accent1" w:themeShade="bf" w:val="FFFFFF"/>
-          <w:sz w:val="28"/>
-          <w:szCs w:val="28"/>
-        </w:rPr>
-      </w:r>
-    </w:p>
-    <w:p>
-      <w:pPr>
-        <w:pStyle w:val="Heading1"/>
-        <w:spacing w:before="0" w:after="0"/>
-        <w:jc w:val="center"/>
-        <w:rPr>
-          <w:rFonts w:ascii="Liberation Serif" w:hAnsi="Liberation Serif"/>
-          <w:b/>
-          <w:bCs/>
-          <w:color w:val="FFFFFF"/>
-          <w:sz w:val="28"/>
-          <w:szCs w:val="28"/>
-        </w:rPr>
-      </w:pPr>
-      <w:bookmarkStart w:id="77" w:name="_Toc215047431"/>
-      <w:r>
-        <w:rPr>
-          <w:rFonts w:ascii="Liberation Serif" w:hAnsi="Liberation Serif"/>
-          <w:b/>
-          <w:bCs/>
           <w:color w:val="FFFFFF"/>
           <w:sz w:val="28"/>
           <w:szCs w:val="28"/>
@@ -23960,21 +24329,6 @@
         <w:t>Литература:</w:t>
       </w:r>
       <w:bookmarkEnd w:id="77"/>
-    </w:p>
-    <w:p>
-      <w:pPr>
-        <w:pStyle w:val="Normal"/>
-        <w:rPr>
-          <w:rFonts w:ascii="Liberation Serif" w:hAnsi="Liberation Serif"/>
-          <w:color w:val="FFFFFF"/>
-        </w:rPr>
-      </w:pPr>
-      <w:r>
-        <w:rPr>
-          <w:rFonts w:ascii="Liberation Serif" w:hAnsi="Liberation Serif"/>
-          <w:color w:val="FFFFFF"/>
-        </w:rPr>
-      </w:r>
     </w:p>
     <w:p>
       <w:pPr>
@@ -24010,9 +24364,7 @@
         <w:spacing w:lineRule="auto" w:line="360"/>
         <w:ind w:hanging="0" w:left="-284"/>
         <w:jc w:val="both"/>
-        <w:rPr>
-          <w:rFonts w:ascii="Liberation Serif" w:hAnsi="Liberation Serif"/>
-        </w:rPr>
+        <w:rPr/>
       </w:pPr>
       <w:r>
         <w:rPr>
@@ -24035,9 +24387,7 @@
         <w:ind w:hanging="0" w:left="-284"/>
         <w:contextualSpacing/>
         <w:jc w:val="both"/>
-        <w:rPr>
-          <w:rFonts w:ascii="Liberation Serif" w:hAnsi="Liberation Serif"/>
-        </w:rPr>
+        <w:rPr/>
       </w:pPr>
       <w:r>
         <w:rPr>
@@ -24119,7 +24469,7 @@
         </w:r>
         <w:r>
           <w:rPr/>
-          <w:t>53</w:t>
+          <w:t>55</w:t>
         </w:r>
         <w:r>
           <w:rPr/>
@@ -25483,6 +25833,828 @@
   <w:abstractNum w:abstractNumId="11">
     <w:lvl w:ilvl="0">
       <w:start w:val="1"/>
+      <w:numFmt w:val="bullet"/>
+      <w:lvlText w:val=""/>
+      <w:lvlJc w:val="left"/>
+      <w:pPr>
+        <w:tabs>
+          <w:tab w:val="num" w:pos="709"/>
+        </w:tabs>
+        <w:ind w:left="709" w:hanging="283"/>
+      </w:pPr>
+      <w:rPr>
+        <w:rFonts w:ascii="Symbol" w:hAnsi="Symbol" w:cs="Symbol" w:hint="default"/>
+      </w:rPr>
+    </w:lvl>
+    <w:lvl w:ilvl="1">
+      <w:start w:val="1"/>
+      <w:numFmt w:val="bullet"/>
+      <w:lvlText w:val=""/>
+      <w:lvlJc w:val="left"/>
+      <w:pPr>
+        <w:tabs>
+          <w:tab w:val="num" w:pos="1418"/>
+        </w:tabs>
+        <w:ind w:left="1418" w:hanging="283"/>
+      </w:pPr>
+      <w:rPr>
+        <w:rFonts w:ascii="Symbol" w:hAnsi="Symbol" w:cs="Symbol" w:hint="default"/>
+      </w:rPr>
+    </w:lvl>
+    <w:lvl w:ilvl="2">
+      <w:start w:val="1"/>
+      <w:numFmt w:val="bullet"/>
+      <w:lvlText w:val=""/>
+      <w:lvlJc w:val="left"/>
+      <w:pPr>
+        <w:tabs>
+          <w:tab w:val="num" w:pos="2127"/>
+        </w:tabs>
+        <w:ind w:left="2127" w:hanging="283"/>
+      </w:pPr>
+      <w:rPr>
+        <w:rFonts w:ascii="Symbol" w:hAnsi="Symbol" w:cs="Symbol" w:hint="default"/>
+      </w:rPr>
+    </w:lvl>
+    <w:lvl w:ilvl="3">
+      <w:start w:val="1"/>
+      <w:numFmt w:val="bullet"/>
+      <w:lvlText w:val=""/>
+      <w:lvlJc w:val="left"/>
+      <w:pPr>
+        <w:tabs>
+          <w:tab w:val="num" w:pos="2836"/>
+        </w:tabs>
+        <w:ind w:left="2836" w:hanging="283"/>
+      </w:pPr>
+      <w:rPr>
+        <w:rFonts w:ascii="Symbol" w:hAnsi="Symbol" w:cs="Symbol" w:hint="default"/>
+      </w:rPr>
+    </w:lvl>
+    <w:lvl w:ilvl="4">
+      <w:start w:val="1"/>
+      <w:numFmt w:val="bullet"/>
+      <w:lvlText w:val=""/>
+      <w:lvlJc w:val="left"/>
+      <w:pPr>
+        <w:tabs>
+          <w:tab w:val="num" w:pos="3545"/>
+        </w:tabs>
+        <w:ind w:left="3545" w:hanging="283"/>
+      </w:pPr>
+      <w:rPr>
+        <w:rFonts w:ascii="Symbol" w:hAnsi="Symbol" w:cs="Symbol" w:hint="default"/>
+      </w:rPr>
+    </w:lvl>
+    <w:lvl w:ilvl="5">
+      <w:start w:val="1"/>
+      <w:numFmt w:val="bullet"/>
+      <w:lvlText w:val=""/>
+      <w:lvlJc w:val="left"/>
+      <w:pPr>
+        <w:tabs>
+          <w:tab w:val="num" w:pos="4254"/>
+        </w:tabs>
+        <w:ind w:left="4254" w:hanging="283"/>
+      </w:pPr>
+      <w:rPr>
+        <w:rFonts w:ascii="Symbol" w:hAnsi="Symbol" w:cs="Symbol" w:hint="default"/>
+      </w:rPr>
+    </w:lvl>
+    <w:lvl w:ilvl="6">
+      <w:start w:val="1"/>
+      <w:numFmt w:val="bullet"/>
+      <w:lvlText w:val=""/>
+      <w:lvlJc w:val="left"/>
+      <w:pPr>
+        <w:tabs>
+          <w:tab w:val="num" w:pos="4963"/>
+        </w:tabs>
+        <w:ind w:left="4963" w:hanging="283"/>
+      </w:pPr>
+      <w:rPr>
+        <w:rFonts w:ascii="Symbol" w:hAnsi="Symbol" w:cs="Symbol" w:hint="default"/>
+      </w:rPr>
+    </w:lvl>
+    <w:lvl w:ilvl="7">
+      <w:start w:val="1"/>
+      <w:numFmt w:val="bullet"/>
+      <w:lvlText w:val=""/>
+      <w:lvlJc w:val="left"/>
+      <w:pPr>
+        <w:tabs>
+          <w:tab w:val="num" w:pos="5672"/>
+        </w:tabs>
+        <w:ind w:left="5672" w:hanging="283"/>
+      </w:pPr>
+      <w:rPr>
+        <w:rFonts w:ascii="Symbol" w:hAnsi="Symbol" w:cs="Symbol" w:hint="default"/>
+      </w:rPr>
+    </w:lvl>
+    <w:lvl w:ilvl="8">
+      <w:start w:val="1"/>
+      <w:numFmt w:val="bullet"/>
+      <w:lvlText w:val=""/>
+      <w:lvlJc w:val="left"/>
+      <w:pPr>
+        <w:tabs>
+          <w:tab w:val="num" w:pos="6381"/>
+        </w:tabs>
+        <w:ind w:left="6381" w:hanging="283"/>
+      </w:pPr>
+      <w:rPr>
+        <w:rFonts w:ascii="Symbol" w:hAnsi="Symbol" w:cs="Symbol" w:hint="default"/>
+      </w:rPr>
+    </w:lvl>
+  </w:abstractNum>
+  <w:abstractNum w:abstractNumId="12">
+    <w:lvl w:ilvl="0">
+      <w:start w:val="1"/>
+      <w:numFmt w:val="bullet"/>
+      <w:lvlText w:val=""/>
+      <w:lvlJc w:val="left"/>
+      <w:pPr>
+        <w:tabs>
+          <w:tab w:val="num" w:pos="709"/>
+        </w:tabs>
+        <w:ind w:left="709" w:hanging="283"/>
+      </w:pPr>
+      <w:rPr>
+        <w:rFonts w:ascii="Symbol" w:hAnsi="Symbol" w:cs="Symbol" w:hint="default"/>
+      </w:rPr>
+    </w:lvl>
+    <w:lvl w:ilvl="1">
+      <w:start w:val="1"/>
+      <w:numFmt w:val="bullet"/>
+      <w:lvlText w:val=""/>
+      <w:lvlJc w:val="left"/>
+      <w:pPr>
+        <w:tabs>
+          <w:tab w:val="num" w:pos="1418"/>
+        </w:tabs>
+        <w:ind w:left="1418" w:hanging="283"/>
+      </w:pPr>
+      <w:rPr>
+        <w:rFonts w:ascii="Symbol" w:hAnsi="Symbol" w:cs="Symbol" w:hint="default"/>
+      </w:rPr>
+    </w:lvl>
+    <w:lvl w:ilvl="2">
+      <w:start w:val="1"/>
+      <w:numFmt w:val="bullet"/>
+      <w:lvlText w:val=""/>
+      <w:lvlJc w:val="left"/>
+      <w:pPr>
+        <w:tabs>
+          <w:tab w:val="num" w:pos="2127"/>
+        </w:tabs>
+        <w:ind w:left="2127" w:hanging="283"/>
+      </w:pPr>
+      <w:rPr>
+        <w:rFonts w:ascii="Symbol" w:hAnsi="Symbol" w:cs="Symbol" w:hint="default"/>
+      </w:rPr>
+    </w:lvl>
+    <w:lvl w:ilvl="3">
+      <w:start w:val="1"/>
+      <w:numFmt w:val="bullet"/>
+      <w:lvlText w:val=""/>
+      <w:lvlJc w:val="left"/>
+      <w:pPr>
+        <w:tabs>
+          <w:tab w:val="num" w:pos="2836"/>
+        </w:tabs>
+        <w:ind w:left="2836" w:hanging="283"/>
+      </w:pPr>
+      <w:rPr>
+        <w:rFonts w:ascii="Symbol" w:hAnsi="Symbol" w:cs="Symbol" w:hint="default"/>
+      </w:rPr>
+    </w:lvl>
+    <w:lvl w:ilvl="4">
+      <w:start w:val="1"/>
+      <w:numFmt w:val="bullet"/>
+      <w:lvlText w:val=""/>
+      <w:lvlJc w:val="left"/>
+      <w:pPr>
+        <w:tabs>
+          <w:tab w:val="num" w:pos="3545"/>
+        </w:tabs>
+        <w:ind w:left="3545" w:hanging="283"/>
+      </w:pPr>
+      <w:rPr>
+        <w:rFonts w:ascii="Symbol" w:hAnsi="Symbol" w:cs="Symbol" w:hint="default"/>
+      </w:rPr>
+    </w:lvl>
+    <w:lvl w:ilvl="5">
+      <w:start w:val="1"/>
+      <w:numFmt w:val="bullet"/>
+      <w:lvlText w:val=""/>
+      <w:lvlJc w:val="left"/>
+      <w:pPr>
+        <w:tabs>
+          <w:tab w:val="num" w:pos="4254"/>
+        </w:tabs>
+        <w:ind w:left="4254" w:hanging="283"/>
+      </w:pPr>
+      <w:rPr>
+        <w:rFonts w:ascii="Symbol" w:hAnsi="Symbol" w:cs="Symbol" w:hint="default"/>
+      </w:rPr>
+    </w:lvl>
+    <w:lvl w:ilvl="6">
+      <w:start w:val="1"/>
+      <w:numFmt w:val="bullet"/>
+      <w:lvlText w:val=""/>
+      <w:lvlJc w:val="left"/>
+      <w:pPr>
+        <w:tabs>
+          <w:tab w:val="num" w:pos="4963"/>
+        </w:tabs>
+        <w:ind w:left="4963" w:hanging="283"/>
+      </w:pPr>
+      <w:rPr>
+        <w:rFonts w:ascii="Symbol" w:hAnsi="Symbol" w:cs="Symbol" w:hint="default"/>
+      </w:rPr>
+    </w:lvl>
+    <w:lvl w:ilvl="7">
+      <w:start w:val="1"/>
+      <w:numFmt w:val="bullet"/>
+      <w:lvlText w:val=""/>
+      <w:lvlJc w:val="left"/>
+      <w:pPr>
+        <w:tabs>
+          <w:tab w:val="num" w:pos="5672"/>
+        </w:tabs>
+        <w:ind w:left="5672" w:hanging="283"/>
+      </w:pPr>
+      <w:rPr>
+        <w:rFonts w:ascii="Symbol" w:hAnsi="Symbol" w:cs="Symbol" w:hint="default"/>
+      </w:rPr>
+    </w:lvl>
+    <w:lvl w:ilvl="8">
+      <w:start w:val="1"/>
+      <w:numFmt w:val="bullet"/>
+      <w:lvlText w:val=""/>
+      <w:lvlJc w:val="left"/>
+      <w:pPr>
+        <w:tabs>
+          <w:tab w:val="num" w:pos="6381"/>
+        </w:tabs>
+        <w:ind w:left="6381" w:hanging="283"/>
+      </w:pPr>
+      <w:rPr>
+        <w:rFonts w:ascii="Symbol" w:hAnsi="Symbol" w:cs="Symbol" w:hint="default"/>
+      </w:rPr>
+    </w:lvl>
+  </w:abstractNum>
+  <w:abstractNum w:abstractNumId="13">
+    <w:lvl w:ilvl="0">
+      <w:start w:val="1"/>
+      <w:numFmt w:val="bullet"/>
+      <w:lvlText w:val=""/>
+      <w:lvlJc w:val="left"/>
+      <w:pPr>
+        <w:tabs>
+          <w:tab w:val="num" w:pos="709"/>
+        </w:tabs>
+        <w:ind w:left="709" w:hanging="283"/>
+      </w:pPr>
+      <w:rPr>
+        <w:rFonts w:ascii="Symbol" w:hAnsi="Symbol" w:cs="Symbol" w:hint="default"/>
+      </w:rPr>
+    </w:lvl>
+    <w:lvl w:ilvl="1">
+      <w:start w:val="1"/>
+      <w:numFmt w:val="bullet"/>
+      <w:lvlText w:val=""/>
+      <w:lvlJc w:val="left"/>
+      <w:pPr>
+        <w:tabs>
+          <w:tab w:val="num" w:pos="1418"/>
+        </w:tabs>
+        <w:ind w:left="1418" w:hanging="283"/>
+      </w:pPr>
+      <w:rPr>
+        <w:rFonts w:ascii="Symbol" w:hAnsi="Symbol" w:cs="Symbol" w:hint="default"/>
+      </w:rPr>
+    </w:lvl>
+    <w:lvl w:ilvl="2">
+      <w:start w:val="1"/>
+      <w:numFmt w:val="bullet"/>
+      <w:lvlText w:val=""/>
+      <w:lvlJc w:val="left"/>
+      <w:pPr>
+        <w:tabs>
+          <w:tab w:val="num" w:pos="2127"/>
+        </w:tabs>
+        <w:ind w:left="2127" w:hanging="283"/>
+      </w:pPr>
+      <w:rPr>
+        <w:rFonts w:ascii="Symbol" w:hAnsi="Symbol" w:cs="Symbol" w:hint="default"/>
+      </w:rPr>
+    </w:lvl>
+    <w:lvl w:ilvl="3">
+      <w:start w:val="1"/>
+      <w:numFmt w:val="bullet"/>
+      <w:lvlText w:val=""/>
+      <w:lvlJc w:val="left"/>
+      <w:pPr>
+        <w:tabs>
+          <w:tab w:val="num" w:pos="2836"/>
+        </w:tabs>
+        <w:ind w:left="2836" w:hanging="283"/>
+      </w:pPr>
+      <w:rPr>
+        <w:rFonts w:ascii="Symbol" w:hAnsi="Symbol" w:cs="Symbol" w:hint="default"/>
+      </w:rPr>
+    </w:lvl>
+    <w:lvl w:ilvl="4">
+      <w:start w:val="1"/>
+      <w:numFmt w:val="bullet"/>
+      <w:lvlText w:val=""/>
+      <w:lvlJc w:val="left"/>
+      <w:pPr>
+        <w:tabs>
+          <w:tab w:val="num" w:pos="3545"/>
+        </w:tabs>
+        <w:ind w:left="3545" w:hanging="283"/>
+      </w:pPr>
+      <w:rPr>
+        <w:rFonts w:ascii="Symbol" w:hAnsi="Symbol" w:cs="Symbol" w:hint="default"/>
+      </w:rPr>
+    </w:lvl>
+    <w:lvl w:ilvl="5">
+      <w:start w:val="1"/>
+      <w:numFmt w:val="bullet"/>
+      <w:lvlText w:val=""/>
+      <w:lvlJc w:val="left"/>
+      <w:pPr>
+        <w:tabs>
+          <w:tab w:val="num" w:pos="4254"/>
+        </w:tabs>
+        <w:ind w:left="4254" w:hanging="283"/>
+      </w:pPr>
+      <w:rPr>
+        <w:rFonts w:ascii="Symbol" w:hAnsi="Symbol" w:cs="Symbol" w:hint="default"/>
+      </w:rPr>
+    </w:lvl>
+    <w:lvl w:ilvl="6">
+      <w:start w:val="1"/>
+      <w:numFmt w:val="bullet"/>
+      <w:lvlText w:val=""/>
+      <w:lvlJc w:val="left"/>
+      <w:pPr>
+        <w:tabs>
+          <w:tab w:val="num" w:pos="4963"/>
+        </w:tabs>
+        <w:ind w:left="4963" w:hanging="283"/>
+      </w:pPr>
+      <w:rPr>
+        <w:rFonts w:ascii="Symbol" w:hAnsi="Symbol" w:cs="Symbol" w:hint="default"/>
+      </w:rPr>
+    </w:lvl>
+    <w:lvl w:ilvl="7">
+      <w:start w:val="1"/>
+      <w:numFmt w:val="bullet"/>
+      <w:lvlText w:val=""/>
+      <w:lvlJc w:val="left"/>
+      <w:pPr>
+        <w:tabs>
+          <w:tab w:val="num" w:pos="5672"/>
+        </w:tabs>
+        <w:ind w:left="5672" w:hanging="283"/>
+      </w:pPr>
+      <w:rPr>
+        <w:rFonts w:ascii="Symbol" w:hAnsi="Symbol" w:cs="Symbol" w:hint="default"/>
+      </w:rPr>
+    </w:lvl>
+    <w:lvl w:ilvl="8">
+      <w:start w:val="1"/>
+      <w:numFmt w:val="bullet"/>
+      <w:lvlText w:val=""/>
+      <w:lvlJc w:val="left"/>
+      <w:pPr>
+        <w:tabs>
+          <w:tab w:val="num" w:pos="6381"/>
+        </w:tabs>
+        <w:ind w:left="6381" w:hanging="283"/>
+      </w:pPr>
+      <w:rPr>
+        <w:rFonts w:ascii="Symbol" w:hAnsi="Symbol" w:cs="Symbol" w:hint="default"/>
+      </w:rPr>
+    </w:lvl>
+  </w:abstractNum>
+  <w:abstractNum w:abstractNumId="14">
+    <w:lvl w:ilvl="0">
+      <w:start w:val="1"/>
+      <w:numFmt w:val="bullet"/>
+      <w:lvlText w:val=""/>
+      <w:lvlJc w:val="left"/>
+      <w:pPr>
+        <w:tabs>
+          <w:tab w:val="num" w:pos="709"/>
+        </w:tabs>
+        <w:ind w:left="709" w:hanging="283"/>
+      </w:pPr>
+      <w:rPr>
+        <w:rFonts w:ascii="Symbol" w:hAnsi="Symbol" w:cs="Symbol" w:hint="default"/>
+      </w:rPr>
+    </w:lvl>
+    <w:lvl w:ilvl="1">
+      <w:start w:val="1"/>
+      <w:numFmt w:val="bullet"/>
+      <w:lvlText w:val=""/>
+      <w:lvlJc w:val="left"/>
+      <w:pPr>
+        <w:tabs>
+          <w:tab w:val="num" w:pos="1418"/>
+        </w:tabs>
+        <w:ind w:left="1418" w:hanging="283"/>
+      </w:pPr>
+      <w:rPr>
+        <w:rFonts w:ascii="Symbol" w:hAnsi="Symbol" w:cs="Symbol" w:hint="default"/>
+      </w:rPr>
+    </w:lvl>
+    <w:lvl w:ilvl="2">
+      <w:start w:val="1"/>
+      <w:numFmt w:val="bullet"/>
+      <w:lvlText w:val=""/>
+      <w:lvlJc w:val="left"/>
+      <w:pPr>
+        <w:tabs>
+          <w:tab w:val="num" w:pos="2127"/>
+        </w:tabs>
+        <w:ind w:left="2127" w:hanging="283"/>
+      </w:pPr>
+      <w:rPr>
+        <w:rFonts w:ascii="Symbol" w:hAnsi="Symbol" w:cs="Symbol" w:hint="default"/>
+      </w:rPr>
+    </w:lvl>
+    <w:lvl w:ilvl="3">
+      <w:start w:val="1"/>
+      <w:numFmt w:val="bullet"/>
+      <w:lvlText w:val=""/>
+      <w:lvlJc w:val="left"/>
+      <w:pPr>
+        <w:tabs>
+          <w:tab w:val="num" w:pos="2836"/>
+        </w:tabs>
+        <w:ind w:left="2836" w:hanging="283"/>
+      </w:pPr>
+      <w:rPr>
+        <w:rFonts w:ascii="Symbol" w:hAnsi="Symbol" w:cs="Symbol" w:hint="default"/>
+      </w:rPr>
+    </w:lvl>
+    <w:lvl w:ilvl="4">
+      <w:start w:val="1"/>
+      <w:numFmt w:val="bullet"/>
+      <w:lvlText w:val=""/>
+      <w:lvlJc w:val="left"/>
+      <w:pPr>
+        <w:tabs>
+          <w:tab w:val="num" w:pos="3545"/>
+        </w:tabs>
+        <w:ind w:left="3545" w:hanging="283"/>
+      </w:pPr>
+      <w:rPr>
+        <w:rFonts w:ascii="Symbol" w:hAnsi="Symbol" w:cs="Symbol" w:hint="default"/>
+      </w:rPr>
+    </w:lvl>
+    <w:lvl w:ilvl="5">
+      <w:start w:val="1"/>
+      <w:numFmt w:val="bullet"/>
+      <w:lvlText w:val=""/>
+      <w:lvlJc w:val="left"/>
+      <w:pPr>
+        <w:tabs>
+          <w:tab w:val="num" w:pos="4254"/>
+        </w:tabs>
+        <w:ind w:left="4254" w:hanging="283"/>
+      </w:pPr>
+      <w:rPr>
+        <w:rFonts w:ascii="Symbol" w:hAnsi="Symbol" w:cs="Symbol" w:hint="default"/>
+      </w:rPr>
+    </w:lvl>
+    <w:lvl w:ilvl="6">
+      <w:start w:val="1"/>
+      <w:numFmt w:val="bullet"/>
+      <w:lvlText w:val=""/>
+      <w:lvlJc w:val="left"/>
+      <w:pPr>
+        <w:tabs>
+          <w:tab w:val="num" w:pos="4963"/>
+        </w:tabs>
+        <w:ind w:left="4963" w:hanging="283"/>
+      </w:pPr>
+      <w:rPr>
+        <w:rFonts w:ascii="Symbol" w:hAnsi="Symbol" w:cs="Symbol" w:hint="default"/>
+      </w:rPr>
+    </w:lvl>
+    <w:lvl w:ilvl="7">
+      <w:start w:val="1"/>
+      <w:numFmt w:val="bullet"/>
+      <w:lvlText w:val=""/>
+      <w:lvlJc w:val="left"/>
+      <w:pPr>
+        <w:tabs>
+          <w:tab w:val="num" w:pos="5672"/>
+        </w:tabs>
+        <w:ind w:left="5672" w:hanging="283"/>
+      </w:pPr>
+      <w:rPr>
+        <w:rFonts w:ascii="Symbol" w:hAnsi="Symbol" w:cs="Symbol" w:hint="default"/>
+      </w:rPr>
+    </w:lvl>
+    <w:lvl w:ilvl="8">
+      <w:start w:val="1"/>
+      <w:numFmt w:val="bullet"/>
+      <w:lvlText w:val=""/>
+      <w:lvlJc w:val="left"/>
+      <w:pPr>
+        <w:tabs>
+          <w:tab w:val="num" w:pos="6381"/>
+        </w:tabs>
+        <w:ind w:left="6381" w:hanging="283"/>
+      </w:pPr>
+      <w:rPr>
+        <w:rFonts w:ascii="Symbol" w:hAnsi="Symbol" w:cs="Symbol" w:hint="default"/>
+      </w:rPr>
+    </w:lvl>
+  </w:abstractNum>
+  <w:abstractNum w:abstractNumId="15">
+    <w:lvl w:ilvl="0">
+      <w:start w:val="1"/>
+      <w:numFmt w:val="bullet"/>
+      <w:lvlText w:val=""/>
+      <w:lvlJc w:val="left"/>
+      <w:pPr>
+        <w:tabs>
+          <w:tab w:val="num" w:pos="709"/>
+        </w:tabs>
+        <w:ind w:left="709" w:hanging="283"/>
+      </w:pPr>
+      <w:rPr>
+        <w:rFonts w:ascii="Symbol" w:hAnsi="Symbol" w:cs="Symbol" w:hint="default"/>
+      </w:rPr>
+    </w:lvl>
+    <w:lvl w:ilvl="1">
+      <w:start w:val="1"/>
+      <w:numFmt w:val="bullet"/>
+      <w:lvlText w:val=""/>
+      <w:lvlJc w:val="left"/>
+      <w:pPr>
+        <w:tabs>
+          <w:tab w:val="num" w:pos="1418"/>
+        </w:tabs>
+        <w:ind w:left="1418" w:hanging="283"/>
+      </w:pPr>
+      <w:rPr>
+        <w:rFonts w:ascii="Symbol" w:hAnsi="Symbol" w:cs="Symbol" w:hint="default"/>
+      </w:rPr>
+    </w:lvl>
+    <w:lvl w:ilvl="2">
+      <w:start w:val="1"/>
+      <w:numFmt w:val="bullet"/>
+      <w:lvlText w:val=""/>
+      <w:lvlJc w:val="left"/>
+      <w:pPr>
+        <w:tabs>
+          <w:tab w:val="num" w:pos="2127"/>
+        </w:tabs>
+        <w:ind w:left="2127" w:hanging="283"/>
+      </w:pPr>
+      <w:rPr>
+        <w:rFonts w:ascii="Symbol" w:hAnsi="Symbol" w:cs="Symbol" w:hint="default"/>
+      </w:rPr>
+    </w:lvl>
+    <w:lvl w:ilvl="3">
+      <w:start w:val="1"/>
+      <w:numFmt w:val="bullet"/>
+      <w:lvlText w:val=""/>
+      <w:lvlJc w:val="left"/>
+      <w:pPr>
+        <w:tabs>
+          <w:tab w:val="num" w:pos="2836"/>
+        </w:tabs>
+        <w:ind w:left="2836" w:hanging="283"/>
+      </w:pPr>
+      <w:rPr>
+        <w:rFonts w:ascii="Symbol" w:hAnsi="Symbol" w:cs="Symbol" w:hint="default"/>
+      </w:rPr>
+    </w:lvl>
+    <w:lvl w:ilvl="4">
+      <w:start w:val="1"/>
+      <w:numFmt w:val="bullet"/>
+      <w:lvlText w:val=""/>
+      <w:lvlJc w:val="left"/>
+      <w:pPr>
+        <w:tabs>
+          <w:tab w:val="num" w:pos="3545"/>
+        </w:tabs>
+        <w:ind w:left="3545" w:hanging="283"/>
+      </w:pPr>
+      <w:rPr>
+        <w:rFonts w:ascii="Symbol" w:hAnsi="Symbol" w:cs="Symbol" w:hint="default"/>
+      </w:rPr>
+    </w:lvl>
+    <w:lvl w:ilvl="5">
+      <w:start w:val="1"/>
+      <w:numFmt w:val="bullet"/>
+      <w:lvlText w:val=""/>
+      <w:lvlJc w:val="left"/>
+      <w:pPr>
+        <w:tabs>
+          <w:tab w:val="num" w:pos="4254"/>
+        </w:tabs>
+        <w:ind w:left="4254" w:hanging="283"/>
+      </w:pPr>
+      <w:rPr>
+        <w:rFonts w:ascii="Symbol" w:hAnsi="Symbol" w:cs="Symbol" w:hint="default"/>
+      </w:rPr>
+    </w:lvl>
+    <w:lvl w:ilvl="6">
+      <w:start w:val="1"/>
+      <w:numFmt w:val="bullet"/>
+      <w:lvlText w:val=""/>
+      <w:lvlJc w:val="left"/>
+      <w:pPr>
+        <w:tabs>
+          <w:tab w:val="num" w:pos="4963"/>
+        </w:tabs>
+        <w:ind w:left="4963" w:hanging="283"/>
+      </w:pPr>
+      <w:rPr>
+        <w:rFonts w:ascii="Symbol" w:hAnsi="Symbol" w:cs="Symbol" w:hint="default"/>
+      </w:rPr>
+    </w:lvl>
+    <w:lvl w:ilvl="7">
+      <w:start w:val="1"/>
+      <w:numFmt w:val="bullet"/>
+      <w:lvlText w:val=""/>
+      <w:lvlJc w:val="left"/>
+      <w:pPr>
+        <w:tabs>
+          <w:tab w:val="num" w:pos="5672"/>
+        </w:tabs>
+        <w:ind w:left="5672" w:hanging="283"/>
+      </w:pPr>
+      <w:rPr>
+        <w:rFonts w:ascii="Symbol" w:hAnsi="Symbol" w:cs="Symbol" w:hint="default"/>
+      </w:rPr>
+    </w:lvl>
+    <w:lvl w:ilvl="8">
+      <w:start w:val="1"/>
+      <w:numFmt w:val="bullet"/>
+      <w:lvlText w:val=""/>
+      <w:lvlJc w:val="left"/>
+      <w:pPr>
+        <w:tabs>
+          <w:tab w:val="num" w:pos="6381"/>
+        </w:tabs>
+        <w:ind w:left="6381" w:hanging="283"/>
+      </w:pPr>
+      <w:rPr>
+        <w:rFonts w:ascii="Symbol" w:hAnsi="Symbol" w:cs="Symbol" w:hint="default"/>
+      </w:rPr>
+    </w:lvl>
+  </w:abstractNum>
+  <w:abstractNum w:abstractNumId="16">
+    <w:lvl w:ilvl="0">
+      <w:start w:val="1"/>
+      <w:numFmt w:val="bullet"/>
+      <w:lvlText w:val=""/>
+      <w:lvlJc w:val="left"/>
+      <w:pPr>
+        <w:tabs>
+          <w:tab w:val="num" w:pos="709"/>
+        </w:tabs>
+        <w:ind w:left="709" w:hanging="283"/>
+      </w:pPr>
+      <w:rPr>
+        <w:rFonts w:ascii="Symbol" w:hAnsi="Symbol" w:cs="Symbol" w:hint="default"/>
+      </w:rPr>
+    </w:lvl>
+    <w:lvl w:ilvl="1">
+      <w:start w:val="1"/>
+      <w:numFmt w:val="bullet"/>
+      <w:lvlText w:val=""/>
+      <w:lvlJc w:val="left"/>
+      <w:pPr>
+        <w:tabs>
+          <w:tab w:val="num" w:pos="1418"/>
+        </w:tabs>
+        <w:ind w:left="1418" w:hanging="283"/>
+      </w:pPr>
+      <w:rPr>
+        <w:rFonts w:ascii="Symbol" w:hAnsi="Symbol" w:cs="Symbol" w:hint="default"/>
+      </w:rPr>
+    </w:lvl>
+    <w:lvl w:ilvl="2">
+      <w:start w:val="1"/>
+      <w:numFmt w:val="bullet"/>
+      <w:lvlText w:val=""/>
+      <w:lvlJc w:val="left"/>
+      <w:pPr>
+        <w:tabs>
+          <w:tab w:val="num" w:pos="2127"/>
+        </w:tabs>
+        <w:ind w:left="2127" w:hanging="283"/>
+      </w:pPr>
+      <w:rPr>
+        <w:rFonts w:ascii="Symbol" w:hAnsi="Symbol" w:cs="Symbol" w:hint="default"/>
+      </w:rPr>
+    </w:lvl>
+    <w:lvl w:ilvl="3">
+      <w:start w:val="1"/>
+      <w:numFmt w:val="bullet"/>
+      <w:lvlText w:val=""/>
+      <w:lvlJc w:val="left"/>
+      <w:pPr>
+        <w:tabs>
+          <w:tab w:val="num" w:pos="2836"/>
+        </w:tabs>
+        <w:ind w:left="2836" w:hanging="283"/>
+      </w:pPr>
+      <w:rPr>
+        <w:rFonts w:ascii="Symbol" w:hAnsi="Symbol" w:cs="Symbol" w:hint="default"/>
+      </w:rPr>
+    </w:lvl>
+    <w:lvl w:ilvl="4">
+      <w:start w:val="1"/>
+      <w:numFmt w:val="bullet"/>
+      <w:lvlText w:val=""/>
+      <w:lvlJc w:val="left"/>
+      <w:pPr>
+        <w:tabs>
+          <w:tab w:val="num" w:pos="3545"/>
+        </w:tabs>
+        <w:ind w:left="3545" w:hanging="283"/>
+      </w:pPr>
+      <w:rPr>
+        <w:rFonts w:ascii="Symbol" w:hAnsi="Symbol" w:cs="Symbol" w:hint="default"/>
+      </w:rPr>
+    </w:lvl>
+    <w:lvl w:ilvl="5">
+      <w:start w:val="1"/>
+      <w:numFmt w:val="bullet"/>
+      <w:lvlText w:val=""/>
+      <w:lvlJc w:val="left"/>
+      <w:pPr>
+        <w:tabs>
+          <w:tab w:val="num" w:pos="4254"/>
+        </w:tabs>
+        <w:ind w:left="4254" w:hanging="283"/>
+      </w:pPr>
+      <w:rPr>
+        <w:rFonts w:ascii="Symbol" w:hAnsi="Symbol" w:cs="Symbol" w:hint="default"/>
+      </w:rPr>
+    </w:lvl>
+    <w:lvl w:ilvl="6">
+      <w:start w:val="1"/>
+      <w:numFmt w:val="bullet"/>
+      <w:lvlText w:val=""/>
+      <w:lvlJc w:val="left"/>
+      <w:pPr>
+        <w:tabs>
+          <w:tab w:val="num" w:pos="4963"/>
+        </w:tabs>
+        <w:ind w:left="4963" w:hanging="283"/>
+      </w:pPr>
+      <w:rPr>
+        <w:rFonts w:ascii="Symbol" w:hAnsi="Symbol" w:cs="Symbol" w:hint="default"/>
+      </w:rPr>
+    </w:lvl>
+    <w:lvl w:ilvl="7">
+      <w:start w:val="1"/>
+      <w:numFmt w:val="bullet"/>
+      <w:lvlText w:val=""/>
+      <w:lvlJc w:val="left"/>
+      <w:pPr>
+        <w:tabs>
+          <w:tab w:val="num" w:pos="5672"/>
+        </w:tabs>
+        <w:ind w:left="5672" w:hanging="283"/>
+      </w:pPr>
+      <w:rPr>
+        <w:rFonts w:ascii="Symbol" w:hAnsi="Symbol" w:cs="Symbol" w:hint="default"/>
+      </w:rPr>
+    </w:lvl>
+    <w:lvl w:ilvl="8">
+      <w:start w:val="1"/>
+      <w:numFmt w:val="bullet"/>
+      <w:lvlText w:val=""/>
+      <w:lvlJc w:val="left"/>
+      <w:pPr>
+        <w:tabs>
+          <w:tab w:val="num" w:pos="6381"/>
+        </w:tabs>
+        <w:ind w:left="6381" w:hanging="283"/>
+      </w:pPr>
+      <w:rPr>
+        <w:rFonts w:ascii="Symbol" w:hAnsi="Symbol" w:cs="Symbol" w:hint="default"/>
+      </w:rPr>
+    </w:lvl>
+  </w:abstractNum>
+  <w:abstractNum w:abstractNumId="17">
+    <w:lvl w:ilvl="0">
+      <w:start w:val="1"/>
       <w:numFmt w:val="none"/>
       <w:suff w:val="nothing"/>
       <w:lvlText w:val=""/>
@@ -25631,6 +26803,24 @@
   </w:num>
   <w:num w:numId="11">
     <w:abstractNumId w:val="11"/>
+  </w:num>
+  <w:num w:numId="12">
+    <w:abstractNumId w:val="12"/>
+  </w:num>
+  <w:num w:numId="13">
+    <w:abstractNumId w:val="13"/>
+  </w:num>
+  <w:num w:numId="14">
+    <w:abstractNumId w:val="14"/>
+  </w:num>
+  <w:num w:numId="15">
+    <w:abstractNumId w:val="15"/>
+  </w:num>
+  <w:num w:numId="16">
+    <w:abstractNumId w:val="16"/>
+  </w:num>
+  <w:num w:numId="17">
+    <w:abstractNumId w:val="17"/>
   </w:num>
 </w:numbering>
 </file>
@@ -26396,8 +27586,8 @@
       <w:szCs w:val="20"/>
     </w:rPr>
   </w:style>
-  <w:style w:type="character" w:styleId="user" w:customStyle="1">
-    <w:name w:val="Символ концевой сноски (user)"/>
+  <w:style w:type="character" w:styleId="Style15" w:customStyle="1">
+    <w:name w:val="Символ концевой сноски"/>
     <w:uiPriority w:val="99"/>
     <w:semiHidden/>
     <w:unhideWhenUsed/>
@@ -26407,8 +27597,8 @@
       <w:vertAlign w:val="superscript"/>
     </w:rPr>
   </w:style>
-  <w:style w:type="character" w:styleId="Style15" w:customStyle="1">
-    <w:name w:val="Символ концевой сноски"/>
+  <w:style w:type="character" w:styleId="user" w:customStyle="1">
+    <w:name w:val="Символ концевой сноски (user)"/>
     <w:qFormat/>
     <w:rPr>
       <w:vertAlign w:val="superscript"/>
@@ -26462,55 +27652,55 @@
       <w:iCs/>
     </w:rPr>
   </w:style>
-  <w:style w:type="character" w:styleId="user1" w:customStyle="1">
+  <w:style w:type="character" w:styleId="Style16" w:customStyle="1">
+    <w:name w:val="Ссылка указателя"/>
+    <w:qFormat/>
+    <w:rPr/>
+  </w:style>
+  <w:style w:type="character" w:styleId="Style17">
+    <w:name w:val="Маркеры"/>
+    <w:qFormat/>
+    <w:rPr>
+      <w:rFonts w:ascii="OpenSymbol" w:hAnsi="OpenSymbol" w:eastAsia="OpenSymbol" w:cs="OpenSymbol"/>
+    </w:rPr>
+  </w:style>
+  <w:style w:type="character" w:styleId="Style18">
+    <w:name w:val="Символ нумерации"/>
+    <w:qFormat/>
+    <w:rPr/>
+  </w:style>
+  <w:style w:type="character" w:styleId="Style19">
+    <w:name w:val="Исходный текст"/>
+    <w:qFormat/>
+    <w:rPr>
+      <w:rFonts w:ascii="Liberation Mono" w:hAnsi="Liberation Mono" w:eastAsia="Liberation Mono" w:cs="Liberation Mono"/>
+    </w:rPr>
+  </w:style>
+  <w:style w:type="character" w:styleId="user1">
     <w:name w:val="Ссылка указателя (user)"/>
     <w:qFormat/>
     <w:rPr/>
   </w:style>
   <w:style w:type="character" w:styleId="user2">
+    <w:name w:val="Исходный текст (user)"/>
+    <w:qFormat/>
+    <w:rPr>
+      <w:rFonts w:ascii="Liberation Mono" w:hAnsi="Liberation Mono" w:eastAsia="Liberation Mono" w:cs="Liberation Mono"/>
+    </w:rPr>
+  </w:style>
+  <w:style w:type="character" w:styleId="user3">
     <w:name w:val="Маркеры (user)"/>
     <w:qFormat/>
     <w:rPr>
       <w:rFonts w:ascii="OpenSymbol" w:hAnsi="OpenSymbol" w:eastAsia="OpenSymbol" w:cs="OpenSymbol"/>
     </w:rPr>
   </w:style>
-  <w:style w:type="character" w:styleId="user3">
+  <w:style w:type="character" w:styleId="user4">
     <w:name w:val="Символ нумерации (user)"/>
     <w:qFormat/>
     <w:rPr/>
   </w:style>
-  <w:style w:type="character" w:styleId="user4">
-    <w:name w:val="Исходный текст (user)"/>
-    <w:qFormat/>
-    <w:rPr>
-      <w:rFonts w:ascii="Liberation Mono" w:hAnsi="Liberation Mono" w:eastAsia="Liberation Mono" w:cs="Liberation Mono"/>
-    </w:rPr>
-  </w:style>
-  <w:style w:type="character" w:styleId="Style16">
-    <w:name w:val="Ссылка указателя"/>
-    <w:qFormat/>
-    <w:rPr/>
-  </w:style>
-  <w:style w:type="character" w:styleId="Style17">
-    <w:name w:val="Исходный текст"/>
-    <w:qFormat/>
-    <w:rPr>
-      <w:rFonts w:ascii="Liberation Mono" w:hAnsi="Liberation Mono" w:eastAsia="Liberation Mono" w:cs="Liberation Mono"/>
-    </w:rPr>
-  </w:style>
-  <w:style w:type="character" w:styleId="Style18">
-    <w:name w:val="Маркеры"/>
-    <w:qFormat/>
-    <w:rPr>
-      <w:rFonts w:ascii="OpenSymbol" w:hAnsi="OpenSymbol" w:eastAsia="OpenSymbol" w:cs="OpenSymbol"/>
-    </w:rPr>
-  </w:style>
-  <w:style w:type="character" w:styleId="Style19">
-    <w:name w:val="Символ нумерации"/>
-    <w:qFormat/>
-    <w:rPr/>
-  </w:style>
-  <w:style w:type="paragraph" w:styleId="Style20">
+  <w:style w:type="paragraph" w:styleId="Style20" w:customStyle="1">
     <w:name w:val="Заголовок"/>
     <w:basedOn w:val="Normal"/>
     <w:next w:val="BodyText"/>
@@ -26560,7 +27750,7 @@
       <w:szCs w:val="18"/>
     </w:rPr>
   </w:style>
-  <w:style w:type="paragraph" w:styleId="Style21">
+  <w:style w:type="paragraph" w:styleId="Style21" w:customStyle="1">
     <w:name w:val="Указатель"/>
     <w:basedOn w:val="Normal"/>
     <w:qFormat/>
@@ -26571,7 +27761,7 @@
       <w:rFonts w:cs="Noto Sans Devanagari"/>
     </w:rPr>
   </w:style>
-  <w:style w:type="paragraph" w:styleId="user5" w:customStyle="1">
+  <w:style w:type="paragraph" w:styleId="user5">
     <w:name w:val="Заголовок (user)"/>
     <w:basedOn w:val="Normal"/>
     <w:next w:val="BodyText"/>
@@ -26586,7 +27776,7 @@
       <w:szCs w:val="28"/>
     </w:rPr>
   </w:style>
-  <w:style w:type="paragraph" w:styleId="user6" w:customStyle="1">
+  <w:style w:type="paragraph" w:styleId="user6">
     <w:name w:val="Указатель (user)"/>
     <w:basedOn w:val="Normal"/>
     <w:qFormat/>
@@ -26619,7 +27809,7 @@
   </w:style>
   <w:style w:type="paragraph" w:styleId="IndexHeading">
     <w:name w:val="index heading"/>
-    <w:basedOn w:val="user5"/>
+    <w:basedOn w:val="Style20"/>
     <w:pPr/>
     <w:rPr/>
   </w:style>
@@ -26850,6 +28040,13 @@
       <w:szCs w:val="20"/>
     </w:rPr>
   </w:style>
+  <w:style w:type="paragraph" w:styleId="Style22" w:customStyle="1">
+    <w:name w:val="Содержимое врезки"/>
+    <w:basedOn w:val="Normal"/>
+    <w:qFormat/>
+    <w:pPr/>
+    <w:rPr/>
+  </w:style>
   <w:style w:type="paragraph" w:styleId="user7" w:customStyle="1">
     <w:name w:val="Содержимое врезки (user)"/>
     <w:basedOn w:val="Normal"/>
@@ -26857,14 +28054,17 @@
     <w:pPr/>
     <w:rPr/>
   </w:style>
-  <w:style w:type="paragraph" w:styleId="Style22" w:customStyle="1">
-    <w:name w:val="Содержимое врезки"/>
+  <w:style w:type="paragraph" w:styleId="user8" w:customStyle="1">
+    <w:name w:val="Содержимое таблицы (user)"/>
     <w:basedOn w:val="Normal"/>
     <w:qFormat/>
-    <w:pPr/>
+    <w:pPr>
+      <w:widowControl w:val="false"/>
+      <w:suppressLineNumbers/>
+    </w:pPr>
     <w:rPr/>
   </w:style>
-  <w:style w:type="paragraph" w:styleId="Style23" w:customStyle="1">
+  <w:style w:type="paragraph" w:styleId="Style23">
     <w:name w:val="Содержимое таблицы"/>
     <w:basedOn w:val="Normal"/>
     <w:qFormat/>
@@ -26874,15 +28074,18 @@
     </w:pPr>
     <w:rPr/>
   </w:style>
-  <w:style w:type="paragraph" w:styleId="user8">
-    <w:name w:val="Содержимое таблицы (user)"/>
-    <w:basedOn w:val="Normal"/>
+  <w:style w:type="paragraph" w:styleId="Style24">
+    <w:name w:val="Заголовок таблицы"/>
+    <w:basedOn w:val="Style23"/>
     <w:qFormat/>
     <w:pPr>
-      <w:widowControl w:val="false"/>
       <w:suppressLineNumbers/>
+      <w:jc w:val="center"/>
     </w:pPr>
-    <w:rPr/>
+    <w:rPr>
+      <w:b/>
+      <w:bCs/>
+    </w:rPr>
   </w:style>
   <w:style w:type="paragraph" w:styleId="user9">
     <w:name w:val="Заголовок таблицы (user)"/>
@@ -26897,18 +28100,45 @@
       <w:bCs/>
     </w:rPr>
   </w:style>
-  <w:style w:type="paragraph" w:styleId="Style24">
-    <w:name w:val="Заголовок таблицы"/>
-    <w:basedOn w:val="Style23"/>
+  <w:style w:type="paragraph" w:styleId="user10">
+    <w:name w:val="Горизонтальная линия (user)"/>
+    <w:basedOn w:val="Normal"/>
+    <w:next w:val="BodyText"/>
     <w:qFormat/>
     <w:pPr>
       <w:suppressLineNumbers/>
-      <w:jc w:val="center"/>
+      <w:pBdr>
+        <w:bottom w:val="double" w:sz="2" w:space="0" w:color="808080"/>
+      </w:pBdr>
+      <w:spacing w:before="0" w:after="283"/>
     </w:pPr>
     <w:rPr>
-      <w:b/>
-      <w:bCs/>
+      <w:sz w:val="12"/>
+      <w:szCs w:val="12"/>
     </w:rPr>
+  </w:style>
+  <w:style w:type="paragraph" w:styleId="user11">
+    <w:name w:val="Текст в заданном формате (user)"/>
+    <w:basedOn w:val="Normal"/>
+    <w:qFormat/>
+    <w:pPr>
+      <w:spacing w:before="0" w:after="0"/>
+    </w:pPr>
+    <w:rPr>
+      <w:rFonts w:ascii="Liberation Mono" w:hAnsi="Liberation Mono" w:eastAsia="Liberation Mono" w:cs="Liberation Mono"/>
+      <w:sz w:val="20"/>
+      <w:szCs w:val="20"/>
+    </w:rPr>
+  </w:style>
+  <w:style w:type="paragraph" w:styleId="user12">
+    <w:name w:val="Блочная цитата (user)"/>
+    <w:basedOn w:val="Normal"/>
+    <w:qFormat/>
+    <w:pPr>
+      <w:spacing w:before="0" w:after="283"/>
+      <w:ind w:hanging="0" w:left="567" w:right="567"/>
+    </w:pPr>
+    <w:rPr/>
   </w:style>
   <w:style w:type="paragraph" w:styleId="Style25">
     <w:name w:val="Горизонтальная линия"/>
@@ -26927,38 +28157,15 @@
       <w:szCs w:val="12"/>
     </w:rPr>
   </w:style>
-  <w:style w:type="paragraph" w:styleId="Style26">
-    <w:name w:val="Текст в заданном формате"/>
-    <w:basedOn w:val="Normal"/>
-    <w:qFormat/>
-    <w:pPr>
-      <w:spacing w:before="0" w:after="0"/>
-    </w:pPr>
-    <w:rPr>
-      <w:rFonts w:ascii="Liberation Mono" w:hAnsi="Liberation Mono" w:eastAsia="Liberation Mono" w:cs="Liberation Mono"/>
-      <w:sz w:val="20"/>
-      <w:szCs w:val="20"/>
-    </w:rPr>
-  </w:style>
-  <w:style w:type="paragraph" w:styleId="Style27">
-    <w:name w:val="Блочная цитата"/>
-    <w:basedOn w:val="Normal"/>
-    <w:qFormat/>
-    <w:pPr>
-      <w:spacing w:before="0" w:after="283"/>
-      <w:ind w:hanging="0" w:left="567" w:right="567"/>
-    </w:pPr>
-    <w:rPr/>
-  </w:style>
-  <w:style w:type="numbering" w:styleId="user10" w:customStyle="1">
-    <w:name w:val="Без списка (user)"/>
+  <w:style w:type="numbering" w:styleId="Style26" w:customStyle="1">
+    <w:name w:val="Без списка"/>
     <w:uiPriority w:val="99"/>
     <w:semiHidden/>
     <w:unhideWhenUsed/>
     <w:qFormat/>
   </w:style>
-  <w:style w:type="numbering" w:styleId="user11">
-    <w:name w:val="Маркированный • (user)"/>
+  <w:style w:type="numbering" w:styleId="Style27">
+    <w:name w:val="Маркированный •"/>
     <w:qFormat/>
   </w:style>
   <w:style w:type="table" w:default="1" w:styleId="a1">
